--- a/Лабораторна_робота_1_експертна_система.docx
+++ b/Лабораторна_робота_1_експертна_система.docx
@@ -113,6 +113,813 @@
         <w:br w:type="page"/>
       </w:r>
     </w:p>
+    <w:sdt>
+      <w:sdtPr>
+        <w:id w:val="1192414356"/>
+        <w:docPartObj>
+          <w:docPartGallery w:val="Table of Contents"/>
+          <w:docPartUnique/>
+        </w:docPartObj>
+      </w:sdtPr>
+      <w:sdtEndPr>
+        <w:rPr>
+          <w:rFonts w:ascii="Times New Roman" w:eastAsia="Times New Roman" w:hAnsi="Times New Roman" w:cstheme="minorBidi"/>
+          <w:caps w:val="0"/>
+          <w:noProof/>
+          <w:color w:val="auto"/>
+          <w:szCs w:val="22"/>
+        </w:rPr>
+      </w:sdtEndPr>
+      <w:sdtContent>
+        <w:p>
+          <w:pPr>
+            <w:pStyle w:val="TOCHeading"/>
+          </w:pPr>
+          <w:r>
+            <w:t>Contents</w:t>
+          </w:r>
+        </w:p>
+        <w:p>
+          <w:pPr>
+            <w:pStyle w:val="TOC1"/>
+            <w:tabs>
+              <w:tab w:val="right" w:leader="dot" w:pos="9963"/>
+            </w:tabs>
+            <w:rPr>
+              <w:rFonts w:asciiTheme="minorHAnsi" w:eastAsiaTheme="minorEastAsia" w:hAnsiTheme="minorHAnsi"/>
+              <w:noProof/>
+              <w:kern w:val="2"/>
+              <w:sz w:val="24"/>
+              <w:szCs w:val="24"/>
+              <w:lang w:eastAsia="ja-JP"/>
+              <w14:ligatures w14:val="standardContextual"/>
+            </w:rPr>
+          </w:pPr>
+          <w:r>
+            <w:fldChar w:fldCharType="begin"/>
+          </w:r>
+          <w:r>
+            <w:instrText xml:space="preserve"> TOC \o "1-3" \h \z \u </w:instrText>
+          </w:r>
+          <w:r>
+            <w:fldChar w:fldCharType="separate"/>
+          </w:r>
+          <w:hyperlink w:anchor="_Toc240967918" w:history="1">
+            <w:r>
+              <w:rPr>
+                <w:rStyle w:val="Hyperlink"/>
+                <w:noProof/>
+                <w:lang w:val="uk-UA"/>
+              </w:rPr>
+              <w:t>1. Мета роботи</w:t>
+            </w:r>
+            <w:r>
+              <w:rPr>
+                <w:noProof/>
+                <w:webHidden/>
+              </w:rPr>
+              <w:tab/>
+            </w:r>
+            <w:r>
+              <w:rPr>
+                <w:noProof/>
+                <w:webHidden/>
+              </w:rPr>
+              <w:fldChar w:fldCharType="begin"/>
+            </w:r>
+            <w:r>
+              <w:rPr>
+                <w:noProof/>
+                <w:webHidden/>
+              </w:rPr>
+              <w:instrText xml:space="preserve"> PAGEREF _Toc240967918 \h </w:instrText>
+            </w:r>
+            <w:r>
+              <w:rPr>
+                <w:noProof/>
+                <w:webHidden/>
+              </w:rPr>
+            </w:r>
+            <w:r>
+              <w:rPr>
+                <w:noProof/>
+                <w:webHidden/>
+              </w:rPr>
+              <w:fldChar w:fldCharType="separate"/>
+            </w:r>
+            <w:r>
+              <w:rPr>
+                <w:noProof/>
+                <w:webHidden/>
+              </w:rPr>
+              <w:t>3</w:t>
+            </w:r>
+            <w:r>
+              <w:rPr>
+                <w:noProof/>
+                <w:webHidden/>
+              </w:rPr>
+              <w:fldChar w:fldCharType="end"/>
+            </w:r>
+          </w:hyperlink>
+        </w:p>
+        <w:p>
+          <w:pPr>
+            <w:pStyle w:val="TOC1"/>
+            <w:tabs>
+              <w:tab w:val="right" w:leader="dot" w:pos="9963"/>
+            </w:tabs>
+            <w:rPr>
+              <w:rFonts w:asciiTheme="minorHAnsi" w:eastAsiaTheme="minorEastAsia" w:hAnsiTheme="minorHAnsi"/>
+              <w:noProof/>
+              <w:kern w:val="2"/>
+              <w:sz w:val="24"/>
+              <w:szCs w:val="24"/>
+              <w:lang w:eastAsia="ja-JP"/>
+              <w14:ligatures w14:val="standardContextual"/>
+            </w:rPr>
+          </w:pPr>
+          <w:hyperlink w:anchor="_Toc240967919" w:history="1">
+            <w:r>
+              <w:rPr>
+                <w:rStyle w:val="Hyperlink"/>
+                <w:noProof/>
+                <w:lang w:val="uk-UA"/>
+              </w:rPr>
+              <w:t>2. Постановка завдання</w:t>
+            </w:r>
+            <w:r>
+              <w:rPr>
+                <w:noProof/>
+                <w:webHidden/>
+              </w:rPr>
+              <w:tab/>
+            </w:r>
+            <w:r>
+              <w:rPr>
+                <w:noProof/>
+                <w:webHidden/>
+              </w:rPr>
+              <w:fldChar w:fldCharType="begin"/>
+            </w:r>
+            <w:r>
+              <w:rPr>
+                <w:noProof/>
+                <w:webHidden/>
+              </w:rPr>
+              <w:instrText xml:space="preserve"> PAGEREF _Toc240967919 \h </w:instrText>
+            </w:r>
+            <w:r>
+              <w:rPr>
+                <w:noProof/>
+                <w:webHidden/>
+              </w:rPr>
+            </w:r>
+            <w:r>
+              <w:rPr>
+                <w:noProof/>
+                <w:webHidden/>
+              </w:rPr>
+              <w:fldChar w:fldCharType="separate"/>
+            </w:r>
+            <w:r>
+              <w:rPr>
+                <w:noProof/>
+                <w:webHidden/>
+              </w:rPr>
+              <w:t>4</w:t>
+            </w:r>
+            <w:r>
+              <w:rPr>
+                <w:noProof/>
+                <w:webHidden/>
+              </w:rPr>
+              <w:fldChar w:fldCharType="end"/>
+            </w:r>
+          </w:hyperlink>
+        </w:p>
+        <w:p>
+          <w:pPr>
+            <w:pStyle w:val="TOC1"/>
+            <w:tabs>
+              <w:tab w:val="right" w:leader="dot" w:pos="9963"/>
+            </w:tabs>
+            <w:rPr>
+              <w:rFonts w:asciiTheme="minorHAnsi" w:eastAsiaTheme="minorEastAsia" w:hAnsiTheme="minorHAnsi"/>
+              <w:noProof/>
+              <w:kern w:val="2"/>
+              <w:sz w:val="24"/>
+              <w:szCs w:val="24"/>
+              <w:lang w:eastAsia="ja-JP"/>
+              <w14:ligatures w14:val="standardContextual"/>
+            </w:rPr>
+          </w:pPr>
+          <w:hyperlink w:anchor="_Toc240967920" w:history="1">
+            <w:r>
+              <w:rPr>
+                <w:rStyle w:val="Hyperlink"/>
+                <w:noProof/>
+                <w:lang w:val="uk-UA"/>
+              </w:rPr>
+              <w:t>3. Короткі теоретичні відомості</w:t>
+            </w:r>
+            <w:r>
+              <w:rPr>
+                <w:noProof/>
+                <w:webHidden/>
+              </w:rPr>
+              <w:tab/>
+            </w:r>
+            <w:r>
+              <w:rPr>
+                <w:noProof/>
+                <w:webHidden/>
+              </w:rPr>
+              <w:fldChar w:fldCharType="begin"/>
+            </w:r>
+            <w:r>
+              <w:rPr>
+                <w:noProof/>
+                <w:webHidden/>
+              </w:rPr>
+              <w:instrText xml:space="preserve"> PAGEREF _Toc240967920 \h </w:instrText>
+            </w:r>
+            <w:r>
+              <w:rPr>
+                <w:noProof/>
+                <w:webHidden/>
+              </w:rPr>
+            </w:r>
+            <w:r>
+              <w:rPr>
+                <w:noProof/>
+                <w:webHidden/>
+              </w:rPr>
+              <w:fldChar w:fldCharType="separate"/>
+            </w:r>
+            <w:r>
+              <w:rPr>
+                <w:noProof/>
+                <w:webHidden/>
+              </w:rPr>
+              <w:t>5</w:t>
+            </w:r>
+            <w:r>
+              <w:rPr>
+                <w:noProof/>
+                <w:webHidden/>
+              </w:rPr>
+              <w:fldChar w:fldCharType="end"/>
+            </w:r>
+          </w:hyperlink>
+        </w:p>
+        <w:p>
+          <w:pPr>
+            <w:pStyle w:val="TOC1"/>
+            <w:tabs>
+              <w:tab w:val="right" w:leader="dot" w:pos="9963"/>
+            </w:tabs>
+            <w:rPr>
+              <w:rFonts w:asciiTheme="minorHAnsi" w:eastAsiaTheme="minorEastAsia" w:hAnsiTheme="minorHAnsi"/>
+              <w:noProof/>
+              <w:kern w:val="2"/>
+              <w:sz w:val="24"/>
+              <w:szCs w:val="24"/>
+              <w:lang w:eastAsia="ja-JP"/>
+              <w14:ligatures w14:val="standardContextual"/>
+            </w:rPr>
+          </w:pPr>
+          <w:hyperlink w:anchor="_Toc240967921" w:history="1">
+            <w:r>
+              <w:rPr>
+                <w:rStyle w:val="Hyperlink"/>
+                <w:noProof/>
+                <w:lang w:val="uk-UA"/>
+              </w:rPr>
+              <w:t>4. Опис предметної області</w:t>
+            </w:r>
+            <w:r>
+              <w:rPr>
+                <w:noProof/>
+                <w:webHidden/>
+              </w:rPr>
+              <w:tab/>
+            </w:r>
+            <w:r>
+              <w:rPr>
+                <w:noProof/>
+                <w:webHidden/>
+              </w:rPr>
+              <w:fldChar w:fldCharType="begin"/>
+            </w:r>
+            <w:r>
+              <w:rPr>
+                <w:noProof/>
+                <w:webHidden/>
+              </w:rPr>
+              <w:instrText xml:space="preserve"> PAGEREF _Toc240967921 \h </w:instrText>
+            </w:r>
+            <w:r>
+              <w:rPr>
+                <w:noProof/>
+                <w:webHidden/>
+              </w:rPr>
+            </w:r>
+            <w:r>
+              <w:rPr>
+                <w:noProof/>
+                <w:webHidden/>
+              </w:rPr>
+              <w:fldChar w:fldCharType="separate"/>
+            </w:r>
+            <w:r>
+              <w:rPr>
+                <w:noProof/>
+                <w:webHidden/>
+              </w:rPr>
+              <w:t>6</w:t>
+            </w:r>
+            <w:r>
+              <w:rPr>
+                <w:noProof/>
+                <w:webHidden/>
+              </w:rPr>
+              <w:fldChar w:fldCharType="end"/>
+            </w:r>
+          </w:hyperlink>
+        </w:p>
+        <w:p>
+          <w:pPr>
+            <w:pStyle w:val="TOC1"/>
+            <w:tabs>
+              <w:tab w:val="right" w:leader="dot" w:pos="9963"/>
+            </w:tabs>
+            <w:rPr>
+              <w:rFonts w:asciiTheme="minorHAnsi" w:eastAsiaTheme="minorEastAsia" w:hAnsiTheme="minorHAnsi"/>
+              <w:noProof/>
+              <w:kern w:val="2"/>
+              <w:sz w:val="24"/>
+              <w:szCs w:val="24"/>
+              <w:lang w:eastAsia="ja-JP"/>
+              <w14:ligatures w14:val="standardContextual"/>
+            </w:rPr>
+          </w:pPr>
+          <w:hyperlink w:anchor="_Toc240967922" w:history="1">
+            <w:r>
+              <w:rPr>
+                <w:rStyle w:val="Hyperlink"/>
+                <w:noProof/>
+                <w:lang w:val="uk-UA"/>
+              </w:rPr>
+              <w:t>5. База знань продукційного типу</w:t>
+            </w:r>
+            <w:r>
+              <w:rPr>
+                <w:noProof/>
+                <w:webHidden/>
+              </w:rPr>
+              <w:tab/>
+            </w:r>
+            <w:r>
+              <w:rPr>
+                <w:noProof/>
+                <w:webHidden/>
+              </w:rPr>
+              <w:fldChar w:fldCharType="begin"/>
+            </w:r>
+            <w:r>
+              <w:rPr>
+                <w:noProof/>
+                <w:webHidden/>
+              </w:rPr>
+              <w:instrText xml:space="preserve"> PAGEREF _Toc240967922 \h </w:instrText>
+            </w:r>
+            <w:r>
+              <w:rPr>
+                <w:noProof/>
+                <w:webHidden/>
+              </w:rPr>
+            </w:r>
+            <w:r>
+              <w:rPr>
+                <w:noProof/>
+                <w:webHidden/>
+              </w:rPr>
+              <w:fldChar w:fldCharType="separate"/>
+            </w:r>
+            <w:r>
+              <w:rPr>
+                <w:noProof/>
+                <w:webHidden/>
+              </w:rPr>
+              <w:t>7</w:t>
+            </w:r>
+            <w:r>
+              <w:rPr>
+                <w:noProof/>
+                <w:webHidden/>
+              </w:rPr>
+              <w:fldChar w:fldCharType="end"/>
+            </w:r>
+          </w:hyperlink>
+        </w:p>
+        <w:p>
+          <w:pPr>
+            <w:pStyle w:val="TOC1"/>
+            <w:tabs>
+              <w:tab w:val="right" w:leader="dot" w:pos="9963"/>
+            </w:tabs>
+            <w:rPr>
+              <w:rFonts w:asciiTheme="minorHAnsi" w:eastAsiaTheme="minorEastAsia" w:hAnsiTheme="minorHAnsi"/>
+              <w:noProof/>
+              <w:kern w:val="2"/>
+              <w:sz w:val="24"/>
+              <w:szCs w:val="24"/>
+              <w:lang w:eastAsia="ja-JP"/>
+              <w14:ligatures w14:val="standardContextual"/>
+            </w:rPr>
+          </w:pPr>
+          <w:hyperlink w:anchor="_Toc240967923" w:history="1">
+            <w:r>
+              <w:rPr>
+                <w:rStyle w:val="Hyperlink"/>
+                <w:noProof/>
+                <w:lang w:val="uk-UA"/>
+              </w:rPr>
+              <w:t>6. Структури даних і алгоритм прямого виведення</w:t>
+            </w:r>
+            <w:r>
+              <w:rPr>
+                <w:noProof/>
+                <w:webHidden/>
+              </w:rPr>
+              <w:tab/>
+            </w:r>
+            <w:r>
+              <w:rPr>
+                <w:noProof/>
+                <w:webHidden/>
+              </w:rPr>
+              <w:fldChar w:fldCharType="begin"/>
+            </w:r>
+            <w:r>
+              <w:rPr>
+                <w:noProof/>
+                <w:webHidden/>
+              </w:rPr>
+              <w:instrText xml:space="preserve"> PAGEREF _Toc240967923 \h </w:instrText>
+            </w:r>
+            <w:r>
+              <w:rPr>
+                <w:noProof/>
+                <w:webHidden/>
+              </w:rPr>
+            </w:r>
+            <w:r>
+              <w:rPr>
+                <w:noProof/>
+                <w:webHidden/>
+              </w:rPr>
+              <w:fldChar w:fldCharType="separate"/>
+            </w:r>
+            <w:r>
+              <w:rPr>
+                <w:noProof/>
+                <w:webHidden/>
+              </w:rPr>
+              <w:t>8</w:t>
+            </w:r>
+            <w:r>
+              <w:rPr>
+                <w:noProof/>
+                <w:webHidden/>
+              </w:rPr>
+              <w:fldChar w:fldCharType="end"/>
+            </w:r>
+          </w:hyperlink>
+        </w:p>
+        <w:p>
+          <w:pPr>
+            <w:pStyle w:val="TOC1"/>
+            <w:tabs>
+              <w:tab w:val="right" w:leader="dot" w:pos="9963"/>
+            </w:tabs>
+            <w:rPr>
+              <w:rFonts w:asciiTheme="minorHAnsi" w:eastAsiaTheme="minorEastAsia" w:hAnsiTheme="minorHAnsi"/>
+              <w:noProof/>
+              <w:kern w:val="2"/>
+              <w:sz w:val="24"/>
+              <w:szCs w:val="24"/>
+              <w:lang w:eastAsia="ja-JP"/>
+              <w14:ligatures w14:val="standardContextual"/>
+            </w:rPr>
+          </w:pPr>
+          <w:hyperlink w:anchor="_Toc240967924" w:history="1">
+            <w:r>
+              <w:rPr>
+                <w:rStyle w:val="Hyperlink"/>
+                <w:noProof/>
+                <w:lang w:val="uk-UA"/>
+              </w:rPr>
+              <w:t>7. Програмна реалізація мовою Python</w:t>
+            </w:r>
+            <w:r>
+              <w:rPr>
+                <w:noProof/>
+                <w:webHidden/>
+              </w:rPr>
+              <w:tab/>
+            </w:r>
+            <w:r>
+              <w:rPr>
+                <w:noProof/>
+                <w:webHidden/>
+              </w:rPr>
+              <w:fldChar w:fldCharType="begin"/>
+            </w:r>
+            <w:r>
+              <w:rPr>
+                <w:noProof/>
+                <w:webHidden/>
+              </w:rPr>
+              <w:instrText xml:space="preserve"> PAGEREF _Toc240967924 \h </w:instrText>
+            </w:r>
+            <w:r>
+              <w:rPr>
+                <w:noProof/>
+                <w:webHidden/>
+              </w:rPr>
+            </w:r>
+            <w:r>
+              <w:rPr>
+                <w:noProof/>
+                <w:webHidden/>
+              </w:rPr>
+              <w:fldChar w:fldCharType="separate"/>
+            </w:r>
+            <w:r>
+              <w:rPr>
+                <w:noProof/>
+                <w:webHidden/>
+              </w:rPr>
+              <w:t>9</w:t>
+            </w:r>
+            <w:r>
+              <w:rPr>
+                <w:noProof/>
+                <w:webHidden/>
+              </w:rPr>
+              <w:fldChar w:fldCharType="end"/>
+            </w:r>
+          </w:hyperlink>
+        </w:p>
+        <w:p>
+          <w:pPr>
+            <w:pStyle w:val="TOC1"/>
+            <w:tabs>
+              <w:tab w:val="right" w:leader="dot" w:pos="9963"/>
+            </w:tabs>
+            <w:rPr>
+              <w:rFonts w:asciiTheme="minorHAnsi" w:eastAsiaTheme="minorEastAsia" w:hAnsiTheme="minorHAnsi"/>
+              <w:noProof/>
+              <w:kern w:val="2"/>
+              <w:sz w:val="24"/>
+              <w:szCs w:val="24"/>
+              <w:lang w:eastAsia="ja-JP"/>
+              <w14:ligatures w14:val="standardContextual"/>
+            </w:rPr>
+          </w:pPr>
+          <w:hyperlink w:anchor="_Toc240967925" w:history="1">
+            <w:r>
+              <w:rPr>
+                <w:rStyle w:val="Hyperlink"/>
+                <w:noProof/>
+                <w:lang w:val="uk-UA"/>
+              </w:rPr>
+              <w:t>8. Перевірка роботи експертної системи</w:t>
+            </w:r>
+            <w:r>
+              <w:rPr>
+                <w:noProof/>
+                <w:webHidden/>
+              </w:rPr>
+              <w:tab/>
+            </w:r>
+            <w:r>
+              <w:rPr>
+                <w:noProof/>
+                <w:webHidden/>
+              </w:rPr>
+              <w:fldChar w:fldCharType="begin"/>
+            </w:r>
+            <w:r>
+              <w:rPr>
+                <w:noProof/>
+                <w:webHidden/>
+              </w:rPr>
+              <w:instrText xml:space="preserve"> PAGEREF _Toc240967925 \h </w:instrText>
+            </w:r>
+            <w:r>
+              <w:rPr>
+                <w:noProof/>
+                <w:webHidden/>
+              </w:rPr>
+            </w:r>
+            <w:r>
+              <w:rPr>
+                <w:noProof/>
+                <w:webHidden/>
+              </w:rPr>
+              <w:fldChar w:fldCharType="separate"/>
+            </w:r>
+            <w:r>
+              <w:rPr>
+                <w:noProof/>
+                <w:webHidden/>
+              </w:rPr>
+              <w:t>12</w:t>
+            </w:r>
+            <w:r>
+              <w:rPr>
+                <w:noProof/>
+                <w:webHidden/>
+              </w:rPr>
+              <w:fldChar w:fldCharType="end"/>
+            </w:r>
+          </w:hyperlink>
+        </w:p>
+        <w:p>
+          <w:pPr>
+            <w:pStyle w:val="TOC1"/>
+            <w:tabs>
+              <w:tab w:val="right" w:leader="dot" w:pos="9963"/>
+            </w:tabs>
+            <w:rPr>
+              <w:rFonts w:asciiTheme="minorHAnsi" w:eastAsiaTheme="minorEastAsia" w:hAnsiTheme="minorHAnsi"/>
+              <w:noProof/>
+              <w:kern w:val="2"/>
+              <w:sz w:val="24"/>
+              <w:szCs w:val="24"/>
+              <w:lang w:eastAsia="ja-JP"/>
+              <w14:ligatures w14:val="standardContextual"/>
+            </w:rPr>
+          </w:pPr>
+          <w:hyperlink w:anchor="_Toc240967926" w:history="1">
+            <w:r>
+              <w:rPr>
+                <w:rStyle w:val="Hyperlink"/>
+                <w:noProof/>
+                <w:lang w:val="uk-UA"/>
+              </w:rPr>
+              <w:t>9. Аналіз результатів</w:t>
+            </w:r>
+            <w:r>
+              <w:rPr>
+                <w:noProof/>
+                <w:webHidden/>
+              </w:rPr>
+              <w:tab/>
+            </w:r>
+            <w:r>
+              <w:rPr>
+                <w:noProof/>
+                <w:webHidden/>
+              </w:rPr>
+              <w:fldChar w:fldCharType="begin"/>
+            </w:r>
+            <w:r>
+              <w:rPr>
+                <w:noProof/>
+                <w:webHidden/>
+              </w:rPr>
+              <w:instrText xml:space="preserve"> PAGEREF _Toc240967926 \h </w:instrText>
+            </w:r>
+            <w:r>
+              <w:rPr>
+                <w:noProof/>
+                <w:webHidden/>
+              </w:rPr>
+            </w:r>
+            <w:r>
+              <w:rPr>
+                <w:noProof/>
+                <w:webHidden/>
+              </w:rPr>
+              <w:fldChar w:fldCharType="separate"/>
+            </w:r>
+            <w:r>
+              <w:rPr>
+                <w:noProof/>
+                <w:webHidden/>
+              </w:rPr>
+              <w:t>13</w:t>
+            </w:r>
+            <w:r>
+              <w:rPr>
+                <w:noProof/>
+                <w:webHidden/>
+              </w:rPr>
+              <w:fldChar w:fldCharType="end"/>
+            </w:r>
+          </w:hyperlink>
+        </w:p>
+        <w:p>
+          <w:pPr>
+            <w:pStyle w:val="TOC1"/>
+            <w:tabs>
+              <w:tab w:val="right" w:leader="dot" w:pos="9963"/>
+            </w:tabs>
+            <w:rPr>
+              <w:rFonts w:asciiTheme="minorHAnsi" w:eastAsiaTheme="minorEastAsia" w:hAnsiTheme="minorHAnsi"/>
+              <w:noProof/>
+              <w:kern w:val="2"/>
+              <w:sz w:val="24"/>
+              <w:szCs w:val="24"/>
+              <w:lang w:eastAsia="ja-JP"/>
+              <w14:ligatures w14:val="standardContextual"/>
+            </w:rPr>
+          </w:pPr>
+          <w:hyperlink w:anchor="_Toc240967927" w:history="1">
+            <w:r>
+              <w:rPr>
+                <w:rStyle w:val="Hyperlink"/>
+                <w:noProof/>
+                <w:lang w:val="uk-UA"/>
+              </w:rPr>
+              <w:t>10. Висновки</w:t>
+            </w:r>
+            <w:r>
+              <w:rPr>
+                <w:noProof/>
+                <w:webHidden/>
+              </w:rPr>
+              <w:tab/>
+            </w:r>
+            <w:r>
+              <w:rPr>
+                <w:noProof/>
+                <w:webHidden/>
+              </w:rPr>
+              <w:fldChar w:fldCharType="begin"/>
+            </w:r>
+            <w:r>
+              <w:rPr>
+                <w:noProof/>
+                <w:webHidden/>
+              </w:rPr>
+              <w:instrText xml:space="preserve"> PAGEREF _Toc240967927 \h </w:instrText>
+            </w:r>
+            <w:r>
+              <w:rPr>
+                <w:noProof/>
+                <w:webHidden/>
+              </w:rPr>
+            </w:r>
+            <w:r>
+              <w:rPr>
+                <w:noProof/>
+                <w:webHidden/>
+              </w:rPr>
+              <w:fldChar w:fldCharType="separate"/>
+            </w:r>
+            <w:r>
+              <w:rPr>
+                <w:noProof/>
+                <w:webHidden/>
+              </w:rPr>
+              <w:t>13</w:t>
+            </w:r>
+            <w:r>
+              <w:rPr>
+                <w:noProof/>
+                <w:webHidden/>
+              </w:rPr>
+              <w:fldChar w:fldCharType="end"/>
+            </w:r>
+          </w:hyperlink>
+        </w:p>
+        <w:p>
+          <w:r>
+            <w:rPr>
+              <w:b/>
+              <w:bCs/>
+              <w:noProof/>
+            </w:rPr>
+            <w:fldChar w:fldCharType="end"/>
+          </w:r>
+        </w:p>
+      </w:sdtContent>
+    </w:sdt>
+    <w:p>
+      <w:pPr>
+        <w:spacing w:after="200" w:line="276" w:lineRule="auto"/>
+        <w:ind w:firstLine="0"/>
+        <w:jc w:val="left"/>
+        <w:rPr>
+          <w:lang w:val="uk-UA"/>
+        </w:rPr>
+      </w:pPr>
+    </w:p>
     <w:p>
       <w:pPr>
         <w:pStyle w:val="Heading1"/>
@@ -122,6 +929,7 @@
           <w:lang w:val="uk-UA"/>
         </w:rPr>
       </w:pPr>
+      <w:bookmarkStart w:id="0" w:name="_Toc240967918"/>
       <w:r>
         <w:rPr>
           <w:lang w:val="uk-UA"/>
@@ -129,6 +937,7 @@
         <w:lastRenderedPageBreak/>
         <w:t>1. Мета роботи</w:t>
       </w:r>
+      <w:bookmarkEnd w:id="0"/>
     </w:p>
     <w:p>
       <w:pPr>
@@ -180,6 +989,7 @@
           <w:lang w:val="uk-UA"/>
         </w:rPr>
       </w:pPr>
+      <w:bookmarkStart w:id="1" w:name="_Toc240967919"/>
       <w:r>
         <w:rPr>
           <w:lang w:val="uk-UA"/>
@@ -187,6 +997,7 @@
         <w:lastRenderedPageBreak/>
         <w:t>2. Постановка завдання</w:t>
       </w:r>
+      <w:bookmarkEnd w:id="1"/>
     </w:p>
     <w:p>
       <w:pPr>
@@ -224,6 +1035,7 @@
           <w:lang w:val="uk-UA"/>
         </w:rPr>
       </w:pPr>
+      <w:bookmarkStart w:id="2" w:name="_Toc240967920"/>
       <w:r>
         <w:rPr>
           <w:lang w:val="uk-UA"/>
@@ -231,6 +1043,7 @@
         <w:lastRenderedPageBreak/>
         <w:t>3. Короткі теоретичні відомості</w:t>
       </w:r>
+      <w:bookmarkEnd w:id="2"/>
     </w:p>
     <w:p>
       <w:pPr>
@@ -288,34 +1101,6 @@
           <w:lang w:val="uk-UA"/>
         </w:rPr>
         <w:t>.</w:t>
-      </w:r>
-    </w:p>
-    <w:p>
-      <w:pPr>
-        <w:spacing w:before="60" w:after="120"/>
-        <w:ind w:firstLine="0"/>
-        <w:jc w:val="center"/>
-        <w:rPr>
-          <w:rFonts w:eastAsiaTheme="minorEastAsia"/>
-          <w:lang w:val="uk-UA" w:eastAsia="ja-JP"/>
-        </w:rPr>
-      </w:pPr>
-    </w:p>
-    <w:p>
-      <w:pPr>
-        <w:pStyle w:val="Heading1"/>
-        <w:pageBreakBefore/>
-        <w:spacing w:before="0" w:after="420"/>
-        <w:rPr>
-          <w:lang w:val="uk-UA"/>
-        </w:rPr>
-      </w:pPr>
-      <w:r>
-        <w:rPr>
-          <w:lang w:val="uk-UA"/>
-        </w:rPr>
-        <w:lastRenderedPageBreak/>
-        <w:t>4. Опис предметної області</w:t>
       </w:r>
     </w:p>
     <w:p>
@@ -336,7 +1121,7 @@
           <w:lang w:eastAsia="en-US"/>
         </w:rPr>
         <w:drawing>
-          <wp:inline distT="0" distB="0" distL="0" distR="0" wp14:anchorId="3013D0F5" wp14:editId="034420EC">
+          <wp:inline distT="0" distB="0" distL="0" distR="0" wp14:anchorId="26A818AE" wp14:editId="19C79997">
             <wp:extent cx="4735831" cy="2095500"/>
             <wp:effectExtent l="0" t="0" r="7620" b="0"/>
             <wp:docPr id="4" name="Рисунок 3"/>
@@ -385,16 +1170,22 @@
           <w:lang w:eastAsia="ja-JP"/>
         </w:rPr>
       </w:pPr>
-      <w:bookmarkStart w:id="0" w:name="_Ref1630920"/>
-      <w:r>
-        <w:t>Рисунок 1.</w:t>
-      </w:r>
-      <w:bookmarkEnd w:id="0"/>
-      <w:r>
-        <w:t>1</w:t>
-      </w:r>
-      <w:r>
-        <w:t xml:space="preserve"> – </w:t>
+      <w:bookmarkStart w:id="3" w:name="_Ref1630920"/>
+      <w:r>
+        <w:t xml:space="preserve">Рисунок </w:t>
+      </w:r>
+      <w:r>
+        <w:rPr>
+          <w:lang w:val="en-US"/>
+        </w:rPr>
+        <w:t>3</w:t>
+      </w:r>
+      <w:r>
+        <w:t>.</w:t>
+      </w:r>
+      <w:bookmarkEnd w:id="3"/>
+      <w:r>
+        <w:t xml:space="preserve">1 – </w:t>
       </w:r>
       <w:r>
         <w:rPr>
@@ -405,6 +1196,36 @@
     </w:p>
     <w:p>
       <w:pPr>
+        <w:spacing w:before="60" w:after="120"/>
+        <w:ind w:firstLine="0"/>
+        <w:jc w:val="center"/>
+        <w:rPr>
+          <w:rFonts w:eastAsiaTheme="minorEastAsia"/>
+          <w:lang w:val="uk-UA" w:eastAsia="ja-JP"/>
+        </w:rPr>
+      </w:pPr>
+    </w:p>
+    <w:p>
+      <w:pPr>
+        <w:pStyle w:val="Heading1"/>
+        <w:pageBreakBefore/>
+        <w:spacing w:before="0" w:after="420"/>
+        <w:rPr>
+          <w:lang w:val="uk-UA"/>
+        </w:rPr>
+      </w:pPr>
+      <w:bookmarkStart w:id="4" w:name="_Toc240967921"/>
+      <w:r>
+        <w:rPr>
+          <w:lang w:val="uk-UA"/>
+        </w:rPr>
+        <w:lastRenderedPageBreak/>
+        <w:t>4. Опис предметної області</w:t>
+      </w:r>
+      <w:bookmarkEnd w:id="4"/>
+    </w:p>
+    <w:p>
+      <w:pPr>
         <w:rPr>
           <w:rFonts w:eastAsiaTheme="minorEastAsia"/>
           <w:lang w:val="uk-UA" w:eastAsia="ja-JP"/>
@@ -449,7 +1270,6 @@
           <w:noProof/>
           <w:lang w:val="uk-UA"/>
         </w:rPr>
-        <w:lastRenderedPageBreak/>
         <w:drawing>
           <wp:inline distT="0" distB="0" distL="0" distR="0" wp14:anchorId="5A7947CD" wp14:editId="79C4730A">
             <wp:extent cx="5580000" cy="3457295"/>
@@ -526,6 +1346,7 @@
           <w:lang w:val="uk-UA"/>
         </w:rPr>
       </w:pPr>
+      <w:bookmarkStart w:id="5" w:name="_Toc240967922"/>
       <w:r>
         <w:rPr>
           <w:lang w:val="uk-UA"/>
@@ -547,6 +1368,7 @@
         </w:rPr>
         <w:t xml:space="preserve"> типу</w:t>
       </w:r>
+      <w:bookmarkEnd w:id="5"/>
     </w:p>
     <w:p>
       <w:pPr>
@@ -1561,6 +2383,7 @@
           <w:lang w:val="uk-UA"/>
         </w:rPr>
       </w:pPr>
+      <w:bookmarkStart w:id="6" w:name="_Toc240967923"/>
       <w:r>
         <w:rPr>
           <w:lang w:val="uk-UA"/>
@@ -1568,6 +2391,7 @@
         <w:lastRenderedPageBreak/>
         <w:t>6. Структури даних і алгоритм прямого виведення</w:t>
       </w:r>
+      <w:bookmarkEnd w:id="6"/>
     </w:p>
     <w:p>
       <w:pPr>
@@ -1773,6 +2597,7 @@
           <w:lang w:val="uk-UA"/>
         </w:rPr>
       </w:pPr>
+      <w:bookmarkStart w:id="7" w:name="_Toc240967924"/>
       <w:r>
         <w:rPr>
           <w:lang w:val="uk-UA"/>
@@ -1780,6 +2605,16 @@
         <w:lastRenderedPageBreak/>
         <w:t>7. Програмна реалізація мовою Python</w:t>
       </w:r>
+      <w:bookmarkEnd w:id="7"/>
+    </w:p>
+    <w:p>
+      <w:pPr>
+        <w:pStyle w:val="a"/>
+        <w:rPr>
+          <w:rFonts w:eastAsiaTheme="minorEastAsia"/>
+          <w:lang w:eastAsia="ja-JP"/>
+        </w:rPr>
+      </w:pPr>
     </w:p>
     <w:p>
       <w:pPr>
@@ -2579,805 +3414,805 @@
           <w:rFonts w:eastAsiaTheme="minorEastAsia"/>
           <w:lang w:val="uk-UA" w:eastAsia="ja-JP"/>
         </w:rPr>
+        <w:t>    Rule(</w:t>
+      </w:r>
+    </w:p>
+    <w:p>
+      <w:pPr>
+        <w:pStyle w:val="a"/>
+        <w:rPr>
+          <w:rFonts w:eastAsiaTheme="minorEastAsia"/>
+          <w:lang w:val="uk-UA" w:eastAsia="ja-JP"/>
+        </w:rPr>
+      </w:pPr>
+      <w:r>
+        <w:rPr>
+          <w:rFonts w:eastAsiaTheme="minorEastAsia"/>
+          <w:lang w:val="uk-UA" w:eastAsia="ja-JP"/>
+        </w:rPr>
+        <w:t>        "R8",</w:t>
+      </w:r>
+    </w:p>
+    <w:p>
+      <w:pPr>
+        <w:pStyle w:val="a"/>
+        <w:rPr>
+          <w:rFonts w:eastAsiaTheme="minorEastAsia"/>
+          <w:lang w:val="uk-UA" w:eastAsia="ja-JP"/>
+        </w:rPr>
+      </w:pPr>
+      <w:r>
+        <w:rPr>
+          <w:rFonts w:eastAsiaTheme="minorEastAsia"/>
+          <w:lang w:val="uk-UA" w:eastAsia="ja-JP"/>
+        </w:rPr>
+        <w:t>        {"post_passed": True, "os_booted": True},</w:t>
+      </w:r>
+    </w:p>
+    <w:p>
+      <w:pPr>
+        <w:pStyle w:val="a"/>
+        <w:rPr>
+          <w:rFonts w:eastAsiaTheme="minorEastAsia"/>
+          <w:lang w:val="uk-UA" w:eastAsia="ja-JP"/>
+        </w:rPr>
+      </w:pPr>
+      <w:r>
+        <w:rPr>
+          <w:rFonts w:eastAsiaTheme="minorEastAsia"/>
+          <w:lang w:val="uk-UA" w:eastAsia="ja-JP"/>
+        </w:rPr>
+        <w:t>        ("os_working", True)</w:t>
+      </w:r>
+    </w:p>
+    <w:p>
+      <w:pPr>
+        <w:pStyle w:val="a"/>
+        <w:rPr>
+          <w:rFonts w:eastAsiaTheme="minorEastAsia"/>
+          <w:lang w:val="uk-UA" w:eastAsia="ja-JP"/>
+        </w:rPr>
+      </w:pPr>
+      <w:r>
+        <w:rPr>
+          <w:rFonts w:eastAsiaTheme="minorEastAsia"/>
+          <w:lang w:val="uk-UA" w:eastAsia="ja-JP"/>
+        </w:rPr>
+        <w:t>    ),</w:t>
+      </w:r>
+    </w:p>
+    <w:p>
+      <w:pPr>
+        <w:pStyle w:val="a"/>
+        <w:rPr>
+          <w:rFonts w:eastAsiaTheme="minorEastAsia"/>
+          <w:lang w:val="uk-UA" w:eastAsia="ja-JP"/>
+        </w:rPr>
+      </w:pPr>
+    </w:p>
+    <w:p>
+      <w:pPr>
+        <w:pStyle w:val="a"/>
+        <w:rPr>
+          <w:rFonts w:eastAsiaTheme="minorEastAsia"/>
+          <w:lang w:val="uk-UA" w:eastAsia="ja-JP"/>
+        </w:rPr>
+      </w:pPr>
+      <w:r>
+        <w:rPr>
+          <w:rFonts w:eastAsiaTheme="minorEastAsia"/>
+          <w:lang w:val="uk-UA" w:eastAsia="ja-JP"/>
+        </w:rPr>
+        <w:t>    Rule(</w:t>
+      </w:r>
+    </w:p>
+    <w:p>
+      <w:pPr>
+        <w:pStyle w:val="a"/>
+        <w:rPr>
+          <w:rFonts w:eastAsiaTheme="minorEastAsia"/>
+          <w:lang w:val="uk-UA" w:eastAsia="ja-JP"/>
+        </w:rPr>
+      </w:pPr>
+      <w:r>
+        <w:rPr>
+          <w:rFonts w:eastAsiaTheme="minorEastAsia"/>
+          <w:lang w:val="uk-UA" w:eastAsia="ja-JP"/>
+        </w:rPr>
+        <w:t>        "R9",</w:t>
+      </w:r>
+    </w:p>
+    <w:p>
+      <w:pPr>
+        <w:pStyle w:val="a"/>
+        <w:rPr>
+          <w:rFonts w:eastAsiaTheme="minorEastAsia"/>
+          <w:lang w:val="uk-UA" w:eastAsia="ja-JP"/>
+        </w:rPr>
+      </w:pPr>
+      <w:r>
+        <w:rPr>
+          <w:rFonts w:eastAsiaTheme="minorEastAsia"/>
+          <w:lang w:val="uk-UA" w:eastAsia="ja-JP"/>
+        </w:rPr>
+        <w:t>        {"os_working": True, "network_available": False},</w:t>
+      </w:r>
+    </w:p>
+    <w:p>
+      <w:pPr>
+        <w:pStyle w:val="a"/>
+        <w:rPr>
+          <w:rFonts w:eastAsiaTheme="minorEastAsia"/>
+          <w:lang w:val="uk-UA" w:eastAsia="ja-JP"/>
+        </w:rPr>
+      </w:pPr>
+      <w:r>
+        <w:rPr>
+          <w:rFonts w:eastAsiaTheme="minorEastAsia"/>
+          <w:lang w:val="uk-UA" w:eastAsia="ja-JP"/>
+        </w:rPr>
+        <w:t>        ("network_problem", True)</w:t>
+      </w:r>
+    </w:p>
+    <w:p>
+      <w:pPr>
+        <w:pStyle w:val="a"/>
+        <w:rPr>
+          <w:rFonts w:eastAsiaTheme="minorEastAsia"/>
+          <w:lang w:val="uk-UA" w:eastAsia="ja-JP"/>
+        </w:rPr>
+      </w:pPr>
+      <w:r>
+        <w:rPr>
+          <w:rFonts w:eastAsiaTheme="minorEastAsia"/>
+          <w:lang w:val="uk-UA" w:eastAsia="ja-JP"/>
+        </w:rPr>
+        <w:t>    ),</w:t>
+      </w:r>
+    </w:p>
+    <w:p>
+      <w:pPr>
+        <w:pStyle w:val="a"/>
+        <w:rPr>
+          <w:rFonts w:eastAsiaTheme="minorEastAsia"/>
+          <w:lang w:val="uk-UA" w:eastAsia="ja-JP"/>
+        </w:rPr>
+      </w:pPr>
+      <w:r>
+        <w:rPr>
+          <w:rFonts w:eastAsiaTheme="minorEastAsia"/>
+          <w:lang w:val="uk-UA" w:eastAsia="ja-JP"/>
+        </w:rPr>
+        <w:t>]</w:t>
+      </w:r>
+    </w:p>
+    <w:p>
+      <w:pPr>
+        <w:pStyle w:val="a"/>
+        <w:rPr>
+          <w:rFonts w:eastAsiaTheme="minorEastAsia"/>
+          <w:lang w:val="uk-UA" w:eastAsia="ja-JP"/>
+        </w:rPr>
+      </w:pPr>
+    </w:p>
+    <w:p>
+      <w:pPr>
+        <w:pStyle w:val="a"/>
+        <w:rPr>
+          <w:rFonts w:eastAsiaTheme="minorEastAsia"/>
+          <w:lang w:val="uk-UA" w:eastAsia="ja-JP"/>
+        </w:rPr>
+      </w:pPr>
+      <w:r>
+        <w:rPr>
+          <w:rFonts w:eastAsiaTheme="minorEastAsia"/>
+          <w:lang w:val="uk-UA" w:eastAsia="ja-JP"/>
+        </w:rPr>
+        <w:t>def infer(initial_facts):</w:t>
+      </w:r>
+    </w:p>
+    <w:p>
+      <w:pPr>
+        <w:pStyle w:val="a"/>
+        <w:rPr>
+          <w:rFonts w:eastAsiaTheme="minorEastAsia"/>
+          <w:lang w:val="uk-UA" w:eastAsia="ja-JP"/>
+        </w:rPr>
+      </w:pPr>
+      <w:r>
+        <w:rPr>
+          <w:rFonts w:eastAsiaTheme="minorEastAsia"/>
+          <w:lang w:val="uk-UA" w:eastAsia="ja-JP"/>
+        </w:rPr>
+        <w:t>    facts = dict(initial_facts)</w:t>
+      </w:r>
+    </w:p>
+    <w:p>
+      <w:pPr>
+        <w:pStyle w:val="a"/>
+        <w:rPr>
+          <w:rFonts w:eastAsiaTheme="minorEastAsia"/>
+          <w:lang w:val="uk-UA" w:eastAsia="ja-JP"/>
+        </w:rPr>
+      </w:pPr>
+    </w:p>
+    <w:p>
+      <w:pPr>
+        <w:pStyle w:val="a"/>
+        <w:rPr>
+          <w:rFonts w:eastAsiaTheme="minorEastAsia"/>
+          <w:lang w:val="uk-UA" w:eastAsia="ja-JP"/>
+        </w:rPr>
+      </w:pPr>
+      <w:r>
+        <w:rPr>
+          <w:rFonts w:eastAsiaTheme="minorEastAsia"/>
+          <w:lang w:val="uk-UA" w:eastAsia="ja-JP"/>
+        </w:rPr>
+        <w:t>    # Черга фактів, які потрібно обробити</w:t>
+      </w:r>
+    </w:p>
+    <w:p>
+      <w:pPr>
+        <w:pStyle w:val="a"/>
+        <w:rPr>
+          <w:rFonts w:eastAsiaTheme="minorEastAsia"/>
+          <w:lang w:val="uk-UA" w:eastAsia="ja-JP"/>
+        </w:rPr>
+      </w:pPr>
+      <w:r>
+        <w:rPr>
+          <w:rFonts w:eastAsiaTheme="minorEastAsia"/>
+          <w:lang w:val="uk-UA" w:eastAsia="ja-JP"/>
+        </w:rPr>
+        <w:t>    queue = deque(initial_facts.keys())</w:t>
+      </w:r>
+    </w:p>
+    <w:p>
+      <w:pPr>
+        <w:pStyle w:val="a"/>
+        <w:rPr>
+          <w:rFonts w:eastAsiaTheme="minorEastAsia"/>
+          <w:lang w:val="uk-UA" w:eastAsia="ja-JP"/>
+        </w:rPr>
+      </w:pPr>
+    </w:p>
+    <w:p>
+      <w:pPr>
+        <w:pStyle w:val="a"/>
+        <w:rPr>
+          <w:rFonts w:eastAsiaTheme="minorEastAsia"/>
+          <w:lang w:val="uk-UA" w:eastAsia="ja-JP"/>
+        </w:rPr>
+      </w:pPr>
+      <w:r>
+        <w:rPr>
+          <w:rFonts w:eastAsiaTheme="minorEastAsia"/>
+          <w:lang w:val="uk-UA" w:eastAsia="ja-JP"/>
+        </w:rPr>
+        <w:t>    explanation = []</w:t>
+      </w:r>
+    </w:p>
+    <w:p>
+      <w:pPr>
+        <w:pStyle w:val="a"/>
+        <w:rPr>
+          <w:rFonts w:eastAsiaTheme="minorEastAsia"/>
+          <w:lang w:val="uk-UA" w:eastAsia="ja-JP"/>
+        </w:rPr>
+      </w:pPr>
+    </w:p>
+    <w:p>
+      <w:pPr>
+        <w:pStyle w:val="a"/>
+        <w:rPr>
+          <w:rFonts w:eastAsiaTheme="minorEastAsia"/>
+          <w:lang w:val="uk-UA" w:eastAsia="ja-JP"/>
+        </w:rPr>
+      </w:pPr>
+      <w:r>
+        <w:rPr>
+          <w:rFonts w:eastAsiaTheme="minorEastAsia"/>
+          <w:lang w:val="uk-UA" w:eastAsia="ja-JP"/>
+        </w:rPr>
+        <w:t>    # Скидання стану правил</w:t>
+      </w:r>
+    </w:p>
+    <w:p>
+      <w:pPr>
+        <w:pStyle w:val="a"/>
+        <w:rPr>
+          <w:rFonts w:eastAsiaTheme="minorEastAsia"/>
+          <w:lang w:val="uk-UA" w:eastAsia="ja-JP"/>
+        </w:rPr>
+      </w:pPr>
+      <w:r>
+        <w:rPr>
+          <w:rFonts w:eastAsiaTheme="minorEastAsia"/>
+          <w:lang w:val="uk-UA" w:eastAsia="ja-JP"/>
+        </w:rPr>
+        <w:t>    for rule in RULES:</w:t>
+      </w:r>
+    </w:p>
+    <w:p>
+      <w:pPr>
+        <w:pStyle w:val="a"/>
+        <w:rPr>
+          <w:rFonts w:eastAsiaTheme="minorEastAsia"/>
+          <w:lang w:val="uk-UA" w:eastAsia="ja-JP"/>
+        </w:rPr>
+      </w:pPr>
+      <w:r>
+        <w:rPr>
+          <w:rFonts w:eastAsiaTheme="minorEastAsia"/>
+          <w:lang w:val="uk-UA" w:eastAsia="ja-JP"/>
+        </w:rPr>
+        <w:t>        rule.fired = False</w:t>
+      </w:r>
+    </w:p>
+    <w:p>
+      <w:pPr>
+        <w:pStyle w:val="a"/>
+        <w:rPr>
+          <w:rFonts w:eastAsiaTheme="minorEastAsia"/>
+          <w:lang w:val="uk-UA" w:eastAsia="ja-JP"/>
+        </w:rPr>
+      </w:pPr>
+    </w:p>
+    <w:p>
+      <w:pPr>
+        <w:pStyle w:val="a"/>
+        <w:rPr>
+          <w:rFonts w:eastAsiaTheme="minorEastAsia"/>
+          <w:lang w:val="uk-UA" w:eastAsia="ja-JP"/>
+        </w:rPr>
+      </w:pPr>
+      <w:r>
+        <w:rPr>
+          <w:rFonts w:eastAsiaTheme="minorEastAsia"/>
+          <w:lang w:val="uk-UA" w:eastAsia="ja-JP"/>
+        </w:rPr>
+        <w:t>    while queue:</w:t>
+      </w:r>
+    </w:p>
+    <w:p>
+      <w:pPr>
+        <w:pStyle w:val="a"/>
+        <w:rPr>
+          <w:rFonts w:eastAsiaTheme="minorEastAsia"/>
+          <w:lang w:val="uk-UA" w:eastAsia="ja-JP"/>
+        </w:rPr>
+      </w:pPr>
+      <w:r>
+        <w:rPr>
+          <w:rFonts w:eastAsiaTheme="minorEastAsia"/>
+          <w:lang w:val="uk-UA" w:eastAsia="ja-JP"/>
+        </w:rPr>
+        <w:t>        variable = queue.popleft()</w:t>
+      </w:r>
+    </w:p>
+    <w:p>
+      <w:pPr>
+        <w:pStyle w:val="a"/>
+        <w:rPr>
+          <w:rFonts w:eastAsiaTheme="minorEastAsia"/>
+          <w:lang w:val="uk-UA" w:eastAsia="ja-JP"/>
+        </w:rPr>
+      </w:pPr>
+    </w:p>
+    <w:p>
+      <w:pPr>
+        <w:pStyle w:val="a"/>
+        <w:rPr>
+          <w:rFonts w:eastAsiaTheme="minorEastAsia"/>
+          <w:lang w:val="uk-UA" w:eastAsia="ja-JP"/>
+        </w:rPr>
+      </w:pPr>
+      <w:r>
+        <w:rPr>
+          <w:rFonts w:eastAsiaTheme="minorEastAsia"/>
+          <w:lang w:val="uk-UA" w:eastAsia="ja-JP"/>
+        </w:rPr>
+        <w:t>        for rule in RULES:</w:t>
+      </w:r>
+    </w:p>
+    <w:p>
+      <w:pPr>
+        <w:pStyle w:val="a"/>
+        <w:rPr>
+          <w:rFonts w:eastAsiaTheme="minorEastAsia"/>
+          <w:lang w:val="uk-UA" w:eastAsia="ja-JP"/>
+        </w:rPr>
+      </w:pPr>
+    </w:p>
+    <w:p>
+      <w:pPr>
+        <w:pStyle w:val="a"/>
+        <w:rPr>
+          <w:rFonts w:eastAsiaTheme="minorEastAsia"/>
+          <w:lang w:val="uk-UA" w:eastAsia="ja-JP"/>
+        </w:rPr>
+      </w:pPr>
+      <w:r>
+        <w:rPr>
+          <w:rFonts w:eastAsiaTheme="minorEastAsia"/>
+          <w:lang w:val="uk-UA" w:eastAsia="ja-JP"/>
+        </w:rPr>
+        <w:t>            # Якщо правило вже спрацювало</w:t>
+      </w:r>
+    </w:p>
+    <w:p>
+      <w:pPr>
+        <w:pStyle w:val="a"/>
+        <w:rPr>
+          <w:rFonts w:eastAsiaTheme="minorEastAsia"/>
+          <w:lang w:val="uk-UA" w:eastAsia="ja-JP"/>
+        </w:rPr>
+      </w:pPr>
+      <w:r>
+        <w:rPr>
+          <w:rFonts w:eastAsiaTheme="minorEastAsia"/>
+          <w:lang w:val="uk-UA" w:eastAsia="ja-JP"/>
+        </w:rPr>
+        <w:t>            # або поточна змінна не бере участі в правилі</w:t>
+      </w:r>
+    </w:p>
+    <w:p>
+      <w:pPr>
+        <w:pStyle w:val="a"/>
+        <w:rPr>
+          <w:rFonts w:eastAsiaTheme="minorEastAsia"/>
+          <w:lang w:val="uk-UA" w:eastAsia="ja-JP"/>
+        </w:rPr>
+      </w:pPr>
+      <w:r>
+        <w:rPr>
+          <w:rFonts w:eastAsiaTheme="minorEastAsia"/>
+          <w:lang w:val="uk-UA" w:eastAsia="ja-JP"/>
+        </w:rPr>
+        <w:t>            if rule.fired or variable not in rule.conditions:</w:t>
+      </w:r>
+    </w:p>
+    <w:p>
+      <w:pPr>
+        <w:pStyle w:val="a"/>
+        <w:rPr>
+          <w:rFonts w:eastAsiaTheme="minorEastAsia"/>
+          <w:lang w:val="uk-UA" w:eastAsia="ja-JP"/>
+        </w:rPr>
+      </w:pPr>
+      <w:r>
+        <w:rPr>
+          <w:rFonts w:eastAsiaTheme="minorEastAsia"/>
+          <w:lang w:val="uk-UA" w:eastAsia="ja-JP"/>
+        </w:rPr>
+        <w:t>                continue</w:t>
+      </w:r>
+    </w:p>
+    <w:p>
+      <w:pPr>
+        <w:pStyle w:val="a"/>
+        <w:rPr>
+          <w:rFonts w:eastAsiaTheme="minorEastAsia"/>
+          <w:lang w:val="uk-UA" w:eastAsia="ja-JP"/>
+        </w:rPr>
+      </w:pPr>
+    </w:p>
+    <w:p>
+      <w:pPr>
+        <w:pStyle w:val="a"/>
+        <w:rPr>
+          <w:rFonts w:eastAsiaTheme="minorEastAsia"/>
+          <w:lang w:val="uk-UA" w:eastAsia="ja-JP"/>
+        </w:rPr>
+      </w:pPr>
+      <w:r>
+        <w:rPr>
+          <w:rFonts w:eastAsiaTheme="minorEastAsia"/>
+          <w:lang w:val="uk-UA" w:eastAsia="ja-JP"/>
+        </w:rPr>
+        <w:t>            # Перевіряємо, чи всі необхідні факти вже відомі</w:t>
+      </w:r>
+    </w:p>
+    <w:p>
+      <w:pPr>
+        <w:pStyle w:val="a"/>
+        <w:rPr>
+          <w:rFonts w:eastAsiaTheme="minorEastAsia"/>
+          <w:lang w:val="uk-UA" w:eastAsia="ja-JP"/>
+        </w:rPr>
+      </w:pPr>
+      <w:r>
+        <w:rPr>
+          <w:rFonts w:eastAsiaTheme="minorEastAsia"/>
+          <w:lang w:val="uk-UA" w:eastAsia="ja-JP"/>
+        </w:rPr>
+        <w:t>            all_known = all(</w:t>
+      </w:r>
+    </w:p>
+    <w:p>
+      <w:pPr>
+        <w:pStyle w:val="a"/>
+        <w:rPr>
+          <w:rFonts w:eastAsiaTheme="minorEastAsia"/>
+          <w:lang w:val="uk-UA" w:eastAsia="ja-JP"/>
+        </w:rPr>
+      </w:pPr>
+      <w:r>
+        <w:rPr>
+          <w:rFonts w:eastAsiaTheme="minorEastAsia"/>
+          <w:lang w:val="uk-UA" w:eastAsia="ja-JP"/>
+        </w:rPr>
+        <w:t>                k in facts</w:t>
+      </w:r>
+    </w:p>
+    <w:p>
+      <w:pPr>
+        <w:pStyle w:val="a"/>
+        <w:rPr>
+          <w:rFonts w:eastAsiaTheme="minorEastAsia"/>
+          <w:lang w:val="uk-UA" w:eastAsia="ja-JP"/>
+        </w:rPr>
+      </w:pPr>
+      <w:r>
+        <w:rPr>
+          <w:rFonts w:eastAsiaTheme="minorEastAsia"/>
+          <w:lang w:val="uk-UA" w:eastAsia="ja-JP"/>
+        </w:rPr>
+        <w:t>                for k in rule.conditions</w:t>
+      </w:r>
+    </w:p>
+    <w:p>
+      <w:pPr>
+        <w:pStyle w:val="a"/>
+        <w:rPr>
+          <w:rFonts w:eastAsiaTheme="minorEastAsia"/>
+          <w:lang w:val="uk-UA" w:eastAsia="ja-JP"/>
+        </w:rPr>
+      </w:pPr>
+      <w:r>
+        <w:rPr>
+          <w:rFonts w:eastAsiaTheme="minorEastAsia"/>
+          <w:lang w:val="uk-UA" w:eastAsia="ja-JP"/>
+        </w:rPr>
+        <w:t>            )</w:t>
+      </w:r>
+    </w:p>
+    <w:p>
+      <w:pPr>
+        <w:pStyle w:val="a"/>
+        <w:rPr>
+          <w:rFonts w:eastAsiaTheme="minorEastAsia"/>
+          <w:lang w:val="uk-UA" w:eastAsia="ja-JP"/>
+        </w:rPr>
+      </w:pPr>
+    </w:p>
+    <w:p>
+      <w:pPr>
+        <w:pStyle w:val="a"/>
+        <w:rPr>
+          <w:rFonts w:eastAsiaTheme="minorEastAsia"/>
+          <w:lang w:val="uk-UA" w:eastAsia="ja-JP"/>
+        </w:rPr>
+      </w:pPr>
+      <w:r>
+        <w:rPr>
+          <w:rFonts w:eastAsiaTheme="minorEastAsia"/>
+          <w:lang w:val="uk-UA" w:eastAsia="ja-JP"/>
+        </w:rPr>
+        <w:t>            # Головне виправлення:</w:t>
+      </w:r>
+    </w:p>
+    <w:p>
+      <w:pPr>
+        <w:pStyle w:val="a"/>
+        <w:rPr>
+          <w:rFonts w:eastAsiaTheme="minorEastAsia"/>
+          <w:lang w:val="uk-UA" w:eastAsia="ja-JP"/>
+        </w:rPr>
+      </w:pPr>
+      <w:r>
+        <w:rPr>
+          <w:rFonts w:eastAsiaTheme="minorEastAsia"/>
+          <w:lang w:val="uk-UA" w:eastAsia="ja-JP"/>
+        </w:rPr>
+        <w:t>            # перевіряємо значення тільки якщо всі факти існують</w:t>
+      </w:r>
+    </w:p>
+    <w:p>
+      <w:pPr>
+        <w:pStyle w:val="a"/>
+        <w:rPr>
+          <w:rFonts w:eastAsiaTheme="minorEastAsia"/>
+          <w:lang w:val="uk-UA" w:eastAsia="ja-JP"/>
+        </w:rPr>
+      </w:pPr>
+      <w:r>
+        <w:rPr>
+          <w:rFonts w:eastAsiaTheme="minorEastAsia"/>
+          <w:lang w:val="uk-UA" w:eastAsia="ja-JP"/>
+        </w:rPr>
+        <w:t>            if all_known and all(</w:t>
+      </w:r>
+    </w:p>
+    <w:p>
+      <w:pPr>
+        <w:pStyle w:val="a"/>
+        <w:rPr>
+          <w:rFonts w:eastAsiaTheme="minorEastAsia"/>
+          <w:lang w:val="uk-UA" w:eastAsia="ja-JP"/>
+        </w:rPr>
+      </w:pPr>
+      <w:r>
+        <w:rPr>
+          <w:rFonts w:eastAsiaTheme="minorEastAsia"/>
+          <w:lang w:val="uk-UA" w:eastAsia="ja-JP"/>
+        </w:rPr>
+        <w:t>                facts[k] == v</w:t>
+      </w:r>
+    </w:p>
+    <w:p>
+      <w:pPr>
+        <w:pStyle w:val="a"/>
+        <w:rPr>
+          <w:rFonts w:eastAsiaTheme="minorEastAsia"/>
+          <w:lang w:val="uk-UA" w:eastAsia="ja-JP"/>
+        </w:rPr>
+      </w:pPr>
+      <w:r>
+        <w:rPr>
+          <w:rFonts w:eastAsiaTheme="minorEastAsia"/>
+          <w:lang w:val="uk-UA" w:eastAsia="ja-JP"/>
+        </w:rPr>
+        <w:t>                for k, v in rule.conditions.items()</w:t>
+      </w:r>
+    </w:p>
+    <w:p>
+      <w:pPr>
+        <w:pStyle w:val="a"/>
+        <w:rPr>
+          <w:rFonts w:eastAsiaTheme="minorEastAsia"/>
+          <w:lang w:val="uk-UA" w:eastAsia="ja-JP"/>
+        </w:rPr>
+      </w:pPr>
+      <w:r>
+        <w:rPr>
+          <w:rFonts w:eastAsiaTheme="minorEastAsia"/>
+          <w:lang w:val="uk-UA" w:eastAsia="ja-JP"/>
+        </w:rPr>
+        <w:t>            ):</w:t>
+      </w:r>
+    </w:p>
+    <w:p>
+      <w:pPr>
+        <w:pStyle w:val="a"/>
+        <w:rPr>
+          <w:rFonts w:eastAsiaTheme="minorEastAsia"/>
+          <w:lang w:val="uk-UA" w:eastAsia="ja-JP"/>
+        </w:rPr>
+      </w:pPr>
+    </w:p>
+    <w:p>
+      <w:pPr>
+        <w:pStyle w:val="a"/>
+        <w:rPr>
+          <w:rFonts w:eastAsiaTheme="minorEastAsia"/>
+          <w:lang w:val="uk-UA" w:eastAsia="ja-JP"/>
+        </w:rPr>
+      </w:pPr>
+      <w:r>
+        <w:rPr>
+          <w:rFonts w:eastAsiaTheme="minorEastAsia"/>
+          <w:lang w:val="uk-UA" w:eastAsia="ja-JP"/>
+        </w:rPr>
+        <w:t>                result_var, result_value = rule.conclusion</w:t>
+      </w:r>
+    </w:p>
+    <w:p>
+      <w:pPr>
+        <w:pStyle w:val="a"/>
+        <w:rPr>
+          <w:rFonts w:eastAsiaTheme="minorEastAsia"/>
+          <w:lang w:val="uk-UA" w:eastAsia="ja-JP"/>
+        </w:rPr>
+      </w:pPr>
+    </w:p>
+    <w:p>
+      <w:pPr>
+        <w:pStyle w:val="a"/>
+        <w:rPr>
+          <w:rFonts w:eastAsiaTheme="minorEastAsia"/>
+          <w:lang w:val="uk-UA" w:eastAsia="ja-JP"/>
+        </w:rPr>
+      </w:pPr>
+      <w:r>
+        <w:rPr>
+          <w:rFonts w:eastAsiaTheme="minorEastAsia"/>
+          <w:lang w:val="uk-UA" w:eastAsia="ja-JP"/>
+        </w:rPr>
+        <w:t>                rule.fired = True</w:t>
+      </w:r>
+    </w:p>
+    <w:p>
+      <w:pPr>
+        <w:pStyle w:val="a"/>
+        <w:rPr>
+          <w:rFonts w:eastAsiaTheme="minorEastAsia"/>
+          <w:lang w:val="uk-UA" w:eastAsia="ja-JP"/>
+        </w:rPr>
+      </w:pPr>
+    </w:p>
+    <w:p>
+      <w:pPr>
+        <w:pStyle w:val="a"/>
+        <w:rPr>
+          <w:rFonts w:eastAsiaTheme="minorEastAsia"/>
+          <w:lang w:val="uk-UA" w:eastAsia="ja-JP"/>
+        </w:rPr>
+      </w:pPr>
+      <w:r>
+        <w:rPr>
+          <w:rFonts w:eastAsiaTheme="minorEastAsia"/>
+          <w:lang w:val="uk-UA" w:eastAsia="ja-JP"/>
+        </w:rPr>
+        <w:t>                if result_var not in facts:</w:t>
+      </w:r>
+    </w:p>
+    <w:p>
+      <w:pPr>
+        <w:pStyle w:val="a"/>
+        <w:rPr>
+          <w:rFonts w:eastAsiaTheme="minorEastAsia"/>
+          <w:lang w:val="uk-UA" w:eastAsia="ja-JP"/>
+        </w:rPr>
+      </w:pPr>
+      <w:r>
+        <w:rPr>
+          <w:rFonts w:eastAsiaTheme="minorEastAsia"/>
+          <w:lang w:val="uk-UA" w:eastAsia="ja-JP"/>
+        </w:rPr>
+        <w:t>                    facts[result_var] = result_value</w:t>
+      </w:r>
+    </w:p>
+    <w:p>
+      <w:pPr>
+        <w:pStyle w:val="a"/>
+        <w:rPr>
+          <w:rFonts w:eastAsiaTheme="minorEastAsia"/>
+          <w:lang w:val="uk-UA" w:eastAsia="ja-JP"/>
+        </w:rPr>
+      </w:pPr>
+      <w:r>
+        <w:rPr>
+          <w:rFonts w:eastAsiaTheme="minorEastAsia"/>
+          <w:lang w:val="uk-UA" w:eastAsia="ja-JP"/>
+        </w:rPr>
+        <w:t>                    queue.append(result_var)</w:t>
+      </w:r>
+    </w:p>
+    <w:p>
+      <w:pPr>
+        <w:pStyle w:val="a"/>
+        <w:rPr>
+          <w:rFonts w:eastAsiaTheme="minorEastAsia"/>
+          <w:lang w:val="uk-UA" w:eastAsia="ja-JP"/>
+        </w:rPr>
+      </w:pPr>
+    </w:p>
+    <w:p>
+      <w:pPr>
+        <w:pStyle w:val="a"/>
+        <w:rPr>
+          <w:rFonts w:eastAsiaTheme="minorEastAsia"/>
+          <w:lang w:val="uk-UA" w:eastAsia="ja-JP"/>
+        </w:rPr>
+      </w:pPr>
+      <w:r>
+        <w:rPr>
+          <w:rFonts w:eastAsiaTheme="minorEastAsia"/>
+          <w:lang w:val="uk-UA" w:eastAsia="ja-JP"/>
+        </w:rPr>
         <w:lastRenderedPageBreak/>
-        <w:t>    Rule(</w:t>
-      </w:r>
-    </w:p>
-    <w:p>
-      <w:pPr>
-        <w:pStyle w:val="a"/>
-        <w:rPr>
-          <w:rFonts w:eastAsiaTheme="minorEastAsia"/>
-          <w:lang w:val="uk-UA" w:eastAsia="ja-JP"/>
-        </w:rPr>
-      </w:pPr>
-      <w:r>
-        <w:rPr>
-          <w:rFonts w:eastAsiaTheme="minorEastAsia"/>
-          <w:lang w:val="uk-UA" w:eastAsia="ja-JP"/>
-        </w:rPr>
-        <w:t>        "R8",</w:t>
-      </w:r>
-    </w:p>
-    <w:p>
-      <w:pPr>
-        <w:pStyle w:val="a"/>
-        <w:rPr>
-          <w:rFonts w:eastAsiaTheme="minorEastAsia"/>
-          <w:lang w:val="uk-UA" w:eastAsia="ja-JP"/>
-        </w:rPr>
-      </w:pPr>
-      <w:r>
-        <w:rPr>
-          <w:rFonts w:eastAsiaTheme="minorEastAsia"/>
-          <w:lang w:val="uk-UA" w:eastAsia="ja-JP"/>
-        </w:rPr>
-        <w:t>        {"post_passed": True, "os_booted": True},</w:t>
-      </w:r>
-    </w:p>
-    <w:p>
-      <w:pPr>
-        <w:pStyle w:val="a"/>
-        <w:rPr>
-          <w:rFonts w:eastAsiaTheme="minorEastAsia"/>
-          <w:lang w:val="uk-UA" w:eastAsia="ja-JP"/>
-        </w:rPr>
-      </w:pPr>
-      <w:r>
-        <w:rPr>
-          <w:rFonts w:eastAsiaTheme="minorEastAsia"/>
-          <w:lang w:val="uk-UA" w:eastAsia="ja-JP"/>
-        </w:rPr>
-        <w:t>        ("os_working", True)</w:t>
-      </w:r>
-    </w:p>
-    <w:p>
-      <w:pPr>
-        <w:pStyle w:val="a"/>
-        <w:rPr>
-          <w:rFonts w:eastAsiaTheme="minorEastAsia"/>
-          <w:lang w:val="uk-UA" w:eastAsia="ja-JP"/>
-        </w:rPr>
-      </w:pPr>
-      <w:r>
-        <w:rPr>
-          <w:rFonts w:eastAsiaTheme="minorEastAsia"/>
-          <w:lang w:val="uk-UA" w:eastAsia="ja-JP"/>
-        </w:rPr>
-        <w:t>    ),</w:t>
-      </w:r>
-    </w:p>
-    <w:p>
-      <w:pPr>
-        <w:pStyle w:val="a"/>
-        <w:rPr>
-          <w:rFonts w:eastAsiaTheme="minorEastAsia"/>
-          <w:lang w:val="uk-UA" w:eastAsia="ja-JP"/>
-        </w:rPr>
-      </w:pPr>
-    </w:p>
-    <w:p>
-      <w:pPr>
-        <w:pStyle w:val="a"/>
-        <w:rPr>
-          <w:rFonts w:eastAsiaTheme="minorEastAsia"/>
-          <w:lang w:val="uk-UA" w:eastAsia="ja-JP"/>
-        </w:rPr>
-      </w:pPr>
-      <w:r>
-        <w:rPr>
-          <w:rFonts w:eastAsiaTheme="minorEastAsia"/>
-          <w:lang w:val="uk-UA" w:eastAsia="ja-JP"/>
-        </w:rPr>
-        <w:t>    Rule(</w:t>
-      </w:r>
-    </w:p>
-    <w:p>
-      <w:pPr>
-        <w:pStyle w:val="a"/>
-        <w:rPr>
-          <w:rFonts w:eastAsiaTheme="minorEastAsia"/>
-          <w:lang w:val="uk-UA" w:eastAsia="ja-JP"/>
-        </w:rPr>
-      </w:pPr>
-      <w:r>
-        <w:rPr>
-          <w:rFonts w:eastAsiaTheme="minorEastAsia"/>
-          <w:lang w:val="uk-UA" w:eastAsia="ja-JP"/>
-        </w:rPr>
-        <w:t>        "R9",</w:t>
-      </w:r>
-    </w:p>
-    <w:p>
-      <w:pPr>
-        <w:pStyle w:val="a"/>
-        <w:rPr>
-          <w:rFonts w:eastAsiaTheme="minorEastAsia"/>
-          <w:lang w:val="uk-UA" w:eastAsia="ja-JP"/>
-        </w:rPr>
-      </w:pPr>
-      <w:r>
-        <w:rPr>
-          <w:rFonts w:eastAsiaTheme="minorEastAsia"/>
-          <w:lang w:val="uk-UA" w:eastAsia="ja-JP"/>
-        </w:rPr>
-        <w:t>        {"os_working": True, "network_available": False},</w:t>
-      </w:r>
-    </w:p>
-    <w:p>
-      <w:pPr>
-        <w:pStyle w:val="a"/>
-        <w:rPr>
-          <w:rFonts w:eastAsiaTheme="minorEastAsia"/>
-          <w:lang w:val="uk-UA" w:eastAsia="ja-JP"/>
-        </w:rPr>
-      </w:pPr>
-      <w:r>
-        <w:rPr>
-          <w:rFonts w:eastAsiaTheme="minorEastAsia"/>
-          <w:lang w:val="uk-UA" w:eastAsia="ja-JP"/>
-        </w:rPr>
-        <w:t>        ("network_problem", True)</w:t>
-      </w:r>
-    </w:p>
-    <w:p>
-      <w:pPr>
-        <w:pStyle w:val="a"/>
-        <w:rPr>
-          <w:rFonts w:eastAsiaTheme="minorEastAsia"/>
-          <w:lang w:val="uk-UA" w:eastAsia="ja-JP"/>
-        </w:rPr>
-      </w:pPr>
-      <w:r>
-        <w:rPr>
-          <w:rFonts w:eastAsiaTheme="minorEastAsia"/>
-          <w:lang w:val="uk-UA" w:eastAsia="ja-JP"/>
-        </w:rPr>
-        <w:t>    ),</w:t>
-      </w:r>
-    </w:p>
-    <w:p>
-      <w:pPr>
-        <w:pStyle w:val="a"/>
-        <w:rPr>
-          <w:rFonts w:eastAsiaTheme="minorEastAsia"/>
-          <w:lang w:val="uk-UA" w:eastAsia="ja-JP"/>
-        </w:rPr>
-      </w:pPr>
-      <w:r>
-        <w:rPr>
-          <w:rFonts w:eastAsiaTheme="minorEastAsia"/>
-          <w:lang w:val="uk-UA" w:eastAsia="ja-JP"/>
-        </w:rPr>
-        <w:t>]</w:t>
-      </w:r>
-    </w:p>
-    <w:p>
-      <w:pPr>
-        <w:pStyle w:val="a"/>
-        <w:rPr>
-          <w:rFonts w:eastAsiaTheme="minorEastAsia"/>
-          <w:lang w:val="uk-UA" w:eastAsia="ja-JP"/>
-        </w:rPr>
-      </w:pPr>
-    </w:p>
-    <w:p>
-      <w:pPr>
-        <w:pStyle w:val="a"/>
-        <w:rPr>
-          <w:rFonts w:eastAsiaTheme="minorEastAsia"/>
-          <w:lang w:val="uk-UA" w:eastAsia="ja-JP"/>
-        </w:rPr>
-      </w:pPr>
-      <w:r>
-        <w:rPr>
-          <w:rFonts w:eastAsiaTheme="minorEastAsia"/>
-          <w:lang w:val="uk-UA" w:eastAsia="ja-JP"/>
-        </w:rPr>
-        <w:t>def infer(initial_facts):</w:t>
-      </w:r>
-    </w:p>
-    <w:p>
-      <w:pPr>
-        <w:pStyle w:val="a"/>
-        <w:rPr>
-          <w:rFonts w:eastAsiaTheme="minorEastAsia"/>
-          <w:lang w:val="uk-UA" w:eastAsia="ja-JP"/>
-        </w:rPr>
-      </w:pPr>
-      <w:r>
-        <w:rPr>
-          <w:rFonts w:eastAsiaTheme="minorEastAsia"/>
-          <w:lang w:val="uk-UA" w:eastAsia="ja-JP"/>
-        </w:rPr>
-        <w:t>    facts = dict(initial_facts)</w:t>
-      </w:r>
-    </w:p>
-    <w:p>
-      <w:pPr>
-        <w:pStyle w:val="a"/>
-        <w:rPr>
-          <w:rFonts w:eastAsiaTheme="minorEastAsia"/>
-          <w:lang w:val="uk-UA" w:eastAsia="ja-JP"/>
-        </w:rPr>
-      </w:pPr>
-    </w:p>
-    <w:p>
-      <w:pPr>
-        <w:pStyle w:val="a"/>
-        <w:rPr>
-          <w:rFonts w:eastAsiaTheme="minorEastAsia"/>
-          <w:lang w:val="uk-UA" w:eastAsia="ja-JP"/>
-        </w:rPr>
-      </w:pPr>
-      <w:r>
-        <w:rPr>
-          <w:rFonts w:eastAsiaTheme="minorEastAsia"/>
-          <w:lang w:val="uk-UA" w:eastAsia="ja-JP"/>
-        </w:rPr>
-        <w:t>    # Черга фактів, які потрібно обробити</w:t>
-      </w:r>
-    </w:p>
-    <w:p>
-      <w:pPr>
-        <w:pStyle w:val="a"/>
-        <w:rPr>
-          <w:rFonts w:eastAsiaTheme="minorEastAsia"/>
-          <w:lang w:val="uk-UA" w:eastAsia="ja-JP"/>
-        </w:rPr>
-      </w:pPr>
-      <w:r>
-        <w:rPr>
-          <w:rFonts w:eastAsiaTheme="minorEastAsia"/>
-          <w:lang w:val="uk-UA" w:eastAsia="ja-JP"/>
-        </w:rPr>
-        <w:t>    queue = deque(initial_facts.keys())</w:t>
-      </w:r>
-    </w:p>
-    <w:p>
-      <w:pPr>
-        <w:pStyle w:val="a"/>
-        <w:rPr>
-          <w:rFonts w:eastAsiaTheme="minorEastAsia"/>
-          <w:lang w:val="uk-UA" w:eastAsia="ja-JP"/>
-        </w:rPr>
-      </w:pPr>
-    </w:p>
-    <w:p>
-      <w:pPr>
-        <w:pStyle w:val="a"/>
-        <w:rPr>
-          <w:rFonts w:eastAsiaTheme="minorEastAsia"/>
-          <w:lang w:val="uk-UA" w:eastAsia="ja-JP"/>
-        </w:rPr>
-      </w:pPr>
-      <w:r>
-        <w:rPr>
-          <w:rFonts w:eastAsiaTheme="minorEastAsia"/>
-          <w:lang w:val="uk-UA" w:eastAsia="ja-JP"/>
-        </w:rPr>
-        <w:t>    explanation = []</w:t>
-      </w:r>
-    </w:p>
-    <w:p>
-      <w:pPr>
-        <w:pStyle w:val="a"/>
-        <w:rPr>
-          <w:rFonts w:eastAsiaTheme="minorEastAsia"/>
-          <w:lang w:val="uk-UA" w:eastAsia="ja-JP"/>
-        </w:rPr>
-      </w:pPr>
-    </w:p>
-    <w:p>
-      <w:pPr>
-        <w:pStyle w:val="a"/>
-        <w:rPr>
-          <w:rFonts w:eastAsiaTheme="minorEastAsia"/>
-          <w:lang w:val="uk-UA" w:eastAsia="ja-JP"/>
-        </w:rPr>
-      </w:pPr>
-      <w:r>
-        <w:rPr>
-          <w:rFonts w:eastAsiaTheme="minorEastAsia"/>
-          <w:lang w:val="uk-UA" w:eastAsia="ja-JP"/>
-        </w:rPr>
-        <w:t>    # Скидання стану правил</w:t>
-      </w:r>
-    </w:p>
-    <w:p>
-      <w:pPr>
-        <w:pStyle w:val="a"/>
-        <w:rPr>
-          <w:rFonts w:eastAsiaTheme="minorEastAsia"/>
-          <w:lang w:val="uk-UA" w:eastAsia="ja-JP"/>
-        </w:rPr>
-      </w:pPr>
-      <w:r>
-        <w:rPr>
-          <w:rFonts w:eastAsiaTheme="minorEastAsia"/>
-          <w:lang w:val="uk-UA" w:eastAsia="ja-JP"/>
-        </w:rPr>
-        <w:t>    for rule in RULES:</w:t>
-      </w:r>
-    </w:p>
-    <w:p>
-      <w:pPr>
-        <w:pStyle w:val="a"/>
-        <w:rPr>
-          <w:rFonts w:eastAsiaTheme="minorEastAsia"/>
-          <w:lang w:val="uk-UA" w:eastAsia="ja-JP"/>
-        </w:rPr>
-      </w:pPr>
-      <w:r>
-        <w:rPr>
-          <w:rFonts w:eastAsiaTheme="minorEastAsia"/>
-          <w:lang w:val="uk-UA" w:eastAsia="ja-JP"/>
-        </w:rPr>
-        <w:t>        rule.fired = False</w:t>
-      </w:r>
-    </w:p>
-    <w:p>
-      <w:pPr>
-        <w:pStyle w:val="a"/>
-        <w:rPr>
-          <w:rFonts w:eastAsiaTheme="minorEastAsia"/>
-          <w:lang w:val="uk-UA" w:eastAsia="ja-JP"/>
-        </w:rPr>
-      </w:pPr>
-    </w:p>
-    <w:p>
-      <w:pPr>
-        <w:pStyle w:val="a"/>
-        <w:rPr>
-          <w:rFonts w:eastAsiaTheme="minorEastAsia"/>
-          <w:lang w:val="uk-UA" w:eastAsia="ja-JP"/>
-        </w:rPr>
-      </w:pPr>
-      <w:r>
-        <w:rPr>
-          <w:rFonts w:eastAsiaTheme="minorEastAsia"/>
-          <w:lang w:val="uk-UA" w:eastAsia="ja-JP"/>
-        </w:rPr>
-        <w:t>    while queue:</w:t>
-      </w:r>
-    </w:p>
-    <w:p>
-      <w:pPr>
-        <w:pStyle w:val="a"/>
-        <w:rPr>
-          <w:rFonts w:eastAsiaTheme="minorEastAsia"/>
-          <w:lang w:val="uk-UA" w:eastAsia="ja-JP"/>
-        </w:rPr>
-      </w:pPr>
-      <w:r>
-        <w:rPr>
-          <w:rFonts w:eastAsiaTheme="minorEastAsia"/>
-          <w:lang w:val="uk-UA" w:eastAsia="ja-JP"/>
-        </w:rPr>
-        <w:t>        variable = queue.popleft()</w:t>
-      </w:r>
-    </w:p>
-    <w:p>
-      <w:pPr>
-        <w:pStyle w:val="a"/>
-        <w:rPr>
-          <w:rFonts w:eastAsiaTheme="minorEastAsia"/>
-          <w:lang w:val="uk-UA" w:eastAsia="ja-JP"/>
-        </w:rPr>
-      </w:pPr>
-    </w:p>
-    <w:p>
-      <w:pPr>
-        <w:pStyle w:val="a"/>
-        <w:rPr>
-          <w:rFonts w:eastAsiaTheme="minorEastAsia"/>
-          <w:lang w:val="uk-UA" w:eastAsia="ja-JP"/>
-        </w:rPr>
-      </w:pPr>
-      <w:r>
-        <w:rPr>
-          <w:rFonts w:eastAsiaTheme="minorEastAsia"/>
-          <w:lang w:val="uk-UA" w:eastAsia="ja-JP"/>
-        </w:rPr>
-        <w:t>        for rule in RULES:</w:t>
-      </w:r>
-    </w:p>
-    <w:p>
-      <w:pPr>
-        <w:pStyle w:val="a"/>
-        <w:rPr>
-          <w:rFonts w:eastAsiaTheme="minorEastAsia"/>
-          <w:lang w:val="uk-UA" w:eastAsia="ja-JP"/>
-        </w:rPr>
-      </w:pPr>
-    </w:p>
-    <w:p>
-      <w:pPr>
-        <w:pStyle w:val="a"/>
-        <w:rPr>
-          <w:rFonts w:eastAsiaTheme="minorEastAsia"/>
-          <w:lang w:val="uk-UA" w:eastAsia="ja-JP"/>
-        </w:rPr>
-      </w:pPr>
-      <w:r>
-        <w:rPr>
-          <w:rFonts w:eastAsiaTheme="minorEastAsia"/>
-          <w:lang w:val="uk-UA" w:eastAsia="ja-JP"/>
-        </w:rPr>
-        <w:t>            # Якщо правило вже спрацювало</w:t>
-      </w:r>
-    </w:p>
-    <w:p>
-      <w:pPr>
-        <w:pStyle w:val="a"/>
-        <w:rPr>
-          <w:rFonts w:eastAsiaTheme="minorEastAsia"/>
-          <w:lang w:val="uk-UA" w:eastAsia="ja-JP"/>
-        </w:rPr>
-      </w:pPr>
-      <w:r>
-        <w:rPr>
-          <w:rFonts w:eastAsiaTheme="minorEastAsia"/>
-          <w:lang w:val="uk-UA" w:eastAsia="ja-JP"/>
-        </w:rPr>
-        <w:t>            # або поточна змінна не бере участі в правилі</w:t>
-      </w:r>
-    </w:p>
-    <w:p>
-      <w:pPr>
-        <w:pStyle w:val="a"/>
-        <w:rPr>
-          <w:rFonts w:eastAsiaTheme="minorEastAsia"/>
-          <w:lang w:val="uk-UA" w:eastAsia="ja-JP"/>
-        </w:rPr>
-      </w:pPr>
-      <w:r>
-        <w:rPr>
-          <w:rFonts w:eastAsiaTheme="minorEastAsia"/>
-          <w:lang w:val="uk-UA" w:eastAsia="ja-JP"/>
-        </w:rPr>
-        <w:t>            if rule.fired or variable not in rule.conditions:</w:t>
-      </w:r>
-    </w:p>
-    <w:p>
-      <w:pPr>
-        <w:pStyle w:val="a"/>
-        <w:rPr>
-          <w:rFonts w:eastAsiaTheme="minorEastAsia"/>
-          <w:lang w:val="uk-UA" w:eastAsia="ja-JP"/>
-        </w:rPr>
-      </w:pPr>
-      <w:r>
-        <w:rPr>
-          <w:rFonts w:eastAsiaTheme="minorEastAsia"/>
-          <w:lang w:val="uk-UA" w:eastAsia="ja-JP"/>
-        </w:rPr>
-        <w:t>                continue</w:t>
-      </w:r>
-    </w:p>
-    <w:p>
-      <w:pPr>
-        <w:pStyle w:val="a"/>
-        <w:rPr>
-          <w:rFonts w:eastAsiaTheme="minorEastAsia"/>
-          <w:lang w:val="uk-UA" w:eastAsia="ja-JP"/>
-        </w:rPr>
-      </w:pPr>
-    </w:p>
-    <w:p>
-      <w:pPr>
-        <w:pStyle w:val="a"/>
-        <w:rPr>
-          <w:rFonts w:eastAsiaTheme="minorEastAsia"/>
-          <w:lang w:val="uk-UA" w:eastAsia="ja-JP"/>
-        </w:rPr>
-      </w:pPr>
-      <w:r>
-        <w:rPr>
-          <w:rFonts w:eastAsiaTheme="minorEastAsia"/>
-          <w:lang w:val="uk-UA" w:eastAsia="ja-JP"/>
-        </w:rPr>
-        <w:t>            # Перевіряємо, чи всі необхідні факти вже відомі</w:t>
-      </w:r>
-    </w:p>
-    <w:p>
-      <w:pPr>
-        <w:pStyle w:val="a"/>
-        <w:rPr>
-          <w:rFonts w:eastAsiaTheme="minorEastAsia"/>
-          <w:lang w:val="uk-UA" w:eastAsia="ja-JP"/>
-        </w:rPr>
-      </w:pPr>
-      <w:r>
-        <w:rPr>
-          <w:rFonts w:eastAsiaTheme="minorEastAsia"/>
-          <w:lang w:val="uk-UA" w:eastAsia="ja-JP"/>
-        </w:rPr>
-        <w:t>            all_known = all(</w:t>
-      </w:r>
-    </w:p>
-    <w:p>
-      <w:pPr>
-        <w:pStyle w:val="a"/>
-        <w:rPr>
-          <w:rFonts w:eastAsiaTheme="minorEastAsia"/>
-          <w:lang w:val="uk-UA" w:eastAsia="ja-JP"/>
-        </w:rPr>
-      </w:pPr>
-      <w:r>
-        <w:rPr>
-          <w:rFonts w:eastAsiaTheme="minorEastAsia"/>
-          <w:lang w:val="uk-UA" w:eastAsia="ja-JP"/>
-        </w:rPr>
-        <w:t>                k in facts</w:t>
-      </w:r>
-    </w:p>
-    <w:p>
-      <w:pPr>
-        <w:pStyle w:val="a"/>
-        <w:rPr>
-          <w:rFonts w:eastAsiaTheme="minorEastAsia"/>
-          <w:lang w:val="uk-UA" w:eastAsia="ja-JP"/>
-        </w:rPr>
-      </w:pPr>
-      <w:r>
-        <w:rPr>
-          <w:rFonts w:eastAsiaTheme="minorEastAsia"/>
-          <w:lang w:val="uk-UA" w:eastAsia="ja-JP"/>
-        </w:rPr>
-        <w:t>                for k in rule.conditions</w:t>
-      </w:r>
-    </w:p>
-    <w:p>
-      <w:pPr>
-        <w:pStyle w:val="a"/>
-        <w:rPr>
-          <w:rFonts w:eastAsiaTheme="minorEastAsia"/>
-          <w:lang w:val="uk-UA" w:eastAsia="ja-JP"/>
-        </w:rPr>
-      </w:pPr>
-      <w:r>
-        <w:rPr>
-          <w:rFonts w:eastAsiaTheme="minorEastAsia"/>
-          <w:lang w:val="uk-UA" w:eastAsia="ja-JP"/>
-        </w:rPr>
-        <w:t>            )</w:t>
-      </w:r>
-    </w:p>
-    <w:p>
-      <w:pPr>
-        <w:pStyle w:val="a"/>
-        <w:rPr>
-          <w:rFonts w:eastAsiaTheme="minorEastAsia"/>
-          <w:lang w:val="uk-UA" w:eastAsia="ja-JP"/>
-        </w:rPr>
-      </w:pPr>
-    </w:p>
-    <w:p>
-      <w:pPr>
-        <w:pStyle w:val="a"/>
-        <w:rPr>
-          <w:rFonts w:eastAsiaTheme="minorEastAsia"/>
-          <w:lang w:val="uk-UA" w:eastAsia="ja-JP"/>
-        </w:rPr>
-      </w:pPr>
-      <w:r>
-        <w:rPr>
-          <w:rFonts w:eastAsiaTheme="minorEastAsia"/>
-          <w:lang w:val="uk-UA" w:eastAsia="ja-JP"/>
-        </w:rPr>
-        <w:t>            # Головне виправлення:</w:t>
-      </w:r>
-    </w:p>
-    <w:p>
-      <w:pPr>
-        <w:pStyle w:val="a"/>
-        <w:rPr>
-          <w:rFonts w:eastAsiaTheme="minorEastAsia"/>
-          <w:lang w:val="uk-UA" w:eastAsia="ja-JP"/>
-        </w:rPr>
-      </w:pPr>
-      <w:r>
-        <w:rPr>
-          <w:rFonts w:eastAsiaTheme="minorEastAsia"/>
-          <w:lang w:val="uk-UA" w:eastAsia="ja-JP"/>
-        </w:rPr>
-        <w:t>            # перевіряємо значення тільки якщо всі факти існують</w:t>
-      </w:r>
-    </w:p>
-    <w:p>
-      <w:pPr>
-        <w:pStyle w:val="a"/>
-        <w:rPr>
-          <w:rFonts w:eastAsiaTheme="minorEastAsia"/>
-          <w:lang w:val="uk-UA" w:eastAsia="ja-JP"/>
-        </w:rPr>
-      </w:pPr>
-      <w:r>
-        <w:rPr>
-          <w:rFonts w:eastAsiaTheme="minorEastAsia"/>
-          <w:lang w:val="uk-UA" w:eastAsia="ja-JP"/>
-        </w:rPr>
-        <w:t>            if all_known and all(</w:t>
-      </w:r>
-    </w:p>
-    <w:p>
-      <w:pPr>
-        <w:pStyle w:val="a"/>
-        <w:rPr>
-          <w:rFonts w:eastAsiaTheme="minorEastAsia"/>
-          <w:lang w:val="uk-UA" w:eastAsia="ja-JP"/>
-        </w:rPr>
-      </w:pPr>
-      <w:r>
-        <w:rPr>
-          <w:rFonts w:eastAsiaTheme="minorEastAsia"/>
-          <w:lang w:val="uk-UA" w:eastAsia="ja-JP"/>
-        </w:rPr>
-        <w:t>                facts[k] == v</w:t>
-      </w:r>
-    </w:p>
-    <w:p>
-      <w:pPr>
-        <w:pStyle w:val="a"/>
-        <w:rPr>
-          <w:rFonts w:eastAsiaTheme="minorEastAsia"/>
-          <w:lang w:val="uk-UA" w:eastAsia="ja-JP"/>
-        </w:rPr>
-      </w:pPr>
-      <w:r>
-        <w:rPr>
-          <w:rFonts w:eastAsiaTheme="minorEastAsia"/>
-          <w:lang w:val="uk-UA" w:eastAsia="ja-JP"/>
-        </w:rPr>
-        <w:t>                for k, v in rule.conditions.items()</w:t>
-      </w:r>
-    </w:p>
-    <w:p>
-      <w:pPr>
-        <w:pStyle w:val="a"/>
-        <w:rPr>
-          <w:rFonts w:eastAsiaTheme="minorEastAsia"/>
-          <w:lang w:val="uk-UA" w:eastAsia="ja-JP"/>
-        </w:rPr>
-      </w:pPr>
-      <w:r>
-        <w:rPr>
-          <w:rFonts w:eastAsiaTheme="minorEastAsia"/>
-          <w:lang w:val="uk-UA" w:eastAsia="ja-JP"/>
-        </w:rPr>
-        <w:t>            ):</w:t>
-      </w:r>
-    </w:p>
-    <w:p>
-      <w:pPr>
-        <w:pStyle w:val="a"/>
-        <w:rPr>
-          <w:rFonts w:eastAsiaTheme="minorEastAsia"/>
-          <w:lang w:val="uk-UA" w:eastAsia="ja-JP"/>
-        </w:rPr>
-      </w:pPr>
-    </w:p>
-    <w:p>
-      <w:pPr>
-        <w:pStyle w:val="a"/>
-        <w:rPr>
-          <w:rFonts w:eastAsiaTheme="minorEastAsia"/>
-          <w:lang w:val="uk-UA" w:eastAsia="ja-JP"/>
-        </w:rPr>
-      </w:pPr>
-      <w:r>
-        <w:rPr>
-          <w:rFonts w:eastAsiaTheme="minorEastAsia"/>
-          <w:lang w:val="uk-UA" w:eastAsia="ja-JP"/>
-        </w:rPr>
-        <w:t>                result_var, result_value = rule.conclusion</w:t>
-      </w:r>
-    </w:p>
-    <w:p>
-      <w:pPr>
-        <w:pStyle w:val="a"/>
-        <w:rPr>
-          <w:rFonts w:eastAsiaTheme="minorEastAsia"/>
-          <w:lang w:val="uk-UA" w:eastAsia="ja-JP"/>
-        </w:rPr>
-      </w:pPr>
-    </w:p>
-    <w:p>
-      <w:pPr>
-        <w:pStyle w:val="a"/>
-        <w:rPr>
-          <w:rFonts w:eastAsiaTheme="minorEastAsia"/>
-          <w:lang w:val="uk-UA" w:eastAsia="ja-JP"/>
-        </w:rPr>
-      </w:pPr>
-      <w:r>
-        <w:rPr>
-          <w:rFonts w:eastAsiaTheme="minorEastAsia"/>
-          <w:lang w:val="uk-UA" w:eastAsia="ja-JP"/>
-        </w:rPr>
-        <w:t>                rule.fired = True</w:t>
-      </w:r>
-    </w:p>
-    <w:p>
-      <w:pPr>
-        <w:pStyle w:val="a"/>
-        <w:rPr>
-          <w:rFonts w:eastAsiaTheme="minorEastAsia"/>
-          <w:lang w:val="uk-UA" w:eastAsia="ja-JP"/>
-        </w:rPr>
-      </w:pPr>
-    </w:p>
-    <w:p>
-      <w:pPr>
-        <w:pStyle w:val="a"/>
-        <w:rPr>
-          <w:rFonts w:eastAsiaTheme="minorEastAsia"/>
-          <w:lang w:val="uk-UA" w:eastAsia="ja-JP"/>
-        </w:rPr>
-      </w:pPr>
-      <w:r>
-        <w:rPr>
-          <w:rFonts w:eastAsiaTheme="minorEastAsia"/>
-          <w:lang w:val="uk-UA" w:eastAsia="ja-JP"/>
-        </w:rPr>
-        <w:t>                if result_var not in facts:</w:t>
-      </w:r>
-    </w:p>
-    <w:p>
-      <w:pPr>
-        <w:pStyle w:val="a"/>
-        <w:rPr>
-          <w:rFonts w:eastAsiaTheme="minorEastAsia"/>
-          <w:lang w:val="uk-UA" w:eastAsia="ja-JP"/>
-        </w:rPr>
-      </w:pPr>
-      <w:r>
-        <w:rPr>
-          <w:rFonts w:eastAsiaTheme="minorEastAsia"/>
-          <w:lang w:val="uk-UA" w:eastAsia="ja-JP"/>
-        </w:rPr>
-        <w:t>                    facts[result_var] = result_value</w:t>
-      </w:r>
-    </w:p>
-    <w:p>
-      <w:pPr>
-        <w:pStyle w:val="a"/>
-        <w:rPr>
-          <w:rFonts w:eastAsiaTheme="minorEastAsia"/>
-          <w:lang w:val="uk-UA" w:eastAsia="ja-JP"/>
-        </w:rPr>
-      </w:pPr>
-      <w:r>
-        <w:rPr>
-          <w:rFonts w:eastAsiaTheme="minorEastAsia"/>
-          <w:lang w:val="uk-UA" w:eastAsia="ja-JP"/>
-        </w:rPr>
-        <w:t>                    queue.append(result_var)</w:t>
-      </w:r>
-    </w:p>
-    <w:p>
-      <w:pPr>
-        <w:pStyle w:val="a"/>
-        <w:rPr>
-          <w:rFonts w:eastAsiaTheme="minorEastAsia"/>
-          <w:lang w:val="uk-UA" w:eastAsia="ja-JP"/>
-        </w:rPr>
-      </w:pPr>
-    </w:p>
-    <w:p>
-      <w:pPr>
-        <w:pStyle w:val="a"/>
-        <w:rPr>
-          <w:rFonts w:eastAsiaTheme="minorEastAsia"/>
-          <w:lang w:val="uk-UA" w:eastAsia="ja-JP"/>
-        </w:rPr>
-      </w:pPr>
-      <w:r>
-        <w:rPr>
-          <w:rFonts w:eastAsiaTheme="minorEastAsia"/>
-          <w:lang w:val="uk-UA" w:eastAsia="ja-JP"/>
-        </w:rPr>
         <w:t>                explanation.append(</w:t>
       </w:r>
     </w:p>
@@ -3394,1323 +4229,1321 @@
           <w:rFonts w:eastAsiaTheme="minorEastAsia"/>
           <w:lang w:val="uk-UA" w:eastAsia="ja-JP"/>
         </w:rPr>
+        <w:t>                    f"{rule.name}: {rule.conditions} -&gt; "</w:t>
+      </w:r>
+    </w:p>
+    <w:p>
+      <w:pPr>
+        <w:pStyle w:val="a"/>
+        <w:rPr>
+          <w:rFonts w:eastAsiaTheme="minorEastAsia"/>
+          <w:lang w:val="uk-UA" w:eastAsia="ja-JP"/>
+        </w:rPr>
+      </w:pPr>
+      <w:r>
+        <w:rPr>
+          <w:rFonts w:eastAsiaTheme="minorEastAsia"/>
+          <w:lang w:val="uk-UA" w:eastAsia="ja-JP"/>
+        </w:rPr>
+        <w:t>                    f"{result_var}={result_value}"</w:t>
+      </w:r>
+    </w:p>
+    <w:p>
+      <w:pPr>
+        <w:pStyle w:val="a"/>
+        <w:rPr>
+          <w:rFonts w:eastAsiaTheme="minorEastAsia"/>
+          <w:lang w:val="uk-UA" w:eastAsia="ja-JP"/>
+        </w:rPr>
+      </w:pPr>
+      <w:r>
+        <w:rPr>
+          <w:rFonts w:eastAsiaTheme="minorEastAsia"/>
+          <w:lang w:val="uk-UA" w:eastAsia="ja-JP"/>
+        </w:rPr>
+        <w:t>                )</w:t>
+      </w:r>
+    </w:p>
+    <w:p>
+      <w:pPr>
+        <w:pStyle w:val="a"/>
+        <w:rPr>
+          <w:rFonts w:eastAsiaTheme="minorEastAsia"/>
+          <w:lang w:val="uk-UA" w:eastAsia="ja-JP"/>
+        </w:rPr>
+      </w:pPr>
+    </w:p>
+    <w:p>
+      <w:pPr>
+        <w:pStyle w:val="a"/>
+        <w:rPr>
+          <w:rFonts w:eastAsiaTheme="minorEastAsia"/>
+          <w:lang w:val="uk-UA" w:eastAsia="ja-JP"/>
+        </w:rPr>
+      </w:pPr>
+      <w:r>
+        <w:rPr>
+          <w:rFonts w:eastAsiaTheme="minorEastAsia"/>
+          <w:lang w:val="uk-UA" w:eastAsia="ja-JP"/>
+        </w:rPr>
+        <w:t>    return facts, explanation</w:t>
+      </w:r>
+    </w:p>
+    <w:p>
+      <w:pPr>
+        <w:pStyle w:val="a"/>
+        <w:rPr>
+          <w:rFonts w:eastAsiaTheme="minorEastAsia"/>
+          <w:lang w:val="uk-UA" w:eastAsia="ja-JP"/>
+        </w:rPr>
+      </w:pPr>
+    </w:p>
+    <w:p>
+      <w:pPr>
+        <w:pStyle w:val="a"/>
+        <w:rPr>
+          <w:rFonts w:eastAsiaTheme="minorEastAsia"/>
+          <w:lang w:val="uk-UA" w:eastAsia="ja-JP"/>
+        </w:rPr>
+      </w:pPr>
+      <w:r>
+        <w:rPr>
+          <w:rFonts w:eastAsiaTheme="minorEastAsia"/>
+          <w:lang w:val="uk-UA" w:eastAsia="ja-JP"/>
+        </w:rPr>
+        <w:t>def ask_yes_no(question):</w:t>
+      </w:r>
+    </w:p>
+    <w:p>
+      <w:pPr>
+        <w:pStyle w:val="a"/>
+        <w:rPr>
+          <w:rFonts w:eastAsiaTheme="minorEastAsia"/>
+          <w:lang w:val="uk-UA" w:eastAsia="ja-JP"/>
+        </w:rPr>
+      </w:pPr>
+      <w:r>
+        <w:rPr>
+          <w:rFonts w:eastAsiaTheme="minorEastAsia"/>
+          <w:lang w:val="uk-UA" w:eastAsia="ja-JP"/>
+        </w:rPr>
+        <w:t>    while True:</w:t>
+      </w:r>
+    </w:p>
+    <w:p>
+      <w:pPr>
+        <w:pStyle w:val="a"/>
+        <w:rPr>
+          <w:rFonts w:eastAsiaTheme="minorEastAsia"/>
+          <w:lang w:val="uk-UA" w:eastAsia="ja-JP"/>
+        </w:rPr>
+      </w:pPr>
+      <w:r>
+        <w:rPr>
+          <w:rFonts w:eastAsiaTheme="minorEastAsia"/>
+          <w:lang w:val="uk-UA" w:eastAsia="ja-JP"/>
+        </w:rPr>
+        <w:t>        value = input(</w:t>
+      </w:r>
+    </w:p>
+    <w:p>
+      <w:pPr>
+        <w:pStyle w:val="a"/>
+        <w:rPr>
+          <w:rFonts w:eastAsiaTheme="minorEastAsia"/>
+          <w:lang w:val="uk-UA" w:eastAsia="ja-JP"/>
+        </w:rPr>
+      </w:pPr>
+      <w:r>
+        <w:rPr>
+          <w:rFonts w:eastAsiaTheme="minorEastAsia"/>
+          <w:lang w:val="uk-UA" w:eastAsia="ja-JP"/>
+        </w:rPr>
+        <w:t>            question + " [так/ні]: "</w:t>
+      </w:r>
+    </w:p>
+    <w:p>
+      <w:pPr>
+        <w:pStyle w:val="a"/>
+        <w:rPr>
+          <w:rFonts w:eastAsiaTheme="minorEastAsia"/>
+          <w:lang w:val="uk-UA" w:eastAsia="ja-JP"/>
+        </w:rPr>
+      </w:pPr>
+      <w:r>
+        <w:rPr>
+          <w:rFonts w:eastAsiaTheme="minorEastAsia"/>
+          <w:lang w:val="uk-UA" w:eastAsia="ja-JP"/>
+        </w:rPr>
+        <w:t>        ).strip().lower()</w:t>
+      </w:r>
+    </w:p>
+    <w:p>
+      <w:pPr>
+        <w:pStyle w:val="a"/>
+        <w:rPr>
+          <w:rFonts w:eastAsiaTheme="minorEastAsia"/>
+          <w:lang w:val="uk-UA" w:eastAsia="ja-JP"/>
+        </w:rPr>
+      </w:pPr>
+    </w:p>
+    <w:p>
+      <w:pPr>
+        <w:pStyle w:val="a"/>
+        <w:rPr>
+          <w:rFonts w:eastAsiaTheme="minorEastAsia"/>
+          <w:lang w:val="uk-UA" w:eastAsia="ja-JP"/>
+        </w:rPr>
+      </w:pPr>
+      <w:r>
+        <w:rPr>
+          <w:rFonts w:eastAsiaTheme="minorEastAsia"/>
+          <w:lang w:val="uk-UA" w:eastAsia="ja-JP"/>
+        </w:rPr>
+        <w:t>        if value in ("так", "т", "yes", "y"):</w:t>
+      </w:r>
+    </w:p>
+    <w:p>
+      <w:pPr>
+        <w:pStyle w:val="a"/>
+        <w:rPr>
+          <w:rFonts w:eastAsiaTheme="minorEastAsia"/>
+          <w:lang w:val="uk-UA" w:eastAsia="ja-JP"/>
+        </w:rPr>
+      </w:pPr>
+      <w:r>
+        <w:rPr>
+          <w:rFonts w:eastAsiaTheme="minorEastAsia"/>
+          <w:lang w:val="uk-UA" w:eastAsia="ja-JP"/>
+        </w:rPr>
+        <w:t>            return True</w:t>
+      </w:r>
+    </w:p>
+    <w:p>
+      <w:pPr>
+        <w:pStyle w:val="a"/>
+        <w:rPr>
+          <w:rFonts w:eastAsiaTheme="minorEastAsia"/>
+          <w:lang w:val="uk-UA" w:eastAsia="ja-JP"/>
+        </w:rPr>
+      </w:pPr>
+    </w:p>
+    <w:p>
+      <w:pPr>
+        <w:pStyle w:val="a"/>
+        <w:rPr>
+          <w:rFonts w:eastAsiaTheme="minorEastAsia"/>
+          <w:lang w:val="uk-UA" w:eastAsia="ja-JP"/>
+        </w:rPr>
+      </w:pPr>
+      <w:r>
+        <w:rPr>
+          <w:rFonts w:eastAsiaTheme="minorEastAsia"/>
+          <w:lang w:val="uk-UA" w:eastAsia="ja-JP"/>
+        </w:rPr>
+        <w:t>        if value in ("ні", "н", "no", "n"):</w:t>
+      </w:r>
+    </w:p>
+    <w:p>
+      <w:pPr>
+        <w:pStyle w:val="a"/>
+        <w:rPr>
+          <w:rFonts w:eastAsiaTheme="minorEastAsia"/>
+          <w:lang w:val="uk-UA" w:eastAsia="ja-JP"/>
+        </w:rPr>
+      </w:pPr>
+      <w:r>
+        <w:rPr>
+          <w:rFonts w:eastAsiaTheme="minorEastAsia"/>
+          <w:lang w:val="uk-UA" w:eastAsia="ja-JP"/>
+        </w:rPr>
+        <w:t>            return False</w:t>
+      </w:r>
+    </w:p>
+    <w:p>
+      <w:pPr>
+        <w:pStyle w:val="a"/>
+        <w:rPr>
+          <w:rFonts w:eastAsiaTheme="minorEastAsia"/>
+          <w:lang w:val="uk-UA" w:eastAsia="ja-JP"/>
+        </w:rPr>
+      </w:pPr>
+    </w:p>
+    <w:p>
+      <w:pPr>
+        <w:pStyle w:val="a"/>
+        <w:rPr>
+          <w:rFonts w:eastAsiaTheme="minorEastAsia"/>
+          <w:lang w:val="uk-UA" w:eastAsia="ja-JP"/>
+        </w:rPr>
+      </w:pPr>
+      <w:r>
+        <w:rPr>
+          <w:rFonts w:eastAsiaTheme="minorEastAsia"/>
+          <w:lang w:val="uk-UA" w:eastAsia="ja-JP"/>
+        </w:rPr>
+        <w:t>        print("Введіть 'так' або 'ні'.")</w:t>
+      </w:r>
+    </w:p>
+    <w:p>
+      <w:pPr>
+        <w:pStyle w:val="a"/>
+        <w:rPr>
+          <w:rFonts w:eastAsiaTheme="minorEastAsia"/>
+          <w:lang w:val="uk-UA" w:eastAsia="ja-JP"/>
+        </w:rPr>
+      </w:pPr>
+    </w:p>
+    <w:p>
+      <w:pPr>
+        <w:pStyle w:val="a"/>
+        <w:rPr>
+          <w:rFonts w:eastAsiaTheme="minorEastAsia"/>
+          <w:lang w:val="uk-UA" w:eastAsia="ja-JP"/>
+        </w:rPr>
+      </w:pPr>
+      <w:r>
+        <w:rPr>
+          <w:rFonts w:eastAsiaTheme="minorEastAsia"/>
+          <w:lang w:val="uk-UA" w:eastAsia="ja-JP"/>
+        </w:rPr>
+        <w:t>def main():</w:t>
+      </w:r>
+    </w:p>
+    <w:p>
+      <w:pPr>
+        <w:pStyle w:val="a"/>
+        <w:rPr>
+          <w:rFonts w:eastAsiaTheme="minorEastAsia"/>
+          <w:lang w:val="uk-UA" w:eastAsia="ja-JP"/>
+        </w:rPr>
+      </w:pPr>
+    </w:p>
+    <w:p>
+      <w:pPr>
+        <w:pStyle w:val="a"/>
+        <w:rPr>
+          <w:rFonts w:eastAsiaTheme="minorEastAsia"/>
+          <w:lang w:val="uk-UA" w:eastAsia="ja-JP"/>
+        </w:rPr>
+      </w:pPr>
+      <w:r>
+        <w:rPr>
+          <w:rFonts w:eastAsiaTheme="minorEastAsia"/>
+          <w:lang w:val="uk-UA" w:eastAsia="ja-JP"/>
+        </w:rPr>
+        <w:t>    initial = {</w:t>
+      </w:r>
+    </w:p>
+    <w:p>
+      <w:pPr>
+        <w:pStyle w:val="a"/>
+        <w:rPr>
+          <w:rFonts w:eastAsiaTheme="minorEastAsia"/>
+          <w:lang w:val="uk-UA" w:eastAsia="ja-JP"/>
+        </w:rPr>
+      </w:pPr>
+      <w:r>
+        <w:rPr>
+          <w:rFonts w:eastAsiaTheme="minorEastAsia"/>
+          <w:lang w:val="uk-UA" w:eastAsia="ja-JP"/>
+        </w:rPr>
+        <w:t>        "power_on": ask_yes_no(</w:t>
+      </w:r>
+    </w:p>
+    <w:p>
+      <w:pPr>
+        <w:pStyle w:val="a"/>
+        <w:rPr>
+          <w:rFonts w:eastAsiaTheme="minorEastAsia"/>
+          <w:lang w:val="uk-UA" w:eastAsia="ja-JP"/>
+        </w:rPr>
+      </w:pPr>
+      <w:r>
+        <w:rPr>
+          <w:rFonts w:eastAsiaTheme="minorEastAsia"/>
+          <w:lang w:val="uk-UA" w:eastAsia="ja-JP"/>
+        </w:rPr>
+        <w:t>            "Чи вмикається живлення?"</w:t>
+      </w:r>
+    </w:p>
+    <w:p>
+      <w:pPr>
+        <w:pStyle w:val="a"/>
+        <w:rPr>
+          <w:rFonts w:eastAsiaTheme="minorEastAsia"/>
+          <w:lang w:val="uk-UA" w:eastAsia="ja-JP"/>
+        </w:rPr>
+      </w:pPr>
+      <w:r>
+        <w:rPr>
+          <w:rFonts w:eastAsiaTheme="minorEastAsia"/>
+          <w:lang w:val="uk-UA" w:eastAsia="ja-JP"/>
+        </w:rPr>
+        <w:t>        ),</w:t>
+      </w:r>
+    </w:p>
+    <w:p>
+      <w:pPr>
+        <w:pStyle w:val="a"/>
+        <w:rPr>
+          <w:rFonts w:eastAsiaTheme="minorEastAsia"/>
+          <w:lang w:val="uk-UA" w:eastAsia="ja-JP"/>
+        </w:rPr>
+      </w:pPr>
+    </w:p>
+    <w:p>
+      <w:pPr>
+        <w:pStyle w:val="a"/>
+        <w:rPr>
+          <w:rFonts w:eastAsiaTheme="minorEastAsia"/>
+          <w:lang w:val="uk-UA" w:eastAsia="ja-JP"/>
+        </w:rPr>
+      </w:pPr>
+      <w:r>
+        <w:rPr>
+          <w:rFonts w:eastAsiaTheme="minorEastAsia"/>
+          <w:lang w:val="uk-UA" w:eastAsia="ja-JP"/>
+        </w:rPr>
+        <w:t>        "fans_spin": ask_yes_no(</w:t>
+      </w:r>
+    </w:p>
+    <w:p>
+      <w:pPr>
+        <w:pStyle w:val="a"/>
+        <w:rPr>
+          <w:rFonts w:eastAsiaTheme="minorEastAsia"/>
+          <w:lang w:val="uk-UA" w:eastAsia="ja-JP"/>
+        </w:rPr>
+      </w:pPr>
+      <w:r>
+        <w:rPr>
+          <w:rFonts w:eastAsiaTheme="minorEastAsia"/>
+          <w:lang w:val="uk-UA" w:eastAsia="ja-JP"/>
+        </w:rPr>
+        <w:t>            "Чи працюють вентилятори?"</w:t>
+      </w:r>
+    </w:p>
+    <w:p>
+      <w:pPr>
+        <w:pStyle w:val="a"/>
+        <w:rPr>
+          <w:rFonts w:eastAsiaTheme="minorEastAsia"/>
+          <w:lang w:val="uk-UA" w:eastAsia="ja-JP"/>
+        </w:rPr>
+      </w:pPr>
+      <w:r>
+        <w:rPr>
+          <w:rFonts w:eastAsiaTheme="minorEastAsia"/>
+          <w:lang w:val="uk-UA" w:eastAsia="ja-JP"/>
+        </w:rPr>
+        <w:t>        ),</w:t>
+      </w:r>
+    </w:p>
+    <w:p>
+      <w:pPr>
+        <w:pStyle w:val="a"/>
+        <w:rPr>
+          <w:rFonts w:eastAsiaTheme="minorEastAsia"/>
+          <w:lang w:val="uk-UA" w:eastAsia="ja-JP"/>
+        </w:rPr>
+      </w:pPr>
+    </w:p>
+    <w:p>
+      <w:pPr>
+        <w:pStyle w:val="a"/>
+        <w:rPr>
+          <w:rFonts w:eastAsiaTheme="minorEastAsia"/>
+          <w:lang w:val="uk-UA" w:eastAsia="ja-JP"/>
+        </w:rPr>
+      </w:pPr>
+      <w:r>
+        <w:rPr>
+          <w:rFonts w:eastAsiaTheme="minorEastAsia"/>
+          <w:lang w:val="uk-UA" w:eastAsia="ja-JP"/>
+        </w:rPr>
+        <w:t>        "display_signal": ask_yes_no(</w:t>
+      </w:r>
+    </w:p>
+    <w:p>
+      <w:pPr>
+        <w:pStyle w:val="a"/>
+        <w:rPr>
+          <w:rFonts w:eastAsiaTheme="minorEastAsia"/>
+          <w:lang w:val="uk-UA" w:eastAsia="ja-JP"/>
+        </w:rPr>
+      </w:pPr>
+      <w:r>
+        <w:rPr>
+          <w:rFonts w:eastAsiaTheme="minorEastAsia"/>
+          <w:lang w:val="uk-UA" w:eastAsia="ja-JP"/>
+        </w:rPr>
+        <w:t>            "Чи є сигнал на дисплеї?"</w:t>
+      </w:r>
+    </w:p>
+    <w:p>
+      <w:pPr>
+        <w:pStyle w:val="a"/>
+        <w:rPr>
+          <w:rFonts w:eastAsiaTheme="minorEastAsia"/>
+          <w:lang w:val="uk-UA" w:eastAsia="ja-JP"/>
+        </w:rPr>
+      </w:pPr>
+      <w:r>
+        <w:rPr>
+          <w:rFonts w:eastAsiaTheme="minorEastAsia"/>
+          <w:lang w:val="uk-UA" w:eastAsia="ja-JP"/>
+        </w:rPr>
+        <w:t>        ),</w:t>
+      </w:r>
+    </w:p>
+    <w:p>
+      <w:pPr>
+        <w:pStyle w:val="a"/>
+        <w:rPr>
+          <w:rFonts w:eastAsiaTheme="minorEastAsia"/>
+          <w:lang w:val="uk-UA" w:eastAsia="ja-JP"/>
+        </w:rPr>
+      </w:pPr>
+    </w:p>
+    <w:p>
+      <w:pPr>
+        <w:pStyle w:val="a"/>
+        <w:rPr>
+          <w:rFonts w:eastAsiaTheme="minorEastAsia"/>
+          <w:lang w:val="uk-UA" w:eastAsia="ja-JP"/>
+        </w:rPr>
+      </w:pPr>
+      <w:r>
+        <w:rPr>
+          <w:rFonts w:eastAsiaTheme="minorEastAsia"/>
+          <w:lang w:val="uk-UA" w:eastAsia="ja-JP"/>
+        </w:rPr>
+        <w:t>        "os_booted": ask_yes_no(</w:t>
+      </w:r>
+    </w:p>
+    <w:p>
+      <w:pPr>
+        <w:pStyle w:val="a"/>
+        <w:rPr>
+          <w:rFonts w:eastAsiaTheme="minorEastAsia"/>
+          <w:lang w:val="uk-UA" w:eastAsia="ja-JP"/>
+        </w:rPr>
+      </w:pPr>
+      <w:r>
+        <w:rPr>
+          <w:rFonts w:eastAsiaTheme="minorEastAsia"/>
+          <w:lang w:val="uk-UA" w:eastAsia="ja-JP"/>
+        </w:rPr>
+        <w:t>            "Чи завантажилась ОС?"</w:t>
+      </w:r>
+    </w:p>
+    <w:p>
+      <w:pPr>
+        <w:pStyle w:val="a"/>
+        <w:rPr>
+          <w:rFonts w:eastAsiaTheme="minorEastAsia"/>
+          <w:lang w:val="uk-UA" w:eastAsia="ja-JP"/>
+        </w:rPr>
+      </w:pPr>
+      <w:r>
+        <w:rPr>
+          <w:rFonts w:eastAsiaTheme="minorEastAsia"/>
+          <w:lang w:val="uk-UA" w:eastAsia="ja-JP"/>
+        </w:rPr>
+        <w:t>        ),</w:t>
+      </w:r>
+    </w:p>
+    <w:p>
+      <w:pPr>
+        <w:pStyle w:val="a"/>
+        <w:rPr>
+          <w:rFonts w:eastAsiaTheme="minorEastAsia"/>
+          <w:lang w:val="uk-UA" w:eastAsia="ja-JP"/>
+        </w:rPr>
+      </w:pPr>
+    </w:p>
+    <w:p>
+      <w:pPr>
+        <w:pStyle w:val="a"/>
+        <w:rPr>
+          <w:rFonts w:eastAsiaTheme="minorEastAsia"/>
+          <w:lang w:val="uk-UA" w:eastAsia="ja-JP"/>
+        </w:rPr>
+      </w:pPr>
+      <w:r>
+        <w:rPr>
+          <w:rFonts w:eastAsiaTheme="minorEastAsia"/>
+          <w:lang w:val="uk-UA" w:eastAsia="ja-JP"/>
+        </w:rPr>
+        <w:t>        "disk_detected": ask_yes_no(</w:t>
+      </w:r>
+    </w:p>
+    <w:p>
+      <w:pPr>
+        <w:pStyle w:val="a"/>
+        <w:rPr>
+          <w:rFonts w:eastAsiaTheme="minorEastAsia"/>
+          <w:lang w:val="uk-UA" w:eastAsia="ja-JP"/>
+        </w:rPr>
+      </w:pPr>
+      <w:r>
+        <w:rPr>
+          <w:rFonts w:eastAsiaTheme="minorEastAsia"/>
+          <w:lang w:val="uk-UA" w:eastAsia="ja-JP"/>
+        </w:rPr>
+        <w:t>            "Чи визначено накопичувач?"</w:t>
+      </w:r>
+    </w:p>
+    <w:p>
+      <w:pPr>
+        <w:pStyle w:val="a"/>
+        <w:rPr>
+          <w:rFonts w:eastAsiaTheme="minorEastAsia"/>
+          <w:lang w:val="uk-UA" w:eastAsia="ja-JP"/>
+        </w:rPr>
+      </w:pPr>
+      <w:r>
+        <w:rPr>
+          <w:rFonts w:eastAsiaTheme="minorEastAsia"/>
+          <w:lang w:val="uk-UA" w:eastAsia="ja-JP"/>
+        </w:rPr>
+        <w:t>        ),</w:t>
+      </w:r>
+    </w:p>
+    <w:p>
+      <w:pPr>
+        <w:pStyle w:val="a"/>
+        <w:rPr>
+          <w:rFonts w:eastAsiaTheme="minorEastAsia"/>
+          <w:lang w:val="uk-UA" w:eastAsia="ja-JP"/>
+        </w:rPr>
+      </w:pPr>
+    </w:p>
+    <w:p>
+      <w:pPr>
+        <w:pStyle w:val="a"/>
+        <w:rPr>
+          <w:rFonts w:eastAsiaTheme="minorEastAsia"/>
+          <w:lang w:val="uk-UA" w:eastAsia="ja-JP"/>
+        </w:rPr>
+      </w:pPr>
+      <w:r>
+        <w:rPr>
+          <w:rFonts w:eastAsiaTheme="minorEastAsia"/>
+          <w:lang w:val="uk-UA" w:eastAsia="ja-JP"/>
+        </w:rPr>
+        <w:t>        "network_available": ask_yes_no(</w:t>
+      </w:r>
+    </w:p>
+    <w:p>
+      <w:pPr>
+        <w:pStyle w:val="a"/>
+        <w:rPr>
+          <w:rFonts w:eastAsiaTheme="minorEastAsia"/>
+          <w:lang w:val="uk-UA" w:eastAsia="ja-JP"/>
+        </w:rPr>
+      </w:pPr>
+      <w:r>
+        <w:rPr>
+          <w:rFonts w:eastAsiaTheme="minorEastAsia"/>
+          <w:lang w:val="uk-UA" w:eastAsia="ja-JP"/>
+        </w:rPr>
+        <w:t>            "Чи доступна мережа?"</w:t>
+      </w:r>
+    </w:p>
+    <w:p>
+      <w:pPr>
+        <w:pStyle w:val="a"/>
+        <w:rPr>
+          <w:rFonts w:eastAsiaTheme="minorEastAsia"/>
+          <w:lang w:val="uk-UA" w:eastAsia="ja-JP"/>
+        </w:rPr>
+      </w:pPr>
+      <w:r>
+        <w:rPr>
+          <w:rFonts w:eastAsiaTheme="minorEastAsia"/>
+          <w:lang w:val="uk-UA" w:eastAsia="ja-JP"/>
+        </w:rPr>
+        <w:t>        ),</w:t>
+      </w:r>
+    </w:p>
+    <w:p>
+      <w:pPr>
+        <w:pStyle w:val="a"/>
+        <w:rPr>
+          <w:rFonts w:eastAsiaTheme="minorEastAsia"/>
+          <w:lang w:val="uk-UA" w:eastAsia="ja-JP"/>
+        </w:rPr>
+      </w:pPr>
+      <w:r>
+        <w:rPr>
+          <w:rFonts w:eastAsiaTheme="minorEastAsia"/>
+          <w:lang w:val="uk-UA" w:eastAsia="ja-JP"/>
+        </w:rPr>
+        <w:t>    }</w:t>
+      </w:r>
+    </w:p>
+    <w:p>
+      <w:pPr>
+        <w:pStyle w:val="a"/>
+        <w:rPr>
+          <w:rFonts w:eastAsiaTheme="minorEastAsia"/>
+          <w:lang w:val="uk-UA" w:eastAsia="ja-JP"/>
+        </w:rPr>
+      </w:pPr>
+    </w:p>
+    <w:p>
+      <w:pPr>
+        <w:pStyle w:val="a"/>
+        <w:rPr>
+          <w:rFonts w:eastAsiaTheme="minorEastAsia"/>
+          <w:lang w:val="uk-UA" w:eastAsia="ja-JP"/>
+        </w:rPr>
+      </w:pPr>
+      <w:r>
+        <w:rPr>
+          <w:rFonts w:eastAsiaTheme="minorEastAsia"/>
+          <w:lang w:val="uk-UA" w:eastAsia="ja-JP"/>
+        </w:rPr>
+        <w:t>    facts, explanation = infer(initial)</w:t>
+      </w:r>
+    </w:p>
+    <w:p>
+      <w:pPr>
+        <w:pStyle w:val="a"/>
+        <w:rPr>
+          <w:rFonts w:eastAsiaTheme="minorEastAsia"/>
+          <w:lang w:val="uk-UA" w:eastAsia="ja-JP"/>
+        </w:rPr>
+      </w:pPr>
+    </w:p>
+    <w:p>
+      <w:pPr>
+        <w:pStyle w:val="a"/>
+        <w:rPr>
+          <w:rFonts w:eastAsiaTheme="minorEastAsia"/>
+          <w:lang w:val="uk-UA" w:eastAsia="ja-JP"/>
+        </w:rPr>
+      </w:pPr>
+      <w:r>
+        <w:rPr>
+          <w:rFonts w:eastAsiaTheme="minorEastAsia"/>
+          <w:lang w:val="uk-UA" w:eastAsia="ja-JP"/>
+        </w:rPr>
+        <w:t>    diagnoses = {</w:t>
+      </w:r>
+    </w:p>
+    <w:p>
+      <w:pPr>
+        <w:pStyle w:val="a"/>
+        <w:rPr>
+          <w:rFonts w:eastAsiaTheme="minorEastAsia"/>
+          <w:lang w:val="uk-UA" w:eastAsia="ja-JP"/>
+        </w:rPr>
+      </w:pPr>
+      <w:r>
+        <w:rPr>
+          <w:rFonts w:eastAsiaTheme="minorEastAsia"/>
+          <w:lang w:val="uk-UA" w:eastAsia="ja-JP"/>
+        </w:rPr>
+        <w:t>        "power_problem":</w:t>
+      </w:r>
+    </w:p>
+    <w:p>
+      <w:pPr>
+        <w:pStyle w:val="a"/>
+        <w:rPr>
+          <w:rFonts w:eastAsiaTheme="minorEastAsia"/>
+          <w:lang w:val="uk-UA" w:eastAsia="ja-JP"/>
+        </w:rPr>
+      </w:pPr>
+      <w:r>
+        <w:rPr>
+          <w:rFonts w:eastAsiaTheme="minorEastAsia"/>
+          <w:lang w:val="uk-UA" w:eastAsia="ja-JP"/>
+        </w:rPr>
+        <w:t>            "Проблема живлення",</w:t>
+      </w:r>
+    </w:p>
+    <w:p>
+      <w:pPr>
+        <w:pStyle w:val="a"/>
+        <w:rPr>
+          <w:rFonts w:eastAsiaTheme="minorEastAsia"/>
+          <w:lang w:val="uk-UA" w:eastAsia="ja-JP"/>
+        </w:rPr>
+      </w:pPr>
+    </w:p>
+    <w:p>
+      <w:pPr>
+        <w:pStyle w:val="a"/>
+        <w:rPr>
+          <w:rFonts w:eastAsiaTheme="minorEastAsia"/>
+          <w:lang w:val="uk-UA" w:eastAsia="ja-JP"/>
+        </w:rPr>
+      </w:pPr>
+      <w:r>
+        <w:rPr>
+          <w:rFonts w:eastAsiaTheme="minorEastAsia"/>
+          <w:lang w:val="uk-UA" w:eastAsia="ja-JP"/>
+        </w:rPr>
+        <w:t>        "board_or_cooling_problem":</w:t>
+      </w:r>
+    </w:p>
+    <w:p>
+      <w:pPr>
+        <w:pStyle w:val="a"/>
+        <w:rPr>
+          <w:rFonts w:eastAsiaTheme="minorEastAsia"/>
+          <w:lang w:val="uk-UA" w:eastAsia="ja-JP"/>
+        </w:rPr>
+      </w:pPr>
+      <w:r>
+        <w:rPr>
+          <w:rFonts w:eastAsiaTheme="minorEastAsia"/>
+          <w:lang w:val="uk-UA" w:eastAsia="ja-JP"/>
+        </w:rPr>
+        <w:t>            "Проблема системної плати або охолодження",</w:t>
+      </w:r>
+    </w:p>
+    <w:p>
+      <w:pPr>
+        <w:pStyle w:val="a"/>
+        <w:rPr>
+          <w:rFonts w:eastAsiaTheme="minorEastAsia"/>
+          <w:lang w:val="uk-UA" w:eastAsia="ja-JP"/>
+        </w:rPr>
+      </w:pPr>
+    </w:p>
+    <w:p>
+      <w:pPr>
+        <w:pStyle w:val="a"/>
+        <w:rPr>
+          <w:rFonts w:eastAsiaTheme="minorEastAsia"/>
+          <w:lang w:val="uk-UA" w:eastAsia="ja-JP"/>
+        </w:rPr>
+      </w:pPr>
+      <w:r>
+        <w:rPr>
+          <w:rFonts w:eastAsiaTheme="minorEastAsia"/>
+          <w:lang w:val="uk-UA" w:eastAsia="ja-JP"/>
+        </w:rPr>
+        <w:t>        "video_problem":</w:t>
+      </w:r>
+    </w:p>
+    <w:p>
+      <w:pPr>
+        <w:pStyle w:val="a"/>
+        <w:rPr>
+          <w:rFonts w:eastAsiaTheme="minorEastAsia"/>
+          <w:lang w:val="uk-UA" w:eastAsia="ja-JP"/>
+        </w:rPr>
+      </w:pPr>
+      <w:r>
+        <w:rPr>
+          <w:rFonts w:eastAsiaTheme="minorEastAsia"/>
+          <w:lang w:val="uk-UA" w:eastAsia="ja-JP"/>
+        </w:rPr>
+        <w:t>            "Проблема відеосистеми",</w:t>
+      </w:r>
+    </w:p>
+    <w:p>
+      <w:pPr>
+        <w:pStyle w:val="a"/>
+        <w:rPr>
+          <w:rFonts w:eastAsiaTheme="minorEastAsia"/>
+          <w:lang w:val="uk-UA" w:eastAsia="ja-JP"/>
+        </w:rPr>
+      </w:pPr>
+    </w:p>
+    <w:p>
+      <w:pPr>
+        <w:pStyle w:val="a"/>
+        <w:rPr>
+          <w:rFonts w:eastAsiaTheme="minorEastAsia"/>
+          <w:lang w:val="uk-UA" w:eastAsia="ja-JP"/>
+        </w:rPr>
+      </w:pPr>
+      <w:r>
+        <w:rPr>
+          <w:rFonts w:eastAsiaTheme="minorEastAsia"/>
+          <w:lang w:val="uk-UA" w:eastAsia="ja-JP"/>
+        </w:rPr>
+        <w:t>        "boot_problem":</w:t>
+      </w:r>
+    </w:p>
+    <w:p>
+      <w:pPr>
+        <w:pStyle w:val="a"/>
+        <w:rPr>
+          <w:rFonts w:eastAsiaTheme="minorEastAsia"/>
+          <w:lang w:val="uk-UA" w:eastAsia="ja-JP"/>
+        </w:rPr>
+      </w:pPr>
+      <w:r>
+        <w:rPr>
+          <w:rFonts w:eastAsiaTheme="minorEastAsia"/>
+          <w:lang w:val="uk-UA" w:eastAsia="ja-JP"/>
+        </w:rPr>
+        <w:t>            "Проблема завантаження ОС",</w:t>
+      </w:r>
+    </w:p>
+    <w:p>
+      <w:pPr>
+        <w:pStyle w:val="a"/>
+        <w:rPr>
+          <w:rFonts w:eastAsiaTheme="minorEastAsia"/>
+          <w:lang w:val="uk-UA" w:eastAsia="ja-JP"/>
+        </w:rPr>
+      </w:pPr>
+    </w:p>
+    <w:p>
+      <w:pPr>
+        <w:pStyle w:val="a"/>
+        <w:rPr>
+          <w:rFonts w:eastAsiaTheme="minorEastAsia"/>
+          <w:lang w:val="uk-UA" w:eastAsia="ja-JP"/>
+        </w:rPr>
+      </w:pPr>
+      <w:r>
+        <w:rPr>
+          <w:rFonts w:eastAsiaTheme="minorEastAsia"/>
+          <w:lang w:val="uk-UA" w:eastAsia="ja-JP"/>
+        </w:rPr>
+        <w:t>        "storage_problem":</w:t>
+      </w:r>
+    </w:p>
+    <w:p>
+      <w:pPr>
+        <w:pStyle w:val="a"/>
+        <w:rPr>
+          <w:rFonts w:eastAsiaTheme="minorEastAsia"/>
+          <w:lang w:val="uk-UA" w:eastAsia="ja-JP"/>
+        </w:rPr>
+      </w:pPr>
+      <w:r>
+        <w:rPr>
+          <w:rFonts w:eastAsiaTheme="minorEastAsia"/>
+          <w:lang w:val="uk-UA" w:eastAsia="ja-JP"/>
+        </w:rPr>
+        <w:t>            "Проблема накопичувача",</w:t>
+      </w:r>
+    </w:p>
+    <w:p>
+      <w:pPr>
+        <w:pStyle w:val="a"/>
+        <w:rPr>
+          <w:rFonts w:eastAsiaTheme="minorEastAsia"/>
+          <w:lang w:val="uk-UA" w:eastAsia="ja-JP"/>
+        </w:rPr>
+      </w:pPr>
+    </w:p>
+    <w:p>
+      <w:pPr>
+        <w:pStyle w:val="a"/>
+        <w:rPr>
+          <w:rFonts w:eastAsiaTheme="minorEastAsia"/>
+          <w:lang w:val="uk-UA" w:eastAsia="ja-JP"/>
+        </w:rPr>
+      </w:pPr>
+      <w:r>
+        <w:rPr>
+          <w:rFonts w:eastAsiaTheme="minorEastAsia"/>
+          <w:lang w:val="uk-UA" w:eastAsia="ja-JP"/>
+        </w:rPr>
+        <w:t>        "network_problem":</w:t>
+      </w:r>
+    </w:p>
+    <w:p>
+      <w:pPr>
+        <w:pStyle w:val="a"/>
+        <w:rPr>
+          <w:rFonts w:eastAsiaTheme="minorEastAsia"/>
+          <w:lang w:val="uk-UA" w:eastAsia="ja-JP"/>
+        </w:rPr>
+      </w:pPr>
+      <w:r>
+        <w:rPr>
+          <w:rFonts w:eastAsiaTheme="minorEastAsia"/>
+          <w:lang w:val="uk-UA" w:eastAsia="ja-JP"/>
+        </w:rPr>
+        <w:t>            "Проблема мережевого підключення",</w:t>
+      </w:r>
+    </w:p>
+    <w:p>
+      <w:pPr>
+        <w:pStyle w:val="a"/>
+        <w:rPr>
+          <w:rFonts w:eastAsiaTheme="minorEastAsia"/>
+          <w:lang w:val="uk-UA" w:eastAsia="ja-JP"/>
+        </w:rPr>
+      </w:pPr>
+      <w:r>
+        <w:rPr>
+          <w:rFonts w:eastAsiaTheme="minorEastAsia"/>
+          <w:lang w:val="uk-UA" w:eastAsia="ja-JP"/>
+        </w:rPr>
+        <w:t>    }</w:t>
+      </w:r>
+    </w:p>
+    <w:p>
+      <w:pPr>
+        <w:pStyle w:val="a"/>
+        <w:rPr>
+          <w:rFonts w:eastAsiaTheme="minorEastAsia"/>
+          <w:lang w:val="uk-UA" w:eastAsia="ja-JP"/>
+        </w:rPr>
+      </w:pPr>
+    </w:p>
+    <w:p>
+      <w:pPr>
+        <w:pStyle w:val="a"/>
+        <w:rPr>
+          <w:rFonts w:eastAsiaTheme="minorEastAsia"/>
+          <w:lang w:val="uk-UA" w:eastAsia="ja-JP"/>
+        </w:rPr>
+      </w:pPr>
+      <w:r>
+        <w:rPr>
+          <w:rFonts w:eastAsiaTheme="minorEastAsia"/>
+          <w:lang w:val="uk-UA" w:eastAsia="ja-JP"/>
+        </w:rPr>
+        <w:t>    print("\nРезультат експертизи:")</w:t>
+      </w:r>
+    </w:p>
+    <w:p>
+      <w:pPr>
+        <w:pStyle w:val="a"/>
+        <w:rPr>
+          <w:rFonts w:eastAsiaTheme="minorEastAsia"/>
+          <w:lang w:val="uk-UA" w:eastAsia="ja-JP"/>
+        </w:rPr>
+      </w:pPr>
+    </w:p>
+    <w:p>
+      <w:pPr>
+        <w:pStyle w:val="a"/>
+        <w:rPr>
+          <w:rFonts w:eastAsiaTheme="minorEastAsia"/>
+          <w:lang w:val="uk-UA" w:eastAsia="ja-JP"/>
+        </w:rPr>
+      </w:pPr>
+      <w:r>
+        <w:rPr>
+          <w:rFonts w:eastAsiaTheme="minorEastAsia"/>
+          <w:lang w:val="uk-UA" w:eastAsia="ja-JP"/>
+        </w:rPr>
+        <w:t>    found = False</w:t>
+      </w:r>
+    </w:p>
+    <w:p>
+      <w:pPr>
+        <w:pStyle w:val="a"/>
+        <w:rPr>
+          <w:rFonts w:eastAsiaTheme="minorEastAsia"/>
+          <w:lang w:val="uk-UA" w:eastAsia="ja-JP"/>
+        </w:rPr>
+      </w:pPr>
+    </w:p>
+    <w:p>
+      <w:pPr>
+        <w:pStyle w:val="a"/>
+        <w:rPr>
+          <w:rFonts w:eastAsiaTheme="minorEastAsia"/>
+          <w:lang w:val="uk-UA" w:eastAsia="ja-JP"/>
+        </w:rPr>
+      </w:pPr>
+      <w:r>
+        <w:rPr>
+          <w:rFonts w:eastAsiaTheme="minorEastAsia"/>
+          <w:lang w:val="uk-UA" w:eastAsia="ja-JP"/>
+        </w:rPr>
+        <w:t>    for key, label in diagnoses.items():</w:t>
+      </w:r>
+    </w:p>
+    <w:p>
+      <w:pPr>
+        <w:pStyle w:val="a"/>
+        <w:rPr>
+          <w:rFonts w:eastAsiaTheme="minorEastAsia"/>
+          <w:lang w:val="uk-UA" w:eastAsia="ja-JP"/>
+        </w:rPr>
+      </w:pPr>
+    </w:p>
+    <w:p>
+      <w:pPr>
+        <w:pStyle w:val="a"/>
+        <w:rPr>
+          <w:rFonts w:eastAsiaTheme="minorEastAsia"/>
+          <w:lang w:val="uk-UA" w:eastAsia="ja-JP"/>
+        </w:rPr>
+      </w:pPr>
+      <w:r>
+        <w:rPr>
+          <w:rFonts w:eastAsiaTheme="minorEastAsia"/>
+          <w:lang w:val="uk-UA" w:eastAsia="ja-JP"/>
+        </w:rPr>
+        <w:t>        if facts.get(key) is True:</w:t>
+      </w:r>
+    </w:p>
+    <w:p>
+      <w:pPr>
+        <w:pStyle w:val="a"/>
+        <w:rPr>
+          <w:rFonts w:eastAsiaTheme="minorEastAsia"/>
+          <w:lang w:val="uk-UA" w:eastAsia="ja-JP"/>
+        </w:rPr>
+      </w:pPr>
+      <w:r>
+        <w:rPr>
+          <w:rFonts w:eastAsiaTheme="minorEastAsia"/>
+          <w:lang w:val="uk-UA" w:eastAsia="ja-JP"/>
+        </w:rPr>
+        <w:t>            print("-", label)</w:t>
+      </w:r>
+    </w:p>
+    <w:p>
+      <w:pPr>
+        <w:pStyle w:val="a"/>
+        <w:rPr>
+          <w:rFonts w:eastAsiaTheme="minorEastAsia"/>
+          <w:lang w:val="uk-UA" w:eastAsia="ja-JP"/>
+        </w:rPr>
+      </w:pPr>
+      <w:r>
+        <w:rPr>
+          <w:rFonts w:eastAsiaTheme="minorEastAsia"/>
+          <w:lang w:val="uk-UA" w:eastAsia="ja-JP"/>
+        </w:rPr>
+        <w:t>            found = True</w:t>
+      </w:r>
+    </w:p>
+    <w:p>
+      <w:pPr>
+        <w:pStyle w:val="a"/>
+        <w:rPr>
+          <w:rFonts w:eastAsiaTheme="minorEastAsia"/>
+          <w:lang w:val="uk-UA" w:eastAsia="ja-JP"/>
+        </w:rPr>
+      </w:pPr>
+    </w:p>
+    <w:p>
+      <w:pPr>
+        <w:pStyle w:val="a"/>
+        <w:rPr>
+          <w:rFonts w:eastAsiaTheme="minorEastAsia"/>
+          <w:lang w:val="uk-UA" w:eastAsia="ja-JP"/>
+        </w:rPr>
+      </w:pPr>
+      <w:r>
+        <w:rPr>
+          <w:rFonts w:eastAsiaTheme="minorEastAsia"/>
+          <w:lang w:val="uk-UA" w:eastAsia="ja-JP"/>
+        </w:rPr>
+        <w:t>    if not found:</w:t>
+      </w:r>
+    </w:p>
+    <w:p>
+      <w:pPr>
+        <w:pStyle w:val="a"/>
+        <w:rPr>
+          <w:rFonts w:eastAsiaTheme="minorEastAsia"/>
+          <w:lang w:val="uk-UA" w:eastAsia="ja-JP"/>
+        </w:rPr>
+      </w:pPr>
+      <w:r>
+        <w:rPr>
+          <w:rFonts w:eastAsiaTheme="minorEastAsia"/>
+          <w:lang w:val="uk-UA" w:eastAsia="ja-JP"/>
+        </w:rPr>
+        <w:t>        print(</w:t>
+      </w:r>
+    </w:p>
+    <w:p>
+      <w:pPr>
+        <w:pStyle w:val="a"/>
+        <w:rPr>
+          <w:rFonts w:eastAsiaTheme="minorEastAsia"/>
+          <w:lang w:val="uk-UA" w:eastAsia="ja-JP"/>
+        </w:rPr>
+      </w:pPr>
+      <w:r>
+        <w:rPr>
+          <w:rFonts w:eastAsiaTheme="minorEastAsia"/>
+          <w:lang w:val="uk-UA" w:eastAsia="ja-JP"/>
+        </w:rPr>
+        <w:t>            "Критичних несправностей за заданими "</w:t>
+      </w:r>
+    </w:p>
+    <w:p>
+      <w:pPr>
+        <w:pStyle w:val="a"/>
+        <w:rPr>
+          <w:rFonts w:eastAsiaTheme="minorEastAsia"/>
+          <w:lang w:val="uk-UA" w:eastAsia="ja-JP"/>
+        </w:rPr>
+      </w:pPr>
+      <w:r>
+        <w:rPr>
+          <w:rFonts w:eastAsiaTheme="minorEastAsia"/>
+          <w:lang w:val="uk-UA" w:eastAsia="ja-JP"/>
+        </w:rPr>
+        <w:t>            "правилами не виявлено."</w:t>
+      </w:r>
+    </w:p>
+    <w:p>
+      <w:pPr>
+        <w:pStyle w:val="a"/>
+        <w:rPr>
+          <w:rFonts w:eastAsiaTheme="minorEastAsia"/>
+          <w:lang w:val="uk-UA" w:eastAsia="ja-JP"/>
+        </w:rPr>
+      </w:pPr>
+      <w:r>
+        <w:rPr>
+          <w:rFonts w:eastAsiaTheme="minorEastAsia"/>
+          <w:lang w:val="uk-UA" w:eastAsia="ja-JP"/>
+        </w:rPr>
+        <w:t>        )</w:t>
+      </w:r>
+    </w:p>
+    <w:p>
+      <w:pPr>
+        <w:pStyle w:val="a"/>
+        <w:rPr>
+          <w:rFonts w:eastAsiaTheme="minorEastAsia"/>
+          <w:lang w:val="uk-UA" w:eastAsia="ja-JP"/>
+        </w:rPr>
+      </w:pPr>
+    </w:p>
+    <w:p>
+      <w:pPr>
+        <w:pStyle w:val="a"/>
+        <w:rPr>
+          <w:rFonts w:eastAsiaTheme="minorEastAsia"/>
+          <w:lang w:val="uk-UA" w:eastAsia="ja-JP"/>
+        </w:rPr>
+      </w:pPr>
+      <w:r>
+        <w:rPr>
+          <w:rFonts w:eastAsiaTheme="minorEastAsia"/>
+          <w:lang w:val="uk-UA" w:eastAsia="ja-JP"/>
+        </w:rPr>
+        <w:t>    print("\nЛанцюг логічних висновків:")</w:t>
+      </w:r>
+    </w:p>
+    <w:p>
+      <w:pPr>
+        <w:pStyle w:val="a"/>
+        <w:rPr>
+          <w:rFonts w:eastAsiaTheme="minorEastAsia"/>
+          <w:lang w:val="uk-UA" w:eastAsia="ja-JP"/>
+        </w:rPr>
+      </w:pPr>
+    </w:p>
+    <w:p>
+      <w:pPr>
+        <w:pStyle w:val="a"/>
+        <w:rPr>
+          <w:rFonts w:eastAsiaTheme="minorEastAsia"/>
+          <w:lang w:val="uk-UA" w:eastAsia="ja-JP"/>
+        </w:rPr>
+      </w:pPr>
+      <w:r>
+        <w:rPr>
+          <w:rFonts w:eastAsiaTheme="minorEastAsia"/>
+          <w:lang w:val="uk-UA" w:eastAsia="ja-JP"/>
+        </w:rPr>
+        <w:t>    for step in explanation:</w:t>
+      </w:r>
+    </w:p>
+    <w:p>
+      <w:pPr>
+        <w:pStyle w:val="a"/>
+        <w:rPr>
+          <w:rFonts w:eastAsiaTheme="minorEastAsia"/>
+          <w:lang w:val="uk-UA" w:eastAsia="ja-JP"/>
+        </w:rPr>
+      </w:pPr>
+      <w:r>
+        <w:rPr>
+          <w:rFonts w:eastAsiaTheme="minorEastAsia"/>
+          <w:lang w:val="uk-UA" w:eastAsia="ja-JP"/>
+        </w:rPr>
+        <w:t>        print(step)</w:t>
+      </w:r>
+    </w:p>
+    <w:p>
+      <w:pPr>
+        <w:pStyle w:val="a"/>
+        <w:rPr>
+          <w:rFonts w:eastAsiaTheme="minorEastAsia"/>
+          <w:lang w:val="uk-UA" w:eastAsia="ja-JP"/>
+        </w:rPr>
+      </w:pPr>
+    </w:p>
+    <w:p>
+      <w:pPr>
+        <w:pStyle w:val="a"/>
+        <w:rPr>
+          <w:rFonts w:eastAsiaTheme="minorEastAsia"/>
+          <w:lang w:val="uk-UA" w:eastAsia="ja-JP"/>
+        </w:rPr>
+      </w:pPr>
+      <w:r>
+        <w:rPr>
+          <w:rFonts w:eastAsiaTheme="minorEastAsia"/>
+          <w:lang w:val="uk-UA" w:eastAsia="ja-JP"/>
+        </w:rPr>
+        <w:t>if __name__ == "__main__":</w:t>
+      </w:r>
+    </w:p>
+    <w:p>
+      <w:pPr>
+        <w:pStyle w:val="a"/>
+        <w:rPr>
+          <w:rFonts w:eastAsiaTheme="minorEastAsia"/>
+          <w:lang w:val="uk-UA" w:eastAsia="ja-JP"/>
+        </w:rPr>
+      </w:pPr>
+      <w:r>
+        <w:rPr>
+          <w:rFonts w:eastAsiaTheme="minorEastAsia"/>
+          <w:lang w:val="uk-UA" w:eastAsia="ja-JP"/>
+        </w:rPr>
+        <w:t>    main()</w:t>
+      </w:r>
+    </w:p>
+    <w:p>
+      <w:pPr>
+        <w:pStyle w:val="a"/>
+        <w:rPr>
+          <w:rFonts w:eastAsiaTheme="minorEastAsia"/>
+          <w:lang w:val="uk-UA" w:eastAsia="ja-JP"/>
+        </w:rPr>
+      </w:pPr>
+    </w:p>
+    <w:p>
+      <w:pPr>
+        <w:pStyle w:val="Heading1"/>
+        <w:pageBreakBefore/>
+        <w:spacing w:before="0" w:after="420"/>
+        <w:rPr>
+          <w:lang w:val="uk-UA"/>
+        </w:rPr>
+      </w:pPr>
+      <w:bookmarkStart w:id="8" w:name="_Toc240967925"/>
+      <w:r>
+        <w:rPr>
+          <w:lang w:val="uk-UA"/>
+        </w:rPr>
         <w:lastRenderedPageBreak/>
-        <w:t>                    f"{rule.name}: {rule.conditions} -&gt; "</w:t>
-      </w:r>
-    </w:p>
-    <w:p>
-      <w:pPr>
-        <w:pStyle w:val="a"/>
-        <w:rPr>
-          <w:rFonts w:eastAsiaTheme="minorEastAsia"/>
-          <w:lang w:val="uk-UA" w:eastAsia="ja-JP"/>
-        </w:rPr>
-      </w:pPr>
-      <w:r>
-        <w:rPr>
-          <w:rFonts w:eastAsiaTheme="minorEastAsia"/>
-          <w:lang w:val="uk-UA" w:eastAsia="ja-JP"/>
-        </w:rPr>
-        <w:t>                    f"{result_var}={result_value}"</w:t>
-      </w:r>
-    </w:p>
-    <w:p>
-      <w:pPr>
-        <w:pStyle w:val="a"/>
-        <w:rPr>
-          <w:rFonts w:eastAsiaTheme="minorEastAsia"/>
-          <w:lang w:val="uk-UA" w:eastAsia="ja-JP"/>
-        </w:rPr>
-      </w:pPr>
-      <w:r>
-        <w:rPr>
-          <w:rFonts w:eastAsiaTheme="minorEastAsia"/>
-          <w:lang w:val="uk-UA" w:eastAsia="ja-JP"/>
-        </w:rPr>
-        <w:t>                )</w:t>
-      </w:r>
-    </w:p>
-    <w:p>
-      <w:pPr>
-        <w:pStyle w:val="a"/>
-        <w:rPr>
-          <w:rFonts w:eastAsiaTheme="minorEastAsia"/>
-          <w:lang w:val="uk-UA" w:eastAsia="ja-JP"/>
-        </w:rPr>
-      </w:pPr>
-    </w:p>
-    <w:p>
-      <w:pPr>
-        <w:pStyle w:val="a"/>
-        <w:rPr>
-          <w:rFonts w:eastAsiaTheme="minorEastAsia"/>
-          <w:lang w:val="uk-UA" w:eastAsia="ja-JP"/>
-        </w:rPr>
-      </w:pPr>
-      <w:r>
-        <w:rPr>
-          <w:rFonts w:eastAsiaTheme="minorEastAsia"/>
-          <w:lang w:val="uk-UA" w:eastAsia="ja-JP"/>
-        </w:rPr>
-        <w:t>    return facts, explanation</w:t>
-      </w:r>
-    </w:p>
-    <w:p>
-      <w:pPr>
-        <w:pStyle w:val="a"/>
-        <w:rPr>
-          <w:rFonts w:eastAsiaTheme="minorEastAsia"/>
-          <w:lang w:val="uk-UA" w:eastAsia="ja-JP"/>
-        </w:rPr>
-      </w:pPr>
-    </w:p>
-    <w:p>
-      <w:pPr>
-        <w:pStyle w:val="a"/>
-        <w:rPr>
-          <w:rFonts w:eastAsiaTheme="minorEastAsia"/>
-          <w:lang w:val="uk-UA" w:eastAsia="ja-JP"/>
-        </w:rPr>
-      </w:pPr>
-      <w:r>
-        <w:rPr>
-          <w:rFonts w:eastAsiaTheme="minorEastAsia"/>
-          <w:lang w:val="uk-UA" w:eastAsia="ja-JP"/>
-        </w:rPr>
-        <w:t>def ask_yes_no(question):</w:t>
-      </w:r>
-    </w:p>
-    <w:p>
-      <w:pPr>
-        <w:pStyle w:val="a"/>
-        <w:rPr>
-          <w:rFonts w:eastAsiaTheme="minorEastAsia"/>
-          <w:lang w:val="uk-UA" w:eastAsia="ja-JP"/>
-        </w:rPr>
-      </w:pPr>
-      <w:r>
-        <w:rPr>
-          <w:rFonts w:eastAsiaTheme="minorEastAsia"/>
-          <w:lang w:val="uk-UA" w:eastAsia="ja-JP"/>
-        </w:rPr>
-        <w:t>    while True:</w:t>
-      </w:r>
-    </w:p>
-    <w:p>
-      <w:pPr>
-        <w:pStyle w:val="a"/>
-        <w:rPr>
-          <w:rFonts w:eastAsiaTheme="minorEastAsia"/>
-          <w:lang w:val="uk-UA" w:eastAsia="ja-JP"/>
-        </w:rPr>
-      </w:pPr>
-      <w:r>
-        <w:rPr>
-          <w:rFonts w:eastAsiaTheme="minorEastAsia"/>
-          <w:lang w:val="uk-UA" w:eastAsia="ja-JP"/>
-        </w:rPr>
-        <w:t>        value = input(</w:t>
-      </w:r>
-    </w:p>
-    <w:p>
-      <w:pPr>
-        <w:pStyle w:val="a"/>
-        <w:rPr>
-          <w:rFonts w:eastAsiaTheme="minorEastAsia"/>
-          <w:lang w:val="uk-UA" w:eastAsia="ja-JP"/>
-        </w:rPr>
-      </w:pPr>
-      <w:r>
-        <w:rPr>
-          <w:rFonts w:eastAsiaTheme="minorEastAsia"/>
-          <w:lang w:val="uk-UA" w:eastAsia="ja-JP"/>
-        </w:rPr>
-        <w:t>            question + " [так/ні]: "</w:t>
-      </w:r>
-    </w:p>
-    <w:p>
-      <w:pPr>
-        <w:pStyle w:val="a"/>
-        <w:rPr>
-          <w:rFonts w:eastAsiaTheme="minorEastAsia"/>
-          <w:lang w:val="uk-UA" w:eastAsia="ja-JP"/>
-        </w:rPr>
-      </w:pPr>
-      <w:r>
-        <w:rPr>
-          <w:rFonts w:eastAsiaTheme="minorEastAsia"/>
-          <w:lang w:val="uk-UA" w:eastAsia="ja-JP"/>
-        </w:rPr>
-        <w:t>        ).strip().lower()</w:t>
-      </w:r>
-    </w:p>
-    <w:p>
-      <w:pPr>
-        <w:pStyle w:val="a"/>
-        <w:rPr>
-          <w:rFonts w:eastAsiaTheme="minorEastAsia"/>
-          <w:lang w:val="uk-UA" w:eastAsia="ja-JP"/>
-        </w:rPr>
-      </w:pPr>
-    </w:p>
-    <w:p>
-      <w:pPr>
-        <w:pStyle w:val="a"/>
-        <w:rPr>
-          <w:rFonts w:eastAsiaTheme="minorEastAsia"/>
-          <w:lang w:val="uk-UA" w:eastAsia="ja-JP"/>
-        </w:rPr>
-      </w:pPr>
-      <w:r>
-        <w:rPr>
-          <w:rFonts w:eastAsiaTheme="minorEastAsia"/>
-          <w:lang w:val="uk-UA" w:eastAsia="ja-JP"/>
-        </w:rPr>
-        <w:t>        if value in ("так", "т", "yes", "y"):</w:t>
-      </w:r>
-    </w:p>
-    <w:p>
-      <w:pPr>
-        <w:pStyle w:val="a"/>
-        <w:rPr>
-          <w:rFonts w:eastAsiaTheme="minorEastAsia"/>
-          <w:lang w:val="uk-UA" w:eastAsia="ja-JP"/>
-        </w:rPr>
-      </w:pPr>
-      <w:r>
-        <w:rPr>
-          <w:rFonts w:eastAsiaTheme="minorEastAsia"/>
-          <w:lang w:val="uk-UA" w:eastAsia="ja-JP"/>
-        </w:rPr>
-        <w:t>            return True</w:t>
-      </w:r>
-    </w:p>
-    <w:p>
-      <w:pPr>
-        <w:pStyle w:val="a"/>
-        <w:rPr>
-          <w:rFonts w:eastAsiaTheme="minorEastAsia"/>
-          <w:lang w:val="uk-UA" w:eastAsia="ja-JP"/>
-        </w:rPr>
-      </w:pPr>
-    </w:p>
-    <w:p>
-      <w:pPr>
-        <w:pStyle w:val="a"/>
-        <w:rPr>
-          <w:rFonts w:eastAsiaTheme="minorEastAsia"/>
-          <w:lang w:val="uk-UA" w:eastAsia="ja-JP"/>
-        </w:rPr>
-      </w:pPr>
-      <w:r>
-        <w:rPr>
-          <w:rFonts w:eastAsiaTheme="minorEastAsia"/>
-          <w:lang w:val="uk-UA" w:eastAsia="ja-JP"/>
-        </w:rPr>
-        <w:t>        if value in ("ні", "н", "no", "n"):</w:t>
-      </w:r>
-    </w:p>
-    <w:p>
-      <w:pPr>
-        <w:pStyle w:val="a"/>
-        <w:rPr>
-          <w:rFonts w:eastAsiaTheme="minorEastAsia"/>
-          <w:lang w:val="uk-UA" w:eastAsia="ja-JP"/>
-        </w:rPr>
-      </w:pPr>
-      <w:r>
-        <w:rPr>
-          <w:rFonts w:eastAsiaTheme="minorEastAsia"/>
-          <w:lang w:val="uk-UA" w:eastAsia="ja-JP"/>
-        </w:rPr>
-        <w:t>            return False</w:t>
-      </w:r>
-    </w:p>
-    <w:p>
-      <w:pPr>
-        <w:pStyle w:val="a"/>
-        <w:rPr>
-          <w:rFonts w:eastAsiaTheme="minorEastAsia"/>
-          <w:lang w:val="uk-UA" w:eastAsia="ja-JP"/>
-        </w:rPr>
-      </w:pPr>
-    </w:p>
-    <w:p>
-      <w:pPr>
-        <w:pStyle w:val="a"/>
-        <w:rPr>
-          <w:rFonts w:eastAsiaTheme="minorEastAsia"/>
-          <w:lang w:val="uk-UA" w:eastAsia="ja-JP"/>
-        </w:rPr>
-      </w:pPr>
-      <w:r>
-        <w:rPr>
-          <w:rFonts w:eastAsiaTheme="minorEastAsia"/>
-          <w:lang w:val="uk-UA" w:eastAsia="ja-JP"/>
-        </w:rPr>
-        <w:t>        print("Введіть 'так' або 'ні'.")</w:t>
-      </w:r>
-    </w:p>
-    <w:p>
-      <w:pPr>
-        <w:pStyle w:val="a"/>
-        <w:rPr>
-          <w:rFonts w:eastAsiaTheme="minorEastAsia"/>
-          <w:lang w:val="uk-UA" w:eastAsia="ja-JP"/>
-        </w:rPr>
-      </w:pPr>
-    </w:p>
-    <w:p>
-      <w:pPr>
-        <w:pStyle w:val="a"/>
-        <w:rPr>
-          <w:rFonts w:eastAsiaTheme="minorEastAsia"/>
-          <w:lang w:val="uk-UA" w:eastAsia="ja-JP"/>
-        </w:rPr>
-      </w:pPr>
-      <w:r>
-        <w:rPr>
-          <w:rFonts w:eastAsiaTheme="minorEastAsia"/>
-          <w:lang w:val="uk-UA" w:eastAsia="ja-JP"/>
-        </w:rPr>
-        <w:t>def main():</w:t>
-      </w:r>
-    </w:p>
-    <w:p>
-      <w:pPr>
-        <w:pStyle w:val="a"/>
-        <w:rPr>
-          <w:rFonts w:eastAsiaTheme="minorEastAsia"/>
-          <w:lang w:val="uk-UA" w:eastAsia="ja-JP"/>
-        </w:rPr>
-      </w:pPr>
-    </w:p>
-    <w:p>
-      <w:pPr>
-        <w:pStyle w:val="a"/>
-        <w:rPr>
-          <w:rFonts w:eastAsiaTheme="minorEastAsia"/>
-          <w:lang w:val="uk-UA" w:eastAsia="ja-JP"/>
-        </w:rPr>
-      </w:pPr>
-      <w:r>
-        <w:rPr>
-          <w:rFonts w:eastAsiaTheme="minorEastAsia"/>
-          <w:lang w:val="uk-UA" w:eastAsia="ja-JP"/>
-        </w:rPr>
-        <w:t>    initial = {</w:t>
-      </w:r>
-    </w:p>
-    <w:p>
-      <w:pPr>
-        <w:pStyle w:val="a"/>
-        <w:rPr>
-          <w:rFonts w:eastAsiaTheme="minorEastAsia"/>
-          <w:lang w:val="uk-UA" w:eastAsia="ja-JP"/>
-        </w:rPr>
-      </w:pPr>
-      <w:r>
-        <w:rPr>
-          <w:rFonts w:eastAsiaTheme="minorEastAsia"/>
-          <w:lang w:val="uk-UA" w:eastAsia="ja-JP"/>
-        </w:rPr>
-        <w:t>        "power_on": ask_yes_no(</w:t>
-      </w:r>
-    </w:p>
-    <w:p>
-      <w:pPr>
-        <w:pStyle w:val="a"/>
-        <w:rPr>
-          <w:rFonts w:eastAsiaTheme="minorEastAsia"/>
-          <w:lang w:val="uk-UA" w:eastAsia="ja-JP"/>
-        </w:rPr>
-      </w:pPr>
-      <w:r>
-        <w:rPr>
-          <w:rFonts w:eastAsiaTheme="minorEastAsia"/>
-          <w:lang w:val="uk-UA" w:eastAsia="ja-JP"/>
-        </w:rPr>
-        <w:t>            "Чи вмикається живлення?"</w:t>
-      </w:r>
-    </w:p>
-    <w:p>
-      <w:pPr>
-        <w:pStyle w:val="a"/>
-        <w:rPr>
-          <w:rFonts w:eastAsiaTheme="minorEastAsia"/>
-          <w:lang w:val="uk-UA" w:eastAsia="ja-JP"/>
-        </w:rPr>
-      </w:pPr>
-      <w:r>
-        <w:rPr>
-          <w:rFonts w:eastAsiaTheme="minorEastAsia"/>
-          <w:lang w:val="uk-UA" w:eastAsia="ja-JP"/>
-        </w:rPr>
-        <w:t>        ),</w:t>
-      </w:r>
-    </w:p>
-    <w:p>
-      <w:pPr>
-        <w:pStyle w:val="a"/>
-        <w:rPr>
-          <w:rFonts w:eastAsiaTheme="minorEastAsia"/>
-          <w:lang w:val="uk-UA" w:eastAsia="ja-JP"/>
-        </w:rPr>
-      </w:pPr>
-    </w:p>
-    <w:p>
-      <w:pPr>
-        <w:pStyle w:val="a"/>
-        <w:rPr>
-          <w:rFonts w:eastAsiaTheme="minorEastAsia"/>
-          <w:lang w:val="uk-UA" w:eastAsia="ja-JP"/>
-        </w:rPr>
-      </w:pPr>
-      <w:r>
-        <w:rPr>
-          <w:rFonts w:eastAsiaTheme="minorEastAsia"/>
-          <w:lang w:val="uk-UA" w:eastAsia="ja-JP"/>
-        </w:rPr>
-        <w:t>        "fans_spin": ask_yes_no(</w:t>
-      </w:r>
-    </w:p>
-    <w:p>
-      <w:pPr>
-        <w:pStyle w:val="a"/>
-        <w:rPr>
-          <w:rFonts w:eastAsiaTheme="minorEastAsia"/>
-          <w:lang w:val="uk-UA" w:eastAsia="ja-JP"/>
-        </w:rPr>
-      </w:pPr>
-      <w:r>
-        <w:rPr>
-          <w:rFonts w:eastAsiaTheme="minorEastAsia"/>
-          <w:lang w:val="uk-UA" w:eastAsia="ja-JP"/>
-        </w:rPr>
-        <w:t>            "Чи працюють вентилятори?"</w:t>
-      </w:r>
-    </w:p>
-    <w:p>
-      <w:pPr>
-        <w:pStyle w:val="a"/>
-        <w:rPr>
-          <w:rFonts w:eastAsiaTheme="minorEastAsia"/>
-          <w:lang w:val="uk-UA" w:eastAsia="ja-JP"/>
-        </w:rPr>
-      </w:pPr>
-      <w:r>
-        <w:rPr>
-          <w:rFonts w:eastAsiaTheme="minorEastAsia"/>
-          <w:lang w:val="uk-UA" w:eastAsia="ja-JP"/>
-        </w:rPr>
-        <w:t>        ),</w:t>
-      </w:r>
-    </w:p>
-    <w:p>
-      <w:pPr>
-        <w:pStyle w:val="a"/>
-        <w:rPr>
-          <w:rFonts w:eastAsiaTheme="minorEastAsia"/>
-          <w:lang w:val="uk-UA" w:eastAsia="ja-JP"/>
-        </w:rPr>
-      </w:pPr>
-    </w:p>
-    <w:p>
-      <w:pPr>
-        <w:pStyle w:val="a"/>
-        <w:rPr>
-          <w:rFonts w:eastAsiaTheme="minorEastAsia"/>
-          <w:lang w:val="uk-UA" w:eastAsia="ja-JP"/>
-        </w:rPr>
-      </w:pPr>
-      <w:r>
-        <w:rPr>
-          <w:rFonts w:eastAsiaTheme="minorEastAsia"/>
-          <w:lang w:val="uk-UA" w:eastAsia="ja-JP"/>
-        </w:rPr>
-        <w:t>        "display_signal": ask_yes_no(</w:t>
-      </w:r>
-    </w:p>
-    <w:p>
-      <w:pPr>
-        <w:pStyle w:val="a"/>
-        <w:rPr>
-          <w:rFonts w:eastAsiaTheme="minorEastAsia"/>
-          <w:lang w:val="uk-UA" w:eastAsia="ja-JP"/>
-        </w:rPr>
-      </w:pPr>
-      <w:r>
-        <w:rPr>
-          <w:rFonts w:eastAsiaTheme="minorEastAsia"/>
-          <w:lang w:val="uk-UA" w:eastAsia="ja-JP"/>
-        </w:rPr>
-        <w:t>            "Чи є сигнал на дисплеї?"</w:t>
-      </w:r>
-    </w:p>
-    <w:p>
-      <w:pPr>
-        <w:pStyle w:val="a"/>
-        <w:rPr>
-          <w:rFonts w:eastAsiaTheme="minorEastAsia"/>
-          <w:lang w:val="uk-UA" w:eastAsia="ja-JP"/>
-        </w:rPr>
-      </w:pPr>
-      <w:r>
-        <w:rPr>
-          <w:rFonts w:eastAsiaTheme="minorEastAsia"/>
-          <w:lang w:val="uk-UA" w:eastAsia="ja-JP"/>
-        </w:rPr>
-        <w:t>        ),</w:t>
-      </w:r>
-    </w:p>
-    <w:p>
-      <w:pPr>
-        <w:pStyle w:val="a"/>
-        <w:rPr>
-          <w:rFonts w:eastAsiaTheme="minorEastAsia"/>
-          <w:lang w:val="uk-UA" w:eastAsia="ja-JP"/>
-        </w:rPr>
-      </w:pPr>
-    </w:p>
-    <w:p>
-      <w:pPr>
-        <w:pStyle w:val="a"/>
-        <w:rPr>
-          <w:rFonts w:eastAsiaTheme="minorEastAsia"/>
-          <w:lang w:val="uk-UA" w:eastAsia="ja-JP"/>
-        </w:rPr>
-      </w:pPr>
-      <w:r>
-        <w:rPr>
-          <w:rFonts w:eastAsiaTheme="minorEastAsia"/>
-          <w:lang w:val="uk-UA" w:eastAsia="ja-JP"/>
-        </w:rPr>
-        <w:t>        "os_booted": ask_yes_no(</w:t>
-      </w:r>
-    </w:p>
-    <w:p>
-      <w:pPr>
-        <w:pStyle w:val="a"/>
-        <w:rPr>
-          <w:rFonts w:eastAsiaTheme="minorEastAsia"/>
-          <w:lang w:val="uk-UA" w:eastAsia="ja-JP"/>
-        </w:rPr>
-      </w:pPr>
-      <w:r>
-        <w:rPr>
-          <w:rFonts w:eastAsiaTheme="minorEastAsia"/>
-          <w:lang w:val="uk-UA" w:eastAsia="ja-JP"/>
-        </w:rPr>
-        <w:t>            "Чи завантажилась ОС?"</w:t>
-      </w:r>
-    </w:p>
-    <w:p>
-      <w:pPr>
-        <w:pStyle w:val="a"/>
-        <w:rPr>
-          <w:rFonts w:eastAsiaTheme="minorEastAsia"/>
-          <w:lang w:val="uk-UA" w:eastAsia="ja-JP"/>
-        </w:rPr>
-      </w:pPr>
-      <w:r>
-        <w:rPr>
-          <w:rFonts w:eastAsiaTheme="minorEastAsia"/>
-          <w:lang w:val="uk-UA" w:eastAsia="ja-JP"/>
-        </w:rPr>
-        <w:t>        ),</w:t>
-      </w:r>
-    </w:p>
-    <w:p>
-      <w:pPr>
-        <w:pStyle w:val="a"/>
-        <w:rPr>
-          <w:rFonts w:eastAsiaTheme="minorEastAsia"/>
-          <w:lang w:val="uk-UA" w:eastAsia="ja-JP"/>
-        </w:rPr>
-      </w:pPr>
-    </w:p>
-    <w:p>
-      <w:pPr>
-        <w:pStyle w:val="a"/>
-        <w:rPr>
-          <w:rFonts w:eastAsiaTheme="minorEastAsia"/>
-          <w:lang w:val="uk-UA" w:eastAsia="ja-JP"/>
-        </w:rPr>
-      </w:pPr>
-      <w:r>
-        <w:rPr>
-          <w:rFonts w:eastAsiaTheme="minorEastAsia"/>
-          <w:lang w:val="uk-UA" w:eastAsia="ja-JP"/>
-        </w:rPr>
-        <w:t>        "disk_detected": ask_yes_no(</w:t>
-      </w:r>
-    </w:p>
-    <w:p>
-      <w:pPr>
-        <w:pStyle w:val="a"/>
-        <w:rPr>
-          <w:rFonts w:eastAsiaTheme="minorEastAsia"/>
-          <w:lang w:val="uk-UA" w:eastAsia="ja-JP"/>
-        </w:rPr>
-      </w:pPr>
-      <w:r>
-        <w:rPr>
-          <w:rFonts w:eastAsiaTheme="minorEastAsia"/>
-          <w:lang w:val="uk-UA" w:eastAsia="ja-JP"/>
-        </w:rPr>
-        <w:t>            "Чи визначено накопичувач?"</w:t>
-      </w:r>
-    </w:p>
-    <w:p>
-      <w:pPr>
-        <w:pStyle w:val="a"/>
-        <w:rPr>
-          <w:rFonts w:eastAsiaTheme="minorEastAsia"/>
-          <w:lang w:val="uk-UA" w:eastAsia="ja-JP"/>
-        </w:rPr>
-      </w:pPr>
-      <w:r>
-        <w:rPr>
-          <w:rFonts w:eastAsiaTheme="minorEastAsia"/>
-          <w:lang w:val="uk-UA" w:eastAsia="ja-JP"/>
-        </w:rPr>
-        <w:t>        ),</w:t>
-      </w:r>
-    </w:p>
-    <w:p>
-      <w:pPr>
-        <w:pStyle w:val="a"/>
-        <w:rPr>
-          <w:rFonts w:eastAsiaTheme="minorEastAsia"/>
-          <w:lang w:val="uk-UA" w:eastAsia="ja-JP"/>
-        </w:rPr>
-      </w:pPr>
-    </w:p>
-    <w:p>
-      <w:pPr>
-        <w:pStyle w:val="a"/>
-        <w:rPr>
-          <w:rFonts w:eastAsiaTheme="minorEastAsia"/>
-          <w:lang w:val="uk-UA" w:eastAsia="ja-JP"/>
-        </w:rPr>
-      </w:pPr>
-      <w:r>
-        <w:rPr>
-          <w:rFonts w:eastAsiaTheme="minorEastAsia"/>
-          <w:lang w:val="uk-UA" w:eastAsia="ja-JP"/>
-        </w:rPr>
-        <w:t>        "network_available": ask_yes_no(</w:t>
-      </w:r>
-    </w:p>
-    <w:p>
-      <w:pPr>
-        <w:pStyle w:val="a"/>
-        <w:rPr>
-          <w:rFonts w:eastAsiaTheme="minorEastAsia"/>
-          <w:lang w:val="uk-UA" w:eastAsia="ja-JP"/>
-        </w:rPr>
-      </w:pPr>
-      <w:r>
-        <w:rPr>
-          <w:rFonts w:eastAsiaTheme="minorEastAsia"/>
-          <w:lang w:val="uk-UA" w:eastAsia="ja-JP"/>
-        </w:rPr>
-        <w:t>            "Чи доступна мережа?"</w:t>
-      </w:r>
-    </w:p>
-    <w:p>
-      <w:pPr>
-        <w:pStyle w:val="a"/>
-        <w:rPr>
-          <w:rFonts w:eastAsiaTheme="minorEastAsia"/>
-          <w:lang w:val="uk-UA" w:eastAsia="ja-JP"/>
-        </w:rPr>
-      </w:pPr>
-      <w:r>
-        <w:rPr>
-          <w:rFonts w:eastAsiaTheme="minorEastAsia"/>
-          <w:lang w:val="uk-UA" w:eastAsia="ja-JP"/>
-        </w:rPr>
-        <w:t>        ),</w:t>
-      </w:r>
-    </w:p>
-    <w:p>
-      <w:pPr>
-        <w:pStyle w:val="a"/>
-        <w:rPr>
-          <w:rFonts w:eastAsiaTheme="minorEastAsia"/>
-          <w:lang w:val="uk-UA" w:eastAsia="ja-JP"/>
-        </w:rPr>
-      </w:pPr>
-      <w:r>
-        <w:rPr>
-          <w:rFonts w:eastAsiaTheme="minorEastAsia"/>
-          <w:lang w:val="uk-UA" w:eastAsia="ja-JP"/>
-        </w:rPr>
-        <w:t>    }</w:t>
-      </w:r>
-    </w:p>
-    <w:p>
-      <w:pPr>
-        <w:pStyle w:val="a"/>
-        <w:rPr>
-          <w:rFonts w:eastAsiaTheme="minorEastAsia"/>
-          <w:lang w:val="uk-UA" w:eastAsia="ja-JP"/>
-        </w:rPr>
-      </w:pPr>
-    </w:p>
-    <w:p>
-      <w:pPr>
-        <w:pStyle w:val="a"/>
-        <w:rPr>
-          <w:rFonts w:eastAsiaTheme="minorEastAsia"/>
-          <w:lang w:val="uk-UA" w:eastAsia="ja-JP"/>
-        </w:rPr>
-      </w:pPr>
-      <w:r>
-        <w:rPr>
-          <w:rFonts w:eastAsiaTheme="minorEastAsia"/>
-          <w:lang w:val="uk-UA" w:eastAsia="ja-JP"/>
-        </w:rPr>
-        <w:t>    facts, explanation = infer(initial)</w:t>
-      </w:r>
-    </w:p>
-    <w:p>
-      <w:pPr>
-        <w:pStyle w:val="a"/>
-        <w:rPr>
-          <w:rFonts w:eastAsiaTheme="minorEastAsia"/>
-          <w:lang w:val="uk-UA" w:eastAsia="ja-JP"/>
-        </w:rPr>
-      </w:pPr>
-    </w:p>
-    <w:p>
-      <w:pPr>
-        <w:pStyle w:val="a"/>
-        <w:rPr>
-          <w:rFonts w:eastAsiaTheme="minorEastAsia"/>
-          <w:lang w:val="uk-UA" w:eastAsia="ja-JP"/>
-        </w:rPr>
-      </w:pPr>
-      <w:r>
-        <w:rPr>
-          <w:rFonts w:eastAsiaTheme="minorEastAsia"/>
-          <w:lang w:val="uk-UA" w:eastAsia="ja-JP"/>
-        </w:rPr>
-        <w:t>    diagnoses = {</w:t>
-      </w:r>
-    </w:p>
-    <w:p>
-      <w:pPr>
-        <w:pStyle w:val="a"/>
-        <w:rPr>
-          <w:rFonts w:eastAsiaTheme="minorEastAsia"/>
-          <w:lang w:val="uk-UA" w:eastAsia="ja-JP"/>
-        </w:rPr>
-      </w:pPr>
-      <w:r>
-        <w:rPr>
-          <w:rFonts w:eastAsiaTheme="minorEastAsia"/>
-          <w:lang w:val="uk-UA" w:eastAsia="ja-JP"/>
-        </w:rPr>
-        <w:t>        "power_problem":</w:t>
-      </w:r>
-    </w:p>
-    <w:p>
-      <w:pPr>
-        <w:pStyle w:val="a"/>
-        <w:rPr>
-          <w:rFonts w:eastAsiaTheme="minorEastAsia"/>
-          <w:lang w:val="uk-UA" w:eastAsia="ja-JP"/>
-        </w:rPr>
-      </w:pPr>
-      <w:r>
-        <w:rPr>
-          <w:rFonts w:eastAsiaTheme="minorEastAsia"/>
-          <w:lang w:val="uk-UA" w:eastAsia="ja-JP"/>
-        </w:rPr>
-        <w:t>            "Проблема живлення",</w:t>
-      </w:r>
-    </w:p>
-    <w:p>
-      <w:pPr>
-        <w:pStyle w:val="a"/>
-        <w:rPr>
-          <w:rFonts w:eastAsiaTheme="minorEastAsia"/>
-          <w:lang w:val="uk-UA" w:eastAsia="ja-JP"/>
-        </w:rPr>
-      </w:pPr>
-    </w:p>
-    <w:p>
-      <w:pPr>
-        <w:pStyle w:val="a"/>
-        <w:rPr>
-          <w:rFonts w:eastAsiaTheme="minorEastAsia"/>
-          <w:lang w:val="uk-UA" w:eastAsia="ja-JP"/>
-        </w:rPr>
-      </w:pPr>
-      <w:r>
-        <w:rPr>
-          <w:rFonts w:eastAsiaTheme="minorEastAsia"/>
-          <w:lang w:val="uk-UA" w:eastAsia="ja-JP"/>
-        </w:rPr>
-        <w:t>        "board_or_cooling_problem":</w:t>
-      </w:r>
-    </w:p>
-    <w:p>
-      <w:pPr>
-        <w:pStyle w:val="a"/>
-        <w:rPr>
-          <w:rFonts w:eastAsiaTheme="minorEastAsia"/>
-          <w:lang w:val="uk-UA" w:eastAsia="ja-JP"/>
-        </w:rPr>
-      </w:pPr>
-      <w:r>
-        <w:rPr>
-          <w:rFonts w:eastAsiaTheme="minorEastAsia"/>
-          <w:lang w:val="uk-UA" w:eastAsia="ja-JP"/>
-        </w:rPr>
-        <w:t>            "Проблема системної плати або охолодження",</w:t>
-      </w:r>
-    </w:p>
-    <w:p>
-      <w:pPr>
-        <w:pStyle w:val="a"/>
-        <w:rPr>
-          <w:rFonts w:eastAsiaTheme="minorEastAsia"/>
-          <w:lang w:val="uk-UA" w:eastAsia="ja-JP"/>
-        </w:rPr>
-      </w:pPr>
-    </w:p>
-    <w:p>
-      <w:pPr>
-        <w:pStyle w:val="a"/>
-        <w:rPr>
-          <w:rFonts w:eastAsiaTheme="minorEastAsia"/>
-          <w:lang w:val="uk-UA" w:eastAsia="ja-JP"/>
-        </w:rPr>
-      </w:pPr>
-      <w:r>
-        <w:rPr>
-          <w:rFonts w:eastAsiaTheme="minorEastAsia"/>
-          <w:lang w:val="uk-UA" w:eastAsia="ja-JP"/>
-        </w:rPr>
-        <w:lastRenderedPageBreak/>
-        <w:t>        "video_problem":</w:t>
-      </w:r>
-    </w:p>
-    <w:p>
-      <w:pPr>
-        <w:pStyle w:val="a"/>
-        <w:rPr>
-          <w:rFonts w:eastAsiaTheme="minorEastAsia"/>
-          <w:lang w:val="uk-UA" w:eastAsia="ja-JP"/>
-        </w:rPr>
-      </w:pPr>
-      <w:r>
-        <w:rPr>
-          <w:rFonts w:eastAsiaTheme="minorEastAsia"/>
-          <w:lang w:val="uk-UA" w:eastAsia="ja-JP"/>
-        </w:rPr>
-        <w:t>            "Проблема відеосистеми",</w:t>
-      </w:r>
-    </w:p>
-    <w:p>
-      <w:pPr>
-        <w:pStyle w:val="a"/>
-        <w:rPr>
-          <w:rFonts w:eastAsiaTheme="minorEastAsia"/>
-          <w:lang w:val="uk-UA" w:eastAsia="ja-JP"/>
-        </w:rPr>
-      </w:pPr>
-    </w:p>
-    <w:p>
-      <w:pPr>
-        <w:pStyle w:val="a"/>
-        <w:rPr>
-          <w:rFonts w:eastAsiaTheme="minorEastAsia"/>
-          <w:lang w:val="uk-UA" w:eastAsia="ja-JP"/>
-        </w:rPr>
-      </w:pPr>
-      <w:r>
-        <w:rPr>
-          <w:rFonts w:eastAsiaTheme="minorEastAsia"/>
-          <w:lang w:val="uk-UA" w:eastAsia="ja-JP"/>
-        </w:rPr>
-        <w:t>        "boot_problem":</w:t>
-      </w:r>
-    </w:p>
-    <w:p>
-      <w:pPr>
-        <w:pStyle w:val="a"/>
-        <w:rPr>
-          <w:rFonts w:eastAsiaTheme="minorEastAsia"/>
-          <w:lang w:val="uk-UA" w:eastAsia="ja-JP"/>
-        </w:rPr>
-      </w:pPr>
-      <w:r>
-        <w:rPr>
-          <w:rFonts w:eastAsiaTheme="minorEastAsia"/>
-          <w:lang w:val="uk-UA" w:eastAsia="ja-JP"/>
-        </w:rPr>
-        <w:t>            "Проблема завантаження ОС",</w:t>
-      </w:r>
-    </w:p>
-    <w:p>
-      <w:pPr>
-        <w:pStyle w:val="a"/>
-        <w:rPr>
-          <w:rFonts w:eastAsiaTheme="minorEastAsia"/>
-          <w:lang w:val="uk-UA" w:eastAsia="ja-JP"/>
-        </w:rPr>
-      </w:pPr>
-    </w:p>
-    <w:p>
-      <w:pPr>
-        <w:pStyle w:val="a"/>
-        <w:rPr>
-          <w:rFonts w:eastAsiaTheme="minorEastAsia"/>
-          <w:lang w:val="uk-UA" w:eastAsia="ja-JP"/>
-        </w:rPr>
-      </w:pPr>
-      <w:r>
-        <w:rPr>
-          <w:rFonts w:eastAsiaTheme="minorEastAsia"/>
-          <w:lang w:val="uk-UA" w:eastAsia="ja-JP"/>
-        </w:rPr>
-        <w:t>        "storage_problem":</w:t>
-      </w:r>
-    </w:p>
-    <w:p>
-      <w:pPr>
-        <w:pStyle w:val="a"/>
-        <w:rPr>
-          <w:rFonts w:eastAsiaTheme="minorEastAsia"/>
-          <w:lang w:val="uk-UA" w:eastAsia="ja-JP"/>
-        </w:rPr>
-      </w:pPr>
-      <w:r>
-        <w:rPr>
-          <w:rFonts w:eastAsiaTheme="minorEastAsia"/>
-          <w:lang w:val="uk-UA" w:eastAsia="ja-JP"/>
-        </w:rPr>
-        <w:t>            "Проблема накопичувача",</w:t>
-      </w:r>
-    </w:p>
-    <w:p>
-      <w:pPr>
-        <w:pStyle w:val="a"/>
-        <w:rPr>
-          <w:rFonts w:eastAsiaTheme="minorEastAsia"/>
-          <w:lang w:val="uk-UA" w:eastAsia="ja-JP"/>
-        </w:rPr>
-      </w:pPr>
-    </w:p>
-    <w:p>
-      <w:pPr>
-        <w:pStyle w:val="a"/>
-        <w:rPr>
-          <w:rFonts w:eastAsiaTheme="minorEastAsia"/>
-          <w:lang w:val="uk-UA" w:eastAsia="ja-JP"/>
-        </w:rPr>
-      </w:pPr>
-      <w:r>
-        <w:rPr>
-          <w:rFonts w:eastAsiaTheme="minorEastAsia"/>
-          <w:lang w:val="uk-UA" w:eastAsia="ja-JP"/>
-        </w:rPr>
-        <w:t>        "network_problem":</w:t>
-      </w:r>
-    </w:p>
-    <w:p>
-      <w:pPr>
-        <w:pStyle w:val="a"/>
-        <w:rPr>
-          <w:rFonts w:eastAsiaTheme="minorEastAsia"/>
-          <w:lang w:val="uk-UA" w:eastAsia="ja-JP"/>
-        </w:rPr>
-      </w:pPr>
-      <w:r>
-        <w:rPr>
-          <w:rFonts w:eastAsiaTheme="minorEastAsia"/>
-          <w:lang w:val="uk-UA" w:eastAsia="ja-JP"/>
-        </w:rPr>
-        <w:t>            "Проблема мережевого підключення",</w:t>
-      </w:r>
-    </w:p>
-    <w:p>
-      <w:pPr>
-        <w:pStyle w:val="a"/>
-        <w:rPr>
-          <w:rFonts w:eastAsiaTheme="minorEastAsia"/>
-          <w:lang w:val="uk-UA" w:eastAsia="ja-JP"/>
-        </w:rPr>
-      </w:pPr>
-      <w:r>
-        <w:rPr>
-          <w:rFonts w:eastAsiaTheme="minorEastAsia"/>
-          <w:lang w:val="uk-UA" w:eastAsia="ja-JP"/>
-        </w:rPr>
-        <w:t>    }</w:t>
-      </w:r>
-    </w:p>
-    <w:p>
-      <w:pPr>
-        <w:pStyle w:val="a"/>
-        <w:rPr>
-          <w:rFonts w:eastAsiaTheme="minorEastAsia"/>
-          <w:lang w:val="uk-UA" w:eastAsia="ja-JP"/>
-        </w:rPr>
-      </w:pPr>
-    </w:p>
-    <w:p>
-      <w:pPr>
-        <w:pStyle w:val="a"/>
-        <w:rPr>
-          <w:rFonts w:eastAsiaTheme="minorEastAsia"/>
-          <w:lang w:val="uk-UA" w:eastAsia="ja-JP"/>
-        </w:rPr>
-      </w:pPr>
-      <w:r>
-        <w:rPr>
-          <w:rFonts w:eastAsiaTheme="minorEastAsia"/>
-          <w:lang w:val="uk-UA" w:eastAsia="ja-JP"/>
-        </w:rPr>
-        <w:t>    print("\nРезультат експертизи:")</w:t>
-      </w:r>
-    </w:p>
-    <w:p>
-      <w:pPr>
-        <w:pStyle w:val="a"/>
-        <w:rPr>
-          <w:rFonts w:eastAsiaTheme="minorEastAsia"/>
-          <w:lang w:val="uk-UA" w:eastAsia="ja-JP"/>
-        </w:rPr>
-      </w:pPr>
-    </w:p>
-    <w:p>
-      <w:pPr>
-        <w:pStyle w:val="a"/>
-        <w:rPr>
-          <w:rFonts w:eastAsiaTheme="minorEastAsia"/>
-          <w:lang w:val="uk-UA" w:eastAsia="ja-JP"/>
-        </w:rPr>
-      </w:pPr>
-      <w:r>
-        <w:rPr>
-          <w:rFonts w:eastAsiaTheme="minorEastAsia"/>
-          <w:lang w:val="uk-UA" w:eastAsia="ja-JP"/>
-        </w:rPr>
-        <w:t>    found = False</w:t>
-      </w:r>
-    </w:p>
-    <w:p>
-      <w:pPr>
-        <w:pStyle w:val="a"/>
-        <w:rPr>
-          <w:rFonts w:eastAsiaTheme="minorEastAsia"/>
-          <w:lang w:val="uk-UA" w:eastAsia="ja-JP"/>
-        </w:rPr>
-      </w:pPr>
-    </w:p>
-    <w:p>
-      <w:pPr>
-        <w:pStyle w:val="a"/>
-        <w:rPr>
-          <w:rFonts w:eastAsiaTheme="minorEastAsia"/>
-          <w:lang w:val="uk-UA" w:eastAsia="ja-JP"/>
-        </w:rPr>
-      </w:pPr>
-      <w:r>
-        <w:rPr>
-          <w:rFonts w:eastAsiaTheme="minorEastAsia"/>
-          <w:lang w:val="uk-UA" w:eastAsia="ja-JP"/>
-        </w:rPr>
-        <w:t>    for key, label in diagnoses.items():</w:t>
-      </w:r>
-    </w:p>
-    <w:p>
-      <w:pPr>
-        <w:pStyle w:val="a"/>
-        <w:rPr>
-          <w:rFonts w:eastAsiaTheme="minorEastAsia"/>
-          <w:lang w:val="uk-UA" w:eastAsia="ja-JP"/>
-        </w:rPr>
-      </w:pPr>
-    </w:p>
-    <w:p>
-      <w:pPr>
-        <w:pStyle w:val="a"/>
-        <w:rPr>
-          <w:rFonts w:eastAsiaTheme="minorEastAsia"/>
-          <w:lang w:val="uk-UA" w:eastAsia="ja-JP"/>
-        </w:rPr>
-      </w:pPr>
-      <w:r>
-        <w:rPr>
-          <w:rFonts w:eastAsiaTheme="minorEastAsia"/>
-          <w:lang w:val="uk-UA" w:eastAsia="ja-JP"/>
-        </w:rPr>
-        <w:t>        if facts.get(key) is True:</w:t>
-      </w:r>
-    </w:p>
-    <w:p>
-      <w:pPr>
-        <w:pStyle w:val="a"/>
-        <w:rPr>
-          <w:rFonts w:eastAsiaTheme="minorEastAsia"/>
-          <w:lang w:val="uk-UA" w:eastAsia="ja-JP"/>
-        </w:rPr>
-      </w:pPr>
-      <w:r>
-        <w:rPr>
-          <w:rFonts w:eastAsiaTheme="minorEastAsia"/>
-          <w:lang w:val="uk-UA" w:eastAsia="ja-JP"/>
-        </w:rPr>
-        <w:t>            print("-", label)</w:t>
-      </w:r>
-    </w:p>
-    <w:p>
-      <w:pPr>
-        <w:pStyle w:val="a"/>
-        <w:rPr>
-          <w:rFonts w:eastAsiaTheme="minorEastAsia"/>
-          <w:lang w:val="uk-UA" w:eastAsia="ja-JP"/>
-        </w:rPr>
-      </w:pPr>
-      <w:r>
-        <w:rPr>
-          <w:rFonts w:eastAsiaTheme="minorEastAsia"/>
-          <w:lang w:val="uk-UA" w:eastAsia="ja-JP"/>
-        </w:rPr>
-        <w:t>            found = True</w:t>
-      </w:r>
-    </w:p>
-    <w:p>
-      <w:pPr>
-        <w:pStyle w:val="a"/>
-        <w:rPr>
-          <w:rFonts w:eastAsiaTheme="minorEastAsia"/>
-          <w:lang w:val="uk-UA" w:eastAsia="ja-JP"/>
-        </w:rPr>
-      </w:pPr>
-    </w:p>
-    <w:p>
-      <w:pPr>
-        <w:pStyle w:val="a"/>
-        <w:rPr>
-          <w:rFonts w:eastAsiaTheme="minorEastAsia"/>
-          <w:lang w:val="uk-UA" w:eastAsia="ja-JP"/>
-        </w:rPr>
-      </w:pPr>
-      <w:r>
-        <w:rPr>
-          <w:rFonts w:eastAsiaTheme="minorEastAsia"/>
-          <w:lang w:val="uk-UA" w:eastAsia="ja-JP"/>
-        </w:rPr>
-        <w:t>    if not found:</w:t>
-      </w:r>
-    </w:p>
-    <w:p>
-      <w:pPr>
-        <w:pStyle w:val="a"/>
-        <w:rPr>
-          <w:rFonts w:eastAsiaTheme="minorEastAsia"/>
-          <w:lang w:val="uk-UA" w:eastAsia="ja-JP"/>
-        </w:rPr>
-      </w:pPr>
-      <w:r>
-        <w:rPr>
-          <w:rFonts w:eastAsiaTheme="minorEastAsia"/>
-          <w:lang w:val="uk-UA" w:eastAsia="ja-JP"/>
-        </w:rPr>
-        <w:t>        print(</w:t>
-      </w:r>
-    </w:p>
-    <w:p>
-      <w:pPr>
-        <w:pStyle w:val="a"/>
-        <w:rPr>
-          <w:rFonts w:eastAsiaTheme="minorEastAsia"/>
-          <w:lang w:val="uk-UA" w:eastAsia="ja-JP"/>
-        </w:rPr>
-      </w:pPr>
-      <w:r>
-        <w:rPr>
-          <w:rFonts w:eastAsiaTheme="minorEastAsia"/>
-          <w:lang w:val="uk-UA" w:eastAsia="ja-JP"/>
-        </w:rPr>
-        <w:t>            "Критичних несправностей за заданими "</w:t>
-      </w:r>
-    </w:p>
-    <w:p>
-      <w:pPr>
-        <w:pStyle w:val="a"/>
-        <w:rPr>
-          <w:rFonts w:eastAsiaTheme="minorEastAsia"/>
-          <w:lang w:val="uk-UA" w:eastAsia="ja-JP"/>
-        </w:rPr>
-      </w:pPr>
-      <w:r>
-        <w:rPr>
-          <w:rFonts w:eastAsiaTheme="minorEastAsia"/>
-          <w:lang w:val="uk-UA" w:eastAsia="ja-JP"/>
-        </w:rPr>
-        <w:t>            "правилами не виявлено."</w:t>
-      </w:r>
-    </w:p>
-    <w:p>
-      <w:pPr>
-        <w:pStyle w:val="a"/>
-        <w:rPr>
-          <w:rFonts w:eastAsiaTheme="minorEastAsia"/>
-          <w:lang w:val="uk-UA" w:eastAsia="ja-JP"/>
-        </w:rPr>
-      </w:pPr>
-      <w:r>
-        <w:rPr>
-          <w:rFonts w:eastAsiaTheme="minorEastAsia"/>
-          <w:lang w:val="uk-UA" w:eastAsia="ja-JP"/>
-        </w:rPr>
-        <w:t>        )</w:t>
-      </w:r>
-    </w:p>
-    <w:p>
-      <w:pPr>
-        <w:pStyle w:val="a"/>
-        <w:rPr>
-          <w:rFonts w:eastAsiaTheme="minorEastAsia"/>
-          <w:lang w:val="uk-UA" w:eastAsia="ja-JP"/>
-        </w:rPr>
-      </w:pPr>
-    </w:p>
-    <w:p>
-      <w:pPr>
-        <w:pStyle w:val="a"/>
-        <w:rPr>
-          <w:rFonts w:eastAsiaTheme="minorEastAsia"/>
-          <w:lang w:val="uk-UA" w:eastAsia="ja-JP"/>
-        </w:rPr>
-      </w:pPr>
-      <w:r>
-        <w:rPr>
-          <w:rFonts w:eastAsiaTheme="minorEastAsia"/>
-          <w:lang w:val="uk-UA" w:eastAsia="ja-JP"/>
-        </w:rPr>
-        <w:t>    print("\nЛанцюг логічних висновків:")</w:t>
-      </w:r>
-    </w:p>
-    <w:p>
-      <w:pPr>
-        <w:pStyle w:val="a"/>
-        <w:rPr>
-          <w:rFonts w:eastAsiaTheme="minorEastAsia"/>
-          <w:lang w:val="uk-UA" w:eastAsia="ja-JP"/>
-        </w:rPr>
-      </w:pPr>
-    </w:p>
-    <w:p>
-      <w:pPr>
-        <w:pStyle w:val="a"/>
-        <w:rPr>
-          <w:rFonts w:eastAsiaTheme="minorEastAsia"/>
-          <w:lang w:val="uk-UA" w:eastAsia="ja-JP"/>
-        </w:rPr>
-      </w:pPr>
-      <w:r>
-        <w:rPr>
-          <w:rFonts w:eastAsiaTheme="minorEastAsia"/>
-          <w:lang w:val="uk-UA" w:eastAsia="ja-JP"/>
-        </w:rPr>
-        <w:t>    for step in explanation:</w:t>
-      </w:r>
-    </w:p>
-    <w:p>
-      <w:pPr>
-        <w:pStyle w:val="a"/>
-        <w:rPr>
-          <w:rFonts w:eastAsiaTheme="minorEastAsia"/>
-          <w:lang w:val="uk-UA" w:eastAsia="ja-JP"/>
-        </w:rPr>
-      </w:pPr>
-      <w:r>
-        <w:rPr>
-          <w:rFonts w:eastAsiaTheme="minorEastAsia"/>
-          <w:lang w:val="uk-UA" w:eastAsia="ja-JP"/>
-        </w:rPr>
-        <w:t>        print(step)</w:t>
-      </w:r>
-    </w:p>
-    <w:p>
-      <w:pPr>
-        <w:pStyle w:val="a"/>
-        <w:rPr>
-          <w:rFonts w:eastAsiaTheme="minorEastAsia"/>
-          <w:lang w:val="uk-UA" w:eastAsia="ja-JP"/>
-        </w:rPr>
-      </w:pPr>
-    </w:p>
-    <w:p>
-      <w:pPr>
-        <w:pStyle w:val="a"/>
-        <w:rPr>
-          <w:rFonts w:eastAsiaTheme="minorEastAsia"/>
-          <w:lang w:val="uk-UA" w:eastAsia="ja-JP"/>
-        </w:rPr>
-      </w:pPr>
-      <w:r>
-        <w:rPr>
-          <w:rFonts w:eastAsiaTheme="minorEastAsia"/>
-          <w:lang w:val="uk-UA" w:eastAsia="ja-JP"/>
-        </w:rPr>
-        <w:t>if __name__ == "__main__":</w:t>
-      </w:r>
-    </w:p>
-    <w:p>
-      <w:pPr>
-        <w:pStyle w:val="a"/>
-        <w:rPr>
-          <w:rFonts w:eastAsiaTheme="minorEastAsia"/>
-          <w:lang w:val="uk-UA" w:eastAsia="ja-JP"/>
-        </w:rPr>
-      </w:pPr>
-      <w:r>
-        <w:rPr>
-          <w:rFonts w:eastAsiaTheme="minorEastAsia"/>
-          <w:lang w:val="uk-UA" w:eastAsia="ja-JP"/>
-        </w:rPr>
-        <w:t>    main()</w:t>
-      </w:r>
-    </w:p>
-    <w:p>
-      <w:pPr>
-        <w:pStyle w:val="a"/>
-        <w:rPr>
-          <w:rFonts w:eastAsiaTheme="minorEastAsia"/>
-          <w:lang w:val="uk-UA" w:eastAsia="ja-JP"/>
-        </w:rPr>
-      </w:pPr>
-    </w:p>
-    <w:p>
-      <w:pPr>
-        <w:pStyle w:val="Heading1"/>
-        <w:rPr>
-          <w:lang w:val="uk-UA"/>
-        </w:rPr>
-      </w:pPr>
-      <w:r>
-        <w:rPr>
-          <w:lang w:val="uk-UA"/>
-        </w:rPr>
         <w:t>8. Перевірка роботи експертної системи</w:t>
       </w:r>
-    </w:p>
-    <w:p>
-      <w:pPr>
-        <w:rPr>
-          <w:lang w:val="uk-UA"/>
-        </w:rPr>
-      </w:pPr>
+      <w:bookmarkEnd w:id="8"/>
+    </w:p>
+    <w:p>
       <w:r>
         <w:rPr>
           <w:lang w:val="uk-UA"/>
@@ -4730,117 +5563,132 @@
           <w:lang w:val="uk-UA"/>
         </w:rPr>
         <w:t xml:space="preserve"> правил.</w:t>
+      </w:r>
+    </w:p>
+    <w:p>
+      <w:pPr>
+        <w:pStyle w:val="a3"/>
+      </w:pPr>
+      <w:r>
+        <w:t xml:space="preserve">Таблиця </w:t>
+      </w:r>
+      <w:r>
+        <w:rPr>
+          <w:lang w:val="ru-RU"/>
+        </w:rPr>
+        <w:t>8</w:t>
+      </w:r>
+      <w:r>
+        <w:t>.1</w:t>
+      </w:r>
+      <w:r>
+        <w:t xml:space="preserve"> –</w:t>
+      </w:r>
+      <w:r>
+        <w:tab/>
+      </w:r>
+      <w:r>
+        <w:t>Результати тестування</w:t>
       </w:r>
     </w:p>
     <w:tbl>
       <w:tblPr>
-        <w:tblStyle w:val="TableGrid"/>
         <w:tblW w:w="0" w:type="auto"/>
-        <w:jc w:val="center"/>
-        <w:tblLook w:val="04A0" w:firstRow="1" w:lastRow="0" w:firstColumn="1" w:lastColumn="0" w:noHBand="0" w:noVBand="1"/>
+        <w:tblInd w:w="108" w:type="dxa"/>
+        <w:tblBorders>
+          <w:top w:val="single" w:sz="4" w:space="0" w:color="auto"/>
+          <w:left w:val="single" w:sz="4" w:space="0" w:color="auto"/>
+          <w:bottom w:val="single" w:sz="4" w:space="0" w:color="auto"/>
+          <w:right w:val="single" w:sz="4" w:space="0" w:color="auto"/>
+          <w:insideH w:val="single" w:sz="4" w:space="0" w:color="auto"/>
+          <w:insideV w:val="single" w:sz="4" w:space="0" w:color="auto"/>
+        </w:tblBorders>
+        <w:tblLayout w:type="fixed"/>
+        <w:tblLook w:val="0620" w:firstRow="1" w:lastRow="0" w:firstColumn="0" w:lastColumn="0" w:noHBand="1" w:noVBand="1"/>
       </w:tblPr>
       <w:tblGrid>
-        <w:gridCol w:w="2490"/>
-        <w:gridCol w:w="2491"/>
-        <w:gridCol w:w="2491"/>
-        <w:gridCol w:w="2491"/>
+        <w:gridCol w:w="787"/>
+        <w:gridCol w:w="3150"/>
+        <w:gridCol w:w="3240"/>
+        <w:gridCol w:w="2610"/>
       </w:tblGrid>
       <w:tr>
         <w:trPr>
-          <w:jc w:val="center"/>
+          <w:cantSplit/>
+          <w:trHeight w:val="483"/>
         </w:trPr>
         <w:tc>
           <w:tcPr>
-            <w:tcW w:w="2493" w:type="dxa"/>
-            <w:shd w:val="clear" w:color="auto" w:fill="D9E1F2"/>
-            <w:vAlign w:val="center"/>
+            <w:tcW w:w="787" w:type="dxa"/>
+            <w:tcBorders>
+              <w:top w:val="single" w:sz="4" w:space="0" w:color="auto"/>
+              <w:left w:val="single" w:sz="4" w:space="0" w:color="auto"/>
+              <w:bottom w:val="single" w:sz="12" w:space="0" w:color="auto"/>
+              <w:right w:val="single" w:sz="4" w:space="0" w:color="auto"/>
+            </w:tcBorders>
           </w:tcPr>
           <w:p>
             <w:pPr>
-              <w:ind w:firstLine="0"/>
-              <w:jc w:val="center"/>
-              <w:rPr>
-                <w:lang w:val="uk-UA"/>
-              </w:rPr>
+              <w:pStyle w:val="a2"/>
             </w:pPr>
             <w:r>
-              <w:rPr>
-                <w:b/>
-                <w:sz w:val="20"/>
-                <w:lang w:val="uk-UA"/>
-              </w:rPr>
               <w:t>Тест</w:t>
             </w:r>
           </w:p>
         </w:tc>
         <w:tc>
           <w:tcPr>
-            <w:tcW w:w="2493" w:type="dxa"/>
-            <w:shd w:val="clear" w:color="auto" w:fill="D9E1F2"/>
-            <w:vAlign w:val="center"/>
+            <w:tcW w:w="3150" w:type="dxa"/>
+            <w:tcBorders>
+              <w:top w:val="single" w:sz="4" w:space="0" w:color="auto"/>
+              <w:left w:val="single" w:sz="4" w:space="0" w:color="auto"/>
+              <w:bottom w:val="single" w:sz="12" w:space="0" w:color="auto"/>
+              <w:right w:val="single" w:sz="4" w:space="0" w:color="auto"/>
+            </w:tcBorders>
           </w:tcPr>
           <w:p>
             <w:pPr>
-              <w:ind w:firstLine="0"/>
-              <w:jc w:val="center"/>
-              <w:rPr>
-                <w:lang w:val="uk-UA"/>
-              </w:rPr>
+              <w:pStyle w:val="a2"/>
             </w:pPr>
             <w:r>
-              <w:rPr>
-                <w:b/>
-                <w:sz w:val="20"/>
-                <w:lang w:val="uk-UA"/>
-              </w:rPr>
               <w:t>Вихідні факти</w:t>
             </w:r>
           </w:p>
         </w:tc>
         <w:tc>
           <w:tcPr>
-            <w:tcW w:w="2493" w:type="dxa"/>
-            <w:shd w:val="clear" w:color="auto" w:fill="D9E1F2"/>
-            <w:vAlign w:val="center"/>
+            <w:tcW w:w="3240" w:type="dxa"/>
+            <w:tcBorders>
+              <w:top w:val="single" w:sz="4" w:space="0" w:color="auto"/>
+              <w:left w:val="single" w:sz="4" w:space="0" w:color="auto"/>
+              <w:bottom w:val="single" w:sz="12" w:space="0" w:color="auto"/>
+              <w:right w:val="single" w:sz="4" w:space="0" w:color="auto"/>
+            </w:tcBorders>
           </w:tcPr>
           <w:p>
             <w:pPr>
-              <w:ind w:firstLine="0"/>
-              <w:jc w:val="center"/>
-              <w:rPr>
-                <w:lang w:val="uk-UA"/>
-              </w:rPr>
+              <w:pStyle w:val="a2"/>
             </w:pPr>
             <w:r>
-              <w:rPr>
-                <w:b/>
-                <w:sz w:val="20"/>
-                <w:lang w:val="uk-UA"/>
-              </w:rPr>
               <w:t>Ланцюг правил</w:t>
             </w:r>
           </w:p>
         </w:tc>
         <w:tc>
           <w:tcPr>
-            <w:tcW w:w="2493" w:type="dxa"/>
-            <w:shd w:val="clear" w:color="auto" w:fill="D9E1F2"/>
-            <w:vAlign w:val="center"/>
+            <w:tcW w:w="2610" w:type="dxa"/>
+            <w:tcBorders>
+              <w:top w:val="single" w:sz="4" w:space="0" w:color="auto"/>
+              <w:left w:val="single" w:sz="4" w:space="0" w:color="auto"/>
+              <w:bottom w:val="single" w:sz="12" w:space="0" w:color="auto"/>
+              <w:right w:val="single" w:sz="4" w:space="0" w:color="auto"/>
+            </w:tcBorders>
           </w:tcPr>
           <w:p>
             <w:pPr>
-              <w:ind w:firstLine="0"/>
-              <w:jc w:val="center"/>
-              <w:rPr>
-                <w:lang w:val="uk-UA"/>
-              </w:rPr>
+              <w:pStyle w:val="a2"/>
             </w:pPr>
             <w:r>
-              <w:rPr>
-                <w:b/>
-                <w:sz w:val="20"/>
-                <w:lang w:val="uk-UA"/>
-              </w:rPr>
               <w:t>Отриманий висновок</w:t>
             </w:r>
           </w:p>
@@ -4848,92 +5696,75 @@
       </w:tr>
       <w:tr>
         <w:trPr>
-          <w:jc w:val="center"/>
+          <w:cantSplit/>
+          <w:trHeight w:val="3264"/>
         </w:trPr>
         <w:tc>
           <w:tcPr>
-            <w:tcW w:w="2493" w:type="dxa"/>
-            <w:vAlign w:val="center"/>
+            <w:tcW w:w="787" w:type="dxa"/>
+            <w:tcBorders>
+              <w:top w:val="single" w:sz="12" w:space="0" w:color="auto"/>
+            </w:tcBorders>
           </w:tcPr>
           <w:p>
             <w:pPr>
-              <w:ind w:firstLine="0"/>
-              <w:jc w:val="center"/>
-              <w:rPr>
-                <w:lang w:val="uk-UA"/>
-              </w:rPr>
+              <w:pStyle w:val="a5"/>
             </w:pPr>
             <w:r>
-              <w:rPr>
-                <w:sz w:val="19"/>
-                <w:lang w:val="uk-UA"/>
-              </w:rPr>
               <w:t>1</w:t>
             </w:r>
           </w:p>
         </w:tc>
         <w:tc>
           <w:tcPr>
-            <w:tcW w:w="2493" w:type="dxa"/>
-            <w:vAlign w:val="center"/>
+            <w:tcW w:w="3150" w:type="dxa"/>
+            <w:tcBorders>
+              <w:top w:val="single" w:sz="12" w:space="0" w:color="auto"/>
+            </w:tcBorders>
+            <w:tcMar>
+              <w:right w:w="1021" w:type="dxa"/>
+            </w:tcMar>
           </w:tcPr>
           <w:p>
             <w:pPr>
-              <w:ind w:firstLine="0"/>
-              <w:jc w:val="center"/>
-              <w:rPr>
-                <w:lang w:val="uk-UA"/>
-              </w:rPr>
+              <w:pStyle w:val="a2"/>
             </w:pPr>
             <w:r>
-              <w:rPr>
-                <w:sz w:val="19"/>
-                <w:lang w:val="uk-UA"/>
-              </w:rPr>
               <w:t>Живлення = ні</w:t>
             </w:r>
           </w:p>
         </w:tc>
         <w:tc>
           <w:tcPr>
-            <w:tcW w:w="2493" w:type="dxa"/>
-            <w:vAlign w:val="center"/>
+            <w:tcW w:w="3240" w:type="dxa"/>
+            <w:tcBorders>
+              <w:top w:val="single" w:sz="12" w:space="0" w:color="auto"/>
+            </w:tcBorders>
+            <w:tcMar>
+              <w:right w:w="1213" w:type="dxa"/>
+            </w:tcMar>
           </w:tcPr>
           <w:p>
             <w:pPr>
-              <w:ind w:firstLine="0"/>
-              <w:jc w:val="center"/>
-              <w:rPr>
-                <w:lang w:val="uk-UA"/>
-              </w:rPr>
+              <w:pStyle w:val="a2"/>
             </w:pPr>
             <w:r>
-              <w:rPr>
-                <w:sz w:val="19"/>
-                <w:lang w:val="uk-UA"/>
-              </w:rPr>
               <w:t>R1</w:t>
             </w:r>
           </w:p>
         </w:tc>
         <w:tc>
           <w:tcPr>
-            <w:tcW w:w="2493" w:type="dxa"/>
-            <w:vAlign w:val="center"/>
+            <w:tcW w:w="2610" w:type="dxa"/>
+            <w:tcBorders>
+              <w:top w:val="single" w:sz="12" w:space="0" w:color="auto"/>
+            </w:tcBorders>
           </w:tcPr>
           <w:p>
             <w:pPr>
-              <w:ind w:firstLine="0"/>
-              <w:jc w:val="center"/>
-              <w:rPr>
-                <w:lang w:val="uk-UA"/>
-              </w:rPr>
+              <w:pStyle w:val="a2"/>
             </w:pPr>
             <w:r>
-              <w:rPr>
-                <w:sz w:val="19"/>
-                <w:lang w:val="uk-UA"/>
-              </w:rPr>
               <w:t>Проблема живлення</w:t>
             </w:r>
           </w:p>
@@ -4941,961 +5772,1162 @@
       </w:tr>
       <w:tr>
         <w:trPr>
-          <w:jc w:val="center"/>
+          <w:cantSplit/>
+          <w:trHeight w:val="4391"/>
         </w:trPr>
         <w:tc>
           <w:tcPr>
-            <w:tcW w:w="2493" w:type="dxa"/>
-            <w:vAlign w:val="center"/>
+            <w:tcW w:w="787" w:type="dxa"/>
           </w:tcPr>
           <w:p>
             <w:pPr>
-              <w:ind w:firstLine="0"/>
-              <w:jc w:val="center"/>
-              <w:rPr>
-                <w:lang w:val="uk-UA"/>
-              </w:rPr>
+              <w:pStyle w:val="a5"/>
             </w:pPr>
             <w:r>
-              <w:rPr>
-                <w:sz w:val="19"/>
-                <w:lang w:val="uk-UA"/>
-              </w:rPr>
               <w:t>2</w:t>
             </w:r>
           </w:p>
         </w:tc>
         <w:tc>
           <w:tcPr>
-            <w:tcW w:w="2493" w:type="dxa"/>
-            <w:vAlign w:val="center"/>
+            <w:tcW w:w="3150" w:type="dxa"/>
+            <w:tcMar>
+              <w:right w:w="1021" w:type="dxa"/>
+            </w:tcMar>
           </w:tcPr>
           <w:p>
             <w:pPr>
-              <w:ind w:firstLine="0"/>
-              <w:jc w:val="center"/>
-              <w:rPr>
-                <w:lang w:val="uk-UA"/>
-              </w:rPr>
+              <w:pStyle w:val="a2"/>
             </w:pPr>
             <w:r>
-              <w:rPr>
-                <w:sz w:val="19"/>
-                <w:lang w:val="uk-UA"/>
-              </w:rPr>
               <w:t>Живлення = так; вентилятори = так; сигнал дисплея = так; ОС = ні; диск = ні</w:t>
             </w:r>
           </w:p>
         </w:tc>
         <w:tc>
           <w:tcPr>
-            <w:tcW w:w="2493" w:type="dxa"/>
-            <w:vAlign w:val="center"/>
+            <w:tcW w:w="3240" w:type="dxa"/>
+            <w:tcMar>
+              <w:right w:w="1213" w:type="dxa"/>
+            </w:tcMar>
           </w:tcPr>
           <w:p>
             <w:pPr>
-              <w:ind w:firstLine="0"/>
-              <w:jc w:val="center"/>
-              <w:rPr>
-                <w:lang w:val="uk-UA"/>
-              </w:rPr>
+              <w:pStyle w:val="a2"/>
             </w:pPr>
             <w:r>
-              <w:rPr>
-                <w:sz w:val="19"/>
-                <w:lang w:val="uk-UA"/>
-              </w:rPr>
               <w:t>R3 → R5 → R6 → R7</w:t>
             </w:r>
           </w:p>
         </w:tc>
         <w:tc>
           <w:tcPr>
-            <w:tcW w:w="2493" w:type="dxa"/>
-            <w:vAlign w:val="center"/>
+            <w:tcW w:w="2610" w:type="dxa"/>
           </w:tcPr>
           <w:p>
             <w:pPr>
-              <w:ind w:firstLine="0"/>
-              <w:jc w:val="center"/>
-              <w:rPr>
-                <w:lang w:val="uk-UA"/>
-              </w:rPr>
+              <w:pStyle w:val="a2"/>
             </w:pPr>
             <w:r>
-              <w:rPr>
-                <w:sz w:val="19"/>
-                <w:lang w:val="uk-UA"/>
-              </w:rPr>
               <w:t>Проблема завантаження ОС; проблема накопичувача</w:t>
+            </w:r>
+          </w:p>
+        </w:tc>
+      </w:tr>
+    </w:tbl>
+    <w:p/>
+    <w:p>
+      <w:pPr>
+        <w:pStyle w:val="a3"/>
+      </w:pPr>
+      <w:r>
+        <w:lastRenderedPageBreak/>
+        <w:t xml:space="preserve">Кінець таблиці </w:t>
+      </w:r>
+      <w:r>
+        <w:rPr>
+          <w:lang w:val="ru-RU"/>
+        </w:rPr>
+        <w:t>8</w:t>
+      </w:r>
+      <w:r>
+        <w:t>.1</w:t>
+      </w:r>
+      <w:r>
+        <w:t xml:space="preserve"> –</w:t>
+      </w:r>
+      <w:r>
+        <w:tab/>
+      </w:r>
+      <w:r>
+        <w:t>Результати тестування</w:t>
+      </w:r>
+    </w:p>
+    <w:tbl>
+      <w:tblPr>
+        <w:tblW w:w="0" w:type="auto"/>
+        <w:tblInd w:w="108" w:type="dxa"/>
+        <w:tblBorders>
+          <w:top w:val="single" w:sz="4" w:space="0" w:color="auto"/>
+          <w:left w:val="single" w:sz="4" w:space="0" w:color="auto"/>
+          <w:bottom w:val="single" w:sz="4" w:space="0" w:color="auto"/>
+          <w:right w:val="single" w:sz="4" w:space="0" w:color="auto"/>
+          <w:insideH w:val="single" w:sz="4" w:space="0" w:color="auto"/>
+          <w:insideV w:val="single" w:sz="4" w:space="0" w:color="auto"/>
+        </w:tblBorders>
+        <w:tblLayout w:type="fixed"/>
+        <w:tblLook w:val="0620" w:firstRow="1" w:lastRow="0" w:firstColumn="0" w:lastColumn="0" w:noHBand="1" w:noVBand="1"/>
+      </w:tblPr>
+      <w:tblGrid>
+        <w:gridCol w:w="787"/>
+        <w:gridCol w:w="3150"/>
+        <w:gridCol w:w="3240"/>
+        <w:gridCol w:w="2610"/>
+      </w:tblGrid>
+      <w:tr>
+        <w:trPr>
+          <w:cantSplit/>
+          <w:trHeight w:val="483"/>
+        </w:trPr>
+        <w:tc>
+          <w:tcPr>
+            <w:tcW w:w="787" w:type="dxa"/>
+            <w:tcBorders>
+              <w:top w:val="single" w:sz="4" w:space="0" w:color="auto"/>
+              <w:left w:val="single" w:sz="4" w:space="0" w:color="auto"/>
+              <w:bottom w:val="single" w:sz="12" w:space="0" w:color="auto"/>
+              <w:right w:val="single" w:sz="4" w:space="0" w:color="auto"/>
+            </w:tcBorders>
+          </w:tcPr>
+          <w:p>
+            <w:pPr>
+              <w:pStyle w:val="a2"/>
+            </w:pPr>
+            <w:r>
+              <w:t>Тест</w:t>
+            </w:r>
+          </w:p>
+        </w:tc>
+        <w:tc>
+          <w:tcPr>
+            <w:tcW w:w="3150" w:type="dxa"/>
+            <w:tcBorders>
+              <w:top w:val="single" w:sz="4" w:space="0" w:color="auto"/>
+              <w:left w:val="single" w:sz="4" w:space="0" w:color="auto"/>
+              <w:bottom w:val="single" w:sz="12" w:space="0" w:color="auto"/>
+              <w:right w:val="single" w:sz="4" w:space="0" w:color="auto"/>
+            </w:tcBorders>
+          </w:tcPr>
+          <w:p>
+            <w:pPr>
+              <w:pStyle w:val="a2"/>
+            </w:pPr>
+            <w:r>
+              <w:t>Вихідні факти</w:t>
+            </w:r>
+          </w:p>
+        </w:tc>
+        <w:tc>
+          <w:tcPr>
+            <w:tcW w:w="3240" w:type="dxa"/>
+            <w:tcBorders>
+              <w:top w:val="single" w:sz="4" w:space="0" w:color="auto"/>
+              <w:left w:val="single" w:sz="4" w:space="0" w:color="auto"/>
+              <w:bottom w:val="single" w:sz="12" w:space="0" w:color="auto"/>
+              <w:right w:val="single" w:sz="4" w:space="0" w:color="auto"/>
+            </w:tcBorders>
+          </w:tcPr>
+          <w:p>
+            <w:pPr>
+              <w:pStyle w:val="a2"/>
+            </w:pPr>
+            <w:r>
+              <w:t>Ланцюг правил</w:t>
+            </w:r>
+          </w:p>
+        </w:tc>
+        <w:tc>
+          <w:tcPr>
+            <w:tcW w:w="2610" w:type="dxa"/>
+            <w:tcBorders>
+              <w:top w:val="single" w:sz="4" w:space="0" w:color="auto"/>
+              <w:left w:val="single" w:sz="4" w:space="0" w:color="auto"/>
+              <w:bottom w:val="single" w:sz="12" w:space="0" w:color="auto"/>
+              <w:right w:val="single" w:sz="4" w:space="0" w:color="auto"/>
+            </w:tcBorders>
+          </w:tcPr>
+          <w:p>
+            <w:pPr>
+              <w:pStyle w:val="a2"/>
+            </w:pPr>
+            <w:r>
+              <w:t>Отриманий висновок</w:t>
             </w:r>
           </w:p>
         </w:tc>
       </w:tr>
       <w:tr>
         <w:trPr>
-          <w:jc w:val="center"/>
+          <w:cantSplit/>
+          <w:trHeight w:val="483"/>
         </w:trPr>
         <w:tc>
           <w:tcPr>
-            <w:tcW w:w="2493" w:type="dxa"/>
-            <w:vAlign w:val="center"/>
+            <w:tcW w:w="787" w:type="dxa"/>
           </w:tcPr>
           <w:p>
             <w:pPr>
-              <w:ind w:firstLine="0"/>
-              <w:jc w:val="center"/>
-              <w:rPr>
-                <w:lang w:val="uk-UA"/>
-              </w:rPr>
+              <w:pStyle w:val="a5"/>
             </w:pPr>
             <w:r>
-              <w:rPr>
-                <w:sz w:val="19"/>
-                <w:lang w:val="uk-UA"/>
-              </w:rPr>
               <w:t>3</w:t>
             </w:r>
           </w:p>
         </w:tc>
         <w:tc>
           <w:tcPr>
-            <w:tcW w:w="2493" w:type="dxa"/>
-            <w:vAlign w:val="center"/>
+            <w:tcW w:w="3150" w:type="dxa"/>
+            <w:tcMar>
+              <w:right w:w="1021" w:type="dxa"/>
+            </w:tcMar>
           </w:tcPr>
           <w:p>
             <w:pPr>
-              <w:ind w:firstLine="0"/>
-              <w:jc w:val="center"/>
-              <w:rPr>
-                <w:lang w:val="uk-UA"/>
-              </w:rPr>
+              <w:pStyle w:val="a2"/>
             </w:pPr>
             <w:r>
-              <w:rPr>
-                <w:sz w:val="19"/>
-                <w:lang w:val="uk-UA"/>
-              </w:rPr>
-              <w:t xml:space="preserve">Живлення = так; </w:t>
-            </w:r>
-            <w:r>
-              <w:rPr>
-                <w:sz w:val="19"/>
-                <w:lang w:val="uk-UA"/>
-              </w:rPr>
-              <w:lastRenderedPageBreak/>
-              <w:t>вентилятори = так; сигнал дисплея = так; ОС = так; мережа = ні</w:t>
+              <w:t>Живлення = так; вентилятори = так; сигнал дисплея = так; ОС = так; мережа = ні</w:t>
             </w:r>
           </w:p>
         </w:tc>
         <w:tc>
           <w:tcPr>
-            <w:tcW w:w="2493" w:type="dxa"/>
-            <w:vAlign w:val="center"/>
+            <w:tcW w:w="3240" w:type="dxa"/>
+            <w:tcMar>
+              <w:right w:w="1213" w:type="dxa"/>
+            </w:tcMar>
           </w:tcPr>
           <w:p>
             <w:pPr>
-              <w:ind w:firstLine="0"/>
-              <w:jc w:val="center"/>
-              <w:rPr>
-                <w:lang w:val="uk-UA"/>
-              </w:rPr>
+              <w:pStyle w:val="a2"/>
             </w:pPr>
             <w:r>
-              <w:rPr>
-                <w:sz w:val="19"/>
-                <w:lang w:val="uk-UA"/>
-              </w:rPr>
-              <w:lastRenderedPageBreak/>
               <w:t>R3 → R5 → R8 → R9</w:t>
             </w:r>
           </w:p>
         </w:tc>
         <w:tc>
           <w:tcPr>
-            <w:tcW w:w="2493" w:type="dxa"/>
-            <w:vAlign w:val="center"/>
+            <w:tcW w:w="2610" w:type="dxa"/>
           </w:tcPr>
           <w:p>
             <w:pPr>
-              <w:ind w:firstLine="0"/>
-              <w:jc w:val="center"/>
-              <w:rPr>
-                <w:lang w:val="uk-UA"/>
-              </w:rPr>
+              <w:pStyle w:val="a2"/>
             </w:pPr>
             <w:r>
-              <w:rPr>
-                <w:sz w:val="19"/>
-                <w:lang w:val="uk-UA"/>
-              </w:rPr>
-              <w:t xml:space="preserve">Проблема мережевого </w:t>
-            </w:r>
-            <w:r>
-              <w:rPr>
-                <w:sz w:val="19"/>
-                <w:lang w:val="uk-UA"/>
-              </w:rPr>
-              <w:lastRenderedPageBreak/>
-              <w:t>підключення</w:t>
+              <w:t>Проблема мережевого підключення</w:t>
             </w:r>
           </w:p>
         </w:tc>
       </w:tr>
     </w:tbl>
-    <w:p>
-      <w:pPr>
-        <w:spacing w:before="60" w:after="120"/>
+    <w:p/>
+    <w:p>
+      <w:pPr>
         <w:ind w:firstLine="0"/>
-        <w:jc w:val="center"/>
-        <w:rPr>
-          <w:lang w:val="uk-UA"/>
-        </w:rPr>
-      </w:pPr>
-      <w:r>
-        <w:rPr>
-          <w:sz w:val="24"/>
+        <w:rPr>
+          <w:lang w:val="uk-UA"/>
+        </w:rPr>
+      </w:pPr>
+      <w:r>
+        <w:rPr>
+          <w:b/>
+          <w:lang w:val="uk-UA"/>
+        </w:rPr>
+        <w:t>Приклад роботи для тесту 2:</w:t>
+      </w:r>
+    </w:p>
+    <w:p>
+      <w:pPr>
+        <w:pStyle w:val="Code"/>
+        <w:rPr>
+          <w:sz w:val="32"/>
+          <w:szCs w:val="32"/>
+          <w:lang w:val="uk-UA"/>
+        </w:rPr>
+      </w:pPr>
+      <w:r>
+        <w:rPr>
+          <w:sz w:val="32"/>
+          <w:szCs w:val="32"/>
+          <w:lang w:val="uk-UA"/>
+        </w:rPr>
+        <w:t>Чи вмикається живлення? [так/ні]: так</w:t>
+      </w:r>
+    </w:p>
+    <w:p>
+      <w:pPr>
+        <w:pStyle w:val="Code"/>
+        <w:rPr>
+          <w:sz w:val="32"/>
+          <w:szCs w:val="32"/>
+          <w:lang w:val="uk-UA"/>
+        </w:rPr>
+      </w:pPr>
+      <w:r>
+        <w:rPr>
+          <w:sz w:val="32"/>
+          <w:szCs w:val="32"/>
+          <w:lang w:val="uk-UA"/>
+        </w:rPr>
+        <w:t>Чи працюють вентилятори? [так/ні]: так</w:t>
+      </w:r>
+    </w:p>
+    <w:p>
+      <w:pPr>
+        <w:pStyle w:val="Code"/>
+        <w:rPr>
+          <w:sz w:val="32"/>
+          <w:szCs w:val="32"/>
+          <w:lang w:val="uk-UA"/>
+        </w:rPr>
+      </w:pPr>
+      <w:r>
+        <w:rPr>
+          <w:sz w:val="32"/>
+          <w:szCs w:val="32"/>
+          <w:lang w:val="uk-UA"/>
+        </w:rPr>
+        <w:t>Чи є сигнал на дисплеї? [так/ні]: так</w:t>
+      </w:r>
+    </w:p>
+    <w:p>
+      <w:pPr>
+        <w:pStyle w:val="Code"/>
+        <w:rPr>
+          <w:sz w:val="32"/>
+          <w:szCs w:val="32"/>
+          <w:lang w:val="uk-UA"/>
+        </w:rPr>
+      </w:pPr>
+      <w:r>
+        <w:rPr>
+          <w:sz w:val="32"/>
+          <w:szCs w:val="32"/>
+          <w:lang w:val="uk-UA"/>
+        </w:rPr>
+        <w:t>Чи завантажилась ОС? [так/ні]: ні</w:t>
+      </w:r>
+    </w:p>
+    <w:p>
+      <w:pPr>
+        <w:pStyle w:val="Code"/>
+        <w:rPr>
+          <w:sz w:val="32"/>
+          <w:szCs w:val="32"/>
+          <w:lang w:val="uk-UA"/>
+        </w:rPr>
+      </w:pPr>
+      <w:r>
+        <w:rPr>
+          <w:sz w:val="32"/>
+          <w:szCs w:val="32"/>
+          <w:lang w:val="uk-UA"/>
+        </w:rPr>
+        <w:t>Чи визначено накопичувач? [так/ні]: ні</w:t>
+      </w:r>
+    </w:p>
+    <w:p>
+      <w:pPr>
+        <w:pStyle w:val="Code"/>
+        <w:rPr>
+          <w:sz w:val="32"/>
+          <w:szCs w:val="32"/>
+          <w:lang w:val="uk-UA"/>
+        </w:rPr>
+      </w:pPr>
+      <w:r>
+        <w:rPr>
+          <w:sz w:val="32"/>
+          <w:szCs w:val="32"/>
+          <w:lang w:val="uk-UA"/>
+        </w:rPr>
+        <w:t>Чи доступна мережа? [так/ні]: так</w:t>
+      </w:r>
+    </w:p>
+    <w:p>
+      <w:pPr>
+        <w:pStyle w:val="Code"/>
+        <w:rPr>
+          <w:sz w:val="32"/>
+          <w:szCs w:val="32"/>
+          <w:lang w:val="uk-UA"/>
+        </w:rPr>
+      </w:pPr>
+      <w:r>
+        <w:rPr>
+          <w:sz w:val="32"/>
+          <w:szCs w:val="32"/>
+          <w:lang w:val="uk-UA"/>
+        </w:rPr>
+        <w:t xml:space="preserve"> </w:t>
+      </w:r>
+    </w:p>
+    <w:p>
+      <w:pPr>
+        <w:pStyle w:val="Code"/>
+        <w:rPr>
+          <w:sz w:val="32"/>
+          <w:szCs w:val="32"/>
+          <w:lang w:val="uk-UA"/>
+        </w:rPr>
+      </w:pPr>
+      <w:r>
+        <w:rPr>
+          <w:sz w:val="32"/>
+          <w:szCs w:val="32"/>
+          <w:lang w:val="uk-UA"/>
+        </w:rPr>
+        <w:t>Результат експертизи:</w:t>
+      </w:r>
+    </w:p>
+    <w:p>
+      <w:pPr>
+        <w:pStyle w:val="Code"/>
+        <w:rPr>
+          <w:sz w:val="32"/>
+          <w:szCs w:val="32"/>
+          <w:lang w:val="uk-UA"/>
+        </w:rPr>
+      </w:pPr>
+      <w:r>
+        <w:rPr>
+          <w:sz w:val="32"/>
+          <w:szCs w:val="32"/>
+          <w:lang w:val="uk-UA"/>
+        </w:rPr>
+        <w:t>- Проблема завантаження ОС</w:t>
+      </w:r>
+    </w:p>
+    <w:p>
+      <w:pPr>
+        <w:pStyle w:val="Code"/>
+        <w:rPr>
+          <w:sz w:val="32"/>
+          <w:szCs w:val="32"/>
+          <w:lang w:val="uk-UA"/>
+        </w:rPr>
+      </w:pPr>
+      <w:r>
+        <w:rPr>
+          <w:sz w:val="32"/>
+          <w:szCs w:val="32"/>
+          <w:lang w:val="uk-UA"/>
+        </w:rPr>
+        <w:t>- Проблема накопичувача</w:t>
+      </w:r>
+    </w:p>
+    <w:p>
+      <w:pPr>
+        <w:pStyle w:val="Code"/>
+        <w:rPr>
+          <w:sz w:val="32"/>
+          <w:szCs w:val="32"/>
+          <w:lang w:val="uk-UA"/>
+        </w:rPr>
+      </w:pPr>
+      <w:r>
+        <w:rPr>
+          <w:sz w:val="32"/>
+          <w:szCs w:val="32"/>
+          <w:lang w:val="uk-UA"/>
+        </w:rPr>
+        <w:t xml:space="preserve"> </w:t>
+      </w:r>
+    </w:p>
+    <w:p>
+      <w:pPr>
+        <w:pStyle w:val="Code"/>
+        <w:rPr>
+          <w:sz w:val="32"/>
+          <w:szCs w:val="32"/>
+          <w:lang w:val="uk-UA"/>
+        </w:rPr>
+      </w:pPr>
+      <w:r>
+        <w:rPr>
+          <w:sz w:val="32"/>
+          <w:szCs w:val="32"/>
+          <w:lang w:val="uk-UA"/>
+        </w:rPr>
+        <w:t>Ланцюг логічних висновків:</w:t>
+      </w:r>
+    </w:p>
+    <w:p>
+      <w:pPr>
+        <w:pStyle w:val="Code"/>
+        <w:rPr>
+          <w:sz w:val="32"/>
+          <w:szCs w:val="32"/>
+          <w:lang w:val="uk-UA"/>
+        </w:rPr>
+      </w:pPr>
+      <w:r>
+        <w:rPr>
+          <w:sz w:val="32"/>
+          <w:szCs w:val="32"/>
+          <w:lang w:val="uk-UA"/>
+        </w:rPr>
+        <w:t xml:space="preserve">R3: </w:t>
+      </w:r>
+      <w:proofErr w:type="spellStart"/>
+      <w:r>
+        <w:rPr>
+          <w:sz w:val="32"/>
+          <w:szCs w:val="32"/>
+          <w:lang w:val="uk-UA"/>
+        </w:rPr>
+        <w:t>power_on</w:t>
+      </w:r>
+      <w:proofErr w:type="spellEnd"/>
+      <w:r>
+        <w:rPr>
+          <w:sz w:val="32"/>
+          <w:szCs w:val="32"/>
+          <w:lang w:val="uk-UA"/>
+        </w:rPr>
+        <w:t>=</w:t>
+      </w:r>
+      <w:proofErr w:type="spellStart"/>
+      <w:r>
+        <w:rPr>
+          <w:sz w:val="32"/>
+          <w:szCs w:val="32"/>
+          <w:lang w:val="uk-UA"/>
+        </w:rPr>
+        <w:t>True</w:t>
+      </w:r>
+      <w:proofErr w:type="spellEnd"/>
+      <w:r>
+        <w:rPr>
+          <w:sz w:val="32"/>
+          <w:szCs w:val="32"/>
+          <w:lang w:val="uk-UA"/>
+        </w:rPr>
+        <w:t xml:space="preserve">, </w:t>
+      </w:r>
+      <w:proofErr w:type="spellStart"/>
+      <w:r>
+        <w:rPr>
+          <w:sz w:val="32"/>
+          <w:szCs w:val="32"/>
+          <w:lang w:val="uk-UA"/>
+        </w:rPr>
+        <w:t>fans_spin</w:t>
+      </w:r>
+      <w:proofErr w:type="spellEnd"/>
+      <w:r>
+        <w:rPr>
+          <w:sz w:val="32"/>
+          <w:szCs w:val="32"/>
+          <w:lang w:val="uk-UA"/>
+        </w:rPr>
+        <w:t>=</w:t>
+      </w:r>
+      <w:proofErr w:type="spellStart"/>
+      <w:r>
+        <w:rPr>
+          <w:sz w:val="32"/>
+          <w:szCs w:val="32"/>
+          <w:lang w:val="uk-UA"/>
+        </w:rPr>
+        <w:t>True</w:t>
+      </w:r>
+      <w:proofErr w:type="spellEnd"/>
+      <w:r>
+        <w:rPr>
+          <w:sz w:val="32"/>
+          <w:szCs w:val="32"/>
+          <w:lang w:val="uk-UA"/>
+        </w:rPr>
+        <w:t xml:space="preserve"> -&gt; </w:t>
+      </w:r>
+      <w:proofErr w:type="spellStart"/>
+      <w:r>
+        <w:rPr>
+          <w:sz w:val="32"/>
+          <w:szCs w:val="32"/>
+          <w:lang w:val="uk-UA"/>
+        </w:rPr>
+        <w:t>system_started</w:t>
+      </w:r>
+      <w:proofErr w:type="spellEnd"/>
+      <w:r>
+        <w:rPr>
+          <w:sz w:val="32"/>
+          <w:szCs w:val="32"/>
+          <w:lang w:val="uk-UA"/>
+        </w:rPr>
+        <w:t>=</w:t>
+      </w:r>
+      <w:proofErr w:type="spellStart"/>
+      <w:r>
+        <w:rPr>
+          <w:sz w:val="32"/>
+          <w:szCs w:val="32"/>
+          <w:lang w:val="uk-UA"/>
+        </w:rPr>
+        <w:t>True</w:t>
+      </w:r>
+      <w:proofErr w:type="spellEnd"/>
+    </w:p>
+    <w:p>
+      <w:pPr>
+        <w:pStyle w:val="Code"/>
+        <w:rPr>
+          <w:sz w:val="32"/>
+          <w:szCs w:val="32"/>
+          <w:lang w:val="uk-UA"/>
+        </w:rPr>
+      </w:pPr>
+      <w:r>
+        <w:rPr>
+          <w:sz w:val="32"/>
+          <w:szCs w:val="32"/>
+          <w:lang w:val="uk-UA"/>
+        </w:rPr>
+        <w:t xml:space="preserve">R5: </w:t>
+      </w:r>
+      <w:proofErr w:type="spellStart"/>
+      <w:r>
+        <w:rPr>
+          <w:sz w:val="32"/>
+          <w:szCs w:val="32"/>
+          <w:lang w:val="uk-UA"/>
+        </w:rPr>
+        <w:t>system_started</w:t>
+      </w:r>
+      <w:proofErr w:type="spellEnd"/>
+      <w:r>
+        <w:rPr>
+          <w:sz w:val="32"/>
+          <w:szCs w:val="32"/>
+          <w:lang w:val="uk-UA"/>
+        </w:rPr>
+        <w:t>=</w:t>
+      </w:r>
+      <w:proofErr w:type="spellStart"/>
+      <w:r>
+        <w:rPr>
+          <w:sz w:val="32"/>
+          <w:szCs w:val="32"/>
+          <w:lang w:val="uk-UA"/>
+        </w:rPr>
+        <w:t>True</w:t>
+      </w:r>
+      <w:proofErr w:type="spellEnd"/>
+      <w:r>
+        <w:rPr>
+          <w:sz w:val="32"/>
+          <w:szCs w:val="32"/>
+          <w:lang w:val="uk-UA"/>
+        </w:rPr>
+        <w:t xml:space="preserve">, </w:t>
+      </w:r>
+      <w:proofErr w:type="spellStart"/>
+      <w:r>
+        <w:rPr>
+          <w:sz w:val="32"/>
+          <w:szCs w:val="32"/>
+          <w:lang w:val="uk-UA"/>
+        </w:rPr>
+        <w:t>display_signal</w:t>
+      </w:r>
+      <w:proofErr w:type="spellEnd"/>
+      <w:r>
+        <w:rPr>
+          <w:sz w:val="32"/>
+          <w:szCs w:val="32"/>
+          <w:lang w:val="uk-UA"/>
+        </w:rPr>
+        <w:t>=</w:t>
+      </w:r>
+      <w:proofErr w:type="spellStart"/>
+      <w:r>
+        <w:rPr>
+          <w:sz w:val="32"/>
+          <w:szCs w:val="32"/>
+          <w:lang w:val="uk-UA"/>
+        </w:rPr>
+        <w:t>True</w:t>
+      </w:r>
+      <w:proofErr w:type="spellEnd"/>
+      <w:r>
+        <w:rPr>
+          <w:sz w:val="32"/>
+          <w:szCs w:val="32"/>
+          <w:lang w:val="uk-UA"/>
+        </w:rPr>
+        <w:t xml:space="preserve"> -&gt; </w:t>
+      </w:r>
+      <w:proofErr w:type="spellStart"/>
+      <w:r>
+        <w:rPr>
+          <w:sz w:val="32"/>
+          <w:szCs w:val="32"/>
+          <w:lang w:val="uk-UA"/>
+        </w:rPr>
+        <w:t>post_passed</w:t>
+      </w:r>
+      <w:proofErr w:type="spellEnd"/>
+      <w:r>
+        <w:rPr>
+          <w:sz w:val="32"/>
+          <w:szCs w:val="32"/>
+          <w:lang w:val="uk-UA"/>
+        </w:rPr>
+        <w:t>=</w:t>
+      </w:r>
+      <w:proofErr w:type="spellStart"/>
+      <w:r>
+        <w:rPr>
+          <w:sz w:val="32"/>
+          <w:szCs w:val="32"/>
+          <w:lang w:val="uk-UA"/>
+        </w:rPr>
+        <w:t>True</w:t>
+      </w:r>
+      <w:proofErr w:type="spellEnd"/>
+    </w:p>
+    <w:p>
+      <w:pPr>
+        <w:pStyle w:val="Code"/>
+        <w:rPr>
+          <w:sz w:val="32"/>
+          <w:szCs w:val="32"/>
+          <w:lang w:val="uk-UA"/>
+        </w:rPr>
+      </w:pPr>
+      <w:r>
+        <w:rPr>
+          <w:sz w:val="32"/>
+          <w:szCs w:val="32"/>
+          <w:lang w:val="uk-UA"/>
+        </w:rPr>
+        <w:t xml:space="preserve">R6: </w:t>
+      </w:r>
+      <w:proofErr w:type="spellStart"/>
+      <w:r>
+        <w:rPr>
+          <w:sz w:val="32"/>
+          <w:szCs w:val="32"/>
+          <w:lang w:val="uk-UA"/>
+        </w:rPr>
+        <w:t>post_passed</w:t>
+      </w:r>
+      <w:proofErr w:type="spellEnd"/>
+      <w:r>
+        <w:rPr>
+          <w:sz w:val="32"/>
+          <w:szCs w:val="32"/>
+          <w:lang w:val="uk-UA"/>
+        </w:rPr>
+        <w:t>=</w:t>
+      </w:r>
+      <w:proofErr w:type="spellStart"/>
+      <w:r>
+        <w:rPr>
+          <w:sz w:val="32"/>
+          <w:szCs w:val="32"/>
+          <w:lang w:val="uk-UA"/>
+        </w:rPr>
+        <w:t>True</w:t>
+      </w:r>
+      <w:proofErr w:type="spellEnd"/>
+      <w:r>
+        <w:rPr>
+          <w:sz w:val="32"/>
+          <w:szCs w:val="32"/>
+          <w:lang w:val="uk-UA"/>
+        </w:rPr>
+        <w:t xml:space="preserve">, </w:t>
+      </w:r>
+      <w:proofErr w:type="spellStart"/>
+      <w:r>
+        <w:rPr>
+          <w:sz w:val="32"/>
+          <w:szCs w:val="32"/>
+          <w:lang w:val="uk-UA"/>
+        </w:rPr>
+        <w:t>os_booted</w:t>
+      </w:r>
+      <w:proofErr w:type="spellEnd"/>
+      <w:r>
+        <w:rPr>
+          <w:sz w:val="32"/>
+          <w:szCs w:val="32"/>
+          <w:lang w:val="uk-UA"/>
+        </w:rPr>
+        <w:t>=</w:t>
+      </w:r>
+      <w:proofErr w:type="spellStart"/>
+      <w:r>
+        <w:rPr>
+          <w:sz w:val="32"/>
+          <w:szCs w:val="32"/>
+          <w:lang w:val="uk-UA"/>
+        </w:rPr>
+        <w:t>False</w:t>
+      </w:r>
+      <w:proofErr w:type="spellEnd"/>
+      <w:r>
+        <w:rPr>
+          <w:sz w:val="32"/>
+          <w:szCs w:val="32"/>
+          <w:lang w:val="uk-UA"/>
+        </w:rPr>
+        <w:t xml:space="preserve"> -&gt; </w:t>
+      </w:r>
+      <w:proofErr w:type="spellStart"/>
+      <w:r>
+        <w:rPr>
+          <w:sz w:val="32"/>
+          <w:szCs w:val="32"/>
+          <w:lang w:val="uk-UA"/>
+        </w:rPr>
+        <w:t>boot_problem</w:t>
+      </w:r>
+      <w:proofErr w:type="spellEnd"/>
+      <w:r>
+        <w:rPr>
+          <w:sz w:val="32"/>
+          <w:szCs w:val="32"/>
+          <w:lang w:val="uk-UA"/>
+        </w:rPr>
+        <w:t>=</w:t>
+      </w:r>
+      <w:proofErr w:type="spellStart"/>
+      <w:r>
+        <w:rPr>
+          <w:sz w:val="32"/>
+          <w:szCs w:val="32"/>
+          <w:lang w:val="uk-UA"/>
+        </w:rPr>
+        <w:t>True</w:t>
+      </w:r>
+      <w:proofErr w:type="spellEnd"/>
+    </w:p>
+    <w:p>
+      <w:pPr>
+        <w:pStyle w:val="Code"/>
+        <w:rPr>
+          <w:sz w:val="32"/>
+          <w:szCs w:val="32"/>
+          <w:lang w:val="uk-UA"/>
+        </w:rPr>
+      </w:pPr>
+      <w:r>
+        <w:rPr>
+          <w:sz w:val="32"/>
+          <w:szCs w:val="32"/>
+          <w:lang w:val="uk-UA"/>
+        </w:rPr>
+        <w:t xml:space="preserve">R7: </w:t>
+      </w:r>
+      <w:proofErr w:type="spellStart"/>
+      <w:r>
+        <w:rPr>
+          <w:sz w:val="32"/>
+          <w:szCs w:val="32"/>
+          <w:lang w:val="uk-UA"/>
+        </w:rPr>
+        <w:t>boot_problem</w:t>
+      </w:r>
+      <w:proofErr w:type="spellEnd"/>
+      <w:r>
+        <w:rPr>
+          <w:sz w:val="32"/>
+          <w:szCs w:val="32"/>
+          <w:lang w:val="uk-UA"/>
+        </w:rPr>
+        <w:t>=</w:t>
+      </w:r>
+      <w:proofErr w:type="spellStart"/>
+      <w:r>
+        <w:rPr>
+          <w:sz w:val="32"/>
+          <w:szCs w:val="32"/>
+          <w:lang w:val="uk-UA"/>
+        </w:rPr>
+        <w:t>True</w:t>
+      </w:r>
+      <w:proofErr w:type="spellEnd"/>
+      <w:r>
+        <w:rPr>
+          <w:sz w:val="32"/>
+          <w:szCs w:val="32"/>
+          <w:lang w:val="uk-UA"/>
+        </w:rPr>
+        <w:t xml:space="preserve">, </w:t>
+      </w:r>
+      <w:proofErr w:type="spellStart"/>
+      <w:r>
+        <w:rPr>
+          <w:sz w:val="32"/>
+          <w:szCs w:val="32"/>
+          <w:lang w:val="uk-UA"/>
+        </w:rPr>
+        <w:t>disk_detected</w:t>
+      </w:r>
+      <w:proofErr w:type="spellEnd"/>
+      <w:r>
+        <w:rPr>
+          <w:sz w:val="32"/>
+          <w:szCs w:val="32"/>
+          <w:lang w:val="uk-UA"/>
+        </w:rPr>
+        <w:t>=</w:t>
+      </w:r>
+      <w:proofErr w:type="spellStart"/>
+      <w:r>
+        <w:rPr>
+          <w:sz w:val="32"/>
+          <w:szCs w:val="32"/>
+          <w:lang w:val="uk-UA"/>
+        </w:rPr>
+        <w:t>False</w:t>
+      </w:r>
+      <w:proofErr w:type="spellEnd"/>
+      <w:r>
+        <w:rPr>
+          <w:sz w:val="32"/>
+          <w:szCs w:val="32"/>
+          <w:lang w:val="uk-UA"/>
+        </w:rPr>
+        <w:t xml:space="preserve"> -&gt; </w:t>
+      </w:r>
+      <w:proofErr w:type="spellStart"/>
+      <w:r>
+        <w:rPr>
+          <w:sz w:val="32"/>
+          <w:szCs w:val="32"/>
+          <w:lang w:val="uk-UA"/>
+        </w:rPr>
+        <w:t>storage_problem</w:t>
+      </w:r>
+      <w:proofErr w:type="spellEnd"/>
+      <w:r>
+        <w:rPr>
+          <w:sz w:val="32"/>
+          <w:szCs w:val="32"/>
+          <w:lang w:val="uk-UA"/>
+        </w:rPr>
+        <w:t>=</w:t>
+      </w:r>
+      <w:proofErr w:type="spellStart"/>
+      <w:r>
+        <w:rPr>
+          <w:sz w:val="32"/>
+          <w:szCs w:val="32"/>
+          <w:lang w:val="uk-UA"/>
+        </w:rPr>
+        <w:t>True</w:t>
+      </w:r>
+      <w:proofErr w:type="spellEnd"/>
+    </w:p>
+    <w:p>
+      <w:pPr>
+        <w:pStyle w:val="Heading1"/>
+        <w:pageBreakBefore/>
+        <w:spacing w:before="0" w:after="420"/>
+        <w:rPr>
+          <w:lang w:val="uk-UA"/>
+        </w:rPr>
+      </w:pPr>
+      <w:bookmarkStart w:id="9" w:name="_Toc240967926"/>
+      <w:r>
+        <w:rPr>
           <w:lang w:val="uk-UA"/>
         </w:rPr>
         <w:lastRenderedPageBreak/>
-        <w:t>Таблиця 2 – Результати тестування</w:t>
-      </w:r>
-    </w:p>
-    <w:p>
-      <w:pPr>
-        <w:ind w:firstLine="0"/>
-        <w:rPr>
-          <w:lang w:val="uk-UA"/>
-        </w:rPr>
-      </w:pPr>
-      <w:r>
-        <w:rPr>
-          <w:b/>
-          <w:lang w:val="uk-UA"/>
-        </w:rPr>
-        <w:t>Приклад роботи для тесту 2:</w:t>
-      </w:r>
-    </w:p>
-    <w:p>
-      <w:pPr>
-        <w:pStyle w:val="Code"/>
-        <w:rPr>
-          <w:lang w:val="uk-UA"/>
-        </w:rPr>
-      </w:pPr>
-      <w:r>
-        <w:rPr>
-          <w:lang w:val="uk-UA"/>
-        </w:rPr>
-        <w:t>Чи вмикається живлення? [так/ні]: так</w:t>
-      </w:r>
-    </w:p>
-    <w:p>
-      <w:pPr>
-        <w:pStyle w:val="Code"/>
-        <w:rPr>
-          <w:lang w:val="uk-UA"/>
-        </w:rPr>
-      </w:pPr>
-      <w:r>
-        <w:rPr>
-          <w:lang w:val="uk-UA"/>
-        </w:rPr>
-        <w:t>Чи працюють вентилятори? [так/ні]: так</w:t>
-      </w:r>
-    </w:p>
-    <w:p>
-      <w:pPr>
-        <w:pStyle w:val="Code"/>
-        <w:rPr>
-          <w:lang w:val="uk-UA"/>
-        </w:rPr>
-      </w:pPr>
-      <w:r>
-        <w:rPr>
-          <w:lang w:val="uk-UA"/>
-        </w:rPr>
-        <w:t>Чи є сигнал на дисплеї? [так/ні]: так</w:t>
-      </w:r>
-    </w:p>
-    <w:p>
-      <w:pPr>
-        <w:pStyle w:val="Code"/>
-        <w:rPr>
-          <w:lang w:val="uk-UA"/>
-        </w:rPr>
-      </w:pPr>
-      <w:r>
-        <w:rPr>
-          <w:lang w:val="uk-UA"/>
-        </w:rPr>
-        <w:t>Чи завантажилась ОС? [так/ні]: ні</w:t>
-      </w:r>
-    </w:p>
-    <w:p>
-      <w:pPr>
-        <w:pStyle w:val="Code"/>
-        <w:rPr>
-          <w:lang w:val="uk-UA"/>
-        </w:rPr>
-      </w:pPr>
-      <w:r>
-        <w:rPr>
-          <w:lang w:val="uk-UA"/>
-        </w:rPr>
-        <w:t>Чи визначено накопичувач? [так/ні]: ні</w:t>
-      </w:r>
-    </w:p>
-    <w:p>
-      <w:pPr>
-        <w:pStyle w:val="Code"/>
-        <w:rPr>
-          <w:lang w:val="uk-UA"/>
-        </w:rPr>
-      </w:pPr>
-      <w:r>
-        <w:rPr>
-          <w:lang w:val="uk-UA"/>
-        </w:rPr>
-        <w:t>Чи доступна мережа? [так/ні]: так</w:t>
-      </w:r>
-    </w:p>
-    <w:p>
-      <w:pPr>
-        <w:pStyle w:val="Code"/>
-        <w:rPr>
-          <w:lang w:val="uk-UA"/>
-        </w:rPr>
-      </w:pPr>
-      <w:r>
-        <w:rPr>
-          <w:lang w:val="uk-UA"/>
-        </w:rPr>
-        <w:t xml:space="preserve"> </w:t>
-      </w:r>
-    </w:p>
-    <w:p>
-      <w:pPr>
-        <w:pStyle w:val="Code"/>
-        <w:rPr>
-          <w:lang w:val="uk-UA"/>
-        </w:rPr>
-      </w:pPr>
-      <w:r>
-        <w:rPr>
-          <w:lang w:val="uk-UA"/>
-        </w:rPr>
-        <w:t>Результат експертизи:</w:t>
-      </w:r>
-    </w:p>
-    <w:p>
-      <w:pPr>
-        <w:pStyle w:val="Code"/>
-        <w:rPr>
-          <w:lang w:val="uk-UA"/>
-        </w:rPr>
-      </w:pPr>
-      <w:r>
-        <w:rPr>
-          <w:lang w:val="uk-UA"/>
-        </w:rPr>
-        <w:t>- Проблема завантаження ОС</w:t>
-      </w:r>
-    </w:p>
-    <w:p>
-      <w:pPr>
-        <w:pStyle w:val="Code"/>
-        <w:rPr>
-          <w:lang w:val="uk-UA"/>
-        </w:rPr>
-      </w:pPr>
-      <w:r>
-        <w:rPr>
-          <w:lang w:val="uk-UA"/>
-        </w:rPr>
-        <w:t>- Проблема накопичувача</w:t>
-      </w:r>
-    </w:p>
-    <w:p>
-      <w:pPr>
-        <w:pStyle w:val="Code"/>
-        <w:rPr>
-          <w:lang w:val="uk-UA"/>
-        </w:rPr>
-      </w:pPr>
-      <w:r>
-        <w:rPr>
-          <w:lang w:val="uk-UA"/>
-        </w:rPr>
-        <w:t xml:space="preserve"> </w:t>
-      </w:r>
-    </w:p>
-    <w:p>
-      <w:pPr>
-        <w:pStyle w:val="Code"/>
-        <w:rPr>
-          <w:lang w:val="uk-UA"/>
-        </w:rPr>
-      </w:pPr>
-      <w:r>
-        <w:rPr>
-          <w:lang w:val="uk-UA"/>
-        </w:rPr>
-        <w:t>Ланцюг логічних висновків:</w:t>
-      </w:r>
-    </w:p>
-    <w:p>
-      <w:pPr>
-        <w:pStyle w:val="Code"/>
-        <w:rPr>
-          <w:lang w:val="uk-UA"/>
-        </w:rPr>
-      </w:pPr>
-      <w:r>
-        <w:rPr>
-          <w:lang w:val="uk-UA"/>
-        </w:rPr>
-        <w:t xml:space="preserve">R3: </w:t>
+        <w:t xml:space="preserve">9. Аналіз </w:t>
+      </w:r>
+      <w:r>
+        <w:rPr>
+          <w:lang w:val="uk-UA"/>
+        </w:rPr>
+        <w:t>результатів</w:t>
+      </w:r>
+      <w:bookmarkEnd w:id="9"/>
+    </w:p>
+    <w:p>
+      <w:pPr>
+        <w:rPr>
+          <w:lang w:val="uk-UA"/>
+        </w:rPr>
+      </w:pPr>
+      <w:r>
+        <w:rPr>
+          <w:lang w:val="uk-UA"/>
+        </w:rPr>
+        <w:t xml:space="preserve">У всіх тестах отримані результати відповідають сформованій базі знань. У тесті 2 висновок утворюється не одним правилом, а послідовністю R3, R5, R6 і R7, що підтверджує роботу прямого виведення. Нові факти </w:t>
       </w:r>
       <w:proofErr w:type="spellStart"/>
       <w:r>
         <w:rPr>
           <w:lang w:val="uk-UA"/>
         </w:rPr>
-        <w:t>power_on</w:t>
+        <w:t>system_started</w:t>
       </w:r>
       <w:proofErr w:type="spellEnd"/>
       <w:r>
         <w:rPr>
           <w:lang w:val="uk-UA"/>
         </w:rPr>
-        <w:t>=</w:t>
+        <w:t xml:space="preserve">, </w:t>
       </w:r>
       <w:proofErr w:type="spellStart"/>
       <w:r>
         <w:rPr>
           <w:lang w:val="uk-UA"/>
         </w:rPr>
-        <w:t>True</w:t>
+        <w:t>post_passed</w:t>
       </w:r>
       <w:proofErr w:type="spellEnd"/>
       <w:r>
         <w:rPr>
           <w:lang w:val="uk-UA"/>
         </w:rPr>
-        <w:t xml:space="preserve">, </w:t>
+        <w:t xml:space="preserve"> і </w:t>
       </w:r>
       <w:proofErr w:type="spellStart"/>
       <w:r>
         <w:rPr>
           <w:lang w:val="uk-UA"/>
         </w:rPr>
-        <w:t>fans_spin</w:t>
+        <w:t>boot_problem</w:t>
       </w:r>
       <w:proofErr w:type="spellEnd"/>
       <w:r>
         <w:rPr>
           <w:lang w:val="uk-UA"/>
         </w:rPr>
-        <w:t>=</w:t>
+        <w:t xml:space="preserve"> послідовно додаються до робочої пам’яті та черги, після чого стають підставою для активації наступних правил.</w:t>
+      </w:r>
+    </w:p>
+    <w:p>
+      <w:pPr>
+        <w:rPr>
+          <w:lang w:val="uk-UA"/>
+        </w:rPr>
+      </w:pPr>
+      <w:r>
+        <w:rPr>
+          <w:lang w:val="uk-UA"/>
+        </w:rPr>
+        <w:t xml:space="preserve">Реалізація відокремлює знання від механізму виведення: для розширення предметної області достатньо додати нові об’єкти </w:t>
       </w:r>
       <w:proofErr w:type="spellStart"/>
       <w:r>
         <w:rPr>
           <w:lang w:val="uk-UA"/>
         </w:rPr>
-        <w:t>True</w:t>
+        <w:t>Rule</w:t>
       </w:r>
       <w:proofErr w:type="spellEnd"/>
       <w:r>
         <w:rPr>
           <w:lang w:val="uk-UA"/>
         </w:rPr>
-        <w:t xml:space="preserve"> -&gt; </w:t>
+        <w:t xml:space="preserve"> без зміни функції </w:t>
       </w:r>
       <w:proofErr w:type="spellStart"/>
       <w:r>
         <w:rPr>
           <w:lang w:val="uk-UA"/>
         </w:rPr>
-        <w:t>system_started</w:t>
+        <w:t>infer</w:t>
       </w:r>
       <w:proofErr w:type="spellEnd"/>
       <w:r>
         <w:rPr>
           <w:lang w:val="uk-UA"/>
         </w:rPr>
-        <w:t>=</w:t>
+        <w:t xml:space="preserve">(). Це забезпечує модульність </w:t>
       </w:r>
       <w:proofErr w:type="spellStart"/>
       <w:r>
         <w:rPr>
           <w:lang w:val="uk-UA"/>
         </w:rPr>
-        <w:t>True</w:t>
+        <w:t>продукційної</w:t>
       </w:r>
       <w:proofErr w:type="spellEnd"/>
-    </w:p>
-    <w:p>
-      <w:pPr>
-        <w:pStyle w:val="Code"/>
-        <w:rPr>
-          <w:lang w:val="uk-UA"/>
-        </w:rPr>
-      </w:pPr>
-      <w:r>
-        <w:rPr>
-          <w:lang w:val="uk-UA"/>
-        </w:rPr>
-        <w:t xml:space="preserve">R5: </w:t>
+      <w:r>
+        <w:rPr>
+          <w:lang w:val="uk-UA"/>
+        </w:rPr>
+        <w:t xml:space="preserve"> моделі та спрощує подальше доповнення системи.</w:t>
+      </w:r>
+    </w:p>
+    <w:p>
+      <w:pPr>
+        <w:pStyle w:val="Heading1"/>
+        <w:pageBreakBefore/>
+        <w:spacing w:before="0" w:after="420"/>
+        <w:rPr>
+          <w:lang w:val="uk-UA"/>
+        </w:rPr>
+      </w:pPr>
+      <w:bookmarkStart w:id="10" w:name="_Toc240967927"/>
+      <w:r>
+        <w:rPr>
+          <w:lang w:val="uk-UA"/>
+        </w:rPr>
+        <w:lastRenderedPageBreak/>
+        <w:t>10. Висновки</w:t>
+      </w:r>
+      <w:bookmarkEnd w:id="10"/>
+    </w:p>
+    <w:p>
+      <w:pPr>
+        <w:rPr>
+          <w:lang w:val="uk-UA"/>
+        </w:rPr>
+      </w:pPr>
+      <w:r>
+        <w:rPr>
+          <w:lang w:val="uk-UA"/>
+        </w:rPr>
+        <w:t xml:space="preserve">У лабораторній роботі розроблено експертну систему </w:t>
       </w:r>
       <w:proofErr w:type="spellStart"/>
       <w:r>
         <w:rPr>
           <w:lang w:val="uk-UA"/>
         </w:rPr>
-        <w:t>system_started</w:t>
+        <w:t>продукційного</w:t>
       </w:r>
       <w:proofErr w:type="spellEnd"/>
       <w:r>
         <w:rPr>
           <w:lang w:val="uk-UA"/>
         </w:rPr>
-        <w:t>=</w:t>
+        <w:t xml:space="preserve"> типу для первинної діагностики </w:t>
       </w:r>
       <w:proofErr w:type="spellStart"/>
       <w:r>
         <w:rPr>
           <w:lang w:val="uk-UA"/>
         </w:rPr>
-        <w:t>True</w:t>
+        <w:t>несправностей</w:t>
       </w:r>
       <w:proofErr w:type="spellEnd"/>
       <w:r>
         <w:rPr>
           <w:lang w:val="uk-UA"/>
         </w:rPr>
-        <w:t xml:space="preserve">, </w:t>
-      </w:r>
-      <w:proofErr w:type="spellStart"/>
-      <w:r>
-        <w:rPr>
-          <w:lang w:val="uk-UA"/>
-        </w:rPr>
-        <w:t>display_signal</w:t>
-      </w:r>
-      <w:proofErr w:type="spellEnd"/>
-      <w:r>
-        <w:rPr>
-          <w:lang w:val="uk-UA"/>
-        </w:rPr>
-        <w:t>=</w:t>
-      </w:r>
-      <w:proofErr w:type="spellStart"/>
-      <w:r>
-        <w:rPr>
-          <w:lang w:val="uk-UA"/>
-        </w:rPr>
-        <w:t>True</w:t>
-      </w:r>
-      <w:proofErr w:type="spellEnd"/>
-      <w:r>
-        <w:rPr>
-          <w:lang w:val="uk-UA"/>
-        </w:rPr>
-        <w:t xml:space="preserve"> -&gt; </w:t>
-      </w:r>
-      <w:proofErr w:type="spellStart"/>
-      <w:r>
-        <w:rPr>
-          <w:lang w:val="uk-UA"/>
-        </w:rPr>
-        <w:t>post_passed</w:t>
-      </w:r>
-      <w:proofErr w:type="spellEnd"/>
-      <w:r>
-        <w:rPr>
-          <w:lang w:val="uk-UA"/>
-        </w:rPr>
-        <w:t>=</w:t>
-      </w:r>
-      <w:proofErr w:type="spellStart"/>
-      <w:r>
-        <w:rPr>
-          <w:lang w:val="uk-UA"/>
-        </w:rPr>
-        <w:t>True</w:t>
-      </w:r>
-      <w:proofErr w:type="spellEnd"/>
-    </w:p>
-    <w:p>
-      <w:pPr>
-        <w:pStyle w:val="Code"/>
-        <w:rPr>
-          <w:lang w:val="uk-UA"/>
-        </w:rPr>
-      </w:pPr>
-      <w:r>
-        <w:rPr>
-          <w:lang w:val="uk-UA"/>
-        </w:rPr>
-        <w:t xml:space="preserve">R6: </w:t>
-      </w:r>
-      <w:proofErr w:type="spellStart"/>
-      <w:r>
-        <w:rPr>
-          <w:lang w:val="uk-UA"/>
-        </w:rPr>
-        <w:t>post_passed</w:t>
-      </w:r>
-      <w:proofErr w:type="spellEnd"/>
-      <w:r>
-        <w:rPr>
-          <w:lang w:val="uk-UA"/>
-        </w:rPr>
-        <w:t>=</w:t>
-      </w:r>
-      <w:proofErr w:type="spellStart"/>
-      <w:r>
-        <w:rPr>
-          <w:lang w:val="uk-UA"/>
-        </w:rPr>
-        <w:t>True</w:t>
-      </w:r>
-      <w:proofErr w:type="spellEnd"/>
-      <w:r>
-        <w:rPr>
-          <w:lang w:val="uk-UA"/>
-        </w:rPr>
-        <w:t xml:space="preserve">, </w:t>
-      </w:r>
-      <w:proofErr w:type="spellStart"/>
-      <w:r>
-        <w:rPr>
-          <w:lang w:val="uk-UA"/>
-        </w:rPr>
-        <w:t>os_booted</w:t>
-      </w:r>
-      <w:proofErr w:type="spellEnd"/>
-      <w:r>
-        <w:rPr>
-          <w:lang w:val="uk-UA"/>
-        </w:rPr>
-        <w:t>=</w:t>
-      </w:r>
-      <w:proofErr w:type="spellStart"/>
-      <w:r>
-        <w:rPr>
-          <w:lang w:val="uk-UA"/>
-        </w:rPr>
-        <w:t>False</w:t>
-      </w:r>
-      <w:proofErr w:type="spellEnd"/>
-      <w:r>
-        <w:rPr>
-          <w:lang w:val="uk-UA"/>
-        </w:rPr>
-        <w:t xml:space="preserve"> -&gt; </w:t>
-      </w:r>
-      <w:proofErr w:type="spellStart"/>
-      <w:r>
-        <w:rPr>
-          <w:lang w:val="uk-UA"/>
-        </w:rPr>
-        <w:t>boot_problem</w:t>
-      </w:r>
-      <w:proofErr w:type="spellEnd"/>
-      <w:r>
-        <w:rPr>
-          <w:lang w:val="uk-UA"/>
-        </w:rPr>
-        <w:t>=</w:t>
-      </w:r>
-      <w:proofErr w:type="spellStart"/>
-      <w:r>
-        <w:rPr>
-          <w:lang w:val="uk-UA"/>
-        </w:rPr>
-        <w:t>True</w:t>
-      </w:r>
-      <w:proofErr w:type="spellEnd"/>
-    </w:p>
-    <w:p>
-      <w:pPr>
-        <w:pStyle w:val="Code"/>
-        <w:rPr>
-          <w:lang w:val="uk-UA"/>
-        </w:rPr>
-      </w:pPr>
-      <w:r>
-        <w:rPr>
-          <w:lang w:val="uk-UA"/>
-        </w:rPr>
-        <w:t xml:space="preserve">R7: </w:t>
-      </w:r>
-      <w:proofErr w:type="spellStart"/>
-      <w:r>
-        <w:rPr>
-          <w:lang w:val="uk-UA"/>
-        </w:rPr>
-        <w:t>boot_problem</w:t>
-      </w:r>
-      <w:proofErr w:type="spellEnd"/>
-      <w:r>
-        <w:rPr>
-          <w:lang w:val="uk-UA"/>
-        </w:rPr>
-        <w:t>=</w:t>
-      </w:r>
-      <w:proofErr w:type="spellStart"/>
-      <w:r>
-        <w:rPr>
-          <w:lang w:val="uk-UA"/>
-        </w:rPr>
-        <w:t>True</w:t>
-      </w:r>
-      <w:proofErr w:type="spellEnd"/>
-      <w:r>
-        <w:rPr>
-          <w:lang w:val="uk-UA"/>
-        </w:rPr>
-        <w:t xml:space="preserve">, </w:t>
-      </w:r>
-      <w:proofErr w:type="spellStart"/>
-      <w:r>
-        <w:rPr>
-          <w:lang w:val="uk-UA"/>
-        </w:rPr>
-        <w:t>disk_detected</w:t>
-      </w:r>
-      <w:proofErr w:type="spellEnd"/>
-      <w:r>
-        <w:rPr>
-          <w:lang w:val="uk-UA"/>
-        </w:rPr>
-        <w:t>=</w:t>
-      </w:r>
-      <w:proofErr w:type="spellStart"/>
-      <w:r>
-        <w:rPr>
-          <w:lang w:val="uk-UA"/>
-        </w:rPr>
-        <w:t>False</w:t>
-      </w:r>
-      <w:proofErr w:type="spellEnd"/>
-      <w:r>
-        <w:rPr>
-          <w:lang w:val="uk-UA"/>
-        </w:rPr>
-        <w:t xml:space="preserve"> -&gt; </w:t>
-      </w:r>
-      <w:proofErr w:type="spellStart"/>
-      <w:r>
-        <w:rPr>
-          <w:lang w:val="uk-UA"/>
-        </w:rPr>
-        <w:t>storage_problem</w:t>
-      </w:r>
-      <w:proofErr w:type="spellEnd"/>
-      <w:r>
-        <w:rPr>
-          <w:lang w:val="uk-UA"/>
-        </w:rPr>
-        <w:t>=</w:t>
-      </w:r>
-      <w:proofErr w:type="spellStart"/>
-      <w:r>
-        <w:rPr>
-          <w:lang w:val="uk-UA"/>
-        </w:rPr>
-        <w:t>True</w:t>
-      </w:r>
-      <w:proofErr w:type="spellEnd"/>
-    </w:p>
-    <w:p>
-      <w:pPr>
-        <w:pStyle w:val="Heading1"/>
-        <w:rPr>
-          <w:lang w:val="uk-UA"/>
-        </w:rPr>
-      </w:pPr>
-      <w:r>
-        <w:rPr>
-          <w:lang w:val="uk-UA"/>
-        </w:rPr>
-        <w:t>9. Аналіз результатів</w:t>
-      </w:r>
-    </w:p>
-    <w:p>
-      <w:pPr>
-        <w:rPr>
-          <w:lang w:val="uk-UA"/>
-        </w:rPr>
-      </w:pPr>
-      <w:r>
-        <w:rPr>
-          <w:lang w:val="uk-UA"/>
-        </w:rPr>
-        <w:t xml:space="preserve">У всіх тестах отримані результати відповідають сформованій базі знань. У тесті 2 висновок утворюється не одним правилом, а послідовністю R3, R5, R6 і R7, що підтверджує роботу прямого виведення. Нові факти </w:t>
-      </w:r>
-      <w:proofErr w:type="spellStart"/>
-      <w:r>
-        <w:rPr>
-          <w:lang w:val="uk-UA"/>
-        </w:rPr>
-        <w:t>system_started</w:t>
-      </w:r>
-      <w:proofErr w:type="spellEnd"/>
-      <w:r>
-        <w:rPr>
-          <w:lang w:val="uk-UA"/>
-        </w:rPr>
-        <w:t xml:space="preserve">, </w:t>
-      </w:r>
-      <w:proofErr w:type="spellStart"/>
-      <w:r>
-        <w:rPr>
-          <w:lang w:val="uk-UA"/>
-        </w:rPr>
-        <w:t>post_passed</w:t>
-      </w:r>
-      <w:proofErr w:type="spellEnd"/>
-      <w:r>
-        <w:rPr>
-          <w:lang w:val="uk-UA"/>
-        </w:rPr>
-        <w:t xml:space="preserve"> і </w:t>
-      </w:r>
-      <w:proofErr w:type="spellStart"/>
-      <w:r>
-        <w:rPr>
-          <w:lang w:val="uk-UA"/>
-        </w:rPr>
-        <w:t>boot_problem</w:t>
-      </w:r>
-      <w:proofErr w:type="spellEnd"/>
-      <w:r>
-        <w:rPr>
-          <w:lang w:val="uk-UA"/>
-        </w:rPr>
-        <w:t xml:space="preserve"> послідовно додаються до робочої пам’яті та черги, після чого стають підставою для активації наступних правил.</w:t>
-      </w:r>
-    </w:p>
-    <w:p>
-      <w:pPr>
-        <w:rPr>
-          <w:lang w:val="uk-UA"/>
-        </w:rPr>
-      </w:pPr>
-      <w:r>
-        <w:rPr>
-          <w:lang w:val="uk-UA"/>
-        </w:rPr>
-        <w:t xml:space="preserve">Реалізація відокремлює знання від механізму виведення: для розширення предметної області достатньо додати нові об’єкти </w:t>
-      </w:r>
-      <w:proofErr w:type="spellStart"/>
-      <w:r>
-        <w:rPr>
-          <w:lang w:val="uk-UA"/>
-        </w:rPr>
-        <w:t>Rule</w:t>
-      </w:r>
-      <w:proofErr w:type="spellEnd"/>
-      <w:r>
-        <w:rPr>
-          <w:lang w:val="uk-UA"/>
-        </w:rPr>
-        <w:t xml:space="preserve"> без зміни функції </w:t>
-      </w:r>
-      <w:proofErr w:type="spellStart"/>
-      <w:r>
-        <w:rPr>
-          <w:lang w:val="uk-UA"/>
-        </w:rPr>
-        <w:t>infer</w:t>
-      </w:r>
-      <w:proofErr w:type="spellEnd"/>
-      <w:r>
-        <w:rPr>
-          <w:lang w:val="uk-UA"/>
-        </w:rPr>
-        <w:t xml:space="preserve">(). Це забезпечує модульність </w:t>
-      </w:r>
-      <w:proofErr w:type="spellStart"/>
-      <w:r>
-        <w:rPr>
-          <w:lang w:val="uk-UA"/>
-        </w:rPr>
-        <w:t>продукційної</w:t>
-      </w:r>
-      <w:proofErr w:type="spellEnd"/>
-      <w:r>
-        <w:rPr>
-          <w:lang w:val="uk-UA"/>
-        </w:rPr>
-        <w:t xml:space="preserve"> моделі та спрощує подальше доповнення системи.</w:t>
-      </w:r>
-    </w:p>
-    <w:p>
-      <w:pPr>
-        <w:pStyle w:val="Heading1"/>
-        <w:rPr>
-          <w:lang w:val="uk-UA"/>
-        </w:rPr>
-      </w:pPr>
-      <w:r>
-        <w:rPr>
-          <w:lang w:val="uk-UA"/>
-        </w:rPr>
-        <w:t>10. Висновки</w:t>
-      </w:r>
-    </w:p>
-    <w:p>
-      <w:pPr>
-        <w:rPr>
-          <w:lang w:val="uk-UA"/>
-        </w:rPr>
-      </w:pPr>
-      <w:r>
-        <w:rPr>
-          <w:lang w:val="uk-UA"/>
-        </w:rPr>
-        <w:t xml:space="preserve">У лабораторній роботі розроблено експертну систему </w:t>
-      </w:r>
-      <w:proofErr w:type="spellStart"/>
-      <w:r>
-        <w:rPr>
-          <w:lang w:val="uk-UA"/>
-        </w:rPr>
-        <w:t>продукційного</w:t>
-      </w:r>
-      <w:proofErr w:type="spellEnd"/>
-      <w:r>
-        <w:rPr>
-          <w:lang w:val="uk-UA"/>
-        </w:rPr>
-        <w:t xml:space="preserve"> типу для первинної діагностики </w:t>
-      </w:r>
-      <w:proofErr w:type="spellStart"/>
-      <w:r>
-        <w:rPr>
-          <w:lang w:val="uk-UA"/>
-        </w:rPr>
-        <w:t>несправностей</w:t>
-      </w:r>
-      <w:proofErr w:type="spellEnd"/>
-      <w:r>
-        <w:rPr>
-          <w:lang w:val="uk-UA"/>
-        </w:rPr>
-        <w:t xml:space="preserve"> персонального комп’ютера. Сформовано базу знань з дев’яти правил, реалізовано робочу пам’ять, чергу FIFO та механізм прямого логічного виведення мовою Python. Система приймає вихідні факти, формує діагностичний висновок і відображає ланцюг правил, які привели </w:t>
-      </w:r>
-      <w:r>
-        <w:rPr>
-          <w:lang w:val="uk-UA"/>
-        </w:rPr>
-        <w:lastRenderedPageBreak/>
-        <w:t>до результату. Тестування показало коректне послідовне спрацювання правил і можливість одержання багатокрокових висновків.</w:t>
+        <w:t xml:space="preserve"> персонального комп’ютера. Сформовано базу знань з дев’яти правил, реалізовано робочу пам’ять, чергу FIFO та механізм прямого логічного виведення мовою Python. Система приймає вихідні факти, формує діагностичний висновок і відображає ланцюг правил, які привели до результату. Тестування показало коректне послідовне спрацювання правил і можливість одержання багатокрокових висновків.</w:t>
       </w:r>
     </w:p>
     <w:sectPr>
@@ -6609,7 +7641,7 @@
   <w:style w:type="paragraph" w:default="1" w:styleId="Normal">
     <w:name w:val="Normal"/>
     <w:qFormat/>
-    <w:rsid w:val="004A4CFD"/>
+    <w:rsid w:val="00B427CF"/>
     <w:pPr>
       <w:spacing w:after="0" w:line="360" w:lineRule="auto"/>
       <w:ind w:firstLine="709"/>
@@ -6626,7 +7658,7 @@
     <w:next w:val="Normal"/>
     <w:link w:val="Heading1Char"/>
     <w:qFormat/>
-    <w:rsid w:val="00FC693F"/>
+    <w:rsid w:val="002A026B"/>
     <w:pPr>
       <w:keepNext/>
       <w:keepLines/>
@@ -6639,6 +7671,7 @@
       <w:rFonts w:asciiTheme="majorHAnsi" w:eastAsiaTheme="majorEastAsia" w:hAnsiTheme="majorHAnsi" w:cstheme="majorBidi"/>
       <w:b/>
       <w:bCs/>
+      <w:caps/>
       <w:color w:val="000000"/>
       <w:szCs w:val="28"/>
     </w:rPr>
@@ -6913,13 +7946,13 @@
     <w:name w:val="Heading 1 Char"/>
     <w:basedOn w:val="DefaultParagraphFont"/>
     <w:link w:val="Heading1"/>
-    <w:uiPriority w:val="9"/>
-    <w:rsid w:val="00FC693F"/>
+    <w:rsid w:val="002A026B"/>
     <w:rPr>
       <w:rFonts w:asciiTheme="majorHAnsi" w:eastAsiaTheme="majorEastAsia" w:hAnsiTheme="majorHAnsi" w:cstheme="majorBidi"/>
       <w:b/>
       <w:bCs/>
-      <w:color w:val="365F91" w:themeColor="accent1" w:themeShade="BF"/>
+      <w:caps/>
+      <w:color w:val="000000"/>
       <w:sz w:val="28"/>
       <w:szCs w:val="28"/>
     </w:rPr>
@@ -7547,7 +8580,6 @@
     <w:basedOn w:val="Heading1"/>
     <w:next w:val="Normal"/>
     <w:uiPriority w:val="39"/>
-    <w:semiHidden/>
     <w:unhideWhenUsed/>
     <w:qFormat/>
     <w:rsid w:val="00FC693F"/>
@@ -17671,6 +18703,97 @@
     <w:rPr>
       <w:rFonts w:ascii="Times New Roman" w:eastAsia="Times New Roman" w:hAnsi="Times New Roman" w:cs="Times New Roman"/>
       <w:sz w:val="28"/>
+      <w:szCs w:val="20"/>
+      <w:lang w:val="uk-UA" w:eastAsia="ru-RU"/>
+    </w:rPr>
+  </w:style>
+  <w:style w:type="paragraph" w:styleId="TOC1">
+    <w:name w:val="toc 1"/>
+    <w:basedOn w:val="Normal"/>
+    <w:next w:val="Normal"/>
+    <w:autoRedefine/>
+    <w:uiPriority w:val="39"/>
+    <w:unhideWhenUsed/>
+    <w:rsid w:val="002A026B"/>
+    <w:pPr>
+      <w:spacing w:after="100"/>
+    </w:pPr>
+  </w:style>
+  <w:style w:type="character" w:styleId="Hyperlink">
+    <w:name w:val="Hyperlink"/>
+    <w:basedOn w:val="DefaultParagraphFont"/>
+    <w:uiPriority w:val="99"/>
+    <w:unhideWhenUsed/>
+    <w:rsid w:val="002A026B"/>
+    <w:rPr>
+      <w:color w:val="0000FF" w:themeColor="hyperlink"/>
+      <w:u w:val="single"/>
+    </w:rPr>
+  </w:style>
+  <w:style w:type="paragraph" w:customStyle="1" w:styleId="a2">
+    <w:name w:val="Текст таблиці (за центром)"/>
+    <w:basedOn w:val="Normal"/>
+    <w:rsid w:val="002A026B"/>
+    <w:pPr>
+      <w:ind w:firstLine="0"/>
+      <w:jc w:val="center"/>
+    </w:pPr>
+    <w:rPr>
+      <w:rFonts w:eastAsia="MS Mincho" w:cs="Times New Roman"/>
+      <w:color w:val="000000"/>
+      <w:szCs w:val="20"/>
+      <w:lang w:val="uk-UA" w:eastAsia="ru-RU"/>
+    </w:rPr>
+  </w:style>
+  <w:style w:type="paragraph" w:customStyle="1" w:styleId="a3">
+    <w:name w:val="Назва таблиці"/>
+    <w:basedOn w:val="Normal"/>
+    <w:autoRedefine/>
+    <w:rsid w:val="002A026B"/>
+    <w:pPr>
+      <w:keepNext/>
+      <w:tabs>
+        <w:tab w:val="left" w:pos="2632"/>
+      </w:tabs>
+      <w:spacing w:before="420"/>
+      <w:ind w:left="2489" w:hanging="1780"/>
+    </w:pPr>
+    <w:rPr>
+      <w:rFonts w:eastAsia="MS Mincho" w:cs="Times New Roman"/>
+      <w:snapToGrid w:val="0"/>
+      <w:color w:val="000000"/>
+      <w:szCs w:val="20"/>
+      <w:lang w:val="uk-UA" w:eastAsia="ru-RU"/>
+    </w:rPr>
+  </w:style>
+  <w:style w:type="paragraph" w:customStyle="1" w:styleId="a4">
+    <w:name w:val="Текст таблиці (за правим краєм)"/>
+    <w:basedOn w:val="Normal"/>
+    <w:autoRedefine/>
+    <w:rsid w:val="002A026B"/>
+    <w:pPr>
+      <w:ind w:firstLine="0"/>
+      <w:jc w:val="right"/>
+    </w:pPr>
+    <w:rPr>
+      <w:rFonts w:eastAsia="MS Mincho" w:cs="Times New Roman"/>
+      <w:szCs w:val="28"/>
+      <w:lang w:val="uk-UA" w:eastAsia="ru-RU"/>
+    </w:rPr>
+  </w:style>
+  <w:style w:type="paragraph" w:customStyle="1" w:styleId="a5">
+    <w:name w:val="Текст таблиці (за лівим краєм)"/>
+    <w:basedOn w:val="Normal"/>
+    <w:autoRedefine/>
+    <w:rsid w:val="002A026B"/>
+    <w:pPr>
+      <w:snapToGrid w:val="0"/>
+      <w:ind w:firstLine="0"/>
+      <w:jc w:val="left"/>
+    </w:pPr>
+    <w:rPr>
+      <w:rFonts w:eastAsia="MS Mincho" w:cs="Times New Roman"/>
+      <w:color w:val="000000"/>
       <w:szCs w:val="20"/>
       <w:lang w:val="uk-UA" w:eastAsia="ru-RU"/>
     </w:rPr>

--- a/Лабораторна_робота_1_експертна_система.docx
+++ b/Лабораторна_робота_1_експертна_система.docx
@@ -115,6 +115,14 @@
     </w:p>
     <w:sdt>
       <w:sdtPr>
+        <w:rPr>
+          <w:rFonts w:ascii="Times New Roman" w:eastAsia="Times New Roman" w:hAnsi="Times New Roman" w:cstheme="minorBidi"/>
+          <w:b w:val="0"/>
+          <w:bCs w:val="0"/>
+          <w:caps w:val="0"/>
+          <w:color w:val="auto"/>
+          <w:szCs w:val="22"/>
+        </w:rPr>
         <w:id w:val="1192414356"/>
         <w:docPartObj>
           <w:docPartGallery w:val="Table of Contents"/>
@@ -123,11 +131,7 @@
       </w:sdtPr>
       <w:sdtEndPr>
         <w:rPr>
-          <w:rFonts w:ascii="Times New Roman" w:eastAsia="Times New Roman" w:hAnsi="Times New Roman" w:cstheme="minorBidi"/>
-          <w:caps w:val="0"/>
           <w:noProof/>
-          <w:color w:val="auto"/>
-          <w:szCs w:val="22"/>
         </w:rPr>
       </w:sdtEndPr>
       <w:sdtContent>
@@ -1088,28 +1092,8 @@
         <w:rPr>
           <w:lang w:val="uk-UA"/>
         </w:rPr>
-        <w:t xml:space="preserve"> На рис. 1.1 у</w:t>
-      </w:r>
-      <w:r>
-        <w:rPr>
-          <w:lang w:val="uk-UA"/>
-        </w:rPr>
-        <w:t>загальнена структура експертної системи</w:t>
-      </w:r>
-      <w:r>
-        <w:rPr>
-          <w:lang w:val="uk-UA"/>
-        </w:rPr>
-        <w:t>.</w:t>
-      </w:r>
-    </w:p>
-    <w:p>
-      <w:pPr>
-        <w:rPr>
-          <w:rFonts w:eastAsiaTheme="minorEastAsia"/>
-          <w:lang w:val="uk-UA" w:eastAsia="ja-JP"/>
-        </w:rPr>
-      </w:pPr>
+        <w:t xml:space="preserve"> На рис. 1.1 узагальнена структура експертної системи.</w:t>
+      </w:r>
     </w:p>
     <w:p>
       <w:pPr>
@@ -1117,14 +1101,15 @@
       </w:pPr>
       <w:r>
         <w:rPr>
+          <w:rFonts w:eastAsiaTheme="minorEastAsia"/>
           <w:noProof/>
-          <w:lang w:eastAsia="en-US"/>
+          <w:lang w:eastAsia="ja-JP"/>
         </w:rPr>
         <w:drawing>
-          <wp:inline distT="0" distB="0" distL="0" distR="0" wp14:anchorId="26A818AE" wp14:editId="19C79997">
-            <wp:extent cx="4735831" cy="2095500"/>
-            <wp:effectExtent l="0" t="0" r="7620" b="0"/>
-            <wp:docPr id="4" name="Рисунок 3"/>
+          <wp:inline distT="0" distB="0" distL="0" distR="0" wp14:anchorId="1D585E2C" wp14:editId="39551EAB">
+            <wp:extent cx="5534797" cy="3524742"/>
+            <wp:effectExtent l="0" t="0" r="0" b="0"/>
+            <wp:docPr id="34263093" name="Picture 2" descr="MINGW64:/s/Users/L/Downloads/New folder (353)                                                  "/>
             <wp:cNvGraphicFramePr>
               <a:graphicFrameLocks xmlns:a="http://schemas.openxmlformats.org/drawingml/2006/main" noChangeAspect="1"/>
             </wp:cNvGraphicFramePr>
@@ -1132,10 +1117,8 @@
               <a:graphicData uri="http://schemas.openxmlformats.org/drawingml/2006/picture">
                 <pic:pic xmlns:pic="http://schemas.openxmlformats.org/drawingml/2006/picture">
                   <pic:nvPicPr>
-                    <pic:cNvPr id="4" name="Рисунок 3"/>
-                    <pic:cNvPicPr>
-                      <a:picLocks noChangeAspect="1" noChangeArrowheads="1"/>
-                    </pic:cNvPicPr>
+                    <pic:cNvPr id="34263093" name="Picture 34263093" descr="MINGW64:/s/Users/L/Downloads/New folder (353)                                                  "/>
+                    <pic:cNvPicPr/>
                   </pic:nvPicPr>
                   <pic:blipFill>
                     <a:blip r:embed="rId8"/>
@@ -1143,18 +1126,14 @@
                       <a:fillRect/>
                     </a:stretch>
                   </pic:blipFill>
-                  <pic:spPr bwMode="auto">
+                  <pic:spPr>
                     <a:xfrm>
                       <a:off x="0" y="0"/>
-                      <a:ext cx="4743748" cy="2099003"/>
+                      <a:ext cx="5534797" cy="3524742"/>
                     </a:xfrm>
                     <a:prstGeom prst="rect">
                       <a:avLst/>
                     </a:prstGeom>
-                    <a:noFill/>
-                    <a:ln>
-                      <a:noFill/>
-                    </a:ln>
                   </pic:spPr>
                 </pic:pic>
               </a:graphicData>
@@ -1166,9 +1145,191 @@
     <w:p>
       <w:pPr>
         <w:pStyle w:val="a1"/>
-        <w:rPr>
+      </w:pPr>
+      <w:proofErr w:type="spellStart"/>
+      <w:r>
+        <w:t>Рисунок</w:t>
+      </w:r>
+      <w:proofErr w:type="spellEnd"/>
+      <w:r>
+        <w:t xml:space="preserve"> </w:t>
+      </w:r>
+      <w:r>
+        <w:fldChar w:fldCharType="begin"/>
+      </w:r>
+      <w:r>
+        <w:instrText xml:space="preserve"> STYLEREF 1 \s </w:instrText>
+      </w:r>
+      <w:r>
+        <w:fldChar w:fldCharType="separate"/>
+      </w:r>
+      <w:r>
+        <w:rPr>
+          <w:noProof/>
+        </w:rPr>
+        <w:t>0</w:t>
+      </w:r>
+      <w:r>
+        <w:fldChar w:fldCharType="end"/>
+      </w:r>
+      <w:r>
+        <w:noBreakHyphen/>
+      </w:r>
+      <w:r>
+        <w:fldChar w:fldCharType="begin"/>
+      </w:r>
+      <w:r>
+        <w:instrText xml:space="preserve"> SEQ Рисунок \* ARABIC \s 1 </w:instrText>
+      </w:r>
+      <w:r>
+        <w:fldChar w:fldCharType="separate"/>
+      </w:r>
+      <w:r>
+        <w:rPr>
+          <w:noProof/>
+        </w:rPr>
+        <w:t>1</w:t>
+      </w:r>
+      <w:r>
+        <w:fldChar w:fldCharType="end"/>
+      </w:r>
+      <w:r>
+        <w:t xml:space="preserve"> – </w:t>
+      </w:r>
+    </w:p>
+    <w:p>
+      <w:pPr>
+        <w:keepNext/>
+      </w:pPr>
+      <w:r>
+        <w:rPr>
+          <w:noProof/>
           <w:lang w:eastAsia="ja-JP"/>
         </w:rPr>
+        <w:lastRenderedPageBreak/>
+        <w:drawing>
+          <wp:inline distT="0" distB="0" distL="0" distR="0" wp14:anchorId="3868A240" wp14:editId="34EAFBD8">
+            <wp:extent cx="2934109" cy="619211"/>
+            <wp:effectExtent l="0" t="0" r="0" b="9525"/>
+            <wp:docPr id="260771320" name="Picture 3"/>
+            <wp:cNvGraphicFramePr>
+              <a:graphicFrameLocks xmlns:a="http://schemas.openxmlformats.org/drawingml/2006/main" noChangeAspect="1"/>
+            </wp:cNvGraphicFramePr>
+            <a:graphic xmlns:a="http://schemas.openxmlformats.org/drawingml/2006/main">
+              <a:graphicData uri="http://schemas.openxmlformats.org/drawingml/2006/picture">
+                <pic:pic xmlns:pic="http://schemas.openxmlformats.org/drawingml/2006/picture">
+                  <pic:nvPicPr>
+                    <pic:cNvPr id="260771320" name="Picture 260771320"/>
+                    <pic:cNvPicPr/>
+                  </pic:nvPicPr>
+                  <pic:blipFill>
+                    <a:blip r:embed="rId9"/>
+                    <a:stretch>
+                      <a:fillRect/>
+                    </a:stretch>
+                  </pic:blipFill>
+                  <pic:spPr>
+                    <a:xfrm>
+                      <a:off x="0" y="0"/>
+                      <a:ext cx="2934109" cy="619211"/>
+                    </a:xfrm>
+                    <a:prstGeom prst="rect">
+                      <a:avLst/>
+                    </a:prstGeom>
+                  </pic:spPr>
+                </pic:pic>
+              </a:graphicData>
+            </a:graphic>
+          </wp:inline>
+        </w:drawing>
+      </w:r>
+    </w:p>
+    <w:p>
+      <w:pPr>
+        <w:pStyle w:val="Caption"/>
+        <w:rPr>
+          <w:lang w:eastAsia="ja-JP"/>
+        </w:rPr>
+      </w:pPr>
+      <w:proofErr w:type="spellStart"/>
+      <w:r>
+        <w:t>Рисунок</w:t>
+      </w:r>
+      <w:proofErr w:type="spellEnd"/>
+      <w:r>
+        <w:t xml:space="preserve"> </w:t>
+      </w:r>
+      <w:fldSimple w:instr=" STYLEREF 1 \s ">
+        <w:r>
+          <w:rPr>
+            <w:noProof/>
+          </w:rPr>
+          <w:t>0</w:t>
+        </w:r>
+      </w:fldSimple>
+      <w:r>
+        <w:noBreakHyphen/>
+      </w:r>
+      <w:fldSimple w:instr=" SEQ Рисунок \* ARABIC \s 1 ">
+        <w:r>
+          <w:rPr>
+            <w:noProof/>
+          </w:rPr>
+          <w:t>2</w:t>
+        </w:r>
+      </w:fldSimple>
+    </w:p>
+    <w:p>
+      <w:pPr>
+        <w:pStyle w:val="a0"/>
+      </w:pPr>
+      <w:r>
+        <w:rPr>
+          <w:noProof/>
+        </w:rPr>
+        <w:drawing>
+          <wp:inline distT="0" distB="0" distL="0" distR="0" wp14:anchorId="2D252F37" wp14:editId="5B48109E">
+            <wp:extent cx="4363059" cy="1714739"/>
+            <wp:effectExtent l="0" t="0" r="0" b="0"/>
+            <wp:docPr id="675172064" name="Picture 1"/>
+            <wp:cNvGraphicFramePr>
+              <a:graphicFrameLocks xmlns:a="http://schemas.openxmlformats.org/drawingml/2006/main" noChangeAspect="1"/>
+            </wp:cNvGraphicFramePr>
+            <a:graphic xmlns:a="http://schemas.openxmlformats.org/drawingml/2006/main">
+              <a:graphicData uri="http://schemas.openxmlformats.org/drawingml/2006/picture">
+                <pic:pic xmlns:pic="http://schemas.openxmlformats.org/drawingml/2006/picture">
+                  <pic:nvPicPr>
+                    <pic:cNvPr id="675172064" name="Picture 675172064"/>
+                    <pic:cNvPicPr/>
+                  </pic:nvPicPr>
+                  <pic:blipFill>
+                    <a:blip r:embed="rId10"/>
+                    <a:stretch>
+                      <a:fillRect/>
+                    </a:stretch>
+                  </pic:blipFill>
+                  <pic:spPr>
+                    <a:xfrm>
+                      <a:off x="0" y="0"/>
+                      <a:ext cx="4363059" cy="1714739"/>
+                    </a:xfrm>
+                    <a:prstGeom prst="rect">
+                      <a:avLst/>
+                    </a:prstGeom>
+                  </pic:spPr>
+                </pic:pic>
+              </a:graphicData>
+            </a:graphic>
+          </wp:inline>
+        </w:drawing>
+      </w:r>
+    </w:p>
+    <w:p>
+      <w:pPr>
+        <w:pStyle w:val="a1"/>
+        <w:rPr>
+          <w:lang w:eastAsia="ja-JP"/>
+        </w:rPr>
       </w:pPr>
       <w:bookmarkStart w:id="3" w:name="_Ref1630920"/>
       <w:r>
@@ -1176,7 +1337,7 @@
       </w:r>
       <w:r>
         <w:rPr>
-          <w:lang w:val="en-US"/>
+          <w:lang w:val="ru-RU"/>
         </w:rPr>
         <w:t>3</w:t>
       </w:r>
@@ -1286,7 +1447,7 @@
                     <pic:cNvPicPr/>
                   </pic:nvPicPr>
                   <pic:blipFill>
-                    <a:blip r:embed="rId9"/>
+                    <a:blip r:embed="rId11"/>
                     <a:stretch>
                       <a:fillRect/>
                     </a:stretch>
@@ -1352,21 +1513,7 @@
           <w:lang w:val="uk-UA"/>
         </w:rPr>
         <w:lastRenderedPageBreak/>
-        <w:t xml:space="preserve">5. База знань </w:t>
-      </w:r>
-      <w:proofErr w:type="spellStart"/>
-      <w:r>
-        <w:rPr>
-          <w:lang w:val="uk-UA"/>
-        </w:rPr>
-        <w:t>продукційного</w:t>
-      </w:r>
-      <w:proofErr w:type="spellEnd"/>
-      <w:r>
-        <w:rPr>
-          <w:lang w:val="uk-UA"/>
-        </w:rPr>
-        <w:t xml:space="preserve"> типу</w:t>
+        <w:t>5. База знань продукційного типу</w:t>
       </w:r>
       <w:bookmarkEnd w:id="5"/>
     </w:p>
@@ -5544,6 +5691,11 @@
       <w:bookmarkEnd w:id="8"/>
     </w:p>
     <w:p>
+      <w:pPr>
+        <w:rPr>
+          <w:lang w:val="ru-RU"/>
+        </w:rPr>
+      </w:pPr>
       <w:r>
         <w:rPr>
           <w:lang w:val="uk-UA"/>
@@ -5835,7 +5987,13 @@
         </w:tc>
       </w:tr>
     </w:tbl>
-    <w:p/>
+    <w:p>
+      <w:pPr>
+        <w:rPr>
+          <w:lang w:val="ru-RU"/>
+        </w:rPr>
+      </w:pPr>
+    </w:p>
     <w:p>
       <w:pPr>
         <w:pStyle w:val="a3"/>
@@ -6931,7 +7089,7 @@
       </w:r>
     </w:p>
     <w:sectPr>
-      <w:footerReference w:type="default" r:id="rId10"/>
+      <w:footerReference w:type="default" r:id="rId12"/>
       <w:pgSz w:w="12240" w:h="15840"/>
       <w:pgMar w:top="1134" w:right="850" w:bottom="1134" w:left="1417" w:header="720" w:footer="720" w:gutter="0"/>
       <w:cols w:space="720"/>
@@ -7211,6 +7369,96 @@
       <w:rPr>
         <w:rFonts w:ascii="Symbol" w:hAnsi="Symbol" w:hint="default"/>
       </w:rPr>
+    </w:lvl>
+  </w:abstractNum>
+  <w:abstractNum w:abstractNumId="10" w15:restartNumberingAfterBreak="0">
+    <w:nsid w:val="54092E85"/>
+    <w:multiLevelType w:val="hybridMultilevel"/>
+    <w:tmpl w:val="D9B20E94"/>
+    <w:lvl w:ilvl="0" w:tplc="137862BC">
+      <w:start w:val="1"/>
+      <w:numFmt w:val="decimal"/>
+      <w:pStyle w:val="Heading1"/>
+      <w:lvlText w:val="%1"/>
+      <w:lvlJc w:val="left"/>
+      <w:pPr>
+        <w:ind w:left="720" w:hanging="360"/>
+      </w:pPr>
+      <w:rPr>
+        <w:rFonts w:hint="default"/>
+      </w:rPr>
+    </w:lvl>
+    <w:lvl w:ilvl="1" w:tplc="04090019" w:tentative="1">
+      <w:start w:val="1"/>
+      <w:numFmt w:val="lowerLetter"/>
+      <w:lvlText w:val="%2."/>
+      <w:lvlJc w:val="left"/>
+      <w:pPr>
+        <w:ind w:left="1440" w:hanging="360"/>
+      </w:pPr>
+    </w:lvl>
+    <w:lvl w:ilvl="2" w:tplc="0409001B" w:tentative="1">
+      <w:start w:val="1"/>
+      <w:numFmt w:val="lowerRoman"/>
+      <w:lvlText w:val="%3."/>
+      <w:lvlJc w:val="right"/>
+      <w:pPr>
+        <w:ind w:left="2160" w:hanging="180"/>
+      </w:pPr>
+    </w:lvl>
+    <w:lvl w:ilvl="3" w:tplc="0409000F" w:tentative="1">
+      <w:start w:val="1"/>
+      <w:numFmt w:val="decimal"/>
+      <w:lvlText w:val="%4."/>
+      <w:lvlJc w:val="left"/>
+      <w:pPr>
+        <w:ind w:left="2880" w:hanging="360"/>
+      </w:pPr>
+    </w:lvl>
+    <w:lvl w:ilvl="4" w:tplc="04090019" w:tentative="1">
+      <w:start w:val="1"/>
+      <w:numFmt w:val="lowerLetter"/>
+      <w:lvlText w:val="%5."/>
+      <w:lvlJc w:val="left"/>
+      <w:pPr>
+        <w:ind w:left="3600" w:hanging="360"/>
+      </w:pPr>
+    </w:lvl>
+    <w:lvl w:ilvl="5" w:tplc="0409001B" w:tentative="1">
+      <w:start w:val="1"/>
+      <w:numFmt w:val="lowerRoman"/>
+      <w:lvlText w:val="%6."/>
+      <w:lvlJc w:val="right"/>
+      <w:pPr>
+        <w:ind w:left="4320" w:hanging="180"/>
+      </w:pPr>
+    </w:lvl>
+    <w:lvl w:ilvl="6" w:tplc="0409000F" w:tentative="1">
+      <w:start w:val="1"/>
+      <w:numFmt w:val="decimal"/>
+      <w:lvlText w:val="%7."/>
+      <w:lvlJc w:val="left"/>
+      <w:pPr>
+        <w:ind w:left="5040" w:hanging="360"/>
+      </w:pPr>
+    </w:lvl>
+    <w:lvl w:ilvl="7" w:tplc="04090019" w:tentative="1">
+      <w:start w:val="1"/>
+      <w:numFmt w:val="lowerLetter"/>
+      <w:lvlText w:val="%8."/>
+      <w:lvlJc w:val="left"/>
+      <w:pPr>
+        <w:ind w:left="5760" w:hanging="360"/>
+      </w:pPr>
+    </w:lvl>
+    <w:lvl w:ilvl="8" w:tplc="0409001B" w:tentative="1">
+      <w:start w:val="1"/>
+      <w:numFmt w:val="lowerRoman"/>
+      <w:lvlText w:val="%9."/>
+      <w:lvlJc w:val="right"/>
+      <w:pPr>
+        <w:ind w:left="6480" w:hanging="180"/>
+      </w:pPr>
     </w:lvl>
   </w:abstractNum>
   <w:num w:numId="1" w16cid:durableId="1029457360">
@@ -7248,6 +7496,9 @@
   </w:num>
   <w:num w:numId="12" w16cid:durableId="1682048979">
     <w:abstractNumId w:val="0"/>
+  </w:num>
+  <w:num w:numId="13" w16cid:durableId="466968540">
+    <w:abstractNumId w:val="10"/>
   </w:num>
 </w:numbering>
 </file>
@@ -7662,8 +7913,10 @@
     <w:pPr>
       <w:keepNext/>
       <w:keepLines/>
+      <w:numPr>
+        <w:numId w:val="13"/>
+      </w:numPr>
       <w:spacing w:before="200" w:after="120"/>
-      <w:ind w:firstLine="0"/>
       <w:jc w:val="center"/>
       <w:outlineLvl w:val="0"/>
     </w:pPr>
@@ -7866,6 +8119,7 @@
   <w:style w:type="character" w:default="1" w:styleId="DefaultParagraphFont">
     <w:name w:val="Default Paragraph Font"/>
     <w:uiPriority w:val="1"/>
+    <w:semiHidden/>
     <w:unhideWhenUsed/>
   </w:style>
   <w:style w:type="table" w:default="1" w:styleId="TableNormal">

--- a/Лабораторна_робота_1_експертна_система.docx
+++ b/Лабораторна_робота_1_експертна_система.docx
@@ -1,6 +1,6 @@
 
 <file path=word/document.xml><?xml version="1.0" encoding="utf-8"?>
-<w:document xmlns:wpc="http://schemas.microsoft.com/office/word/2010/wordprocessingCanvas" xmlns:cx="http://schemas.microsoft.com/office/drawing/2014/chartex" xmlns:cx1="http://schemas.microsoft.com/office/drawing/2015/9/8/chartex" xmlns:cx2="http://schemas.microsoft.com/office/drawing/2015/10/21/chartex" xmlns:cx3="http://schemas.microsoft.com/office/drawing/2016/5/9/chartex" xmlns:cx4="http://schemas.microsoft.com/office/drawing/2016/5/10/chartex" xmlns:cx5="http://schemas.microsoft.com/office/drawing/2016/5/11/chartex" xmlns:cx6="http://schemas.microsoft.com/office/drawing/2016/5/12/chartex" xmlns:cx7="http://schemas.microsoft.com/office/drawing/2016/5/13/chartex" xmlns:cx8="http://schemas.microsoft.com/office/drawing/2016/5/14/chartex" xmlns:mc="http://schemas.openxmlformats.org/markup-compatibility/2006" xmlns:aink="http://schemas.microsoft.com/office/drawing/2016/ink" xmlns:am3d="http://schemas.microsoft.com/office/drawing/2017/model3d" xmlns:o="urn:schemas-microsoft-com:office:office" xmlns:oel="http://schemas.microsoft.com/office/2019/extlst" xmlns:r="http://schemas.openxmlformats.org/officeDocument/2006/relationships" xmlns:m="http://schemas.openxmlformats.org/officeDocument/2006/math" xmlns:v="urn:schemas-microsoft-com:vml" xmlns:wp14="http://schemas.microsoft.com/office/word/2010/wordprocessingDrawing" xmlns:wp="http://schemas.openxmlformats.org/drawingml/2006/wordprocessingDrawing" xmlns:w10="urn:schemas-microsoft-com:office:word" xmlns:w="http://schemas.openxmlformats.org/wordprocessingml/2006/main" xmlns:w14="http://schemas.microsoft.com/office/word/2010/wordml" xmlns:w15="http://schemas.microsoft.com/office/word/2012/wordml" xmlns:w16cex="http://schemas.microsoft.com/office/word/2018/wordml/cex" xmlns:w16cid="http://schemas.microsoft.com/office/word/2016/wordml/cid" xmlns:w16="http://schemas.microsoft.com/office/word/2018/wordml" xmlns:w16du="http://schemas.microsoft.com/office/word/2023/wordml/word16du" xmlns:w16sdtdh="http://schemas.microsoft.com/office/word/2020/wordml/sdtdatahash" xmlns:w16sdtfl="http://schemas.microsoft.com/office/word/2024/wordml/sdtformatlock" xmlns:w16se="http://schemas.microsoft.com/office/word/2015/wordml/symex" xmlns:wpg="http://schemas.microsoft.com/office/word/2010/wordprocessingGroup" xmlns:wpi="http://schemas.microsoft.com/office/word/2010/wordprocessingInk" xmlns:wne="http://schemas.microsoft.com/office/word/2006/wordml" xmlns:wps="http://schemas.microsoft.com/office/word/2010/wordprocessingShape" mc:Ignorable="w14 w15 w16se w16cid w16 w16cex w16sdtdh w16sdtfl w16du wp14">
+<w:document xmlns:wpc="http://schemas.microsoft.com/office/word/2010/wordprocessingCanvas" xmlns:cx="http://schemas.microsoft.com/office/drawing/2014/chartex" xmlns:cx1="http://schemas.microsoft.com/office/drawing/2015/9/8/chartex" xmlns:cx2="http://schemas.microsoft.com/office/drawing/2015/10/21/chartex" xmlns:cx3="http://schemas.microsoft.com/office/drawing/2016/5/9/chartex" xmlns:cx4="http://schemas.microsoft.com/office/drawing/2016/5/10/chartex" xmlns:cx5="http://schemas.microsoft.com/office/drawing/2016/5/11/chartex" xmlns:cx6="http://schemas.microsoft.com/office/drawing/2016/5/12/chartex" xmlns:cx7="http://schemas.microsoft.com/office/drawing/2016/5/13/chartex" xmlns:cx8="http://schemas.microsoft.com/office/drawing/2016/5/14/chartex" xmlns:mc="http://schemas.openxmlformats.org/markup-compatibility/2006" xmlns:aink="http://schemas.microsoft.com/office/drawing/2016/ink" xmlns:am3d="http://schemas.microsoft.com/office/drawing/2017/model3d" xmlns:o="urn:schemas-microsoft-com:office:office" xmlns:oel="http://schemas.microsoft.com/office/2019/extlst" xmlns:r="http://schemas.openxmlformats.org/officeDocument/2006/relationships" xmlns:m="http://schemas.openxmlformats.org/officeDocument/2006/math" xmlns:v="urn:schemas-microsoft-com:vml" xmlns:wp14="http://schemas.microsoft.com/office/word/2010/wordprocessingDrawing" xmlns:wp="http://schemas.openxmlformats.org/drawingml/2006/wordprocessingDrawing" xmlns:w10="urn:schemas-microsoft-com:office:word" xmlns:w="http://schemas.openxmlformats.org/wordprocessingml/2006/main" xmlns:w14="http://schemas.microsoft.com/office/word/2010/wordml" xmlns:w15="http://schemas.microsoft.com/office/word/2012/wordml" xmlns:w16cex="http://schemas.microsoft.com/office/word/2018/wordml/cex" xmlns:w16cid="http://schemas.microsoft.com/office/word/2016/wordml/cid" xmlns:w16="http://schemas.microsoft.com/office/word/2018/wordml" xmlns:w16sdtdh="http://schemas.microsoft.com/office/word/2020/wordml/sdtdatahash" xmlns:w16se="http://schemas.microsoft.com/office/word/2015/wordml/symex" xmlns:wpg="http://schemas.microsoft.com/office/word/2010/wordprocessingGroup" xmlns:wpi="http://schemas.microsoft.com/office/word/2010/wordprocessingInk" xmlns:wne="http://schemas.microsoft.com/office/word/2006/wordml" xmlns:wps="http://schemas.microsoft.com/office/word/2010/wordprocessingShape" mc:Ignorable="w14 w15 w16se w16cid w16 w16cex w16sdtdh wp14">
   <w:body>
     <w:p>
       <w:pPr>
@@ -41,29 +41,13 @@
           <w:b/>
           <w:lang w:val="uk-UA"/>
         </w:rPr>
-        <w:t xml:space="preserve">Розробка елементів експертної системи </w:t>
-      </w:r>
-      <w:proofErr w:type="spellStart"/>
+        <w:t>Розробка елементів експертної системи продукційного типу,</w:t>
+      </w:r>
       <w:r>
         <w:rPr>
           <w:b/>
           <w:lang w:val="uk-UA"/>
         </w:rPr>
-        <w:t>продукційного</w:t>
-      </w:r>
-      <w:proofErr w:type="spellEnd"/>
-      <w:r>
-        <w:rPr>
-          <w:b/>
-          <w:lang w:val="uk-UA"/>
-        </w:rPr>
-        <w:t xml:space="preserve"> типу,</w:t>
-      </w:r>
-      <w:r>
-        <w:rPr>
-          <w:b/>
-          <w:lang w:val="uk-UA"/>
-        </w:rPr>
         <w:br/>
         <w:t>яка реалізує пряме виведення</w:t>
       </w:r>
@@ -80,26 +64,12 @@
         <w:rPr>
           <w:lang w:val="uk-UA"/>
         </w:rPr>
-        <w:t xml:space="preserve">Предметна область: діагностика типових </w:t>
-      </w:r>
-      <w:proofErr w:type="spellStart"/>
-      <w:r>
-        <w:rPr>
-          <w:lang w:val="uk-UA"/>
-        </w:rPr>
-        <w:t>несправностей</w:t>
-      </w:r>
-      <w:proofErr w:type="spellEnd"/>
-      <w:r>
-        <w:rPr>
-          <w:lang w:val="uk-UA"/>
-        </w:rPr>
-        <w:t xml:space="preserve"> персонального комп’ютера</w:t>
-      </w:r>
-    </w:p>
-    <w:p>
-      <w:pPr>
-        <w:spacing w:after="200" w:line="276" w:lineRule="auto"/>
+        <w:t>Предметна область: діагностика типових несправностей персонального комп’ютера</w:t>
+      </w:r>
+    </w:p>
+    <w:p>
+      <w:pPr>
+        <w:spacing w:line="276" w:lineRule="auto"/>
         <w:ind w:firstLine="0"/>
         <w:jc w:val="left"/>
         <w:rPr>
@@ -138,6 +108,7 @@
         <w:p>
           <w:pPr>
             <w:pStyle w:val="TOCHeading"/>
+            <w:spacing w:before="0" w:after="0"/>
           </w:pPr>
           <w:r>
             <w:t>Contents</w:t>
@@ -145,7 +116,11 @@
         </w:p>
         <w:p>
           <w:pPr>
-            <w:pStyle w:val="a1"/>
+            <w:pStyle w:val="TOC1"/>
+            <w:tabs>
+              <w:tab w:val="right" w:leader="dot" w:pos="9963"/>
+            </w:tabs>
+            <w:spacing w:after="0"/>
             <w:rPr>
               <w:rFonts w:asciiTheme="minorHAnsi" w:eastAsiaTheme="minorEastAsia" w:hAnsiTheme="minorHAnsi"/>
               <w:noProof/>
@@ -157,21 +132,32 @@
             </w:rPr>
           </w:pPr>
           <w:r>
+            <w:rPr>
+              <w:rFonts w:cs="Times New Roman"/>
+              <w:szCs w:val="20"/>
+              <w:lang w:val="uk-UA" w:eastAsia="ru-RU"/>
+            </w:rPr>
             <w:fldChar w:fldCharType="begin"/>
           </w:r>
           <w:r>
             <w:instrText xml:space="preserve"> TOC \o "1-3" \h \z \u </w:instrText>
           </w:r>
           <w:r>
+            <w:rPr>
+              <w:rFonts w:cs="Times New Roman"/>
+              <w:szCs w:val="20"/>
+              <w:lang w:val="uk-UA" w:eastAsia="ru-RU"/>
+            </w:rPr>
             <w:fldChar w:fldCharType="separate"/>
           </w:r>
-          <w:hyperlink w:anchor="_Toc240967918" w:history="1">
+          <w:hyperlink w:anchor="_Toc242178467" w:history="1">
             <w:r>
               <w:rPr>
                 <w:rStyle w:val="Hyperlink"/>
+                <w:rFonts w:eastAsiaTheme="majorEastAsia"/>
                 <w:noProof/>
               </w:rPr>
-              <w:t>1. Мета роботи</w:t>
+              <w:t>Вступ</w:t>
             </w:r>
             <w:r>
               <w:rPr>
@@ -192,7 +178,7 @@
                 <w:noProof/>
                 <w:webHidden/>
               </w:rPr>
-              <w:instrText xml:space="preserve"> PAGEREF _Toc240967918 \h </w:instrText>
+              <w:instrText xml:space="preserve"> PAGEREF _Toc242178467 \h </w:instrText>
             </w:r>
             <w:r>
               <w:rPr>
@@ -229,6 +215,7 @@
             <w:tabs>
               <w:tab w:val="right" w:leader="dot" w:pos="9963"/>
             </w:tabs>
+            <w:spacing w:after="0"/>
             <w:rPr>
               <w:rFonts w:asciiTheme="minorHAnsi" w:eastAsiaTheme="minorEastAsia" w:hAnsiTheme="minorHAnsi"/>
               <w:noProof/>
@@ -239,14 +226,14 @@
               <w14:ligatures w14:val="standardContextual"/>
             </w:rPr>
           </w:pPr>
-          <w:hyperlink w:anchor="_Toc240967919" w:history="1">
+          <w:hyperlink w:anchor="_Toc242178468" w:history="1">
             <w:r>
               <w:rPr>
                 <w:rStyle w:val="Hyperlink"/>
+                <w:rFonts w:eastAsiaTheme="majorEastAsia"/>
                 <w:noProof/>
-                <w:lang w:val="uk-UA"/>
               </w:rPr>
-              <w:t>2. Постановка завдання</w:t>
+              <w:t>Мета роботи</w:t>
             </w:r>
             <w:r>
               <w:rPr>
@@ -267,7 +254,7 @@
                 <w:noProof/>
                 <w:webHidden/>
               </w:rPr>
-              <w:instrText xml:space="preserve"> PAGEREF _Toc240967919 \h </w:instrText>
+              <w:instrText xml:space="preserve"> PAGEREF _Toc242178468 \h </w:instrText>
             </w:r>
             <w:r>
               <w:rPr>
@@ -304,6 +291,7 @@
             <w:tabs>
               <w:tab w:val="right" w:leader="dot" w:pos="9963"/>
             </w:tabs>
+            <w:spacing w:after="0"/>
             <w:rPr>
               <w:rFonts w:asciiTheme="minorHAnsi" w:eastAsiaTheme="minorEastAsia" w:hAnsiTheme="minorHAnsi"/>
               <w:noProof/>
@@ -314,14 +302,14 @@
               <w14:ligatures w14:val="standardContextual"/>
             </w:rPr>
           </w:pPr>
-          <w:hyperlink w:anchor="_Toc240967920" w:history="1">
+          <w:hyperlink w:anchor="_Toc242178469" w:history="1">
             <w:r>
               <w:rPr>
                 <w:rStyle w:val="Hyperlink"/>
+                <w:rFonts w:eastAsiaTheme="majorEastAsia"/>
                 <w:noProof/>
-                <w:lang w:val="uk-UA"/>
               </w:rPr>
-              <w:t>3. Короткі теоретичні відомості</w:t>
+              <w:t>Постановка завдання</w:t>
             </w:r>
             <w:r>
               <w:rPr>
@@ -342,7 +330,7 @@
                 <w:noProof/>
                 <w:webHidden/>
               </w:rPr>
-              <w:instrText xml:space="preserve"> PAGEREF _Toc240967920 \h </w:instrText>
+              <w:instrText xml:space="preserve"> PAGEREF _Toc242178469 \h </w:instrText>
             </w:r>
             <w:r>
               <w:rPr>
@@ -377,8 +365,10 @@
           <w:pPr>
             <w:pStyle w:val="TOC1"/>
             <w:tabs>
+              <w:tab w:val="left" w:pos="1200"/>
               <w:tab w:val="right" w:leader="dot" w:pos="9963"/>
             </w:tabs>
+            <w:spacing w:after="0"/>
             <w:rPr>
               <w:rFonts w:asciiTheme="minorHAnsi" w:eastAsiaTheme="minorEastAsia" w:hAnsiTheme="minorHAnsi"/>
               <w:noProof/>
@@ -389,14 +379,36 @@
               <w14:ligatures w14:val="standardContextual"/>
             </w:rPr>
           </w:pPr>
-          <w:hyperlink w:anchor="_Toc240967921" w:history="1">
+          <w:hyperlink w:anchor="_Toc242178470" w:history="1">
             <w:r>
               <w:rPr>
                 <w:rStyle w:val="Hyperlink"/>
+                <w:rFonts w:eastAsiaTheme="majorEastAsia"/>
                 <w:noProof/>
                 <w:lang w:val="uk-UA"/>
               </w:rPr>
-              <w:t>4. Опис предметної області</w:t>
+              <w:t>1</w:t>
+            </w:r>
+            <w:r>
+              <w:rPr>
+                <w:rFonts w:asciiTheme="minorHAnsi" w:eastAsiaTheme="minorEastAsia" w:hAnsiTheme="minorHAnsi"/>
+                <w:noProof/>
+                <w:kern w:val="2"/>
+                <w:sz w:val="24"/>
+                <w:szCs w:val="24"/>
+                <w:lang w:eastAsia="ja-JP"/>
+                <w14:ligatures w14:val="standardContextual"/>
+              </w:rPr>
+              <w:tab/>
+            </w:r>
+            <w:r>
+              <w:rPr>
+                <w:rStyle w:val="Hyperlink"/>
+                <w:rFonts w:eastAsiaTheme="majorEastAsia"/>
+                <w:noProof/>
+                <w:lang w:val="uk-UA"/>
+              </w:rPr>
+              <w:t>Короткі теоретичні відомості</w:t>
             </w:r>
             <w:r>
               <w:rPr>
@@ -417,7 +429,7 @@
                 <w:noProof/>
                 <w:webHidden/>
               </w:rPr>
-              <w:instrText xml:space="preserve"> PAGEREF _Toc240967921 \h </w:instrText>
+              <w:instrText xml:space="preserve"> PAGEREF _Toc242178470 \h </w:instrText>
             </w:r>
             <w:r>
               <w:rPr>
@@ -452,8 +464,10 @@
           <w:pPr>
             <w:pStyle w:val="TOC1"/>
             <w:tabs>
+              <w:tab w:val="left" w:pos="1200"/>
               <w:tab w:val="right" w:leader="dot" w:pos="9963"/>
             </w:tabs>
+            <w:spacing w:after="0"/>
             <w:rPr>
               <w:rFonts w:asciiTheme="minorHAnsi" w:eastAsiaTheme="minorEastAsia" w:hAnsiTheme="minorHAnsi"/>
               <w:noProof/>
@@ -464,14 +478,36 @@
               <w14:ligatures w14:val="standardContextual"/>
             </w:rPr>
           </w:pPr>
-          <w:hyperlink w:anchor="_Toc240967922" w:history="1">
+          <w:hyperlink w:anchor="_Toc242178471" w:history="1">
             <w:r>
               <w:rPr>
                 <w:rStyle w:val="Hyperlink"/>
+                <w:rFonts w:eastAsiaTheme="majorEastAsia"/>
                 <w:noProof/>
                 <w:lang w:val="uk-UA"/>
               </w:rPr>
-              <w:t>5. База знань продукційного типу</w:t>
+              <w:t>2</w:t>
+            </w:r>
+            <w:r>
+              <w:rPr>
+                <w:rFonts w:asciiTheme="minorHAnsi" w:eastAsiaTheme="minorEastAsia" w:hAnsiTheme="minorHAnsi"/>
+                <w:noProof/>
+                <w:kern w:val="2"/>
+                <w:sz w:val="24"/>
+                <w:szCs w:val="24"/>
+                <w:lang w:eastAsia="ja-JP"/>
+                <w14:ligatures w14:val="standardContextual"/>
+              </w:rPr>
+              <w:tab/>
+            </w:r>
+            <w:r>
+              <w:rPr>
+                <w:rStyle w:val="Hyperlink"/>
+                <w:rFonts w:eastAsiaTheme="majorEastAsia"/>
+                <w:noProof/>
+                <w:lang w:val="uk-UA"/>
+              </w:rPr>
+              <w:t>Опис предметної області</w:t>
             </w:r>
             <w:r>
               <w:rPr>
@@ -492,82 +528,7 @@
                 <w:noProof/>
                 <w:webHidden/>
               </w:rPr>
-              <w:instrText xml:space="preserve"> PAGEREF _Toc240967922 \h </w:instrText>
-            </w:r>
-            <w:r>
-              <w:rPr>
-                <w:noProof/>
-                <w:webHidden/>
-              </w:rPr>
-            </w:r>
-            <w:r>
-              <w:rPr>
-                <w:noProof/>
-                <w:webHidden/>
-              </w:rPr>
-              <w:fldChar w:fldCharType="separate"/>
-            </w:r>
-            <w:r>
-              <w:rPr>
-                <w:noProof/>
-                <w:webHidden/>
-              </w:rPr>
-              <w:t>7</w:t>
-            </w:r>
-            <w:r>
-              <w:rPr>
-                <w:noProof/>
-                <w:webHidden/>
-              </w:rPr>
-              <w:fldChar w:fldCharType="end"/>
-            </w:r>
-          </w:hyperlink>
-        </w:p>
-        <w:p>
-          <w:pPr>
-            <w:pStyle w:val="TOC1"/>
-            <w:tabs>
-              <w:tab w:val="right" w:leader="dot" w:pos="9963"/>
-            </w:tabs>
-            <w:rPr>
-              <w:rFonts w:asciiTheme="minorHAnsi" w:eastAsiaTheme="minorEastAsia" w:hAnsiTheme="minorHAnsi"/>
-              <w:noProof/>
-              <w:kern w:val="2"/>
-              <w:sz w:val="24"/>
-              <w:szCs w:val="24"/>
-              <w:lang w:eastAsia="ja-JP"/>
-              <w14:ligatures w14:val="standardContextual"/>
-            </w:rPr>
-          </w:pPr>
-          <w:hyperlink w:anchor="_Toc240967923" w:history="1">
-            <w:r>
-              <w:rPr>
-                <w:rStyle w:val="Hyperlink"/>
-                <w:noProof/>
-                <w:lang w:val="uk-UA"/>
-              </w:rPr>
-              <w:t>6. Структури даних і алгоритм прямого виведення</w:t>
-            </w:r>
-            <w:r>
-              <w:rPr>
-                <w:noProof/>
-                <w:webHidden/>
-              </w:rPr>
-              <w:tab/>
-            </w:r>
-            <w:r>
-              <w:rPr>
-                <w:noProof/>
-                <w:webHidden/>
-              </w:rPr>
-              <w:fldChar w:fldCharType="begin"/>
-            </w:r>
-            <w:r>
-              <w:rPr>
-                <w:noProof/>
-                <w:webHidden/>
-              </w:rPr>
-              <w:instrText xml:space="preserve"> PAGEREF _Toc240967923 \h </w:instrText>
+              <w:instrText xml:space="preserve"> PAGEREF _Toc242178471 \h </w:instrText>
             </w:r>
             <w:r>
               <w:rPr>
@@ -602,8 +563,10 @@
           <w:pPr>
             <w:pStyle w:val="TOC1"/>
             <w:tabs>
+              <w:tab w:val="left" w:pos="1200"/>
               <w:tab w:val="right" w:leader="dot" w:pos="9963"/>
             </w:tabs>
+            <w:spacing w:after="0"/>
             <w:rPr>
               <w:rFonts w:asciiTheme="minorHAnsi" w:eastAsiaTheme="minorEastAsia" w:hAnsiTheme="minorHAnsi"/>
               <w:noProof/>
@@ -614,14 +577,36 @@
               <w14:ligatures w14:val="standardContextual"/>
             </w:rPr>
           </w:pPr>
-          <w:hyperlink w:anchor="_Toc240967924" w:history="1">
+          <w:hyperlink w:anchor="_Toc242178472" w:history="1">
             <w:r>
               <w:rPr>
                 <w:rStyle w:val="Hyperlink"/>
+                <w:rFonts w:eastAsiaTheme="majorEastAsia"/>
                 <w:noProof/>
                 <w:lang w:val="uk-UA"/>
               </w:rPr>
-              <w:t>7. Програмна реалізація мовою Python</w:t>
+              <w:t>3</w:t>
+            </w:r>
+            <w:r>
+              <w:rPr>
+                <w:rFonts w:asciiTheme="minorHAnsi" w:eastAsiaTheme="minorEastAsia" w:hAnsiTheme="minorHAnsi"/>
+                <w:noProof/>
+                <w:kern w:val="2"/>
+                <w:sz w:val="24"/>
+                <w:szCs w:val="24"/>
+                <w:lang w:eastAsia="ja-JP"/>
+                <w14:ligatures w14:val="standardContextual"/>
+              </w:rPr>
+              <w:tab/>
+            </w:r>
+            <w:r>
+              <w:rPr>
+                <w:rStyle w:val="Hyperlink"/>
+                <w:rFonts w:eastAsiaTheme="majorEastAsia"/>
+                <w:noProof/>
+                <w:lang w:val="uk-UA"/>
+              </w:rPr>
+              <w:t>База знань продукційного типу</w:t>
             </w:r>
             <w:r>
               <w:rPr>
@@ -642,7 +627,7 @@
                 <w:noProof/>
                 <w:webHidden/>
               </w:rPr>
-              <w:instrText xml:space="preserve"> PAGEREF _Toc240967924 \h </w:instrText>
+              <w:instrText xml:space="preserve"> PAGEREF _Toc242178472 \h </w:instrText>
             </w:r>
             <w:r>
               <w:rPr>
@@ -677,8 +662,10 @@
           <w:pPr>
             <w:pStyle w:val="TOC1"/>
             <w:tabs>
+              <w:tab w:val="left" w:pos="1200"/>
               <w:tab w:val="right" w:leader="dot" w:pos="9963"/>
             </w:tabs>
+            <w:spacing w:after="0"/>
             <w:rPr>
               <w:rFonts w:asciiTheme="minorHAnsi" w:eastAsiaTheme="minorEastAsia" w:hAnsiTheme="minorHAnsi"/>
               <w:noProof/>
@@ -689,14 +676,36 @@
               <w14:ligatures w14:val="standardContextual"/>
             </w:rPr>
           </w:pPr>
-          <w:hyperlink w:anchor="_Toc240967925" w:history="1">
+          <w:hyperlink w:anchor="_Toc242178473" w:history="1">
             <w:r>
               <w:rPr>
                 <w:rStyle w:val="Hyperlink"/>
+                <w:rFonts w:eastAsiaTheme="majorEastAsia"/>
                 <w:noProof/>
                 <w:lang w:val="uk-UA"/>
               </w:rPr>
-              <w:t>8. Перевірка роботи експертної системи</w:t>
+              <w:t>4</w:t>
+            </w:r>
+            <w:r>
+              <w:rPr>
+                <w:rFonts w:asciiTheme="minorHAnsi" w:eastAsiaTheme="minorEastAsia" w:hAnsiTheme="minorHAnsi"/>
+                <w:noProof/>
+                <w:kern w:val="2"/>
+                <w:sz w:val="24"/>
+                <w:szCs w:val="24"/>
+                <w:lang w:eastAsia="ja-JP"/>
+                <w14:ligatures w14:val="standardContextual"/>
+              </w:rPr>
+              <w:tab/>
+            </w:r>
+            <w:r>
+              <w:rPr>
+                <w:rStyle w:val="Hyperlink"/>
+                <w:rFonts w:eastAsiaTheme="majorEastAsia"/>
+                <w:noProof/>
+                <w:lang w:val="uk-UA"/>
+              </w:rPr>
+              <w:t>Структури даних і алгоритм прямого виведення</w:t>
             </w:r>
             <w:r>
               <w:rPr>
@@ -717,7 +726,7 @@
                 <w:noProof/>
                 <w:webHidden/>
               </w:rPr>
-              <w:instrText xml:space="preserve"> PAGEREF _Toc240967925 \h </w:instrText>
+              <w:instrText xml:space="preserve"> PAGEREF _Toc242178473 \h </w:instrText>
             </w:r>
             <w:r>
               <w:rPr>
@@ -737,7 +746,7 @@
                 <w:noProof/>
                 <w:webHidden/>
               </w:rPr>
-              <w:t>12</w:t>
+              <w:t>10</w:t>
             </w:r>
             <w:r>
               <w:rPr>
@@ -752,8 +761,10 @@
           <w:pPr>
             <w:pStyle w:val="TOC1"/>
             <w:tabs>
+              <w:tab w:val="left" w:pos="1200"/>
               <w:tab w:val="right" w:leader="dot" w:pos="9963"/>
             </w:tabs>
+            <w:spacing w:after="0"/>
             <w:rPr>
               <w:rFonts w:asciiTheme="minorHAnsi" w:eastAsiaTheme="minorEastAsia" w:hAnsiTheme="minorHAnsi"/>
               <w:noProof/>
@@ -764,14 +775,36 @@
               <w14:ligatures w14:val="standardContextual"/>
             </w:rPr>
           </w:pPr>
-          <w:hyperlink w:anchor="_Toc240967926" w:history="1">
+          <w:hyperlink w:anchor="_Toc242178474" w:history="1">
             <w:r>
               <w:rPr>
                 <w:rStyle w:val="Hyperlink"/>
+                <w:rFonts w:eastAsiaTheme="majorEastAsia"/>
                 <w:noProof/>
                 <w:lang w:val="uk-UA"/>
               </w:rPr>
-              <w:t>9. Аналіз результатів</w:t>
+              <w:t>5</w:t>
+            </w:r>
+            <w:r>
+              <w:rPr>
+                <w:rFonts w:asciiTheme="minorHAnsi" w:eastAsiaTheme="minorEastAsia" w:hAnsiTheme="minorHAnsi"/>
+                <w:noProof/>
+                <w:kern w:val="2"/>
+                <w:sz w:val="24"/>
+                <w:szCs w:val="24"/>
+                <w:lang w:eastAsia="ja-JP"/>
+                <w14:ligatures w14:val="standardContextual"/>
+              </w:rPr>
+              <w:tab/>
+            </w:r>
+            <w:r>
+              <w:rPr>
+                <w:rStyle w:val="Hyperlink"/>
+                <w:rFonts w:eastAsiaTheme="majorEastAsia"/>
+                <w:noProof/>
+                <w:lang w:val="uk-UA"/>
+              </w:rPr>
+              <w:t>Програмна реалізація мовою Python</w:t>
             </w:r>
             <w:r>
               <w:rPr>
@@ -792,7 +825,7 @@
                 <w:noProof/>
                 <w:webHidden/>
               </w:rPr>
-              <w:instrText xml:space="preserve"> PAGEREF _Toc240967926 \h </w:instrText>
+              <w:instrText xml:space="preserve"> PAGEREF _Toc242178474 \h </w:instrText>
             </w:r>
             <w:r>
               <w:rPr>
@@ -812,7 +845,7 @@
                 <w:noProof/>
                 <w:webHidden/>
               </w:rPr>
-              <w:t>13</w:t>
+              <w:t>11</w:t>
             </w:r>
             <w:r>
               <w:rPr>
@@ -827,8 +860,10 @@
           <w:pPr>
             <w:pStyle w:val="TOC1"/>
             <w:tabs>
+              <w:tab w:val="left" w:pos="1200"/>
               <w:tab w:val="right" w:leader="dot" w:pos="9963"/>
             </w:tabs>
+            <w:spacing w:after="0"/>
             <w:rPr>
               <w:rFonts w:asciiTheme="minorHAnsi" w:eastAsiaTheme="minorEastAsia" w:hAnsiTheme="minorHAnsi"/>
               <w:noProof/>
@@ -839,14 +874,36 @@
               <w14:ligatures w14:val="standardContextual"/>
             </w:rPr>
           </w:pPr>
-          <w:hyperlink w:anchor="_Toc240967927" w:history="1">
+          <w:hyperlink w:anchor="_Toc242178475" w:history="1">
             <w:r>
               <w:rPr>
                 <w:rStyle w:val="Hyperlink"/>
+                <w:rFonts w:eastAsiaTheme="majorEastAsia"/>
                 <w:noProof/>
                 <w:lang w:val="uk-UA"/>
               </w:rPr>
-              <w:t>10. Висновки</w:t>
+              <w:t>6</w:t>
+            </w:r>
+            <w:r>
+              <w:rPr>
+                <w:rFonts w:asciiTheme="minorHAnsi" w:eastAsiaTheme="minorEastAsia" w:hAnsiTheme="minorHAnsi"/>
+                <w:noProof/>
+                <w:kern w:val="2"/>
+                <w:sz w:val="24"/>
+                <w:szCs w:val="24"/>
+                <w:lang w:eastAsia="ja-JP"/>
+                <w14:ligatures w14:val="standardContextual"/>
+              </w:rPr>
+              <w:tab/>
+            </w:r>
+            <w:r>
+              <w:rPr>
+                <w:rStyle w:val="Hyperlink"/>
+                <w:rFonts w:eastAsiaTheme="majorEastAsia"/>
+                <w:noProof/>
+                <w:lang w:val="uk-UA"/>
+              </w:rPr>
+              <w:t>Перевірка роботи експертної системи</w:t>
             </w:r>
             <w:r>
               <w:rPr>
@@ -867,7 +924,7 @@
                 <w:noProof/>
                 <w:webHidden/>
               </w:rPr>
-              <w:instrText xml:space="preserve"> PAGEREF _Toc240967927 \h </w:instrText>
+              <w:instrText xml:space="preserve"> PAGEREF _Toc242178475 \h </w:instrText>
             </w:r>
             <w:r>
               <w:rPr>
@@ -887,7 +944,205 @@
                 <w:noProof/>
                 <w:webHidden/>
               </w:rPr>
-              <w:t>13</w:t>
+              <w:t>15</w:t>
+            </w:r>
+            <w:r>
+              <w:rPr>
+                <w:noProof/>
+                <w:webHidden/>
+              </w:rPr>
+              <w:fldChar w:fldCharType="end"/>
+            </w:r>
+          </w:hyperlink>
+        </w:p>
+        <w:p>
+          <w:pPr>
+            <w:pStyle w:val="TOC1"/>
+            <w:tabs>
+              <w:tab w:val="left" w:pos="1200"/>
+              <w:tab w:val="right" w:leader="dot" w:pos="9963"/>
+            </w:tabs>
+            <w:spacing w:after="0"/>
+            <w:rPr>
+              <w:rFonts w:asciiTheme="minorHAnsi" w:eastAsiaTheme="minorEastAsia" w:hAnsiTheme="minorHAnsi"/>
+              <w:noProof/>
+              <w:kern w:val="2"/>
+              <w:sz w:val="24"/>
+              <w:szCs w:val="24"/>
+              <w:lang w:eastAsia="ja-JP"/>
+              <w14:ligatures w14:val="standardContextual"/>
+            </w:rPr>
+          </w:pPr>
+          <w:hyperlink w:anchor="_Toc242178476" w:history="1">
+            <w:r>
+              <w:rPr>
+                <w:rStyle w:val="Hyperlink"/>
+                <w:rFonts w:eastAsiaTheme="majorEastAsia"/>
+                <w:noProof/>
+                <w:lang w:val="uk-UA"/>
+              </w:rPr>
+              <w:t>7</w:t>
+            </w:r>
+            <w:r>
+              <w:rPr>
+                <w:rFonts w:asciiTheme="minorHAnsi" w:eastAsiaTheme="minorEastAsia" w:hAnsiTheme="minorHAnsi"/>
+                <w:noProof/>
+                <w:kern w:val="2"/>
+                <w:sz w:val="24"/>
+                <w:szCs w:val="24"/>
+                <w:lang w:eastAsia="ja-JP"/>
+                <w14:ligatures w14:val="standardContextual"/>
+              </w:rPr>
+              <w:tab/>
+            </w:r>
+            <w:r>
+              <w:rPr>
+                <w:rStyle w:val="Hyperlink"/>
+                <w:rFonts w:eastAsiaTheme="majorEastAsia"/>
+                <w:noProof/>
+                <w:lang w:val="uk-UA"/>
+              </w:rPr>
+              <w:t>Аналіз результатів</w:t>
+            </w:r>
+            <w:r>
+              <w:rPr>
+                <w:noProof/>
+                <w:webHidden/>
+              </w:rPr>
+              <w:tab/>
+            </w:r>
+            <w:r>
+              <w:rPr>
+                <w:noProof/>
+                <w:webHidden/>
+              </w:rPr>
+              <w:fldChar w:fldCharType="begin"/>
+            </w:r>
+            <w:r>
+              <w:rPr>
+                <w:noProof/>
+                <w:webHidden/>
+              </w:rPr>
+              <w:instrText xml:space="preserve"> PAGEREF _Toc242178476 \h </w:instrText>
+            </w:r>
+            <w:r>
+              <w:rPr>
+                <w:noProof/>
+                <w:webHidden/>
+              </w:rPr>
+            </w:r>
+            <w:r>
+              <w:rPr>
+                <w:noProof/>
+                <w:webHidden/>
+              </w:rPr>
+              <w:fldChar w:fldCharType="separate"/>
+            </w:r>
+            <w:r>
+              <w:rPr>
+                <w:noProof/>
+                <w:webHidden/>
+              </w:rPr>
+              <w:t>17</w:t>
+            </w:r>
+            <w:r>
+              <w:rPr>
+                <w:noProof/>
+                <w:webHidden/>
+              </w:rPr>
+              <w:fldChar w:fldCharType="end"/>
+            </w:r>
+          </w:hyperlink>
+        </w:p>
+        <w:p>
+          <w:pPr>
+            <w:pStyle w:val="TOC1"/>
+            <w:tabs>
+              <w:tab w:val="left" w:pos="1200"/>
+              <w:tab w:val="right" w:leader="dot" w:pos="9963"/>
+            </w:tabs>
+            <w:spacing w:after="0"/>
+            <w:rPr>
+              <w:rFonts w:asciiTheme="minorHAnsi" w:eastAsiaTheme="minorEastAsia" w:hAnsiTheme="minorHAnsi"/>
+              <w:noProof/>
+              <w:kern w:val="2"/>
+              <w:sz w:val="24"/>
+              <w:szCs w:val="24"/>
+              <w:lang w:eastAsia="ja-JP"/>
+              <w14:ligatures w14:val="standardContextual"/>
+            </w:rPr>
+          </w:pPr>
+          <w:hyperlink w:anchor="_Toc242178477" w:history="1">
+            <w:r>
+              <w:rPr>
+                <w:rStyle w:val="Hyperlink"/>
+                <w:rFonts w:eastAsiaTheme="majorEastAsia"/>
+                <w:noProof/>
+                <w:lang w:val="uk-UA"/>
+              </w:rPr>
+              <w:t>8</w:t>
+            </w:r>
+            <w:r>
+              <w:rPr>
+                <w:rFonts w:asciiTheme="minorHAnsi" w:eastAsiaTheme="minorEastAsia" w:hAnsiTheme="minorHAnsi"/>
+                <w:noProof/>
+                <w:kern w:val="2"/>
+                <w:sz w:val="24"/>
+                <w:szCs w:val="24"/>
+                <w:lang w:eastAsia="ja-JP"/>
+                <w14:ligatures w14:val="standardContextual"/>
+              </w:rPr>
+              <w:tab/>
+            </w:r>
+            <w:r>
+              <w:rPr>
+                <w:rStyle w:val="Hyperlink"/>
+                <w:rFonts w:eastAsiaTheme="majorEastAsia"/>
+                <w:noProof/>
+                <w:lang w:val="uk-UA"/>
+              </w:rPr>
+              <w:t>Висновки</w:t>
+            </w:r>
+            <w:r>
+              <w:rPr>
+                <w:noProof/>
+                <w:webHidden/>
+              </w:rPr>
+              <w:tab/>
+            </w:r>
+            <w:r>
+              <w:rPr>
+                <w:noProof/>
+                <w:webHidden/>
+              </w:rPr>
+              <w:fldChar w:fldCharType="begin"/>
+            </w:r>
+            <w:r>
+              <w:rPr>
+                <w:noProof/>
+                <w:webHidden/>
+              </w:rPr>
+              <w:instrText xml:space="preserve"> PAGEREF _Toc242178477 \h </w:instrText>
+            </w:r>
+            <w:r>
+              <w:rPr>
+                <w:noProof/>
+                <w:webHidden/>
+              </w:rPr>
+            </w:r>
+            <w:r>
+              <w:rPr>
+                <w:noProof/>
+                <w:webHidden/>
+              </w:rPr>
+              <w:fldChar w:fldCharType="separate"/>
+            </w:r>
+            <w:r>
+              <w:rPr>
+                <w:noProof/>
+                <w:webHidden/>
+              </w:rPr>
+              <w:t>18</w:t>
             </w:r>
             <w:r>
               <w:rPr>
@@ -912,7 +1167,7 @@
     </w:sdt>
     <w:p>
       <w:pPr>
-        <w:spacing w:after="200" w:line="276" w:lineRule="auto"/>
+        <w:spacing w:line="276" w:lineRule="auto"/>
         <w:ind w:firstLine="0"/>
         <w:jc w:val="left"/>
         <w:rPr>
@@ -922,22 +1177,136 @@
     </w:p>
     <w:p>
       <w:pPr>
+        <w:pStyle w:val="a6"/>
+        <w:spacing w:after="0"/>
+      </w:pPr>
+      <w:bookmarkStart w:id="0" w:name="_Toc242178467"/>
+      <w:r>
+        <w:lastRenderedPageBreak/>
+        <w:t>Вступ</w:t>
+      </w:r>
+      <w:bookmarkEnd w:id="0"/>
+    </w:p>
+    <w:p>
+      <w:pPr>
+        <w:rPr>
+          <w:lang w:val="uk-UA"/>
+        </w:rPr>
+      </w:pPr>
+      <w:r>
+        <w:rPr>
+          <w:lang w:val="uk-UA"/>
+        </w:rPr>
+        <w:t xml:space="preserve">Авававва </w:t>
+      </w:r>
+    </w:p>
+    <w:p>
+      <w:pPr>
+        <w:pStyle w:val="a6"/>
+        <w:spacing w:after="0"/>
+      </w:pPr>
+      <w:bookmarkStart w:id="1" w:name="_Toc242178468"/>
+      <w:r>
+        <w:lastRenderedPageBreak/>
+        <w:t>М</w:t>
+      </w:r>
+      <w:r>
+        <w:t>ета роботи</w:t>
+      </w:r>
+      <w:r>
+        <w:t xml:space="preserve"> </w:t>
+      </w:r>
+      <w:r>
+        <w:t xml:space="preserve">та </w:t>
+      </w:r>
+      <w:r>
+        <w:t>П</w:t>
+      </w:r>
+      <w:r>
+        <w:t>остановка завдання</w:t>
+      </w:r>
+      <w:r>
+        <w:rPr>
+          <w:caps w:val="0"/>
+        </w:rPr>
+        <w:t xml:space="preserve"> </w:t>
+      </w:r>
+      <w:bookmarkEnd w:id="1"/>
+    </w:p>
+    <w:p>
+      <w:pPr>
+        <w:rPr>
+          <w:lang w:val="uk-UA"/>
+        </w:rPr>
+      </w:pPr>
+      <w:r>
+        <w:rPr>
+          <w:lang w:val="uk-UA"/>
+        </w:rPr>
+        <w:t>Вивчити склад і принципи роботи експертної системи продукційного типу та реалізувати механізм прямого логічного виведення. Побудувати базу знань у формі продукційних правил, організувати робочу пам’ять, чергу змінних і протокол спрацювання правил, а також перевірити роботу системи на тестових прикладах.</w:t>
+      </w:r>
+    </w:p>
+    <w:p>
+      <w:pPr>
+        <w:pStyle w:val="Heading2"/>
+        <w:spacing w:before="0" w:after="0"/>
+        <w:ind w:firstLine="709"/>
+        <w:rPr>
+          <w:lang w:val="uk-UA"/>
+        </w:rPr>
+      </w:pPr>
+      <w:bookmarkStart w:id="2" w:name="_Toc242178469"/>
+      <w:r>
+        <w:rPr>
+          <w:lang w:val="uk-UA"/>
+        </w:rPr>
+        <w:t xml:space="preserve">Постановка </w:t>
+      </w:r>
+      <w:r>
+        <w:rPr>
+          <w:rFonts w:ascii="Times New Roman" w:eastAsia="Times New Roman" w:hAnsi="Times New Roman" w:cs="Arial"/>
+          <w:bCs w:val="0"/>
+          <w:iCs/>
+          <w:color w:val="auto"/>
+          <w:szCs w:val="32"/>
+          <w:lang w:val="uk-UA" w:eastAsia="ru-RU"/>
+        </w:rPr>
+        <w:t>завдання</w:t>
+      </w:r>
+      <w:bookmarkEnd w:id="2"/>
+    </w:p>
+    <w:p>
+      <w:pPr>
+        <w:rPr>
+          <w:lang w:val="uk-UA"/>
+        </w:rPr>
+      </w:pPr>
+      <w:r>
+        <w:rPr>
+          <w:lang w:val="uk-UA"/>
+        </w:rPr>
+        <w:t>Необхідно розробити експертну систему продукційного типу для обраної предметної області. База знань повинна містити від 6 до 10 правил, що відображають причинно-наслідкові зв’язки. Система має реалізовувати пряме виведення, підтримувати введення вихідних фактів, формувати остаточний результат і за вимогою показувати ланцюг логічних висновків.</w:t>
+      </w:r>
+    </w:p>
+    <w:p>
+      <w:pPr>
         <w:pStyle w:val="Heading1"/>
         <w:pageBreakBefore/>
-        <w:spacing w:before="0" w:after="420"/>
+        <w:spacing w:before="0" w:after="0"/>
+        <w:ind w:left="0"/>
         <w:rPr>
           <w:lang w:val="uk-UA"/>
         </w:rPr>
       </w:pPr>
-      <w:bookmarkStart w:id="0" w:name="_Toc240967918"/>
+      <w:bookmarkStart w:id="3" w:name="_Toc242178470"/>
       <w:r>
         <w:rPr>
           <w:lang w:val="uk-UA"/>
         </w:rPr>
         <w:lastRenderedPageBreak/>
-        <w:t>1. Мета роботи</w:t>
-      </w:r>
-      <w:bookmarkEnd w:id="0"/>
+        <w:t>Короткі теоретичні відомості</w:t>
+      </w:r>
+      <w:bookmarkEnd w:id="3"/>
     </w:p>
     <w:p>
       <w:pPr>
@@ -949,162 +1318,84 @@
         <w:rPr>
           <w:lang w:val="uk-UA"/>
         </w:rPr>
-        <w:t xml:space="preserve">Вивчити склад і принципи роботи експертної системи </w:t>
-      </w:r>
-      <w:proofErr w:type="spellStart"/>
-      <w:r>
+        <w:t>Експертна система складається з бази знань, робочої пам’яті та механізму логічного виведення. База знань містить продукційні правила виду «ЯКЩО умова, ТО висновок». Робоча пам’ять зберігає факти, відомі системі в поточний момент, а механізм виведення визначає, які правила можуть бути активовані.</w:t>
+      </w:r>
+    </w:p>
+    <w:p>
+      <w:pPr>
         <w:rPr>
           <w:lang w:val="uk-UA"/>
         </w:rPr>
-        <w:t>продукційного</w:t>
-      </w:r>
-      <w:proofErr w:type="spellEnd"/>
+      </w:pPr>
       <w:r>
         <w:rPr>
           <w:lang w:val="uk-UA"/>
         </w:rPr>
-        <w:t xml:space="preserve"> типу та реалізувати механізм прямого логічного виведення. Побудувати базу знань у формі </w:t>
-      </w:r>
-      <w:proofErr w:type="spellStart"/>
+        <w:t>За прямого виведення процес починається з відомих фактів. Після спрацювання правила новий факт додається до робочої пам’яті, після чого система перевіряє наступні правила. Такий підхід називають виведенням, керованим даними. Для пошуку завширшки нові факти опрацьовуються в порядку їх надходження за принципом FIFO.</w:t>
+      </w:r>
       <w:r>
         <w:rPr>
           <w:lang w:val="uk-UA"/>
         </w:rPr>
-        <w:t>продукційних</w:t>
-      </w:r>
-      <w:proofErr w:type="spellEnd"/>
+        <w:t xml:space="preserve"> </w:t>
+      </w:r>
       <w:r>
         <w:rPr>
           <w:lang w:val="uk-UA"/>
         </w:rPr>
-        <w:t xml:space="preserve"> правил, організувати робочу пам’ять, чергу змінних і протокол спрацювання правил, а також перевірити роботу системи на тестових прикладах.</w:t>
-      </w:r>
-    </w:p>
-    <w:p>
-      <w:pPr>
-        <w:pStyle w:val="Heading1"/>
-        <w:pageBreakBefore/>
-        <w:spacing w:before="0" w:after="420"/>
+        <w:t xml:space="preserve">На рис. 1.1 </w:t>
+      </w:r>
+      <w:r>
         <w:rPr>
           <w:lang w:val="uk-UA"/>
         </w:rPr>
-      </w:pPr>
-      <w:bookmarkStart w:id="1" w:name="_Toc240967919"/>
+        <w:t>в</w:t>
+      </w:r>
       <w:r>
         <w:rPr>
           <w:lang w:val="uk-UA"/>
         </w:rPr>
-        <w:lastRenderedPageBreak/>
-        <w:t>2. Постановка завдання</w:t>
-      </w:r>
-      <w:bookmarkEnd w:id="1"/>
-    </w:p>
-    <w:p>
-      <w:pPr>
+        <w:t>икористання гіта</w:t>
+      </w:r>
+      <w:r>
         <w:rPr>
           <w:lang w:val="uk-UA"/>
         </w:rPr>
-      </w:pPr>
+        <w:t xml:space="preserve"> та клонування репозиторію</w:t>
+      </w:r>
       <w:r>
         <w:rPr>
           <w:lang w:val="uk-UA"/>
         </w:rPr>
-        <w:t xml:space="preserve">Необхідно розробити експертну систему </w:t>
-      </w:r>
-      <w:proofErr w:type="spellStart"/>
-      <w:r>
-        <w:rPr>
-          <w:lang w:val="uk-UA"/>
-        </w:rPr>
-        <w:t>продукційного</w:t>
-      </w:r>
-      <w:proofErr w:type="spellEnd"/>
-      <w:r>
-        <w:rPr>
-          <w:lang w:val="uk-UA"/>
-        </w:rPr>
-        <w:t xml:space="preserve"> типу для обраної предметної області. База знань повинна містити від 6 до 10 правил, що відображають причинно-наслідкові зв’язки. Система має реалізовувати пряме виведення, підтримувати введення вихідних фактів, формувати остаточний результат і за вимогою показувати ланцюг логічних висновків.</w:t>
-      </w:r>
-    </w:p>
-    <w:p>
-      <w:pPr>
-        <w:pStyle w:val="Heading1"/>
-        <w:pageBreakBefore/>
-        <w:spacing w:before="0" w:after="420"/>
-        <w:rPr>
-          <w:lang w:val="uk-UA"/>
-        </w:rPr>
-      </w:pPr>
-      <w:bookmarkStart w:id="2" w:name="_Toc240967920"/>
-      <w:r>
-        <w:rPr>
-          <w:lang w:val="uk-UA"/>
-        </w:rPr>
-        <w:lastRenderedPageBreak/>
-        <w:t>3. Короткі теоретичні відомості</w:t>
-      </w:r>
-      <w:bookmarkEnd w:id="2"/>
-    </w:p>
-    <w:p>
-      <w:pPr>
-        <w:rPr>
-          <w:lang w:val="uk-UA"/>
-        </w:rPr>
-      </w:pPr>
-      <w:r>
-        <w:rPr>
-          <w:lang w:val="uk-UA"/>
-        </w:rPr>
-        <w:t xml:space="preserve">Експертна система складається з бази знань, робочої пам’яті та механізму логічного виведення. База знань містить </w:t>
-      </w:r>
-      <w:proofErr w:type="spellStart"/>
-      <w:r>
-        <w:rPr>
-          <w:lang w:val="uk-UA"/>
-        </w:rPr>
-        <w:t>продукційні</w:t>
-      </w:r>
-      <w:proofErr w:type="spellEnd"/>
-      <w:r>
-        <w:rPr>
-          <w:lang w:val="uk-UA"/>
-        </w:rPr>
-        <w:t xml:space="preserve"> правила виду «ЯКЩО умова, ТО висновок». Робоча пам’ять зберігає факти, відомі системі в поточний момент, а механізм виведення визначає, які правила можуть бути активовані.</w:t>
-      </w:r>
-    </w:p>
-    <w:p>
-      <w:pPr>
-        <w:rPr>
-          <w:lang w:val="uk-UA"/>
-        </w:rPr>
-      </w:pPr>
-      <w:r>
-        <w:rPr>
-          <w:lang w:val="uk-UA"/>
-        </w:rPr>
-        <w:t>За прямого виведення процес починається з відомих фактів. Після спрацювання правила новий факт додається до робочої пам’яті, після чого система перевіряє наступні правила. Такий підхід називають виведенням, керованим даними. Для пошуку завширшки нові факти опрацьовуються в порядку їх надходження за принципом FIFO.</w:t>
-      </w:r>
-      <w:r>
-        <w:rPr>
-          <w:lang w:val="uk-UA"/>
-        </w:rPr>
-        <w:t xml:space="preserve"> На рис. 1.1 узагальнена структура експертної системи.</w:t>
+        <w:t>.</w:t>
       </w:r>
     </w:p>
     <w:p>
       <w:pPr>
         <w:pStyle w:val="a0"/>
-      </w:pPr>
-      <w:r>
+        <w:spacing w:before="0" w:after="0"/>
         <w:rPr>
           <w:rFonts w:eastAsiaTheme="minorEastAsia"/>
           <w:noProof/>
           <w:lang w:eastAsia="ja-JP"/>
         </w:rPr>
+      </w:pPr>
+    </w:p>
+    <w:p>
+      <w:pPr>
+        <w:pStyle w:val="a0"/>
+        <w:spacing w:before="0" w:after="0"/>
+      </w:pPr>
+      <w:r>
+        <w:rPr>
+          <w:rFonts w:eastAsiaTheme="minorEastAsia"/>
+          <w:noProof/>
+          <w:lang w:eastAsia="ja-JP"/>
+        </w:rPr>
         <w:drawing>
-          <wp:inline distT="0" distB="0" distL="0" distR="0" wp14:anchorId="1D585E2C" wp14:editId="39551EAB">
-            <wp:extent cx="5534797" cy="3524742"/>
-            <wp:effectExtent l="0" t="0" r="0" b="0"/>
+          <wp:inline distT="0" distB="0" distL="0" distR="0" wp14:anchorId="1D585E2C" wp14:editId="42502A78">
+            <wp:extent cx="5505450" cy="1685925"/>
+            <wp:effectExtent l="0" t="0" r="0" b="9525"/>
             <wp:docPr id="34263093" name="Picture 2" descr="MINGW64:/s/Users/L/Downloads/New folder (353)                                                  "/>
             <wp:cNvGraphicFramePr>
               <a:graphicFrameLocks xmlns:a="http://schemas.openxmlformats.org/drawingml/2006/main" noChangeAspect="1"/>
@@ -1116,20 +1407,27 @@
                     <pic:cNvPr id="34263093" name="Picture 34263093" descr="MINGW64:/s/Users/L/Downloads/New folder (353)                                                  "/>
                     <pic:cNvPicPr/>
                   </pic:nvPicPr>
-                  <pic:blipFill>
+                  <pic:blipFill rotWithShape="1">
                     <a:blip r:embed="rId8"/>
-                    <a:stretch>
-                      <a:fillRect/>
-                    </a:stretch>
+                    <a:srcRect r="517" b="52162"/>
+                    <a:stretch/>
                   </pic:blipFill>
-                  <pic:spPr>
+                  <pic:spPr bwMode="auto">
                     <a:xfrm>
                       <a:off x="0" y="0"/>
-                      <a:ext cx="5534797" cy="3524742"/>
+                      <a:ext cx="5506219" cy="1686160"/>
                     </a:xfrm>
                     <a:prstGeom prst="rect">
                       <a:avLst/>
                     </a:prstGeom>
+                    <a:ln>
+                      <a:noFill/>
+                    </a:ln>
+                    <a:extLst>
+                      <a:ext uri="{53640926-AAD7-44D8-BBD7-CCE9431645EC}">
+                        <a14:shadowObscured xmlns:a14="http://schemas.microsoft.com/office/drawing/2010/main"/>
+                      </a:ext>
+                    </a:extLst>
                   </pic:spPr>
                 </pic:pic>
               </a:graphicData>
@@ -1141,151 +1439,129 @@
     <w:p>
       <w:pPr>
         <w:pStyle w:val="a1"/>
-      </w:pPr>
-      <w:proofErr w:type="spellStart"/>
-      <w:r>
-        <w:t>Рисунок</w:t>
-      </w:r>
-      <w:proofErr w:type="spellEnd"/>
+        <w:spacing w:after="0"/>
+      </w:pPr>
+      <w:r>
+        <w:t xml:space="preserve">Рисунок </w:t>
+      </w:r>
+      <w:r>
+        <w:rPr>
+          <w:noProof/>
+        </w:rPr>
+        <w:fldChar w:fldCharType="begin"/>
+      </w:r>
+      <w:r>
+        <w:rPr>
+          <w:noProof/>
+        </w:rPr>
+        <w:instrText xml:space="preserve"> STYLEREF 1 \s </w:instrText>
+      </w:r>
+      <w:r>
+        <w:rPr>
+          <w:noProof/>
+        </w:rPr>
+        <w:fldChar w:fldCharType="separate"/>
+      </w:r>
+      <w:r>
+        <w:rPr>
+          <w:noProof/>
+        </w:rPr>
+        <w:t>1</w:t>
+      </w:r>
+      <w:r>
+        <w:rPr>
+          <w:noProof/>
+        </w:rPr>
+        <w:fldChar w:fldCharType="end"/>
+      </w:r>
+      <w:r>
+        <w:t>.</w:t>
+      </w:r>
+      <w:r>
+        <w:fldChar w:fldCharType="begin"/>
+      </w:r>
+      <w:r>
+        <w:instrText xml:space="preserve"> SEQ Рисунок \* ARABIC </w:instrText>
+      </w:r>
+      <w:r>
+        <w:fldChar w:fldCharType="separate"/>
+      </w:r>
+      <w:r>
+        <w:rPr>
+          <w:noProof/>
+        </w:rPr>
+        <w:t>1</w:t>
+      </w:r>
+      <w:r>
+        <w:fldChar w:fldCharType="end"/>
+      </w:r>
+      <w:r>
+        <w:t xml:space="preserve"> –</w:t>
+      </w:r>
       <w:r>
         <w:t xml:space="preserve"> </w:t>
       </w:r>
       <w:r>
-        <w:fldChar w:fldCharType="begin"/>
-      </w:r>
-      <w:r>
-        <w:instrText xml:space="preserve"> STYLEREF 1 \s </w:instrText>
-      </w:r>
-      <w:r>
-        <w:fldChar w:fldCharType="separate"/>
-      </w:r>
+        <w:t>Використання гі</w:t>
+      </w:r>
+      <w:r>
+        <w:t>т</w:t>
+      </w:r>
+      <w:r>
+        <w:t>а</w:t>
+      </w:r>
+    </w:p>
+    <w:p>
+      <w:pPr>
+        <w:rPr>
+          <w:lang w:val="uk-UA"/>
+        </w:rPr>
+      </w:pPr>
+    </w:p>
+    <w:p>
+      <w:pPr>
+        <w:rPr>
+          <w:lang w:val="uk-UA"/>
+        </w:rPr>
+      </w:pPr>
+      <w:r>
+        <w:rPr>
+          <w:lang w:val="uk-UA"/>
+        </w:rPr>
+        <w:t>На рис. 1.</w:t>
+      </w:r>
+      <w:r>
+        <w:rPr>
+          <w:lang w:val="uk-UA"/>
+        </w:rPr>
+        <w:t>2</w:t>
+      </w:r>
+      <w:r>
+        <w:rPr>
+          <w:lang w:val="uk-UA"/>
+        </w:rPr>
+        <w:t xml:space="preserve"> узагальнена структура експертної системи.</w:t>
+      </w:r>
+    </w:p>
+    <w:p>
+      <w:pPr>
+        <w:rPr>
+          <w:lang w:val="uk-UA"/>
+        </w:rPr>
+      </w:pPr>
+    </w:p>
+    <w:p>
+      <w:pPr>
+        <w:pStyle w:val="a0"/>
+        <w:spacing w:before="0" w:after="0"/>
+      </w:pPr>
       <w:r>
         <w:rPr>
           <w:noProof/>
         </w:rPr>
-        <w:t>0</w:t>
-      </w:r>
-      <w:r>
-        <w:fldChar w:fldCharType="end"/>
-      </w:r>
-      <w:r>
-        <w:noBreakHyphen/>
-      </w:r>
-      <w:r>
-        <w:fldChar w:fldCharType="begin"/>
-      </w:r>
-      <w:r>
-        <w:instrText xml:space="preserve"> SEQ Рисунок \* ARABIC \s 1 </w:instrText>
-      </w:r>
-      <w:r>
-        <w:fldChar w:fldCharType="separate"/>
-      </w:r>
-      <w:r>
-        <w:rPr>
-          <w:noProof/>
-        </w:rPr>
-        <w:t>1</w:t>
-      </w:r>
-      <w:r>
-        <w:fldChar w:fldCharType="end"/>
-      </w:r>
-      <w:r>
-        <w:t xml:space="preserve"> – </w:t>
-      </w:r>
-    </w:p>
-    <w:p>
-      <w:pPr>
-        <w:keepNext/>
-      </w:pPr>
-      <w:r>
-        <w:rPr>
-          <w:noProof/>
-          <w:lang w:eastAsia="ja-JP"/>
-        </w:rPr>
-        <w:lastRenderedPageBreak/>
         <w:drawing>
-          <wp:inline distT="0" distB="0" distL="0" distR="0" wp14:anchorId="3868A240" wp14:editId="34EAFBD8">
-            <wp:extent cx="2934109" cy="619211"/>
-            <wp:effectExtent l="0" t="0" r="0" b="9525"/>
-            <wp:docPr id="260771320" name="Picture 3"/>
-            <wp:cNvGraphicFramePr>
-              <a:graphicFrameLocks xmlns:a="http://schemas.openxmlformats.org/drawingml/2006/main" noChangeAspect="1"/>
-            </wp:cNvGraphicFramePr>
-            <a:graphic xmlns:a="http://schemas.openxmlformats.org/drawingml/2006/main">
-              <a:graphicData uri="http://schemas.openxmlformats.org/drawingml/2006/picture">
-                <pic:pic xmlns:pic="http://schemas.openxmlformats.org/drawingml/2006/picture">
-                  <pic:nvPicPr>
-                    <pic:cNvPr id="260771320" name="Picture 260771320"/>
-                    <pic:cNvPicPr/>
-                  </pic:nvPicPr>
-                  <pic:blipFill>
-                    <a:blip r:embed="rId9"/>
-                    <a:stretch>
-                      <a:fillRect/>
-                    </a:stretch>
-                  </pic:blipFill>
-                  <pic:spPr>
-                    <a:xfrm>
-                      <a:off x="0" y="0"/>
-                      <a:ext cx="2934109" cy="619211"/>
-                    </a:xfrm>
-                    <a:prstGeom prst="rect">
-                      <a:avLst/>
-                    </a:prstGeom>
-                  </pic:spPr>
-                </pic:pic>
-              </a:graphicData>
-            </a:graphic>
-          </wp:inline>
-        </w:drawing>
-      </w:r>
-    </w:p>
-    <w:p>
-      <w:pPr>
-        <w:pStyle w:val="Caption"/>
-        <w:rPr>
-          <w:lang w:eastAsia="ja-JP"/>
-        </w:rPr>
-      </w:pPr>
-      <w:proofErr w:type="spellStart"/>
-      <w:r>
-        <w:t>Рисунок</w:t>
-      </w:r>
-      <w:proofErr w:type="spellEnd"/>
-      <w:r>
-        <w:t xml:space="preserve"> </w:t>
-      </w:r>
-      <w:fldSimple w:instr=" STYLEREF 1 \s ">
-        <w:r>
-          <w:rPr>
-            <w:noProof/>
-          </w:rPr>
-          <w:t>0</w:t>
-        </w:r>
-      </w:fldSimple>
-      <w:r>
-        <w:noBreakHyphen/>
-      </w:r>
-      <w:fldSimple w:instr=" SEQ Рисунок \* ARABIC \s 1 ">
-        <w:r>
-          <w:rPr>
-            <w:noProof/>
-          </w:rPr>
-          <w:t>2</w:t>
-        </w:r>
-      </w:fldSimple>
-    </w:p>
-    <w:p>
-      <w:pPr>
-        <w:pStyle w:val="a0"/>
-      </w:pPr>
-      <w:r>
-        <w:rPr>
-          <w:noProof/>
-        </w:rPr>
-        <w:drawing>
-          <wp:inline distT="0" distB="0" distL="0" distR="0" wp14:anchorId="2D252F37" wp14:editId="5B48109E">
-            <wp:extent cx="4363059" cy="1714739"/>
+          <wp:inline distT="0" distB="0" distL="0" distR="0" wp14:anchorId="2D252F37" wp14:editId="40047AC0">
+            <wp:extent cx="3949876" cy="1552353"/>
             <wp:effectExtent l="0" t="0" r="0" b="0"/>
             <wp:docPr id="675172064" name="Picture 1"/>
             <wp:cNvGraphicFramePr>
@@ -1299,7 +1575,7 @@
                     <pic:cNvPicPr/>
                   </pic:nvPicPr>
                   <pic:blipFill>
-                    <a:blip r:embed="rId10"/>
+                    <a:blip r:embed="rId9"/>
                     <a:stretch>
                       <a:fillRect/>
                     </a:stretch>
@@ -1307,7 +1583,7 @@
                   <pic:spPr>
                     <a:xfrm>
                       <a:off x="0" y="0"/>
-                      <a:ext cx="4363059" cy="1714739"/>
+                      <a:ext cx="3956259" cy="1554862"/>
                     </a:xfrm>
                     <a:prstGeom prst="rect">
                       <a:avLst/>
@@ -1323,37 +1599,217 @@
     <w:p>
       <w:pPr>
         <w:pStyle w:val="a1"/>
-        <w:rPr>
+        <w:spacing w:after="0"/>
+        <w:rPr>
+          <w:rFonts w:eastAsiaTheme="minorEastAsia" w:hint="eastAsia"/>
           <w:lang w:eastAsia="ja-JP"/>
         </w:rPr>
       </w:pPr>
-      <w:bookmarkStart w:id="3" w:name="_Ref1630920"/>
       <w:r>
         <w:t xml:space="preserve">Рисунок </w:t>
       </w:r>
       <w:r>
         <w:rPr>
-          <w:lang w:val="ru-RU"/>
+          <w:noProof/>
+        </w:rPr>
+        <w:fldChar w:fldCharType="begin"/>
+      </w:r>
+      <w:r>
+        <w:rPr>
+          <w:noProof/>
+        </w:rPr>
+        <w:instrText xml:space="preserve"> STYLEREF 1 \s </w:instrText>
+      </w:r>
+      <w:r>
+        <w:rPr>
+          <w:noProof/>
+        </w:rPr>
+        <w:fldChar w:fldCharType="separate"/>
+      </w:r>
+      <w:r>
+        <w:rPr>
+          <w:noProof/>
+        </w:rPr>
+        <w:t>1</w:t>
+      </w:r>
+      <w:r>
+        <w:rPr>
+          <w:noProof/>
+        </w:rPr>
+        <w:fldChar w:fldCharType="end"/>
+      </w:r>
+      <w:r>
+        <w:t>.</w:t>
+      </w:r>
+      <w:r>
+        <w:fldChar w:fldCharType="begin"/>
+      </w:r>
+      <w:r>
+        <w:instrText xml:space="preserve"> SEQ Рисунок \* ARABIC </w:instrText>
+      </w:r>
+      <w:r>
+        <w:fldChar w:fldCharType="separate"/>
+      </w:r>
+      <w:r>
+        <w:rPr>
+          <w:noProof/>
+        </w:rPr>
+        <w:t>2</w:t>
+      </w:r>
+      <w:r>
+        <w:fldChar w:fldCharType="end"/>
+      </w:r>
+      <w:r>
+        <w:t xml:space="preserve"> –</w:t>
+      </w:r>
+      <w:r>
+        <w:t xml:space="preserve"> </w:t>
+      </w:r>
+      <w:r>
+        <w:rPr>
+          <w:lang w:eastAsia="ja-JP"/>
+        </w:rPr>
+        <w:t>Узагальнена структура експертної системи</w:t>
+      </w:r>
+    </w:p>
+    <w:p>
+      <w:pPr>
+        <w:pStyle w:val="a0"/>
+        <w:spacing w:before="0" w:after="0"/>
+      </w:pPr>
+      <w:r>
+        <w:rPr>
+          <w:noProof/>
+        </w:rPr>
+        <w:lastRenderedPageBreak/>
+        <w:drawing>
+          <wp:inline distT="0" distB="0" distL="0" distR="0" wp14:anchorId="53AE3AFF" wp14:editId="13593792">
+            <wp:extent cx="5358809" cy="8038214"/>
+            <wp:effectExtent l="0" t="0" r="0" b="1270"/>
+            <wp:docPr id="6" name="Picture 6"/>
+            <wp:cNvGraphicFramePr>
+              <a:graphicFrameLocks xmlns:a="http://schemas.openxmlformats.org/drawingml/2006/main" noChangeAspect="1"/>
+            </wp:cNvGraphicFramePr>
+            <a:graphic xmlns:a="http://schemas.openxmlformats.org/drawingml/2006/main">
+              <a:graphicData uri="http://schemas.openxmlformats.org/drawingml/2006/picture">
+                <pic:pic xmlns:pic="http://schemas.openxmlformats.org/drawingml/2006/picture">
+                  <pic:nvPicPr>
+                    <pic:cNvPr id="0" name="Picture 2"/>
+                    <pic:cNvPicPr>
+                      <a:picLocks noChangeAspect="1" noChangeArrowheads="1"/>
+                    </pic:cNvPicPr>
+                  </pic:nvPicPr>
+                  <pic:blipFill>
+                    <a:blip r:embed="rId10">
+                      <a:extLst>
+                        <a:ext uri="{28A0092B-C50C-407E-A947-70E740481C1C}">
+                          <a14:useLocalDpi xmlns:a14="http://schemas.microsoft.com/office/drawing/2010/main" val="0"/>
+                        </a:ext>
+                      </a:extLst>
+                    </a:blip>
+                    <a:srcRect/>
+                    <a:stretch>
+                      <a:fillRect/>
+                    </a:stretch>
+                  </pic:blipFill>
+                  <pic:spPr bwMode="auto">
+                    <a:xfrm>
+                      <a:off x="0" y="0"/>
+                      <a:ext cx="5384099" cy="8076149"/>
+                    </a:xfrm>
+                    <a:prstGeom prst="rect">
+                      <a:avLst/>
+                    </a:prstGeom>
+                    <a:noFill/>
+                  </pic:spPr>
+                </pic:pic>
+              </a:graphicData>
+            </a:graphic>
+          </wp:inline>
+        </w:drawing>
+      </w:r>
+    </w:p>
+    <w:p>
+      <w:pPr>
+        <w:pStyle w:val="a1"/>
+        <w:spacing w:after="0"/>
+        <w:rPr>
+          <w:rFonts w:eastAsiaTheme="minorEastAsia" w:hint="eastAsia"/>
+          <w:lang w:eastAsia="ja-JP"/>
+        </w:rPr>
+      </w:pPr>
+      <w:r>
+        <w:t xml:space="preserve">Рисунок </w:t>
+      </w:r>
+      <w:r>
+        <w:rPr>
+          <w:noProof/>
+        </w:rPr>
+        <w:fldChar w:fldCharType="begin"/>
+      </w:r>
+      <w:r>
+        <w:rPr>
+          <w:noProof/>
+        </w:rPr>
+        <w:instrText xml:space="preserve"> STYLEREF 1 \s </w:instrText>
+      </w:r>
+      <w:r>
+        <w:rPr>
+          <w:noProof/>
+        </w:rPr>
+        <w:fldChar w:fldCharType="separate"/>
+      </w:r>
+      <w:r>
+        <w:rPr>
+          <w:noProof/>
+        </w:rPr>
+        <w:t>1</w:t>
+      </w:r>
+      <w:r>
+        <w:rPr>
+          <w:noProof/>
+        </w:rPr>
+        <w:fldChar w:fldCharType="end"/>
+      </w:r>
+      <w:r>
+        <w:t>.</w:t>
+      </w:r>
+      <w:r>
+        <w:fldChar w:fldCharType="begin"/>
+      </w:r>
+      <w:r>
+        <w:instrText xml:space="preserve"> SEQ Рисунок \* ARABIC </w:instrText>
+      </w:r>
+      <w:r>
+        <w:fldChar w:fldCharType="separate"/>
+      </w:r>
+      <w:r>
+        <w:rPr>
+          <w:noProof/>
         </w:rPr>
         <w:t>3</w:t>
       </w:r>
       <w:r>
-        <w:t>.</w:t>
-      </w:r>
-      <w:bookmarkEnd w:id="3"/>
-      <w:r>
-        <w:t xml:space="preserve">1 – </w:t>
+        <w:fldChar w:fldCharType="end"/>
+      </w:r>
+      <w:r>
+        <w:t xml:space="preserve"> –</w:t>
+      </w:r>
+      <w:r>
+        <w:t xml:space="preserve"> </w:t>
+      </w:r>
+      <w:r>
+        <w:t>код у</w:t>
       </w:r>
       <w:r>
         <w:rPr>
           <w:lang w:eastAsia="ja-JP"/>
         </w:rPr>
-        <w:t>Узагальнена структура експертної системи</w:t>
-      </w:r>
-    </w:p>
-    <w:p>
-      <w:pPr>
-        <w:spacing w:before="60" w:after="120"/>
+        <w:t xml:space="preserve"> вигляді диаграми активності</w:t>
+      </w:r>
+    </w:p>
+    <w:p>
+      <w:pPr>
         <w:ind w:firstLine="0"/>
         <w:jc w:val="center"/>
         <w:rPr>
@@ -1365,19 +1821,18 @@
     <w:p>
       <w:pPr>
         <w:pStyle w:val="Heading1"/>
-        <w:pageBreakBefore/>
-        <w:spacing w:before="0" w:after="420"/>
+        <w:spacing w:before="0" w:after="0"/>
+        <w:ind w:left="0"/>
         <w:rPr>
           <w:lang w:val="uk-UA"/>
         </w:rPr>
       </w:pPr>
-      <w:bookmarkStart w:id="4" w:name="_Toc240967921"/>
+      <w:bookmarkStart w:id="4" w:name="_Toc242178471"/>
       <w:r>
         <w:rPr>
           <w:lang w:val="uk-UA"/>
         </w:rPr>
-        <w:lastRenderedPageBreak/>
-        <w:t>4. Опис предметної області</w:t>
+        <w:t>Опис предметної області</w:t>
       </w:r>
       <w:bookmarkEnd w:id="4"/>
     </w:p>
@@ -1399,21 +1854,7 @@
         <w:rPr>
           <w:lang w:val="uk-UA" w:eastAsia="ja-JP"/>
         </w:rPr>
-        <w:t xml:space="preserve">Предметною областю обрано первинну діагностику </w:t>
-      </w:r>
-      <w:proofErr w:type="spellStart"/>
-      <w:r>
-        <w:rPr>
-          <w:lang w:val="uk-UA" w:eastAsia="ja-JP"/>
-        </w:rPr>
-        <w:t>несправностей</w:t>
-      </w:r>
-      <w:proofErr w:type="spellEnd"/>
-      <w:r>
-        <w:rPr>
-          <w:lang w:val="uk-UA" w:eastAsia="ja-JP"/>
-        </w:rPr>
-        <w:t xml:space="preserve"> персонального комп’ютера. Користувач повідомляє спостережувані ознаки: чи вмикається живлення, чи обертаються вентилятори, чи є зображення, чи завантажується операційна система, чи визначається накопичувач і чи доступна мережа. На основі цих фактів експертна система формує один або декілька діагностичних висновків.</w:t>
+        <w:t>Предметною областю обрано первинну діагностику несправностей персонального комп’ютера. Користувач повідомляє спостережувані ознаки: чи вмикається живлення, чи обертаються вентилятори, чи є зображення, чи завантажується операційна система, чи визначається накопичувач і чи доступна мережа. На основі цих фактів експертна система формує один або декілька діагностичних висновків.</w:t>
       </w:r>
     </w:p>
     <w:p>
@@ -1466,7 +1907,6 @@
     </w:p>
     <w:p>
       <w:pPr>
-        <w:spacing w:before="60" w:after="120"/>
         <w:ind w:firstLine="0"/>
         <w:jc w:val="center"/>
         <w:rPr>
@@ -1498,18 +1938,19 @@
       <w:pPr>
         <w:pStyle w:val="Heading1"/>
         <w:pageBreakBefore/>
-        <w:spacing w:before="0" w:after="420"/>
+        <w:spacing w:before="0" w:after="0"/>
+        <w:ind w:left="0"/>
         <w:rPr>
           <w:lang w:val="uk-UA"/>
         </w:rPr>
       </w:pPr>
-      <w:bookmarkStart w:id="5" w:name="_Toc240967922"/>
+      <w:bookmarkStart w:id="5" w:name="_Toc242178472"/>
       <w:r>
         <w:rPr>
           <w:lang w:val="uk-UA"/>
         </w:rPr>
         <w:lastRenderedPageBreak/>
-        <w:t>5. База знань продукційного типу</w:t>
+        <w:t>База знань продукційного типу</w:t>
       </w:r>
       <w:bookmarkEnd w:id="5"/>
     </w:p>
@@ -1523,21 +1964,7 @@
         <w:rPr>
           <w:lang w:val="uk-UA"/>
         </w:rPr>
-        <w:t xml:space="preserve">Для експертної системи сформовано дев’ять </w:t>
-      </w:r>
-      <w:proofErr w:type="spellStart"/>
-      <w:r>
-        <w:rPr>
-          <w:lang w:val="uk-UA"/>
-        </w:rPr>
-        <w:t>продукційних</w:t>
-      </w:r>
-      <w:proofErr w:type="spellEnd"/>
-      <w:r>
-        <w:rPr>
-          <w:lang w:val="uk-UA"/>
-        </w:rPr>
-        <w:t xml:space="preserve"> правил:</w:t>
+        <w:t>Для експертної системи сформовано дев’ять продукційних правил:</w:t>
       </w:r>
     </w:p>
     <w:tbl>
@@ -1690,21 +2117,12 @@
                 <w:lang w:val="uk-UA"/>
               </w:rPr>
             </w:pPr>
-            <w:proofErr w:type="spellStart"/>
             <w:r>
               <w:rPr>
                 <w:sz w:val="20"/>
                 <w:lang w:val="uk-UA"/>
               </w:rPr>
-              <w:t>проблема_живлення</w:t>
-            </w:r>
-            <w:proofErr w:type="spellEnd"/>
-            <w:r>
-              <w:rPr>
-                <w:sz w:val="20"/>
-                <w:lang w:val="uk-UA"/>
-              </w:rPr>
-              <w:t xml:space="preserve"> = так.</w:t>
+              <w:t>проблема_живлення = так.</w:t>
             </w:r>
           </w:p>
         </w:tc>
@@ -1770,21 +2188,12 @@
                 <w:lang w:val="uk-UA"/>
               </w:rPr>
             </w:pPr>
-            <w:proofErr w:type="spellStart"/>
             <w:r>
               <w:rPr>
                 <w:sz w:val="20"/>
                 <w:lang w:val="uk-UA"/>
               </w:rPr>
-              <w:t>проблема_плати_або_охолодження</w:t>
-            </w:r>
-            <w:proofErr w:type="spellEnd"/>
-            <w:r>
-              <w:rPr>
-                <w:sz w:val="20"/>
-                <w:lang w:val="uk-UA"/>
-              </w:rPr>
-              <w:t xml:space="preserve"> = так.</w:t>
+              <w:t>проблема_плати_або_охолодження = так.</w:t>
             </w:r>
           </w:p>
         </w:tc>
@@ -1850,21 +2259,12 @@
                 <w:lang w:val="uk-UA"/>
               </w:rPr>
             </w:pPr>
-            <w:proofErr w:type="spellStart"/>
             <w:r>
               <w:rPr>
                 <w:sz w:val="20"/>
                 <w:lang w:val="uk-UA"/>
               </w:rPr>
-              <w:t>система_стартує</w:t>
-            </w:r>
-            <w:proofErr w:type="spellEnd"/>
-            <w:r>
-              <w:rPr>
-                <w:sz w:val="20"/>
-                <w:lang w:val="uk-UA"/>
-              </w:rPr>
-              <w:t xml:space="preserve"> = так.</w:t>
+              <w:t>система_стартує = так.</w:t>
             </w:r>
           </w:p>
         </w:tc>
@@ -1908,37 +2308,12 @@
                 <w:lang w:val="uk-UA"/>
               </w:rPr>
             </w:pPr>
-            <w:proofErr w:type="spellStart"/>
             <w:r>
               <w:rPr>
                 <w:sz w:val="20"/>
                 <w:lang w:val="uk-UA"/>
               </w:rPr>
-              <w:t>система_стартує</w:t>
-            </w:r>
-            <w:proofErr w:type="spellEnd"/>
-            <w:r>
-              <w:rPr>
-                <w:sz w:val="20"/>
-                <w:lang w:val="uk-UA"/>
-              </w:rPr>
-              <w:t xml:space="preserve"> = так І </w:t>
-            </w:r>
-            <w:proofErr w:type="spellStart"/>
-            <w:r>
-              <w:rPr>
-                <w:sz w:val="20"/>
-                <w:lang w:val="uk-UA"/>
-              </w:rPr>
-              <w:t>сигнал_дисплея</w:t>
-            </w:r>
-            <w:proofErr w:type="spellEnd"/>
-            <w:r>
-              <w:rPr>
-                <w:sz w:val="20"/>
-                <w:lang w:val="uk-UA"/>
-              </w:rPr>
-              <w:t xml:space="preserve"> = ні</w:t>
+              <w:t>система_стартує = так І сигнал_дисплея = ні</w:t>
             </w:r>
           </w:p>
         </w:tc>
@@ -1955,21 +2330,12 @@
                 <w:lang w:val="uk-UA"/>
               </w:rPr>
             </w:pPr>
-            <w:proofErr w:type="spellStart"/>
             <w:r>
               <w:rPr>
                 <w:sz w:val="20"/>
                 <w:lang w:val="uk-UA"/>
               </w:rPr>
-              <w:t>проблема_відеосистеми</w:t>
-            </w:r>
-            <w:proofErr w:type="spellEnd"/>
-            <w:r>
-              <w:rPr>
-                <w:sz w:val="20"/>
-                <w:lang w:val="uk-UA"/>
-              </w:rPr>
-              <w:t xml:space="preserve"> = так.</w:t>
+              <w:t>проблема_відеосистеми = так.</w:t>
             </w:r>
           </w:p>
         </w:tc>
@@ -2013,37 +2379,12 @@
                 <w:lang w:val="uk-UA"/>
               </w:rPr>
             </w:pPr>
-            <w:proofErr w:type="spellStart"/>
             <w:r>
               <w:rPr>
                 <w:sz w:val="20"/>
                 <w:lang w:val="uk-UA"/>
               </w:rPr>
-              <w:t>система_стартує</w:t>
-            </w:r>
-            <w:proofErr w:type="spellEnd"/>
-            <w:r>
-              <w:rPr>
-                <w:sz w:val="20"/>
-                <w:lang w:val="uk-UA"/>
-              </w:rPr>
-              <w:t xml:space="preserve"> = так І </w:t>
-            </w:r>
-            <w:proofErr w:type="spellStart"/>
-            <w:r>
-              <w:rPr>
-                <w:sz w:val="20"/>
-                <w:lang w:val="uk-UA"/>
-              </w:rPr>
-              <w:t>сигнал_дисплея</w:t>
-            </w:r>
-            <w:proofErr w:type="spellEnd"/>
-            <w:r>
-              <w:rPr>
-                <w:sz w:val="20"/>
-                <w:lang w:val="uk-UA"/>
-              </w:rPr>
-              <w:t xml:space="preserve"> = так</w:t>
+              <w:t>система_стартує = так І сигнал_дисплея = так</w:t>
             </w:r>
           </w:p>
         </w:tc>
@@ -2060,21 +2401,12 @@
                 <w:lang w:val="uk-UA"/>
               </w:rPr>
             </w:pPr>
-            <w:proofErr w:type="spellStart"/>
             <w:r>
               <w:rPr>
                 <w:sz w:val="20"/>
                 <w:lang w:val="uk-UA"/>
               </w:rPr>
-              <w:t>post_пройдено</w:t>
-            </w:r>
-            <w:proofErr w:type="spellEnd"/>
-            <w:r>
-              <w:rPr>
-                <w:sz w:val="20"/>
-                <w:lang w:val="uk-UA"/>
-              </w:rPr>
-              <w:t xml:space="preserve"> = так.</w:t>
+              <w:t>post_пройдено = так.</w:t>
             </w:r>
           </w:p>
         </w:tc>
@@ -2118,37 +2450,12 @@
                 <w:lang w:val="uk-UA"/>
               </w:rPr>
             </w:pPr>
-            <w:proofErr w:type="spellStart"/>
             <w:r>
               <w:rPr>
                 <w:sz w:val="20"/>
                 <w:lang w:val="uk-UA"/>
               </w:rPr>
-              <w:t>post_пройдено</w:t>
-            </w:r>
-            <w:proofErr w:type="spellEnd"/>
-            <w:r>
-              <w:rPr>
-                <w:sz w:val="20"/>
-                <w:lang w:val="uk-UA"/>
-              </w:rPr>
-              <w:t xml:space="preserve"> = так І </w:t>
-            </w:r>
-            <w:proofErr w:type="spellStart"/>
-            <w:r>
-              <w:rPr>
-                <w:sz w:val="20"/>
-                <w:lang w:val="uk-UA"/>
-              </w:rPr>
-              <w:t>ос_завантажилась</w:t>
-            </w:r>
-            <w:proofErr w:type="spellEnd"/>
-            <w:r>
-              <w:rPr>
-                <w:sz w:val="20"/>
-                <w:lang w:val="uk-UA"/>
-              </w:rPr>
-              <w:t xml:space="preserve"> = ні</w:t>
+              <w:t>post_пройдено = так І ос_завантажилась = ні</w:t>
             </w:r>
           </w:p>
         </w:tc>
@@ -2165,21 +2472,12 @@
                 <w:lang w:val="uk-UA"/>
               </w:rPr>
             </w:pPr>
-            <w:proofErr w:type="spellStart"/>
             <w:r>
               <w:rPr>
                 <w:sz w:val="20"/>
                 <w:lang w:val="uk-UA"/>
               </w:rPr>
-              <w:t>проблема_завантаження</w:t>
-            </w:r>
-            <w:proofErr w:type="spellEnd"/>
-            <w:r>
-              <w:rPr>
-                <w:sz w:val="20"/>
-                <w:lang w:val="uk-UA"/>
-              </w:rPr>
-              <w:t xml:space="preserve"> = так.</w:t>
+              <w:t>проблема_завантаження = так.</w:t>
             </w:r>
           </w:p>
         </w:tc>
@@ -2223,37 +2521,12 @@
                 <w:lang w:val="uk-UA"/>
               </w:rPr>
             </w:pPr>
-            <w:proofErr w:type="spellStart"/>
             <w:r>
               <w:rPr>
                 <w:sz w:val="20"/>
                 <w:lang w:val="uk-UA"/>
               </w:rPr>
-              <w:t>проблема_завантаження</w:t>
-            </w:r>
-            <w:proofErr w:type="spellEnd"/>
-            <w:r>
-              <w:rPr>
-                <w:sz w:val="20"/>
-                <w:lang w:val="uk-UA"/>
-              </w:rPr>
-              <w:t xml:space="preserve"> = так І </w:t>
-            </w:r>
-            <w:proofErr w:type="spellStart"/>
-            <w:r>
-              <w:rPr>
-                <w:sz w:val="20"/>
-                <w:lang w:val="uk-UA"/>
-              </w:rPr>
-              <w:t>диск_визначено</w:t>
-            </w:r>
-            <w:proofErr w:type="spellEnd"/>
-            <w:r>
-              <w:rPr>
-                <w:sz w:val="20"/>
-                <w:lang w:val="uk-UA"/>
-              </w:rPr>
-              <w:t xml:space="preserve"> = ні</w:t>
+              <w:t>проблема_завантаження = так І диск_визначено = ні</w:t>
             </w:r>
           </w:p>
         </w:tc>
@@ -2270,21 +2543,12 @@
                 <w:lang w:val="uk-UA"/>
               </w:rPr>
             </w:pPr>
-            <w:proofErr w:type="spellStart"/>
             <w:r>
               <w:rPr>
                 <w:sz w:val="20"/>
                 <w:lang w:val="uk-UA"/>
               </w:rPr>
-              <w:t>проблема_накопичувача</w:t>
-            </w:r>
-            <w:proofErr w:type="spellEnd"/>
-            <w:r>
-              <w:rPr>
-                <w:sz w:val="20"/>
-                <w:lang w:val="uk-UA"/>
-              </w:rPr>
-              <w:t xml:space="preserve"> = так.</w:t>
+              <w:t>проблема_накопичувача = так.</w:t>
             </w:r>
           </w:p>
         </w:tc>
@@ -2328,37 +2592,12 @@
                 <w:lang w:val="uk-UA"/>
               </w:rPr>
             </w:pPr>
-            <w:proofErr w:type="spellStart"/>
             <w:r>
               <w:rPr>
                 <w:sz w:val="20"/>
                 <w:lang w:val="uk-UA"/>
               </w:rPr>
-              <w:t>post_пройдено</w:t>
-            </w:r>
-            <w:proofErr w:type="spellEnd"/>
-            <w:r>
-              <w:rPr>
-                <w:sz w:val="20"/>
-                <w:lang w:val="uk-UA"/>
-              </w:rPr>
-              <w:t xml:space="preserve"> = так І </w:t>
-            </w:r>
-            <w:proofErr w:type="spellStart"/>
-            <w:r>
-              <w:rPr>
-                <w:sz w:val="20"/>
-                <w:lang w:val="uk-UA"/>
-              </w:rPr>
-              <w:t>ос_завантажилась</w:t>
-            </w:r>
-            <w:proofErr w:type="spellEnd"/>
-            <w:r>
-              <w:rPr>
-                <w:sz w:val="20"/>
-                <w:lang w:val="uk-UA"/>
-              </w:rPr>
-              <w:t xml:space="preserve"> = так</w:t>
+              <w:t>post_пройдено = так І ос_завантажилась = так</w:t>
             </w:r>
           </w:p>
         </w:tc>
@@ -2375,21 +2614,12 @@
                 <w:lang w:val="uk-UA"/>
               </w:rPr>
             </w:pPr>
-            <w:proofErr w:type="spellStart"/>
             <w:r>
               <w:rPr>
                 <w:sz w:val="20"/>
                 <w:lang w:val="uk-UA"/>
               </w:rPr>
-              <w:t>ос_працює</w:t>
-            </w:r>
-            <w:proofErr w:type="spellEnd"/>
-            <w:r>
-              <w:rPr>
-                <w:sz w:val="20"/>
-                <w:lang w:val="uk-UA"/>
-              </w:rPr>
-              <w:t xml:space="preserve"> = так.</w:t>
+              <w:t>ос_працює = так.</w:t>
             </w:r>
           </w:p>
         </w:tc>
@@ -2433,37 +2663,12 @@
                 <w:lang w:val="uk-UA"/>
               </w:rPr>
             </w:pPr>
-            <w:proofErr w:type="spellStart"/>
             <w:r>
               <w:rPr>
                 <w:sz w:val="20"/>
                 <w:lang w:val="uk-UA"/>
               </w:rPr>
-              <w:t>ос_працює</w:t>
-            </w:r>
-            <w:proofErr w:type="spellEnd"/>
-            <w:r>
-              <w:rPr>
-                <w:sz w:val="20"/>
-                <w:lang w:val="uk-UA"/>
-              </w:rPr>
-              <w:t xml:space="preserve"> = так І </w:t>
-            </w:r>
-            <w:proofErr w:type="spellStart"/>
-            <w:r>
-              <w:rPr>
-                <w:sz w:val="20"/>
-                <w:lang w:val="uk-UA"/>
-              </w:rPr>
-              <w:t>мережа_доступна</w:t>
-            </w:r>
-            <w:proofErr w:type="spellEnd"/>
-            <w:r>
-              <w:rPr>
-                <w:sz w:val="20"/>
-                <w:lang w:val="uk-UA"/>
-              </w:rPr>
-              <w:t xml:space="preserve"> = ні</w:t>
+              <w:t>ос_працює = так І мережа_доступна = ні</w:t>
             </w:r>
           </w:p>
         </w:tc>
@@ -2480,21 +2685,12 @@
                 <w:lang w:val="uk-UA"/>
               </w:rPr>
             </w:pPr>
-            <w:proofErr w:type="spellStart"/>
             <w:r>
               <w:rPr>
                 <w:sz w:val="20"/>
                 <w:lang w:val="uk-UA"/>
               </w:rPr>
-              <w:t>мережева_проблема</w:t>
-            </w:r>
-            <w:proofErr w:type="spellEnd"/>
-            <w:r>
-              <w:rPr>
-                <w:sz w:val="20"/>
-                <w:lang w:val="uk-UA"/>
-              </w:rPr>
-              <w:t xml:space="preserve"> = так.</w:t>
+              <w:t>мережева_проблема = так.</w:t>
             </w:r>
           </w:p>
         </w:tc>
@@ -2502,7 +2698,6 @@
     </w:tbl>
     <w:p>
       <w:pPr>
-        <w:spacing w:before="60" w:after="120"/>
         <w:ind w:firstLine="0"/>
         <w:jc w:val="center"/>
         <w:rPr>
@@ -2521,18 +2716,19 @@
       <w:pPr>
         <w:pStyle w:val="Heading1"/>
         <w:pageBreakBefore/>
-        <w:spacing w:before="0" w:after="420"/>
+        <w:spacing w:before="0" w:after="0"/>
+        <w:ind w:left="0"/>
         <w:rPr>
           <w:lang w:val="uk-UA"/>
         </w:rPr>
       </w:pPr>
-      <w:bookmarkStart w:id="6" w:name="_Toc240967923"/>
+      <w:bookmarkStart w:id="6" w:name="_Toc242178473"/>
       <w:r>
         <w:rPr>
           <w:lang w:val="uk-UA"/>
         </w:rPr>
         <w:lastRenderedPageBreak/>
-        <w:t>6. Структури даних і алгоритм прямого виведення</w:t>
+        <w:t>Структури даних і алгоритм прямого виведення</w:t>
       </w:r>
       <w:bookmarkEnd w:id="6"/>
     </w:p>
@@ -2546,77 +2742,7 @@
         <w:rPr>
           <w:lang w:val="uk-UA"/>
         </w:rPr>
-        <w:t xml:space="preserve">У програмі база знань подається списком об’єктів </w:t>
-      </w:r>
-      <w:proofErr w:type="spellStart"/>
-      <w:r>
-        <w:rPr>
-          <w:lang w:val="uk-UA"/>
-        </w:rPr>
-        <w:t>Rule</w:t>
-      </w:r>
-      <w:proofErr w:type="spellEnd"/>
-      <w:r>
-        <w:rPr>
-          <w:lang w:val="uk-UA"/>
-        </w:rPr>
-        <w:t xml:space="preserve">. Кожне правило містить набір умов, висновок та ознаку </w:t>
-      </w:r>
-      <w:proofErr w:type="spellStart"/>
-      <w:r>
-        <w:rPr>
-          <w:lang w:val="uk-UA"/>
-        </w:rPr>
-        <w:t>fired</w:t>
-      </w:r>
-      <w:proofErr w:type="spellEnd"/>
-      <w:r>
-        <w:rPr>
-          <w:lang w:val="uk-UA"/>
-        </w:rPr>
-        <w:t xml:space="preserve">, яка показує, чи було правило вже активовано. Робоча пам’ять реалізована словником </w:t>
-      </w:r>
-      <w:proofErr w:type="spellStart"/>
-      <w:r>
-        <w:rPr>
-          <w:lang w:val="uk-UA"/>
-        </w:rPr>
-        <w:t>facts</w:t>
-      </w:r>
-      <w:proofErr w:type="spellEnd"/>
-      <w:r>
-        <w:rPr>
-          <w:lang w:val="uk-UA"/>
-        </w:rPr>
-        <w:t xml:space="preserve">, де ключем є ім’я змінної, а значенням – її поточне значення. Черга </w:t>
-      </w:r>
-      <w:proofErr w:type="spellStart"/>
-      <w:r>
-        <w:rPr>
-          <w:lang w:val="uk-UA"/>
-        </w:rPr>
-        <w:t>queue</w:t>
-      </w:r>
-      <w:proofErr w:type="spellEnd"/>
-      <w:r>
-        <w:rPr>
-          <w:lang w:val="uk-UA"/>
-        </w:rPr>
-        <w:t xml:space="preserve"> зберігає нові факти в порядку FIFO, а список </w:t>
-      </w:r>
-      <w:proofErr w:type="spellStart"/>
-      <w:r>
-        <w:rPr>
-          <w:lang w:val="uk-UA"/>
-        </w:rPr>
-        <w:t>explanation</w:t>
-      </w:r>
-      <w:proofErr w:type="spellEnd"/>
-      <w:r>
-        <w:rPr>
-          <w:lang w:val="uk-UA"/>
-        </w:rPr>
-        <w:t xml:space="preserve"> накопичує текстовий протокол спрацювання правил.</w:t>
+        <w:t>У програмі база знань подається списком об’єктів Rule. Кожне правило містить набір умов, висновок та ознаку fired, яка показує, чи було правило вже активовано. Робоча пам’ять реалізована словником facts, де ключем є ім’я змінної, а значенням – її поточне значення. Черга queue зберігає нові факти в порядку FIFO, а список explanation накопичує текстовий протокол спрацювання правил.</w:t>
       </w:r>
     </w:p>
     <w:p>
@@ -2735,18 +2861,19 @@
       <w:pPr>
         <w:pStyle w:val="Heading1"/>
         <w:pageBreakBefore/>
-        <w:spacing w:before="0" w:after="420"/>
+        <w:spacing w:before="0" w:after="0"/>
+        <w:ind w:left="0"/>
         <w:rPr>
           <w:lang w:val="uk-UA"/>
         </w:rPr>
       </w:pPr>
-      <w:bookmarkStart w:id="7" w:name="_Toc240967924"/>
+      <w:bookmarkStart w:id="7" w:name="_Toc242178474"/>
       <w:r>
         <w:rPr>
           <w:lang w:val="uk-UA"/>
         </w:rPr>
         <w:lastRenderedPageBreak/>
-        <w:t>7. Програмна реалізація мовою Python</w:t>
+        <w:t>Програмна реалізація мовою Python</w:t>
       </w:r>
       <w:bookmarkEnd w:id="7"/>
     </w:p>
@@ -3573,6 +3700,7 @@
           <w:rFonts w:eastAsiaTheme="minorEastAsia"/>
           <w:lang w:val="uk-UA" w:eastAsia="ja-JP"/>
         </w:rPr>
+        <w:lastRenderedPageBreak/>
         <w:t>        "R8",</w:t>
       </w:r>
     </w:p>
@@ -4355,39 +4483,39 @@
           <w:rFonts w:eastAsiaTheme="minorEastAsia"/>
           <w:lang w:val="uk-UA" w:eastAsia="ja-JP"/>
         </w:rPr>
+        <w:t>                explanation.append(</w:t>
+      </w:r>
+    </w:p>
+    <w:p>
+      <w:pPr>
+        <w:pStyle w:val="a"/>
+        <w:rPr>
+          <w:rFonts w:eastAsiaTheme="minorEastAsia"/>
+          <w:lang w:val="uk-UA" w:eastAsia="ja-JP"/>
+        </w:rPr>
+      </w:pPr>
+      <w:r>
+        <w:rPr>
+          <w:rFonts w:eastAsiaTheme="minorEastAsia"/>
+          <w:lang w:val="uk-UA" w:eastAsia="ja-JP"/>
+        </w:rPr>
+        <w:t>                    f"{rule.name}: {rule.conditions} -&gt; "</w:t>
+      </w:r>
+    </w:p>
+    <w:p>
+      <w:pPr>
+        <w:pStyle w:val="a"/>
+        <w:rPr>
+          <w:rFonts w:eastAsiaTheme="minorEastAsia"/>
+          <w:lang w:val="uk-UA" w:eastAsia="ja-JP"/>
+        </w:rPr>
+      </w:pPr>
+      <w:r>
+        <w:rPr>
+          <w:rFonts w:eastAsiaTheme="minorEastAsia"/>
+          <w:lang w:val="uk-UA" w:eastAsia="ja-JP"/>
+        </w:rPr>
         <w:lastRenderedPageBreak/>
-        <w:t>                explanation.append(</w:t>
-      </w:r>
-    </w:p>
-    <w:p>
-      <w:pPr>
-        <w:pStyle w:val="a"/>
-        <w:rPr>
-          <w:rFonts w:eastAsiaTheme="minorEastAsia"/>
-          <w:lang w:val="uk-UA" w:eastAsia="ja-JP"/>
-        </w:rPr>
-      </w:pPr>
-      <w:r>
-        <w:rPr>
-          <w:rFonts w:eastAsiaTheme="minorEastAsia"/>
-          <w:lang w:val="uk-UA" w:eastAsia="ja-JP"/>
-        </w:rPr>
-        <w:t>                    f"{rule.name}: {rule.conditions} -&gt; "</w:t>
-      </w:r>
-    </w:p>
-    <w:p>
-      <w:pPr>
-        <w:pStyle w:val="a"/>
-        <w:rPr>
-          <w:rFonts w:eastAsiaTheme="minorEastAsia"/>
-          <w:lang w:val="uk-UA" w:eastAsia="ja-JP"/>
-        </w:rPr>
-      </w:pPr>
-      <w:r>
-        <w:rPr>
-          <w:rFonts w:eastAsiaTheme="minorEastAsia"/>
-          <w:lang w:val="uk-UA" w:eastAsia="ja-JP"/>
-        </w:rPr>
         <w:t>                    f"{result_var}={result_value}"</w:t>
       </w:r>
     </w:p>
@@ -5188,6 +5316,7 @@
           <w:rFonts w:eastAsiaTheme="minorEastAsia"/>
           <w:lang w:val="uk-UA" w:eastAsia="ja-JP"/>
         </w:rPr>
+        <w:lastRenderedPageBreak/>
         <w:t>            "Проблема відеосистеми",</w:t>
       </w:r>
     </w:p>
@@ -5712,18 +5841,19 @@
       <w:pPr>
         <w:pStyle w:val="Heading1"/>
         <w:pageBreakBefore/>
-        <w:spacing w:before="0" w:after="420"/>
+        <w:spacing w:before="0" w:after="0"/>
+        <w:ind w:left="0"/>
         <w:rPr>
           <w:lang w:val="uk-UA"/>
         </w:rPr>
       </w:pPr>
-      <w:bookmarkStart w:id="8" w:name="_Toc240967925"/>
+      <w:bookmarkStart w:id="8" w:name="_Toc242178475"/>
       <w:r>
         <w:rPr>
           <w:lang w:val="uk-UA"/>
         </w:rPr>
         <w:lastRenderedPageBreak/>
-        <w:t>8. Перевірка роботи експертної системи</w:t>
+        <w:t>Перевірка роботи експертної системи</w:t>
       </w:r>
       <w:bookmarkEnd w:id="8"/>
     </w:p>
@@ -5737,26 +5867,14 @@
         <w:rPr>
           <w:lang w:val="uk-UA"/>
         </w:rPr>
-        <w:t xml:space="preserve">Для перевірки реалізації використано три тестові набори вихідних фактів. У кожному випадку система повинна отримати діагноз за допомогою послідовного спрацювання </w:t>
-      </w:r>
-      <w:proofErr w:type="spellStart"/>
-      <w:r>
-        <w:rPr>
-          <w:lang w:val="uk-UA"/>
-        </w:rPr>
-        <w:t>продукційних</w:t>
-      </w:r>
-      <w:proofErr w:type="spellEnd"/>
-      <w:r>
-        <w:rPr>
-          <w:lang w:val="uk-UA"/>
-        </w:rPr>
-        <w:t xml:space="preserve"> правил.</w:t>
+        <w:t>Для перевірки реалізації використано три тестові набори вихідних фактів. У кожному випадку система повинна отримати діагноз за допомогою послідовного спрацювання продукційних правил.</w:t>
       </w:r>
     </w:p>
     <w:p>
       <w:pPr>
         <w:pStyle w:val="a3"/>
+        <w:spacing w:before="0"/>
+        <w:ind w:left="0"/>
       </w:pPr>
       <w:r>
         <w:t xml:space="preserve">Таблиця </w:t>
@@ -6034,9 +6152,10 @@
     <w:p>
       <w:pPr>
         <w:pStyle w:val="a3"/>
-      </w:pPr>
-      <w:r>
-        <w:lastRenderedPageBreak/>
+        <w:spacing w:before="0"/>
+        <w:ind w:left="0"/>
+      </w:pPr>
+      <w:r>
         <w:t xml:space="preserve">Кінець таблиці </w:t>
       </w:r>
       <w:r>
@@ -6175,6 +6294,7 @@
               <w:pStyle w:val="a5"/>
             </w:pPr>
             <w:r>
+              <w:lastRenderedPageBreak/>
               <w:t>3</w:t>
             </w:r>
           </w:p>
@@ -6473,479 +6593,80 @@
           <w:szCs w:val="32"/>
           <w:lang w:val="uk-UA"/>
         </w:rPr>
-        <w:t xml:space="preserve">R3: </w:t>
-      </w:r>
-      <w:proofErr w:type="spellStart"/>
-      <w:r>
+        <w:t>R3: power_on=True, fans_spin=True -&gt; system_started=True</w:t>
+      </w:r>
+    </w:p>
+    <w:p>
+      <w:pPr>
+        <w:pStyle w:val="Code"/>
         <w:rPr>
           <w:sz w:val="32"/>
           <w:szCs w:val="32"/>
           <w:lang w:val="uk-UA"/>
         </w:rPr>
-        <w:t>power_on</w:t>
-      </w:r>
-      <w:proofErr w:type="spellEnd"/>
+      </w:pPr>
       <w:r>
         <w:rPr>
           <w:sz w:val="32"/>
           <w:szCs w:val="32"/>
           <w:lang w:val="uk-UA"/>
         </w:rPr>
-        <w:t>=</w:t>
-      </w:r>
-      <w:proofErr w:type="spellStart"/>
-      <w:r>
+        <w:t>R5: system_started=True, display_signal=True -&gt; post_passed=True</w:t>
+      </w:r>
+    </w:p>
+    <w:p>
+      <w:pPr>
+        <w:pStyle w:val="Code"/>
         <w:rPr>
           <w:sz w:val="32"/>
           <w:szCs w:val="32"/>
           <w:lang w:val="uk-UA"/>
         </w:rPr>
-        <w:t>True</w:t>
-      </w:r>
-      <w:proofErr w:type="spellEnd"/>
+      </w:pPr>
       <w:r>
         <w:rPr>
           <w:sz w:val="32"/>
           <w:szCs w:val="32"/>
           <w:lang w:val="uk-UA"/>
         </w:rPr>
-        <w:t xml:space="preserve">, </w:t>
-      </w:r>
-      <w:proofErr w:type="spellStart"/>
-      <w:r>
+        <w:t>R6: post_passed=True, os_booted=False -&gt; boot_problem=True</w:t>
+      </w:r>
+    </w:p>
+    <w:p>
+      <w:pPr>
+        <w:pStyle w:val="Code"/>
         <w:rPr>
           <w:sz w:val="32"/>
           <w:szCs w:val="32"/>
           <w:lang w:val="uk-UA"/>
         </w:rPr>
-        <w:t>fans_spin</w:t>
-      </w:r>
-      <w:proofErr w:type="spellEnd"/>
+      </w:pPr>
       <w:r>
         <w:rPr>
           <w:sz w:val="32"/>
           <w:szCs w:val="32"/>
           <w:lang w:val="uk-UA"/>
         </w:rPr>
-        <w:t>=</w:t>
-      </w:r>
-      <w:proofErr w:type="spellStart"/>
-      <w:r>
-        <w:rPr>
-          <w:sz w:val="32"/>
-          <w:szCs w:val="32"/>
-          <w:lang w:val="uk-UA"/>
-        </w:rPr>
-        <w:t>True</w:t>
-      </w:r>
-      <w:proofErr w:type="spellEnd"/>
-      <w:r>
-        <w:rPr>
-          <w:sz w:val="32"/>
-          <w:szCs w:val="32"/>
-          <w:lang w:val="uk-UA"/>
-        </w:rPr>
-        <w:t xml:space="preserve"> -&gt; </w:t>
-      </w:r>
-      <w:proofErr w:type="spellStart"/>
-      <w:r>
-        <w:rPr>
-          <w:sz w:val="32"/>
-          <w:szCs w:val="32"/>
-          <w:lang w:val="uk-UA"/>
-        </w:rPr>
-        <w:t>system_started</w:t>
-      </w:r>
-      <w:proofErr w:type="spellEnd"/>
-      <w:r>
-        <w:rPr>
-          <w:sz w:val="32"/>
-          <w:szCs w:val="32"/>
-          <w:lang w:val="uk-UA"/>
-        </w:rPr>
-        <w:t>=</w:t>
-      </w:r>
-      <w:proofErr w:type="spellStart"/>
-      <w:r>
-        <w:rPr>
-          <w:sz w:val="32"/>
-          <w:szCs w:val="32"/>
-          <w:lang w:val="uk-UA"/>
-        </w:rPr>
-        <w:t>True</w:t>
-      </w:r>
-      <w:proofErr w:type="spellEnd"/>
-    </w:p>
-    <w:p>
-      <w:pPr>
-        <w:pStyle w:val="Code"/>
-        <w:rPr>
-          <w:sz w:val="32"/>
-          <w:szCs w:val="32"/>
-          <w:lang w:val="uk-UA"/>
-        </w:rPr>
-      </w:pPr>
-      <w:r>
-        <w:rPr>
-          <w:sz w:val="32"/>
-          <w:szCs w:val="32"/>
-          <w:lang w:val="uk-UA"/>
-        </w:rPr>
-        <w:t xml:space="preserve">R5: </w:t>
-      </w:r>
-      <w:proofErr w:type="spellStart"/>
-      <w:r>
-        <w:rPr>
-          <w:sz w:val="32"/>
-          <w:szCs w:val="32"/>
-          <w:lang w:val="uk-UA"/>
-        </w:rPr>
-        <w:t>system_started</w:t>
-      </w:r>
-      <w:proofErr w:type="spellEnd"/>
-      <w:r>
-        <w:rPr>
-          <w:sz w:val="32"/>
-          <w:szCs w:val="32"/>
-          <w:lang w:val="uk-UA"/>
-        </w:rPr>
-        <w:t>=</w:t>
-      </w:r>
-      <w:proofErr w:type="spellStart"/>
-      <w:r>
-        <w:rPr>
-          <w:sz w:val="32"/>
-          <w:szCs w:val="32"/>
-          <w:lang w:val="uk-UA"/>
-        </w:rPr>
-        <w:t>True</w:t>
-      </w:r>
-      <w:proofErr w:type="spellEnd"/>
-      <w:r>
-        <w:rPr>
-          <w:sz w:val="32"/>
-          <w:szCs w:val="32"/>
-          <w:lang w:val="uk-UA"/>
-        </w:rPr>
-        <w:t xml:space="preserve">, </w:t>
-      </w:r>
-      <w:proofErr w:type="spellStart"/>
-      <w:r>
-        <w:rPr>
-          <w:sz w:val="32"/>
-          <w:szCs w:val="32"/>
-          <w:lang w:val="uk-UA"/>
-        </w:rPr>
-        <w:t>display_signal</w:t>
-      </w:r>
-      <w:proofErr w:type="spellEnd"/>
-      <w:r>
-        <w:rPr>
-          <w:sz w:val="32"/>
-          <w:szCs w:val="32"/>
-          <w:lang w:val="uk-UA"/>
-        </w:rPr>
-        <w:t>=</w:t>
-      </w:r>
-      <w:proofErr w:type="spellStart"/>
-      <w:r>
-        <w:rPr>
-          <w:sz w:val="32"/>
-          <w:szCs w:val="32"/>
-          <w:lang w:val="uk-UA"/>
-        </w:rPr>
-        <w:t>True</w:t>
-      </w:r>
-      <w:proofErr w:type="spellEnd"/>
-      <w:r>
-        <w:rPr>
-          <w:sz w:val="32"/>
-          <w:szCs w:val="32"/>
-          <w:lang w:val="uk-UA"/>
-        </w:rPr>
-        <w:t xml:space="preserve"> -&gt; </w:t>
-      </w:r>
-      <w:proofErr w:type="spellStart"/>
-      <w:r>
-        <w:rPr>
-          <w:sz w:val="32"/>
-          <w:szCs w:val="32"/>
-          <w:lang w:val="uk-UA"/>
-        </w:rPr>
-        <w:t>post_passed</w:t>
-      </w:r>
-      <w:proofErr w:type="spellEnd"/>
-      <w:r>
-        <w:rPr>
-          <w:sz w:val="32"/>
-          <w:szCs w:val="32"/>
-          <w:lang w:val="uk-UA"/>
-        </w:rPr>
-        <w:t>=</w:t>
-      </w:r>
-      <w:proofErr w:type="spellStart"/>
-      <w:r>
-        <w:rPr>
-          <w:sz w:val="32"/>
-          <w:szCs w:val="32"/>
-          <w:lang w:val="uk-UA"/>
-        </w:rPr>
-        <w:t>True</w:t>
-      </w:r>
-      <w:proofErr w:type="spellEnd"/>
-    </w:p>
-    <w:p>
-      <w:pPr>
-        <w:pStyle w:val="Code"/>
-        <w:rPr>
-          <w:sz w:val="32"/>
-          <w:szCs w:val="32"/>
-          <w:lang w:val="uk-UA"/>
-        </w:rPr>
-      </w:pPr>
-      <w:r>
-        <w:rPr>
-          <w:sz w:val="32"/>
-          <w:szCs w:val="32"/>
-          <w:lang w:val="uk-UA"/>
-        </w:rPr>
-        <w:t xml:space="preserve">R6: </w:t>
-      </w:r>
-      <w:proofErr w:type="spellStart"/>
-      <w:r>
-        <w:rPr>
-          <w:sz w:val="32"/>
-          <w:szCs w:val="32"/>
-          <w:lang w:val="uk-UA"/>
-        </w:rPr>
-        <w:t>post_passed</w:t>
-      </w:r>
-      <w:proofErr w:type="spellEnd"/>
-      <w:r>
-        <w:rPr>
-          <w:sz w:val="32"/>
-          <w:szCs w:val="32"/>
-          <w:lang w:val="uk-UA"/>
-        </w:rPr>
-        <w:t>=</w:t>
-      </w:r>
-      <w:proofErr w:type="spellStart"/>
-      <w:r>
-        <w:rPr>
-          <w:sz w:val="32"/>
-          <w:szCs w:val="32"/>
-          <w:lang w:val="uk-UA"/>
-        </w:rPr>
-        <w:t>True</w:t>
-      </w:r>
-      <w:proofErr w:type="spellEnd"/>
-      <w:r>
-        <w:rPr>
-          <w:sz w:val="32"/>
-          <w:szCs w:val="32"/>
-          <w:lang w:val="uk-UA"/>
-        </w:rPr>
-        <w:t xml:space="preserve">, </w:t>
-      </w:r>
-      <w:proofErr w:type="spellStart"/>
-      <w:r>
-        <w:rPr>
-          <w:sz w:val="32"/>
-          <w:szCs w:val="32"/>
-          <w:lang w:val="uk-UA"/>
-        </w:rPr>
-        <w:t>os_booted</w:t>
-      </w:r>
-      <w:proofErr w:type="spellEnd"/>
-      <w:r>
-        <w:rPr>
-          <w:sz w:val="32"/>
-          <w:szCs w:val="32"/>
-          <w:lang w:val="uk-UA"/>
-        </w:rPr>
-        <w:t>=</w:t>
-      </w:r>
-      <w:proofErr w:type="spellStart"/>
-      <w:r>
-        <w:rPr>
-          <w:sz w:val="32"/>
-          <w:szCs w:val="32"/>
-          <w:lang w:val="uk-UA"/>
-        </w:rPr>
-        <w:t>False</w:t>
-      </w:r>
-      <w:proofErr w:type="spellEnd"/>
-      <w:r>
-        <w:rPr>
-          <w:sz w:val="32"/>
-          <w:szCs w:val="32"/>
-          <w:lang w:val="uk-UA"/>
-        </w:rPr>
-        <w:t xml:space="preserve"> -&gt; </w:t>
-      </w:r>
-      <w:proofErr w:type="spellStart"/>
-      <w:r>
-        <w:rPr>
-          <w:sz w:val="32"/>
-          <w:szCs w:val="32"/>
-          <w:lang w:val="uk-UA"/>
-        </w:rPr>
-        <w:t>boot_problem</w:t>
-      </w:r>
-      <w:proofErr w:type="spellEnd"/>
-      <w:r>
-        <w:rPr>
-          <w:sz w:val="32"/>
-          <w:szCs w:val="32"/>
-          <w:lang w:val="uk-UA"/>
-        </w:rPr>
-        <w:t>=</w:t>
-      </w:r>
-      <w:proofErr w:type="spellStart"/>
-      <w:r>
-        <w:rPr>
-          <w:sz w:val="32"/>
-          <w:szCs w:val="32"/>
-          <w:lang w:val="uk-UA"/>
-        </w:rPr>
-        <w:t>True</w:t>
-      </w:r>
-      <w:proofErr w:type="spellEnd"/>
-    </w:p>
-    <w:p>
-      <w:pPr>
-        <w:pStyle w:val="Code"/>
-        <w:rPr>
-          <w:sz w:val="32"/>
-          <w:szCs w:val="32"/>
-          <w:lang w:val="uk-UA"/>
-        </w:rPr>
-      </w:pPr>
-      <w:r>
-        <w:rPr>
-          <w:sz w:val="32"/>
-          <w:szCs w:val="32"/>
-          <w:lang w:val="uk-UA"/>
-        </w:rPr>
-        <w:t xml:space="preserve">R7: </w:t>
-      </w:r>
-      <w:proofErr w:type="spellStart"/>
-      <w:r>
-        <w:rPr>
-          <w:sz w:val="32"/>
-          <w:szCs w:val="32"/>
-          <w:lang w:val="uk-UA"/>
-        </w:rPr>
-        <w:t>boot_problem</w:t>
-      </w:r>
-      <w:proofErr w:type="spellEnd"/>
-      <w:r>
-        <w:rPr>
-          <w:sz w:val="32"/>
-          <w:szCs w:val="32"/>
-          <w:lang w:val="uk-UA"/>
-        </w:rPr>
-        <w:t>=</w:t>
-      </w:r>
-      <w:proofErr w:type="spellStart"/>
-      <w:r>
-        <w:rPr>
-          <w:sz w:val="32"/>
-          <w:szCs w:val="32"/>
-          <w:lang w:val="uk-UA"/>
-        </w:rPr>
-        <w:t>True</w:t>
-      </w:r>
-      <w:proofErr w:type="spellEnd"/>
-      <w:r>
-        <w:rPr>
-          <w:sz w:val="32"/>
-          <w:szCs w:val="32"/>
-          <w:lang w:val="uk-UA"/>
-        </w:rPr>
-        <w:t xml:space="preserve">, </w:t>
-      </w:r>
-      <w:proofErr w:type="spellStart"/>
-      <w:r>
-        <w:rPr>
-          <w:sz w:val="32"/>
-          <w:szCs w:val="32"/>
-          <w:lang w:val="uk-UA"/>
-        </w:rPr>
-        <w:t>disk_detected</w:t>
-      </w:r>
-      <w:proofErr w:type="spellEnd"/>
-      <w:r>
-        <w:rPr>
-          <w:sz w:val="32"/>
-          <w:szCs w:val="32"/>
-          <w:lang w:val="uk-UA"/>
-        </w:rPr>
-        <w:t>=</w:t>
-      </w:r>
-      <w:proofErr w:type="spellStart"/>
-      <w:r>
-        <w:rPr>
-          <w:sz w:val="32"/>
-          <w:szCs w:val="32"/>
-          <w:lang w:val="uk-UA"/>
-        </w:rPr>
-        <w:t>False</w:t>
-      </w:r>
-      <w:proofErr w:type="spellEnd"/>
-      <w:r>
-        <w:rPr>
-          <w:sz w:val="32"/>
-          <w:szCs w:val="32"/>
-          <w:lang w:val="uk-UA"/>
-        </w:rPr>
-        <w:t xml:space="preserve"> -&gt; </w:t>
-      </w:r>
-      <w:proofErr w:type="spellStart"/>
-      <w:r>
-        <w:rPr>
-          <w:sz w:val="32"/>
-          <w:szCs w:val="32"/>
-          <w:lang w:val="uk-UA"/>
-        </w:rPr>
-        <w:t>storage_problem</w:t>
-      </w:r>
-      <w:proofErr w:type="spellEnd"/>
-      <w:r>
-        <w:rPr>
-          <w:sz w:val="32"/>
-          <w:szCs w:val="32"/>
-          <w:lang w:val="uk-UA"/>
-        </w:rPr>
-        <w:t>=</w:t>
-      </w:r>
-      <w:proofErr w:type="spellStart"/>
-      <w:r>
-        <w:rPr>
-          <w:sz w:val="32"/>
-          <w:szCs w:val="32"/>
-          <w:lang w:val="uk-UA"/>
-        </w:rPr>
-        <w:t>True</w:t>
-      </w:r>
-      <w:proofErr w:type="spellEnd"/>
+        <w:t>R7: boot_problem=True, disk_detected=False -&gt; storage_problem=True</w:t>
+      </w:r>
     </w:p>
     <w:p>
       <w:pPr>
         <w:pStyle w:val="Heading1"/>
         <w:pageBreakBefore/>
-        <w:spacing w:before="0" w:after="420"/>
+        <w:spacing w:before="0" w:after="0"/>
+        <w:ind w:left="0"/>
         <w:rPr>
           <w:lang w:val="uk-UA"/>
         </w:rPr>
       </w:pPr>
-      <w:bookmarkStart w:id="9" w:name="_Toc240967926"/>
+      <w:bookmarkStart w:id="9" w:name="_Toc242178476"/>
       <w:r>
         <w:rPr>
           <w:lang w:val="uk-UA"/>
         </w:rPr>
         <w:lastRenderedPageBreak/>
-        <w:t xml:space="preserve">9. Аналіз </w:t>
+        <w:t xml:space="preserve">Аналіз </w:t>
       </w:r>
       <w:r>
         <w:rPr>
@@ -6965,164 +6686,45 @@
         <w:rPr>
           <w:lang w:val="uk-UA"/>
         </w:rPr>
-        <w:t xml:space="preserve">У всіх тестах отримані результати відповідають сформованій базі знань. У тесті 2 висновок утворюється не одним правилом, а послідовністю R3, R5, R6 і R7, що підтверджує роботу прямого виведення. Нові факти </w:t>
-      </w:r>
-      <w:proofErr w:type="spellStart"/>
-      <w:r>
+        <w:t>У всіх тестах отримані результати відповідають сформованій базі знань. У тесті 2 висновок утворюється не одним правилом, а послідовністю R3, R5, R6 і R7, що підтверджує роботу прямого виведення. Нові факти system_started, post_passed і boot_problem послідовно додаються до робочої пам’яті та черги, після чого стають підставою для активації наступних правил.</w:t>
+      </w:r>
+    </w:p>
+    <w:p>
+      <w:pPr>
         <w:rPr>
           <w:lang w:val="uk-UA"/>
         </w:rPr>
-        <w:t>system_started</w:t>
-      </w:r>
-      <w:proofErr w:type="spellEnd"/>
+      </w:pPr>
       <w:r>
         <w:rPr>
           <w:lang w:val="uk-UA"/>
         </w:rPr>
-        <w:t xml:space="preserve">, </w:t>
-      </w:r>
-      <w:proofErr w:type="spellStart"/>
-      <w:r>
+        <w:t>Реалізація відокремлює знання від механізму виведення: для розширення предметної області достатньо додати нові об’єкти Rule без зміни функції infer(). Це забезпечує модульність продукційної моделі та спрощує подальше доповнення системи.</w:t>
+      </w:r>
+    </w:p>
+    <w:p>
+      <w:pPr>
+        <w:pStyle w:val="a6"/>
+        <w:spacing w:after="0"/>
+      </w:pPr>
+      <w:bookmarkStart w:id="10" w:name="_Toc242178477"/>
+      <w:r>
+        <w:lastRenderedPageBreak/>
+        <w:t>Висновки</w:t>
+      </w:r>
+      <w:bookmarkEnd w:id="10"/>
+    </w:p>
+    <w:p>
+      <w:pPr>
         <w:rPr>
           <w:lang w:val="uk-UA"/>
         </w:rPr>
-        <w:t>post_passed</w:t>
-      </w:r>
-      <w:proofErr w:type="spellEnd"/>
+      </w:pPr>
       <w:r>
         <w:rPr>
           <w:lang w:val="uk-UA"/>
         </w:rPr>
-        <w:t xml:space="preserve"> і </w:t>
-      </w:r>
-      <w:proofErr w:type="spellStart"/>
-      <w:r>
-        <w:rPr>
-          <w:lang w:val="uk-UA"/>
-        </w:rPr>
-        <w:t>boot_problem</w:t>
-      </w:r>
-      <w:proofErr w:type="spellEnd"/>
-      <w:r>
-        <w:rPr>
-          <w:lang w:val="uk-UA"/>
-        </w:rPr>
-        <w:t xml:space="preserve"> послідовно додаються до робочої пам’яті та черги, після чого стають підставою для активації наступних правил.</w:t>
-      </w:r>
-    </w:p>
-    <w:p>
-      <w:pPr>
-        <w:rPr>
-          <w:lang w:val="uk-UA"/>
-        </w:rPr>
-      </w:pPr>
-      <w:r>
-        <w:rPr>
-          <w:lang w:val="uk-UA"/>
-        </w:rPr>
-        <w:t xml:space="preserve">Реалізація відокремлює знання від механізму виведення: для розширення предметної області достатньо додати нові об’єкти </w:t>
-      </w:r>
-      <w:proofErr w:type="spellStart"/>
-      <w:r>
-        <w:rPr>
-          <w:lang w:val="uk-UA"/>
-        </w:rPr>
-        <w:t>Rule</w:t>
-      </w:r>
-      <w:proofErr w:type="spellEnd"/>
-      <w:r>
-        <w:rPr>
-          <w:lang w:val="uk-UA"/>
-        </w:rPr>
-        <w:t xml:space="preserve"> без зміни функції </w:t>
-      </w:r>
-      <w:proofErr w:type="spellStart"/>
-      <w:r>
-        <w:rPr>
-          <w:lang w:val="uk-UA"/>
-        </w:rPr>
-        <w:t>infer</w:t>
-      </w:r>
-      <w:proofErr w:type="spellEnd"/>
-      <w:r>
-        <w:rPr>
-          <w:lang w:val="uk-UA"/>
-        </w:rPr>
-        <w:t xml:space="preserve">(). Це забезпечує модульність </w:t>
-      </w:r>
-      <w:proofErr w:type="spellStart"/>
-      <w:r>
-        <w:rPr>
-          <w:lang w:val="uk-UA"/>
-        </w:rPr>
-        <w:t>продукційної</w:t>
-      </w:r>
-      <w:proofErr w:type="spellEnd"/>
-      <w:r>
-        <w:rPr>
-          <w:lang w:val="uk-UA"/>
-        </w:rPr>
-        <w:t xml:space="preserve"> моделі та спрощує подальше доповнення системи.</w:t>
-      </w:r>
-    </w:p>
-    <w:p>
-      <w:pPr>
-        <w:pStyle w:val="Heading1"/>
-        <w:pageBreakBefore/>
-        <w:spacing w:before="0" w:after="420"/>
-        <w:rPr>
-          <w:lang w:val="uk-UA"/>
-        </w:rPr>
-      </w:pPr>
-      <w:bookmarkStart w:id="10" w:name="_Toc240967927"/>
-      <w:r>
-        <w:rPr>
-          <w:lang w:val="uk-UA"/>
-        </w:rPr>
-        <w:lastRenderedPageBreak/>
-        <w:t>10. Висновки</w:t>
-      </w:r>
-      <w:bookmarkEnd w:id="10"/>
-    </w:p>
-    <w:p>
-      <w:pPr>
-        <w:rPr>
-          <w:lang w:val="uk-UA"/>
-        </w:rPr>
-      </w:pPr>
-      <w:r>
-        <w:rPr>
-          <w:lang w:val="uk-UA"/>
-        </w:rPr>
-        <w:t xml:space="preserve">У лабораторній роботі розроблено експертну систему </w:t>
-      </w:r>
-      <w:proofErr w:type="spellStart"/>
-      <w:r>
-        <w:rPr>
-          <w:lang w:val="uk-UA"/>
-        </w:rPr>
-        <w:t>продукційного</w:t>
-      </w:r>
-      <w:proofErr w:type="spellEnd"/>
-      <w:r>
-        <w:rPr>
-          <w:lang w:val="uk-UA"/>
-        </w:rPr>
-        <w:t xml:space="preserve"> типу для первинної діагностики </w:t>
-      </w:r>
-      <w:proofErr w:type="spellStart"/>
-      <w:r>
-        <w:rPr>
-          <w:lang w:val="uk-UA"/>
-        </w:rPr>
-        <w:t>несправностей</w:t>
-      </w:r>
-      <w:proofErr w:type="spellEnd"/>
-      <w:r>
-        <w:rPr>
-          <w:lang w:val="uk-UA"/>
-        </w:rPr>
-        <w:t xml:space="preserve"> персонального комп’ютера. Сформовано базу знань з дев’яти правил, реалізовано робочу пам’ять, чергу FIFO та механізм прямого логічного виведення мовою Python. Система приймає вихідні факти, формує діагностичний висновок і відображає ланцюг правил, які привели до результату. Тестування показало коректне послідовне спрацювання правил і можливість одержання багатокрокових висновків.</w:t>
+        <w:t>У лабораторній роботі розроблено експертну систему продукційного типу для первинної діагностики несправностей персонального комп’ютера. Сформовано базу знань з дев’яти правил, реалізовано робочу пам’ять, чергу FIFO та механізм прямого логічного виведення мовою Python. Система приймає вихідні факти, формує діагностичний висновок і відображає ланцюг правил, які привели до результату. Тестування показало коректне послідовне спрацювання правил і можливість одержання багатокрокових висновків.</w:t>
       </w:r>
     </w:p>
     <w:sectPr>
@@ -7137,7 +6739,7 @@
 </file>
 
 <file path=word/endnotes.xml><?xml version="1.0" encoding="utf-8"?>
-<w:endnotes xmlns:wpc="http://schemas.microsoft.com/office/word/2010/wordprocessingCanvas" xmlns:cx="http://schemas.microsoft.com/office/drawing/2014/chartex" xmlns:cx1="http://schemas.microsoft.com/office/drawing/2015/9/8/chartex" xmlns:cx2="http://schemas.microsoft.com/office/drawing/2015/10/21/chartex" xmlns:cx3="http://schemas.microsoft.com/office/drawing/2016/5/9/chartex" xmlns:cx4="http://schemas.microsoft.com/office/drawing/2016/5/10/chartex" xmlns:cx5="http://schemas.microsoft.com/office/drawing/2016/5/11/chartex" xmlns:cx6="http://schemas.microsoft.com/office/drawing/2016/5/12/chartex" xmlns:cx7="http://schemas.microsoft.com/office/drawing/2016/5/13/chartex" xmlns:cx8="http://schemas.microsoft.com/office/drawing/2016/5/14/chartex" xmlns:mc="http://schemas.openxmlformats.org/markup-compatibility/2006" xmlns:aink="http://schemas.microsoft.com/office/drawing/2016/ink" xmlns:am3d="http://schemas.microsoft.com/office/drawing/2017/model3d" xmlns:o="urn:schemas-microsoft-com:office:office" xmlns:oel="http://schemas.microsoft.com/office/2019/extlst" xmlns:r="http://schemas.openxmlformats.org/officeDocument/2006/relationships" xmlns:m="http://schemas.openxmlformats.org/officeDocument/2006/math" xmlns:v="urn:schemas-microsoft-com:vml" xmlns:wp14="http://schemas.microsoft.com/office/word/2010/wordprocessingDrawing" xmlns:wp="http://schemas.openxmlformats.org/drawingml/2006/wordprocessingDrawing" xmlns:w10="urn:schemas-microsoft-com:office:word" xmlns:w="http://schemas.openxmlformats.org/wordprocessingml/2006/main" xmlns:w14="http://schemas.microsoft.com/office/word/2010/wordml" xmlns:w15="http://schemas.microsoft.com/office/word/2012/wordml" xmlns:w16cex="http://schemas.microsoft.com/office/word/2018/wordml/cex" xmlns:w16cid="http://schemas.microsoft.com/office/word/2016/wordml/cid" xmlns:w16="http://schemas.microsoft.com/office/word/2018/wordml" xmlns:w16du="http://schemas.microsoft.com/office/word/2023/wordml/word16du" xmlns:w16sdtdh="http://schemas.microsoft.com/office/word/2020/wordml/sdtdatahash" xmlns:w16sdtfl="http://schemas.microsoft.com/office/word/2024/wordml/sdtformatlock" xmlns:w16se="http://schemas.microsoft.com/office/word/2015/wordml/symex" xmlns:wpg="http://schemas.microsoft.com/office/word/2010/wordprocessingGroup" xmlns:wpi="http://schemas.microsoft.com/office/word/2010/wordprocessingInk" xmlns:wne="http://schemas.microsoft.com/office/word/2006/wordml" xmlns:wps="http://schemas.microsoft.com/office/word/2010/wordprocessingShape" mc:Ignorable="w14 w15 w16se w16cid w16 w16cex w16sdtdh w16sdtfl w16du wp14">
+<w:endnotes xmlns:wpc="http://schemas.microsoft.com/office/word/2010/wordprocessingCanvas" xmlns:cx="http://schemas.microsoft.com/office/drawing/2014/chartex" xmlns:cx1="http://schemas.microsoft.com/office/drawing/2015/9/8/chartex" xmlns:cx2="http://schemas.microsoft.com/office/drawing/2015/10/21/chartex" xmlns:cx3="http://schemas.microsoft.com/office/drawing/2016/5/9/chartex" xmlns:cx4="http://schemas.microsoft.com/office/drawing/2016/5/10/chartex" xmlns:cx5="http://schemas.microsoft.com/office/drawing/2016/5/11/chartex" xmlns:cx6="http://schemas.microsoft.com/office/drawing/2016/5/12/chartex" xmlns:cx7="http://schemas.microsoft.com/office/drawing/2016/5/13/chartex" xmlns:cx8="http://schemas.microsoft.com/office/drawing/2016/5/14/chartex" xmlns:mc="http://schemas.openxmlformats.org/markup-compatibility/2006" xmlns:aink="http://schemas.microsoft.com/office/drawing/2016/ink" xmlns:am3d="http://schemas.microsoft.com/office/drawing/2017/model3d" xmlns:o="urn:schemas-microsoft-com:office:office" xmlns:oel="http://schemas.microsoft.com/office/2019/extlst" xmlns:r="http://schemas.openxmlformats.org/officeDocument/2006/relationships" xmlns:m="http://schemas.openxmlformats.org/officeDocument/2006/math" xmlns:v="urn:schemas-microsoft-com:vml" xmlns:wp14="http://schemas.microsoft.com/office/word/2010/wordprocessingDrawing" xmlns:wp="http://schemas.openxmlformats.org/drawingml/2006/wordprocessingDrawing" xmlns:w10="urn:schemas-microsoft-com:office:word" xmlns:w="http://schemas.openxmlformats.org/wordprocessingml/2006/main" xmlns:w14="http://schemas.microsoft.com/office/word/2010/wordml" xmlns:w15="http://schemas.microsoft.com/office/word/2012/wordml" xmlns:w16cex="http://schemas.microsoft.com/office/word/2018/wordml/cex" xmlns:w16cid="http://schemas.microsoft.com/office/word/2016/wordml/cid" xmlns:w16="http://schemas.microsoft.com/office/word/2018/wordml" xmlns:w16sdtdh="http://schemas.microsoft.com/office/word/2020/wordml/sdtdatahash" xmlns:w16se="http://schemas.microsoft.com/office/word/2015/wordml/symex" xmlns:wpg="http://schemas.microsoft.com/office/word/2010/wordprocessingGroup" xmlns:wpi="http://schemas.microsoft.com/office/word/2010/wordprocessingInk" xmlns:wne="http://schemas.microsoft.com/office/word/2006/wordml" xmlns:wps="http://schemas.microsoft.com/office/word/2010/wordprocessingShape" mc:Ignorable="w14 w15 w16se w16cid w16 w16cex w16sdtdh wp14">
   <w:endnote w:type="separator" w:id="-1">
     <w:p>
       <w:pPr>
@@ -7162,7 +6764,7 @@
 </file>
 
 <file path=word/footer1.xml><?xml version="1.0" encoding="utf-8"?>
-<w:ftr xmlns:wpc="http://schemas.microsoft.com/office/word/2010/wordprocessingCanvas" xmlns:cx="http://schemas.microsoft.com/office/drawing/2014/chartex" xmlns:cx1="http://schemas.microsoft.com/office/drawing/2015/9/8/chartex" xmlns:cx2="http://schemas.microsoft.com/office/drawing/2015/10/21/chartex" xmlns:cx3="http://schemas.microsoft.com/office/drawing/2016/5/9/chartex" xmlns:cx4="http://schemas.microsoft.com/office/drawing/2016/5/10/chartex" xmlns:cx5="http://schemas.microsoft.com/office/drawing/2016/5/11/chartex" xmlns:cx6="http://schemas.microsoft.com/office/drawing/2016/5/12/chartex" xmlns:cx7="http://schemas.microsoft.com/office/drawing/2016/5/13/chartex" xmlns:cx8="http://schemas.microsoft.com/office/drawing/2016/5/14/chartex" xmlns:mc="http://schemas.openxmlformats.org/markup-compatibility/2006" xmlns:aink="http://schemas.microsoft.com/office/drawing/2016/ink" xmlns:am3d="http://schemas.microsoft.com/office/drawing/2017/model3d" xmlns:o="urn:schemas-microsoft-com:office:office" xmlns:oel="http://schemas.microsoft.com/office/2019/extlst" xmlns:r="http://schemas.openxmlformats.org/officeDocument/2006/relationships" xmlns:m="http://schemas.openxmlformats.org/officeDocument/2006/math" xmlns:v="urn:schemas-microsoft-com:vml" xmlns:wp14="http://schemas.microsoft.com/office/word/2010/wordprocessingDrawing" xmlns:wp="http://schemas.openxmlformats.org/drawingml/2006/wordprocessingDrawing" xmlns:w10="urn:schemas-microsoft-com:office:word" xmlns:w="http://schemas.openxmlformats.org/wordprocessingml/2006/main" xmlns:w14="http://schemas.microsoft.com/office/word/2010/wordml" xmlns:w15="http://schemas.microsoft.com/office/word/2012/wordml" xmlns:w16cex="http://schemas.microsoft.com/office/word/2018/wordml/cex" xmlns:w16cid="http://schemas.microsoft.com/office/word/2016/wordml/cid" xmlns:w16="http://schemas.microsoft.com/office/word/2018/wordml" xmlns:w16du="http://schemas.microsoft.com/office/word/2023/wordml/word16du" xmlns:w16sdtdh="http://schemas.microsoft.com/office/word/2020/wordml/sdtdatahash" xmlns:w16sdtfl="http://schemas.microsoft.com/office/word/2024/wordml/sdtformatlock" xmlns:w16se="http://schemas.microsoft.com/office/word/2015/wordml/symex" xmlns:wpg="http://schemas.microsoft.com/office/word/2010/wordprocessingGroup" xmlns:wpi="http://schemas.microsoft.com/office/word/2010/wordprocessingInk" xmlns:wne="http://schemas.microsoft.com/office/word/2006/wordml" xmlns:wps="http://schemas.microsoft.com/office/word/2010/wordprocessingShape" mc:Ignorable="w14 w15 w16se w16cid w16 w16cex w16sdtdh w16sdtfl w16du wp14">
+<w:ftr xmlns:wpc="http://schemas.microsoft.com/office/word/2010/wordprocessingCanvas" xmlns:cx="http://schemas.microsoft.com/office/drawing/2014/chartex" xmlns:cx1="http://schemas.microsoft.com/office/drawing/2015/9/8/chartex" xmlns:cx2="http://schemas.microsoft.com/office/drawing/2015/10/21/chartex" xmlns:cx3="http://schemas.microsoft.com/office/drawing/2016/5/9/chartex" xmlns:cx4="http://schemas.microsoft.com/office/drawing/2016/5/10/chartex" xmlns:cx5="http://schemas.microsoft.com/office/drawing/2016/5/11/chartex" xmlns:cx6="http://schemas.microsoft.com/office/drawing/2016/5/12/chartex" xmlns:cx7="http://schemas.microsoft.com/office/drawing/2016/5/13/chartex" xmlns:cx8="http://schemas.microsoft.com/office/drawing/2016/5/14/chartex" xmlns:mc="http://schemas.openxmlformats.org/markup-compatibility/2006" xmlns:aink="http://schemas.microsoft.com/office/drawing/2016/ink" xmlns:am3d="http://schemas.microsoft.com/office/drawing/2017/model3d" xmlns:o="urn:schemas-microsoft-com:office:office" xmlns:oel="http://schemas.microsoft.com/office/2019/extlst" xmlns:r="http://schemas.openxmlformats.org/officeDocument/2006/relationships" xmlns:m="http://schemas.openxmlformats.org/officeDocument/2006/math" xmlns:v="urn:schemas-microsoft-com:vml" xmlns:wp14="http://schemas.microsoft.com/office/word/2010/wordprocessingDrawing" xmlns:wp="http://schemas.openxmlformats.org/drawingml/2006/wordprocessingDrawing" xmlns:w10="urn:schemas-microsoft-com:office:word" xmlns:w="http://schemas.openxmlformats.org/wordprocessingml/2006/main" xmlns:w14="http://schemas.microsoft.com/office/word/2010/wordml" xmlns:w15="http://schemas.microsoft.com/office/word/2012/wordml" xmlns:w16cex="http://schemas.microsoft.com/office/word/2018/wordml/cex" xmlns:w16cid="http://schemas.microsoft.com/office/word/2016/wordml/cid" xmlns:w16="http://schemas.microsoft.com/office/word/2018/wordml" xmlns:w16sdtdh="http://schemas.microsoft.com/office/word/2020/wordml/sdtdatahash" xmlns:w16se="http://schemas.microsoft.com/office/word/2015/wordml/symex" xmlns:wpg="http://schemas.microsoft.com/office/word/2010/wordprocessingGroup" xmlns:wpi="http://schemas.microsoft.com/office/word/2010/wordprocessingInk" xmlns:wne="http://schemas.microsoft.com/office/word/2006/wordml" xmlns:wps="http://schemas.microsoft.com/office/word/2010/wordprocessingShape" mc:Ignorable="w14 w15 w16se w16cid w16 w16cex w16sdtdh wp14">
   <w:p>
     <w:pPr>
       <w:pStyle w:val="Footer"/>
@@ -7191,7 +6793,7 @@
 </file>
 
 <file path=word/footnotes.xml><?xml version="1.0" encoding="utf-8"?>
-<w:footnotes xmlns:wpc="http://schemas.microsoft.com/office/word/2010/wordprocessingCanvas" xmlns:cx="http://schemas.microsoft.com/office/drawing/2014/chartex" xmlns:cx1="http://schemas.microsoft.com/office/drawing/2015/9/8/chartex" xmlns:cx2="http://schemas.microsoft.com/office/drawing/2015/10/21/chartex" xmlns:cx3="http://schemas.microsoft.com/office/drawing/2016/5/9/chartex" xmlns:cx4="http://schemas.microsoft.com/office/drawing/2016/5/10/chartex" xmlns:cx5="http://schemas.microsoft.com/office/drawing/2016/5/11/chartex" xmlns:cx6="http://schemas.microsoft.com/office/drawing/2016/5/12/chartex" xmlns:cx7="http://schemas.microsoft.com/office/drawing/2016/5/13/chartex" xmlns:cx8="http://schemas.microsoft.com/office/drawing/2016/5/14/chartex" xmlns:mc="http://schemas.openxmlformats.org/markup-compatibility/2006" xmlns:aink="http://schemas.microsoft.com/office/drawing/2016/ink" xmlns:am3d="http://schemas.microsoft.com/office/drawing/2017/model3d" xmlns:o="urn:schemas-microsoft-com:office:office" xmlns:oel="http://schemas.microsoft.com/office/2019/extlst" xmlns:r="http://schemas.openxmlformats.org/officeDocument/2006/relationships" xmlns:m="http://schemas.openxmlformats.org/officeDocument/2006/math" xmlns:v="urn:schemas-microsoft-com:vml" xmlns:wp14="http://schemas.microsoft.com/office/word/2010/wordprocessingDrawing" xmlns:wp="http://schemas.openxmlformats.org/drawingml/2006/wordprocessingDrawing" xmlns:w10="urn:schemas-microsoft-com:office:word" xmlns:w="http://schemas.openxmlformats.org/wordprocessingml/2006/main" xmlns:w14="http://schemas.microsoft.com/office/word/2010/wordml" xmlns:w15="http://schemas.microsoft.com/office/word/2012/wordml" xmlns:w16cex="http://schemas.microsoft.com/office/word/2018/wordml/cex" xmlns:w16cid="http://schemas.microsoft.com/office/word/2016/wordml/cid" xmlns:w16="http://schemas.microsoft.com/office/word/2018/wordml" xmlns:w16du="http://schemas.microsoft.com/office/word/2023/wordml/word16du" xmlns:w16sdtdh="http://schemas.microsoft.com/office/word/2020/wordml/sdtdatahash" xmlns:w16sdtfl="http://schemas.microsoft.com/office/word/2024/wordml/sdtformatlock" xmlns:w16se="http://schemas.microsoft.com/office/word/2015/wordml/symex" xmlns:wpg="http://schemas.microsoft.com/office/word/2010/wordprocessingGroup" xmlns:wpi="http://schemas.microsoft.com/office/word/2010/wordprocessingInk" xmlns:wne="http://schemas.microsoft.com/office/word/2006/wordml" xmlns:wps="http://schemas.microsoft.com/office/word/2010/wordprocessingShape" mc:Ignorable="w14 w15 w16se w16cid w16 w16cex w16sdtdh w16sdtfl w16du wp14">
+<w:footnotes xmlns:wpc="http://schemas.microsoft.com/office/word/2010/wordprocessingCanvas" xmlns:cx="http://schemas.microsoft.com/office/drawing/2014/chartex" xmlns:cx1="http://schemas.microsoft.com/office/drawing/2015/9/8/chartex" xmlns:cx2="http://schemas.microsoft.com/office/drawing/2015/10/21/chartex" xmlns:cx3="http://schemas.microsoft.com/office/drawing/2016/5/9/chartex" xmlns:cx4="http://schemas.microsoft.com/office/drawing/2016/5/10/chartex" xmlns:cx5="http://schemas.microsoft.com/office/drawing/2016/5/11/chartex" xmlns:cx6="http://schemas.microsoft.com/office/drawing/2016/5/12/chartex" xmlns:cx7="http://schemas.microsoft.com/office/drawing/2016/5/13/chartex" xmlns:cx8="http://schemas.microsoft.com/office/drawing/2016/5/14/chartex" xmlns:mc="http://schemas.openxmlformats.org/markup-compatibility/2006" xmlns:aink="http://schemas.microsoft.com/office/drawing/2016/ink" xmlns:am3d="http://schemas.microsoft.com/office/drawing/2017/model3d" xmlns:o="urn:schemas-microsoft-com:office:office" xmlns:oel="http://schemas.microsoft.com/office/2019/extlst" xmlns:r="http://schemas.openxmlformats.org/officeDocument/2006/relationships" xmlns:m="http://schemas.openxmlformats.org/officeDocument/2006/math" xmlns:v="urn:schemas-microsoft-com:vml" xmlns:wp14="http://schemas.microsoft.com/office/word/2010/wordprocessingDrawing" xmlns:wp="http://schemas.openxmlformats.org/drawingml/2006/wordprocessingDrawing" xmlns:w10="urn:schemas-microsoft-com:office:word" xmlns:w="http://schemas.openxmlformats.org/wordprocessingml/2006/main" xmlns:w14="http://schemas.microsoft.com/office/word/2010/wordml" xmlns:w15="http://schemas.microsoft.com/office/word/2012/wordml" xmlns:w16cex="http://schemas.microsoft.com/office/word/2018/wordml/cex" xmlns:w16cid="http://schemas.microsoft.com/office/word/2016/wordml/cid" xmlns:w16="http://schemas.microsoft.com/office/word/2018/wordml" xmlns:w16sdtdh="http://schemas.microsoft.com/office/word/2020/wordml/sdtdatahash" xmlns:w16se="http://schemas.microsoft.com/office/word/2015/wordml/symex" xmlns:wpg="http://schemas.microsoft.com/office/word/2010/wordprocessingGroup" xmlns:wpi="http://schemas.microsoft.com/office/word/2010/wordprocessingInk" xmlns:wne="http://schemas.microsoft.com/office/word/2006/wordml" xmlns:wps="http://schemas.microsoft.com/office/word/2010/wordprocessingShape" mc:Ignorable="w14 w15 w16se w16cid w16 w16cex w16sdtdh wp14">
   <w:footnote w:type="separator" w:id="-1">
     <w:p>
       <w:pPr>
@@ -7216,7 +6818,7 @@
 </file>
 
 <file path=word/numbering.xml><?xml version="1.0" encoding="utf-8"?>
-<w:numbering xmlns:wpc="http://schemas.microsoft.com/office/word/2010/wordprocessingCanvas" xmlns:cx="http://schemas.microsoft.com/office/drawing/2014/chartex" xmlns:cx1="http://schemas.microsoft.com/office/drawing/2015/9/8/chartex" xmlns:cx2="http://schemas.microsoft.com/office/drawing/2015/10/21/chartex" xmlns:cx3="http://schemas.microsoft.com/office/drawing/2016/5/9/chartex" xmlns:cx4="http://schemas.microsoft.com/office/drawing/2016/5/10/chartex" xmlns:cx5="http://schemas.microsoft.com/office/drawing/2016/5/11/chartex" xmlns:cx6="http://schemas.microsoft.com/office/drawing/2016/5/12/chartex" xmlns:cx7="http://schemas.microsoft.com/office/drawing/2016/5/13/chartex" xmlns:cx8="http://schemas.microsoft.com/office/drawing/2016/5/14/chartex" xmlns:mc="http://schemas.openxmlformats.org/markup-compatibility/2006" xmlns:aink="http://schemas.microsoft.com/office/drawing/2016/ink" xmlns:am3d="http://schemas.microsoft.com/office/drawing/2017/model3d" xmlns:o="urn:schemas-microsoft-com:office:office" xmlns:oel="http://schemas.microsoft.com/office/2019/extlst" xmlns:r="http://schemas.openxmlformats.org/officeDocument/2006/relationships" xmlns:m="http://schemas.openxmlformats.org/officeDocument/2006/math" xmlns:v="urn:schemas-microsoft-com:vml" xmlns:wp14="http://schemas.microsoft.com/office/word/2010/wordprocessingDrawing" xmlns:wp="http://schemas.openxmlformats.org/drawingml/2006/wordprocessingDrawing" xmlns:w10="urn:schemas-microsoft-com:office:word" xmlns:w="http://schemas.openxmlformats.org/wordprocessingml/2006/main" xmlns:w14="http://schemas.microsoft.com/office/word/2010/wordml" xmlns:w15="http://schemas.microsoft.com/office/word/2012/wordml" xmlns:w16cex="http://schemas.microsoft.com/office/word/2018/wordml/cex" xmlns:w16cid="http://schemas.microsoft.com/office/word/2016/wordml/cid" xmlns:w16="http://schemas.microsoft.com/office/word/2018/wordml" xmlns:w16du="http://schemas.microsoft.com/office/word/2023/wordml/word16du" xmlns:w16sdtdh="http://schemas.microsoft.com/office/word/2020/wordml/sdtdatahash" xmlns:w16sdtfl="http://schemas.microsoft.com/office/word/2024/wordml/sdtformatlock" xmlns:w16se="http://schemas.microsoft.com/office/word/2015/wordml/symex" xmlns:wpg="http://schemas.microsoft.com/office/word/2010/wordprocessingGroup" xmlns:wpi="http://schemas.microsoft.com/office/word/2010/wordprocessingInk" xmlns:wne="http://schemas.microsoft.com/office/word/2006/wordml" xmlns:wps="http://schemas.microsoft.com/office/word/2010/wordprocessingShape" mc:Ignorable="w14 w15 w16se w16cid w16 w16cex w16sdtdh w16sdtfl w16du wp14">
+<w:numbering xmlns:wpc="http://schemas.microsoft.com/office/word/2010/wordprocessingCanvas" xmlns:cx="http://schemas.microsoft.com/office/drawing/2014/chartex" xmlns:cx1="http://schemas.microsoft.com/office/drawing/2015/9/8/chartex" xmlns:cx2="http://schemas.microsoft.com/office/drawing/2015/10/21/chartex" xmlns:cx3="http://schemas.microsoft.com/office/drawing/2016/5/9/chartex" xmlns:cx4="http://schemas.microsoft.com/office/drawing/2016/5/10/chartex" xmlns:cx5="http://schemas.microsoft.com/office/drawing/2016/5/11/chartex" xmlns:cx6="http://schemas.microsoft.com/office/drawing/2016/5/12/chartex" xmlns:cx7="http://schemas.microsoft.com/office/drawing/2016/5/13/chartex" xmlns:cx8="http://schemas.microsoft.com/office/drawing/2016/5/14/chartex" xmlns:mc="http://schemas.openxmlformats.org/markup-compatibility/2006" xmlns:aink="http://schemas.microsoft.com/office/drawing/2016/ink" xmlns:am3d="http://schemas.microsoft.com/office/drawing/2017/model3d" xmlns:o="urn:schemas-microsoft-com:office:office" xmlns:oel="http://schemas.microsoft.com/office/2019/extlst" xmlns:r="http://schemas.openxmlformats.org/officeDocument/2006/relationships" xmlns:m="http://schemas.openxmlformats.org/officeDocument/2006/math" xmlns:v="urn:schemas-microsoft-com:vml" xmlns:wp14="http://schemas.microsoft.com/office/word/2010/wordprocessingDrawing" xmlns:wp="http://schemas.openxmlformats.org/drawingml/2006/wordprocessingDrawing" xmlns:w10="urn:schemas-microsoft-com:office:word" xmlns:w="http://schemas.openxmlformats.org/wordprocessingml/2006/main" xmlns:w14="http://schemas.microsoft.com/office/word/2010/wordml" xmlns:w15="http://schemas.microsoft.com/office/word/2012/wordml" xmlns:w16cex="http://schemas.microsoft.com/office/word/2018/wordml/cex" xmlns:w16cid="http://schemas.microsoft.com/office/word/2016/wordml/cid" xmlns:w16="http://schemas.microsoft.com/office/word/2018/wordml" xmlns:w16sdtdh="http://schemas.microsoft.com/office/word/2020/wordml/sdtdatahash" xmlns:w16se="http://schemas.microsoft.com/office/word/2015/wordml/symex" xmlns:wpg="http://schemas.microsoft.com/office/word/2010/wordprocessingGroup" xmlns:wpi="http://schemas.microsoft.com/office/word/2010/wordprocessingInk" xmlns:wne="http://schemas.microsoft.com/office/word/2006/wordml" xmlns:wps="http://schemas.microsoft.com/office/word/2010/wordprocessingShape" mc:Ignorable="w14 w15 w16se w16cid w16 w16cex w16sdtdh wp14">
   <w:abstractNum w:abstractNumId="0" w15:restartNumberingAfterBreak="0">
     <w:nsid w:val="FFFFFF7C"/>
     <w:multiLevelType w:val="singleLevel"/>
@@ -7419,7 +7021,7 @@
       <w:lvlText w:val="%1"/>
       <w:lvlJc w:val="left"/>
       <w:pPr>
-        <w:ind w:left="720" w:hanging="360"/>
+        <w:ind w:left="3600" w:hanging="360"/>
       </w:pPr>
       <w:rPr>
         <w:rFonts w:hint="default"/>
@@ -7537,11 +7139,17 @@
   <w:num w:numId="13" w16cid:durableId="466968540">
     <w:abstractNumId w:val="10"/>
   </w:num>
+  <w:num w:numId="14" w16cid:durableId="639698407">
+    <w:abstractNumId w:val="10"/>
+    <w:lvlOverride w:ilvl="0">
+      <w:startOverride w:val="1"/>
+    </w:lvlOverride>
+  </w:num>
 </w:numbering>
 </file>
 
 <file path=word/styles.xml><?xml version="1.0" encoding="utf-8"?>
-<w:styles xmlns:mc="http://schemas.openxmlformats.org/markup-compatibility/2006" xmlns:r="http://schemas.openxmlformats.org/officeDocument/2006/relationships" xmlns:w="http://schemas.openxmlformats.org/wordprocessingml/2006/main" xmlns:w14="http://schemas.microsoft.com/office/word/2010/wordml" xmlns:w15="http://schemas.microsoft.com/office/word/2012/wordml" xmlns:w16cex="http://schemas.microsoft.com/office/word/2018/wordml/cex" xmlns:w16cid="http://schemas.microsoft.com/office/word/2016/wordml/cid" xmlns:w16="http://schemas.microsoft.com/office/word/2018/wordml" xmlns:w16du="http://schemas.microsoft.com/office/word/2023/wordml/word16du" xmlns:w16sdtdh="http://schemas.microsoft.com/office/word/2020/wordml/sdtdatahash" xmlns:w16sdtfl="http://schemas.microsoft.com/office/word/2024/wordml/sdtformatlock" xmlns:w16se="http://schemas.microsoft.com/office/word/2015/wordml/symex" mc:Ignorable="w14 w15 w16se w16cid w16 w16cex w16sdtdh w16sdtfl w16du">
+<w:styles xmlns:mc="http://schemas.openxmlformats.org/markup-compatibility/2006" xmlns:r="http://schemas.openxmlformats.org/officeDocument/2006/relationships" xmlns:w="http://schemas.openxmlformats.org/wordprocessingml/2006/main" xmlns:w14="http://schemas.microsoft.com/office/word/2010/wordml" xmlns:w15="http://schemas.microsoft.com/office/word/2012/wordml" xmlns:w16cex="http://schemas.microsoft.com/office/word/2018/wordml/cex" xmlns:w16cid="http://schemas.microsoft.com/office/word/2016/wordml/cid" xmlns:w16="http://schemas.microsoft.com/office/word/2018/wordml" xmlns:w16sdtdh="http://schemas.microsoft.com/office/word/2020/wordml/sdtdatahash" xmlns:w16se="http://schemas.microsoft.com/office/word/2015/wordml/symex" mc:Ignorable="w14 w15 w16se w16cid w16 w16cex w16sdtdh">
   <w:docDefaults>
     <w:rPrDefault>
       <w:rPr>
@@ -7560,7 +7168,7 @@
   <w:latentStyles w:defLockedState="0" w:defUIPriority="99" w:defSemiHidden="0" w:defUnhideWhenUsed="0" w:defQFormat="0" w:count="376">
     <w:lsdException w:name="Normal" w:uiPriority="0" w:qFormat="1"/>
     <w:lsdException w:name="heading 1" w:uiPriority="0" w:qFormat="1"/>
-    <w:lsdException w:name="heading 2" w:semiHidden="1" w:uiPriority="9" w:unhideWhenUsed="1" w:qFormat="1"/>
+    <w:lsdException w:name="heading 2" w:semiHidden="1" w:uiPriority="0" w:unhideWhenUsed="1" w:qFormat="1"/>
     <w:lsdException w:name="heading 3" w:semiHidden="1" w:uiPriority="9" w:unhideWhenUsed="1" w:qFormat="1"/>
     <w:lsdException w:name="heading 4" w:semiHidden="1" w:uiPriority="9" w:unhideWhenUsed="1" w:qFormat="1"/>
     <w:lsdException w:name="heading 5" w:semiHidden="1" w:uiPriority="9" w:unhideWhenUsed="1" w:qFormat="1"/>
@@ -7929,7 +7537,7 @@
   <w:style w:type="paragraph" w:default="1" w:styleId="Normal">
     <w:name w:val="Normal"/>
     <w:qFormat/>
-    <w:rsid w:val="00B427CF"/>
+    <w:rsid w:val="00E1128D"/>
     <w:pPr>
       <w:spacing w:after="0" w:line="360" w:lineRule="auto"/>
       <w:ind w:firstLine="709"/>
@@ -7971,7 +7579,6 @@
     <w:basedOn w:val="Normal"/>
     <w:next w:val="Normal"/>
     <w:link w:val="Heading2Char"/>
-    <w:uiPriority w:val="9"/>
     <w:unhideWhenUsed/>
     <w:qFormat/>
     <w:rsid w:val="00FC693F"/>
@@ -8873,8 +8480,11 @@
     <w:uiPriority w:val="39"/>
     <w:unhideWhenUsed/>
     <w:qFormat/>
-    <w:rsid w:val="00FC693F"/>
+    <w:rsid w:val="003C08E2"/>
     <w:pPr>
+      <w:numPr>
+        <w:numId w:val="0"/>
+      </w:numPr>
       <w:outlineLvl w:val="9"/>
     </w:pPr>
   </w:style>
@@ -19086,6 +18696,24 @@
       <w:rFonts w:eastAsia="MS Mincho" w:cs="Times New Roman"/>
       <w:color w:val="000000"/>
       <w:szCs w:val="20"/>
+      <w:lang w:val="uk-UA" w:eastAsia="ru-RU"/>
+    </w:rPr>
+  </w:style>
+  <w:style w:type="paragraph" w:customStyle="1" w:styleId="a6">
+    <w:name w:val="Заголовок без номера"/>
+    <w:basedOn w:val="Heading1"/>
+    <w:rsid w:val="00887D0B"/>
+    <w:pPr>
+      <w:pageBreakBefore/>
+      <w:numPr>
+        <w:numId w:val="0"/>
+      </w:numPr>
+      <w:spacing w:before="0" w:after="420"/>
+    </w:pPr>
+    <w:rPr>
+      <w:rFonts w:ascii="Times New Roman" w:eastAsia="Times New Roman" w:hAnsi="Times New Roman" w:cs="Times New Roman"/>
+      <w:color w:val="auto"/>
+      <w:szCs w:val="32"/>
       <w:lang w:val="uk-UA" w:eastAsia="ru-RU"/>
     </w:rPr>
   </w:style>

--- a/Лабораторна_робота_1_експертна_система.docx
+++ b/Лабораторна_робота_1_експертна_система.docx
@@ -1177,13 +1177,42 @@
     </w:p>
     <w:p>
       <w:pPr>
-        <w:pStyle w:val="a6"/>
+        <w:pStyle w:val="a7"/>
         <w:spacing w:after="0"/>
+        <w:rPr>
+          <w:rFonts w:hint="eastAsia"/>
+          <w:lang w:eastAsia="ja-JP"/>
+        </w:rPr>
       </w:pPr>
       <w:bookmarkStart w:id="0" w:name="_Toc242178467"/>
       <w:r>
+        <w:rPr>
+          <w:rFonts w:hint="eastAsia"/>
+          <w:lang w:eastAsia="ja-JP"/>
+        </w:rPr>
         <w:lastRenderedPageBreak/>
-        <w:t>Вступ</w:t>
+        <w:t>В</w:t>
+      </w:r>
+      <w:r>
+        <w:rPr>
+          <w:rFonts w:hint="eastAsia"/>
+          <w:lang w:eastAsia="ja-JP"/>
+        </w:rPr>
+        <w:t>с</w:t>
+      </w:r>
+      <w:r>
+        <w:rPr>
+          <w:rFonts w:hint="eastAsia"/>
+          <w:lang w:eastAsia="ja-JP"/>
+        </w:rPr>
+        <w:t>Т</w:t>
+      </w:r>
+      <w:r>
+        <w:rPr>
+          <w:rFonts w:hint="eastAsia"/>
+          <w:lang w:eastAsia="ja-JP"/>
+        </w:rPr>
+        <w:t>уп</w:t>
       </w:r>
       <w:bookmarkEnd w:id="0"/>
     </w:p>
@@ -1197,12 +1226,207 @@
         <w:rPr>
           <w:lang w:val="uk-UA"/>
         </w:rPr>
-        <w:t xml:space="preserve">Авававва </w:t>
-      </w:r>
-    </w:p>
-    <w:p>
-      <w:pPr>
-        <w:pStyle w:val="a6"/>
+        <w:t>У сучасних умовах розвитку інформаційних технологій важливе значення має автоматизація процесів аналізу даних, прийняття рішень та діагностики технічних систем. Одним із засобів розв’язання таких завдань є експертні системи, які дають змогу формалізувати знання предметної області та використовувати їх для отримання логічних висновків на основі відомих фактів.</w:t>
+      </w:r>
+    </w:p>
+    <w:p>
+      <w:pPr>
+        <w:rPr>
+          <w:lang w:val="uk-UA"/>
+        </w:rPr>
+      </w:pPr>
+      <w:r>
+        <w:rPr>
+          <w:lang w:val="uk-UA"/>
+        </w:rPr>
+        <w:t xml:space="preserve">Експертні системи продукційного типу є одним із підходів до подання знань, за якого інформація описується у формі правил виду «ЯКЩО </w:t>
+      </w:r>
+      <w:r>
+        <w:rPr>
+          <w:lang w:val="uk-UA"/>
+        </w:rPr>
+        <w:t>–</w:t>
+      </w:r>
+      <w:r>
+        <w:rPr>
+          <w:lang w:val="uk-UA"/>
+        </w:rPr>
+        <w:t xml:space="preserve"> ТО». Такі правила визначають умови, за яких наявні факти можуть бути використані для формування нових висновків. Важливою складовою таких систем є механізм логічного виведення, який забезпечує послідовне застосування правил відповідно до поточного стану робочої пам’яті.</w:t>
+      </w:r>
+    </w:p>
+    <w:p>
+      <w:pPr>
+        <w:rPr>
+          <w:lang w:val="uk-UA"/>
+        </w:rPr>
+      </w:pPr>
+      <w:r>
+        <w:rPr>
+          <w:lang w:val="uk-UA"/>
+        </w:rPr>
+        <w:t>Одним із поширених способів логічного виведення є пряме виведення, яке передбачає початок процесу з відомих фактів та послідовне отримання нових фактів шляхом застосування відповідних правил. Такий підхід дає змогу реалізувати автоматизований аналіз ситуацій, у яких необхідно визначити можливі причини проблем на основі спостережуваних ознак.</w:t>
+      </w:r>
+    </w:p>
+    <w:p>
+      <w:pPr>
+        <w:rPr>
+          <w:lang w:val="uk-UA"/>
+        </w:rPr>
+      </w:pPr>
+      <w:r>
+        <w:rPr>
+          <w:lang w:val="uk-UA"/>
+        </w:rPr>
+        <w:t>У цій лабораторній роботі предметною областю обрано первинну діагностику типових несправностей персонального комп’ютера. Аналізуються такі ознаки, як наявність живлення, робота вентиляторів, наявність сигналу на дисплеї, завантаження операційної системи, виявлення накопичувача та доступність мережі. На основі цих даних формується база продукційних правил, за допомогою якої система визначає можливі проблеми.</w:t>
+      </w:r>
+    </w:p>
+    <w:p>
+      <w:pPr>
+        <w:rPr>
+          <w:lang w:val="uk-UA"/>
+        </w:rPr>
+      </w:pPr>
+      <w:r>
+        <w:rPr>
+          <w:lang w:val="uk-UA"/>
+        </w:rPr>
+        <w:t xml:space="preserve">Для реалізації експертної системи використовується мова програмування Python. Програмна реалізація передбачає створення структури для зберігання продукційних правил, організацію робочої пам’яті, використання черги для послідовного опрацювання фактів і формування протоколу логічних висновків. Це </w:t>
+      </w:r>
+      <w:r>
+        <w:rPr>
+          <w:lang w:val="uk-UA"/>
+        </w:rPr>
+        <w:lastRenderedPageBreak/>
+        <w:t>дає змогу не лише отримувати результат діагностики, а й простежувати послідовність застосування правил, що привели до відповідного висновку.</w:t>
+      </w:r>
+    </w:p>
+    <w:p>
+      <w:pPr>
+        <w:rPr>
+          <w:lang w:val="uk-UA"/>
+        </w:rPr>
+      </w:pPr>
+      <w:r>
+        <w:rPr>
+          <w:lang w:val="uk-UA"/>
+        </w:rPr>
+        <w:t>Метою лабораторної роботи є вивчення принципів побудови експертних систем продукційного типу та розроблення програмної реалізації механізму прямого логічного виведення для первинної діагностики типових несправностей персонального комп’ютера.</w:t>
+      </w:r>
+    </w:p>
+    <w:p>
+      <w:pPr>
+        <w:rPr>
+          <w:lang w:val="uk-UA"/>
+        </w:rPr>
+      </w:pPr>
+      <w:r>
+        <w:rPr>
+          <w:lang w:val="uk-UA"/>
+        </w:rPr>
+        <w:t>Для досягнення поставленої мети необхідно виконати такі завдання</w:t>
+      </w:r>
+      <w:r>
+        <w:rPr>
+          <w:rFonts w:eastAsiaTheme="minorEastAsia" w:hint="eastAsia"/>
+          <w:lang w:val="uk-UA" w:eastAsia="ja-JP"/>
+        </w:rPr>
+        <w:t xml:space="preserve"> </w:t>
+      </w:r>
+      <w:r>
+        <w:rPr>
+          <w:lang w:val="uk-UA"/>
+        </w:rPr>
+        <w:t>дослідити структуру та основні компоненти експертної системи продукційного типу</w:t>
+      </w:r>
+      <w:r>
+        <w:rPr>
+          <w:lang w:val="uk-UA"/>
+        </w:rPr>
+        <w:t>,</w:t>
+      </w:r>
+      <w:r>
+        <w:rPr>
+          <w:rFonts w:eastAsiaTheme="minorEastAsia" w:hint="eastAsia"/>
+          <w:lang w:val="uk-UA" w:eastAsia="ja-JP"/>
+        </w:rPr>
+        <w:t xml:space="preserve"> </w:t>
+      </w:r>
+      <w:r>
+        <w:rPr>
+          <w:lang w:val="uk-UA"/>
+        </w:rPr>
+        <w:t>сформувати базу знань у вигляді продукційних правил для обраної предметної області</w:t>
+      </w:r>
+      <w:r>
+        <w:rPr>
+          <w:lang w:val="uk-UA"/>
+        </w:rPr>
+        <w:t>,</w:t>
+      </w:r>
+      <w:r>
+        <w:rPr>
+          <w:lang w:val="uk-UA"/>
+        </w:rPr>
+        <w:t>розробити алгоритм прямого логічного виведення</w:t>
+      </w:r>
+      <w:r>
+        <w:rPr>
+          <w:lang w:val="uk-UA"/>
+        </w:rPr>
+        <w:t>,</w:t>
+      </w:r>
+      <w:r>
+        <w:rPr>
+          <w:lang w:val="uk-UA"/>
+        </w:rPr>
+        <w:t xml:space="preserve"> </w:t>
+      </w:r>
+      <w:r>
+        <w:rPr>
+          <w:lang w:val="uk-UA"/>
+        </w:rPr>
+        <w:t>реалізувати механізм виведення мовою Python із використанням робочої пам’яті та черги фактів</w:t>
+      </w:r>
+      <w:r>
+        <w:rPr>
+          <w:lang w:val="uk-UA"/>
+        </w:rPr>
+        <w:t>,</w:t>
+      </w:r>
+      <w:r>
+        <w:rPr>
+          <w:lang w:val="uk-UA"/>
+        </w:rPr>
+        <w:t xml:space="preserve"> </w:t>
+      </w:r>
+      <w:r>
+        <w:rPr>
+          <w:lang w:val="uk-UA"/>
+        </w:rPr>
+        <w:t>забезпечити формування діагностичних висновків і відображення ланцюга спрацювання правил</w:t>
+      </w:r>
+      <w:r>
+        <w:rPr>
+          <w:lang w:val="uk-UA"/>
+        </w:rPr>
+        <w:t>,</w:t>
+      </w:r>
+      <w:r>
+        <w:rPr>
+          <w:lang w:val="uk-UA"/>
+        </w:rPr>
+        <w:t xml:space="preserve"> </w:t>
+      </w:r>
+      <w:r>
+        <w:rPr>
+          <w:lang w:val="uk-UA"/>
+        </w:rPr>
+        <w:t>перевірити коректність роботи системи на тестових наборах вихідних фактів та проаналізувати отримані результати.</w:t>
+      </w:r>
+    </w:p>
+    <w:p>
+      <w:pPr>
+        <w:pStyle w:val="a7"/>
         <w:spacing w:after="0"/>
       </w:pPr>
       <w:bookmarkStart w:id="1" w:name="_Toc242178468"/>
@@ -1220,10 +1444,7 @@
         <w:t xml:space="preserve">та </w:t>
       </w:r>
       <w:r>
-        <w:t>П</w:t>
-      </w:r>
-      <w:r>
-        <w:t>остановка завдання</w:t>
+        <w:t>Постановка завдання</w:t>
       </w:r>
       <w:r>
         <w:rPr>
@@ -1372,7 +1593,7 @@
     </w:p>
     <w:p>
       <w:pPr>
-        <w:pStyle w:val="a0"/>
+        <w:pStyle w:val="a1"/>
         <w:spacing w:before="0" w:after="0"/>
         <w:rPr>
           <w:rFonts w:eastAsiaTheme="minorEastAsia"/>
@@ -1383,7 +1604,7 @@
     </w:p>
     <w:p>
       <w:pPr>
-        <w:pStyle w:val="a0"/>
+        <w:pStyle w:val="a1"/>
         <w:spacing w:before="0" w:after="0"/>
       </w:pPr>
       <w:r>
@@ -1438,121 +1659,121 @@
     </w:p>
     <w:p>
       <w:pPr>
+        <w:pStyle w:val="a2"/>
+        <w:spacing w:after="0"/>
+      </w:pPr>
+      <w:r>
+        <w:t xml:space="preserve">Рисунок </w:t>
+      </w:r>
+      <w:r>
+        <w:rPr>
+          <w:noProof/>
+        </w:rPr>
+        <w:fldChar w:fldCharType="begin"/>
+      </w:r>
+      <w:r>
+        <w:rPr>
+          <w:noProof/>
+        </w:rPr>
+        <w:instrText xml:space="preserve"> STYLEREF 1 \s </w:instrText>
+      </w:r>
+      <w:r>
+        <w:rPr>
+          <w:noProof/>
+        </w:rPr>
+        <w:fldChar w:fldCharType="separate"/>
+      </w:r>
+      <w:r>
+        <w:rPr>
+          <w:noProof/>
+        </w:rPr>
+        <w:t>1</w:t>
+      </w:r>
+      <w:r>
+        <w:rPr>
+          <w:noProof/>
+        </w:rPr>
+        <w:fldChar w:fldCharType="end"/>
+      </w:r>
+      <w:r>
+        <w:t>.</w:t>
+      </w:r>
+      <w:r>
+        <w:fldChar w:fldCharType="begin"/>
+      </w:r>
+      <w:r>
+        <w:instrText xml:space="preserve"> SEQ Рисунок \* ARABIC </w:instrText>
+      </w:r>
+      <w:r>
+        <w:fldChar w:fldCharType="separate"/>
+      </w:r>
+      <w:r>
+        <w:rPr>
+          <w:noProof/>
+        </w:rPr>
+        <w:t>1</w:t>
+      </w:r>
+      <w:r>
+        <w:fldChar w:fldCharType="end"/>
+      </w:r>
+      <w:r>
+        <w:t xml:space="preserve"> –</w:t>
+      </w:r>
+      <w:r>
+        <w:t xml:space="preserve"> </w:t>
+      </w:r>
+      <w:r>
+        <w:t>Використання гі</w:t>
+      </w:r>
+      <w:r>
+        <w:t>т</w:t>
+      </w:r>
+      <w:r>
+        <w:t>а</w:t>
+      </w:r>
+    </w:p>
+    <w:p>
+      <w:pPr>
+        <w:rPr>
+          <w:lang w:val="uk-UA"/>
+        </w:rPr>
+      </w:pPr>
+    </w:p>
+    <w:p>
+      <w:pPr>
+        <w:rPr>
+          <w:lang w:val="uk-UA"/>
+        </w:rPr>
+      </w:pPr>
+      <w:r>
+        <w:rPr>
+          <w:lang w:val="uk-UA"/>
+        </w:rPr>
+        <w:t>На рис. 1.</w:t>
+      </w:r>
+      <w:r>
+        <w:rPr>
+          <w:lang w:val="uk-UA"/>
+        </w:rPr>
+        <w:t>2</w:t>
+      </w:r>
+      <w:r>
+        <w:rPr>
+          <w:lang w:val="uk-UA"/>
+        </w:rPr>
+        <w:t xml:space="preserve"> узагальнена структура експертної системи.</w:t>
+      </w:r>
+    </w:p>
+    <w:p>
+      <w:pPr>
+        <w:rPr>
+          <w:lang w:val="uk-UA"/>
+        </w:rPr>
+      </w:pPr>
+    </w:p>
+    <w:p>
+      <w:pPr>
         <w:pStyle w:val="a1"/>
-        <w:spacing w:after="0"/>
-      </w:pPr>
-      <w:r>
-        <w:t xml:space="preserve">Рисунок </w:t>
-      </w:r>
-      <w:r>
-        <w:rPr>
-          <w:noProof/>
-        </w:rPr>
-        <w:fldChar w:fldCharType="begin"/>
-      </w:r>
-      <w:r>
-        <w:rPr>
-          <w:noProof/>
-        </w:rPr>
-        <w:instrText xml:space="preserve"> STYLEREF 1 \s </w:instrText>
-      </w:r>
-      <w:r>
-        <w:rPr>
-          <w:noProof/>
-        </w:rPr>
-        <w:fldChar w:fldCharType="separate"/>
-      </w:r>
-      <w:r>
-        <w:rPr>
-          <w:noProof/>
-        </w:rPr>
-        <w:t>1</w:t>
-      </w:r>
-      <w:r>
-        <w:rPr>
-          <w:noProof/>
-        </w:rPr>
-        <w:fldChar w:fldCharType="end"/>
-      </w:r>
-      <w:r>
-        <w:t>.</w:t>
-      </w:r>
-      <w:r>
-        <w:fldChar w:fldCharType="begin"/>
-      </w:r>
-      <w:r>
-        <w:instrText xml:space="preserve"> SEQ Рисунок \* ARABIC </w:instrText>
-      </w:r>
-      <w:r>
-        <w:fldChar w:fldCharType="separate"/>
-      </w:r>
-      <w:r>
-        <w:rPr>
-          <w:noProof/>
-        </w:rPr>
-        <w:t>1</w:t>
-      </w:r>
-      <w:r>
-        <w:fldChar w:fldCharType="end"/>
-      </w:r>
-      <w:r>
-        <w:t xml:space="preserve"> –</w:t>
-      </w:r>
-      <w:r>
-        <w:t xml:space="preserve"> </w:t>
-      </w:r>
-      <w:r>
-        <w:t>Використання гі</w:t>
-      </w:r>
-      <w:r>
-        <w:t>т</w:t>
-      </w:r>
-      <w:r>
-        <w:t>а</w:t>
-      </w:r>
-    </w:p>
-    <w:p>
-      <w:pPr>
-        <w:rPr>
-          <w:lang w:val="uk-UA"/>
-        </w:rPr>
-      </w:pPr>
-    </w:p>
-    <w:p>
-      <w:pPr>
-        <w:rPr>
-          <w:lang w:val="uk-UA"/>
-        </w:rPr>
-      </w:pPr>
-      <w:r>
-        <w:rPr>
-          <w:lang w:val="uk-UA"/>
-        </w:rPr>
-        <w:t>На рис. 1.</w:t>
-      </w:r>
-      <w:r>
-        <w:rPr>
-          <w:lang w:val="uk-UA"/>
-        </w:rPr>
-        <w:t>2</w:t>
-      </w:r>
-      <w:r>
-        <w:rPr>
-          <w:lang w:val="uk-UA"/>
-        </w:rPr>
-        <w:t xml:space="preserve"> узагальнена структура експертної системи.</w:t>
-      </w:r>
-    </w:p>
-    <w:p>
-      <w:pPr>
-        <w:rPr>
-          <w:lang w:val="uk-UA"/>
-        </w:rPr>
-      </w:pPr>
-    </w:p>
-    <w:p>
-      <w:pPr>
-        <w:pStyle w:val="a0"/>
         <w:spacing w:before="0" w:after="0"/>
       </w:pPr>
       <w:r>
@@ -1598,83 +1819,83 @@
     </w:p>
     <w:p>
       <w:pPr>
+        <w:pStyle w:val="a2"/>
+        <w:spacing w:after="0"/>
+        <w:rPr>
+          <w:rFonts w:eastAsiaTheme="minorEastAsia"/>
+          <w:lang w:eastAsia="ja-JP"/>
+        </w:rPr>
+      </w:pPr>
+      <w:r>
+        <w:t xml:space="preserve">Рисунок </w:t>
+      </w:r>
+      <w:r>
+        <w:rPr>
+          <w:noProof/>
+        </w:rPr>
+        <w:fldChar w:fldCharType="begin"/>
+      </w:r>
+      <w:r>
+        <w:rPr>
+          <w:noProof/>
+        </w:rPr>
+        <w:instrText xml:space="preserve"> STYLEREF 1 \s </w:instrText>
+      </w:r>
+      <w:r>
+        <w:rPr>
+          <w:noProof/>
+        </w:rPr>
+        <w:fldChar w:fldCharType="separate"/>
+      </w:r>
+      <w:r>
+        <w:rPr>
+          <w:noProof/>
+        </w:rPr>
+        <w:t>1</w:t>
+      </w:r>
+      <w:r>
+        <w:rPr>
+          <w:noProof/>
+        </w:rPr>
+        <w:fldChar w:fldCharType="end"/>
+      </w:r>
+      <w:r>
+        <w:t>.</w:t>
+      </w:r>
+      <w:r>
+        <w:fldChar w:fldCharType="begin"/>
+      </w:r>
+      <w:r>
+        <w:instrText xml:space="preserve"> SEQ Рисунок \* ARABIC </w:instrText>
+      </w:r>
+      <w:r>
+        <w:fldChar w:fldCharType="separate"/>
+      </w:r>
+      <w:r>
+        <w:rPr>
+          <w:noProof/>
+        </w:rPr>
+        <w:t>2</w:t>
+      </w:r>
+      <w:r>
+        <w:fldChar w:fldCharType="end"/>
+      </w:r>
+      <w:r>
+        <w:t xml:space="preserve"> –</w:t>
+      </w:r>
+      <w:r>
+        <w:t xml:space="preserve"> </w:t>
+      </w:r>
+      <w:r>
+        <w:rPr>
+          <w:lang w:eastAsia="ja-JP"/>
+        </w:rPr>
+        <w:t>Узагальнена структура експертної системи</w:t>
+      </w:r>
+    </w:p>
+    <w:p>
+      <w:pPr>
         <w:pStyle w:val="a1"/>
-        <w:spacing w:after="0"/>
-        <w:rPr>
-          <w:rFonts w:eastAsiaTheme="minorEastAsia" w:hint="eastAsia"/>
-          <w:lang w:eastAsia="ja-JP"/>
-        </w:rPr>
-      </w:pPr>
-      <w:r>
-        <w:t xml:space="preserve">Рисунок </w:t>
-      </w:r>
-      <w:r>
-        <w:rPr>
-          <w:noProof/>
-        </w:rPr>
-        <w:fldChar w:fldCharType="begin"/>
-      </w:r>
-      <w:r>
-        <w:rPr>
-          <w:noProof/>
-        </w:rPr>
-        <w:instrText xml:space="preserve"> STYLEREF 1 \s </w:instrText>
-      </w:r>
-      <w:r>
-        <w:rPr>
-          <w:noProof/>
-        </w:rPr>
-        <w:fldChar w:fldCharType="separate"/>
-      </w:r>
-      <w:r>
-        <w:rPr>
-          <w:noProof/>
-        </w:rPr>
-        <w:t>1</w:t>
-      </w:r>
-      <w:r>
-        <w:rPr>
-          <w:noProof/>
-        </w:rPr>
-        <w:fldChar w:fldCharType="end"/>
-      </w:r>
-      <w:r>
-        <w:t>.</w:t>
-      </w:r>
-      <w:r>
-        <w:fldChar w:fldCharType="begin"/>
-      </w:r>
-      <w:r>
-        <w:instrText xml:space="preserve"> SEQ Рисунок \* ARABIC </w:instrText>
-      </w:r>
-      <w:r>
-        <w:fldChar w:fldCharType="separate"/>
-      </w:r>
-      <w:r>
-        <w:rPr>
-          <w:noProof/>
-        </w:rPr>
-        <w:t>2</w:t>
-      </w:r>
-      <w:r>
-        <w:fldChar w:fldCharType="end"/>
-      </w:r>
-      <w:r>
-        <w:t xml:space="preserve"> –</w:t>
-      </w:r>
-      <w:r>
-        <w:t xml:space="preserve"> </w:t>
-      </w:r>
-      <w:r>
-        <w:rPr>
-          <w:lang w:eastAsia="ja-JP"/>
-        </w:rPr>
-        <w:t>Узагальнена структура експертної системи</w:t>
-      </w:r>
-    </w:p>
-    <w:p>
-      <w:pPr>
-        <w:pStyle w:val="a0"/>
         <w:spacing w:before="0" w:after="0"/>
       </w:pPr>
       <w:r>
@@ -1731,10 +1952,10 @@
     </w:p>
     <w:p>
       <w:pPr>
-        <w:pStyle w:val="a1"/>
+        <w:pStyle w:val="a2"/>
         <w:spacing w:after="0"/>
         <w:rPr>
-          <w:rFonts w:eastAsiaTheme="minorEastAsia" w:hint="eastAsia"/>
+          <w:rFonts w:eastAsiaTheme="minorEastAsia"/>
           <w:lang w:eastAsia="ja-JP"/>
         </w:rPr>
       </w:pPr>
@@ -2879,7 +3100,7 @@
     </w:p>
     <w:p>
       <w:pPr>
-        <w:pStyle w:val="a"/>
+        <w:pStyle w:val="a0"/>
         <w:rPr>
           <w:rFonts w:eastAsiaTheme="minorEastAsia"/>
           <w:lang w:eastAsia="ja-JP"/>
@@ -2888,7 +3109,7 @@
     </w:p>
     <w:p>
       <w:pPr>
-        <w:pStyle w:val="a"/>
+        <w:pStyle w:val="a0"/>
         <w:rPr>
           <w:rFonts w:eastAsiaTheme="minorEastAsia"/>
           <w:lang w:val="uk-UA" w:eastAsia="ja-JP"/>
@@ -2904,7 +3125,7 @@
     </w:p>
     <w:p>
       <w:pPr>
-        <w:pStyle w:val="a"/>
+        <w:pStyle w:val="a0"/>
         <w:rPr>
           <w:rFonts w:eastAsiaTheme="minorEastAsia"/>
           <w:lang w:val="uk-UA" w:eastAsia="ja-JP"/>
@@ -2920,16 +3141,16 @@
     </w:p>
     <w:p>
       <w:pPr>
-        <w:pStyle w:val="a"/>
-        <w:rPr>
-          <w:rFonts w:eastAsiaTheme="minorEastAsia"/>
-          <w:lang w:val="uk-UA" w:eastAsia="ja-JP"/>
-        </w:rPr>
-      </w:pPr>
-    </w:p>
-    <w:p>
-      <w:pPr>
-        <w:pStyle w:val="a"/>
+        <w:pStyle w:val="a0"/>
+        <w:rPr>
+          <w:rFonts w:eastAsiaTheme="minorEastAsia"/>
+          <w:lang w:val="uk-UA" w:eastAsia="ja-JP"/>
+        </w:rPr>
+      </w:pPr>
+    </w:p>
+    <w:p>
+      <w:pPr>
+        <w:pStyle w:val="a0"/>
         <w:rPr>
           <w:rFonts w:eastAsiaTheme="minorEastAsia"/>
           <w:lang w:val="uk-UA" w:eastAsia="ja-JP"/>
@@ -2945,7 +3166,7 @@
     </w:p>
     <w:p>
       <w:pPr>
-        <w:pStyle w:val="a"/>
+        <w:pStyle w:val="a0"/>
         <w:rPr>
           <w:rFonts w:eastAsiaTheme="minorEastAsia"/>
           <w:lang w:val="uk-UA" w:eastAsia="ja-JP"/>
@@ -2961,7 +3182,7 @@
     </w:p>
     <w:p>
       <w:pPr>
-        <w:pStyle w:val="a"/>
+        <w:pStyle w:val="a0"/>
         <w:rPr>
           <w:rFonts w:eastAsiaTheme="minorEastAsia"/>
           <w:lang w:val="uk-UA" w:eastAsia="ja-JP"/>
@@ -2977,7 +3198,7 @@
     </w:p>
     <w:p>
       <w:pPr>
-        <w:pStyle w:val="a"/>
+        <w:pStyle w:val="a0"/>
         <w:rPr>
           <w:rFonts w:eastAsiaTheme="minorEastAsia"/>
           <w:lang w:val="uk-UA" w:eastAsia="ja-JP"/>
@@ -2993,7 +3214,7 @@
     </w:p>
     <w:p>
       <w:pPr>
-        <w:pStyle w:val="a"/>
+        <w:pStyle w:val="a0"/>
         <w:rPr>
           <w:rFonts w:eastAsiaTheme="minorEastAsia"/>
           <w:lang w:val="uk-UA" w:eastAsia="ja-JP"/>
@@ -3009,7 +3230,7 @@
     </w:p>
     <w:p>
       <w:pPr>
-        <w:pStyle w:val="a"/>
+        <w:pStyle w:val="a0"/>
         <w:rPr>
           <w:rFonts w:eastAsiaTheme="minorEastAsia"/>
           <w:lang w:val="uk-UA" w:eastAsia="ja-JP"/>
@@ -3025,16 +3246,16 @@
     </w:p>
     <w:p>
       <w:pPr>
-        <w:pStyle w:val="a"/>
-        <w:rPr>
-          <w:rFonts w:eastAsiaTheme="minorEastAsia"/>
-          <w:lang w:val="uk-UA" w:eastAsia="ja-JP"/>
-        </w:rPr>
-      </w:pPr>
-    </w:p>
-    <w:p>
-      <w:pPr>
-        <w:pStyle w:val="a"/>
+        <w:pStyle w:val="a0"/>
+        <w:rPr>
+          <w:rFonts w:eastAsiaTheme="minorEastAsia"/>
+          <w:lang w:val="uk-UA" w:eastAsia="ja-JP"/>
+        </w:rPr>
+      </w:pPr>
+    </w:p>
+    <w:p>
+      <w:pPr>
+        <w:pStyle w:val="a0"/>
         <w:rPr>
           <w:rFonts w:eastAsiaTheme="minorEastAsia"/>
           <w:lang w:val="uk-UA" w:eastAsia="ja-JP"/>
@@ -3050,7 +3271,7 @@
     </w:p>
     <w:p>
       <w:pPr>
-        <w:pStyle w:val="a"/>
+        <w:pStyle w:val="a0"/>
         <w:rPr>
           <w:rFonts w:eastAsiaTheme="minorEastAsia"/>
           <w:lang w:val="uk-UA" w:eastAsia="ja-JP"/>
@@ -3066,7 +3287,7 @@
     </w:p>
     <w:p>
       <w:pPr>
-        <w:pStyle w:val="a"/>
+        <w:pStyle w:val="a0"/>
         <w:rPr>
           <w:rFonts w:eastAsiaTheme="minorEastAsia"/>
           <w:lang w:val="uk-UA" w:eastAsia="ja-JP"/>
@@ -3082,7 +3303,7 @@
     </w:p>
     <w:p>
       <w:pPr>
-        <w:pStyle w:val="a"/>
+        <w:pStyle w:val="a0"/>
         <w:rPr>
           <w:rFonts w:eastAsiaTheme="minorEastAsia"/>
           <w:lang w:val="uk-UA" w:eastAsia="ja-JP"/>
@@ -3098,7 +3319,7 @@
     </w:p>
     <w:p>
       <w:pPr>
-        <w:pStyle w:val="a"/>
+        <w:pStyle w:val="a0"/>
         <w:rPr>
           <w:rFonts w:eastAsiaTheme="minorEastAsia"/>
           <w:lang w:val="uk-UA" w:eastAsia="ja-JP"/>
@@ -3114,7 +3335,7 @@
     </w:p>
     <w:p>
       <w:pPr>
-        <w:pStyle w:val="a"/>
+        <w:pStyle w:val="a0"/>
         <w:rPr>
           <w:rFonts w:eastAsiaTheme="minorEastAsia"/>
           <w:lang w:val="uk-UA" w:eastAsia="ja-JP"/>
@@ -3130,16 +3351,16 @@
     </w:p>
     <w:p>
       <w:pPr>
-        <w:pStyle w:val="a"/>
-        <w:rPr>
-          <w:rFonts w:eastAsiaTheme="minorEastAsia"/>
-          <w:lang w:val="uk-UA" w:eastAsia="ja-JP"/>
-        </w:rPr>
-      </w:pPr>
-    </w:p>
-    <w:p>
-      <w:pPr>
-        <w:pStyle w:val="a"/>
+        <w:pStyle w:val="a0"/>
+        <w:rPr>
+          <w:rFonts w:eastAsiaTheme="minorEastAsia"/>
+          <w:lang w:val="uk-UA" w:eastAsia="ja-JP"/>
+        </w:rPr>
+      </w:pPr>
+    </w:p>
+    <w:p>
+      <w:pPr>
+        <w:pStyle w:val="a0"/>
         <w:rPr>
           <w:rFonts w:eastAsiaTheme="minorEastAsia"/>
           <w:lang w:val="uk-UA" w:eastAsia="ja-JP"/>
@@ -3155,7 +3376,7 @@
     </w:p>
     <w:p>
       <w:pPr>
-        <w:pStyle w:val="a"/>
+        <w:pStyle w:val="a0"/>
         <w:rPr>
           <w:rFonts w:eastAsiaTheme="minorEastAsia"/>
           <w:lang w:val="uk-UA" w:eastAsia="ja-JP"/>
@@ -3171,7 +3392,7 @@
     </w:p>
     <w:p>
       <w:pPr>
-        <w:pStyle w:val="a"/>
+        <w:pStyle w:val="a0"/>
         <w:rPr>
           <w:rFonts w:eastAsiaTheme="minorEastAsia"/>
           <w:lang w:val="uk-UA" w:eastAsia="ja-JP"/>
@@ -3187,7 +3408,7 @@
     </w:p>
     <w:p>
       <w:pPr>
-        <w:pStyle w:val="a"/>
+        <w:pStyle w:val="a0"/>
         <w:rPr>
           <w:rFonts w:eastAsiaTheme="minorEastAsia"/>
           <w:lang w:val="uk-UA" w:eastAsia="ja-JP"/>
@@ -3203,7 +3424,7 @@
     </w:p>
     <w:p>
       <w:pPr>
-        <w:pStyle w:val="a"/>
+        <w:pStyle w:val="a0"/>
         <w:rPr>
           <w:rFonts w:eastAsiaTheme="minorEastAsia"/>
           <w:lang w:val="uk-UA" w:eastAsia="ja-JP"/>
@@ -3219,16 +3440,16 @@
     </w:p>
     <w:p>
       <w:pPr>
-        <w:pStyle w:val="a"/>
-        <w:rPr>
-          <w:rFonts w:eastAsiaTheme="minorEastAsia"/>
-          <w:lang w:val="uk-UA" w:eastAsia="ja-JP"/>
-        </w:rPr>
-      </w:pPr>
-    </w:p>
-    <w:p>
-      <w:pPr>
-        <w:pStyle w:val="a"/>
+        <w:pStyle w:val="a0"/>
+        <w:rPr>
+          <w:rFonts w:eastAsiaTheme="minorEastAsia"/>
+          <w:lang w:val="uk-UA" w:eastAsia="ja-JP"/>
+        </w:rPr>
+      </w:pPr>
+    </w:p>
+    <w:p>
+      <w:pPr>
+        <w:pStyle w:val="a0"/>
         <w:rPr>
           <w:rFonts w:eastAsiaTheme="minorEastAsia"/>
           <w:lang w:val="uk-UA" w:eastAsia="ja-JP"/>
@@ -3244,7 +3465,7 @@
     </w:p>
     <w:p>
       <w:pPr>
-        <w:pStyle w:val="a"/>
+        <w:pStyle w:val="a0"/>
         <w:rPr>
           <w:rFonts w:eastAsiaTheme="minorEastAsia"/>
           <w:lang w:val="uk-UA" w:eastAsia="ja-JP"/>
@@ -3260,7 +3481,7 @@
     </w:p>
     <w:p>
       <w:pPr>
-        <w:pStyle w:val="a"/>
+        <w:pStyle w:val="a0"/>
         <w:rPr>
           <w:rFonts w:eastAsiaTheme="minorEastAsia"/>
           <w:lang w:val="uk-UA" w:eastAsia="ja-JP"/>
@@ -3276,7 +3497,7 @@
     </w:p>
     <w:p>
       <w:pPr>
-        <w:pStyle w:val="a"/>
+        <w:pStyle w:val="a0"/>
         <w:rPr>
           <w:rFonts w:eastAsiaTheme="minorEastAsia"/>
           <w:lang w:val="uk-UA" w:eastAsia="ja-JP"/>
@@ -3292,7 +3513,7 @@
     </w:p>
     <w:p>
       <w:pPr>
-        <w:pStyle w:val="a"/>
+        <w:pStyle w:val="a0"/>
         <w:rPr>
           <w:rFonts w:eastAsiaTheme="minorEastAsia"/>
           <w:lang w:val="uk-UA" w:eastAsia="ja-JP"/>
@@ -3308,16 +3529,16 @@
     </w:p>
     <w:p>
       <w:pPr>
-        <w:pStyle w:val="a"/>
-        <w:rPr>
-          <w:rFonts w:eastAsiaTheme="minorEastAsia"/>
-          <w:lang w:val="uk-UA" w:eastAsia="ja-JP"/>
-        </w:rPr>
-      </w:pPr>
-    </w:p>
-    <w:p>
-      <w:pPr>
-        <w:pStyle w:val="a"/>
+        <w:pStyle w:val="a0"/>
+        <w:rPr>
+          <w:rFonts w:eastAsiaTheme="minorEastAsia"/>
+          <w:lang w:val="uk-UA" w:eastAsia="ja-JP"/>
+        </w:rPr>
+      </w:pPr>
+    </w:p>
+    <w:p>
+      <w:pPr>
+        <w:pStyle w:val="a0"/>
         <w:rPr>
           <w:rFonts w:eastAsiaTheme="minorEastAsia"/>
           <w:lang w:val="uk-UA" w:eastAsia="ja-JP"/>
@@ -3333,7 +3554,7 @@
     </w:p>
     <w:p>
       <w:pPr>
-        <w:pStyle w:val="a"/>
+        <w:pStyle w:val="a0"/>
         <w:rPr>
           <w:rFonts w:eastAsiaTheme="minorEastAsia"/>
           <w:lang w:val="uk-UA" w:eastAsia="ja-JP"/>
@@ -3349,7 +3570,7 @@
     </w:p>
     <w:p>
       <w:pPr>
-        <w:pStyle w:val="a"/>
+        <w:pStyle w:val="a0"/>
         <w:rPr>
           <w:rFonts w:eastAsiaTheme="minorEastAsia"/>
           <w:lang w:val="uk-UA" w:eastAsia="ja-JP"/>
@@ -3365,7 +3586,7 @@
     </w:p>
     <w:p>
       <w:pPr>
-        <w:pStyle w:val="a"/>
+        <w:pStyle w:val="a0"/>
         <w:rPr>
           <w:rFonts w:eastAsiaTheme="minorEastAsia"/>
           <w:lang w:val="uk-UA" w:eastAsia="ja-JP"/>
@@ -3381,7 +3602,7 @@
     </w:p>
     <w:p>
       <w:pPr>
-        <w:pStyle w:val="a"/>
+        <w:pStyle w:val="a0"/>
         <w:rPr>
           <w:rFonts w:eastAsiaTheme="minorEastAsia"/>
           <w:lang w:val="uk-UA" w:eastAsia="ja-JP"/>
@@ -3397,16 +3618,16 @@
     </w:p>
     <w:p>
       <w:pPr>
-        <w:pStyle w:val="a"/>
-        <w:rPr>
-          <w:rFonts w:eastAsiaTheme="minorEastAsia"/>
-          <w:lang w:val="uk-UA" w:eastAsia="ja-JP"/>
-        </w:rPr>
-      </w:pPr>
-    </w:p>
-    <w:p>
-      <w:pPr>
-        <w:pStyle w:val="a"/>
+        <w:pStyle w:val="a0"/>
+        <w:rPr>
+          <w:rFonts w:eastAsiaTheme="minorEastAsia"/>
+          <w:lang w:val="uk-UA" w:eastAsia="ja-JP"/>
+        </w:rPr>
+      </w:pPr>
+    </w:p>
+    <w:p>
+      <w:pPr>
+        <w:pStyle w:val="a0"/>
         <w:rPr>
           <w:rFonts w:eastAsiaTheme="minorEastAsia"/>
           <w:lang w:val="uk-UA" w:eastAsia="ja-JP"/>
@@ -3422,7 +3643,7 @@
     </w:p>
     <w:p>
       <w:pPr>
-        <w:pStyle w:val="a"/>
+        <w:pStyle w:val="a0"/>
         <w:rPr>
           <w:rFonts w:eastAsiaTheme="minorEastAsia"/>
           <w:lang w:val="uk-UA" w:eastAsia="ja-JP"/>
@@ -3438,7 +3659,7 @@
     </w:p>
     <w:p>
       <w:pPr>
-        <w:pStyle w:val="a"/>
+        <w:pStyle w:val="a0"/>
         <w:rPr>
           <w:rFonts w:eastAsiaTheme="minorEastAsia"/>
           <w:lang w:val="uk-UA" w:eastAsia="ja-JP"/>
@@ -3454,7 +3675,7 @@
     </w:p>
     <w:p>
       <w:pPr>
-        <w:pStyle w:val="a"/>
+        <w:pStyle w:val="a0"/>
         <w:rPr>
           <w:rFonts w:eastAsiaTheme="minorEastAsia"/>
           <w:lang w:val="uk-UA" w:eastAsia="ja-JP"/>
@@ -3470,7 +3691,7 @@
     </w:p>
     <w:p>
       <w:pPr>
-        <w:pStyle w:val="a"/>
+        <w:pStyle w:val="a0"/>
         <w:rPr>
           <w:rFonts w:eastAsiaTheme="minorEastAsia"/>
           <w:lang w:val="uk-UA" w:eastAsia="ja-JP"/>
@@ -3486,16 +3707,16 @@
     </w:p>
     <w:p>
       <w:pPr>
-        <w:pStyle w:val="a"/>
-        <w:rPr>
-          <w:rFonts w:eastAsiaTheme="minorEastAsia"/>
-          <w:lang w:val="uk-UA" w:eastAsia="ja-JP"/>
-        </w:rPr>
-      </w:pPr>
-    </w:p>
-    <w:p>
-      <w:pPr>
-        <w:pStyle w:val="a"/>
+        <w:pStyle w:val="a0"/>
+        <w:rPr>
+          <w:rFonts w:eastAsiaTheme="minorEastAsia"/>
+          <w:lang w:val="uk-UA" w:eastAsia="ja-JP"/>
+        </w:rPr>
+      </w:pPr>
+    </w:p>
+    <w:p>
+      <w:pPr>
+        <w:pStyle w:val="a0"/>
         <w:rPr>
           <w:rFonts w:eastAsiaTheme="minorEastAsia"/>
           <w:lang w:val="uk-UA" w:eastAsia="ja-JP"/>
@@ -3511,7 +3732,7 @@
     </w:p>
     <w:p>
       <w:pPr>
-        <w:pStyle w:val="a"/>
+        <w:pStyle w:val="a0"/>
         <w:rPr>
           <w:rFonts w:eastAsiaTheme="minorEastAsia"/>
           <w:lang w:val="uk-UA" w:eastAsia="ja-JP"/>
@@ -3527,7 +3748,7 @@
     </w:p>
     <w:p>
       <w:pPr>
-        <w:pStyle w:val="a"/>
+        <w:pStyle w:val="a0"/>
         <w:rPr>
           <w:rFonts w:eastAsiaTheme="minorEastAsia"/>
           <w:lang w:val="uk-UA" w:eastAsia="ja-JP"/>
@@ -3543,7 +3764,7 @@
     </w:p>
     <w:p>
       <w:pPr>
-        <w:pStyle w:val="a"/>
+        <w:pStyle w:val="a0"/>
         <w:rPr>
           <w:rFonts w:eastAsiaTheme="minorEastAsia"/>
           <w:lang w:val="uk-UA" w:eastAsia="ja-JP"/>
@@ -3559,7 +3780,7 @@
     </w:p>
     <w:p>
       <w:pPr>
-        <w:pStyle w:val="a"/>
+        <w:pStyle w:val="a0"/>
         <w:rPr>
           <w:rFonts w:eastAsiaTheme="minorEastAsia"/>
           <w:lang w:val="uk-UA" w:eastAsia="ja-JP"/>
@@ -3575,16 +3796,16 @@
     </w:p>
     <w:p>
       <w:pPr>
-        <w:pStyle w:val="a"/>
-        <w:rPr>
-          <w:rFonts w:eastAsiaTheme="minorEastAsia"/>
-          <w:lang w:val="uk-UA" w:eastAsia="ja-JP"/>
-        </w:rPr>
-      </w:pPr>
-    </w:p>
-    <w:p>
-      <w:pPr>
-        <w:pStyle w:val="a"/>
+        <w:pStyle w:val="a0"/>
+        <w:rPr>
+          <w:rFonts w:eastAsiaTheme="minorEastAsia"/>
+          <w:lang w:val="uk-UA" w:eastAsia="ja-JP"/>
+        </w:rPr>
+      </w:pPr>
+    </w:p>
+    <w:p>
+      <w:pPr>
+        <w:pStyle w:val="a0"/>
         <w:rPr>
           <w:rFonts w:eastAsiaTheme="minorEastAsia"/>
           <w:lang w:val="uk-UA" w:eastAsia="ja-JP"/>
@@ -3600,7 +3821,7 @@
     </w:p>
     <w:p>
       <w:pPr>
-        <w:pStyle w:val="a"/>
+        <w:pStyle w:val="a0"/>
         <w:rPr>
           <w:rFonts w:eastAsiaTheme="minorEastAsia"/>
           <w:lang w:val="uk-UA" w:eastAsia="ja-JP"/>
@@ -3616,7 +3837,7 @@
     </w:p>
     <w:p>
       <w:pPr>
-        <w:pStyle w:val="a"/>
+        <w:pStyle w:val="a0"/>
         <w:rPr>
           <w:rFonts w:eastAsiaTheme="minorEastAsia"/>
           <w:lang w:val="uk-UA" w:eastAsia="ja-JP"/>
@@ -3632,7 +3853,7 @@
     </w:p>
     <w:p>
       <w:pPr>
-        <w:pStyle w:val="a"/>
+        <w:pStyle w:val="a0"/>
         <w:rPr>
           <w:rFonts w:eastAsiaTheme="minorEastAsia"/>
           <w:lang w:val="uk-UA" w:eastAsia="ja-JP"/>
@@ -3648,7 +3869,7 @@
     </w:p>
     <w:p>
       <w:pPr>
-        <w:pStyle w:val="a"/>
+        <w:pStyle w:val="a0"/>
         <w:rPr>
           <w:rFonts w:eastAsiaTheme="minorEastAsia"/>
           <w:lang w:val="uk-UA" w:eastAsia="ja-JP"/>
@@ -3664,16 +3885,16 @@
     </w:p>
     <w:p>
       <w:pPr>
-        <w:pStyle w:val="a"/>
-        <w:rPr>
-          <w:rFonts w:eastAsiaTheme="minorEastAsia"/>
-          <w:lang w:val="uk-UA" w:eastAsia="ja-JP"/>
-        </w:rPr>
-      </w:pPr>
-    </w:p>
-    <w:p>
-      <w:pPr>
-        <w:pStyle w:val="a"/>
+        <w:pStyle w:val="a0"/>
+        <w:rPr>
+          <w:rFonts w:eastAsiaTheme="minorEastAsia"/>
+          <w:lang w:val="uk-UA" w:eastAsia="ja-JP"/>
+        </w:rPr>
+      </w:pPr>
+    </w:p>
+    <w:p>
+      <w:pPr>
+        <w:pStyle w:val="a0"/>
         <w:rPr>
           <w:rFonts w:eastAsiaTheme="minorEastAsia"/>
           <w:lang w:val="uk-UA" w:eastAsia="ja-JP"/>
@@ -3689,7 +3910,7 @@
     </w:p>
     <w:p>
       <w:pPr>
-        <w:pStyle w:val="a"/>
+        <w:pStyle w:val="a0"/>
         <w:rPr>
           <w:rFonts w:eastAsiaTheme="minorEastAsia"/>
           <w:lang w:val="uk-UA" w:eastAsia="ja-JP"/>
@@ -3706,7 +3927,7 @@
     </w:p>
     <w:p>
       <w:pPr>
-        <w:pStyle w:val="a"/>
+        <w:pStyle w:val="a0"/>
         <w:rPr>
           <w:rFonts w:eastAsiaTheme="minorEastAsia"/>
           <w:lang w:val="uk-UA" w:eastAsia="ja-JP"/>
@@ -3722,7 +3943,7 @@
     </w:p>
     <w:p>
       <w:pPr>
-        <w:pStyle w:val="a"/>
+        <w:pStyle w:val="a0"/>
         <w:rPr>
           <w:rFonts w:eastAsiaTheme="minorEastAsia"/>
           <w:lang w:val="uk-UA" w:eastAsia="ja-JP"/>
@@ -3738,7 +3959,7 @@
     </w:p>
     <w:p>
       <w:pPr>
-        <w:pStyle w:val="a"/>
+        <w:pStyle w:val="a0"/>
         <w:rPr>
           <w:rFonts w:eastAsiaTheme="minorEastAsia"/>
           <w:lang w:val="uk-UA" w:eastAsia="ja-JP"/>
@@ -3754,16 +3975,16 @@
     </w:p>
     <w:p>
       <w:pPr>
-        <w:pStyle w:val="a"/>
-        <w:rPr>
-          <w:rFonts w:eastAsiaTheme="minorEastAsia"/>
-          <w:lang w:val="uk-UA" w:eastAsia="ja-JP"/>
-        </w:rPr>
-      </w:pPr>
-    </w:p>
-    <w:p>
-      <w:pPr>
-        <w:pStyle w:val="a"/>
+        <w:pStyle w:val="a0"/>
+        <w:rPr>
+          <w:rFonts w:eastAsiaTheme="minorEastAsia"/>
+          <w:lang w:val="uk-UA" w:eastAsia="ja-JP"/>
+        </w:rPr>
+      </w:pPr>
+    </w:p>
+    <w:p>
+      <w:pPr>
+        <w:pStyle w:val="a0"/>
         <w:rPr>
           <w:rFonts w:eastAsiaTheme="minorEastAsia"/>
           <w:lang w:val="uk-UA" w:eastAsia="ja-JP"/>
@@ -3779,7 +4000,7 @@
     </w:p>
     <w:p>
       <w:pPr>
-        <w:pStyle w:val="a"/>
+        <w:pStyle w:val="a0"/>
         <w:rPr>
           <w:rFonts w:eastAsiaTheme="minorEastAsia"/>
           <w:lang w:val="uk-UA" w:eastAsia="ja-JP"/>
@@ -3795,7 +4016,7 @@
     </w:p>
     <w:p>
       <w:pPr>
-        <w:pStyle w:val="a"/>
+        <w:pStyle w:val="a0"/>
         <w:rPr>
           <w:rFonts w:eastAsiaTheme="minorEastAsia"/>
           <w:lang w:val="uk-UA" w:eastAsia="ja-JP"/>
@@ -3811,7 +4032,7 @@
     </w:p>
     <w:p>
       <w:pPr>
-        <w:pStyle w:val="a"/>
+        <w:pStyle w:val="a0"/>
         <w:rPr>
           <w:rFonts w:eastAsiaTheme="minorEastAsia"/>
           <w:lang w:val="uk-UA" w:eastAsia="ja-JP"/>
@@ -3827,7 +4048,7 @@
     </w:p>
     <w:p>
       <w:pPr>
-        <w:pStyle w:val="a"/>
+        <w:pStyle w:val="a0"/>
         <w:rPr>
           <w:rFonts w:eastAsiaTheme="minorEastAsia"/>
           <w:lang w:val="uk-UA" w:eastAsia="ja-JP"/>
@@ -3843,7 +4064,7 @@
     </w:p>
     <w:p>
       <w:pPr>
-        <w:pStyle w:val="a"/>
+        <w:pStyle w:val="a0"/>
         <w:rPr>
           <w:rFonts w:eastAsiaTheme="minorEastAsia"/>
           <w:lang w:val="uk-UA" w:eastAsia="ja-JP"/>
@@ -3859,16 +4080,16 @@
     </w:p>
     <w:p>
       <w:pPr>
-        <w:pStyle w:val="a"/>
-        <w:rPr>
-          <w:rFonts w:eastAsiaTheme="minorEastAsia"/>
-          <w:lang w:val="uk-UA" w:eastAsia="ja-JP"/>
-        </w:rPr>
-      </w:pPr>
-    </w:p>
-    <w:p>
-      <w:pPr>
-        <w:pStyle w:val="a"/>
+        <w:pStyle w:val="a0"/>
+        <w:rPr>
+          <w:rFonts w:eastAsiaTheme="minorEastAsia"/>
+          <w:lang w:val="uk-UA" w:eastAsia="ja-JP"/>
+        </w:rPr>
+      </w:pPr>
+    </w:p>
+    <w:p>
+      <w:pPr>
+        <w:pStyle w:val="a0"/>
         <w:rPr>
           <w:rFonts w:eastAsiaTheme="minorEastAsia"/>
           <w:lang w:val="uk-UA" w:eastAsia="ja-JP"/>
@@ -3884,7 +4105,7 @@
     </w:p>
     <w:p>
       <w:pPr>
-        <w:pStyle w:val="a"/>
+        <w:pStyle w:val="a0"/>
         <w:rPr>
           <w:rFonts w:eastAsiaTheme="minorEastAsia"/>
           <w:lang w:val="uk-UA" w:eastAsia="ja-JP"/>
@@ -3900,16 +4121,16 @@
     </w:p>
     <w:p>
       <w:pPr>
-        <w:pStyle w:val="a"/>
-        <w:rPr>
-          <w:rFonts w:eastAsiaTheme="minorEastAsia"/>
-          <w:lang w:val="uk-UA" w:eastAsia="ja-JP"/>
-        </w:rPr>
-      </w:pPr>
-    </w:p>
-    <w:p>
-      <w:pPr>
-        <w:pStyle w:val="a"/>
+        <w:pStyle w:val="a0"/>
+        <w:rPr>
+          <w:rFonts w:eastAsiaTheme="minorEastAsia"/>
+          <w:lang w:val="uk-UA" w:eastAsia="ja-JP"/>
+        </w:rPr>
+      </w:pPr>
+    </w:p>
+    <w:p>
+      <w:pPr>
+        <w:pStyle w:val="a0"/>
         <w:rPr>
           <w:rFonts w:eastAsiaTheme="minorEastAsia"/>
           <w:lang w:val="uk-UA" w:eastAsia="ja-JP"/>
@@ -3925,7 +4146,7 @@
     </w:p>
     <w:p>
       <w:pPr>
-        <w:pStyle w:val="a"/>
+        <w:pStyle w:val="a0"/>
         <w:rPr>
           <w:rFonts w:eastAsiaTheme="minorEastAsia"/>
           <w:lang w:val="uk-UA" w:eastAsia="ja-JP"/>
@@ -3941,16 +4162,16 @@
     </w:p>
     <w:p>
       <w:pPr>
-        <w:pStyle w:val="a"/>
-        <w:rPr>
-          <w:rFonts w:eastAsiaTheme="minorEastAsia"/>
-          <w:lang w:val="uk-UA" w:eastAsia="ja-JP"/>
-        </w:rPr>
-      </w:pPr>
-    </w:p>
-    <w:p>
-      <w:pPr>
-        <w:pStyle w:val="a"/>
+        <w:pStyle w:val="a0"/>
+        <w:rPr>
+          <w:rFonts w:eastAsiaTheme="minorEastAsia"/>
+          <w:lang w:val="uk-UA" w:eastAsia="ja-JP"/>
+        </w:rPr>
+      </w:pPr>
+    </w:p>
+    <w:p>
+      <w:pPr>
+        <w:pStyle w:val="a0"/>
         <w:rPr>
           <w:rFonts w:eastAsiaTheme="minorEastAsia"/>
           <w:lang w:val="uk-UA" w:eastAsia="ja-JP"/>
@@ -3966,16 +4187,16 @@
     </w:p>
     <w:p>
       <w:pPr>
-        <w:pStyle w:val="a"/>
-        <w:rPr>
-          <w:rFonts w:eastAsiaTheme="minorEastAsia"/>
-          <w:lang w:val="uk-UA" w:eastAsia="ja-JP"/>
-        </w:rPr>
-      </w:pPr>
-    </w:p>
-    <w:p>
-      <w:pPr>
-        <w:pStyle w:val="a"/>
+        <w:pStyle w:val="a0"/>
+        <w:rPr>
+          <w:rFonts w:eastAsiaTheme="minorEastAsia"/>
+          <w:lang w:val="uk-UA" w:eastAsia="ja-JP"/>
+        </w:rPr>
+      </w:pPr>
+    </w:p>
+    <w:p>
+      <w:pPr>
+        <w:pStyle w:val="a0"/>
         <w:rPr>
           <w:rFonts w:eastAsiaTheme="minorEastAsia"/>
           <w:lang w:val="uk-UA" w:eastAsia="ja-JP"/>
@@ -3991,7 +4212,7 @@
     </w:p>
     <w:p>
       <w:pPr>
-        <w:pStyle w:val="a"/>
+        <w:pStyle w:val="a0"/>
         <w:rPr>
           <w:rFonts w:eastAsiaTheme="minorEastAsia"/>
           <w:lang w:val="uk-UA" w:eastAsia="ja-JP"/>
@@ -4007,7 +4228,7 @@
     </w:p>
     <w:p>
       <w:pPr>
-        <w:pStyle w:val="a"/>
+        <w:pStyle w:val="a0"/>
         <w:rPr>
           <w:rFonts w:eastAsiaTheme="minorEastAsia"/>
           <w:lang w:val="uk-UA" w:eastAsia="ja-JP"/>
@@ -4023,16 +4244,16 @@
     </w:p>
     <w:p>
       <w:pPr>
-        <w:pStyle w:val="a"/>
-        <w:rPr>
-          <w:rFonts w:eastAsiaTheme="minorEastAsia"/>
-          <w:lang w:val="uk-UA" w:eastAsia="ja-JP"/>
-        </w:rPr>
-      </w:pPr>
-    </w:p>
-    <w:p>
-      <w:pPr>
-        <w:pStyle w:val="a"/>
+        <w:pStyle w:val="a0"/>
+        <w:rPr>
+          <w:rFonts w:eastAsiaTheme="minorEastAsia"/>
+          <w:lang w:val="uk-UA" w:eastAsia="ja-JP"/>
+        </w:rPr>
+      </w:pPr>
+    </w:p>
+    <w:p>
+      <w:pPr>
+        <w:pStyle w:val="a0"/>
         <w:rPr>
           <w:rFonts w:eastAsiaTheme="minorEastAsia"/>
           <w:lang w:val="uk-UA" w:eastAsia="ja-JP"/>
@@ -4048,7 +4269,7 @@
     </w:p>
     <w:p>
       <w:pPr>
-        <w:pStyle w:val="a"/>
+        <w:pStyle w:val="a0"/>
         <w:rPr>
           <w:rFonts w:eastAsiaTheme="minorEastAsia"/>
           <w:lang w:val="uk-UA" w:eastAsia="ja-JP"/>
@@ -4064,16 +4285,16 @@
     </w:p>
     <w:p>
       <w:pPr>
-        <w:pStyle w:val="a"/>
-        <w:rPr>
-          <w:rFonts w:eastAsiaTheme="minorEastAsia"/>
-          <w:lang w:val="uk-UA" w:eastAsia="ja-JP"/>
-        </w:rPr>
-      </w:pPr>
-    </w:p>
-    <w:p>
-      <w:pPr>
-        <w:pStyle w:val="a"/>
+        <w:pStyle w:val="a0"/>
+        <w:rPr>
+          <w:rFonts w:eastAsiaTheme="minorEastAsia"/>
+          <w:lang w:val="uk-UA" w:eastAsia="ja-JP"/>
+        </w:rPr>
+      </w:pPr>
+    </w:p>
+    <w:p>
+      <w:pPr>
+        <w:pStyle w:val="a0"/>
         <w:rPr>
           <w:rFonts w:eastAsiaTheme="minorEastAsia"/>
           <w:lang w:val="uk-UA" w:eastAsia="ja-JP"/>
@@ -4089,16 +4310,16 @@
     </w:p>
     <w:p>
       <w:pPr>
-        <w:pStyle w:val="a"/>
-        <w:rPr>
-          <w:rFonts w:eastAsiaTheme="minorEastAsia"/>
-          <w:lang w:val="uk-UA" w:eastAsia="ja-JP"/>
-        </w:rPr>
-      </w:pPr>
-    </w:p>
-    <w:p>
-      <w:pPr>
-        <w:pStyle w:val="a"/>
+        <w:pStyle w:val="a0"/>
+        <w:rPr>
+          <w:rFonts w:eastAsiaTheme="minorEastAsia"/>
+          <w:lang w:val="uk-UA" w:eastAsia="ja-JP"/>
+        </w:rPr>
+      </w:pPr>
+    </w:p>
+    <w:p>
+      <w:pPr>
+        <w:pStyle w:val="a0"/>
         <w:rPr>
           <w:rFonts w:eastAsiaTheme="minorEastAsia"/>
           <w:lang w:val="uk-UA" w:eastAsia="ja-JP"/>
@@ -4114,7 +4335,7 @@
     </w:p>
     <w:p>
       <w:pPr>
-        <w:pStyle w:val="a"/>
+        <w:pStyle w:val="a0"/>
         <w:rPr>
           <w:rFonts w:eastAsiaTheme="minorEastAsia"/>
           <w:lang w:val="uk-UA" w:eastAsia="ja-JP"/>
@@ -4130,7 +4351,7 @@
     </w:p>
     <w:p>
       <w:pPr>
-        <w:pStyle w:val="a"/>
+        <w:pStyle w:val="a0"/>
         <w:rPr>
           <w:rFonts w:eastAsiaTheme="minorEastAsia"/>
           <w:lang w:val="uk-UA" w:eastAsia="ja-JP"/>
@@ -4146,7 +4367,7 @@
     </w:p>
     <w:p>
       <w:pPr>
-        <w:pStyle w:val="a"/>
+        <w:pStyle w:val="a0"/>
         <w:rPr>
           <w:rFonts w:eastAsiaTheme="minorEastAsia"/>
           <w:lang w:val="uk-UA" w:eastAsia="ja-JP"/>
@@ -4162,16 +4383,16 @@
     </w:p>
     <w:p>
       <w:pPr>
-        <w:pStyle w:val="a"/>
-        <w:rPr>
-          <w:rFonts w:eastAsiaTheme="minorEastAsia"/>
-          <w:lang w:val="uk-UA" w:eastAsia="ja-JP"/>
-        </w:rPr>
-      </w:pPr>
-    </w:p>
-    <w:p>
-      <w:pPr>
-        <w:pStyle w:val="a"/>
+        <w:pStyle w:val="a0"/>
+        <w:rPr>
+          <w:rFonts w:eastAsiaTheme="minorEastAsia"/>
+          <w:lang w:val="uk-UA" w:eastAsia="ja-JP"/>
+        </w:rPr>
+      </w:pPr>
+    </w:p>
+    <w:p>
+      <w:pPr>
+        <w:pStyle w:val="a0"/>
         <w:rPr>
           <w:rFonts w:eastAsiaTheme="minorEastAsia"/>
           <w:lang w:val="uk-UA" w:eastAsia="ja-JP"/>
@@ -4187,7 +4408,7 @@
     </w:p>
     <w:p>
       <w:pPr>
-        <w:pStyle w:val="a"/>
+        <w:pStyle w:val="a0"/>
         <w:rPr>
           <w:rFonts w:eastAsiaTheme="minorEastAsia"/>
           <w:lang w:val="uk-UA" w:eastAsia="ja-JP"/>
@@ -4203,7 +4424,7 @@
     </w:p>
     <w:p>
       <w:pPr>
-        <w:pStyle w:val="a"/>
+        <w:pStyle w:val="a0"/>
         <w:rPr>
           <w:rFonts w:eastAsiaTheme="minorEastAsia"/>
           <w:lang w:val="uk-UA" w:eastAsia="ja-JP"/>
@@ -4219,7 +4440,7 @@
     </w:p>
     <w:p>
       <w:pPr>
-        <w:pStyle w:val="a"/>
+        <w:pStyle w:val="a0"/>
         <w:rPr>
           <w:rFonts w:eastAsiaTheme="minorEastAsia"/>
           <w:lang w:val="uk-UA" w:eastAsia="ja-JP"/>
@@ -4235,7 +4456,7 @@
     </w:p>
     <w:p>
       <w:pPr>
-        <w:pStyle w:val="a"/>
+        <w:pStyle w:val="a0"/>
         <w:rPr>
           <w:rFonts w:eastAsiaTheme="minorEastAsia"/>
           <w:lang w:val="uk-UA" w:eastAsia="ja-JP"/>
@@ -4251,16 +4472,16 @@
     </w:p>
     <w:p>
       <w:pPr>
-        <w:pStyle w:val="a"/>
-        <w:rPr>
-          <w:rFonts w:eastAsiaTheme="minorEastAsia"/>
-          <w:lang w:val="uk-UA" w:eastAsia="ja-JP"/>
-        </w:rPr>
-      </w:pPr>
-    </w:p>
-    <w:p>
-      <w:pPr>
-        <w:pStyle w:val="a"/>
+        <w:pStyle w:val="a0"/>
+        <w:rPr>
+          <w:rFonts w:eastAsiaTheme="minorEastAsia"/>
+          <w:lang w:val="uk-UA" w:eastAsia="ja-JP"/>
+        </w:rPr>
+      </w:pPr>
+    </w:p>
+    <w:p>
+      <w:pPr>
+        <w:pStyle w:val="a0"/>
         <w:rPr>
           <w:rFonts w:eastAsiaTheme="minorEastAsia"/>
           <w:lang w:val="uk-UA" w:eastAsia="ja-JP"/>
@@ -4276,7 +4497,7 @@
     </w:p>
     <w:p>
       <w:pPr>
-        <w:pStyle w:val="a"/>
+        <w:pStyle w:val="a0"/>
         <w:rPr>
           <w:rFonts w:eastAsiaTheme="minorEastAsia"/>
           <w:lang w:val="uk-UA" w:eastAsia="ja-JP"/>
@@ -4292,7 +4513,7 @@
     </w:p>
     <w:p>
       <w:pPr>
-        <w:pStyle w:val="a"/>
+        <w:pStyle w:val="a0"/>
         <w:rPr>
           <w:rFonts w:eastAsiaTheme="minorEastAsia"/>
           <w:lang w:val="uk-UA" w:eastAsia="ja-JP"/>
@@ -4308,7 +4529,7 @@
     </w:p>
     <w:p>
       <w:pPr>
-        <w:pStyle w:val="a"/>
+        <w:pStyle w:val="a0"/>
         <w:rPr>
           <w:rFonts w:eastAsiaTheme="minorEastAsia"/>
           <w:lang w:val="uk-UA" w:eastAsia="ja-JP"/>
@@ -4324,7 +4545,7 @@
     </w:p>
     <w:p>
       <w:pPr>
-        <w:pStyle w:val="a"/>
+        <w:pStyle w:val="a0"/>
         <w:rPr>
           <w:rFonts w:eastAsiaTheme="minorEastAsia"/>
           <w:lang w:val="uk-UA" w:eastAsia="ja-JP"/>
@@ -4340,7 +4561,7 @@
     </w:p>
     <w:p>
       <w:pPr>
-        <w:pStyle w:val="a"/>
+        <w:pStyle w:val="a0"/>
         <w:rPr>
           <w:rFonts w:eastAsiaTheme="minorEastAsia"/>
           <w:lang w:val="uk-UA" w:eastAsia="ja-JP"/>
@@ -4356,16 +4577,16 @@
     </w:p>
     <w:p>
       <w:pPr>
-        <w:pStyle w:val="a"/>
-        <w:rPr>
-          <w:rFonts w:eastAsiaTheme="minorEastAsia"/>
-          <w:lang w:val="uk-UA" w:eastAsia="ja-JP"/>
-        </w:rPr>
-      </w:pPr>
-    </w:p>
-    <w:p>
-      <w:pPr>
-        <w:pStyle w:val="a"/>
+        <w:pStyle w:val="a0"/>
+        <w:rPr>
+          <w:rFonts w:eastAsiaTheme="minorEastAsia"/>
+          <w:lang w:val="uk-UA" w:eastAsia="ja-JP"/>
+        </w:rPr>
+      </w:pPr>
+    </w:p>
+    <w:p>
+      <w:pPr>
+        <w:pStyle w:val="a0"/>
         <w:rPr>
           <w:rFonts w:eastAsiaTheme="minorEastAsia"/>
           <w:lang w:val="uk-UA" w:eastAsia="ja-JP"/>
@@ -4381,16 +4602,16 @@
     </w:p>
     <w:p>
       <w:pPr>
-        <w:pStyle w:val="a"/>
-        <w:rPr>
-          <w:rFonts w:eastAsiaTheme="minorEastAsia"/>
-          <w:lang w:val="uk-UA" w:eastAsia="ja-JP"/>
-        </w:rPr>
-      </w:pPr>
-    </w:p>
-    <w:p>
-      <w:pPr>
-        <w:pStyle w:val="a"/>
+        <w:pStyle w:val="a0"/>
+        <w:rPr>
+          <w:rFonts w:eastAsiaTheme="minorEastAsia"/>
+          <w:lang w:val="uk-UA" w:eastAsia="ja-JP"/>
+        </w:rPr>
+      </w:pPr>
+    </w:p>
+    <w:p>
+      <w:pPr>
+        <w:pStyle w:val="a0"/>
         <w:rPr>
           <w:rFonts w:eastAsiaTheme="minorEastAsia"/>
           <w:lang w:val="uk-UA" w:eastAsia="ja-JP"/>
@@ -4406,16 +4627,16 @@
     </w:p>
     <w:p>
       <w:pPr>
-        <w:pStyle w:val="a"/>
-        <w:rPr>
-          <w:rFonts w:eastAsiaTheme="minorEastAsia"/>
-          <w:lang w:val="uk-UA" w:eastAsia="ja-JP"/>
-        </w:rPr>
-      </w:pPr>
-    </w:p>
-    <w:p>
-      <w:pPr>
-        <w:pStyle w:val="a"/>
+        <w:pStyle w:val="a0"/>
+        <w:rPr>
+          <w:rFonts w:eastAsiaTheme="minorEastAsia"/>
+          <w:lang w:val="uk-UA" w:eastAsia="ja-JP"/>
+        </w:rPr>
+      </w:pPr>
+    </w:p>
+    <w:p>
+      <w:pPr>
+        <w:pStyle w:val="a0"/>
         <w:rPr>
           <w:rFonts w:eastAsiaTheme="minorEastAsia"/>
           <w:lang w:val="uk-UA" w:eastAsia="ja-JP"/>
@@ -4431,7 +4652,7 @@
     </w:p>
     <w:p>
       <w:pPr>
-        <w:pStyle w:val="a"/>
+        <w:pStyle w:val="a0"/>
         <w:rPr>
           <w:rFonts w:eastAsiaTheme="minorEastAsia"/>
           <w:lang w:val="uk-UA" w:eastAsia="ja-JP"/>
@@ -4447,7 +4668,7 @@
     </w:p>
     <w:p>
       <w:pPr>
-        <w:pStyle w:val="a"/>
+        <w:pStyle w:val="a0"/>
         <w:rPr>
           <w:rFonts w:eastAsiaTheme="minorEastAsia"/>
           <w:lang w:val="uk-UA" w:eastAsia="ja-JP"/>
@@ -4463,16 +4684,16 @@
     </w:p>
     <w:p>
       <w:pPr>
-        <w:pStyle w:val="a"/>
-        <w:rPr>
-          <w:rFonts w:eastAsiaTheme="minorEastAsia"/>
-          <w:lang w:val="uk-UA" w:eastAsia="ja-JP"/>
-        </w:rPr>
-      </w:pPr>
-    </w:p>
-    <w:p>
-      <w:pPr>
-        <w:pStyle w:val="a"/>
+        <w:pStyle w:val="a0"/>
+        <w:rPr>
+          <w:rFonts w:eastAsiaTheme="minorEastAsia"/>
+          <w:lang w:val="uk-UA" w:eastAsia="ja-JP"/>
+        </w:rPr>
+      </w:pPr>
+    </w:p>
+    <w:p>
+      <w:pPr>
+        <w:pStyle w:val="a0"/>
         <w:rPr>
           <w:rFonts w:eastAsiaTheme="minorEastAsia"/>
           <w:lang w:val="uk-UA" w:eastAsia="ja-JP"/>
@@ -4488,7 +4709,7 @@
     </w:p>
     <w:p>
       <w:pPr>
-        <w:pStyle w:val="a"/>
+        <w:pStyle w:val="a0"/>
         <w:rPr>
           <w:rFonts w:eastAsiaTheme="minorEastAsia"/>
           <w:lang w:val="uk-UA" w:eastAsia="ja-JP"/>
@@ -4504,7 +4725,7 @@
     </w:p>
     <w:p>
       <w:pPr>
-        <w:pStyle w:val="a"/>
+        <w:pStyle w:val="a0"/>
         <w:rPr>
           <w:rFonts w:eastAsiaTheme="minorEastAsia"/>
           <w:lang w:val="uk-UA" w:eastAsia="ja-JP"/>
@@ -4521,7 +4742,7 @@
     </w:p>
     <w:p>
       <w:pPr>
-        <w:pStyle w:val="a"/>
+        <w:pStyle w:val="a0"/>
         <w:rPr>
           <w:rFonts w:eastAsiaTheme="minorEastAsia"/>
           <w:lang w:val="uk-UA" w:eastAsia="ja-JP"/>
@@ -4537,16 +4758,16 @@
     </w:p>
     <w:p>
       <w:pPr>
-        <w:pStyle w:val="a"/>
-        <w:rPr>
-          <w:rFonts w:eastAsiaTheme="minorEastAsia"/>
-          <w:lang w:val="uk-UA" w:eastAsia="ja-JP"/>
-        </w:rPr>
-      </w:pPr>
-    </w:p>
-    <w:p>
-      <w:pPr>
-        <w:pStyle w:val="a"/>
+        <w:pStyle w:val="a0"/>
+        <w:rPr>
+          <w:rFonts w:eastAsiaTheme="minorEastAsia"/>
+          <w:lang w:val="uk-UA" w:eastAsia="ja-JP"/>
+        </w:rPr>
+      </w:pPr>
+    </w:p>
+    <w:p>
+      <w:pPr>
+        <w:pStyle w:val="a0"/>
         <w:rPr>
           <w:rFonts w:eastAsiaTheme="minorEastAsia"/>
           <w:lang w:val="uk-UA" w:eastAsia="ja-JP"/>
@@ -4562,16 +4783,16 @@
     </w:p>
     <w:p>
       <w:pPr>
-        <w:pStyle w:val="a"/>
-        <w:rPr>
-          <w:rFonts w:eastAsiaTheme="minorEastAsia"/>
-          <w:lang w:val="uk-UA" w:eastAsia="ja-JP"/>
-        </w:rPr>
-      </w:pPr>
-    </w:p>
-    <w:p>
-      <w:pPr>
-        <w:pStyle w:val="a"/>
+        <w:pStyle w:val="a0"/>
+        <w:rPr>
+          <w:rFonts w:eastAsiaTheme="minorEastAsia"/>
+          <w:lang w:val="uk-UA" w:eastAsia="ja-JP"/>
+        </w:rPr>
+      </w:pPr>
+    </w:p>
+    <w:p>
+      <w:pPr>
+        <w:pStyle w:val="a0"/>
         <w:rPr>
           <w:rFonts w:eastAsiaTheme="minorEastAsia"/>
           <w:lang w:val="uk-UA" w:eastAsia="ja-JP"/>
@@ -4587,7 +4808,7 @@
     </w:p>
     <w:p>
       <w:pPr>
-        <w:pStyle w:val="a"/>
+        <w:pStyle w:val="a0"/>
         <w:rPr>
           <w:rFonts w:eastAsiaTheme="minorEastAsia"/>
           <w:lang w:val="uk-UA" w:eastAsia="ja-JP"/>
@@ -4603,7 +4824,7 @@
     </w:p>
     <w:p>
       <w:pPr>
-        <w:pStyle w:val="a"/>
+        <w:pStyle w:val="a0"/>
         <w:rPr>
           <w:rFonts w:eastAsiaTheme="minorEastAsia"/>
           <w:lang w:val="uk-UA" w:eastAsia="ja-JP"/>
@@ -4619,7 +4840,7 @@
     </w:p>
     <w:p>
       <w:pPr>
-        <w:pStyle w:val="a"/>
+        <w:pStyle w:val="a0"/>
         <w:rPr>
           <w:rFonts w:eastAsiaTheme="minorEastAsia"/>
           <w:lang w:val="uk-UA" w:eastAsia="ja-JP"/>
@@ -4635,7 +4856,7 @@
     </w:p>
     <w:p>
       <w:pPr>
-        <w:pStyle w:val="a"/>
+        <w:pStyle w:val="a0"/>
         <w:rPr>
           <w:rFonts w:eastAsiaTheme="minorEastAsia"/>
           <w:lang w:val="uk-UA" w:eastAsia="ja-JP"/>
@@ -4651,16 +4872,16 @@
     </w:p>
     <w:p>
       <w:pPr>
-        <w:pStyle w:val="a"/>
-        <w:rPr>
-          <w:rFonts w:eastAsiaTheme="minorEastAsia"/>
-          <w:lang w:val="uk-UA" w:eastAsia="ja-JP"/>
-        </w:rPr>
-      </w:pPr>
-    </w:p>
-    <w:p>
-      <w:pPr>
-        <w:pStyle w:val="a"/>
+        <w:pStyle w:val="a0"/>
+        <w:rPr>
+          <w:rFonts w:eastAsiaTheme="minorEastAsia"/>
+          <w:lang w:val="uk-UA" w:eastAsia="ja-JP"/>
+        </w:rPr>
+      </w:pPr>
+    </w:p>
+    <w:p>
+      <w:pPr>
+        <w:pStyle w:val="a0"/>
         <w:rPr>
           <w:rFonts w:eastAsiaTheme="minorEastAsia"/>
           <w:lang w:val="uk-UA" w:eastAsia="ja-JP"/>
@@ -4676,7 +4897,7 @@
     </w:p>
     <w:p>
       <w:pPr>
-        <w:pStyle w:val="a"/>
+        <w:pStyle w:val="a0"/>
         <w:rPr>
           <w:rFonts w:eastAsiaTheme="minorEastAsia"/>
           <w:lang w:val="uk-UA" w:eastAsia="ja-JP"/>
@@ -4692,16 +4913,16 @@
     </w:p>
     <w:p>
       <w:pPr>
-        <w:pStyle w:val="a"/>
-        <w:rPr>
-          <w:rFonts w:eastAsiaTheme="minorEastAsia"/>
-          <w:lang w:val="uk-UA" w:eastAsia="ja-JP"/>
-        </w:rPr>
-      </w:pPr>
-    </w:p>
-    <w:p>
-      <w:pPr>
-        <w:pStyle w:val="a"/>
+        <w:pStyle w:val="a0"/>
+        <w:rPr>
+          <w:rFonts w:eastAsiaTheme="minorEastAsia"/>
+          <w:lang w:val="uk-UA" w:eastAsia="ja-JP"/>
+        </w:rPr>
+      </w:pPr>
+    </w:p>
+    <w:p>
+      <w:pPr>
+        <w:pStyle w:val="a0"/>
         <w:rPr>
           <w:rFonts w:eastAsiaTheme="minorEastAsia"/>
           <w:lang w:val="uk-UA" w:eastAsia="ja-JP"/>
@@ -4717,7 +4938,7 @@
     </w:p>
     <w:p>
       <w:pPr>
-        <w:pStyle w:val="a"/>
+        <w:pStyle w:val="a0"/>
         <w:rPr>
           <w:rFonts w:eastAsiaTheme="minorEastAsia"/>
           <w:lang w:val="uk-UA" w:eastAsia="ja-JP"/>
@@ -4733,16 +4954,16 @@
     </w:p>
     <w:p>
       <w:pPr>
-        <w:pStyle w:val="a"/>
-        <w:rPr>
-          <w:rFonts w:eastAsiaTheme="minorEastAsia"/>
-          <w:lang w:val="uk-UA" w:eastAsia="ja-JP"/>
-        </w:rPr>
-      </w:pPr>
-    </w:p>
-    <w:p>
-      <w:pPr>
-        <w:pStyle w:val="a"/>
+        <w:pStyle w:val="a0"/>
+        <w:rPr>
+          <w:rFonts w:eastAsiaTheme="minorEastAsia"/>
+          <w:lang w:val="uk-UA" w:eastAsia="ja-JP"/>
+        </w:rPr>
+      </w:pPr>
+    </w:p>
+    <w:p>
+      <w:pPr>
+        <w:pStyle w:val="a0"/>
         <w:rPr>
           <w:rFonts w:eastAsiaTheme="minorEastAsia"/>
           <w:lang w:val="uk-UA" w:eastAsia="ja-JP"/>
@@ -4758,16 +4979,16 @@
     </w:p>
     <w:p>
       <w:pPr>
-        <w:pStyle w:val="a"/>
-        <w:rPr>
-          <w:rFonts w:eastAsiaTheme="minorEastAsia"/>
-          <w:lang w:val="uk-UA" w:eastAsia="ja-JP"/>
-        </w:rPr>
-      </w:pPr>
-    </w:p>
-    <w:p>
-      <w:pPr>
-        <w:pStyle w:val="a"/>
+        <w:pStyle w:val="a0"/>
+        <w:rPr>
+          <w:rFonts w:eastAsiaTheme="minorEastAsia"/>
+          <w:lang w:val="uk-UA" w:eastAsia="ja-JP"/>
+        </w:rPr>
+      </w:pPr>
+    </w:p>
+    <w:p>
+      <w:pPr>
+        <w:pStyle w:val="a0"/>
         <w:rPr>
           <w:rFonts w:eastAsiaTheme="minorEastAsia"/>
           <w:lang w:val="uk-UA" w:eastAsia="ja-JP"/>
@@ -4783,16 +5004,16 @@
     </w:p>
     <w:p>
       <w:pPr>
-        <w:pStyle w:val="a"/>
-        <w:rPr>
-          <w:rFonts w:eastAsiaTheme="minorEastAsia"/>
-          <w:lang w:val="uk-UA" w:eastAsia="ja-JP"/>
-        </w:rPr>
-      </w:pPr>
-    </w:p>
-    <w:p>
-      <w:pPr>
-        <w:pStyle w:val="a"/>
+        <w:pStyle w:val="a0"/>
+        <w:rPr>
+          <w:rFonts w:eastAsiaTheme="minorEastAsia"/>
+          <w:lang w:val="uk-UA" w:eastAsia="ja-JP"/>
+        </w:rPr>
+      </w:pPr>
+    </w:p>
+    <w:p>
+      <w:pPr>
+        <w:pStyle w:val="a0"/>
         <w:rPr>
           <w:rFonts w:eastAsiaTheme="minorEastAsia"/>
           <w:lang w:val="uk-UA" w:eastAsia="ja-JP"/>
@@ -4808,7 +5029,7 @@
     </w:p>
     <w:p>
       <w:pPr>
-        <w:pStyle w:val="a"/>
+        <w:pStyle w:val="a0"/>
         <w:rPr>
           <w:rFonts w:eastAsiaTheme="minorEastAsia"/>
           <w:lang w:val="uk-UA" w:eastAsia="ja-JP"/>
@@ -4824,7 +5045,7 @@
     </w:p>
     <w:p>
       <w:pPr>
-        <w:pStyle w:val="a"/>
+        <w:pStyle w:val="a0"/>
         <w:rPr>
           <w:rFonts w:eastAsiaTheme="minorEastAsia"/>
           <w:lang w:val="uk-UA" w:eastAsia="ja-JP"/>
@@ -4840,7 +5061,7 @@
     </w:p>
     <w:p>
       <w:pPr>
-        <w:pStyle w:val="a"/>
+        <w:pStyle w:val="a0"/>
         <w:rPr>
           <w:rFonts w:eastAsiaTheme="minorEastAsia"/>
           <w:lang w:val="uk-UA" w:eastAsia="ja-JP"/>
@@ -4856,16 +5077,16 @@
     </w:p>
     <w:p>
       <w:pPr>
-        <w:pStyle w:val="a"/>
-        <w:rPr>
-          <w:rFonts w:eastAsiaTheme="minorEastAsia"/>
-          <w:lang w:val="uk-UA" w:eastAsia="ja-JP"/>
-        </w:rPr>
-      </w:pPr>
-    </w:p>
-    <w:p>
-      <w:pPr>
-        <w:pStyle w:val="a"/>
+        <w:pStyle w:val="a0"/>
+        <w:rPr>
+          <w:rFonts w:eastAsiaTheme="minorEastAsia"/>
+          <w:lang w:val="uk-UA" w:eastAsia="ja-JP"/>
+        </w:rPr>
+      </w:pPr>
+    </w:p>
+    <w:p>
+      <w:pPr>
+        <w:pStyle w:val="a0"/>
         <w:rPr>
           <w:rFonts w:eastAsiaTheme="minorEastAsia"/>
           <w:lang w:val="uk-UA" w:eastAsia="ja-JP"/>
@@ -4881,7 +5102,7 @@
     </w:p>
     <w:p>
       <w:pPr>
-        <w:pStyle w:val="a"/>
+        <w:pStyle w:val="a0"/>
         <w:rPr>
           <w:rFonts w:eastAsiaTheme="minorEastAsia"/>
           <w:lang w:val="uk-UA" w:eastAsia="ja-JP"/>
@@ -4897,7 +5118,7 @@
     </w:p>
     <w:p>
       <w:pPr>
-        <w:pStyle w:val="a"/>
+        <w:pStyle w:val="a0"/>
         <w:rPr>
           <w:rFonts w:eastAsiaTheme="minorEastAsia"/>
           <w:lang w:val="uk-UA" w:eastAsia="ja-JP"/>
@@ -4913,16 +5134,16 @@
     </w:p>
     <w:p>
       <w:pPr>
-        <w:pStyle w:val="a"/>
-        <w:rPr>
-          <w:rFonts w:eastAsiaTheme="minorEastAsia"/>
-          <w:lang w:val="uk-UA" w:eastAsia="ja-JP"/>
-        </w:rPr>
-      </w:pPr>
-    </w:p>
-    <w:p>
-      <w:pPr>
-        <w:pStyle w:val="a"/>
+        <w:pStyle w:val="a0"/>
+        <w:rPr>
+          <w:rFonts w:eastAsiaTheme="minorEastAsia"/>
+          <w:lang w:val="uk-UA" w:eastAsia="ja-JP"/>
+        </w:rPr>
+      </w:pPr>
+    </w:p>
+    <w:p>
+      <w:pPr>
+        <w:pStyle w:val="a0"/>
         <w:rPr>
           <w:rFonts w:eastAsiaTheme="minorEastAsia"/>
           <w:lang w:val="uk-UA" w:eastAsia="ja-JP"/>
@@ -4938,7 +5159,7 @@
     </w:p>
     <w:p>
       <w:pPr>
-        <w:pStyle w:val="a"/>
+        <w:pStyle w:val="a0"/>
         <w:rPr>
           <w:rFonts w:eastAsiaTheme="minorEastAsia"/>
           <w:lang w:val="uk-UA" w:eastAsia="ja-JP"/>
@@ -4954,7 +5175,7 @@
     </w:p>
     <w:p>
       <w:pPr>
-        <w:pStyle w:val="a"/>
+        <w:pStyle w:val="a0"/>
         <w:rPr>
           <w:rFonts w:eastAsiaTheme="minorEastAsia"/>
           <w:lang w:val="uk-UA" w:eastAsia="ja-JP"/>
@@ -4970,16 +5191,16 @@
     </w:p>
     <w:p>
       <w:pPr>
-        <w:pStyle w:val="a"/>
-        <w:rPr>
-          <w:rFonts w:eastAsiaTheme="minorEastAsia"/>
-          <w:lang w:val="uk-UA" w:eastAsia="ja-JP"/>
-        </w:rPr>
-      </w:pPr>
-    </w:p>
-    <w:p>
-      <w:pPr>
-        <w:pStyle w:val="a"/>
+        <w:pStyle w:val="a0"/>
+        <w:rPr>
+          <w:rFonts w:eastAsiaTheme="minorEastAsia"/>
+          <w:lang w:val="uk-UA" w:eastAsia="ja-JP"/>
+        </w:rPr>
+      </w:pPr>
+    </w:p>
+    <w:p>
+      <w:pPr>
+        <w:pStyle w:val="a0"/>
         <w:rPr>
           <w:rFonts w:eastAsiaTheme="minorEastAsia"/>
           <w:lang w:val="uk-UA" w:eastAsia="ja-JP"/>
@@ -4995,7 +5216,7 @@
     </w:p>
     <w:p>
       <w:pPr>
-        <w:pStyle w:val="a"/>
+        <w:pStyle w:val="a0"/>
         <w:rPr>
           <w:rFonts w:eastAsiaTheme="minorEastAsia"/>
           <w:lang w:val="uk-UA" w:eastAsia="ja-JP"/>
@@ -5011,7 +5232,7 @@
     </w:p>
     <w:p>
       <w:pPr>
-        <w:pStyle w:val="a"/>
+        <w:pStyle w:val="a0"/>
         <w:rPr>
           <w:rFonts w:eastAsiaTheme="minorEastAsia"/>
           <w:lang w:val="uk-UA" w:eastAsia="ja-JP"/>
@@ -5027,16 +5248,16 @@
     </w:p>
     <w:p>
       <w:pPr>
-        <w:pStyle w:val="a"/>
-        <w:rPr>
-          <w:rFonts w:eastAsiaTheme="minorEastAsia"/>
-          <w:lang w:val="uk-UA" w:eastAsia="ja-JP"/>
-        </w:rPr>
-      </w:pPr>
-    </w:p>
-    <w:p>
-      <w:pPr>
-        <w:pStyle w:val="a"/>
+        <w:pStyle w:val="a0"/>
+        <w:rPr>
+          <w:rFonts w:eastAsiaTheme="minorEastAsia"/>
+          <w:lang w:val="uk-UA" w:eastAsia="ja-JP"/>
+        </w:rPr>
+      </w:pPr>
+    </w:p>
+    <w:p>
+      <w:pPr>
+        <w:pStyle w:val="a0"/>
         <w:rPr>
           <w:rFonts w:eastAsiaTheme="minorEastAsia"/>
           <w:lang w:val="uk-UA" w:eastAsia="ja-JP"/>
@@ -5052,7 +5273,7 @@
     </w:p>
     <w:p>
       <w:pPr>
-        <w:pStyle w:val="a"/>
+        <w:pStyle w:val="a0"/>
         <w:rPr>
           <w:rFonts w:eastAsiaTheme="minorEastAsia"/>
           <w:lang w:val="uk-UA" w:eastAsia="ja-JP"/>
@@ -5068,7 +5289,7 @@
     </w:p>
     <w:p>
       <w:pPr>
-        <w:pStyle w:val="a"/>
+        <w:pStyle w:val="a0"/>
         <w:rPr>
           <w:rFonts w:eastAsiaTheme="minorEastAsia"/>
           <w:lang w:val="uk-UA" w:eastAsia="ja-JP"/>
@@ -5084,16 +5305,16 @@
     </w:p>
     <w:p>
       <w:pPr>
-        <w:pStyle w:val="a"/>
-        <w:rPr>
-          <w:rFonts w:eastAsiaTheme="minorEastAsia"/>
-          <w:lang w:val="uk-UA" w:eastAsia="ja-JP"/>
-        </w:rPr>
-      </w:pPr>
-    </w:p>
-    <w:p>
-      <w:pPr>
-        <w:pStyle w:val="a"/>
+        <w:pStyle w:val="a0"/>
+        <w:rPr>
+          <w:rFonts w:eastAsiaTheme="minorEastAsia"/>
+          <w:lang w:val="uk-UA" w:eastAsia="ja-JP"/>
+        </w:rPr>
+      </w:pPr>
+    </w:p>
+    <w:p>
+      <w:pPr>
+        <w:pStyle w:val="a0"/>
         <w:rPr>
           <w:rFonts w:eastAsiaTheme="minorEastAsia"/>
           <w:lang w:val="uk-UA" w:eastAsia="ja-JP"/>
@@ -5109,7 +5330,7 @@
     </w:p>
     <w:p>
       <w:pPr>
-        <w:pStyle w:val="a"/>
+        <w:pStyle w:val="a0"/>
         <w:rPr>
           <w:rFonts w:eastAsiaTheme="minorEastAsia"/>
           <w:lang w:val="uk-UA" w:eastAsia="ja-JP"/>
@@ -5125,7 +5346,7 @@
     </w:p>
     <w:p>
       <w:pPr>
-        <w:pStyle w:val="a"/>
+        <w:pStyle w:val="a0"/>
         <w:rPr>
           <w:rFonts w:eastAsiaTheme="minorEastAsia"/>
           <w:lang w:val="uk-UA" w:eastAsia="ja-JP"/>
@@ -5141,7 +5362,7 @@
     </w:p>
     <w:p>
       <w:pPr>
-        <w:pStyle w:val="a"/>
+        <w:pStyle w:val="a0"/>
         <w:rPr>
           <w:rFonts w:eastAsiaTheme="minorEastAsia"/>
           <w:lang w:val="uk-UA" w:eastAsia="ja-JP"/>
@@ -5157,16 +5378,16 @@
     </w:p>
     <w:p>
       <w:pPr>
-        <w:pStyle w:val="a"/>
-        <w:rPr>
-          <w:rFonts w:eastAsiaTheme="minorEastAsia"/>
-          <w:lang w:val="uk-UA" w:eastAsia="ja-JP"/>
-        </w:rPr>
-      </w:pPr>
-    </w:p>
-    <w:p>
-      <w:pPr>
-        <w:pStyle w:val="a"/>
+        <w:pStyle w:val="a0"/>
+        <w:rPr>
+          <w:rFonts w:eastAsiaTheme="minorEastAsia"/>
+          <w:lang w:val="uk-UA" w:eastAsia="ja-JP"/>
+        </w:rPr>
+      </w:pPr>
+    </w:p>
+    <w:p>
+      <w:pPr>
+        <w:pStyle w:val="a0"/>
         <w:rPr>
           <w:rFonts w:eastAsiaTheme="minorEastAsia"/>
           <w:lang w:val="uk-UA" w:eastAsia="ja-JP"/>
@@ -5182,16 +5403,16 @@
     </w:p>
     <w:p>
       <w:pPr>
-        <w:pStyle w:val="a"/>
-        <w:rPr>
-          <w:rFonts w:eastAsiaTheme="minorEastAsia"/>
-          <w:lang w:val="uk-UA" w:eastAsia="ja-JP"/>
-        </w:rPr>
-      </w:pPr>
-    </w:p>
-    <w:p>
-      <w:pPr>
-        <w:pStyle w:val="a"/>
+        <w:pStyle w:val="a0"/>
+        <w:rPr>
+          <w:rFonts w:eastAsiaTheme="minorEastAsia"/>
+          <w:lang w:val="uk-UA" w:eastAsia="ja-JP"/>
+        </w:rPr>
+      </w:pPr>
+    </w:p>
+    <w:p>
+      <w:pPr>
+        <w:pStyle w:val="a0"/>
         <w:rPr>
           <w:rFonts w:eastAsiaTheme="minorEastAsia"/>
           <w:lang w:val="uk-UA" w:eastAsia="ja-JP"/>
@@ -5207,7 +5428,7 @@
     </w:p>
     <w:p>
       <w:pPr>
-        <w:pStyle w:val="a"/>
+        <w:pStyle w:val="a0"/>
         <w:rPr>
           <w:rFonts w:eastAsiaTheme="minorEastAsia"/>
           <w:lang w:val="uk-UA" w:eastAsia="ja-JP"/>
@@ -5223,7 +5444,7 @@
     </w:p>
     <w:p>
       <w:pPr>
-        <w:pStyle w:val="a"/>
+        <w:pStyle w:val="a0"/>
         <w:rPr>
           <w:rFonts w:eastAsiaTheme="minorEastAsia"/>
           <w:lang w:val="uk-UA" w:eastAsia="ja-JP"/>
@@ -5239,16 +5460,16 @@
     </w:p>
     <w:p>
       <w:pPr>
-        <w:pStyle w:val="a"/>
-        <w:rPr>
-          <w:rFonts w:eastAsiaTheme="minorEastAsia"/>
-          <w:lang w:val="uk-UA" w:eastAsia="ja-JP"/>
-        </w:rPr>
-      </w:pPr>
-    </w:p>
-    <w:p>
-      <w:pPr>
-        <w:pStyle w:val="a"/>
+        <w:pStyle w:val="a0"/>
+        <w:rPr>
+          <w:rFonts w:eastAsiaTheme="minorEastAsia"/>
+          <w:lang w:val="uk-UA" w:eastAsia="ja-JP"/>
+        </w:rPr>
+      </w:pPr>
+    </w:p>
+    <w:p>
+      <w:pPr>
+        <w:pStyle w:val="a0"/>
         <w:rPr>
           <w:rFonts w:eastAsiaTheme="minorEastAsia"/>
           <w:lang w:val="uk-UA" w:eastAsia="ja-JP"/>
@@ -5264,7 +5485,7 @@
     </w:p>
     <w:p>
       <w:pPr>
-        <w:pStyle w:val="a"/>
+        <w:pStyle w:val="a0"/>
         <w:rPr>
           <w:rFonts w:eastAsiaTheme="minorEastAsia"/>
           <w:lang w:val="uk-UA" w:eastAsia="ja-JP"/>
@@ -5280,16 +5501,16 @@
     </w:p>
     <w:p>
       <w:pPr>
-        <w:pStyle w:val="a"/>
-        <w:rPr>
-          <w:rFonts w:eastAsiaTheme="minorEastAsia"/>
-          <w:lang w:val="uk-UA" w:eastAsia="ja-JP"/>
-        </w:rPr>
-      </w:pPr>
-    </w:p>
-    <w:p>
-      <w:pPr>
-        <w:pStyle w:val="a"/>
+        <w:pStyle w:val="a0"/>
+        <w:rPr>
+          <w:rFonts w:eastAsiaTheme="minorEastAsia"/>
+          <w:lang w:val="uk-UA" w:eastAsia="ja-JP"/>
+        </w:rPr>
+      </w:pPr>
+    </w:p>
+    <w:p>
+      <w:pPr>
+        <w:pStyle w:val="a0"/>
         <w:rPr>
           <w:rFonts w:eastAsiaTheme="minorEastAsia"/>
           <w:lang w:val="uk-UA" w:eastAsia="ja-JP"/>
@@ -5305,7 +5526,7 @@
     </w:p>
     <w:p>
       <w:pPr>
-        <w:pStyle w:val="a"/>
+        <w:pStyle w:val="a0"/>
         <w:rPr>
           <w:rFonts w:eastAsiaTheme="minorEastAsia"/>
           <w:lang w:val="uk-UA" w:eastAsia="ja-JP"/>
@@ -5322,16 +5543,16 @@
     </w:p>
     <w:p>
       <w:pPr>
-        <w:pStyle w:val="a"/>
-        <w:rPr>
-          <w:rFonts w:eastAsiaTheme="minorEastAsia"/>
-          <w:lang w:val="uk-UA" w:eastAsia="ja-JP"/>
-        </w:rPr>
-      </w:pPr>
-    </w:p>
-    <w:p>
-      <w:pPr>
-        <w:pStyle w:val="a"/>
+        <w:pStyle w:val="a0"/>
+        <w:rPr>
+          <w:rFonts w:eastAsiaTheme="minorEastAsia"/>
+          <w:lang w:val="uk-UA" w:eastAsia="ja-JP"/>
+        </w:rPr>
+      </w:pPr>
+    </w:p>
+    <w:p>
+      <w:pPr>
+        <w:pStyle w:val="a0"/>
         <w:rPr>
           <w:rFonts w:eastAsiaTheme="minorEastAsia"/>
           <w:lang w:val="uk-UA" w:eastAsia="ja-JP"/>
@@ -5347,7 +5568,7 @@
     </w:p>
     <w:p>
       <w:pPr>
-        <w:pStyle w:val="a"/>
+        <w:pStyle w:val="a0"/>
         <w:rPr>
           <w:rFonts w:eastAsiaTheme="minorEastAsia"/>
           <w:lang w:val="uk-UA" w:eastAsia="ja-JP"/>
@@ -5363,16 +5584,16 @@
     </w:p>
     <w:p>
       <w:pPr>
-        <w:pStyle w:val="a"/>
-        <w:rPr>
-          <w:rFonts w:eastAsiaTheme="minorEastAsia"/>
-          <w:lang w:val="uk-UA" w:eastAsia="ja-JP"/>
-        </w:rPr>
-      </w:pPr>
-    </w:p>
-    <w:p>
-      <w:pPr>
-        <w:pStyle w:val="a"/>
+        <w:pStyle w:val="a0"/>
+        <w:rPr>
+          <w:rFonts w:eastAsiaTheme="minorEastAsia"/>
+          <w:lang w:val="uk-UA" w:eastAsia="ja-JP"/>
+        </w:rPr>
+      </w:pPr>
+    </w:p>
+    <w:p>
+      <w:pPr>
+        <w:pStyle w:val="a0"/>
         <w:rPr>
           <w:rFonts w:eastAsiaTheme="minorEastAsia"/>
           <w:lang w:val="uk-UA" w:eastAsia="ja-JP"/>
@@ -5388,7 +5609,7 @@
     </w:p>
     <w:p>
       <w:pPr>
-        <w:pStyle w:val="a"/>
+        <w:pStyle w:val="a0"/>
         <w:rPr>
           <w:rFonts w:eastAsiaTheme="minorEastAsia"/>
           <w:lang w:val="uk-UA" w:eastAsia="ja-JP"/>
@@ -5404,16 +5625,16 @@
     </w:p>
     <w:p>
       <w:pPr>
-        <w:pStyle w:val="a"/>
-        <w:rPr>
-          <w:rFonts w:eastAsiaTheme="minorEastAsia"/>
-          <w:lang w:val="uk-UA" w:eastAsia="ja-JP"/>
-        </w:rPr>
-      </w:pPr>
-    </w:p>
-    <w:p>
-      <w:pPr>
-        <w:pStyle w:val="a"/>
+        <w:pStyle w:val="a0"/>
+        <w:rPr>
+          <w:rFonts w:eastAsiaTheme="minorEastAsia"/>
+          <w:lang w:val="uk-UA" w:eastAsia="ja-JP"/>
+        </w:rPr>
+      </w:pPr>
+    </w:p>
+    <w:p>
+      <w:pPr>
+        <w:pStyle w:val="a0"/>
         <w:rPr>
           <w:rFonts w:eastAsiaTheme="minorEastAsia"/>
           <w:lang w:val="uk-UA" w:eastAsia="ja-JP"/>
@@ -5429,7 +5650,7 @@
     </w:p>
     <w:p>
       <w:pPr>
-        <w:pStyle w:val="a"/>
+        <w:pStyle w:val="a0"/>
         <w:rPr>
           <w:rFonts w:eastAsiaTheme="minorEastAsia"/>
           <w:lang w:val="uk-UA" w:eastAsia="ja-JP"/>
@@ -5445,7 +5666,7 @@
     </w:p>
     <w:p>
       <w:pPr>
-        <w:pStyle w:val="a"/>
+        <w:pStyle w:val="a0"/>
         <w:rPr>
           <w:rFonts w:eastAsiaTheme="minorEastAsia"/>
           <w:lang w:val="uk-UA" w:eastAsia="ja-JP"/>
@@ -5461,16 +5682,16 @@
     </w:p>
     <w:p>
       <w:pPr>
-        <w:pStyle w:val="a"/>
-        <w:rPr>
-          <w:rFonts w:eastAsiaTheme="minorEastAsia"/>
-          <w:lang w:val="uk-UA" w:eastAsia="ja-JP"/>
-        </w:rPr>
-      </w:pPr>
-    </w:p>
-    <w:p>
-      <w:pPr>
-        <w:pStyle w:val="a"/>
+        <w:pStyle w:val="a0"/>
+        <w:rPr>
+          <w:rFonts w:eastAsiaTheme="minorEastAsia"/>
+          <w:lang w:val="uk-UA" w:eastAsia="ja-JP"/>
+        </w:rPr>
+      </w:pPr>
+    </w:p>
+    <w:p>
+      <w:pPr>
+        <w:pStyle w:val="a0"/>
         <w:rPr>
           <w:rFonts w:eastAsiaTheme="minorEastAsia"/>
           <w:lang w:val="uk-UA" w:eastAsia="ja-JP"/>
@@ -5486,16 +5707,16 @@
     </w:p>
     <w:p>
       <w:pPr>
-        <w:pStyle w:val="a"/>
-        <w:rPr>
-          <w:rFonts w:eastAsiaTheme="minorEastAsia"/>
-          <w:lang w:val="uk-UA" w:eastAsia="ja-JP"/>
-        </w:rPr>
-      </w:pPr>
-    </w:p>
-    <w:p>
-      <w:pPr>
-        <w:pStyle w:val="a"/>
+        <w:pStyle w:val="a0"/>
+        <w:rPr>
+          <w:rFonts w:eastAsiaTheme="minorEastAsia"/>
+          <w:lang w:val="uk-UA" w:eastAsia="ja-JP"/>
+        </w:rPr>
+      </w:pPr>
+    </w:p>
+    <w:p>
+      <w:pPr>
+        <w:pStyle w:val="a0"/>
         <w:rPr>
           <w:rFonts w:eastAsiaTheme="minorEastAsia"/>
           <w:lang w:val="uk-UA" w:eastAsia="ja-JP"/>
@@ -5511,16 +5732,16 @@
     </w:p>
     <w:p>
       <w:pPr>
-        <w:pStyle w:val="a"/>
-        <w:rPr>
-          <w:rFonts w:eastAsiaTheme="minorEastAsia"/>
-          <w:lang w:val="uk-UA" w:eastAsia="ja-JP"/>
-        </w:rPr>
-      </w:pPr>
-    </w:p>
-    <w:p>
-      <w:pPr>
-        <w:pStyle w:val="a"/>
+        <w:pStyle w:val="a0"/>
+        <w:rPr>
+          <w:rFonts w:eastAsiaTheme="minorEastAsia"/>
+          <w:lang w:val="uk-UA" w:eastAsia="ja-JP"/>
+        </w:rPr>
+      </w:pPr>
+    </w:p>
+    <w:p>
+      <w:pPr>
+        <w:pStyle w:val="a0"/>
         <w:rPr>
           <w:rFonts w:eastAsiaTheme="minorEastAsia"/>
           <w:lang w:val="uk-UA" w:eastAsia="ja-JP"/>
@@ -5536,16 +5757,16 @@
     </w:p>
     <w:p>
       <w:pPr>
-        <w:pStyle w:val="a"/>
-        <w:rPr>
-          <w:rFonts w:eastAsiaTheme="minorEastAsia"/>
-          <w:lang w:val="uk-UA" w:eastAsia="ja-JP"/>
-        </w:rPr>
-      </w:pPr>
-    </w:p>
-    <w:p>
-      <w:pPr>
-        <w:pStyle w:val="a"/>
+        <w:pStyle w:val="a0"/>
+        <w:rPr>
+          <w:rFonts w:eastAsiaTheme="minorEastAsia"/>
+          <w:lang w:val="uk-UA" w:eastAsia="ja-JP"/>
+        </w:rPr>
+      </w:pPr>
+    </w:p>
+    <w:p>
+      <w:pPr>
+        <w:pStyle w:val="a0"/>
         <w:rPr>
           <w:rFonts w:eastAsiaTheme="minorEastAsia"/>
           <w:lang w:val="uk-UA" w:eastAsia="ja-JP"/>
@@ -5561,7 +5782,7 @@
     </w:p>
     <w:p>
       <w:pPr>
-        <w:pStyle w:val="a"/>
+        <w:pStyle w:val="a0"/>
         <w:rPr>
           <w:rFonts w:eastAsiaTheme="minorEastAsia"/>
           <w:lang w:val="uk-UA" w:eastAsia="ja-JP"/>
@@ -5577,7 +5798,7 @@
     </w:p>
     <w:p>
       <w:pPr>
-        <w:pStyle w:val="a"/>
+        <w:pStyle w:val="a0"/>
         <w:rPr>
           <w:rFonts w:eastAsiaTheme="minorEastAsia"/>
           <w:lang w:val="uk-UA" w:eastAsia="ja-JP"/>
@@ -5593,16 +5814,16 @@
     </w:p>
     <w:p>
       <w:pPr>
-        <w:pStyle w:val="a"/>
-        <w:rPr>
-          <w:rFonts w:eastAsiaTheme="minorEastAsia"/>
-          <w:lang w:val="uk-UA" w:eastAsia="ja-JP"/>
-        </w:rPr>
-      </w:pPr>
-    </w:p>
-    <w:p>
-      <w:pPr>
-        <w:pStyle w:val="a"/>
+        <w:pStyle w:val="a0"/>
+        <w:rPr>
+          <w:rFonts w:eastAsiaTheme="minorEastAsia"/>
+          <w:lang w:val="uk-UA" w:eastAsia="ja-JP"/>
+        </w:rPr>
+      </w:pPr>
+    </w:p>
+    <w:p>
+      <w:pPr>
+        <w:pStyle w:val="a0"/>
         <w:rPr>
           <w:rFonts w:eastAsiaTheme="minorEastAsia"/>
           <w:lang w:val="uk-UA" w:eastAsia="ja-JP"/>
@@ -5618,7 +5839,7 @@
     </w:p>
     <w:p>
       <w:pPr>
-        <w:pStyle w:val="a"/>
+        <w:pStyle w:val="a0"/>
         <w:rPr>
           <w:rFonts w:eastAsiaTheme="minorEastAsia"/>
           <w:lang w:val="uk-UA" w:eastAsia="ja-JP"/>
@@ -5634,7 +5855,7 @@
     </w:p>
     <w:p>
       <w:pPr>
-        <w:pStyle w:val="a"/>
+        <w:pStyle w:val="a0"/>
         <w:rPr>
           <w:rFonts w:eastAsiaTheme="minorEastAsia"/>
           <w:lang w:val="uk-UA" w:eastAsia="ja-JP"/>
@@ -5650,7 +5871,7 @@
     </w:p>
     <w:p>
       <w:pPr>
-        <w:pStyle w:val="a"/>
+        <w:pStyle w:val="a0"/>
         <w:rPr>
           <w:rFonts w:eastAsiaTheme="minorEastAsia"/>
           <w:lang w:val="uk-UA" w:eastAsia="ja-JP"/>
@@ -5666,7 +5887,7 @@
     </w:p>
     <w:p>
       <w:pPr>
-        <w:pStyle w:val="a"/>
+        <w:pStyle w:val="a0"/>
         <w:rPr>
           <w:rFonts w:eastAsiaTheme="minorEastAsia"/>
           <w:lang w:val="uk-UA" w:eastAsia="ja-JP"/>
@@ -5682,16 +5903,16 @@
     </w:p>
     <w:p>
       <w:pPr>
-        <w:pStyle w:val="a"/>
-        <w:rPr>
-          <w:rFonts w:eastAsiaTheme="minorEastAsia"/>
-          <w:lang w:val="uk-UA" w:eastAsia="ja-JP"/>
-        </w:rPr>
-      </w:pPr>
-    </w:p>
-    <w:p>
-      <w:pPr>
-        <w:pStyle w:val="a"/>
+        <w:pStyle w:val="a0"/>
+        <w:rPr>
+          <w:rFonts w:eastAsiaTheme="minorEastAsia"/>
+          <w:lang w:val="uk-UA" w:eastAsia="ja-JP"/>
+        </w:rPr>
+      </w:pPr>
+    </w:p>
+    <w:p>
+      <w:pPr>
+        <w:pStyle w:val="a0"/>
         <w:rPr>
           <w:rFonts w:eastAsiaTheme="minorEastAsia"/>
           <w:lang w:val="uk-UA" w:eastAsia="ja-JP"/>
@@ -5748,16 +5969,16 @@
     </w:p>
     <w:p>
       <w:pPr>
-        <w:pStyle w:val="a"/>
-        <w:rPr>
-          <w:rFonts w:eastAsiaTheme="minorEastAsia"/>
-          <w:lang w:val="uk-UA" w:eastAsia="ja-JP"/>
-        </w:rPr>
-      </w:pPr>
-    </w:p>
-    <w:p>
-      <w:pPr>
-        <w:pStyle w:val="a"/>
+        <w:pStyle w:val="a0"/>
+        <w:rPr>
+          <w:rFonts w:eastAsiaTheme="minorEastAsia"/>
+          <w:lang w:val="uk-UA" w:eastAsia="ja-JP"/>
+        </w:rPr>
+      </w:pPr>
+    </w:p>
+    <w:p>
+      <w:pPr>
+        <w:pStyle w:val="a0"/>
         <w:rPr>
           <w:rFonts w:eastAsiaTheme="minorEastAsia"/>
           <w:lang w:val="uk-UA" w:eastAsia="ja-JP"/>
@@ -5773,7 +5994,7 @@
     </w:p>
     <w:p>
       <w:pPr>
-        <w:pStyle w:val="a"/>
+        <w:pStyle w:val="a0"/>
         <w:rPr>
           <w:rFonts w:eastAsiaTheme="minorEastAsia"/>
           <w:lang w:val="uk-UA" w:eastAsia="ja-JP"/>
@@ -5789,16 +6010,16 @@
     </w:p>
     <w:p>
       <w:pPr>
-        <w:pStyle w:val="a"/>
-        <w:rPr>
-          <w:rFonts w:eastAsiaTheme="minorEastAsia"/>
-          <w:lang w:val="uk-UA" w:eastAsia="ja-JP"/>
-        </w:rPr>
-      </w:pPr>
-    </w:p>
-    <w:p>
-      <w:pPr>
-        <w:pStyle w:val="a"/>
+        <w:pStyle w:val="a0"/>
+        <w:rPr>
+          <w:rFonts w:eastAsiaTheme="minorEastAsia"/>
+          <w:lang w:val="uk-UA" w:eastAsia="ja-JP"/>
+        </w:rPr>
+      </w:pPr>
+    </w:p>
+    <w:p>
+      <w:pPr>
+        <w:pStyle w:val="a0"/>
         <w:rPr>
           <w:rFonts w:eastAsiaTheme="minorEastAsia"/>
           <w:lang w:val="uk-UA" w:eastAsia="ja-JP"/>
@@ -5814,7 +6035,7 @@
     </w:p>
     <w:p>
       <w:pPr>
-        <w:pStyle w:val="a"/>
+        <w:pStyle w:val="a0"/>
         <w:rPr>
           <w:rFonts w:eastAsiaTheme="minorEastAsia"/>
           <w:lang w:val="uk-UA" w:eastAsia="ja-JP"/>
@@ -5830,7 +6051,7 @@
     </w:p>
     <w:p>
       <w:pPr>
-        <w:pStyle w:val="a"/>
+        <w:pStyle w:val="a0"/>
         <w:rPr>
           <w:rFonts w:eastAsiaTheme="minorEastAsia"/>
           <w:lang w:val="uk-UA" w:eastAsia="ja-JP"/>
@@ -5872,7 +6093,7 @@
     </w:p>
     <w:p>
       <w:pPr>
-        <w:pStyle w:val="a3"/>
+        <w:pStyle w:val="a4"/>
         <w:spacing w:before="0"/>
         <w:ind w:left="0"/>
       </w:pPr>
@@ -5936,7 +6157,7 @@
           </w:tcPr>
           <w:p>
             <w:pPr>
-              <w:pStyle w:val="a2"/>
+              <w:pStyle w:val="a3"/>
             </w:pPr>
             <w:r>
               <w:t>Тест</w:t>
@@ -5955,7 +6176,7 @@
           </w:tcPr>
           <w:p>
             <w:pPr>
-              <w:pStyle w:val="a2"/>
+              <w:pStyle w:val="a3"/>
             </w:pPr>
             <w:r>
               <w:t>Вихідні факти</w:t>
@@ -5974,7 +6195,7 @@
           </w:tcPr>
           <w:p>
             <w:pPr>
-              <w:pStyle w:val="a2"/>
+              <w:pStyle w:val="a3"/>
             </w:pPr>
             <w:r>
               <w:t>Ланцюг правил</w:t>
@@ -5993,7 +6214,7 @@
           </w:tcPr>
           <w:p>
             <w:pPr>
-              <w:pStyle w:val="a2"/>
+              <w:pStyle w:val="a3"/>
             </w:pPr>
             <w:r>
               <w:t>Отриманий висновок</w:t>
@@ -6015,7 +6236,7 @@
           </w:tcPr>
           <w:p>
             <w:pPr>
-              <w:pStyle w:val="a5"/>
+              <w:pStyle w:val="a6"/>
             </w:pPr>
             <w:r>
               <w:t>1</w:t>
@@ -6034,7 +6255,7 @@
           </w:tcPr>
           <w:p>
             <w:pPr>
-              <w:pStyle w:val="a2"/>
+              <w:pStyle w:val="a3"/>
             </w:pPr>
             <w:r>
               <w:t>Живлення = ні</w:t>
@@ -6053,7 +6274,7 @@
           </w:tcPr>
           <w:p>
             <w:pPr>
-              <w:pStyle w:val="a2"/>
+              <w:pStyle w:val="a3"/>
             </w:pPr>
             <w:r>
               <w:t>R1</w:t>
@@ -6069,7 +6290,7 @@
           </w:tcPr>
           <w:p>
             <w:pPr>
-              <w:pStyle w:val="a2"/>
+              <w:pStyle w:val="a3"/>
             </w:pPr>
             <w:r>
               <w:t>Проблема живлення</w:t>
@@ -6088,7 +6309,7 @@
           </w:tcPr>
           <w:p>
             <w:pPr>
-              <w:pStyle w:val="a5"/>
+              <w:pStyle w:val="a6"/>
             </w:pPr>
             <w:r>
               <w:t>2</w:t>
@@ -6104,7 +6325,7 @@
           </w:tcPr>
           <w:p>
             <w:pPr>
-              <w:pStyle w:val="a2"/>
+              <w:pStyle w:val="a3"/>
             </w:pPr>
             <w:r>
               <w:t>Живлення = так; вентилятори = так; сигнал дисплея = так; ОС = ні; диск = ні</w:t>
@@ -6120,7 +6341,7 @@
           </w:tcPr>
           <w:p>
             <w:pPr>
-              <w:pStyle w:val="a2"/>
+              <w:pStyle w:val="a3"/>
             </w:pPr>
             <w:r>
               <w:t>R3 → R5 → R6 → R7</w:t>
@@ -6133,7 +6354,7 @@
           </w:tcPr>
           <w:p>
             <w:pPr>
-              <w:pStyle w:val="a2"/>
+              <w:pStyle w:val="a3"/>
             </w:pPr>
             <w:r>
               <w:t>Проблема завантаження ОС; проблема накопичувача</w:t>
@@ -6151,7 +6372,7 @@
     </w:p>
     <w:p>
       <w:pPr>
-        <w:pStyle w:val="a3"/>
+        <w:pStyle w:val="a4"/>
         <w:spacing w:before="0"/>
         <w:ind w:left="0"/>
       </w:pPr>
@@ -6215,7 +6436,7 @@
           </w:tcPr>
           <w:p>
             <w:pPr>
-              <w:pStyle w:val="a2"/>
+              <w:pStyle w:val="a3"/>
             </w:pPr>
             <w:r>
               <w:t>Тест</w:t>
@@ -6234,7 +6455,7 @@
           </w:tcPr>
           <w:p>
             <w:pPr>
-              <w:pStyle w:val="a2"/>
+              <w:pStyle w:val="a3"/>
             </w:pPr>
             <w:r>
               <w:t>Вихідні факти</w:t>
@@ -6253,7 +6474,7 @@
           </w:tcPr>
           <w:p>
             <w:pPr>
-              <w:pStyle w:val="a2"/>
+              <w:pStyle w:val="a3"/>
             </w:pPr>
             <w:r>
               <w:t>Ланцюг правил</w:t>
@@ -6272,7 +6493,7 @@
           </w:tcPr>
           <w:p>
             <w:pPr>
-              <w:pStyle w:val="a2"/>
+              <w:pStyle w:val="a3"/>
             </w:pPr>
             <w:r>
               <w:t>Отриманий висновок</w:t>
@@ -6291,7 +6512,7 @@
           </w:tcPr>
           <w:p>
             <w:pPr>
-              <w:pStyle w:val="a5"/>
+              <w:pStyle w:val="a6"/>
             </w:pPr>
             <w:r>
               <w:lastRenderedPageBreak/>
@@ -6308,7 +6529,7 @@
           </w:tcPr>
           <w:p>
             <w:pPr>
-              <w:pStyle w:val="a2"/>
+              <w:pStyle w:val="a3"/>
             </w:pPr>
             <w:r>
               <w:t>Живлення = так; вентилятори = так; сигнал дисплея = так; ОС = так; мережа = ні</w:t>
@@ -6324,7 +6545,7 @@
           </w:tcPr>
           <w:p>
             <w:pPr>
-              <w:pStyle w:val="a2"/>
+              <w:pStyle w:val="a3"/>
             </w:pPr>
             <w:r>
               <w:t>R3 → R5 → R8 → R9</w:t>
@@ -6337,7 +6558,7 @@
           </w:tcPr>
           <w:p>
             <w:pPr>
-              <w:pStyle w:val="a2"/>
+              <w:pStyle w:val="a3"/>
             </w:pPr>
             <w:r>
               <w:t>Проблема мережевого підключення</w:t>
@@ -6704,7 +6925,7 @@
     </w:p>
     <w:p>
       <w:pPr>
-        <w:pStyle w:val="a6"/>
+        <w:pStyle w:val="a7"/>
         <w:spacing w:after="0"/>
       </w:pPr>
       <w:bookmarkStart w:id="10" w:name="_Toc242178477"/>
@@ -6727,6 +6948,417 @@
         <w:t>У лабораторній роботі розроблено експертну систему продукційного типу для первинної діагностики несправностей персонального комп’ютера. Сформовано базу знань з дев’яти правил, реалізовано робочу пам’ять, чергу FIFO та механізм прямого логічного виведення мовою Python. Система приймає вихідні факти, формує діагностичний висновок і відображає ланцюг правил, які привели до результату. Тестування показало коректне послідовне спрацювання правил і можливість одержання багатокрокових висновків.</w:t>
       </w:r>
     </w:p>
+    <w:p>
+      <w:pPr>
+        <w:pStyle w:val="a7"/>
+      </w:pPr>
+      <w:bookmarkStart w:id="11" w:name="_Toc246321708"/>
+      <w:bookmarkStart w:id="12" w:name="_Toc246321758"/>
+      <w:bookmarkStart w:id="13" w:name="_Toc246322853"/>
+      <w:bookmarkStart w:id="14" w:name="_Toc333773914"/>
+      <w:bookmarkStart w:id="15" w:name="_Toc195981303"/>
+      <w:bookmarkStart w:id="16" w:name="_Toc196031174"/>
+      <w:r>
+        <w:lastRenderedPageBreak/>
+        <w:t xml:space="preserve">Список </w:t>
+      </w:r>
+      <w:bookmarkEnd w:id="11"/>
+      <w:bookmarkEnd w:id="12"/>
+      <w:bookmarkEnd w:id="13"/>
+      <w:bookmarkEnd w:id="14"/>
+      <w:r>
+        <w:t>джерел інформації</w:t>
+      </w:r>
+      <w:bookmarkEnd w:id="15"/>
+      <w:bookmarkEnd w:id="16"/>
+    </w:p>
+    <w:p>
+      <w:pPr>
+        <w:pStyle w:val="a"/>
+      </w:pPr>
+      <w:r>
+        <w:t>Giarratano J. C., Riley G. D. Expert Systems: Principles and Programming. 4th ed. Thomson Course Technology, 2005.</w:t>
+      </w:r>
+    </w:p>
+    <w:p>
+      <w:pPr>
+        <w:pStyle w:val="a"/>
+      </w:pPr>
+      <w:r>
+        <w:t>Russell S. J., Norvig P. Artificial Intelligence: A Modern Approach. 4th ed. Pearson, 2021.</w:t>
+      </w:r>
+    </w:p>
+    <w:p>
+      <w:pPr>
+        <w:pStyle w:val="a"/>
+      </w:pPr>
+      <w:r>
+        <w:t xml:space="preserve">CLIPS. CLIPS Documentation. URL: </w:t>
+      </w:r>
+      <w:r>
+        <w:fldChar w:fldCharType="begin"/>
+      </w:r>
+      <w:r>
+        <w:instrText>HYPERLINK "https://www.clipsrules.net/Documentation.html"</w:instrText>
+      </w:r>
+      <w:r>
+        <w:fldChar w:fldCharType="separate"/>
+      </w:r>
+      <w:r>
+        <w:rPr>
+          <w:rStyle w:val="Hyperlink"/>
+        </w:rPr>
+        <w:t>https://www.clipsrules.net/Documentation.html</w:t>
+      </w:r>
+      <w:r>
+        <w:fldChar w:fldCharType="end"/>
+      </w:r>
+      <w:r>
+        <w:t xml:space="preserve"> (дата звернення: 13.10.2026).</w:t>
+      </w:r>
+    </w:p>
+    <w:p>
+      <w:pPr>
+        <w:pStyle w:val="a"/>
+      </w:pPr>
+      <w:r>
+        <w:t xml:space="preserve">Python Software Foundation. collections — Container datatypes. URL: </w:t>
+      </w:r>
+      <w:r>
+        <w:fldChar w:fldCharType="begin"/>
+      </w:r>
+      <w:r>
+        <w:instrText>HYPERLINK "https://docs.python.org/uk/3/library/collections.html"</w:instrText>
+      </w:r>
+      <w:r>
+        <w:fldChar w:fldCharType="separate"/>
+      </w:r>
+      <w:r>
+        <w:rPr>
+          <w:rStyle w:val="Hyperlink"/>
+        </w:rPr>
+        <w:t>https://docs.python.org/uk/3/library/collections.html</w:t>
+      </w:r>
+      <w:r>
+        <w:fldChar w:fldCharType="end"/>
+      </w:r>
+      <w:r>
+        <w:t xml:space="preserve"> (дата звернення: 13.10.2026).</w:t>
+      </w:r>
+    </w:p>
+    <w:p>
+      <w:pPr>
+        <w:pStyle w:val="a"/>
+      </w:pPr>
+      <w:r>
+        <w:t xml:space="preserve">Rule-Based Inference (Forward and Backward Chaining). Living Books. URL: </w:t>
+      </w:r>
+      <w:r>
+        <w:fldChar w:fldCharType="begin"/>
+      </w:r>
+      <w:r>
+        <w:instrText>HYPERLINK "https://living-book.github.io/atlas/concepts/ai-guide-to-intelligent-systems/rule-based-inference/"</w:instrText>
+      </w:r>
+      <w:r>
+        <w:fldChar w:fldCharType="separate"/>
+      </w:r>
+      <w:r>
+        <w:rPr>
+          <w:rStyle w:val="Hyperlink"/>
+        </w:rPr>
+        <w:t>https://living-book.github.io/atlas/concepts/ai-guide-to-intelligent-systems/rule-based-inference/</w:t>
+      </w:r>
+      <w:r>
+        <w:fldChar w:fldCharType="end"/>
+      </w:r>
+      <w:r>
+        <w:t xml:space="preserve"> (дата звернення: 13.10.2026).</w:t>
+      </w:r>
+    </w:p>
+    <w:p>
+      <w:pPr>
+        <w:pStyle w:val="a"/>
+      </w:pPr>
+      <w:r>
+        <w:t xml:space="preserve">Dell Technologies. Dell Support. URL: </w:t>
+      </w:r>
+      <w:r>
+        <w:fldChar w:fldCharType="begin"/>
+      </w:r>
+      <w:r>
+        <w:instrText>HYPERLINK "https://www.dell.com/support/home/"</w:instrText>
+      </w:r>
+      <w:r>
+        <w:fldChar w:fldCharType="separate"/>
+      </w:r>
+      <w:r>
+        <w:rPr>
+          <w:rStyle w:val="Hyperlink"/>
+        </w:rPr>
+        <w:t>https://www.dell.com/support/home/</w:t>
+      </w:r>
+      <w:r>
+        <w:fldChar w:fldCharType="end"/>
+      </w:r>
+      <w:r>
+        <w:t xml:space="preserve"> (дата звернення: 13.10.2026).</w:t>
+      </w:r>
+    </w:p>
+    <w:p>
+      <w:pPr>
+        <w:pStyle w:val="a"/>
+      </w:pPr>
+      <w:r>
+        <w:t xml:space="preserve">HP. HP Support. URL: </w:t>
+      </w:r>
+      <w:r>
+        <w:fldChar w:fldCharType="begin"/>
+      </w:r>
+      <w:r>
+        <w:instrText>HYPERLINK "https://support.hp.com/"</w:instrText>
+      </w:r>
+      <w:r>
+        <w:fldChar w:fldCharType="separate"/>
+      </w:r>
+      <w:r>
+        <w:rPr>
+          <w:rStyle w:val="Hyperlink"/>
+        </w:rPr>
+        <w:t>https://support.hp.com/</w:t>
+      </w:r>
+      <w:r>
+        <w:fldChar w:fldCharType="end"/>
+      </w:r>
+      <w:r>
+        <w:t xml:space="preserve"> (дата звернення: 13.10.2026).</w:t>
+      </w:r>
+    </w:p>
+    <w:p>
+      <w:pPr>
+        <w:pStyle w:val="a"/>
+      </w:pPr>
+      <w:r>
+        <w:t xml:space="preserve">Lenovo. Lenovo Support. URL: </w:t>
+      </w:r>
+      <w:r>
+        <w:fldChar w:fldCharType="begin"/>
+      </w:r>
+      <w:r>
+        <w:instrText>HYPERLINK "https://support.lenovo.com/"</w:instrText>
+      </w:r>
+      <w:r>
+        <w:fldChar w:fldCharType="separate"/>
+      </w:r>
+      <w:r>
+        <w:rPr>
+          <w:rStyle w:val="Hyperlink"/>
+        </w:rPr>
+        <w:t>https://support.lenovo.com/</w:t>
+      </w:r>
+      <w:r>
+        <w:fldChar w:fldCharType="end"/>
+      </w:r>
+      <w:r>
+        <w:t xml:space="preserve"> (дата звернення: 13.10.2026).</w:t>
+      </w:r>
+    </w:p>
+    <w:p>
+      <w:pPr>
+        <w:pStyle w:val="a"/>
+      </w:pPr>
+    </w:p>
+    <w:p>
+      <w:pPr>
+        <w:pStyle w:val="a"/>
+        <w:rPr>
+          <w:rStyle w:val="EndnoteReference"/>
+        </w:rPr>
+      </w:pPr>
+      <w:r>
+        <w:rPr>
+          <w:rStyle w:val="EndnoteReference"/>
+        </w:rPr>
+        <w:t xml:space="preserve">Безменов М. І. </w:t>
+      </w:r>
+      <w:proofErr w:type="spellStart"/>
+      <w:r>
+        <w:rPr>
+          <w:rStyle w:val="EndnoteReference"/>
+        </w:rPr>
+        <w:t>Вступ</w:t>
+      </w:r>
+      <w:proofErr w:type="spellEnd"/>
+      <w:r>
+        <w:rPr>
+          <w:rStyle w:val="EndnoteReference"/>
+        </w:rPr>
+        <w:t xml:space="preserve"> </w:t>
+      </w:r>
+      <w:proofErr w:type="spellStart"/>
+      <w:r>
+        <w:rPr>
+          <w:rStyle w:val="EndnoteReference"/>
+        </w:rPr>
+        <w:t>до</w:t>
+      </w:r>
+      <w:proofErr w:type="spellEnd"/>
+      <w:r>
+        <w:rPr>
+          <w:rStyle w:val="EndnoteReference"/>
+        </w:rPr>
+        <w:t xml:space="preserve"> Mathcad: </w:t>
+      </w:r>
+      <w:proofErr w:type="spellStart"/>
+      <w:r>
+        <w:rPr>
+          <w:rStyle w:val="EndnoteReference"/>
+        </w:rPr>
+        <w:t>навч</w:t>
+      </w:r>
+      <w:proofErr w:type="spellEnd"/>
+      <w:r>
+        <w:rPr>
+          <w:rStyle w:val="EndnoteReference"/>
+        </w:rPr>
+        <w:t>.-</w:t>
+      </w:r>
+      <w:proofErr w:type="spellStart"/>
+      <w:r>
+        <w:rPr>
+          <w:rStyle w:val="EndnoteReference"/>
+        </w:rPr>
+        <w:t>метод</w:t>
+      </w:r>
+      <w:proofErr w:type="spellEnd"/>
+      <w:r>
+        <w:rPr>
+          <w:rStyle w:val="EndnoteReference"/>
+        </w:rPr>
+        <w:t xml:space="preserve">. </w:t>
+      </w:r>
+      <w:proofErr w:type="spellStart"/>
+      <w:r>
+        <w:rPr>
+          <w:rStyle w:val="EndnoteReference"/>
+        </w:rPr>
+        <w:t>посіб</w:t>
+      </w:r>
+      <w:proofErr w:type="spellEnd"/>
+      <w:r>
+        <w:rPr>
+          <w:rStyle w:val="EndnoteReference"/>
+        </w:rPr>
+        <w:t xml:space="preserve">. </w:t>
+      </w:r>
+      <w:proofErr w:type="spellStart"/>
+      <w:r>
+        <w:rPr>
+          <w:rStyle w:val="EndnoteReference"/>
+        </w:rPr>
+        <w:t>Харків</w:t>
+      </w:r>
+      <w:proofErr w:type="spellEnd"/>
+      <w:r>
+        <w:rPr>
+          <w:rStyle w:val="EndnoteReference"/>
+        </w:rPr>
+        <w:t xml:space="preserve">: НТУ «ХПІ»; </w:t>
+      </w:r>
+      <w:proofErr w:type="spellStart"/>
+      <w:r>
+        <w:rPr>
+          <w:rStyle w:val="EndnoteReference"/>
+        </w:rPr>
+        <w:t>Планета-Прінт</w:t>
+      </w:r>
+      <w:proofErr w:type="spellEnd"/>
+      <w:r>
+        <w:rPr>
+          <w:rStyle w:val="EndnoteReference"/>
+        </w:rPr>
+        <w:t>», 2019. 68 с.</w:t>
+      </w:r>
+    </w:p>
+    <w:p>
+      <w:pPr>
+        <w:pStyle w:val="a"/>
+        <w:rPr>
+          <w:rFonts w:eastAsiaTheme="majorEastAsia"/>
+        </w:rPr>
+      </w:pPr>
+      <w:r>
+        <w:rPr>
+          <w:rFonts w:eastAsiaTheme="majorEastAsia"/>
+        </w:rPr>
+        <w:t xml:space="preserve">Goyal P., Ferrara E. Graph embedding techniques, applications, and performance: A survey. </w:t>
+      </w:r>
+      <w:r>
+        <w:t>Knowledge-Based Systems.</w:t>
+      </w:r>
+      <w:r>
+        <w:rPr>
+          <w:rFonts w:eastAsiaTheme="majorEastAsia"/>
+        </w:rPr>
+        <w:t xml:space="preserve"> 2018. Vol. 151. P. 78–94.</w:t>
+      </w:r>
+    </w:p>
+    <w:p>
+      <w:pPr>
+        <w:pStyle w:val="a"/>
+        <w:rPr>
+          <w:rFonts w:eastAsiaTheme="majorEastAsia"/>
+        </w:rPr>
+      </w:pPr>
+      <w:r>
+        <w:rPr>
+          <w:rFonts w:eastAsiaTheme="majorEastAsia"/>
+        </w:rPr>
+        <w:t xml:space="preserve">Куценко О. С., Безменов М. І. Ідентифікація лінійних динамічних систем у середовищі поліноміальних сигналів. </w:t>
+      </w:r>
+      <w:r>
+        <w:t>Вісник Національного технічного університету «ХПІ». Серія: Системний аналіз, управління та інформаційні технології.</w:t>
+      </w:r>
+      <w:r>
+        <w:rPr>
+          <w:rFonts w:eastAsiaTheme="majorEastAsia"/>
+        </w:rPr>
+        <w:t xml:space="preserve"> 2022. № 1 (7). С. 16–20.</w:t>
+      </w:r>
+    </w:p>
+    <w:p>
+      <w:pPr>
+        <w:pStyle w:val="a"/>
+      </w:pPr>
+      <w:r>
+        <w:rPr>
+          <w:rFonts w:eastAsiaTheme="majorEastAsia"/>
+        </w:rPr>
+        <w:lastRenderedPageBreak/>
+        <w:t xml:space="preserve">Різмонт Є. В., Безменов М. І. Використання конструктора Wix при розробці рекламного сайту. </w:t>
+      </w:r>
+      <w:r>
+        <w:t>ХІІІ Міжнар. наук.-практ. конф. магістрантів та аспірантів «Теоретичні та практичні дослідження молодих науковців» (19–22 листопада 2019 року): матеріали конф.</w:t>
+      </w:r>
+      <w:r>
+        <w:rPr>
+          <w:rFonts w:eastAsiaTheme="majorEastAsia"/>
+        </w:rPr>
+        <w:t xml:space="preserve"> Харків: НТУ «ХПІ», 2019. С. 131–132.</w:t>
+      </w:r>
+    </w:p>
+    <w:p>
+      <w:pPr>
+        <w:pStyle w:val="a"/>
+        <w:rPr>
+          <w:rStyle w:val="LightList-Accent6"/>
+          <w:color w:val="auto"/>
+        </w:rPr>
+      </w:pPr>
+      <w:r>
+        <w:t>Комп’ютерна графіка – визначення, основні принципи та важливість в сучасному світі. URL: https://mediacom.com.ua/kompyuterna-grafika-viznachennya-ta-osnovni-printsipi (дата звернення: 12.04.2025).</w:t>
+      </w:r>
+    </w:p>
+    <w:p/>
     <w:sectPr>
       <w:footerReference w:type="default" r:id="rId12"/>
       <w:pgSz w:w="12240" w:h="15840"/>
@@ -7011,6 +7643,185 @@
     </w:lvl>
   </w:abstractNum>
   <w:abstractNum w:abstractNumId="10" w15:restartNumberingAfterBreak="0">
+    <w:nsid w:val="192839F5"/>
+    <w:multiLevelType w:val="hybridMultilevel"/>
+    <w:tmpl w:val="92EA9BAC"/>
+    <w:lvl w:ilvl="0" w:tplc="B98CC512">
+      <w:start w:val="1"/>
+      <w:numFmt w:val="decimal"/>
+      <w:pStyle w:val="a"/>
+      <w:lvlText w:val="%1"/>
+      <w:lvlJc w:val="left"/>
+      <w:pPr>
+        <w:ind w:left="1429" w:hanging="360"/>
+      </w:pPr>
+      <w:rPr>
+        <w:rFonts w:hint="default"/>
+      </w:rPr>
+    </w:lvl>
+    <w:lvl w:ilvl="1" w:tplc="04090019" w:tentative="1">
+      <w:start w:val="1"/>
+      <w:numFmt w:val="lowerLetter"/>
+      <w:lvlText w:val="%2."/>
+      <w:lvlJc w:val="left"/>
+      <w:pPr>
+        <w:ind w:left="2149" w:hanging="360"/>
+      </w:pPr>
+    </w:lvl>
+    <w:lvl w:ilvl="2" w:tplc="0409001B" w:tentative="1">
+      <w:start w:val="1"/>
+      <w:numFmt w:val="lowerRoman"/>
+      <w:lvlText w:val="%3."/>
+      <w:lvlJc w:val="right"/>
+      <w:pPr>
+        <w:ind w:left="2869" w:hanging="180"/>
+      </w:pPr>
+    </w:lvl>
+    <w:lvl w:ilvl="3" w:tplc="0409000F" w:tentative="1">
+      <w:start w:val="1"/>
+      <w:numFmt w:val="decimal"/>
+      <w:lvlText w:val="%4."/>
+      <w:lvlJc w:val="left"/>
+      <w:pPr>
+        <w:ind w:left="3589" w:hanging="360"/>
+      </w:pPr>
+    </w:lvl>
+    <w:lvl w:ilvl="4" w:tplc="04090019" w:tentative="1">
+      <w:start w:val="1"/>
+      <w:numFmt w:val="lowerLetter"/>
+      <w:lvlText w:val="%5."/>
+      <w:lvlJc w:val="left"/>
+      <w:pPr>
+        <w:ind w:left="4309" w:hanging="360"/>
+      </w:pPr>
+    </w:lvl>
+    <w:lvl w:ilvl="5" w:tplc="0409001B" w:tentative="1">
+      <w:start w:val="1"/>
+      <w:numFmt w:val="lowerRoman"/>
+      <w:lvlText w:val="%6."/>
+      <w:lvlJc w:val="right"/>
+      <w:pPr>
+        <w:ind w:left="5029" w:hanging="180"/>
+      </w:pPr>
+    </w:lvl>
+    <w:lvl w:ilvl="6" w:tplc="0409000F" w:tentative="1">
+      <w:start w:val="1"/>
+      <w:numFmt w:val="decimal"/>
+      <w:lvlText w:val="%7."/>
+      <w:lvlJc w:val="left"/>
+      <w:pPr>
+        <w:ind w:left="5749" w:hanging="360"/>
+      </w:pPr>
+    </w:lvl>
+    <w:lvl w:ilvl="7" w:tplc="04090019" w:tentative="1">
+      <w:start w:val="1"/>
+      <w:numFmt w:val="lowerLetter"/>
+      <w:lvlText w:val="%8."/>
+      <w:lvlJc w:val="left"/>
+      <w:pPr>
+        <w:ind w:left="6469" w:hanging="360"/>
+      </w:pPr>
+    </w:lvl>
+    <w:lvl w:ilvl="8" w:tplc="0409001B" w:tentative="1">
+      <w:start w:val="1"/>
+      <w:numFmt w:val="lowerRoman"/>
+      <w:lvlText w:val="%9."/>
+      <w:lvlJc w:val="right"/>
+      <w:pPr>
+        <w:ind w:left="7189" w:hanging="180"/>
+      </w:pPr>
+    </w:lvl>
+  </w:abstractNum>
+  <w:abstractNum w:abstractNumId="11" w15:restartNumberingAfterBreak="0">
+    <w:nsid w:val="1A526EC1"/>
+    <w:multiLevelType w:val="hybridMultilevel"/>
+    <w:tmpl w:val="77683CAA"/>
+    <w:lvl w:ilvl="0" w:tplc="AA726F8C">
+      <w:start w:val="1"/>
+      <w:numFmt w:val="decimal"/>
+      <w:lvlText w:val="%1"/>
+      <w:lvlJc w:val="left"/>
+      <w:pPr>
+        <w:ind w:left="1571" w:hanging="360"/>
+      </w:pPr>
+      <w:rPr>
+        <w:rFonts w:hint="default"/>
+      </w:rPr>
+    </w:lvl>
+    <w:lvl w:ilvl="1" w:tplc="04090019" w:tentative="1">
+      <w:start w:val="1"/>
+      <w:numFmt w:val="lowerLetter"/>
+      <w:lvlText w:val="%2."/>
+      <w:lvlJc w:val="left"/>
+      <w:pPr>
+        <w:ind w:left="2291" w:hanging="360"/>
+      </w:pPr>
+    </w:lvl>
+    <w:lvl w:ilvl="2" w:tplc="0409001B" w:tentative="1">
+      <w:start w:val="1"/>
+      <w:numFmt w:val="lowerRoman"/>
+      <w:lvlText w:val="%3."/>
+      <w:lvlJc w:val="right"/>
+      <w:pPr>
+        <w:ind w:left="3011" w:hanging="180"/>
+      </w:pPr>
+    </w:lvl>
+    <w:lvl w:ilvl="3" w:tplc="0409000F" w:tentative="1">
+      <w:start w:val="1"/>
+      <w:numFmt w:val="decimal"/>
+      <w:lvlText w:val="%4."/>
+      <w:lvlJc w:val="left"/>
+      <w:pPr>
+        <w:ind w:left="3731" w:hanging="360"/>
+      </w:pPr>
+    </w:lvl>
+    <w:lvl w:ilvl="4" w:tplc="04090019" w:tentative="1">
+      <w:start w:val="1"/>
+      <w:numFmt w:val="lowerLetter"/>
+      <w:lvlText w:val="%5."/>
+      <w:lvlJc w:val="left"/>
+      <w:pPr>
+        <w:ind w:left="4451" w:hanging="360"/>
+      </w:pPr>
+    </w:lvl>
+    <w:lvl w:ilvl="5" w:tplc="0409001B" w:tentative="1">
+      <w:start w:val="1"/>
+      <w:numFmt w:val="lowerRoman"/>
+      <w:lvlText w:val="%6."/>
+      <w:lvlJc w:val="right"/>
+      <w:pPr>
+        <w:ind w:left="5171" w:hanging="180"/>
+      </w:pPr>
+    </w:lvl>
+    <w:lvl w:ilvl="6" w:tplc="0409000F" w:tentative="1">
+      <w:start w:val="1"/>
+      <w:numFmt w:val="decimal"/>
+      <w:lvlText w:val="%7."/>
+      <w:lvlJc w:val="left"/>
+      <w:pPr>
+        <w:ind w:left="5891" w:hanging="360"/>
+      </w:pPr>
+    </w:lvl>
+    <w:lvl w:ilvl="7" w:tplc="04090019" w:tentative="1">
+      <w:start w:val="1"/>
+      <w:numFmt w:val="lowerLetter"/>
+      <w:lvlText w:val="%8."/>
+      <w:lvlJc w:val="left"/>
+      <w:pPr>
+        <w:ind w:left="6611" w:hanging="360"/>
+      </w:pPr>
+    </w:lvl>
+    <w:lvl w:ilvl="8" w:tplc="0409001B" w:tentative="1">
+      <w:start w:val="1"/>
+      <w:numFmt w:val="lowerRoman"/>
+      <w:lvlText w:val="%9."/>
+      <w:lvlJc w:val="right"/>
+      <w:pPr>
+        <w:ind w:left="7331" w:hanging="180"/>
+      </w:pPr>
+    </w:lvl>
+  </w:abstractNum>
+  <w:abstractNum w:abstractNumId="12" w15:restartNumberingAfterBreak="0">
     <w:nsid w:val="54092E85"/>
     <w:multiLevelType w:val="hybridMultilevel"/>
     <w:tmpl w:val="D9B20E94"/>
@@ -7097,6 +7908,119 @@
       <w:lvlJc w:val="right"/>
       <w:pPr>
         <w:ind w:left="6480" w:hanging="180"/>
+      </w:pPr>
+    </w:lvl>
+  </w:abstractNum>
+  <w:abstractNum w:abstractNumId="13" w15:restartNumberingAfterBreak="0">
+    <w:nsid w:val="779854AF"/>
+    <w:multiLevelType w:val="multilevel"/>
+    <w:tmpl w:val="016CDC6C"/>
+    <w:lvl w:ilvl="0">
+      <w:start w:val="1"/>
+      <w:numFmt w:val="decimal"/>
+      <w:lvlText w:val="%1."/>
+      <w:lvlJc w:val="left"/>
+      <w:pPr>
+        <w:tabs>
+          <w:tab w:val="num" w:pos="720"/>
+        </w:tabs>
+        <w:ind w:left="720" w:hanging="360"/>
+      </w:pPr>
+    </w:lvl>
+    <w:lvl w:ilvl="1" w:tentative="1">
+      <w:start w:val="1"/>
+      <w:numFmt w:val="decimal"/>
+      <w:lvlText w:val="%2."/>
+      <w:lvlJc w:val="left"/>
+      <w:pPr>
+        <w:tabs>
+          <w:tab w:val="num" w:pos="1440"/>
+        </w:tabs>
+        <w:ind w:left="1440" w:hanging="360"/>
+      </w:pPr>
+    </w:lvl>
+    <w:lvl w:ilvl="2" w:tentative="1">
+      <w:start w:val="1"/>
+      <w:numFmt w:val="decimal"/>
+      <w:lvlText w:val="%3."/>
+      <w:lvlJc w:val="left"/>
+      <w:pPr>
+        <w:tabs>
+          <w:tab w:val="num" w:pos="2160"/>
+        </w:tabs>
+        <w:ind w:left="2160" w:hanging="360"/>
+      </w:pPr>
+    </w:lvl>
+    <w:lvl w:ilvl="3" w:tentative="1">
+      <w:start w:val="1"/>
+      <w:numFmt w:val="decimal"/>
+      <w:lvlText w:val="%4."/>
+      <w:lvlJc w:val="left"/>
+      <w:pPr>
+        <w:tabs>
+          <w:tab w:val="num" w:pos="2880"/>
+        </w:tabs>
+        <w:ind w:left="2880" w:hanging="360"/>
+      </w:pPr>
+    </w:lvl>
+    <w:lvl w:ilvl="4" w:tentative="1">
+      <w:start w:val="1"/>
+      <w:numFmt w:val="decimal"/>
+      <w:lvlText w:val="%5."/>
+      <w:lvlJc w:val="left"/>
+      <w:pPr>
+        <w:tabs>
+          <w:tab w:val="num" w:pos="3600"/>
+        </w:tabs>
+        <w:ind w:left="3600" w:hanging="360"/>
+      </w:pPr>
+    </w:lvl>
+    <w:lvl w:ilvl="5" w:tentative="1">
+      <w:start w:val="1"/>
+      <w:numFmt w:val="decimal"/>
+      <w:lvlText w:val="%6."/>
+      <w:lvlJc w:val="left"/>
+      <w:pPr>
+        <w:tabs>
+          <w:tab w:val="num" w:pos="4320"/>
+        </w:tabs>
+        <w:ind w:left="4320" w:hanging="360"/>
+      </w:pPr>
+    </w:lvl>
+    <w:lvl w:ilvl="6" w:tentative="1">
+      <w:start w:val="1"/>
+      <w:numFmt w:val="decimal"/>
+      <w:lvlText w:val="%7."/>
+      <w:lvlJc w:val="left"/>
+      <w:pPr>
+        <w:tabs>
+          <w:tab w:val="num" w:pos="5040"/>
+        </w:tabs>
+        <w:ind w:left="5040" w:hanging="360"/>
+      </w:pPr>
+    </w:lvl>
+    <w:lvl w:ilvl="7" w:tentative="1">
+      <w:start w:val="1"/>
+      <w:numFmt w:val="decimal"/>
+      <w:lvlText w:val="%8."/>
+      <w:lvlJc w:val="left"/>
+      <w:pPr>
+        <w:tabs>
+          <w:tab w:val="num" w:pos="5760"/>
+        </w:tabs>
+        <w:ind w:left="5760" w:hanging="360"/>
+      </w:pPr>
+    </w:lvl>
+    <w:lvl w:ilvl="8" w:tentative="1">
+      <w:start w:val="1"/>
+      <w:numFmt w:val="decimal"/>
+      <w:lvlText w:val="%9."/>
+      <w:lvlJc w:val="left"/>
+      <w:pPr>
+        <w:tabs>
+          <w:tab w:val="num" w:pos="6480"/>
+        </w:tabs>
+        <w:ind w:left="6480" w:hanging="360"/>
       </w:pPr>
     </w:lvl>
   </w:abstractNum>
@@ -7137,13 +8061,22 @@
     <w:abstractNumId w:val="0"/>
   </w:num>
   <w:num w:numId="13" w16cid:durableId="466968540">
-    <w:abstractNumId w:val="10"/>
+    <w:abstractNumId w:val="12"/>
   </w:num>
   <w:num w:numId="14" w16cid:durableId="639698407">
-    <w:abstractNumId w:val="10"/>
+    <w:abstractNumId w:val="12"/>
     <w:lvlOverride w:ilvl="0">
       <w:startOverride w:val="1"/>
     </w:lvlOverride>
+  </w:num>
+  <w:num w:numId="15" w16cid:durableId="32779054">
+    <w:abstractNumId w:val="11"/>
+  </w:num>
+  <w:num w:numId="16" w16cid:durableId="1851409412">
+    <w:abstractNumId w:val="10"/>
+  </w:num>
+  <w:num w:numId="17" w16cid:durableId="1237083480">
+    <w:abstractNumId w:val="13"/>
   </w:num>
 </w:numbering>
 </file>
@@ -7208,7 +8141,7 @@
     <w:lsdException w:name="annotation reference" w:semiHidden="1" w:unhideWhenUsed="1"/>
     <w:lsdException w:name="line number" w:semiHidden="1" w:unhideWhenUsed="1"/>
     <w:lsdException w:name="page number" w:semiHidden="1" w:unhideWhenUsed="1"/>
-    <w:lsdException w:name="endnote reference" w:semiHidden="1" w:unhideWhenUsed="1"/>
+    <w:lsdException w:name="endnote reference" w:semiHidden="1" w:uiPriority="0" w:unhideWhenUsed="1"/>
     <w:lsdException w:name="endnote text" w:semiHidden="1" w:unhideWhenUsed="1"/>
     <w:lsdException w:name="table of authorities" w:semiHidden="1" w:unhideWhenUsed="1"/>
     <w:lsdException w:name="macro" w:semiHidden="1" w:unhideWhenUsed="1"/>
@@ -18552,7 +19485,7 @@
       <w:sz w:val="16"/>
     </w:rPr>
   </w:style>
-  <w:style w:type="paragraph" w:customStyle="1" w:styleId="a">
+  <w:style w:type="paragraph" w:customStyle="1" w:styleId="a0">
     <w:name w:val="Текст програми"/>
     <w:autoRedefine/>
     <w:rsid w:val="004D0A0D"/>
@@ -18571,7 +19504,7 @@
       <w:lang w:eastAsia="ru-RU"/>
     </w:rPr>
   </w:style>
-  <w:style w:type="paragraph" w:customStyle="1" w:styleId="a0">
+  <w:style w:type="paragraph" w:customStyle="1" w:styleId="a1">
     <w:name w:val="Рисунок"/>
     <w:next w:val="Normal"/>
     <w:autoRedefine/>
@@ -18590,7 +19523,7 @@
       <w:lang w:val="uk-UA" w:eastAsia="ru-RU"/>
     </w:rPr>
   </w:style>
-  <w:style w:type="paragraph" w:customStyle="1" w:styleId="a1">
+  <w:style w:type="paragraph" w:customStyle="1" w:styleId="a2">
     <w:name w:val="Назва рисунку"/>
     <w:next w:val="Normal"/>
     <w:autoRedefine/>
@@ -18631,7 +19564,7 @@
       <w:u w:val="single"/>
     </w:rPr>
   </w:style>
-  <w:style w:type="paragraph" w:customStyle="1" w:styleId="a2">
+  <w:style w:type="paragraph" w:customStyle="1" w:styleId="a3">
     <w:name w:val="Текст таблиці (за центром)"/>
     <w:basedOn w:val="Normal"/>
     <w:rsid w:val="002A026B"/>
@@ -18646,7 +19579,7 @@
       <w:lang w:val="uk-UA" w:eastAsia="ru-RU"/>
     </w:rPr>
   </w:style>
-  <w:style w:type="paragraph" w:customStyle="1" w:styleId="a3">
+  <w:style w:type="paragraph" w:customStyle="1" w:styleId="a4">
     <w:name w:val="Назва таблиці"/>
     <w:basedOn w:val="Normal"/>
     <w:autoRedefine/>
@@ -18667,7 +19600,7 @@
       <w:lang w:val="uk-UA" w:eastAsia="ru-RU"/>
     </w:rPr>
   </w:style>
-  <w:style w:type="paragraph" w:customStyle="1" w:styleId="a4">
+  <w:style w:type="paragraph" w:customStyle="1" w:styleId="a5">
     <w:name w:val="Текст таблиці (за правим краєм)"/>
     <w:basedOn w:val="Normal"/>
     <w:autoRedefine/>
@@ -18682,7 +19615,7 @@
       <w:lang w:val="uk-UA" w:eastAsia="ru-RU"/>
     </w:rPr>
   </w:style>
-  <w:style w:type="paragraph" w:customStyle="1" w:styleId="a5">
+  <w:style w:type="paragraph" w:customStyle="1" w:styleId="a6">
     <w:name w:val="Текст таблиці (за лівим краєм)"/>
     <w:basedOn w:val="Normal"/>
     <w:autoRedefine/>
@@ -18699,7 +19632,7 @@
       <w:lang w:val="uk-UA" w:eastAsia="ru-RU"/>
     </w:rPr>
   </w:style>
-  <w:style w:type="paragraph" w:customStyle="1" w:styleId="a6">
+  <w:style w:type="paragraph" w:customStyle="1" w:styleId="a7">
     <w:name w:val="Заголовок без номера"/>
     <w:basedOn w:val="Heading1"/>
     <w:rsid w:val="00887D0B"/>
@@ -18715,6 +19648,76 @@
       <w:color w:val="auto"/>
       <w:szCs w:val="32"/>
       <w:lang w:val="uk-UA" w:eastAsia="ru-RU"/>
+    </w:rPr>
+  </w:style>
+  <w:style w:type="character" w:styleId="EndnoteReference">
+    <w:name w:val="endnote reference"/>
+    <w:rsid w:val="00372090"/>
+    <w:rPr>
+      <w:rFonts w:ascii="Times New Roman" w:hAnsi="Times New Roman"/>
+      <w:sz w:val="28"/>
+      <w:vertAlign w:val="baseline"/>
+    </w:rPr>
+  </w:style>
+  <w:style w:type="character" w:customStyle="1" w:styleId="a8">
+    <w:name w:val="Мова англійська"/>
+    <w:uiPriority w:val="1"/>
+    <w:rsid w:val="00372090"/>
+    <w:rPr>
+      <w:lang w:val="en-US"/>
+    </w:rPr>
+  </w:style>
+  <w:style w:type="paragraph" w:customStyle="1" w:styleId="a">
+    <w:name w:val="Список джерел"/>
+    <w:basedOn w:val="Normal"/>
+    <w:autoRedefine/>
+    <w:rsid w:val="009F3444"/>
+    <w:pPr>
+      <w:numPr>
+        <w:numId w:val="16"/>
+      </w:numPr>
+      <w:ind w:left="0" w:firstLine="720"/>
+    </w:pPr>
+    <w:rPr>
+      <w:rFonts w:cs="Times New Roman"/>
+      <w:snapToGrid w:val="0"/>
+      <w:color w:val="000000"/>
+      <w:szCs w:val="20"/>
+      <w:lang w:val="uk-UA" w:eastAsia="ru-RU"/>
+    </w:rPr>
+  </w:style>
+  <w:style w:type="character" w:customStyle="1" w:styleId="a9">
+    <w:name w:val="Курсив"/>
+    <w:rsid w:val="00372090"/>
+    <w:rPr>
+      <w:i/>
+    </w:rPr>
+  </w:style>
+  <w:style w:type="character" w:customStyle="1" w:styleId="aa">
+    <w:name w:val="Курсив (англ)"/>
+    <w:rsid w:val="00372090"/>
+    <w:rPr>
+      <w:i/>
+      <w:lang w:val="en-US"/>
+    </w:rPr>
+  </w:style>
+  <w:style w:type="paragraph" w:styleId="NormalWeb">
+    <w:name w:val="Normal (Web)"/>
+    <w:basedOn w:val="Normal"/>
+    <w:uiPriority w:val="99"/>
+    <w:semiHidden/>
+    <w:unhideWhenUsed/>
+    <w:rsid w:val="0082067C"/>
+    <w:pPr>
+      <w:spacing w:before="100" w:beforeAutospacing="1" w:after="100" w:afterAutospacing="1" w:line="240" w:lineRule="auto"/>
+      <w:ind w:firstLine="0"/>
+      <w:jc w:val="left"/>
+    </w:pPr>
+    <w:rPr>
+      <w:rFonts w:cs="Times New Roman"/>
+      <w:sz w:val="24"/>
+      <w:szCs w:val="24"/>
+      <w:lang w:eastAsia="ja-JP"/>
     </w:rPr>
   </w:style>
 </w:styles>
@@ -19041,11 +20044,11 @@
 </file>
 
 <file path=customXml/item1.xml><?xml version="1.0" encoding="utf-8"?>
-<b:Sources xmlns:b="http://schemas.openxmlformats.org/officeDocument/2006/bibliography" xmlns="http://schemas.openxmlformats.org/officeDocument/2006/bibliography" SelectedStyle="/APA.XSL" StyleName="APA"/>
+<b:Sources xmlns:b="http://schemas.openxmlformats.org/officeDocument/2006/bibliography" xmlns="http://schemas.openxmlformats.org/officeDocument/2006/bibliography" SelectedStyle="\APASixthEditionOfficeOnline.xsl" StyleName="APA" Version="6"/>
 </file>
 
 <file path=customXml/itemProps1.xml><?xml version="1.0" encoding="utf-8"?>
-<ds:datastoreItem xmlns:ds="http://schemas.openxmlformats.org/officeDocument/2006/customXml" ds:itemID="{EF278816-EC6F-A645-907D-7F25AECB1D4A}">
+<ds:datastoreItem xmlns:ds="http://schemas.openxmlformats.org/officeDocument/2006/customXml" ds:itemID="{4992E756-4B32-4CC9-9CF2-226160B8E6F1}">
   <ds:schemaRefs>
     <ds:schemaRef ds:uri="http://schemas.openxmlformats.org/officeDocument/2006/bibliography"/>
   </ds:schemaRefs>

--- a/Лабораторна_робота_1_експертна_система.docx
+++ b/Лабораторна_робота_1_експертна_система.docx
@@ -1539,20 +1539,208 @@
         <w:rPr>
           <w:lang w:val="uk-UA"/>
         </w:rPr>
-        <w:t>Експертна система складається з бази знань, робочої пам’яті та механізму логічного виведення. База знань містить продукційні правила виду «ЯКЩО умова, ТО висновок». Робоча пам’ять зберігає факти, відомі системі в поточний момент, а механізм виведення визначає, які правила можуть бути активовані.</w:t>
-      </w:r>
-    </w:p>
-    <w:p>
-      <w:pPr>
+        <w:t>Експертна система складається з бази знань, робочої пам’яті та механізму логічного виведення. База знань містить продукційні правила виду «ЯКЩО умова, ТО висновок». Робоча пам’ять зберігає факти, відомі системі в поточний момент, а механізм виведення визначає, які правила можуть бути активовані</w:t>
+      </w:r>
+      <w:r>
         <w:rPr>
           <w:lang w:val="uk-UA"/>
         </w:rPr>
-      </w:pPr>
+        <w:t xml:space="preserve"> [</w:t>
+      </w:r>
       <w:r>
         <w:rPr>
           <w:lang w:val="uk-UA"/>
         </w:rPr>
-        <w:t>За прямого виведення процес починається з відомих фактів. Після спрацювання правила новий факт додається до робочої пам’яті, після чого система перевіряє наступні правила. Такий підхід називають виведенням, керованим даними. Для пошуку завширшки нові факти опрацьовуються в порядку їх надходження за принципом FIFO.</w:t>
+        <w:fldChar w:fldCharType="begin"/>
+      </w:r>
+      <w:r>
+        <w:rPr>
+          <w:lang w:val="uk-UA"/>
+        </w:rPr>
+        <w:instrText xml:space="preserve"> REF _Ref242785276 \r \h </w:instrText>
+      </w:r>
+      <w:r>
+        <w:rPr>
+          <w:lang w:val="uk-UA"/>
+        </w:rPr>
+      </w:r>
+      <w:r>
+        <w:rPr>
+          <w:lang w:val="uk-UA"/>
+        </w:rPr>
+        <w:fldChar w:fldCharType="separate"/>
+      </w:r>
+      <w:r>
+        <w:rPr>
+          <w:lang w:val="uk-UA"/>
+        </w:rPr>
+        <w:t>1</w:t>
+      </w:r>
+      <w:r>
+        <w:rPr>
+          <w:lang w:val="uk-UA"/>
+        </w:rPr>
+        <w:fldChar w:fldCharType="end"/>
+      </w:r>
+      <w:r>
+        <w:rPr>
+          <w:lang w:val="uk-UA"/>
+        </w:rPr>
+        <w:t>-</w:t>
+      </w:r>
+      <w:r>
+        <w:rPr>
+          <w:lang w:val="uk-UA"/>
+        </w:rPr>
+        <w:fldChar w:fldCharType="begin"/>
+      </w:r>
+      <w:r>
+        <w:rPr>
+          <w:lang w:val="uk-UA"/>
+        </w:rPr>
+        <w:instrText xml:space="preserve"> REF _Ref242785360 \r \h </w:instrText>
+      </w:r>
+      <w:r>
+        <w:rPr>
+          <w:lang w:val="uk-UA"/>
+        </w:rPr>
+      </w:r>
+      <w:r>
+        <w:rPr>
+          <w:lang w:val="uk-UA"/>
+        </w:rPr>
+        <w:fldChar w:fldCharType="separate"/>
+      </w:r>
+      <w:r>
+        <w:rPr>
+          <w:lang w:val="uk-UA"/>
+        </w:rPr>
+        <w:t>2</w:t>
+      </w:r>
+      <w:r>
+        <w:rPr>
+          <w:lang w:val="uk-UA"/>
+        </w:rPr>
+        <w:fldChar w:fldCharType="end"/>
+      </w:r>
+      <w:r>
+        <w:rPr>
+          <w:lang w:val="uk-UA"/>
+        </w:rPr>
+        <w:t>]</w:t>
+      </w:r>
+      <w:r>
+        <w:rPr>
+          <w:lang w:val="uk-UA"/>
+        </w:rPr>
+        <w:t>.</w:t>
+      </w:r>
+    </w:p>
+    <w:p>
+      <w:pPr>
+        <w:rPr>
+          <w:lang w:val="uk-UA"/>
+        </w:rPr>
+      </w:pPr>
+      <w:r>
+        <w:rPr>
+          <w:lang w:val="uk-UA"/>
+        </w:rPr>
+        <w:t>За прямого виведення процес починається з відомих фактів. Після спрацювання правила новий факт додається до робочої пам’яті, після чого система перевіряє наступні правила. Такий підхід називають виведенням, керованим даними. Для пошуку завширшки нові факти опрацьовуються в порядку їх надходження за принципом FIFO</w:t>
+      </w:r>
+      <w:r>
+        <w:rPr>
+          <w:lang w:val="uk-UA"/>
+        </w:rPr>
+        <w:t xml:space="preserve"> [</w:t>
+      </w:r>
+      <w:r>
+        <w:rPr>
+          <w:lang w:val="uk-UA"/>
+        </w:rPr>
+        <w:fldChar w:fldCharType="begin"/>
+      </w:r>
+      <w:r>
+        <w:rPr>
+          <w:lang w:val="uk-UA"/>
+        </w:rPr>
+        <w:instrText xml:space="preserve"> REF _Ref242785297 \r \h </w:instrText>
+      </w:r>
+      <w:r>
+        <w:rPr>
+          <w:lang w:val="uk-UA"/>
+        </w:rPr>
+      </w:r>
+      <w:r>
+        <w:rPr>
+          <w:lang w:val="uk-UA"/>
+        </w:rPr>
+        <w:fldChar w:fldCharType="separate"/>
+      </w:r>
+      <w:r>
+        <w:rPr>
+          <w:lang w:val="uk-UA"/>
+        </w:rPr>
+        <w:t>3</w:t>
+      </w:r>
+      <w:r>
+        <w:rPr>
+          <w:lang w:val="uk-UA"/>
+        </w:rPr>
+        <w:fldChar w:fldCharType="end"/>
+      </w:r>
+      <w:r>
+        <w:rPr>
+          <w:lang w:val="uk-UA"/>
+        </w:rPr>
+        <w:t>-</w:t>
+      </w:r>
+      <w:r>
+        <w:rPr>
+          <w:lang w:val="uk-UA"/>
+        </w:rPr>
+        <w:fldChar w:fldCharType="begin"/>
+      </w:r>
+      <w:r>
+        <w:rPr>
+          <w:lang w:val="uk-UA"/>
+        </w:rPr>
+        <w:instrText xml:space="preserve"> REF _Ref242785535 \r \h </w:instrText>
+      </w:r>
+      <w:r>
+        <w:rPr>
+          <w:lang w:val="uk-UA"/>
+        </w:rPr>
+      </w:r>
+      <w:r>
+        <w:rPr>
+          <w:lang w:val="uk-UA"/>
+        </w:rPr>
+        <w:fldChar w:fldCharType="separate"/>
+      </w:r>
+      <w:r>
+        <w:rPr>
+          <w:lang w:val="uk-UA"/>
+        </w:rPr>
+        <w:t>5</w:t>
+      </w:r>
+      <w:r>
+        <w:rPr>
+          <w:lang w:val="uk-UA"/>
+        </w:rPr>
+        <w:fldChar w:fldCharType="end"/>
+      </w:r>
+      <w:r>
+        <w:rPr>
+          <w:lang w:val="uk-UA"/>
+        </w:rPr>
+        <w:t>]</w:t>
+      </w:r>
+      <w:r>
+        <w:rPr>
+          <w:lang w:val="uk-UA"/>
+        </w:rPr>
+        <w:t>.</w:t>
       </w:r>
       <w:r>
         <w:rPr>
@@ -6976,43 +7164,58 @@
       <w:pPr>
         <w:pStyle w:val="a"/>
       </w:pPr>
+      <w:bookmarkStart w:id="17" w:name="_Ref242785276"/>
       <w:r>
         <w:t>Giarratano J. C., Riley G. D. Expert Systems: Principles and Programming. 4th ed. Thomson Course Technology, 2005.</w:t>
       </w:r>
+      <w:bookmarkEnd w:id="17"/>
     </w:p>
     <w:p>
       <w:pPr>
         <w:pStyle w:val="a"/>
       </w:pPr>
+      <w:bookmarkStart w:id="18" w:name="_Ref242785360"/>
       <w:r>
         <w:t>Russell S. J., Norvig P. Artificial Intelligence: A Modern Approach. 4th ed. Pearson, 2021.</w:t>
       </w:r>
+      <w:bookmarkEnd w:id="18"/>
     </w:p>
     <w:p>
       <w:pPr>
         <w:pStyle w:val="a"/>
       </w:pPr>
+      <w:bookmarkStart w:id="19" w:name="_Ref242785297"/>
+      <w:r>
+        <w:t xml:space="preserve">Rule-Based Inference (Forward and Backward Chaining). Living Books. URL: </w:t>
+      </w:r>
+      <w:hyperlink r:id="rId12" w:history="1">
+        <w:r>
+          <w:rPr>
+            <w:rStyle w:val="Hyperlink"/>
+          </w:rPr>
+          <w:t>https://living-book.github.io/atlas/concepts/ai-guide-to-intelligent-systems/rule-based-inference/</w:t>
+        </w:r>
+      </w:hyperlink>
+      <w:r>
+        <w:t xml:space="preserve"> (дата звернення: 13.10.2026).</w:t>
+      </w:r>
+      <w:bookmarkEnd w:id="19"/>
+    </w:p>
+    <w:p>
+      <w:pPr>
+        <w:pStyle w:val="a"/>
+      </w:pPr>
       <w:r>
         <w:t xml:space="preserve">CLIPS. CLIPS Documentation. URL: </w:t>
       </w:r>
-      <w:r>
-        <w:fldChar w:fldCharType="begin"/>
-      </w:r>
-      <w:r>
-        <w:instrText>HYPERLINK "https://www.clipsrules.net/Documentation.html"</w:instrText>
-      </w:r>
-      <w:r>
-        <w:fldChar w:fldCharType="separate"/>
-      </w:r>
-      <w:r>
-        <w:rPr>
-          <w:rStyle w:val="Hyperlink"/>
-        </w:rPr>
-        <w:t>https://www.clipsrules.net/Documentation.html</w:t>
-      </w:r>
-      <w:r>
-        <w:fldChar w:fldCharType="end"/>
-      </w:r>
+      <w:hyperlink r:id="rId13" w:history="1">
+        <w:r>
+          <w:rPr>
+            <w:rStyle w:val="Hyperlink"/>
+          </w:rPr>
+          <w:t>https://www.clipsrules.net/Documentation.html</w:t>
+        </w:r>
+      </w:hyperlink>
       <w:r>
         <w:t xml:space="preserve"> (дата звернення: 13.10.2026).</w:t>
       </w:r>
@@ -7021,56 +7224,38 @@
       <w:pPr>
         <w:pStyle w:val="a"/>
       </w:pPr>
+      <w:bookmarkStart w:id="20" w:name="_Ref242785535"/>
       <w:r>
         <w:t xml:space="preserve">Python Software Foundation. collections — Container datatypes. URL: </w:t>
       </w:r>
-      <w:r>
-        <w:fldChar w:fldCharType="begin"/>
-      </w:r>
-      <w:r>
-        <w:instrText>HYPERLINK "https://docs.python.org/uk/3/library/collections.html"</w:instrText>
-      </w:r>
-      <w:r>
-        <w:fldChar w:fldCharType="separate"/>
-      </w:r>
-      <w:r>
-        <w:rPr>
-          <w:rStyle w:val="Hyperlink"/>
-        </w:rPr>
-        <w:t>https://docs.python.org/uk/3/library/collections.html</w:t>
-      </w:r>
-      <w:r>
-        <w:fldChar w:fldCharType="end"/>
-      </w:r>
+      <w:hyperlink r:id="rId14" w:history="1">
+        <w:r>
+          <w:rPr>
+            <w:rStyle w:val="Hyperlink"/>
+          </w:rPr>
+          <w:t>https://docs.python.org/uk/3/library/collections.html</w:t>
+        </w:r>
+      </w:hyperlink>
       <w:r>
         <w:t xml:space="preserve"> (дата звернення: 13.10.2026).</w:t>
       </w:r>
+      <w:bookmarkEnd w:id="20"/>
     </w:p>
     <w:p>
       <w:pPr>
         <w:pStyle w:val="a"/>
       </w:pPr>
       <w:r>
-        <w:t xml:space="preserve">Rule-Based Inference (Forward and Backward Chaining). Living Books. URL: </w:t>
-      </w:r>
-      <w:r>
-        <w:fldChar w:fldCharType="begin"/>
-      </w:r>
-      <w:r>
-        <w:instrText>HYPERLINK "https://living-book.github.io/atlas/concepts/ai-guide-to-intelligent-systems/rule-based-inference/"</w:instrText>
-      </w:r>
-      <w:r>
-        <w:fldChar w:fldCharType="separate"/>
-      </w:r>
-      <w:r>
-        <w:rPr>
-          <w:rStyle w:val="Hyperlink"/>
-        </w:rPr>
-        <w:t>https://living-book.github.io/atlas/concepts/ai-guide-to-intelligent-systems/rule-based-inference/</w:t>
-      </w:r>
-      <w:r>
-        <w:fldChar w:fldCharType="end"/>
-      </w:r>
+        <w:t xml:space="preserve">Dell Technologies. Dell Support. URL: </w:t>
+      </w:r>
+      <w:hyperlink r:id="rId15" w:history="1">
+        <w:r>
+          <w:rPr>
+            <w:rStyle w:val="Hyperlink"/>
+          </w:rPr>
+          <w:t>https://www.dell.com/support/home/</w:t>
+        </w:r>
+      </w:hyperlink>
       <w:r>
         <w:t xml:space="preserve"> (дата звернення: 13.10.2026).</w:t>
       </w:r>
@@ -7080,26 +7265,16 @@
         <w:pStyle w:val="a"/>
       </w:pPr>
       <w:r>
-        <w:t xml:space="preserve">Dell Technologies. Dell Support. URL: </w:t>
-      </w:r>
-      <w:r>
-        <w:fldChar w:fldCharType="begin"/>
-      </w:r>
-      <w:r>
-        <w:instrText>HYPERLINK "https://www.dell.com/support/home/"</w:instrText>
-      </w:r>
-      <w:r>
-        <w:fldChar w:fldCharType="separate"/>
-      </w:r>
-      <w:r>
-        <w:rPr>
-          <w:rStyle w:val="Hyperlink"/>
-        </w:rPr>
-        <w:t>https://www.dell.com/support/home/</w:t>
-      </w:r>
-      <w:r>
-        <w:fldChar w:fldCharType="end"/>
-      </w:r>
+        <w:t xml:space="preserve">HP. HP Support. URL: </w:t>
+      </w:r>
+      <w:hyperlink r:id="rId16" w:history="1">
+        <w:r>
+          <w:rPr>
+            <w:rStyle w:val="Hyperlink"/>
+          </w:rPr>
+          <w:t>https://support.hp.com/</w:t>
+        </w:r>
+      </w:hyperlink>
       <w:r>
         <w:t xml:space="preserve"> (дата звернення: 13.10.2026).</w:t>
       </w:r>
@@ -7109,258 +7284,23 @@
         <w:pStyle w:val="a"/>
       </w:pPr>
       <w:r>
-        <w:t xml:space="preserve">HP. HP Support. URL: </w:t>
-      </w:r>
-      <w:r>
-        <w:fldChar w:fldCharType="begin"/>
-      </w:r>
-      <w:r>
-        <w:instrText>HYPERLINK "https://support.hp.com/"</w:instrText>
-      </w:r>
-      <w:r>
-        <w:fldChar w:fldCharType="separate"/>
-      </w:r>
-      <w:r>
-        <w:rPr>
-          <w:rStyle w:val="Hyperlink"/>
-        </w:rPr>
-        <w:t>https://support.hp.com/</w:t>
-      </w:r>
-      <w:r>
-        <w:fldChar w:fldCharType="end"/>
-      </w:r>
+        <w:t xml:space="preserve">Lenovo. Lenovo Support. URL: </w:t>
+      </w:r>
+      <w:hyperlink r:id="rId17" w:history="1">
+        <w:r>
+          <w:rPr>
+            <w:rStyle w:val="Hyperlink"/>
+          </w:rPr>
+          <w:t>https://support.lenovo.com/</w:t>
+        </w:r>
+      </w:hyperlink>
       <w:r>
         <w:t xml:space="preserve"> (дата звернення: 13.10.2026).</w:t>
-      </w:r>
-    </w:p>
-    <w:p>
-      <w:pPr>
-        <w:pStyle w:val="a"/>
-      </w:pPr>
-      <w:r>
-        <w:t xml:space="preserve">Lenovo. Lenovo Support. URL: </w:t>
-      </w:r>
-      <w:r>
-        <w:fldChar w:fldCharType="begin"/>
-      </w:r>
-      <w:r>
-        <w:instrText>HYPERLINK "https://support.lenovo.com/"</w:instrText>
-      </w:r>
-      <w:r>
-        <w:fldChar w:fldCharType="separate"/>
-      </w:r>
-      <w:r>
-        <w:rPr>
-          <w:rStyle w:val="Hyperlink"/>
-        </w:rPr>
-        <w:t>https://support.lenovo.com/</w:t>
-      </w:r>
-      <w:r>
-        <w:fldChar w:fldCharType="end"/>
-      </w:r>
-      <w:r>
-        <w:t xml:space="preserve"> (дата звернення: 13.10.2026).</w:t>
-      </w:r>
-    </w:p>
-    <w:p>
-      <w:pPr>
-        <w:pStyle w:val="a"/>
-      </w:pPr>
-    </w:p>
-    <w:p>
-      <w:pPr>
-        <w:pStyle w:val="a"/>
-        <w:rPr>
-          <w:rStyle w:val="EndnoteReference"/>
-        </w:rPr>
-      </w:pPr>
-      <w:r>
-        <w:rPr>
-          <w:rStyle w:val="EndnoteReference"/>
-        </w:rPr>
-        <w:t xml:space="preserve">Безменов М. І. </w:t>
-      </w:r>
-      <w:proofErr w:type="spellStart"/>
-      <w:r>
-        <w:rPr>
-          <w:rStyle w:val="EndnoteReference"/>
-        </w:rPr>
-        <w:t>Вступ</w:t>
-      </w:r>
-      <w:proofErr w:type="spellEnd"/>
-      <w:r>
-        <w:rPr>
-          <w:rStyle w:val="EndnoteReference"/>
-        </w:rPr>
-        <w:t xml:space="preserve"> </w:t>
-      </w:r>
-      <w:proofErr w:type="spellStart"/>
-      <w:r>
-        <w:rPr>
-          <w:rStyle w:val="EndnoteReference"/>
-        </w:rPr>
-        <w:t>до</w:t>
-      </w:r>
-      <w:proofErr w:type="spellEnd"/>
-      <w:r>
-        <w:rPr>
-          <w:rStyle w:val="EndnoteReference"/>
-        </w:rPr>
-        <w:t xml:space="preserve"> Mathcad: </w:t>
-      </w:r>
-      <w:proofErr w:type="spellStart"/>
-      <w:r>
-        <w:rPr>
-          <w:rStyle w:val="EndnoteReference"/>
-        </w:rPr>
-        <w:t>навч</w:t>
-      </w:r>
-      <w:proofErr w:type="spellEnd"/>
-      <w:r>
-        <w:rPr>
-          <w:rStyle w:val="EndnoteReference"/>
-        </w:rPr>
-        <w:t>.-</w:t>
-      </w:r>
-      <w:proofErr w:type="spellStart"/>
-      <w:r>
-        <w:rPr>
-          <w:rStyle w:val="EndnoteReference"/>
-        </w:rPr>
-        <w:t>метод</w:t>
-      </w:r>
-      <w:proofErr w:type="spellEnd"/>
-      <w:r>
-        <w:rPr>
-          <w:rStyle w:val="EndnoteReference"/>
-        </w:rPr>
-        <w:t xml:space="preserve">. </w:t>
-      </w:r>
-      <w:proofErr w:type="spellStart"/>
-      <w:r>
-        <w:rPr>
-          <w:rStyle w:val="EndnoteReference"/>
-        </w:rPr>
-        <w:t>посіб</w:t>
-      </w:r>
-      <w:proofErr w:type="spellEnd"/>
-      <w:r>
-        <w:rPr>
-          <w:rStyle w:val="EndnoteReference"/>
-        </w:rPr>
-        <w:t xml:space="preserve">. </w:t>
-      </w:r>
-      <w:proofErr w:type="spellStart"/>
-      <w:r>
-        <w:rPr>
-          <w:rStyle w:val="EndnoteReference"/>
-        </w:rPr>
-        <w:t>Харків</w:t>
-      </w:r>
-      <w:proofErr w:type="spellEnd"/>
-      <w:r>
-        <w:rPr>
-          <w:rStyle w:val="EndnoteReference"/>
-        </w:rPr>
-        <w:t xml:space="preserve">: НТУ «ХПІ»; </w:t>
-      </w:r>
-      <w:proofErr w:type="spellStart"/>
-      <w:r>
-        <w:rPr>
-          <w:rStyle w:val="EndnoteReference"/>
-        </w:rPr>
-        <w:t>Планета-Прінт</w:t>
-      </w:r>
-      <w:proofErr w:type="spellEnd"/>
-      <w:r>
-        <w:rPr>
-          <w:rStyle w:val="EndnoteReference"/>
-        </w:rPr>
-        <w:t>», 2019. 68 с.</w:t>
-      </w:r>
-    </w:p>
-    <w:p>
-      <w:pPr>
-        <w:pStyle w:val="a"/>
-        <w:rPr>
-          <w:rFonts w:eastAsiaTheme="majorEastAsia"/>
-        </w:rPr>
-      </w:pPr>
-      <w:r>
-        <w:rPr>
-          <w:rFonts w:eastAsiaTheme="majorEastAsia"/>
-        </w:rPr>
-        <w:t xml:space="preserve">Goyal P., Ferrara E. Graph embedding techniques, applications, and performance: A survey. </w:t>
-      </w:r>
-      <w:r>
-        <w:t>Knowledge-Based Systems.</w:t>
-      </w:r>
-      <w:r>
-        <w:rPr>
-          <w:rFonts w:eastAsiaTheme="majorEastAsia"/>
-        </w:rPr>
-        <w:t xml:space="preserve"> 2018. Vol. 151. P. 78–94.</w:t>
-      </w:r>
-    </w:p>
-    <w:p>
-      <w:pPr>
-        <w:pStyle w:val="a"/>
-        <w:rPr>
-          <w:rFonts w:eastAsiaTheme="majorEastAsia"/>
-        </w:rPr>
-      </w:pPr>
-      <w:r>
-        <w:rPr>
-          <w:rFonts w:eastAsiaTheme="majorEastAsia"/>
-        </w:rPr>
-        <w:t xml:space="preserve">Куценко О. С., Безменов М. І. Ідентифікація лінійних динамічних систем у середовищі поліноміальних сигналів. </w:t>
-      </w:r>
-      <w:r>
-        <w:t>Вісник Національного технічного університету «ХПІ». Серія: Системний аналіз, управління та інформаційні технології.</w:t>
-      </w:r>
-      <w:r>
-        <w:rPr>
-          <w:rFonts w:eastAsiaTheme="majorEastAsia"/>
-        </w:rPr>
-        <w:t xml:space="preserve"> 2022. № 1 (7). С. 16–20.</w:t>
-      </w:r>
-    </w:p>
-    <w:p>
-      <w:pPr>
-        <w:pStyle w:val="a"/>
-      </w:pPr>
-      <w:r>
-        <w:rPr>
-          <w:rFonts w:eastAsiaTheme="majorEastAsia"/>
-        </w:rPr>
-        <w:lastRenderedPageBreak/>
-        <w:t xml:space="preserve">Різмонт Є. В., Безменов М. І. Використання конструктора Wix при розробці рекламного сайту. </w:t>
-      </w:r>
-      <w:r>
-        <w:t>ХІІІ Міжнар. наук.-практ. конф. магістрантів та аспірантів «Теоретичні та практичні дослідження молодих науковців» (19–22 листопада 2019 року): матеріали конф.</w:t>
-      </w:r>
-      <w:r>
-        <w:rPr>
-          <w:rFonts w:eastAsiaTheme="majorEastAsia"/>
-        </w:rPr>
-        <w:t xml:space="preserve"> Харків: НТУ «ХПІ», 2019. С. 131–132.</w:t>
-      </w:r>
-    </w:p>
-    <w:p>
-      <w:pPr>
-        <w:pStyle w:val="a"/>
-        <w:rPr>
-          <w:rStyle w:val="LightList-Accent6"/>
-          <w:color w:val="auto"/>
-        </w:rPr>
-      </w:pPr>
-      <w:r>
-        <w:t>Комп’ютерна графіка – визначення, основні принципи та важливість в сучасному світі. URL: https://mediacom.com.ua/kompyuterna-grafika-viznachennya-ta-osnovni-printsipi (дата звернення: 12.04.2025).</w:t>
       </w:r>
     </w:p>
     <w:p/>
     <w:sectPr>
-      <w:footerReference w:type="default" r:id="rId12"/>
+      <w:footerReference w:type="default" r:id="rId18"/>
       <w:pgSz w:w="12240" w:h="15840"/>
       <w:pgMar w:top="1134" w:right="850" w:bottom="1134" w:left="1417" w:header="720" w:footer="720" w:gutter="0"/>
       <w:cols w:space="720"/>

--- a/Лабораторна_робота_1_експертна_система.docx
+++ b/Лабораторна_робота_1_експертна_система.docx
@@ -86,7 +86,7 @@
     <w:sdt>
       <w:sdtPr>
         <w:rPr>
-          <w:rFonts w:ascii="Times New Roman" w:eastAsia="Times New Roman" w:hAnsi="Times New Roman" w:cstheme="minorBidi"/>
+          <w:rFonts w:eastAsia="Times New Roman" w:cstheme="minorBidi"/>
           <w:b w:val="0"/>
           <w:bCs w:val="0"/>
           <w:caps w:val="0"/>
@@ -274,7 +274,7 @@
                 <w:noProof/>
                 <w:webHidden/>
               </w:rPr>
-              <w:t>4</w:t>
+              <w:t>5</w:t>
             </w:r>
             <w:r>
               <w:rPr>
@@ -548,7 +548,7 @@
                 <w:noProof/>
                 <w:webHidden/>
               </w:rPr>
-              <w:t>8</w:t>
+              <w:t>7</w:t>
             </w:r>
             <w:r>
               <w:rPr>
@@ -746,7 +746,7 @@
                 <w:noProof/>
                 <w:webHidden/>
               </w:rPr>
-              <w:t>10</w:t>
+              <w:t>12</w:t>
             </w:r>
             <w:r>
               <w:rPr>
@@ -845,7 +845,7 @@
                 <w:noProof/>
                 <w:webHidden/>
               </w:rPr>
-              <w:t>11</w:t>
+              <w:t>13</w:t>
             </w:r>
             <w:r>
               <w:rPr>
@@ -944,7 +944,7 @@
                 <w:noProof/>
                 <w:webHidden/>
               </w:rPr>
-              <w:t>15</w:t>
+              <w:t>17</w:t>
             </w:r>
             <w:r>
               <w:rPr>
@@ -1043,7 +1043,7 @@
                 <w:noProof/>
                 <w:webHidden/>
               </w:rPr>
-              <w:t>17</w:t>
+              <w:t>20</w:t>
             </w:r>
             <w:r>
               <w:rPr>
@@ -1142,7 +1142,7 @@
                 <w:noProof/>
                 <w:webHidden/>
               </w:rPr>
-              <w:t>18</w:t>
+              <w:t>21</w:t>
             </w:r>
             <w:r>
               <w:rPr>
@@ -1180,41 +1180,47 @@
         <w:pStyle w:val="a7"/>
         <w:spacing w:after="0"/>
         <w:rPr>
+          <w:lang w:eastAsia="ja-JP"/>
+        </w:rPr>
+      </w:pPr>
+      <w:bookmarkStart w:id="0" w:name="_Toc242178467"/>
+      <w:r>
+        <w:rPr>
           <w:rFonts w:hint="eastAsia"/>
           <w:lang w:eastAsia="ja-JP"/>
         </w:rPr>
-      </w:pPr>
-      <w:bookmarkStart w:id="0" w:name="_Toc242178467"/>
+        <w:lastRenderedPageBreak/>
+        <w:t>В</w:t>
+      </w:r>
       <w:r>
         <w:rPr>
           <w:rFonts w:hint="eastAsia"/>
           <w:lang w:eastAsia="ja-JP"/>
         </w:rPr>
-        <w:lastRenderedPageBreak/>
-        <w:t>В</w:t>
+        <w:t>с</w:t>
       </w:r>
       <w:r>
         <w:rPr>
           <w:rFonts w:hint="eastAsia"/>
           <w:lang w:eastAsia="ja-JP"/>
         </w:rPr>
-        <w:t>с</w:t>
+        <w:t>Т</w:t>
       </w:r>
       <w:r>
         <w:rPr>
           <w:rFonts w:hint="eastAsia"/>
           <w:lang w:eastAsia="ja-JP"/>
         </w:rPr>
-        <w:t>Т</w:t>
-      </w:r>
-      <w:r>
-        <w:rPr>
-          <w:rFonts w:hint="eastAsia"/>
-          <w:lang w:eastAsia="ja-JP"/>
-        </w:rPr>
         <w:t>уп</w:t>
       </w:r>
       <w:bookmarkEnd w:id="0"/>
+    </w:p>
+    <w:p>
+      <w:pPr>
+        <w:rPr>
+          <w:lang w:val="uk-UA"/>
+        </w:rPr>
+      </w:pPr>
     </w:p>
     <w:p>
       <w:pPr>
@@ -1460,18 +1466,22 @@
           <w:lang w:val="uk-UA"/>
         </w:rPr>
       </w:pPr>
-      <w:r>
+    </w:p>
+    <w:p>
+      <w:pPr>
         <w:rPr>
           <w:lang w:val="uk-UA"/>
         </w:rPr>
+      </w:pPr>
+      <w:r>
+        <w:rPr>
+          <w:lang w:val="uk-UA"/>
+        </w:rPr>
         <w:t>Вивчити склад і принципи роботи експертної системи продукційного типу та реалізувати механізм прямого логічного виведення. Побудувати базу знань у формі продукційних правил, організувати робочу пам’ять, чергу змінних і протокол спрацювання правил, а також перевірити роботу системи на тестових прикладах.</w:t>
       </w:r>
     </w:p>
     <w:p>
       <w:pPr>
-        <w:pStyle w:val="Heading2"/>
-        <w:spacing w:before="0" w:after="0"/>
-        <w:ind w:firstLine="709"/>
         <w:rPr>
           <w:lang w:val="uk-UA"/>
         </w:rPr>
@@ -1485,23 +1495,17 @@
       </w:r>
       <w:r>
         <w:rPr>
-          <w:rFonts w:ascii="Times New Roman" w:eastAsia="Times New Roman" w:hAnsi="Times New Roman" w:cs="Arial"/>
-          <w:bCs w:val="0"/>
-          <w:iCs/>
-          <w:color w:val="auto"/>
-          <w:szCs w:val="32"/>
-          <w:lang w:val="uk-UA" w:eastAsia="ru-RU"/>
+          <w:lang w:val="uk-UA"/>
         </w:rPr>
         <w:t>завдання</w:t>
       </w:r>
       <w:bookmarkEnd w:id="2"/>
-    </w:p>
-    <w:p>
-      <w:pPr>
+      <w:r>
         <w:rPr>
           <w:lang w:val="uk-UA"/>
         </w:rPr>
-      </w:pPr>
+        <w:t xml:space="preserve">. </w:t>
+      </w:r>
       <w:r>
         <w:rPr>
           <w:lang w:val="uk-UA"/>
@@ -1535,6 +1539,13 @@
           <w:lang w:val="uk-UA"/>
         </w:rPr>
       </w:pPr>
+    </w:p>
+    <w:p>
+      <w:pPr>
+        <w:rPr>
+          <w:lang w:val="uk-UA"/>
+        </w:rPr>
+      </w:pPr>
       <w:r>
         <w:rPr>
           <w:lang w:val="uk-UA"/>
@@ -1802,9 +1813,9 @@
           <w:lang w:eastAsia="ja-JP"/>
         </w:rPr>
         <w:drawing>
-          <wp:inline distT="0" distB="0" distL="0" distR="0" wp14:anchorId="1D585E2C" wp14:editId="42502A78">
-            <wp:extent cx="5505450" cy="1685925"/>
-            <wp:effectExtent l="0" t="0" r="0" b="9525"/>
+          <wp:inline distT="0" distB="0" distL="0" distR="0" wp14:anchorId="1D585E2C" wp14:editId="696E27B9">
+            <wp:extent cx="4501662" cy="1378537"/>
+            <wp:effectExtent l="0" t="0" r="0" b="0"/>
             <wp:docPr id="34263093" name="Picture 2" descr="MINGW64:/s/Users/L/Downloads/New folder (353)                                                  "/>
             <wp:cNvGraphicFramePr>
               <a:graphicFrameLocks xmlns:a="http://schemas.openxmlformats.org/drawingml/2006/main" noChangeAspect="1"/>
@@ -1824,7 +1835,7 @@
                   <pic:spPr bwMode="auto">
                     <a:xfrm>
                       <a:off x="0" y="0"/>
-                      <a:ext cx="5506219" cy="1686160"/>
+                      <a:ext cx="4514877" cy="1382584"/>
                     </a:xfrm>
                     <a:prstGeom prst="rect">
                       <a:avLst/>
@@ -1969,9 +1980,9 @@
           <w:noProof/>
         </w:rPr>
         <w:drawing>
-          <wp:inline distT="0" distB="0" distL="0" distR="0" wp14:anchorId="2D252F37" wp14:editId="40047AC0">
-            <wp:extent cx="3949876" cy="1552353"/>
-            <wp:effectExtent l="0" t="0" r="0" b="0"/>
+          <wp:inline distT="0" distB="0" distL="0" distR="0" wp14:anchorId="2D252F37" wp14:editId="21122B3A">
+            <wp:extent cx="3553875" cy="1396720"/>
+            <wp:effectExtent l="0" t="0" r="8890" b="0"/>
             <wp:docPr id="675172064" name="Picture 1"/>
             <wp:cNvGraphicFramePr>
               <a:graphicFrameLocks xmlns:a="http://schemas.openxmlformats.org/drawingml/2006/main" noChangeAspect="1"/>
@@ -1992,7 +2003,7 @@
                   <pic:spPr>
                     <a:xfrm>
                       <a:off x="0" y="0"/>
-                      <a:ext cx="3956259" cy="1554862"/>
+                      <a:ext cx="3569838" cy="1402994"/>
                     </a:xfrm>
                     <a:prstGeom prst="rect">
                       <a:avLst/>
@@ -2054,7 +2065,7 @@
         <w:fldChar w:fldCharType="begin"/>
       </w:r>
       <w:r>
-        <w:instrText xml:space="preserve"> SEQ Рисунок \* ARABIC </w:instrText>
+        <w:instrText xml:space="preserve"> SEQ Рисунок \s 1 \* ARABIC </w:instrText>
       </w:r>
       <w:r>
         <w:fldChar w:fldCharType="separate"/>
@@ -2069,12 +2080,15 @@
         <w:fldChar w:fldCharType="end"/>
       </w:r>
       <w:r>
-        <w:t xml:space="preserve"> –</w:t>
-      </w:r>
-      <w:r>
         <w:t xml:space="preserve"> </w:t>
       </w:r>
       <w:r>
+        <w:t>–</w:t>
+      </w:r>
+      <w:r>
+        <w:t xml:space="preserve"> </w:t>
+      </w:r>
+      <w:r>
         <w:rPr>
           <w:lang w:eastAsia="ja-JP"/>
         </w:rPr>
@@ -2083,19 +2097,84 @@
     </w:p>
     <w:p>
       <w:pPr>
-        <w:pStyle w:val="a1"/>
+        <w:spacing w:after="200" w:line="276" w:lineRule="auto"/>
+        <w:ind w:firstLine="0"/>
+        <w:jc w:val="left"/>
+        <w:rPr>
+          <w:rFonts w:eastAsiaTheme="minorEastAsia"/>
+          <w:lang w:val="uk-UA" w:eastAsia="ja-JP"/>
+        </w:rPr>
+      </w:pPr>
+      <w:r>
+        <w:rPr>
+          <w:rFonts w:eastAsiaTheme="minorEastAsia"/>
+          <w:lang w:val="uk-UA" w:eastAsia="ja-JP"/>
+        </w:rPr>
+        <w:lastRenderedPageBreak/>
+        <w:br w:type="page"/>
+      </w:r>
+    </w:p>
+    <w:p>
+      <w:pPr>
+        <w:pStyle w:val="Heading1"/>
         <w:spacing w:before="0" w:after="0"/>
+        <w:ind w:left="0"/>
+        <w:rPr>
+          <w:lang w:val="uk-UA"/>
+        </w:rPr>
+      </w:pPr>
+      <w:bookmarkStart w:id="4" w:name="_Toc242178471"/>
+      <w:r>
+        <w:rPr>
+          <w:lang w:val="uk-UA"/>
+        </w:rPr>
+        <w:lastRenderedPageBreak/>
+        <w:t>Опис предметної області</w:t>
+      </w:r>
+      <w:bookmarkEnd w:id="4"/>
+    </w:p>
+    <w:p>
+      <w:pPr>
+        <w:rPr>
+          <w:rFonts w:eastAsiaTheme="minorEastAsia"/>
+          <w:lang w:val="uk-UA" w:eastAsia="ja-JP"/>
+        </w:rPr>
+      </w:pPr>
+    </w:p>
+    <w:p>
+      <w:pPr>
+        <w:rPr>
+          <w:lang w:val="uk-UA" w:eastAsia="ja-JP"/>
+        </w:rPr>
+      </w:pPr>
+      <w:r>
+        <w:rPr>
+          <w:lang w:val="uk-UA" w:eastAsia="ja-JP"/>
+        </w:rPr>
+        <w:t>Предметною областю обрано первинну діагностику несправностей персонального комп’ютера. Користувач повідомляє спостережувані ознаки: чи вмикається живлення, чи обертаються вентилятори, чи є зображення, чи завантажується операційна система, чи визначається накопичувач і чи доступна мережа. На основі цих фактів експертна система формує один або декілька діагностичних висновків.</w:t>
+      </w:r>
+    </w:p>
+    <w:p>
+      <w:pPr>
+        <w:rPr>
+          <w:lang w:val="uk-UA" w:eastAsia="ja-JP"/>
+        </w:rPr>
+      </w:pPr>
+    </w:p>
+    <w:p>
+      <w:pPr>
+        <w:jc w:val="center"/>
       </w:pPr>
       <w:r>
         <w:rPr>
           <w:noProof/>
-        </w:rPr>
-        <w:lastRenderedPageBreak/>
+          <w:lang w:val="uk-UA"/>
+        </w:rPr>
         <w:drawing>
-          <wp:inline distT="0" distB="0" distL="0" distR="0" wp14:anchorId="53AE3AFF" wp14:editId="13593792">
-            <wp:extent cx="5358809" cy="8038214"/>
-            <wp:effectExtent l="0" t="0" r="0" b="1270"/>
-            <wp:docPr id="6" name="Picture 6"/>
+          <wp:inline distT="0" distB="0" distL="0" distR="0" wp14:anchorId="010BA3F7" wp14:editId="461DEEC2">
+            <wp:extent cx="3000187" cy="4501880"/>
+            <wp:effectExtent l="0" t="0" r="0" b="0"/>
+            <wp:docPr id="1" name="Picture 1"/>
             <wp:cNvGraphicFramePr>
               <a:graphicFrameLocks xmlns:a="http://schemas.openxmlformats.org/drawingml/2006/main" noChangeAspect="1"/>
             </wp:cNvGraphicFramePr>
@@ -2124,7 +2203,7 @@
                   <pic:spPr bwMode="auto">
                     <a:xfrm>
                       <a:off x="0" y="0"/>
-                      <a:ext cx="5384099" cy="8076149"/>
+                      <a:ext cx="3012459" cy="4520294"/>
                     </a:xfrm>
                     <a:prstGeom prst="rect">
                       <a:avLst/>
@@ -2143,191 +2222,98 @@
         <w:pStyle w:val="a2"/>
         <w:spacing w:after="0"/>
         <w:rPr>
-          <w:rFonts w:eastAsiaTheme="minorEastAsia"/>
           <w:lang w:eastAsia="ja-JP"/>
         </w:rPr>
       </w:pPr>
       <w:r>
+        <w:rPr>
+          <w:lang w:eastAsia="ja-JP"/>
+        </w:rPr>
         <w:t xml:space="preserve">Рисунок </w:t>
       </w:r>
       <w:r>
         <w:rPr>
-          <w:noProof/>
+          <w:lang w:eastAsia="ja-JP"/>
         </w:rPr>
         <w:fldChar w:fldCharType="begin"/>
       </w:r>
       <w:r>
         <w:rPr>
-          <w:noProof/>
+          <w:lang w:eastAsia="ja-JP"/>
         </w:rPr>
         <w:instrText xml:space="preserve"> STYLEREF 1 \s </w:instrText>
       </w:r>
       <w:r>
         <w:rPr>
-          <w:noProof/>
+          <w:lang w:eastAsia="ja-JP"/>
         </w:rPr>
         <w:fldChar w:fldCharType="separate"/>
       </w:r>
       <w:r>
         <w:rPr>
-          <w:noProof/>
+          <w:lang w:eastAsia="ja-JP"/>
+        </w:rPr>
+        <w:t>2</w:t>
+      </w:r>
+      <w:r>
+        <w:rPr>
+          <w:lang w:eastAsia="ja-JP"/>
+        </w:rPr>
+        <w:fldChar w:fldCharType="end"/>
+      </w:r>
+      <w:r>
+        <w:rPr>
+          <w:lang w:eastAsia="ja-JP"/>
+        </w:rPr>
+        <w:t>.</w:t>
+      </w:r>
+      <w:r>
+        <w:rPr>
+          <w:lang w:eastAsia="ja-JP"/>
+        </w:rPr>
+        <w:fldChar w:fldCharType="begin"/>
+      </w:r>
+      <w:r>
+        <w:rPr>
+          <w:lang w:eastAsia="ja-JP"/>
+        </w:rPr>
+        <w:instrText xml:space="preserve"> SEQ Рисунок \s 1 \* ARABIC </w:instrText>
+      </w:r>
+      <w:r>
+        <w:rPr>
+          <w:lang w:eastAsia="ja-JP"/>
+        </w:rPr>
+        <w:fldChar w:fldCharType="separate"/>
+      </w:r>
+      <w:r>
+        <w:rPr>
+          <w:lang w:eastAsia="ja-JP"/>
         </w:rPr>
         <w:t>1</w:t>
       </w:r>
       <w:r>
         <w:rPr>
-          <w:noProof/>
+          <w:lang w:eastAsia="ja-JP"/>
         </w:rPr>
         <w:fldChar w:fldCharType="end"/>
       </w:r>
       <w:r>
-        <w:t>.</w:t>
-      </w:r>
-      <w:r>
-        <w:fldChar w:fldCharType="begin"/>
-      </w:r>
-      <w:r>
-        <w:instrText xml:space="preserve"> SEQ Рисунок \* ARABIC </w:instrText>
-      </w:r>
-      <w:r>
-        <w:fldChar w:fldCharType="separate"/>
-      </w:r>
-      <w:r>
-        <w:rPr>
-          <w:noProof/>
-        </w:rPr>
-        <w:t>3</w:t>
-      </w:r>
-      <w:r>
-        <w:fldChar w:fldCharType="end"/>
-      </w:r>
-      <w:r>
+        <w:rPr>
+          <w:lang w:eastAsia="ja-JP"/>
+        </w:rPr>
         <w:t xml:space="preserve"> –</w:t>
       </w:r>
       <w:r>
+        <w:rPr>
+          <w:lang w:eastAsia="ja-JP"/>
+        </w:rPr>
         <w:t xml:space="preserve"> </w:t>
       </w:r>
       <w:r>
-        <w:t>код у</w:t>
-      </w:r>
-      <w:r>
         <w:rPr>
           <w:lang w:eastAsia="ja-JP"/>
         </w:rPr>
-        <w:t xml:space="preserve"> вигляді диаграми активності</w:t>
-      </w:r>
-    </w:p>
-    <w:p>
-      <w:pPr>
-        <w:ind w:firstLine="0"/>
-        <w:jc w:val="center"/>
-        <w:rPr>
-          <w:rFonts w:eastAsiaTheme="minorEastAsia"/>
-          <w:lang w:val="uk-UA" w:eastAsia="ja-JP"/>
-        </w:rPr>
-      </w:pPr>
-    </w:p>
-    <w:p>
-      <w:pPr>
-        <w:pStyle w:val="Heading1"/>
-        <w:spacing w:before="0" w:after="0"/>
-        <w:ind w:left="0"/>
-        <w:rPr>
-          <w:lang w:val="uk-UA"/>
-        </w:rPr>
-      </w:pPr>
-      <w:bookmarkStart w:id="4" w:name="_Toc242178471"/>
-      <w:r>
-        <w:rPr>
-          <w:lang w:val="uk-UA"/>
-        </w:rPr>
-        <w:t>Опис предметної області</w:t>
-      </w:r>
-      <w:bookmarkEnd w:id="4"/>
-    </w:p>
-    <w:p>
-      <w:pPr>
-        <w:rPr>
-          <w:rFonts w:eastAsiaTheme="minorEastAsia"/>
-          <w:lang w:val="uk-UA" w:eastAsia="ja-JP"/>
-        </w:rPr>
-      </w:pPr>
-    </w:p>
-    <w:p>
-      <w:pPr>
-        <w:rPr>
-          <w:lang w:val="uk-UA" w:eastAsia="ja-JP"/>
-        </w:rPr>
-      </w:pPr>
-      <w:r>
-        <w:rPr>
-          <w:lang w:val="uk-UA" w:eastAsia="ja-JP"/>
-        </w:rPr>
-        <w:t>Предметною областю обрано первинну діагностику несправностей персонального комп’ютера. Користувач повідомляє спостережувані ознаки: чи вмикається живлення, чи обертаються вентилятори, чи є зображення, чи завантажується операційна система, чи визначається накопичувач і чи доступна мережа. На основі цих фактів експертна система формує один або декілька діагностичних висновків.</w:t>
-      </w:r>
-    </w:p>
-    <w:p>
-      <w:pPr>
-        <w:rPr>
-          <w:lang w:val="uk-UA"/>
-        </w:rPr>
-      </w:pPr>
-      <w:r>
-        <w:rPr>
-          <w:noProof/>
-          <w:lang w:val="uk-UA"/>
-        </w:rPr>
-        <w:drawing>
-          <wp:inline distT="0" distB="0" distL="0" distR="0" wp14:anchorId="5A7947CD" wp14:editId="79C4730A">
-            <wp:extent cx="5580000" cy="3457295"/>
-            <wp:effectExtent l="0" t="0" r="0" b="0"/>
-            <wp:docPr id="2" name="Picture 2"/>
-            <wp:cNvGraphicFramePr>
-              <a:graphicFrameLocks xmlns:a="http://schemas.openxmlformats.org/drawingml/2006/main" noChangeAspect="1"/>
-            </wp:cNvGraphicFramePr>
-            <a:graphic xmlns:a="http://schemas.openxmlformats.org/drawingml/2006/main">
-              <a:graphicData uri="http://schemas.openxmlformats.org/drawingml/2006/picture">
-                <pic:pic xmlns:pic="http://schemas.openxmlformats.org/drawingml/2006/picture">
-                  <pic:nvPicPr>
-                    <pic:cNvPr id="0" name="tree.png"/>
-                    <pic:cNvPicPr/>
-                  </pic:nvPicPr>
-                  <pic:blipFill>
-                    <a:blip r:embed="rId11"/>
-                    <a:stretch>
-                      <a:fillRect/>
-                    </a:stretch>
-                  </pic:blipFill>
-                  <pic:spPr>
-                    <a:xfrm>
-                      <a:off x="0" y="0"/>
-                      <a:ext cx="5580000" cy="3457295"/>
-                    </a:xfrm>
-                    <a:prstGeom prst="rect">
-                      <a:avLst/>
-                    </a:prstGeom>
-                  </pic:spPr>
-                </pic:pic>
-              </a:graphicData>
-            </a:graphic>
-          </wp:inline>
-        </w:drawing>
-      </w:r>
-    </w:p>
-    <w:p>
-      <w:pPr>
-        <w:ind w:firstLine="0"/>
-        <w:jc w:val="center"/>
-        <w:rPr>
-          <w:lang w:val="uk-UA"/>
-        </w:rPr>
-      </w:pPr>
-      <w:r>
-        <w:rPr>
-          <w:sz w:val="24"/>
-          <w:lang w:val="uk-UA"/>
-        </w:rPr>
-        <w:t>Рисунок 2 – Фрагмент дерева логічних висновків для діагностики ПК</w:t>
+        <w:t>Фрагмент дерева логічних висновків для діагностики ПК</w:t>
       </w:r>
     </w:p>
     <w:p>
@@ -2369,97 +2355,256 @@
           <w:lang w:val="uk-UA"/>
         </w:rPr>
       </w:pPr>
-      <w:r>
+    </w:p>
+    <w:p>
+      <w:pPr>
         <w:rPr>
           <w:lang w:val="uk-UA"/>
         </w:rPr>
-        <w:t>Для експертної системи сформовано дев’ять продукційних правил:</w:t>
+      </w:pPr>
+      <w:r>
+        <w:rPr>
+          <w:lang w:val="uk-UA"/>
+        </w:rPr>
+        <w:t>Для експертної системи сформовано дев’ять продукційних правил</w:t>
+      </w:r>
+      <w:r>
+        <w:rPr>
+          <w:lang w:val="uk-UA"/>
+        </w:rPr>
+        <w:t xml:space="preserve"> </w:t>
+      </w:r>
+      <w:r>
+        <w:rPr>
+          <w:lang w:val="uk-UA"/>
+        </w:rPr>
+        <w:t>в таблиці 3.1.</w:t>
+      </w:r>
+    </w:p>
+    <w:p>
+      <w:pPr>
+        <w:rPr>
+          <w:lang w:val="uk-UA"/>
+        </w:rPr>
+      </w:pPr>
+    </w:p>
+    <w:p>
+      <w:pPr>
+        <w:pStyle w:val="Caption"/>
+        <w:keepNext/>
+        <w:rPr>
+          <w:rFonts w:ascii="Ebrima" w:hAnsi="Ebrima"/>
+          <w:lang w:val="uk-UA"/>
+        </w:rPr>
+      </w:pPr>
+      <w:r>
+        <w:rPr>
+          <w:lang w:val="uk-UA"/>
+        </w:rPr>
+        <w:t xml:space="preserve">Таблиця </w:t>
+      </w:r>
+      <w:r>
+        <w:rPr>
+          <w:lang w:eastAsia="ja-JP"/>
+        </w:rPr>
+        <w:fldChar w:fldCharType="begin"/>
+      </w:r>
+      <w:r>
+        <w:rPr>
+          <w:lang w:val="uk-UA" w:eastAsia="ja-JP"/>
+        </w:rPr>
+        <w:instrText xml:space="preserve"> </w:instrText>
+      </w:r>
+      <w:r>
+        <w:rPr>
+          <w:lang w:eastAsia="ja-JP"/>
+        </w:rPr>
+        <w:instrText>STYLEREF</w:instrText>
+      </w:r>
+      <w:r>
+        <w:rPr>
+          <w:lang w:val="uk-UA" w:eastAsia="ja-JP"/>
+        </w:rPr>
+        <w:instrText xml:space="preserve"> 1 \</w:instrText>
+      </w:r>
+      <w:r>
+        <w:rPr>
+          <w:lang w:eastAsia="ja-JP"/>
+        </w:rPr>
+        <w:instrText>s</w:instrText>
+      </w:r>
+      <w:r>
+        <w:rPr>
+          <w:lang w:val="uk-UA" w:eastAsia="ja-JP"/>
+        </w:rPr>
+        <w:instrText xml:space="preserve"> </w:instrText>
+      </w:r>
+      <w:r>
+        <w:rPr>
+          <w:lang w:eastAsia="ja-JP"/>
+        </w:rPr>
+        <w:fldChar w:fldCharType="separate"/>
+      </w:r>
+      <w:r>
+        <w:rPr>
+          <w:noProof/>
+          <w:lang w:eastAsia="ja-JP"/>
+        </w:rPr>
+        <w:t>3</w:t>
+      </w:r>
+      <w:r>
+        <w:rPr>
+          <w:lang w:eastAsia="ja-JP"/>
+        </w:rPr>
+        <w:fldChar w:fldCharType="end"/>
+      </w:r>
+      <w:r>
+        <w:rPr>
+          <w:lang w:val="uk-UA" w:eastAsia="ja-JP"/>
+        </w:rPr>
+        <w:t>.</w:t>
+      </w:r>
+      <w:r>
+        <w:fldChar w:fldCharType="begin"/>
+      </w:r>
+      <w:r>
+        <w:rPr>
+          <w:lang w:val="uk-UA"/>
+        </w:rPr>
+        <w:instrText xml:space="preserve"> </w:instrText>
+      </w:r>
+      <w:r>
+        <w:instrText>SEQ</w:instrText>
+      </w:r>
+      <w:r>
+        <w:rPr>
+          <w:lang w:val="uk-UA"/>
+        </w:rPr>
+        <w:instrText xml:space="preserve"> Таблиця </w:instrText>
+      </w:r>
+      <w:r>
+        <w:rPr>
+          <w:lang w:val="uk-UA" w:eastAsia="ja-JP"/>
+        </w:rPr>
+        <w:instrText>\</w:instrText>
+      </w:r>
+      <w:r>
+        <w:rPr>
+          <w:lang w:eastAsia="ja-JP"/>
+        </w:rPr>
+        <w:instrText>s</w:instrText>
+      </w:r>
+      <w:r>
+        <w:rPr>
+          <w:lang w:val="uk-UA" w:eastAsia="ja-JP"/>
+        </w:rPr>
+        <w:instrText xml:space="preserve"> </w:instrText>
+      </w:r>
+      <w:r>
+        <w:rPr>
+          <w:lang w:val="uk-UA" w:eastAsia="ja-JP"/>
+        </w:rPr>
+        <w:instrText xml:space="preserve">1 </w:instrText>
+      </w:r>
+      <w:r>
+        <w:rPr>
+          <w:lang w:val="uk-UA"/>
+        </w:rPr>
+        <w:instrText xml:space="preserve">\* </w:instrText>
+      </w:r>
+      <w:r>
+        <w:instrText>ARABIC</w:instrText>
+      </w:r>
+      <w:r>
+        <w:rPr>
+          <w:lang w:val="uk-UA"/>
+        </w:rPr>
+        <w:instrText xml:space="preserve"> </w:instrText>
+      </w:r>
+      <w:r>
+        <w:fldChar w:fldCharType="separate"/>
+      </w:r>
+      <w:r>
+        <w:rPr>
+          <w:noProof/>
+        </w:rPr>
+        <w:t>1</w:t>
+      </w:r>
+      <w:r>
+        <w:fldChar w:fldCharType="end"/>
+      </w:r>
+      <w:r>
+        <w:rPr>
+          <w:lang w:val="uk-UA"/>
+        </w:rPr>
+        <w:t xml:space="preserve"> </w:t>
+      </w:r>
+      <w:r>
+        <w:rPr>
+          <w:lang w:val="uk-UA"/>
+        </w:rPr>
+        <w:t>–</w:t>
+      </w:r>
+      <w:r>
+        <w:rPr>
+          <w:lang w:val="uk-UA"/>
+        </w:rPr>
+        <w:t xml:space="preserve"> </w:t>
+      </w:r>
+      <w:r>
+        <w:rPr>
+          <w:lang w:val="uk-UA"/>
+        </w:rPr>
+        <w:t>База знань експертної системи</w:t>
       </w:r>
     </w:p>
     <w:tbl>
       <w:tblPr>
         <w:tblStyle w:val="TableGrid"/>
         <w:tblW w:w="0" w:type="auto"/>
-        <w:jc w:val="center"/>
         <w:tblLook w:val="04A0" w:firstRow="1" w:lastRow="0" w:firstColumn="1" w:lastColumn="0" w:noHBand="0" w:noVBand="1"/>
       </w:tblPr>
       <w:tblGrid>
-        <w:gridCol w:w="3317"/>
-        <w:gridCol w:w="3322"/>
-        <w:gridCol w:w="3324"/>
+        <w:gridCol w:w="2304"/>
+        <w:gridCol w:w="3204"/>
+        <w:gridCol w:w="4455"/>
       </w:tblGrid>
       <w:tr>
-        <w:trPr>
-          <w:jc w:val="center"/>
-        </w:trPr>
         <w:tc>
           <w:tcPr>
-            <w:tcW w:w="3324" w:type="dxa"/>
-            <w:shd w:val="clear" w:color="auto" w:fill="D9E1F2"/>
-            <w:vAlign w:val="center"/>
+            <w:tcW w:w="2304" w:type="dxa"/>
           </w:tcPr>
           <w:p>
             <w:pPr>
-              <w:ind w:firstLine="0"/>
-              <w:jc w:val="center"/>
-              <w:rPr>
-                <w:lang w:val="uk-UA"/>
-              </w:rPr>
+              <w:pStyle w:val="ab"/>
             </w:pPr>
             <w:r>
-              <w:rPr>
-                <w:b/>
-                <w:sz w:val="21"/>
-                <w:lang w:val="uk-UA"/>
-              </w:rPr>
               <w:t>№</w:t>
             </w:r>
           </w:p>
         </w:tc>
         <w:tc>
           <w:tcPr>
-            <w:tcW w:w="3324" w:type="dxa"/>
-            <w:shd w:val="clear" w:color="auto" w:fill="D9E1F2"/>
-            <w:vAlign w:val="center"/>
+            <w:tcW w:w="3204" w:type="dxa"/>
           </w:tcPr>
           <w:p>
             <w:pPr>
-              <w:ind w:firstLine="0"/>
-              <w:jc w:val="center"/>
-              <w:rPr>
-                <w:lang w:val="uk-UA"/>
-              </w:rPr>
+              <w:pStyle w:val="ab"/>
             </w:pPr>
             <w:r>
-              <w:rPr>
-                <w:b/>
-                <w:sz w:val="21"/>
-                <w:lang w:val="uk-UA"/>
-              </w:rPr>
               <w:t>Умовна частина</w:t>
             </w:r>
           </w:p>
         </w:tc>
         <w:tc>
           <w:tcPr>
-            <w:tcW w:w="3324" w:type="dxa"/>
-            <w:shd w:val="clear" w:color="auto" w:fill="D9E1F2"/>
-            <w:vAlign w:val="center"/>
+            <w:tcW w:w="4455" w:type="dxa"/>
           </w:tcPr>
           <w:p>
             <w:pPr>
-              <w:ind w:firstLine="0"/>
-              <w:jc w:val="center"/>
-              <w:rPr>
-                <w:lang w:val="uk-UA"/>
-              </w:rPr>
+              <w:pStyle w:val="ab"/>
             </w:pPr>
             <w:r>
-              <w:rPr>
-                <w:b/>
-                <w:sz w:val="21"/>
-                <w:lang w:val="uk-UA"/>
-              </w:rPr>
               <w:t>Висновок</w:t>
             </w:r>
           </w:p>
@@ -2467,70 +2612,43 @@
       </w:tr>
       <w:tr>
         <w:trPr>
-          <w:jc w:val="center"/>
+          <w:trHeight w:val="1583"/>
         </w:trPr>
         <w:tc>
           <w:tcPr>
-            <w:tcW w:w="3324" w:type="dxa"/>
-            <w:vAlign w:val="center"/>
+            <w:tcW w:w="2304" w:type="dxa"/>
           </w:tcPr>
           <w:p>
             <w:pPr>
-              <w:ind w:firstLine="0"/>
-              <w:jc w:val="center"/>
-              <w:rPr>
-                <w:lang w:val="uk-UA"/>
-              </w:rPr>
+              <w:pStyle w:val="ab"/>
             </w:pPr>
             <w:r>
-              <w:rPr>
-                <w:sz w:val="20"/>
-                <w:lang w:val="uk-UA"/>
-              </w:rPr>
               <w:t>R1</w:t>
             </w:r>
           </w:p>
         </w:tc>
         <w:tc>
           <w:tcPr>
-            <w:tcW w:w="3324" w:type="dxa"/>
-            <w:vAlign w:val="center"/>
+            <w:tcW w:w="3204" w:type="dxa"/>
           </w:tcPr>
           <w:p>
             <w:pPr>
-              <w:ind w:firstLine="0"/>
-              <w:jc w:val="center"/>
-              <w:rPr>
-                <w:lang w:val="uk-UA"/>
-              </w:rPr>
+              <w:pStyle w:val="ab"/>
             </w:pPr>
             <w:r>
-              <w:rPr>
-                <w:sz w:val="20"/>
-                <w:lang w:val="uk-UA"/>
-              </w:rPr>
               <w:t>живлення = ні</w:t>
             </w:r>
           </w:p>
         </w:tc>
         <w:tc>
           <w:tcPr>
-            <w:tcW w:w="3324" w:type="dxa"/>
-            <w:vAlign w:val="center"/>
+            <w:tcW w:w="4455" w:type="dxa"/>
           </w:tcPr>
           <w:p>
             <w:pPr>
-              <w:ind w:firstLine="0"/>
-              <w:jc w:val="center"/>
-              <w:rPr>
-                <w:lang w:val="uk-UA"/>
-              </w:rPr>
+              <w:pStyle w:val="ab"/>
             </w:pPr>
             <w:r>
-              <w:rPr>
-                <w:sz w:val="20"/>
-                <w:lang w:val="uk-UA"/>
-              </w:rPr>
               <w:t>проблема_живлення = так.</w:t>
             </w:r>
           </w:p>
@@ -2538,70 +2656,43 @@
       </w:tr>
       <w:tr>
         <w:trPr>
-          <w:jc w:val="center"/>
+          <w:trHeight w:val="2474"/>
         </w:trPr>
         <w:tc>
           <w:tcPr>
-            <w:tcW w:w="3324" w:type="dxa"/>
-            <w:vAlign w:val="center"/>
+            <w:tcW w:w="2304" w:type="dxa"/>
           </w:tcPr>
           <w:p>
             <w:pPr>
-              <w:ind w:firstLine="0"/>
-              <w:jc w:val="center"/>
-              <w:rPr>
-                <w:lang w:val="uk-UA"/>
-              </w:rPr>
+              <w:pStyle w:val="ab"/>
             </w:pPr>
             <w:r>
-              <w:rPr>
-                <w:sz w:val="20"/>
-                <w:lang w:val="uk-UA"/>
-              </w:rPr>
               <w:t>R2</w:t>
             </w:r>
           </w:p>
         </w:tc>
         <w:tc>
           <w:tcPr>
-            <w:tcW w:w="3324" w:type="dxa"/>
-            <w:vAlign w:val="center"/>
+            <w:tcW w:w="3204" w:type="dxa"/>
           </w:tcPr>
           <w:p>
             <w:pPr>
-              <w:ind w:firstLine="0"/>
-              <w:jc w:val="center"/>
-              <w:rPr>
-                <w:lang w:val="uk-UA"/>
-              </w:rPr>
+              <w:pStyle w:val="ab"/>
             </w:pPr>
             <w:r>
-              <w:rPr>
-                <w:sz w:val="20"/>
-                <w:lang w:val="uk-UA"/>
-              </w:rPr>
               <w:t>живлення = так І вентилятори = ні</w:t>
             </w:r>
           </w:p>
         </w:tc>
         <w:tc>
           <w:tcPr>
-            <w:tcW w:w="3324" w:type="dxa"/>
-            <w:vAlign w:val="center"/>
+            <w:tcW w:w="4455" w:type="dxa"/>
           </w:tcPr>
           <w:p>
             <w:pPr>
-              <w:ind w:firstLine="0"/>
-              <w:jc w:val="center"/>
-              <w:rPr>
-                <w:lang w:val="uk-UA"/>
-              </w:rPr>
+              <w:pStyle w:val="ab"/>
             </w:pPr>
             <w:r>
-              <w:rPr>
-                <w:sz w:val="20"/>
-                <w:lang w:val="uk-UA"/>
-              </w:rPr>
               <w:t>проблема_плати_або_охолодження = так.</w:t>
             </w:r>
           </w:p>
@@ -2609,70 +2700,43 @@
       </w:tr>
       <w:tr>
         <w:trPr>
-          <w:jc w:val="center"/>
+          <w:trHeight w:val="2861"/>
         </w:trPr>
         <w:tc>
           <w:tcPr>
-            <w:tcW w:w="3324" w:type="dxa"/>
-            <w:vAlign w:val="center"/>
+            <w:tcW w:w="2304" w:type="dxa"/>
           </w:tcPr>
           <w:p>
             <w:pPr>
-              <w:ind w:firstLine="0"/>
-              <w:jc w:val="center"/>
-              <w:rPr>
-                <w:lang w:val="uk-UA"/>
-              </w:rPr>
+              <w:pStyle w:val="ab"/>
             </w:pPr>
             <w:r>
-              <w:rPr>
-                <w:sz w:val="20"/>
-                <w:lang w:val="uk-UA"/>
-              </w:rPr>
               <w:t>R3</w:t>
             </w:r>
           </w:p>
         </w:tc>
         <w:tc>
           <w:tcPr>
-            <w:tcW w:w="3324" w:type="dxa"/>
-            <w:vAlign w:val="center"/>
+            <w:tcW w:w="3204" w:type="dxa"/>
           </w:tcPr>
           <w:p>
             <w:pPr>
-              <w:ind w:firstLine="0"/>
-              <w:jc w:val="center"/>
-              <w:rPr>
-                <w:lang w:val="uk-UA"/>
-              </w:rPr>
+              <w:pStyle w:val="ab"/>
             </w:pPr>
             <w:r>
-              <w:rPr>
-                <w:sz w:val="20"/>
-                <w:lang w:val="uk-UA"/>
-              </w:rPr>
               <w:t>живлення = так І вентилятори = так</w:t>
             </w:r>
           </w:p>
         </w:tc>
         <w:tc>
           <w:tcPr>
-            <w:tcW w:w="3324" w:type="dxa"/>
-            <w:vAlign w:val="center"/>
+            <w:tcW w:w="4455" w:type="dxa"/>
           </w:tcPr>
           <w:p>
             <w:pPr>
-              <w:ind w:firstLine="0"/>
-              <w:jc w:val="center"/>
-              <w:rPr>
-                <w:lang w:val="uk-UA"/>
-              </w:rPr>
+              <w:pStyle w:val="ab"/>
             </w:pPr>
             <w:r>
-              <w:rPr>
-                <w:sz w:val="20"/>
-                <w:lang w:val="uk-UA"/>
-              </w:rPr>
               <w:t>система_стартує = так.</w:t>
             </w:r>
           </w:p>
@@ -2680,141 +2744,157 @@
       </w:tr>
       <w:tr>
         <w:trPr>
-          <w:jc w:val="center"/>
+          <w:trHeight w:val="2960"/>
         </w:trPr>
         <w:tc>
           <w:tcPr>
-            <w:tcW w:w="3324" w:type="dxa"/>
-            <w:vAlign w:val="center"/>
+            <w:tcW w:w="2304" w:type="dxa"/>
           </w:tcPr>
           <w:p>
             <w:pPr>
-              <w:ind w:firstLine="0"/>
-              <w:jc w:val="center"/>
-              <w:rPr>
-                <w:lang w:val="uk-UA"/>
-              </w:rPr>
+              <w:pStyle w:val="ab"/>
             </w:pPr>
             <w:r>
-              <w:rPr>
-                <w:sz w:val="20"/>
-                <w:lang w:val="uk-UA"/>
-              </w:rPr>
               <w:t>R4</w:t>
             </w:r>
           </w:p>
         </w:tc>
         <w:tc>
           <w:tcPr>
-            <w:tcW w:w="3324" w:type="dxa"/>
-            <w:vAlign w:val="center"/>
+            <w:tcW w:w="3204" w:type="dxa"/>
           </w:tcPr>
           <w:p>
             <w:pPr>
-              <w:ind w:firstLine="0"/>
-              <w:jc w:val="center"/>
-              <w:rPr>
-                <w:lang w:val="uk-UA"/>
-              </w:rPr>
+              <w:pStyle w:val="ab"/>
             </w:pPr>
             <w:r>
-              <w:rPr>
-                <w:sz w:val="20"/>
-                <w:lang w:val="uk-UA"/>
-              </w:rPr>
               <w:t>система_стартує = так І сигнал_дисплея = ні</w:t>
             </w:r>
           </w:p>
         </w:tc>
         <w:tc>
           <w:tcPr>
-            <w:tcW w:w="3324" w:type="dxa"/>
-            <w:vAlign w:val="center"/>
+            <w:tcW w:w="4455" w:type="dxa"/>
           </w:tcPr>
           <w:p>
             <w:pPr>
-              <w:ind w:firstLine="0"/>
-              <w:jc w:val="center"/>
-              <w:rPr>
-                <w:lang w:val="uk-UA"/>
-              </w:rPr>
+              <w:pStyle w:val="ab"/>
             </w:pPr>
             <w:r>
-              <w:rPr>
-                <w:sz w:val="20"/>
-                <w:lang w:val="uk-UA"/>
-              </w:rPr>
               <w:t>проблема_відеосистеми = так.</w:t>
+            </w:r>
+          </w:p>
+        </w:tc>
+      </w:tr>
+    </w:tbl>
+    <w:p>
+      <w:pPr>
+        <w:rPr>
+          <w:lang w:val="uk-UA"/>
+        </w:rPr>
+      </w:pPr>
+      <w:r>
+        <w:rPr>
+          <w:lang w:val="uk-UA"/>
+        </w:rPr>
+        <w:lastRenderedPageBreak/>
+        <w:t>Кінець таблиці 3.1</w:t>
+      </w:r>
+    </w:p>
+    <w:tbl>
+      <w:tblPr>
+        <w:tblStyle w:val="TableGrid"/>
+        <w:tblW w:w="0" w:type="auto"/>
+        <w:tblLook w:val="04A0" w:firstRow="1" w:lastRow="0" w:firstColumn="1" w:lastColumn="0" w:noHBand="0" w:noVBand="1"/>
+      </w:tblPr>
+      <w:tblGrid>
+        <w:gridCol w:w="2884"/>
+        <w:gridCol w:w="3229"/>
+        <w:gridCol w:w="3850"/>
+      </w:tblGrid>
+      <w:tr>
+        <w:trPr>
+          <w:trHeight w:val="2123"/>
+        </w:trPr>
+        <w:tc>
+          <w:tcPr>
+            <w:tcW w:w="2884" w:type="dxa"/>
+          </w:tcPr>
+          <w:p>
+            <w:pPr>
+              <w:pStyle w:val="ab"/>
+            </w:pPr>
+            <w:r>
+              <w:t>№</w:t>
+            </w:r>
+          </w:p>
+        </w:tc>
+        <w:tc>
+          <w:tcPr>
+            <w:tcW w:w="3229" w:type="dxa"/>
+          </w:tcPr>
+          <w:p>
+            <w:pPr>
+              <w:pStyle w:val="ab"/>
+            </w:pPr>
+            <w:r>
+              <w:t>Умовна частина</w:t>
+            </w:r>
+          </w:p>
+        </w:tc>
+        <w:tc>
+          <w:tcPr>
+            <w:tcW w:w="3850" w:type="dxa"/>
+          </w:tcPr>
+          <w:p>
+            <w:pPr>
+              <w:pStyle w:val="ab"/>
+            </w:pPr>
+            <w:r>
+              <w:t>Висновок</w:t>
             </w:r>
           </w:p>
         </w:tc>
       </w:tr>
       <w:tr>
         <w:trPr>
-          <w:jc w:val="center"/>
+          <w:trHeight w:val="2123"/>
         </w:trPr>
         <w:tc>
           <w:tcPr>
-            <w:tcW w:w="3324" w:type="dxa"/>
-            <w:vAlign w:val="center"/>
+            <w:tcW w:w="2884" w:type="dxa"/>
           </w:tcPr>
           <w:p>
             <w:pPr>
-              <w:ind w:firstLine="0"/>
-              <w:jc w:val="center"/>
-              <w:rPr>
-                <w:lang w:val="uk-UA"/>
-              </w:rPr>
+              <w:pStyle w:val="ab"/>
             </w:pPr>
             <w:r>
-              <w:rPr>
-                <w:sz w:val="20"/>
-                <w:lang w:val="uk-UA"/>
-              </w:rPr>
               <w:t>R5</w:t>
             </w:r>
           </w:p>
         </w:tc>
         <w:tc>
           <w:tcPr>
-            <w:tcW w:w="3324" w:type="dxa"/>
-            <w:vAlign w:val="center"/>
+            <w:tcW w:w="3229" w:type="dxa"/>
           </w:tcPr>
           <w:p>
             <w:pPr>
-              <w:ind w:firstLine="0"/>
-              <w:jc w:val="center"/>
-              <w:rPr>
-                <w:lang w:val="uk-UA"/>
-              </w:rPr>
+              <w:pStyle w:val="ab"/>
             </w:pPr>
             <w:r>
-              <w:rPr>
-                <w:sz w:val="20"/>
-                <w:lang w:val="uk-UA"/>
-              </w:rPr>
               <w:t>система_стартує = так І сигнал_дисплея = так</w:t>
             </w:r>
           </w:p>
         </w:tc>
         <w:tc>
           <w:tcPr>
-            <w:tcW w:w="3324" w:type="dxa"/>
-            <w:vAlign w:val="center"/>
+            <w:tcW w:w="3850" w:type="dxa"/>
           </w:tcPr>
           <w:p>
             <w:pPr>
-              <w:ind w:firstLine="0"/>
-              <w:jc w:val="center"/>
-              <w:rPr>
-                <w:lang w:val="uk-UA"/>
-              </w:rPr>
+              <w:pStyle w:val="ab"/>
             </w:pPr>
             <w:r>
-              <w:rPr>
-                <w:sz w:val="20"/>
-                <w:lang w:val="uk-UA"/>
-              </w:rPr>
               <w:t>post_пройдено = так.</w:t>
             </w:r>
           </w:p>
@@ -2822,70 +2902,43 @@
       </w:tr>
       <w:tr>
         <w:trPr>
-          <w:jc w:val="center"/>
+          <w:trHeight w:val="2123"/>
         </w:trPr>
         <w:tc>
           <w:tcPr>
-            <w:tcW w:w="3324" w:type="dxa"/>
-            <w:vAlign w:val="center"/>
+            <w:tcW w:w="2884" w:type="dxa"/>
           </w:tcPr>
           <w:p>
             <w:pPr>
-              <w:ind w:firstLine="0"/>
-              <w:jc w:val="center"/>
-              <w:rPr>
-                <w:lang w:val="uk-UA"/>
-              </w:rPr>
+              <w:pStyle w:val="ab"/>
             </w:pPr>
             <w:r>
-              <w:rPr>
-                <w:sz w:val="20"/>
-                <w:lang w:val="uk-UA"/>
-              </w:rPr>
               <w:t>R6</w:t>
             </w:r>
           </w:p>
         </w:tc>
         <w:tc>
           <w:tcPr>
-            <w:tcW w:w="3324" w:type="dxa"/>
-            <w:vAlign w:val="center"/>
+            <w:tcW w:w="3229" w:type="dxa"/>
           </w:tcPr>
           <w:p>
             <w:pPr>
-              <w:ind w:firstLine="0"/>
-              <w:jc w:val="center"/>
-              <w:rPr>
-                <w:lang w:val="uk-UA"/>
-              </w:rPr>
+              <w:pStyle w:val="ab"/>
             </w:pPr>
             <w:r>
-              <w:rPr>
-                <w:sz w:val="20"/>
-                <w:lang w:val="uk-UA"/>
-              </w:rPr>
               <w:t>post_пройдено = так І ос_завантажилась = ні</w:t>
             </w:r>
           </w:p>
         </w:tc>
         <w:tc>
           <w:tcPr>
-            <w:tcW w:w="3324" w:type="dxa"/>
-            <w:vAlign w:val="center"/>
+            <w:tcW w:w="3850" w:type="dxa"/>
           </w:tcPr>
           <w:p>
             <w:pPr>
-              <w:ind w:firstLine="0"/>
-              <w:jc w:val="center"/>
-              <w:rPr>
-                <w:lang w:val="uk-UA"/>
-              </w:rPr>
+              <w:pStyle w:val="ab"/>
             </w:pPr>
             <w:r>
-              <w:rPr>
-                <w:sz w:val="20"/>
-                <w:lang w:val="uk-UA"/>
-              </w:rPr>
               <w:t>проблема_завантаження = так.</w:t>
             </w:r>
           </w:p>
@@ -2893,70 +2946,43 @@
       </w:tr>
       <w:tr>
         <w:trPr>
-          <w:jc w:val="center"/>
+          <w:trHeight w:val="2123"/>
         </w:trPr>
         <w:tc>
           <w:tcPr>
-            <w:tcW w:w="3324" w:type="dxa"/>
-            <w:vAlign w:val="center"/>
+            <w:tcW w:w="2884" w:type="dxa"/>
           </w:tcPr>
           <w:p>
             <w:pPr>
-              <w:ind w:firstLine="0"/>
-              <w:jc w:val="center"/>
-              <w:rPr>
-                <w:lang w:val="uk-UA"/>
-              </w:rPr>
+              <w:pStyle w:val="ab"/>
             </w:pPr>
             <w:r>
-              <w:rPr>
-                <w:sz w:val="20"/>
-                <w:lang w:val="uk-UA"/>
-              </w:rPr>
               <w:t>R7</w:t>
             </w:r>
           </w:p>
         </w:tc>
         <w:tc>
           <w:tcPr>
-            <w:tcW w:w="3324" w:type="dxa"/>
-            <w:vAlign w:val="center"/>
+            <w:tcW w:w="3229" w:type="dxa"/>
           </w:tcPr>
           <w:p>
             <w:pPr>
-              <w:ind w:firstLine="0"/>
-              <w:jc w:val="center"/>
-              <w:rPr>
-                <w:lang w:val="uk-UA"/>
-              </w:rPr>
+              <w:pStyle w:val="ab"/>
             </w:pPr>
             <w:r>
-              <w:rPr>
-                <w:sz w:val="20"/>
-                <w:lang w:val="uk-UA"/>
-              </w:rPr>
               <w:t>проблема_завантаження = так І диск_визначено = ні</w:t>
             </w:r>
           </w:p>
         </w:tc>
         <w:tc>
           <w:tcPr>
-            <w:tcW w:w="3324" w:type="dxa"/>
-            <w:vAlign w:val="center"/>
+            <w:tcW w:w="3850" w:type="dxa"/>
           </w:tcPr>
           <w:p>
             <w:pPr>
-              <w:ind w:firstLine="0"/>
-              <w:jc w:val="center"/>
-              <w:rPr>
-                <w:lang w:val="uk-UA"/>
-              </w:rPr>
+              <w:pStyle w:val="ab"/>
             </w:pPr>
             <w:r>
-              <w:rPr>
-                <w:sz w:val="20"/>
-                <w:lang w:val="uk-UA"/>
-              </w:rPr>
               <w:t>проблема_накопичувача = так.</w:t>
             </w:r>
           </w:p>
@@ -2964,70 +2990,43 @@
       </w:tr>
       <w:tr>
         <w:trPr>
-          <w:jc w:val="center"/>
+          <w:trHeight w:val="2060"/>
         </w:trPr>
         <w:tc>
           <w:tcPr>
-            <w:tcW w:w="3324" w:type="dxa"/>
-            <w:vAlign w:val="center"/>
+            <w:tcW w:w="2884" w:type="dxa"/>
           </w:tcPr>
           <w:p>
             <w:pPr>
-              <w:ind w:firstLine="0"/>
-              <w:jc w:val="center"/>
-              <w:rPr>
-                <w:lang w:val="uk-UA"/>
-              </w:rPr>
+              <w:pStyle w:val="ab"/>
             </w:pPr>
             <w:r>
-              <w:rPr>
-                <w:sz w:val="20"/>
-                <w:lang w:val="uk-UA"/>
-              </w:rPr>
               <w:t>R8</w:t>
             </w:r>
           </w:p>
         </w:tc>
         <w:tc>
           <w:tcPr>
-            <w:tcW w:w="3324" w:type="dxa"/>
-            <w:vAlign w:val="center"/>
+            <w:tcW w:w="3229" w:type="dxa"/>
           </w:tcPr>
           <w:p>
             <w:pPr>
-              <w:ind w:firstLine="0"/>
-              <w:jc w:val="center"/>
-              <w:rPr>
-                <w:lang w:val="uk-UA"/>
-              </w:rPr>
+              <w:pStyle w:val="ab"/>
             </w:pPr>
             <w:r>
-              <w:rPr>
-                <w:sz w:val="20"/>
-                <w:lang w:val="uk-UA"/>
-              </w:rPr>
               <w:t>post_пройдено = так І ос_завантажилась = так</w:t>
             </w:r>
           </w:p>
         </w:tc>
         <w:tc>
           <w:tcPr>
-            <w:tcW w:w="3324" w:type="dxa"/>
-            <w:vAlign w:val="center"/>
+            <w:tcW w:w="3850" w:type="dxa"/>
           </w:tcPr>
           <w:p>
             <w:pPr>
-              <w:ind w:firstLine="0"/>
-              <w:jc w:val="center"/>
-              <w:rPr>
-                <w:lang w:val="uk-UA"/>
-              </w:rPr>
+              <w:pStyle w:val="ab"/>
             </w:pPr>
             <w:r>
-              <w:rPr>
-                <w:sz w:val="20"/>
-                <w:lang w:val="uk-UA"/>
-              </w:rPr>
               <w:t>ос_працює = так.</w:t>
             </w:r>
           </w:p>
@@ -3035,70 +3034,43 @@
       </w:tr>
       <w:tr>
         <w:trPr>
-          <w:jc w:val="center"/>
+          <w:trHeight w:val="1871"/>
         </w:trPr>
         <w:tc>
           <w:tcPr>
-            <w:tcW w:w="3324" w:type="dxa"/>
-            <w:vAlign w:val="center"/>
+            <w:tcW w:w="2884" w:type="dxa"/>
           </w:tcPr>
           <w:p>
             <w:pPr>
-              <w:ind w:firstLine="0"/>
-              <w:jc w:val="center"/>
-              <w:rPr>
-                <w:lang w:val="uk-UA"/>
-              </w:rPr>
+              <w:pStyle w:val="ab"/>
             </w:pPr>
             <w:r>
-              <w:rPr>
-                <w:sz w:val="20"/>
-                <w:lang w:val="uk-UA"/>
-              </w:rPr>
               <w:t>R9</w:t>
             </w:r>
           </w:p>
         </w:tc>
         <w:tc>
           <w:tcPr>
-            <w:tcW w:w="3324" w:type="dxa"/>
-            <w:vAlign w:val="center"/>
+            <w:tcW w:w="3229" w:type="dxa"/>
           </w:tcPr>
           <w:p>
             <w:pPr>
-              <w:ind w:firstLine="0"/>
-              <w:jc w:val="center"/>
-              <w:rPr>
-                <w:lang w:val="uk-UA"/>
-              </w:rPr>
+              <w:pStyle w:val="ab"/>
             </w:pPr>
             <w:r>
-              <w:rPr>
-                <w:sz w:val="20"/>
-                <w:lang w:val="uk-UA"/>
-              </w:rPr>
               <w:t>ос_працює = так І мережа_доступна = ні</w:t>
             </w:r>
           </w:p>
         </w:tc>
         <w:tc>
           <w:tcPr>
-            <w:tcW w:w="3324" w:type="dxa"/>
-            <w:vAlign w:val="center"/>
+            <w:tcW w:w="3850" w:type="dxa"/>
           </w:tcPr>
           <w:p>
             <w:pPr>
-              <w:ind w:firstLine="0"/>
-              <w:jc w:val="center"/>
-              <w:rPr>
-                <w:lang w:val="uk-UA"/>
-              </w:rPr>
+              <w:pStyle w:val="ab"/>
             </w:pPr>
             <w:r>
-              <w:rPr>
-                <w:sz w:val="20"/>
-                <w:lang w:val="uk-UA"/>
-              </w:rPr>
               <w:t>мережева_проблема = так.</w:t>
             </w:r>
           </w:p>
@@ -3107,19 +3079,10 @@
     </w:tbl>
     <w:p>
       <w:pPr>
-        <w:ind w:firstLine="0"/>
-        <w:jc w:val="center"/>
         <w:rPr>
           <w:lang w:val="uk-UA"/>
         </w:rPr>
       </w:pPr>
-      <w:r>
-        <w:rPr>
-          <w:sz w:val="24"/>
-          <w:lang w:val="uk-UA"/>
-        </w:rPr>
-        <w:t>Таблиця 1 – База знань експертної системи</w:t>
-      </w:r>
     </w:p>
     <w:p>
       <w:pPr>
@@ -3147,16 +3110,28 @@
           <w:lang w:val="uk-UA"/>
         </w:rPr>
       </w:pPr>
-      <w:r>
+    </w:p>
+    <w:p>
+      <w:pPr>
         <w:rPr>
           <w:lang w:val="uk-UA"/>
         </w:rPr>
+      </w:pPr>
+      <w:r>
+        <w:rPr>
+          <w:lang w:val="uk-UA"/>
+        </w:rPr>
         <w:t>У програмі база знань подається списком об’єктів Rule. Кожне правило містить набір умов, висновок та ознаку fired, яка показує, чи було правило вже активовано. Робоча пам’ять реалізована словником facts, де ключем є ім’я змінної, а значенням – її поточне значення. Черга queue зберігає нові факти в порядку FIFO, а список explanation накопичує текстовий протокол спрацювання правил.</w:t>
       </w:r>
     </w:p>
     <w:p>
       <w:pPr>
-        <w:ind w:firstLine="0"/>
+        <w:pStyle w:val="ListParagraph"/>
+        <w:numPr>
+          <w:ilvl w:val="1"/>
+          <w:numId w:val="22"/>
+        </w:numPr>
+        <w:ind w:left="0" w:firstLine="720"/>
         <w:rPr>
           <w:lang w:val="uk-UA"/>
         </w:rPr>
@@ -3165,12 +3140,17 @@
         <w:rPr>
           <w:lang w:val="uk-UA"/>
         </w:rPr>
-        <w:t>1. Записати вихідні факти користувача до робочої пам’яті та черги.</w:t>
-      </w:r>
-    </w:p>
-    <w:p>
-      <w:pPr>
-        <w:ind w:firstLine="0"/>
+        <w:t>Записати вихідні факти користувача до робочої пам’яті та черги.</w:t>
+      </w:r>
+    </w:p>
+    <w:p>
+      <w:pPr>
+        <w:pStyle w:val="ListParagraph"/>
+        <w:numPr>
+          <w:ilvl w:val="1"/>
+          <w:numId w:val="22"/>
+        </w:numPr>
+        <w:ind w:left="0" w:firstLine="720"/>
         <w:rPr>
           <w:lang w:val="uk-UA"/>
         </w:rPr>
@@ -3179,12 +3159,17 @@
         <w:rPr>
           <w:lang w:val="uk-UA"/>
         </w:rPr>
-        <w:t>2. Взяти з початку черги черговий факт.</w:t>
-      </w:r>
-    </w:p>
-    <w:p>
-      <w:pPr>
-        <w:ind w:firstLine="0"/>
+        <w:t>Взяти з початку черги черговий факт.</w:t>
+      </w:r>
+    </w:p>
+    <w:p>
+      <w:pPr>
+        <w:pStyle w:val="ListParagraph"/>
+        <w:numPr>
+          <w:ilvl w:val="1"/>
+          <w:numId w:val="22"/>
+        </w:numPr>
+        <w:ind w:left="0" w:firstLine="720"/>
         <w:rPr>
           <w:lang w:val="uk-UA"/>
         </w:rPr>
@@ -3193,12 +3178,17 @@
         <w:rPr>
           <w:lang w:val="uk-UA"/>
         </w:rPr>
-        <w:t>3. Переглянути правила, в умовах яких зустрічається ця змінна.</w:t>
-      </w:r>
-    </w:p>
-    <w:p>
-      <w:pPr>
-        <w:ind w:firstLine="0"/>
+        <w:t>Переглянути правила, в умовах яких зустрічається ця змінна.</w:t>
+      </w:r>
+    </w:p>
+    <w:p>
+      <w:pPr>
+        <w:pStyle w:val="ListParagraph"/>
+        <w:numPr>
+          <w:ilvl w:val="1"/>
+          <w:numId w:val="22"/>
+        </w:numPr>
+        <w:ind w:left="0" w:firstLine="720"/>
         <w:rPr>
           <w:lang w:val="uk-UA"/>
         </w:rPr>
@@ -3207,12 +3197,17 @@
         <w:rPr>
           <w:lang w:val="uk-UA"/>
         </w:rPr>
-        <w:t>4. Для кожного правила перевірити, чи відомі всі його умови та чи всі вони істинні.</w:t>
-      </w:r>
-    </w:p>
-    <w:p>
-      <w:pPr>
-        <w:ind w:firstLine="0"/>
+        <w:t>Для кожного правила перевірити, чи відомі всі його умови та чи всі вони істинні.</w:t>
+      </w:r>
+    </w:p>
+    <w:p>
+      <w:pPr>
+        <w:pStyle w:val="ListParagraph"/>
+        <w:numPr>
+          <w:ilvl w:val="1"/>
+          <w:numId w:val="22"/>
+        </w:numPr>
+        <w:ind w:left="0" w:firstLine="720"/>
         <w:rPr>
           <w:lang w:val="uk-UA"/>
         </w:rPr>
@@ -3221,12 +3216,17 @@
         <w:rPr>
           <w:lang w:val="uk-UA"/>
         </w:rPr>
-        <w:t>5. Якщо правило істинне і ще не спрацьовувало, додати його висновок до робочої пам’яті й у кінець черги.</w:t>
-      </w:r>
-    </w:p>
-    <w:p>
-      <w:pPr>
-        <w:ind w:firstLine="0"/>
+        <w:t>Якщо правило істинне і ще не спрацьовувало, додати його висновок до робочої пам’яті й у кінець черги.</w:t>
+      </w:r>
+    </w:p>
+    <w:p>
+      <w:pPr>
+        <w:pStyle w:val="ListParagraph"/>
+        <w:numPr>
+          <w:ilvl w:val="1"/>
+          <w:numId w:val="22"/>
+        </w:numPr>
+        <w:ind w:left="0" w:firstLine="720"/>
         <w:rPr>
           <w:lang w:val="uk-UA"/>
         </w:rPr>
@@ -3235,12 +3235,17 @@
         <w:rPr>
           <w:lang w:val="uk-UA"/>
         </w:rPr>
-        <w:t>6. Записати спрацювання правила до ланцюга пояснень.</w:t>
-      </w:r>
-    </w:p>
-    <w:p>
-      <w:pPr>
-        <w:ind w:firstLine="0"/>
+        <w:t>Записати спрацювання правила до ланцюга пояснень.</w:t>
+      </w:r>
+    </w:p>
+    <w:p>
+      <w:pPr>
+        <w:pStyle w:val="ListParagraph"/>
+        <w:numPr>
+          <w:ilvl w:val="1"/>
+          <w:numId w:val="22"/>
+        </w:numPr>
+        <w:ind w:left="0" w:firstLine="720"/>
         <w:rPr>
           <w:lang w:val="uk-UA"/>
         </w:rPr>
@@ -3249,12 +3254,17 @@
         <w:rPr>
           <w:lang w:val="uk-UA"/>
         </w:rPr>
-        <w:t>7. Повторювати кроки 2–6, поки черга не стане порожньою.</w:t>
-      </w:r>
-    </w:p>
-    <w:p>
-      <w:pPr>
-        <w:ind w:firstLine="0"/>
+        <w:t>Повторювати кроки 2–6, поки черга не стане порожньою.</w:t>
+      </w:r>
+    </w:p>
+    <w:p>
+      <w:pPr>
+        <w:pStyle w:val="ListParagraph"/>
+        <w:numPr>
+          <w:ilvl w:val="1"/>
+          <w:numId w:val="22"/>
+        </w:numPr>
+        <w:ind w:left="0" w:firstLine="720"/>
         <w:rPr>
           <w:lang w:val="uk-UA"/>
         </w:rPr>
@@ -3263,7 +3273,7 @@
         <w:rPr>
           <w:lang w:val="uk-UA"/>
         </w:rPr>
-        <w:t>8. Вивести діагностичні висновки та ланцюг логічного виведення.</w:t>
+        <w:t>Вивести діагностичні висновки та ланцюг логічного виведення.</w:t>
       </w:r>
     </w:p>
     <w:p>
@@ -3288,6 +3298,35 @@
     </w:p>
     <w:p>
       <w:pPr>
+        <w:rPr>
+          <w:rFonts w:eastAsiaTheme="minorEastAsia"/>
+          <w:lang w:val="uk-UA" w:eastAsia="ja-JP"/>
+        </w:rPr>
+      </w:pPr>
+    </w:p>
+    <w:p>
+      <w:pPr>
+        <w:rPr>
+          <w:rFonts w:eastAsiaTheme="minorEastAsia"/>
+          <w:lang w:val="uk-UA" w:eastAsia="ja-JP"/>
+        </w:rPr>
+      </w:pPr>
+      <w:r>
+        <w:rPr>
+          <w:rFonts w:eastAsiaTheme="minorEastAsia"/>
+          <w:lang w:val="uk-UA" w:eastAsia="ja-JP"/>
+        </w:rPr>
+        <w:t xml:space="preserve">Програмна </w:t>
+      </w:r>
+      <w:r>
+        <w:rPr>
+          <w:lang w:val="uk-UA"/>
+        </w:rPr>
+        <w:t>реалізація</w:t>
+      </w:r>
+    </w:p>
+    <w:p>
+      <w:pPr>
         <w:pStyle w:val="a0"/>
         <w:rPr>
           <w:rFonts w:eastAsiaTheme="minorEastAsia"/>
@@ -4052,6 +4091,7 @@
           <w:rFonts w:eastAsiaTheme="minorEastAsia"/>
           <w:lang w:val="uk-UA" w:eastAsia="ja-JP"/>
         </w:rPr>
+        <w:lastRenderedPageBreak/>
         <w:t>        ("storage_problem", True)</w:t>
       </w:r>
     </w:p>
@@ -4109,764 +4149,764 @@
           <w:rFonts w:eastAsiaTheme="minorEastAsia"/>
           <w:lang w:val="uk-UA" w:eastAsia="ja-JP"/>
         </w:rPr>
+        <w:t>        "R8",</w:t>
+      </w:r>
+    </w:p>
+    <w:p>
+      <w:pPr>
+        <w:pStyle w:val="a0"/>
+        <w:rPr>
+          <w:rFonts w:eastAsiaTheme="minorEastAsia"/>
+          <w:lang w:val="uk-UA" w:eastAsia="ja-JP"/>
+        </w:rPr>
+      </w:pPr>
+      <w:r>
+        <w:rPr>
+          <w:rFonts w:eastAsiaTheme="minorEastAsia"/>
+          <w:lang w:val="uk-UA" w:eastAsia="ja-JP"/>
+        </w:rPr>
+        <w:t>        {"post_passed": True, "os_booted": True},</w:t>
+      </w:r>
+    </w:p>
+    <w:p>
+      <w:pPr>
+        <w:pStyle w:val="a0"/>
+        <w:rPr>
+          <w:rFonts w:eastAsiaTheme="minorEastAsia"/>
+          <w:lang w:val="uk-UA" w:eastAsia="ja-JP"/>
+        </w:rPr>
+      </w:pPr>
+      <w:r>
+        <w:rPr>
+          <w:rFonts w:eastAsiaTheme="minorEastAsia"/>
+          <w:lang w:val="uk-UA" w:eastAsia="ja-JP"/>
+        </w:rPr>
+        <w:t>        ("os_working", True)</w:t>
+      </w:r>
+    </w:p>
+    <w:p>
+      <w:pPr>
+        <w:pStyle w:val="a0"/>
+        <w:rPr>
+          <w:rFonts w:eastAsiaTheme="minorEastAsia"/>
+          <w:lang w:val="uk-UA" w:eastAsia="ja-JP"/>
+        </w:rPr>
+      </w:pPr>
+      <w:r>
+        <w:rPr>
+          <w:rFonts w:eastAsiaTheme="minorEastAsia"/>
+          <w:lang w:val="uk-UA" w:eastAsia="ja-JP"/>
+        </w:rPr>
+        <w:t>    ),</w:t>
+      </w:r>
+    </w:p>
+    <w:p>
+      <w:pPr>
+        <w:pStyle w:val="a0"/>
+        <w:rPr>
+          <w:rFonts w:eastAsiaTheme="minorEastAsia"/>
+          <w:lang w:val="uk-UA" w:eastAsia="ja-JP"/>
+        </w:rPr>
+      </w:pPr>
+    </w:p>
+    <w:p>
+      <w:pPr>
+        <w:pStyle w:val="a0"/>
+        <w:rPr>
+          <w:rFonts w:eastAsiaTheme="minorEastAsia"/>
+          <w:lang w:val="uk-UA" w:eastAsia="ja-JP"/>
+        </w:rPr>
+      </w:pPr>
+      <w:r>
+        <w:rPr>
+          <w:rFonts w:eastAsiaTheme="minorEastAsia"/>
+          <w:lang w:val="uk-UA" w:eastAsia="ja-JP"/>
+        </w:rPr>
+        <w:t>    Rule(</w:t>
+      </w:r>
+    </w:p>
+    <w:p>
+      <w:pPr>
+        <w:pStyle w:val="a0"/>
+        <w:rPr>
+          <w:rFonts w:eastAsiaTheme="minorEastAsia"/>
+          <w:lang w:val="uk-UA" w:eastAsia="ja-JP"/>
+        </w:rPr>
+      </w:pPr>
+      <w:r>
+        <w:rPr>
+          <w:rFonts w:eastAsiaTheme="minorEastAsia"/>
+          <w:lang w:val="uk-UA" w:eastAsia="ja-JP"/>
+        </w:rPr>
+        <w:t>        "R9",</w:t>
+      </w:r>
+    </w:p>
+    <w:p>
+      <w:pPr>
+        <w:pStyle w:val="a0"/>
+        <w:rPr>
+          <w:rFonts w:eastAsiaTheme="minorEastAsia"/>
+          <w:lang w:val="uk-UA" w:eastAsia="ja-JP"/>
+        </w:rPr>
+      </w:pPr>
+      <w:r>
+        <w:rPr>
+          <w:rFonts w:eastAsiaTheme="minorEastAsia"/>
+          <w:lang w:val="uk-UA" w:eastAsia="ja-JP"/>
+        </w:rPr>
+        <w:t>        {"os_working": True, "network_available": False},</w:t>
+      </w:r>
+    </w:p>
+    <w:p>
+      <w:pPr>
+        <w:pStyle w:val="a0"/>
+        <w:rPr>
+          <w:rFonts w:eastAsiaTheme="minorEastAsia"/>
+          <w:lang w:val="uk-UA" w:eastAsia="ja-JP"/>
+        </w:rPr>
+      </w:pPr>
+      <w:r>
+        <w:rPr>
+          <w:rFonts w:eastAsiaTheme="minorEastAsia"/>
+          <w:lang w:val="uk-UA" w:eastAsia="ja-JP"/>
+        </w:rPr>
+        <w:t>        ("network_problem", True)</w:t>
+      </w:r>
+    </w:p>
+    <w:p>
+      <w:pPr>
+        <w:pStyle w:val="a0"/>
+        <w:rPr>
+          <w:rFonts w:eastAsiaTheme="minorEastAsia"/>
+          <w:lang w:val="uk-UA" w:eastAsia="ja-JP"/>
+        </w:rPr>
+      </w:pPr>
+      <w:r>
+        <w:rPr>
+          <w:rFonts w:eastAsiaTheme="minorEastAsia"/>
+          <w:lang w:val="uk-UA" w:eastAsia="ja-JP"/>
+        </w:rPr>
+        <w:t>    ),</w:t>
+      </w:r>
+    </w:p>
+    <w:p>
+      <w:pPr>
+        <w:pStyle w:val="a0"/>
+        <w:rPr>
+          <w:rFonts w:eastAsiaTheme="minorEastAsia"/>
+          <w:lang w:val="uk-UA" w:eastAsia="ja-JP"/>
+        </w:rPr>
+      </w:pPr>
+      <w:r>
+        <w:rPr>
+          <w:rFonts w:eastAsiaTheme="minorEastAsia"/>
+          <w:lang w:val="uk-UA" w:eastAsia="ja-JP"/>
+        </w:rPr>
+        <w:t>]</w:t>
+      </w:r>
+    </w:p>
+    <w:p>
+      <w:pPr>
+        <w:pStyle w:val="a0"/>
+        <w:rPr>
+          <w:rFonts w:eastAsiaTheme="minorEastAsia"/>
+          <w:lang w:val="uk-UA" w:eastAsia="ja-JP"/>
+        </w:rPr>
+      </w:pPr>
+    </w:p>
+    <w:p>
+      <w:pPr>
+        <w:pStyle w:val="a0"/>
+        <w:rPr>
+          <w:rFonts w:eastAsiaTheme="minorEastAsia"/>
+          <w:lang w:val="uk-UA" w:eastAsia="ja-JP"/>
+        </w:rPr>
+      </w:pPr>
+      <w:r>
+        <w:rPr>
+          <w:rFonts w:eastAsiaTheme="minorEastAsia"/>
+          <w:lang w:val="uk-UA" w:eastAsia="ja-JP"/>
+        </w:rPr>
+        <w:t>def infer(initial_facts):</w:t>
+      </w:r>
+    </w:p>
+    <w:p>
+      <w:pPr>
+        <w:pStyle w:val="a0"/>
+        <w:rPr>
+          <w:rFonts w:eastAsiaTheme="minorEastAsia"/>
+          <w:lang w:val="uk-UA" w:eastAsia="ja-JP"/>
+        </w:rPr>
+      </w:pPr>
+      <w:r>
+        <w:rPr>
+          <w:rFonts w:eastAsiaTheme="minorEastAsia"/>
+          <w:lang w:val="uk-UA" w:eastAsia="ja-JP"/>
+        </w:rPr>
+        <w:t>    facts = dict(initial_facts)</w:t>
+      </w:r>
+    </w:p>
+    <w:p>
+      <w:pPr>
+        <w:pStyle w:val="a0"/>
+        <w:rPr>
+          <w:rFonts w:eastAsiaTheme="minorEastAsia"/>
+          <w:lang w:val="uk-UA" w:eastAsia="ja-JP"/>
+        </w:rPr>
+      </w:pPr>
+    </w:p>
+    <w:p>
+      <w:pPr>
+        <w:pStyle w:val="a0"/>
+        <w:rPr>
+          <w:rFonts w:eastAsiaTheme="minorEastAsia"/>
+          <w:lang w:val="uk-UA" w:eastAsia="ja-JP"/>
+        </w:rPr>
+      </w:pPr>
+      <w:r>
+        <w:rPr>
+          <w:rFonts w:eastAsiaTheme="minorEastAsia"/>
+          <w:lang w:val="uk-UA" w:eastAsia="ja-JP"/>
+        </w:rPr>
+        <w:t>    # Черга фактів, які потрібно обробити</w:t>
+      </w:r>
+    </w:p>
+    <w:p>
+      <w:pPr>
+        <w:pStyle w:val="a0"/>
+        <w:rPr>
+          <w:rFonts w:eastAsiaTheme="minorEastAsia"/>
+          <w:lang w:val="uk-UA" w:eastAsia="ja-JP"/>
+        </w:rPr>
+      </w:pPr>
+      <w:r>
+        <w:rPr>
+          <w:rFonts w:eastAsiaTheme="minorEastAsia"/>
+          <w:lang w:val="uk-UA" w:eastAsia="ja-JP"/>
+        </w:rPr>
+        <w:t>    queue = deque(initial_facts.keys())</w:t>
+      </w:r>
+    </w:p>
+    <w:p>
+      <w:pPr>
+        <w:pStyle w:val="a0"/>
+        <w:rPr>
+          <w:rFonts w:eastAsiaTheme="minorEastAsia"/>
+          <w:lang w:val="uk-UA" w:eastAsia="ja-JP"/>
+        </w:rPr>
+      </w:pPr>
+    </w:p>
+    <w:p>
+      <w:pPr>
+        <w:pStyle w:val="a0"/>
+        <w:rPr>
+          <w:rFonts w:eastAsiaTheme="minorEastAsia"/>
+          <w:lang w:val="uk-UA" w:eastAsia="ja-JP"/>
+        </w:rPr>
+      </w:pPr>
+      <w:r>
+        <w:rPr>
+          <w:rFonts w:eastAsiaTheme="minorEastAsia"/>
+          <w:lang w:val="uk-UA" w:eastAsia="ja-JP"/>
+        </w:rPr>
+        <w:t>    explanation = []</w:t>
+      </w:r>
+    </w:p>
+    <w:p>
+      <w:pPr>
+        <w:pStyle w:val="a0"/>
+        <w:rPr>
+          <w:rFonts w:eastAsiaTheme="minorEastAsia"/>
+          <w:lang w:val="uk-UA" w:eastAsia="ja-JP"/>
+        </w:rPr>
+      </w:pPr>
+    </w:p>
+    <w:p>
+      <w:pPr>
+        <w:pStyle w:val="a0"/>
+        <w:rPr>
+          <w:rFonts w:eastAsiaTheme="minorEastAsia"/>
+          <w:lang w:val="uk-UA" w:eastAsia="ja-JP"/>
+        </w:rPr>
+      </w:pPr>
+      <w:r>
+        <w:rPr>
+          <w:rFonts w:eastAsiaTheme="minorEastAsia"/>
+          <w:lang w:val="uk-UA" w:eastAsia="ja-JP"/>
+        </w:rPr>
+        <w:t>    # Скидання стану правил</w:t>
+      </w:r>
+    </w:p>
+    <w:p>
+      <w:pPr>
+        <w:pStyle w:val="a0"/>
+        <w:rPr>
+          <w:rFonts w:eastAsiaTheme="minorEastAsia"/>
+          <w:lang w:val="uk-UA" w:eastAsia="ja-JP"/>
+        </w:rPr>
+      </w:pPr>
+      <w:r>
+        <w:rPr>
+          <w:rFonts w:eastAsiaTheme="minorEastAsia"/>
+          <w:lang w:val="uk-UA" w:eastAsia="ja-JP"/>
+        </w:rPr>
+        <w:t>    for rule in RULES:</w:t>
+      </w:r>
+    </w:p>
+    <w:p>
+      <w:pPr>
+        <w:pStyle w:val="a0"/>
+        <w:rPr>
+          <w:rFonts w:eastAsiaTheme="minorEastAsia"/>
+          <w:lang w:val="uk-UA" w:eastAsia="ja-JP"/>
+        </w:rPr>
+      </w:pPr>
+      <w:r>
+        <w:rPr>
+          <w:rFonts w:eastAsiaTheme="minorEastAsia"/>
+          <w:lang w:val="uk-UA" w:eastAsia="ja-JP"/>
+        </w:rPr>
+        <w:t>        rule.fired = False</w:t>
+      </w:r>
+    </w:p>
+    <w:p>
+      <w:pPr>
+        <w:pStyle w:val="a0"/>
+        <w:rPr>
+          <w:rFonts w:eastAsiaTheme="minorEastAsia"/>
+          <w:lang w:val="uk-UA" w:eastAsia="ja-JP"/>
+        </w:rPr>
+      </w:pPr>
+    </w:p>
+    <w:p>
+      <w:pPr>
+        <w:pStyle w:val="a0"/>
+        <w:rPr>
+          <w:rFonts w:eastAsiaTheme="minorEastAsia"/>
+          <w:lang w:val="uk-UA" w:eastAsia="ja-JP"/>
+        </w:rPr>
+      </w:pPr>
+      <w:r>
+        <w:rPr>
+          <w:rFonts w:eastAsiaTheme="minorEastAsia"/>
+          <w:lang w:val="uk-UA" w:eastAsia="ja-JP"/>
+        </w:rPr>
+        <w:t>    while queue:</w:t>
+      </w:r>
+    </w:p>
+    <w:p>
+      <w:pPr>
+        <w:pStyle w:val="a0"/>
+        <w:rPr>
+          <w:rFonts w:eastAsiaTheme="minorEastAsia"/>
+          <w:lang w:val="uk-UA" w:eastAsia="ja-JP"/>
+        </w:rPr>
+      </w:pPr>
+      <w:r>
+        <w:rPr>
+          <w:rFonts w:eastAsiaTheme="minorEastAsia"/>
+          <w:lang w:val="uk-UA" w:eastAsia="ja-JP"/>
+        </w:rPr>
+        <w:t>        variable = queue.popleft()</w:t>
+      </w:r>
+    </w:p>
+    <w:p>
+      <w:pPr>
+        <w:pStyle w:val="a0"/>
+        <w:rPr>
+          <w:rFonts w:eastAsiaTheme="minorEastAsia"/>
+          <w:lang w:val="uk-UA" w:eastAsia="ja-JP"/>
+        </w:rPr>
+      </w:pPr>
+    </w:p>
+    <w:p>
+      <w:pPr>
+        <w:pStyle w:val="a0"/>
+        <w:rPr>
+          <w:rFonts w:eastAsiaTheme="minorEastAsia"/>
+          <w:lang w:val="uk-UA" w:eastAsia="ja-JP"/>
+        </w:rPr>
+      </w:pPr>
+      <w:r>
+        <w:rPr>
+          <w:rFonts w:eastAsiaTheme="minorEastAsia"/>
+          <w:lang w:val="uk-UA" w:eastAsia="ja-JP"/>
+        </w:rPr>
+        <w:t>        for rule in RULES:</w:t>
+      </w:r>
+    </w:p>
+    <w:p>
+      <w:pPr>
+        <w:pStyle w:val="a0"/>
+        <w:rPr>
+          <w:rFonts w:eastAsiaTheme="minorEastAsia"/>
+          <w:lang w:val="uk-UA" w:eastAsia="ja-JP"/>
+        </w:rPr>
+      </w:pPr>
+    </w:p>
+    <w:p>
+      <w:pPr>
+        <w:pStyle w:val="a0"/>
+        <w:rPr>
+          <w:rFonts w:eastAsiaTheme="minorEastAsia"/>
+          <w:lang w:val="uk-UA" w:eastAsia="ja-JP"/>
+        </w:rPr>
+      </w:pPr>
+      <w:r>
+        <w:rPr>
+          <w:rFonts w:eastAsiaTheme="minorEastAsia"/>
+          <w:lang w:val="uk-UA" w:eastAsia="ja-JP"/>
+        </w:rPr>
+        <w:t>            # Якщо правило вже спрацювало</w:t>
+      </w:r>
+    </w:p>
+    <w:p>
+      <w:pPr>
+        <w:pStyle w:val="a0"/>
+        <w:rPr>
+          <w:rFonts w:eastAsiaTheme="minorEastAsia"/>
+          <w:lang w:val="uk-UA" w:eastAsia="ja-JP"/>
+        </w:rPr>
+      </w:pPr>
+      <w:r>
+        <w:rPr>
+          <w:rFonts w:eastAsiaTheme="minorEastAsia"/>
+          <w:lang w:val="uk-UA" w:eastAsia="ja-JP"/>
+        </w:rPr>
+        <w:t>            # або поточна змінна не бере участі в правилі</w:t>
+      </w:r>
+    </w:p>
+    <w:p>
+      <w:pPr>
+        <w:pStyle w:val="a0"/>
+        <w:rPr>
+          <w:rFonts w:eastAsiaTheme="minorEastAsia"/>
+          <w:lang w:val="uk-UA" w:eastAsia="ja-JP"/>
+        </w:rPr>
+      </w:pPr>
+      <w:r>
+        <w:rPr>
+          <w:rFonts w:eastAsiaTheme="minorEastAsia"/>
+          <w:lang w:val="uk-UA" w:eastAsia="ja-JP"/>
+        </w:rPr>
+        <w:t>            if rule.fired or variable not in rule.conditions:</w:t>
+      </w:r>
+    </w:p>
+    <w:p>
+      <w:pPr>
+        <w:pStyle w:val="a0"/>
+        <w:rPr>
+          <w:rFonts w:eastAsiaTheme="minorEastAsia"/>
+          <w:lang w:val="uk-UA" w:eastAsia="ja-JP"/>
+        </w:rPr>
+      </w:pPr>
+      <w:r>
+        <w:rPr>
+          <w:rFonts w:eastAsiaTheme="minorEastAsia"/>
+          <w:lang w:val="uk-UA" w:eastAsia="ja-JP"/>
+        </w:rPr>
+        <w:t>                continue</w:t>
+      </w:r>
+    </w:p>
+    <w:p>
+      <w:pPr>
+        <w:pStyle w:val="a0"/>
+        <w:rPr>
+          <w:rFonts w:eastAsiaTheme="minorEastAsia"/>
+          <w:lang w:val="uk-UA" w:eastAsia="ja-JP"/>
+        </w:rPr>
+      </w:pPr>
+    </w:p>
+    <w:p>
+      <w:pPr>
+        <w:pStyle w:val="a0"/>
+        <w:rPr>
+          <w:rFonts w:eastAsiaTheme="minorEastAsia"/>
+          <w:lang w:val="uk-UA" w:eastAsia="ja-JP"/>
+        </w:rPr>
+      </w:pPr>
+      <w:r>
+        <w:rPr>
+          <w:rFonts w:eastAsiaTheme="minorEastAsia"/>
+          <w:lang w:val="uk-UA" w:eastAsia="ja-JP"/>
+        </w:rPr>
+        <w:t>            # Перевіряємо, чи всі необхідні факти вже відомі</w:t>
+      </w:r>
+    </w:p>
+    <w:p>
+      <w:pPr>
+        <w:pStyle w:val="a0"/>
+        <w:rPr>
+          <w:rFonts w:eastAsiaTheme="minorEastAsia"/>
+          <w:lang w:val="uk-UA" w:eastAsia="ja-JP"/>
+        </w:rPr>
+      </w:pPr>
+      <w:r>
+        <w:rPr>
+          <w:rFonts w:eastAsiaTheme="minorEastAsia"/>
+          <w:lang w:val="uk-UA" w:eastAsia="ja-JP"/>
+        </w:rPr>
+        <w:t>            all_known = all(</w:t>
+      </w:r>
+    </w:p>
+    <w:p>
+      <w:pPr>
+        <w:pStyle w:val="a0"/>
+        <w:rPr>
+          <w:rFonts w:eastAsiaTheme="minorEastAsia"/>
+          <w:lang w:val="uk-UA" w:eastAsia="ja-JP"/>
+        </w:rPr>
+      </w:pPr>
+      <w:r>
+        <w:rPr>
+          <w:rFonts w:eastAsiaTheme="minorEastAsia"/>
+          <w:lang w:val="uk-UA" w:eastAsia="ja-JP"/>
+        </w:rPr>
+        <w:t>                k in facts</w:t>
+      </w:r>
+    </w:p>
+    <w:p>
+      <w:pPr>
+        <w:pStyle w:val="a0"/>
+        <w:rPr>
+          <w:rFonts w:eastAsiaTheme="minorEastAsia"/>
+          <w:lang w:val="uk-UA" w:eastAsia="ja-JP"/>
+        </w:rPr>
+      </w:pPr>
+      <w:r>
+        <w:rPr>
+          <w:rFonts w:eastAsiaTheme="minorEastAsia"/>
+          <w:lang w:val="uk-UA" w:eastAsia="ja-JP"/>
+        </w:rPr>
+        <w:t>                for k in rule.conditions</w:t>
+      </w:r>
+    </w:p>
+    <w:p>
+      <w:pPr>
+        <w:pStyle w:val="a0"/>
+        <w:rPr>
+          <w:rFonts w:eastAsiaTheme="minorEastAsia"/>
+          <w:lang w:val="uk-UA" w:eastAsia="ja-JP"/>
+        </w:rPr>
+      </w:pPr>
+      <w:r>
+        <w:rPr>
+          <w:rFonts w:eastAsiaTheme="minorEastAsia"/>
+          <w:lang w:val="uk-UA" w:eastAsia="ja-JP"/>
+        </w:rPr>
+        <w:t>            )</w:t>
+      </w:r>
+    </w:p>
+    <w:p>
+      <w:pPr>
+        <w:pStyle w:val="a0"/>
+        <w:rPr>
+          <w:rFonts w:eastAsiaTheme="minorEastAsia"/>
+          <w:lang w:val="uk-UA" w:eastAsia="ja-JP"/>
+        </w:rPr>
+      </w:pPr>
+    </w:p>
+    <w:p>
+      <w:pPr>
+        <w:pStyle w:val="a0"/>
+        <w:rPr>
+          <w:rFonts w:eastAsiaTheme="minorEastAsia"/>
+          <w:lang w:val="uk-UA" w:eastAsia="ja-JP"/>
+        </w:rPr>
+      </w:pPr>
+      <w:r>
+        <w:rPr>
+          <w:rFonts w:eastAsiaTheme="minorEastAsia"/>
+          <w:lang w:val="uk-UA" w:eastAsia="ja-JP"/>
+        </w:rPr>
+        <w:t>            # Головне виправлення:</w:t>
+      </w:r>
+    </w:p>
+    <w:p>
+      <w:pPr>
+        <w:pStyle w:val="a0"/>
+        <w:rPr>
+          <w:rFonts w:eastAsiaTheme="minorEastAsia"/>
+          <w:lang w:val="uk-UA" w:eastAsia="ja-JP"/>
+        </w:rPr>
+      </w:pPr>
+      <w:r>
+        <w:rPr>
+          <w:rFonts w:eastAsiaTheme="minorEastAsia"/>
+          <w:lang w:val="uk-UA" w:eastAsia="ja-JP"/>
+        </w:rPr>
+        <w:t>            # перевіряємо значення тільки якщо всі факти існують</w:t>
+      </w:r>
+    </w:p>
+    <w:p>
+      <w:pPr>
+        <w:pStyle w:val="a0"/>
+        <w:rPr>
+          <w:rFonts w:eastAsiaTheme="minorEastAsia"/>
+          <w:lang w:val="uk-UA" w:eastAsia="ja-JP"/>
+        </w:rPr>
+      </w:pPr>
+      <w:r>
+        <w:rPr>
+          <w:rFonts w:eastAsiaTheme="minorEastAsia"/>
+          <w:lang w:val="uk-UA" w:eastAsia="ja-JP"/>
+        </w:rPr>
+        <w:t>            if all_known and all(</w:t>
+      </w:r>
+    </w:p>
+    <w:p>
+      <w:pPr>
+        <w:pStyle w:val="a0"/>
+        <w:rPr>
+          <w:rFonts w:eastAsiaTheme="minorEastAsia"/>
+          <w:lang w:val="uk-UA" w:eastAsia="ja-JP"/>
+        </w:rPr>
+      </w:pPr>
+      <w:r>
+        <w:rPr>
+          <w:rFonts w:eastAsiaTheme="minorEastAsia"/>
+          <w:lang w:val="uk-UA" w:eastAsia="ja-JP"/>
+        </w:rPr>
+        <w:t>                facts[k] == v</w:t>
+      </w:r>
+    </w:p>
+    <w:p>
+      <w:pPr>
+        <w:pStyle w:val="a0"/>
+        <w:rPr>
+          <w:rFonts w:eastAsiaTheme="minorEastAsia"/>
+          <w:lang w:val="uk-UA" w:eastAsia="ja-JP"/>
+        </w:rPr>
+      </w:pPr>
+      <w:r>
+        <w:rPr>
+          <w:rFonts w:eastAsiaTheme="minorEastAsia"/>
+          <w:lang w:val="uk-UA" w:eastAsia="ja-JP"/>
+        </w:rPr>
+        <w:t>                for k, v in rule.conditions.items()</w:t>
+      </w:r>
+    </w:p>
+    <w:p>
+      <w:pPr>
+        <w:pStyle w:val="a0"/>
+        <w:rPr>
+          <w:rFonts w:eastAsiaTheme="minorEastAsia"/>
+          <w:lang w:val="uk-UA" w:eastAsia="ja-JP"/>
+        </w:rPr>
+      </w:pPr>
+      <w:r>
+        <w:rPr>
+          <w:rFonts w:eastAsiaTheme="minorEastAsia"/>
+          <w:lang w:val="uk-UA" w:eastAsia="ja-JP"/>
+        </w:rPr>
+        <w:t>            ):</w:t>
+      </w:r>
+    </w:p>
+    <w:p>
+      <w:pPr>
+        <w:pStyle w:val="a0"/>
+        <w:rPr>
+          <w:rFonts w:eastAsiaTheme="minorEastAsia"/>
+          <w:lang w:val="uk-UA" w:eastAsia="ja-JP"/>
+        </w:rPr>
+      </w:pPr>
+    </w:p>
+    <w:p>
+      <w:pPr>
+        <w:pStyle w:val="a0"/>
+        <w:rPr>
+          <w:rFonts w:eastAsiaTheme="minorEastAsia"/>
+          <w:lang w:val="uk-UA" w:eastAsia="ja-JP"/>
+        </w:rPr>
+      </w:pPr>
+      <w:r>
+        <w:rPr>
+          <w:rFonts w:eastAsiaTheme="minorEastAsia"/>
+          <w:lang w:val="uk-UA" w:eastAsia="ja-JP"/>
+        </w:rPr>
+        <w:t>                result_var, result_value = rule.conclusion</w:t>
+      </w:r>
+    </w:p>
+    <w:p>
+      <w:pPr>
+        <w:pStyle w:val="a0"/>
+        <w:rPr>
+          <w:rFonts w:eastAsiaTheme="minorEastAsia"/>
+          <w:lang w:val="uk-UA" w:eastAsia="ja-JP"/>
+        </w:rPr>
+      </w:pPr>
+    </w:p>
+    <w:p>
+      <w:pPr>
+        <w:pStyle w:val="a0"/>
+        <w:rPr>
+          <w:rFonts w:eastAsiaTheme="minorEastAsia"/>
+          <w:lang w:val="uk-UA" w:eastAsia="ja-JP"/>
+        </w:rPr>
+      </w:pPr>
+      <w:r>
+        <w:rPr>
+          <w:rFonts w:eastAsiaTheme="minorEastAsia"/>
+          <w:lang w:val="uk-UA" w:eastAsia="ja-JP"/>
+        </w:rPr>
+        <w:t>                rule.fired = True</w:t>
+      </w:r>
+    </w:p>
+    <w:p>
+      <w:pPr>
+        <w:pStyle w:val="a0"/>
+        <w:rPr>
+          <w:rFonts w:eastAsiaTheme="minorEastAsia"/>
+          <w:lang w:val="uk-UA" w:eastAsia="ja-JP"/>
+        </w:rPr>
+      </w:pPr>
+    </w:p>
+    <w:p>
+      <w:pPr>
+        <w:pStyle w:val="a0"/>
+        <w:rPr>
+          <w:rFonts w:eastAsiaTheme="minorEastAsia"/>
+          <w:lang w:val="uk-UA" w:eastAsia="ja-JP"/>
+        </w:rPr>
+      </w:pPr>
+      <w:r>
+        <w:rPr>
+          <w:rFonts w:eastAsiaTheme="minorEastAsia"/>
+          <w:lang w:val="uk-UA" w:eastAsia="ja-JP"/>
+        </w:rPr>
+        <w:t>                if result_var not in facts:</w:t>
+      </w:r>
+    </w:p>
+    <w:p>
+      <w:pPr>
+        <w:pStyle w:val="a0"/>
+        <w:rPr>
+          <w:rFonts w:eastAsiaTheme="minorEastAsia"/>
+          <w:lang w:val="uk-UA" w:eastAsia="ja-JP"/>
+        </w:rPr>
+      </w:pPr>
+      <w:r>
+        <w:rPr>
+          <w:rFonts w:eastAsiaTheme="minorEastAsia"/>
+          <w:lang w:val="uk-UA" w:eastAsia="ja-JP"/>
+        </w:rPr>
+        <w:t>                    facts[result_var] = result_value</w:t>
+      </w:r>
+    </w:p>
+    <w:p>
+      <w:pPr>
+        <w:pStyle w:val="a0"/>
+        <w:rPr>
+          <w:rFonts w:eastAsiaTheme="minorEastAsia"/>
+          <w:lang w:val="uk-UA" w:eastAsia="ja-JP"/>
+        </w:rPr>
+      </w:pPr>
+      <w:r>
+        <w:rPr>
+          <w:rFonts w:eastAsiaTheme="minorEastAsia"/>
+          <w:lang w:val="uk-UA" w:eastAsia="ja-JP"/>
+        </w:rPr>
         <w:lastRenderedPageBreak/>
-        <w:t>        "R8",</w:t>
-      </w:r>
-    </w:p>
-    <w:p>
-      <w:pPr>
-        <w:pStyle w:val="a0"/>
-        <w:rPr>
-          <w:rFonts w:eastAsiaTheme="minorEastAsia"/>
-          <w:lang w:val="uk-UA" w:eastAsia="ja-JP"/>
-        </w:rPr>
-      </w:pPr>
-      <w:r>
-        <w:rPr>
-          <w:rFonts w:eastAsiaTheme="minorEastAsia"/>
-          <w:lang w:val="uk-UA" w:eastAsia="ja-JP"/>
-        </w:rPr>
-        <w:t>        {"post_passed": True, "os_booted": True},</w:t>
-      </w:r>
-    </w:p>
-    <w:p>
-      <w:pPr>
-        <w:pStyle w:val="a0"/>
-        <w:rPr>
-          <w:rFonts w:eastAsiaTheme="minorEastAsia"/>
-          <w:lang w:val="uk-UA" w:eastAsia="ja-JP"/>
-        </w:rPr>
-      </w:pPr>
-      <w:r>
-        <w:rPr>
-          <w:rFonts w:eastAsiaTheme="minorEastAsia"/>
-          <w:lang w:val="uk-UA" w:eastAsia="ja-JP"/>
-        </w:rPr>
-        <w:t>        ("os_working", True)</w:t>
-      </w:r>
-    </w:p>
-    <w:p>
-      <w:pPr>
-        <w:pStyle w:val="a0"/>
-        <w:rPr>
-          <w:rFonts w:eastAsiaTheme="minorEastAsia"/>
-          <w:lang w:val="uk-UA" w:eastAsia="ja-JP"/>
-        </w:rPr>
-      </w:pPr>
-      <w:r>
-        <w:rPr>
-          <w:rFonts w:eastAsiaTheme="minorEastAsia"/>
-          <w:lang w:val="uk-UA" w:eastAsia="ja-JP"/>
-        </w:rPr>
-        <w:t>    ),</w:t>
-      </w:r>
-    </w:p>
-    <w:p>
-      <w:pPr>
-        <w:pStyle w:val="a0"/>
-        <w:rPr>
-          <w:rFonts w:eastAsiaTheme="minorEastAsia"/>
-          <w:lang w:val="uk-UA" w:eastAsia="ja-JP"/>
-        </w:rPr>
-      </w:pPr>
-    </w:p>
-    <w:p>
-      <w:pPr>
-        <w:pStyle w:val="a0"/>
-        <w:rPr>
-          <w:rFonts w:eastAsiaTheme="minorEastAsia"/>
-          <w:lang w:val="uk-UA" w:eastAsia="ja-JP"/>
-        </w:rPr>
-      </w:pPr>
-      <w:r>
-        <w:rPr>
-          <w:rFonts w:eastAsiaTheme="minorEastAsia"/>
-          <w:lang w:val="uk-UA" w:eastAsia="ja-JP"/>
-        </w:rPr>
-        <w:t>    Rule(</w:t>
-      </w:r>
-    </w:p>
-    <w:p>
-      <w:pPr>
-        <w:pStyle w:val="a0"/>
-        <w:rPr>
-          <w:rFonts w:eastAsiaTheme="minorEastAsia"/>
-          <w:lang w:val="uk-UA" w:eastAsia="ja-JP"/>
-        </w:rPr>
-      </w:pPr>
-      <w:r>
-        <w:rPr>
-          <w:rFonts w:eastAsiaTheme="minorEastAsia"/>
-          <w:lang w:val="uk-UA" w:eastAsia="ja-JP"/>
-        </w:rPr>
-        <w:t>        "R9",</w:t>
-      </w:r>
-    </w:p>
-    <w:p>
-      <w:pPr>
-        <w:pStyle w:val="a0"/>
-        <w:rPr>
-          <w:rFonts w:eastAsiaTheme="minorEastAsia"/>
-          <w:lang w:val="uk-UA" w:eastAsia="ja-JP"/>
-        </w:rPr>
-      </w:pPr>
-      <w:r>
-        <w:rPr>
-          <w:rFonts w:eastAsiaTheme="minorEastAsia"/>
-          <w:lang w:val="uk-UA" w:eastAsia="ja-JP"/>
-        </w:rPr>
-        <w:t>        {"os_working": True, "network_available": False},</w:t>
-      </w:r>
-    </w:p>
-    <w:p>
-      <w:pPr>
-        <w:pStyle w:val="a0"/>
-        <w:rPr>
-          <w:rFonts w:eastAsiaTheme="minorEastAsia"/>
-          <w:lang w:val="uk-UA" w:eastAsia="ja-JP"/>
-        </w:rPr>
-      </w:pPr>
-      <w:r>
-        <w:rPr>
-          <w:rFonts w:eastAsiaTheme="minorEastAsia"/>
-          <w:lang w:val="uk-UA" w:eastAsia="ja-JP"/>
-        </w:rPr>
-        <w:t>        ("network_problem", True)</w:t>
-      </w:r>
-    </w:p>
-    <w:p>
-      <w:pPr>
-        <w:pStyle w:val="a0"/>
-        <w:rPr>
-          <w:rFonts w:eastAsiaTheme="minorEastAsia"/>
-          <w:lang w:val="uk-UA" w:eastAsia="ja-JP"/>
-        </w:rPr>
-      </w:pPr>
-      <w:r>
-        <w:rPr>
-          <w:rFonts w:eastAsiaTheme="minorEastAsia"/>
-          <w:lang w:val="uk-UA" w:eastAsia="ja-JP"/>
-        </w:rPr>
-        <w:t>    ),</w:t>
-      </w:r>
-    </w:p>
-    <w:p>
-      <w:pPr>
-        <w:pStyle w:val="a0"/>
-        <w:rPr>
-          <w:rFonts w:eastAsiaTheme="minorEastAsia"/>
-          <w:lang w:val="uk-UA" w:eastAsia="ja-JP"/>
-        </w:rPr>
-      </w:pPr>
-      <w:r>
-        <w:rPr>
-          <w:rFonts w:eastAsiaTheme="minorEastAsia"/>
-          <w:lang w:val="uk-UA" w:eastAsia="ja-JP"/>
-        </w:rPr>
-        <w:t>]</w:t>
-      </w:r>
-    </w:p>
-    <w:p>
-      <w:pPr>
-        <w:pStyle w:val="a0"/>
-        <w:rPr>
-          <w:rFonts w:eastAsiaTheme="minorEastAsia"/>
-          <w:lang w:val="uk-UA" w:eastAsia="ja-JP"/>
-        </w:rPr>
-      </w:pPr>
-    </w:p>
-    <w:p>
-      <w:pPr>
-        <w:pStyle w:val="a0"/>
-        <w:rPr>
-          <w:rFonts w:eastAsiaTheme="minorEastAsia"/>
-          <w:lang w:val="uk-UA" w:eastAsia="ja-JP"/>
-        </w:rPr>
-      </w:pPr>
-      <w:r>
-        <w:rPr>
-          <w:rFonts w:eastAsiaTheme="minorEastAsia"/>
-          <w:lang w:val="uk-UA" w:eastAsia="ja-JP"/>
-        </w:rPr>
-        <w:t>def infer(initial_facts):</w:t>
-      </w:r>
-    </w:p>
-    <w:p>
-      <w:pPr>
-        <w:pStyle w:val="a0"/>
-        <w:rPr>
-          <w:rFonts w:eastAsiaTheme="minorEastAsia"/>
-          <w:lang w:val="uk-UA" w:eastAsia="ja-JP"/>
-        </w:rPr>
-      </w:pPr>
-      <w:r>
-        <w:rPr>
-          <w:rFonts w:eastAsiaTheme="minorEastAsia"/>
-          <w:lang w:val="uk-UA" w:eastAsia="ja-JP"/>
-        </w:rPr>
-        <w:t>    facts = dict(initial_facts)</w:t>
-      </w:r>
-    </w:p>
-    <w:p>
-      <w:pPr>
-        <w:pStyle w:val="a0"/>
-        <w:rPr>
-          <w:rFonts w:eastAsiaTheme="minorEastAsia"/>
-          <w:lang w:val="uk-UA" w:eastAsia="ja-JP"/>
-        </w:rPr>
-      </w:pPr>
-    </w:p>
-    <w:p>
-      <w:pPr>
-        <w:pStyle w:val="a0"/>
-        <w:rPr>
-          <w:rFonts w:eastAsiaTheme="minorEastAsia"/>
-          <w:lang w:val="uk-UA" w:eastAsia="ja-JP"/>
-        </w:rPr>
-      </w:pPr>
-      <w:r>
-        <w:rPr>
-          <w:rFonts w:eastAsiaTheme="minorEastAsia"/>
-          <w:lang w:val="uk-UA" w:eastAsia="ja-JP"/>
-        </w:rPr>
-        <w:t>    # Черга фактів, які потрібно обробити</w:t>
-      </w:r>
-    </w:p>
-    <w:p>
-      <w:pPr>
-        <w:pStyle w:val="a0"/>
-        <w:rPr>
-          <w:rFonts w:eastAsiaTheme="minorEastAsia"/>
-          <w:lang w:val="uk-UA" w:eastAsia="ja-JP"/>
-        </w:rPr>
-      </w:pPr>
-      <w:r>
-        <w:rPr>
-          <w:rFonts w:eastAsiaTheme="minorEastAsia"/>
-          <w:lang w:val="uk-UA" w:eastAsia="ja-JP"/>
-        </w:rPr>
-        <w:t>    queue = deque(initial_facts.keys())</w:t>
-      </w:r>
-    </w:p>
-    <w:p>
-      <w:pPr>
-        <w:pStyle w:val="a0"/>
-        <w:rPr>
-          <w:rFonts w:eastAsiaTheme="minorEastAsia"/>
-          <w:lang w:val="uk-UA" w:eastAsia="ja-JP"/>
-        </w:rPr>
-      </w:pPr>
-    </w:p>
-    <w:p>
-      <w:pPr>
-        <w:pStyle w:val="a0"/>
-        <w:rPr>
-          <w:rFonts w:eastAsiaTheme="minorEastAsia"/>
-          <w:lang w:val="uk-UA" w:eastAsia="ja-JP"/>
-        </w:rPr>
-      </w:pPr>
-      <w:r>
-        <w:rPr>
-          <w:rFonts w:eastAsiaTheme="minorEastAsia"/>
-          <w:lang w:val="uk-UA" w:eastAsia="ja-JP"/>
-        </w:rPr>
-        <w:t>    explanation = []</w:t>
-      </w:r>
-    </w:p>
-    <w:p>
-      <w:pPr>
-        <w:pStyle w:val="a0"/>
-        <w:rPr>
-          <w:rFonts w:eastAsiaTheme="minorEastAsia"/>
-          <w:lang w:val="uk-UA" w:eastAsia="ja-JP"/>
-        </w:rPr>
-      </w:pPr>
-    </w:p>
-    <w:p>
-      <w:pPr>
-        <w:pStyle w:val="a0"/>
-        <w:rPr>
-          <w:rFonts w:eastAsiaTheme="minorEastAsia"/>
-          <w:lang w:val="uk-UA" w:eastAsia="ja-JP"/>
-        </w:rPr>
-      </w:pPr>
-      <w:r>
-        <w:rPr>
-          <w:rFonts w:eastAsiaTheme="minorEastAsia"/>
-          <w:lang w:val="uk-UA" w:eastAsia="ja-JP"/>
-        </w:rPr>
-        <w:t>    # Скидання стану правил</w:t>
-      </w:r>
-    </w:p>
-    <w:p>
-      <w:pPr>
-        <w:pStyle w:val="a0"/>
-        <w:rPr>
-          <w:rFonts w:eastAsiaTheme="minorEastAsia"/>
-          <w:lang w:val="uk-UA" w:eastAsia="ja-JP"/>
-        </w:rPr>
-      </w:pPr>
-      <w:r>
-        <w:rPr>
-          <w:rFonts w:eastAsiaTheme="minorEastAsia"/>
-          <w:lang w:val="uk-UA" w:eastAsia="ja-JP"/>
-        </w:rPr>
-        <w:t>    for rule in RULES:</w:t>
-      </w:r>
-    </w:p>
-    <w:p>
-      <w:pPr>
-        <w:pStyle w:val="a0"/>
-        <w:rPr>
-          <w:rFonts w:eastAsiaTheme="minorEastAsia"/>
-          <w:lang w:val="uk-UA" w:eastAsia="ja-JP"/>
-        </w:rPr>
-      </w:pPr>
-      <w:r>
-        <w:rPr>
-          <w:rFonts w:eastAsiaTheme="minorEastAsia"/>
-          <w:lang w:val="uk-UA" w:eastAsia="ja-JP"/>
-        </w:rPr>
-        <w:t>        rule.fired = False</w:t>
-      </w:r>
-    </w:p>
-    <w:p>
-      <w:pPr>
-        <w:pStyle w:val="a0"/>
-        <w:rPr>
-          <w:rFonts w:eastAsiaTheme="minorEastAsia"/>
-          <w:lang w:val="uk-UA" w:eastAsia="ja-JP"/>
-        </w:rPr>
-      </w:pPr>
-    </w:p>
-    <w:p>
-      <w:pPr>
-        <w:pStyle w:val="a0"/>
-        <w:rPr>
-          <w:rFonts w:eastAsiaTheme="minorEastAsia"/>
-          <w:lang w:val="uk-UA" w:eastAsia="ja-JP"/>
-        </w:rPr>
-      </w:pPr>
-      <w:r>
-        <w:rPr>
-          <w:rFonts w:eastAsiaTheme="minorEastAsia"/>
-          <w:lang w:val="uk-UA" w:eastAsia="ja-JP"/>
-        </w:rPr>
-        <w:t>    while queue:</w:t>
-      </w:r>
-    </w:p>
-    <w:p>
-      <w:pPr>
-        <w:pStyle w:val="a0"/>
-        <w:rPr>
-          <w:rFonts w:eastAsiaTheme="minorEastAsia"/>
-          <w:lang w:val="uk-UA" w:eastAsia="ja-JP"/>
-        </w:rPr>
-      </w:pPr>
-      <w:r>
-        <w:rPr>
-          <w:rFonts w:eastAsiaTheme="minorEastAsia"/>
-          <w:lang w:val="uk-UA" w:eastAsia="ja-JP"/>
-        </w:rPr>
-        <w:t>        variable = queue.popleft()</w:t>
-      </w:r>
-    </w:p>
-    <w:p>
-      <w:pPr>
-        <w:pStyle w:val="a0"/>
-        <w:rPr>
-          <w:rFonts w:eastAsiaTheme="minorEastAsia"/>
-          <w:lang w:val="uk-UA" w:eastAsia="ja-JP"/>
-        </w:rPr>
-      </w:pPr>
-    </w:p>
-    <w:p>
-      <w:pPr>
-        <w:pStyle w:val="a0"/>
-        <w:rPr>
-          <w:rFonts w:eastAsiaTheme="minorEastAsia"/>
-          <w:lang w:val="uk-UA" w:eastAsia="ja-JP"/>
-        </w:rPr>
-      </w:pPr>
-      <w:r>
-        <w:rPr>
-          <w:rFonts w:eastAsiaTheme="minorEastAsia"/>
-          <w:lang w:val="uk-UA" w:eastAsia="ja-JP"/>
-        </w:rPr>
-        <w:t>        for rule in RULES:</w:t>
-      </w:r>
-    </w:p>
-    <w:p>
-      <w:pPr>
-        <w:pStyle w:val="a0"/>
-        <w:rPr>
-          <w:rFonts w:eastAsiaTheme="minorEastAsia"/>
-          <w:lang w:val="uk-UA" w:eastAsia="ja-JP"/>
-        </w:rPr>
-      </w:pPr>
-    </w:p>
-    <w:p>
-      <w:pPr>
-        <w:pStyle w:val="a0"/>
-        <w:rPr>
-          <w:rFonts w:eastAsiaTheme="minorEastAsia"/>
-          <w:lang w:val="uk-UA" w:eastAsia="ja-JP"/>
-        </w:rPr>
-      </w:pPr>
-      <w:r>
-        <w:rPr>
-          <w:rFonts w:eastAsiaTheme="minorEastAsia"/>
-          <w:lang w:val="uk-UA" w:eastAsia="ja-JP"/>
-        </w:rPr>
-        <w:t>            # Якщо правило вже спрацювало</w:t>
-      </w:r>
-    </w:p>
-    <w:p>
-      <w:pPr>
-        <w:pStyle w:val="a0"/>
-        <w:rPr>
-          <w:rFonts w:eastAsiaTheme="minorEastAsia"/>
-          <w:lang w:val="uk-UA" w:eastAsia="ja-JP"/>
-        </w:rPr>
-      </w:pPr>
-      <w:r>
-        <w:rPr>
-          <w:rFonts w:eastAsiaTheme="minorEastAsia"/>
-          <w:lang w:val="uk-UA" w:eastAsia="ja-JP"/>
-        </w:rPr>
-        <w:t>            # або поточна змінна не бере участі в правилі</w:t>
-      </w:r>
-    </w:p>
-    <w:p>
-      <w:pPr>
-        <w:pStyle w:val="a0"/>
-        <w:rPr>
-          <w:rFonts w:eastAsiaTheme="minorEastAsia"/>
-          <w:lang w:val="uk-UA" w:eastAsia="ja-JP"/>
-        </w:rPr>
-      </w:pPr>
-      <w:r>
-        <w:rPr>
-          <w:rFonts w:eastAsiaTheme="minorEastAsia"/>
-          <w:lang w:val="uk-UA" w:eastAsia="ja-JP"/>
-        </w:rPr>
-        <w:t>            if rule.fired or variable not in rule.conditions:</w:t>
-      </w:r>
-    </w:p>
-    <w:p>
-      <w:pPr>
-        <w:pStyle w:val="a0"/>
-        <w:rPr>
-          <w:rFonts w:eastAsiaTheme="minorEastAsia"/>
-          <w:lang w:val="uk-UA" w:eastAsia="ja-JP"/>
-        </w:rPr>
-      </w:pPr>
-      <w:r>
-        <w:rPr>
-          <w:rFonts w:eastAsiaTheme="minorEastAsia"/>
-          <w:lang w:val="uk-UA" w:eastAsia="ja-JP"/>
-        </w:rPr>
-        <w:t>                continue</w:t>
-      </w:r>
-    </w:p>
-    <w:p>
-      <w:pPr>
-        <w:pStyle w:val="a0"/>
-        <w:rPr>
-          <w:rFonts w:eastAsiaTheme="minorEastAsia"/>
-          <w:lang w:val="uk-UA" w:eastAsia="ja-JP"/>
-        </w:rPr>
-      </w:pPr>
-    </w:p>
-    <w:p>
-      <w:pPr>
-        <w:pStyle w:val="a0"/>
-        <w:rPr>
-          <w:rFonts w:eastAsiaTheme="minorEastAsia"/>
-          <w:lang w:val="uk-UA" w:eastAsia="ja-JP"/>
-        </w:rPr>
-      </w:pPr>
-      <w:r>
-        <w:rPr>
-          <w:rFonts w:eastAsiaTheme="minorEastAsia"/>
-          <w:lang w:val="uk-UA" w:eastAsia="ja-JP"/>
-        </w:rPr>
-        <w:t>            # Перевіряємо, чи всі необхідні факти вже відомі</w:t>
-      </w:r>
-    </w:p>
-    <w:p>
-      <w:pPr>
-        <w:pStyle w:val="a0"/>
-        <w:rPr>
-          <w:rFonts w:eastAsiaTheme="minorEastAsia"/>
-          <w:lang w:val="uk-UA" w:eastAsia="ja-JP"/>
-        </w:rPr>
-      </w:pPr>
-      <w:r>
-        <w:rPr>
-          <w:rFonts w:eastAsiaTheme="minorEastAsia"/>
-          <w:lang w:val="uk-UA" w:eastAsia="ja-JP"/>
-        </w:rPr>
-        <w:t>            all_known = all(</w:t>
-      </w:r>
-    </w:p>
-    <w:p>
-      <w:pPr>
-        <w:pStyle w:val="a0"/>
-        <w:rPr>
-          <w:rFonts w:eastAsiaTheme="minorEastAsia"/>
-          <w:lang w:val="uk-UA" w:eastAsia="ja-JP"/>
-        </w:rPr>
-      </w:pPr>
-      <w:r>
-        <w:rPr>
-          <w:rFonts w:eastAsiaTheme="minorEastAsia"/>
-          <w:lang w:val="uk-UA" w:eastAsia="ja-JP"/>
-        </w:rPr>
-        <w:t>                k in facts</w:t>
-      </w:r>
-    </w:p>
-    <w:p>
-      <w:pPr>
-        <w:pStyle w:val="a0"/>
-        <w:rPr>
-          <w:rFonts w:eastAsiaTheme="minorEastAsia"/>
-          <w:lang w:val="uk-UA" w:eastAsia="ja-JP"/>
-        </w:rPr>
-      </w:pPr>
-      <w:r>
-        <w:rPr>
-          <w:rFonts w:eastAsiaTheme="minorEastAsia"/>
-          <w:lang w:val="uk-UA" w:eastAsia="ja-JP"/>
-        </w:rPr>
-        <w:t>                for k in rule.conditions</w:t>
-      </w:r>
-    </w:p>
-    <w:p>
-      <w:pPr>
-        <w:pStyle w:val="a0"/>
-        <w:rPr>
-          <w:rFonts w:eastAsiaTheme="minorEastAsia"/>
-          <w:lang w:val="uk-UA" w:eastAsia="ja-JP"/>
-        </w:rPr>
-      </w:pPr>
-      <w:r>
-        <w:rPr>
-          <w:rFonts w:eastAsiaTheme="minorEastAsia"/>
-          <w:lang w:val="uk-UA" w:eastAsia="ja-JP"/>
-        </w:rPr>
-        <w:t>            )</w:t>
-      </w:r>
-    </w:p>
-    <w:p>
-      <w:pPr>
-        <w:pStyle w:val="a0"/>
-        <w:rPr>
-          <w:rFonts w:eastAsiaTheme="minorEastAsia"/>
-          <w:lang w:val="uk-UA" w:eastAsia="ja-JP"/>
-        </w:rPr>
-      </w:pPr>
-    </w:p>
-    <w:p>
-      <w:pPr>
-        <w:pStyle w:val="a0"/>
-        <w:rPr>
-          <w:rFonts w:eastAsiaTheme="minorEastAsia"/>
-          <w:lang w:val="uk-UA" w:eastAsia="ja-JP"/>
-        </w:rPr>
-      </w:pPr>
-      <w:r>
-        <w:rPr>
-          <w:rFonts w:eastAsiaTheme="minorEastAsia"/>
-          <w:lang w:val="uk-UA" w:eastAsia="ja-JP"/>
-        </w:rPr>
-        <w:t>            # Головне виправлення:</w:t>
-      </w:r>
-    </w:p>
-    <w:p>
-      <w:pPr>
-        <w:pStyle w:val="a0"/>
-        <w:rPr>
-          <w:rFonts w:eastAsiaTheme="minorEastAsia"/>
-          <w:lang w:val="uk-UA" w:eastAsia="ja-JP"/>
-        </w:rPr>
-      </w:pPr>
-      <w:r>
-        <w:rPr>
-          <w:rFonts w:eastAsiaTheme="minorEastAsia"/>
-          <w:lang w:val="uk-UA" w:eastAsia="ja-JP"/>
-        </w:rPr>
-        <w:t>            # перевіряємо значення тільки якщо всі факти існують</w:t>
-      </w:r>
-    </w:p>
-    <w:p>
-      <w:pPr>
-        <w:pStyle w:val="a0"/>
-        <w:rPr>
-          <w:rFonts w:eastAsiaTheme="minorEastAsia"/>
-          <w:lang w:val="uk-UA" w:eastAsia="ja-JP"/>
-        </w:rPr>
-      </w:pPr>
-      <w:r>
-        <w:rPr>
-          <w:rFonts w:eastAsiaTheme="minorEastAsia"/>
-          <w:lang w:val="uk-UA" w:eastAsia="ja-JP"/>
-        </w:rPr>
-        <w:t>            if all_known and all(</w:t>
-      </w:r>
-    </w:p>
-    <w:p>
-      <w:pPr>
-        <w:pStyle w:val="a0"/>
-        <w:rPr>
-          <w:rFonts w:eastAsiaTheme="minorEastAsia"/>
-          <w:lang w:val="uk-UA" w:eastAsia="ja-JP"/>
-        </w:rPr>
-      </w:pPr>
-      <w:r>
-        <w:rPr>
-          <w:rFonts w:eastAsiaTheme="minorEastAsia"/>
-          <w:lang w:val="uk-UA" w:eastAsia="ja-JP"/>
-        </w:rPr>
-        <w:t>                facts[k] == v</w:t>
-      </w:r>
-    </w:p>
-    <w:p>
-      <w:pPr>
-        <w:pStyle w:val="a0"/>
-        <w:rPr>
-          <w:rFonts w:eastAsiaTheme="minorEastAsia"/>
-          <w:lang w:val="uk-UA" w:eastAsia="ja-JP"/>
-        </w:rPr>
-      </w:pPr>
-      <w:r>
-        <w:rPr>
-          <w:rFonts w:eastAsiaTheme="minorEastAsia"/>
-          <w:lang w:val="uk-UA" w:eastAsia="ja-JP"/>
-        </w:rPr>
-        <w:t>                for k, v in rule.conditions.items()</w:t>
-      </w:r>
-    </w:p>
-    <w:p>
-      <w:pPr>
-        <w:pStyle w:val="a0"/>
-        <w:rPr>
-          <w:rFonts w:eastAsiaTheme="minorEastAsia"/>
-          <w:lang w:val="uk-UA" w:eastAsia="ja-JP"/>
-        </w:rPr>
-      </w:pPr>
-      <w:r>
-        <w:rPr>
-          <w:rFonts w:eastAsiaTheme="minorEastAsia"/>
-          <w:lang w:val="uk-UA" w:eastAsia="ja-JP"/>
-        </w:rPr>
-        <w:t>            ):</w:t>
-      </w:r>
-    </w:p>
-    <w:p>
-      <w:pPr>
-        <w:pStyle w:val="a0"/>
-        <w:rPr>
-          <w:rFonts w:eastAsiaTheme="minorEastAsia"/>
-          <w:lang w:val="uk-UA" w:eastAsia="ja-JP"/>
-        </w:rPr>
-      </w:pPr>
-    </w:p>
-    <w:p>
-      <w:pPr>
-        <w:pStyle w:val="a0"/>
-        <w:rPr>
-          <w:rFonts w:eastAsiaTheme="minorEastAsia"/>
-          <w:lang w:val="uk-UA" w:eastAsia="ja-JP"/>
-        </w:rPr>
-      </w:pPr>
-      <w:r>
-        <w:rPr>
-          <w:rFonts w:eastAsiaTheme="minorEastAsia"/>
-          <w:lang w:val="uk-UA" w:eastAsia="ja-JP"/>
-        </w:rPr>
-        <w:t>                result_var, result_value = rule.conclusion</w:t>
-      </w:r>
-    </w:p>
-    <w:p>
-      <w:pPr>
-        <w:pStyle w:val="a0"/>
-        <w:rPr>
-          <w:rFonts w:eastAsiaTheme="minorEastAsia"/>
-          <w:lang w:val="uk-UA" w:eastAsia="ja-JP"/>
-        </w:rPr>
-      </w:pPr>
-    </w:p>
-    <w:p>
-      <w:pPr>
-        <w:pStyle w:val="a0"/>
-        <w:rPr>
-          <w:rFonts w:eastAsiaTheme="minorEastAsia"/>
-          <w:lang w:val="uk-UA" w:eastAsia="ja-JP"/>
-        </w:rPr>
-      </w:pPr>
-      <w:r>
-        <w:rPr>
-          <w:rFonts w:eastAsiaTheme="minorEastAsia"/>
-          <w:lang w:val="uk-UA" w:eastAsia="ja-JP"/>
-        </w:rPr>
-        <w:t>                rule.fired = True</w:t>
-      </w:r>
-    </w:p>
-    <w:p>
-      <w:pPr>
-        <w:pStyle w:val="a0"/>
-        <w:rPr>
-          <w:rFonts w:eastAsiaTheme="minorEastAsia"/>
-          <w:lang w:val="uk-UA" w:eastAsia="ja-JP"/>
-        </w:rPr>
-      </w:pPr>
-    </w:p>
-    <w:p>
-      <w:pPr>
-        <w:pStyle w:val="a0"/>
-        <w:rPr>
-          <w:rFonts w:eastAsiaTheme="minorEastAsia"/>
-          <w:lang w:val="uk-UA" w:eastAsia="ja-JP"/>
-        </w:rPr>
-      </w:pPr>
-      <w:r>
-        <w:rPr>
-          <w:rFonts w:eastAsiaTheme="minorEastAsia"/>
-          <w:lang w:val="uk-UA" w:eastAsia="ja-JP"/>
-        </w:rPr>
-        <w:t>                if result_var not in facts:</w:t>
-      </w:r>
-    </w:p>
-    <w:p>
-      <w:pPr>
-        <w:pStyle w:val="a0"/>
-        <w:rPr>
-          <w:rFonts w:eastAsiaTheme="minorEastAsia"/>
-          <w:lang w:val="uk-UA" w:eastAsia="ja-JP"/>
-        </w:rPr>
-      </w:pPr>
-      <w:r>
-        <w:rPr>
-          <w:rFonts w:eastAsiaTheme="minorEastAsia"/>
-          <w:lang w:val="uk-UA" w:eastAsia="ja-JP"/>
-        </w:rPr>
-        <w:t>                    facts[result_var] = result_value</w:t>
-      </w:r>
-    </w:p>
-    <w:p>
-      <w:pPr>
-        <w:pStyle w:val="a0"/>
-        <w:rPr>
-          <w:rFonts w:eastAsiaTheme="minorEastAsia"/>
-          <w:lang w:val="uk-UA" w:eastAsia="ja-JP"/>
-        </w:rPr>
-      </w:pPr>
-      <w:r>
-        <w:rPr>
-          <w:rFonts w:eastAsiaTheme="minorEastAsia"/>
-          <w:lang w:val="uk-UA" w:eastAsia="ja-JP"/>
-        </w:rPr>
         <w:t>                    queue.append(result_var)</w:t>
       </w:r>
     </w:p>
@@ -4924,750 +4964,750 @@
           <w:rFonts w:eastAsiaTheme="minorEastAsia"/>
           <w:lang w:val="uk-UA" w:eastAsia="ja-JP"/>
         </w:rPr>
+        <w:t>                    f"{result_var}={result_value}"</w:t>
+      </w:r>
+    </w:p>
+    <w:p>
+      <w:pPr>
+        <w:pStyle w:val="a0"/>
+        <w:rPr>
+          <w:rFonts w:eastAsiaTheme="minorEastAsia"/>
+          <w:lang w:val="uk-UA" w:eastAsia="ja-JP"/>
+        </w:rPr>
+      </w:pPr>
+      <w:r>
+        <w:rPr>
+          <w:rFonts w:eastAsiaTheme="minorEastAsia"/>
+          <w:lang w:val="uk-UA" w:eastAsia="ja-JP"/>
+        </w:rPr>
+        <w:t>                )</w:t>
+      </w:r>
+    </w:p>
+    <w:p>
+      <w:pPr>
+        <w:pStyle w:val="a0"/>
+        <w:rPr>
+          <w:rFonts w:eastAsiaTheme="minorEastAsia"/>
+          <w:lang w:val="uk-UA" w:eastAsia="ja-JP"/>
+        </w:rPr>
+      </w:pPr>
+    </w:p>
+    <w:p>
+      <w:pPr>
+        <w:pStyle w:val="a0"/>
+        <w:rPr>
+          <w:rFonts w:eastAsiaTheme="minorEastAsia"/>
+          <w:lang w:val="uk-UA" w:eastAsia="ja-JP"/>
+        </w:rPr>
+      </w:pPr>
+      <w:r>
+        <w:rPr>
+          <w:rFonts w:eastAsiaTheme="minorEastAsia"/>
+          <w:lang w:val="uk-UA" w:eastAsia="ja-JP"/>
+        </w:rPr>
+        <w:t>    return facts, explanation</w:t>
+      </w:r>
+    </w:p>
+    <w:p>
+      <w:pPr>
+        <w:pStyle w:val="a0"/>
+        <w:rPr>
+          <w:rFonts w:eastAsiaTheme="minorEastAsia"/>
+          <w:lang w:val="uk-UA" w:eastAsia="ja-JP"/>
+        </w:rPr>
+      </w:pPr>
+    </w:p>
+    <w:p>
+      <w:pPr>
+        <w:pStyle w:val="a0"/>
+        <w:rPr>
+          <w:rFonts w:eastAsiaTheme="minorEastAsia"/>
+          <w:lang w:val="uk-UA" w:eastAsia="ja-JP"/>
+        </w:rPr>
+      </w:pPr>
+      <w:r>
+        <w:rPr>
+          <w:rFonts w:eastAsiaTheme="minorEastAsia"/>
+          <w:lang w:val="uk-UA" w:eastAsia="ja-JP"/>
+        </w:rPr>
+        <w:t>def ask_yes_no(question):</w:t>
+      </w:r>
+    </w:p>
+    <w:p>
+      <w:pPr>
+        <w:pStyle w:val="a0"/>
+        <w:rPr>
+          <w:rFonts w:eastAsiaTheme="minorEastAsia"/>
+          <w:lang w:val="uk-UA" w:eastAsia="ja-JP"/>
+        </w:rPr>
+      </w:pPr>
+      <w:r>
+        <w:rPr>
+          <w:rFonts w:eastAsiaTheme="minorEastAsia"/>
+          <w:lang w:val="uk-UA" w:eastAsia="ja-JP"/>
+        </w:rPr>
+        <w:t>    while True:</w:t>
+      </w:r>
+    </w:p>
+    <w:p>
+      <w:pPr>
+        <w:pStyle w:val="a0"/>
+        <w:rPr>
+          <w:rFonts w:eastAsiaTheme="minorEastAsia"/>
+          <w:lang w:val="uk-UA" w:eastAsia="ja-JP"/>
+        </w:rPr>
+      </w:pPr>
+      <w:r>
+        <w:rPr>
+          <w:rFonts w:eastAsiaTheme="minorEastAsia"/>
+          <w:lang w:val="uk-UA" w:eastAsia="ja-JP"/>
+        </w:rPr>
+        <w:t>        value = input(</w:t>
+      </w:r>
+    </w:p>
+    <w:p>
+      <w:pPr>
+        <w:pStyle w:val="a0"/>
+        <w:rPr>
+          <w:rFonts w:eastAsiaTheme="minorEastAsia"/>
+          <w:lang w:val="uk-UA" w:eastAsia="ja-JP"/>
+        </w:rPr>
+      </w:pPr>
+      <w:r>
+        <w:rPr>
+          <w:rFonts w:eastAsiaTheme="minorEastAsia"/>
+          <w:lang w:val="uk-UA" w:eastAsia="ja-JP"/>
+        </w:rPr>
+        <w:t>            question + " [так/ні]: "</w:t>
+      </w:r>
+    </w:p>
+    <w:p>
+      <w:pPr>
+        <w:pStyle w:val="a0"/>
+        <w:rPr>
+          <w:rFonts w:eastAsiaTheme="minorEastAsia"/>
+          <w:lang w:val="uk-UA" w:eastAsia="ja-JP"/>
+        </w:rPr>
+      </w:pPr>
+      <w:r>
+        <w:rPr>
+          <w:rFonts w:eastAsiaTheme="minorEastAsia"/>
+          <w:lang w:val="uk-UA" w:eastAsia="ja-JP"/>
+        </w:rPr>
+        <w:t>        ).strip().lower()</w:t>
+      </w:r>
+    </w:p>
+    <w:p>
+      <w:pPr>
+        <w:pStyle w:val="a0"/>
+        <w:rPr>
+          <w:rFonts w:eastAsiaTheme="minorEastAsia"/>
+          <w:lang w:val="uk-UA" w:eastAsia="ja-JP"/>
+        </w:rPr>
+      </w:pPr>
+    </w:p>
+    <w:p>
+      <w:pPr>
+        <w:pStyle w:val="a0"/>
+        <w:rPr>
+          <w:rFonts w:eastAsiaTheme="minorEastAsia"/>
+          <w:lang w:val="uk-UA" w:eastAsia="ja-JP"/>
+        </w:rPr>
+      </w:pPr>
+      <w:r>
+        <w:rPr>
+          <w:rFonts w:eastAsiaTheme="minorEastAsia"/>
+          <w:lang w:val="uk-UA" w:eastAsia="ja-JP"/>
+        </w:rPr>
+        <w:t>        if value in ("так", "т", "yes", "y"):</w:t>
+      </w:r>
+    </w:p>
+    <w:p>
+      <w:pPr>
+        <w:pStyle w:val="a0"/>
+        <w:rPr>
+          <w:rFonts w:eastAsiaTheme="minorEastAsia"/>
+          <w:lang w:val="uk-UA" w:eastAsia="ja-JP"/>
+        </w:rPr>
+      </w:pPr>
+      <w:r>
+        <w:rPr>
+          <w:rFonts w:eastAsiaTheme="minorEastAsia"/>
+          <w:lang w:val="uk-UA" w:eastAsia="ja-JP"/>
+        </w:rPr>
+        <w:t>            return True</w:t>
+      </w:r>
+    </w:p>
+    <w:p>
+      <w:pPr>
+        <w:pStyle w:val="a0"/>
+        <w:rPr>
+          <w:rFonts w:eastAsiaTheme="minorEastAsia"/>
+          <w:lang w:val="uk-UA" w:eastAsia="ja-JP"/>
+        </w:rPr>
+      </w:pPr>
+    </w:p>
+    <w:p>
+      <w:pPr>
+        <w:pStyle w:val="a0"/>
+        <w:rPr>
+          <w:rFonts w:eastAsiaTheme="minorEastAsia"/>
+          <w:lang w:val="uk-UA" w:eastAsia="ja-JP"/>
+        </w:rPr>
+      </w:pPr>
+      <w:r>
+        <w:rPr>
+          <w:rFonts w:eastAsiaTheme="minorEastAsia"/>
+          <w:lang w:val="uk-UA" w:eastAsia="ja-JP"/>
+        </w:rPr>
+        <w:t>        if value in ("ні", "н", "no", "n"):</w:t>
+      </w:r>
+    </w:p>
+    <w:p>
+      <w:pPr>
+        <w:pStyle w:val="a0"/>
+        <w:rPr>
+          <w:rFonts w:eastAsiaTheme="minorEastAsia"/>
+          <w:lang w:val="uk-UA" w:eastAsia="ja-JP"/>
+        </w:rPr>
+      </w:pPr>
+      <w:r>
+        <w:rPr>
+          <w:rFonts w:eastAsiaTheme="minorEastAsia"/>
+          <w:lang w:val="uk-UA" w:eastAsia="ja-JP"/>
+        </w:rPr>
+        <w:t>            return False</w:t>
+      </w:r>
+    </w:p>
+    <w:p>
+      <w:pPr>
+        <w:pStyle w:val="a0"/>
+        <w:rPr>
+          <w:rFonts w:eastAsiaTheme="minorEastAsia"/>
+          <w:lang w:val="uk-UA" w:eastAsia="ja-JP"/>
+        </w:rPr>
+      </w:pPr>
+    </w:p>
+    <w:p>
+      <w:pPr>
+        <w:pStyle w:val="a0"/>
+        <w:rPr>
+          <w:rFonts w:eastAsiaTheme="minorEastAsia"/>
+          <w:lang w:val="uk-UA" w:eastAsia="ja-JP"/>
+        </w:rPr>
+      </w:pPr>
+      <w:r>
+        <w:rPr>
+          <w:rFonts w:eastAsiaTheme="minorEastAsia"/>
+          <w:lang w:val="uk-UA" w:eastAsia="ja-JP"/>
+        </w:rPr>
+        <w:t>        print("Введіть 'так' або 'ні'.")</w:t>
+      </w:r>
+    </w:p>
+    <w:p>
+      <w:pPr>
+        <w:pStyle w:val="a0"/>
+        <w:rPr>
+          <w:rFonts w:eastAsiaTheme="minorEastAsia"/>
+          <w:lang w:val="uk-UA" w:eastAsia="ja-JP"/>
+        </w:rPr>
+      </w:pPr>
+    </w:p>
+    <w:p>
+      <w:pPr>
+        <w:pStyle w:val="a0"/>
+        <w:rPr>
+          <w:rFonts w:eastAsiaTheme="minorEastAsia"/>
+          <w:lang w:val="uk-UA" w:eastAsia="ja-JP"/>
+        </w:rPr>
+      </w:pPr>
+      <w:r>
+        <w:rPr>
+          <w:rFonts w:eastAsiaTheme="minorEastAsia"/>
+          <w:lang w:val="uk-UA" w:eastAsia="ja-JP"/>
+        </w:rPr>
+        <w:t>def main():</w:t>
+      </w:r>
+    </w:p>
+    <w:p>
+      <w:pPr>
+        <w:pStyle w:val="a0"/>
+        <w:rPr>
+          <w:rFonts w:eastAsiaTheme="minorEastAsia"/>
+          <w:lang w:val="uk-UA" w:eastAsia="ja-JP"/>
+        </w:rPr>
+      </w:pPr>
+    </w:p>
+    <w:p>
+      <w:pPr>
+        <w:pStyle w:val="a0"/>
+        <w:rPr>
+          <w:rFonts w:eastAsiaTheme="minorEastAsia"/>
+          <w:lang w:val="uk-UA" w:eastAsia="ja-JP"/>
+        </w:rPr>
+      </w:pPr>
+      <w:r>
+        <w:rPr>
+          <w:rFonts w:eastAsiaTheme="minorEastAsia"/>
+          <w:lang w:val="uk-UA" w:eastAsia="ja-JP"/>
+        </w:rPr>
+        <w:t>    initial = {</w:t>
+      </w:r>
+    </w:p>
+    <w:p>
+      <w:pPr>
+        <w:pStyle w:val="a0"/>
+        <w:rPr>
+          <w:rFonts w:eastAsiaTheme="minorEastAsia"/>
+          <w:lang w:val="uk-UA" w:eastAsia="ja-JP"/>
+        </w:rPr>
+      </w:pPr>
+      <w:r>
+        <w:rPr>
+          <w:rFonts w:eastAsiaTheme="minorEastAsia"/>
+          <w:lang w:val="uk-UA" w:eastAsia="ja-JP"/>
+        </w:rPr>
+        <w:t>        "power_on": ask_yes_no(</w:t>
+      </w:r>
+    </w:p>
+    <w:p>
+      <w:pPr>
+        <w:pStyle w:val="a0"/>
+        <w:rPr>
+          <w:rFonts w:eastAsiaTheme="minorEastAsia"/>
+          <w:lang w:val="uk-UA" w:eastAsia="ja-JP"/>
+        </w:rPr>
+      </w:pPr>
+      <w:r>
+        <w:rPr>
+          <w:rFonts w:eastAsiaTheme="minorEastAsia"/>
+          <w:lang w:val="uk-UA" w:eastAsia="ja-JP"/>
+        </w:rPr>
+        <w:t>            "Чи вмикається живлення?"</w:t>
+      </w:r>
+    </w:p>
+    <w:p>
+      <w:pPr>
+        <w:pStyle w:val="a0"/>
+        <w:rPr>
+          <w:rFonts w:eastAsiaTheme="minorEastAsia"/>
+          <w:lang w:val="uk-UA" w:eastAsia="ja-JP"/>
+        </w:rPr>
+      </w:pPr>
+      <w:r>
+        <w:rPr>
+          <w:rFonts w:eastAsiaTheme="minorEastAsia"/>
+          <w:lang w:val="uk-UA" w:eastAsia="ja-JP"/>
+        </w:rPr>
+        <w:t>        ),</w:t>
+      </w:r>
+    </w:p>
+    <w:p>
+      <w:pPr>
+        <w:pStyle w:val="a0"/>
+        <w:rPr>
+          <w:rFonts w:eastAsiaTheme="minorEastAsia"/>
+          <w:lang w:val="uk-UA" w:eastAsia="ja-JP"/>
+        </w:rPr>
+      </w:pPr>
+    </w:p>
+    <w:p>
+      <w:pPr>
+        <w:pStyle w:val="a0"/>
+        <w:rPr>
+          <w:rFonts w:eastAsiaTheme="minorEastAsia"/>
+          <w:lang w:val="uk-UA" w:eastAsia="ja-JP"/>
+        </w:rPr>
+      </w:pPr>
+      <w:r>
+        <w:rPr>
+          <w:rFonts w:eastAsiaTheme="minorEastAsia"/>
+          <w:lang w:val="uk-UA" w:eastAsia="ja-JP"/>
+        </w:rPr>
+        <w:t>        "fans_spin": ask_yes_no(</w:t>
+      </w:r>
+    </w:p>
+    <w:p>
+      <w:pPr>
+        <w:pStyle w:val="a0"/>
+        <w:rPr>
+          <w:rFonts w:eastAsiaTheme="minorEastAsia"/>
+          <w:lang w:val="uk-UA" w:eastAsia="ja-JP"/>
+        </w:rPr>
+      </w:pPr>
+      <w:r>
+        <w:rPr>
+          <w:rFonts w:eastAsiaTheme="minorEastAsia"/>
+          <w:lang w:val="uk-UA" w:eastAsia="ja-JP"/>
+        </w:rPr>
+        <w:t>            "Чи працюють вентилятори?"</w:t>
+      </w:r>
+    </w:p>
+    <w:p>
+      <w:pPr>
+        <w:pStyle w:val="a0"/>
+        <w:rPr>
+          <w:rFonts w:eastAsiaTheme="minorEastAsia"/>
+          <w:lang w:val="uk-UA" w:eastAsia="ja-JP"/>
+        </w:rPr>
+      </w:pPr>
+      <w:r>
+        <w:rPr>
+          <w:rFonts w:eastAsiaTheme="minorEastAsia"/>
+          <w:lang w:val="uk-UA" w:eastAsia="ja-JP"/>
+        </w:rPr>
+        <w:t>        ),</w:t>
+      </w:r>
+    </w:p>
+    <w:p>
+      <w:pPr>
+        <w:pStyle w:val="a0"/>
+        <w:rPr>
+          <w:rFonts w:eastAsiaTheme="minorEastAsia"/>
+          <w:lang w:val="uk-UA" w:eastAsia="ja-JP"/>
+        </w:rPr>
+      </w:pPr>
+    </w:p>
+    <w:p>
+      <w:pPr>
+        <w:pStyle w:val="a0"/>
+        <w:rPr>
+          <w:rFonts w:eastAsiaTheme="minorEastAsia"/>
+          <w:lang w:val="uk-UA" w:eastAsia="ja-JP"/>
+        </w:rPr>
+      </w:pPr>
+      <w:r>
+        <w:rPr>
+          <w:rFonts w:eastAsiaTheme="minorEastAsia"/>
+          <w:lang w:val="uk-UA" w:eastAsia="ja-JP"/>
+        </w:rPr>
+        <w:t>        "display_signal": ask_yes_no(</w:t>
+      </w:r>
+    </w:p>
+    <w:p>
+      <w:pPr>
+        <w:pStyle w:val="a0"/>
+        <w:rPr>
+          <w:rFonts w:eastAsiaTheme="minorEastAsia"/>
+          <w:lang w:val="uk-UA" w:eastAsia="ja-JP"/>
+        </w:rPr>
+      </w:pPr>
+      <w:r>
+        <w:rPr>
+          <w:rFonts w:eastAsiaTheme="minorEastAsia"/>
+          <w:lang w:val="uk-UA" w:eastAsia="ja-JP"/>
+        </w:rPr>
+        <w:t>            "Чи є сигнал на дисплеї?"</w:t>
+      </w:r>
+    </w:p>
+    <w:p>
+      <w:pPr>
+        <w:pStyle w:val="a0"/>
+        <w:rPr>
+          <w:rFonts w:eastAsiaTheme="minorEastAsia"/>
+          <w:lang w:val="uk-UA" w:eastAsia="ja-JP"/>
+        </w:rPr>
+      </w:pPr>
+      <w:r>
+        <w:rPr>
+          <w:rFonts w:eastAsiaTheme="minorEastAsia"/>
+          <w:lang w:val="uk-UA" w:eastAsia="ja-JP"/>
+        </w:rPr>
+        <w:t>        ),</w:t>
+      </w:r>
+    </w:p>
+    <w:p>
+      <w:pPr>
+        <w:pStyle w:val="a0"/>
+        <w:rPr>
+          <w:rFonts w:eastAsiaTheme="minorEastAsia"/>
+          <w:lang w:val="uk-UA" w:eastAsia="ja-JP"/>
+        </w:rPr>
+      </w:pPr>
+    </w:p>
+    <w:p>
+      <w:pPr>
+        <w:pStyle w:val="a0"/>
+        <w:rPr>
+          <w:rFonts w:eastAsiaTheme="minorEastAsia"/>
+          <w:lang w:val="uk-UA" w:eastAsia="ja-JP"/>
+        </w:rPr>
+      </w:pPr>
+      <w:r>
+        <w:rPr>
+          <w:rFonts w:eastAsiaTheme="minorEastAsia"/>
+          <w:lang w:val="uk-UA" w:eastAsia="ja-JP"/>
+        </w:rPr>
+        <w:t>        "os_booted": ask_yes_no(</w:t>
+      </w:r>
+    </w:p>
+    <w:p>
+      <w:pPr>
+        <w:pStyle w:val="a0"/>
+        <w:rPr>
+          <w:rFonts w:eastAsiaTheme="minorEastAsia"/>
+          <w:lang w:val="uk-UA" w:eastAsia="ja-JP"/>
+        </w:rPr>
+      </w:pPr>
+      <w:r>
+        <w:rPr>
+          <w:rFonts w:eastAsiaTheme="minorEastAsia"/>
+          <w:lang w:val="uk-UA" w:eastAsia="ja-JP"/>
+        </w:rPr>
+        <w:t>            "Чи завантажилась ОС?"</w:t>
+      </w:r>
+    </w:p>
+    <w:p>
+      <w:pPr>
+        <w:pStyle w:val="a0"/>
+        <w:rPr>
+          <w:rFonts w:eastAsiaTheme="minorEastAsia"/>
+          <w:lang w:val="uk-UA" w:eastAsia="ja-JP"/>
+        </w:rPr>
+      </w:pPr>
+      <w:r>
+        <w:rPr>
+          <w:rFonts w:eastAsiaTheme="minorEastAsia"/>
+          <w:lang w:val="uk-UA" w:eastAsia="ja-JP"/>
+        </w:rPr>
+        <w:t>        ),</w:t>
+      </w:r>
+    </w:p>
+    <w:p>
+      <w:pPr>
+        <w:pStyle w:val="a0"/>
+        <w:rPr>
+          <w:rFonts w:eastAsiaTheme="minorEastAsia"/>
+          <w:lang w:val="uk-UA" w:eastAsia="ja-JP"/>
+        </w:rPr>
+      </w:pPr>
+    </w:p>
+    <w:p>
+      <w:pPr>
+        <w:pStyle w:val="a0"/>
+        <w:rPr>
+          <w:rFonts w:eastAsiaTheme="minorEastAsia"/>
+          <w:lang w:val="uk-UA" w:eastAsia="ja-JP"/>
+        </w:rPr>
+      </w:pPr>
+      <w:r>
+        <w:rPr>
+          <w:rFonts w:eastAsiaTheme="minorEastAsia"/>
+          <w:lang w:val="uk-UA" w:eastAsia="ja-JP"/>
+        </w:rPr>
+        <w:t>        "disk_detected": ask_yes_no(</w:t>
+      </w:r>
+    </w:p>
+    <w:p>
+      <w:pPr>
+        <w:pStyle w:val="a0"/>
+        <w:rPr>
+          <w:rFonts w:eastAsiaTheme="minorEastAsia"/>
+          <w:lang w:val="uk-UA" w:eastAsia="ja-JP"/>
+        </w:rPr>
+      </w:pPr>
+      <w:r>
+        <w:rPr>
+          <w:rFonts w:eastAsiaTheme="minorEastAsia"/>
+          <w:lang w:val="uk-UA" w:eastAsia="ja-JP"/>
+        </w:rPr>
+        <w:t>            "Чи визначено накопичувач?"</w:t>
+      </w:r>
+    </w:p>
+    <w:p>
+      <w:pPr>
+        <w:pStyle w:val="a0"/>
+        <w:rPr>
+          <w:rFonts w:eastAsiaTheme="minorEastAsia"/>
+          <w:lang w:val="uk-UA" w:eastAsia="ja-JP"/>
+        </w:rPr>
+      </w:pPr>
+      <w:r>
+        <w:rPr>
+          <w:rFonts w:eastAsiaTheme="minorEastAsia"/>
+          <w:lang w:val="uk-UA" w:eastAsia="ja-JP"/>
+        </w:rPr>
+        <w:t>        ),</w:t>
+      </w:r>
+    </w:p>
+    <w:p>
+      <w:pPr>
+        <w:pStyle w:val="a0"/>
+        <w:rPr>
+          <w:rFonts w:eastAsiaTheme="minorEastAsia"/>
+          <w:lang w:val="uk-UA" w:eastAsia="ja-JP"/>
+        </w:rPr>
+      </w:pPr>
+    </w:p>
+    <w:p>
+      <w:pPr>
+        <w:pStyle w:val="a0"/>
+        <w:rPr>
+          <w:rFonts w:eastAsiaTheme="minorEastAsia"/>
+          <w:lang w:val="uk-UA" w:eastAsia="ja-JP"/>
+        </w:rPr>
+      </w:pPr>
+      <w:r>
+        <w:rPr>
+          <w:rFonts w:eastAsiaTheme="minorEastAsia"/>
+          <w:lang w:val="uk-UA" w:eastAsia="ja-JP"/>
+        </w:rPr>
+        <w:t>        "network_available": ask_yes_no(</w:t>
+      </w:r>
+    </w:p>
+    <w:p>
+      <w:pPr>
+        <w:pStyle w:val="a0"/>
+        <w:rPr>
+          <w:rFonts w:eastAsiaTheme="minorEastAsia"/>
+          <w:lang w:val="uk-UA" w:eastAsia="ja-JP"/>
+        </w:rPr>
+      </w:pPr>
+      <w:r>
+        <w:rPr>
+          <w:rFonts w:eastAsiaTheme="minorEastAsia"/>
+          <w:lang w:val="uk-UA" w:eastAsia="ja-JP"/>
+        </w:rPr>
+        <w:t>            "Чи доступна мережа?"</w:t>
+      </w:r>
+    </w:p>
+    <w:p>
+      <w:pPr>
+        <w:pStyle w:val="a0"/>
+        <w:rPr>
+          <w:rFonts w:eastAsiaTheme="minorEastAsia"/>
+          <w:lang w:val="uk-UA" w:eastAsia="ja-JP"/>
+        </w:rPr>
+      </w:pPr>
+      <w:r>
+        <w:rPr>
+          <w:rFonts w:eastAsiaTheme="minorEastAsia"/>
+          <w:lang w:val="uk-UA" w:eastAsia="ja-JP"/>
+        </w:rPr>
+        <w:t>        ),</w:t>
+      </w:r>
+    </w:p>
+    <w:p>
+      <w:pPr>
+        <w:pStyle w:val="a0"/>
+        <w:rPr>
+          <w:rFonts w:eastAsiaTheme="minorEastAsia"/>
+          <w:lang w:val="uk-UA" w:eastAsia="ja-JP"/>
+        </w:rPr>
+      </w:pPr>
+      <w:r>
+        <w:rPr>
+          <w:rFonts w:eastAsiaTheme="minorEastAsia"/>
+          <w:lang w:val="uk-UA" w:eastAsia="ja-JP"/>
+        </w:rPr>
+        <w:t>    }</w:t>
+      </w:r>
+    </w:p>
+    <w:p>
+      <w:pPr>
+        <w:pStyle w:val="a0"/>
+        <w:rPr>
+          <w:rFonts w:eastAsiaTheme="minorEastAsia"/>
+          <w:lang w:val="uk-UA" w:eastAsia="ja-JP"/>
+        </w:rPr>
+      </w:pPr>
+    </w:p>
+    <w:p>
+      <w:pPr>
+        <w:pStyle w:val="a0"/>
+        <w:rPr>
+          <w:rFonts w:eastAsiaTheme="minorEastAsia"/>
+          <w:lang w:val="uk-UA" w:eastAsia="ja-JP"/>
+        </w:rPr>
+      </w:pPr>
+      <w:r>
+        <w:rPr>
+          <w:rFonts w:eastAsiaTheme="minorEastAsia"/>
+          <w:lang w:val="uk-UA" w:eastAsia="ja-JP"/>
+        </w:rPr>
+        <w:t>    facts, explanation = infer(initial)</w:t>
+      </w:r>
+    </w:p>
+    <w:p>
+      <w:pPr>
+        <w:pStyle w:val="a0"/>
+        <w:rPr>
+          <w:rFonts w:eastAsiaTheme="minorEastAsia"/>
+          <w:lang w:val="uk-UA" w:eastAsia="ja-JP"/>
+        </w:rPr>
+      </w:pPr>
+    </w:p>
+    <w:p>
+      <w:pPr>
+        <w:pStyle w:val="a0"/>
+        <w:rPr>
+          <w:rFonts w:eastAsiaTheme="minorEastAsia"/>
+          <w:lang w:val="uk-UA" w:eastAsia="ja-JP"/>
+        </w:rPr>
+      </w:pPr>
+      <w:r>
+        <w:rPr>
+          <w:rFonts w:eastAsiaTheme="minorEastAsia"/>
+          <w:lang w:val="uk-UA" w:eastAsia="ja-JP"/>
+        </w:rPr>
+        <w:t>    diagnoses = {</w:t>
+      </w:r>
+    </w:p>
+    <w:p>
+      <w:pPr>
+        <w:pStyle w:val="a0"/>
+        <w:rPr>
+          <w:rFonts w:eastAsiaTheme="minorEastAsia"/>
+          <w:lang w:val="uk-UA" w:eastAsia="ja-JP"/>
+        </w:rPr>
+      </w:pPr>
+      <w:r>
+        <w:rPr>
+          <w:rFonts w:eastAsiaTheme="minorEastAsia"/>
+          <w:lang w:val="uk-UA" w:eastAsia="ja-JP"/>
+        </w:rPr>
+        <w:t>        "power_problem":</w:t>
+      </w:r>
+    </w:p>
+    <w:p>
+      <w:pPr>
+        <w:pStyle w:val="a0"/>
+        <w:rPr>
+          <w:rFonts w:eastAsiaTheme="minorEastAsia"/>
+          <w:lang w:val="uk-UA" w:eastAsia="ja-JP"/>
+        </w:rPr>
+      </w:pPr>
+      <w:r>
+        <w:rPr>
+          <w:rFonts w:eastAsiaTheme="minorEastAsia"/>
+          <w:lang w:val="uk-UA" w:eastAsia="ja-JP"/>
+        </w:rPr>
+        <w:t>            "Проблема живлення",</w:t>
+      </w:r>
+    </w:p>
+    <w:p>
+      <w:pPr>
+        <w:pStyle w:val="a0"/>
+        <w:rPr>
+          <w:rFonts w:eastAsiaTheme="minorEastAsia"/>
+          <w:lang w:val="uk-UA" w:eastAsia="ja-JP"/>
+        </w:rPr>
+      </w:pPr>
+    </w:p>
+    <w:p>
+      <w:pPr>
+        <w:pStyle w:val="a0"/>
+        <w:rPr>
+          <w:rFonts w:eastAsiaTheme="minorEastAsia"/>
+          <w:lang w:val="uk-UA" w:eastAsia="ja-JP"/>
+        </w:rPr>
+      </w:pPr>
+      <w:r>
+        <w:rPr>
+          <w:rFonts w:eastAsiaTheme="minorEastAsia"/>
+          <w:lang w:val="uk-UA" w:eastAsia="ja-JP"/>
+        </w:rPr>
         <w:lastRenderedPageBreak/>
-        <w:t>                    f"{result_var}={result_value}"</w:t>
-      </w:r>
-    </w:p>
-    <w:p>
-      <w:pPr>
-        <w:pStyle w:val="a0"/>
-        <w:rPr>
-          <w:rFonts w:eastAsiaTheme="minorEastAsia"/>
-          <w:lang w:val="uk-UA" w:eastAsia="ja-JP"/>
-        </w:rPr>
-      </w:pPr>
-      <w:r>
-        <w:rPr>
-          <w:rFonts w:eastAsiaTheme="minorEastAsia"/>
-          <w:lang w:val="uk-UA" w:eastAsia="ja-JP"/>
-        </w:rPr>
-        <w:t>                )</w:t>
-      </w:r>
-    </w:p>
-    <w:p>
-      <w:pPr>
-        <w:pStyle w:val="a0"/>
-        <w:rPr>
-          <w:rFonts w:eastAsiaTheme="minorEastAsia"/>
-          <w:lang w:val="uk-UA" w:eastAsia="ja-JP"/>
-        </w:rPr>
-      </w:pPr>
-    </w:p>
-    <w:p>
-      <w:pPr>
-        <w:pStyle w:val="a0"/>
-        <w:rPr>
-          <w:rFonts w:eastAsiaTheme="minorEastAsia"/>
-          <w:lang w:val="uk-UA" w:eastAsia="ja-JP"/>
-        </w:rPr>
-      </w:pPr>
-      <w:r>
-        <w:rPr>
-          <w:rFonts w:eastAsiaTheme="minorEastAsia"/>
-          <w:lang w:val="uk-UA" w:eastAsia="ja-JP"/>
-        </w:rPr>
-        <w:t>    return facts, explanation</w:t>
-      </w:r>
-    </w:p>
-    <w:p>
-      <w:pPr>
-        <w:pStyle w:val="a0"/>
-        <w:rPr>
-          <w:rFonts w:eastAsiaTheme="minorEastAsia"/>
-          <w:lang w:val="uk-UA" w:eastAsia="ja-JP"/>
-        </w:rPr>
-      </w:pPr>
-    </w:p>
-    <w:p>
-      <w:pPr>
-        <w:pStyle w:val="a0"/>
-        <w:rPr>
-          <w:rFonts w:eastAsiaTheme="minorEastAsia"/>
-          <w:lang w:val="uk-UA" w:eastAsia="ja-JP"/>
-        </w:rPr>
-      </w:pPr>
-      <w:r>
-        <w:rPr>
-          <w:rFonts w:eastAsiaTheme="minorEastAsia"/>
-          <w:lang w:val="uk-UA" w:eastAsia="ja-JP"/>
-        </w:rPr>
-        <w:t>def ask_yes_no(question):</w:t>
-      </w:r>
-    </w:p>
-    <w:p>
-      <w:pPr>
-        <w:pStyle w:val="a0"/>
-        <w:rPr>
-          <w:rFonts w:eastAsiaTheme="minorEastAsia"/>
-          <w:lang w:val="uk-UA" w:eastAsia="ja-JP"/>
-        </w:rPr>
-      </w:pPr>
-      <w:r>
-        <w:rPr>
-          <w:rFonts w:eastAsiaTheme="minorEastAsia"/>
-          <w:lang w:val="uk-UA" w:eastAsia="ja-JP"/>
-        </w:rPr>
-        <w:t>    while True:</w:t>
-      </w:r>
-    </w:p>
-    <w:p>
-      <w:pPr>
-        <w:pStyle w:val="a0"/>
-        <w:rPr>
-          <w:rFonts w:eastAsiaTheme="minorEastAsia"/>
-          <w:lang w:val="uk-UA" w:eastAsia="ja-JP"/>
-        </w:rPr>
-      </w:pPr>
-      <w:r>
-        <w:rPr>
-          <w:rFonts w:eastAsiaTheme="minorEastAsia"/>
-          <w:lang w:val="uk-UA" w:eastAsia="ja-JP"/>
-        </w:rPr>
-        <w:t>        value = input(</w:t>
-      </w:r>
-    </w:p>
-    <w:p>
-      <w:pPr>
-        <w:pStyle w:val="a0"/>
-        <w:rPr>
-          <w:rFonts w:eastAsiaTheme="minorEastAsia"/>
-          <w:lang w:val="uk-UA" w:eastAsia="ja-JP"/>
-        </w:rPr>
-      </w:pPr>
-      <w:r>
-        <w:rPr>
-          <w:rFonts w:eastAsiaTheme="minorEastAsia"/>
-          <w:lang w:val="uk-UA" w:eastAsia="ja-JP"/>
-        </w:rPr>
-        <w:t>            question + " [так/ні]: "</w:t>
-      </w:r>
-    </w:p>
-    <w:p>
-      <w:pPr>
-        <w:pStyle w:val="a0"/>
-        <w:rPr>
-          <w:rFonts w:eastAsiaTheme="minorEastAsia"/>
-          <w:lang w:val="uk-UA" w:eastAsia="ja-JP"/>
-        </w:rPr>
-      </w:pPr>
-      <w:r>
-        <w:rPr>
-          <w:rFonts w:eastAsiaTheme="minorEastAsia"/>
-          <w:lang w:val="uk-UA" w:eastAsia="ja-JP"/>
-        </w:rPr>
-        <w:t>        ).strip().lower()</w:t>
-      </w:r>
-    </w:p>
-    <w:p>
-      <w:pPr>
-        <w:pStyle w:val="a0"/>
-        <w:rPr>
-          <w:rFonts w:eastAsiaTheme="minorEastAsia"/>
-          <w:lang w:val="uk-UA" w:eastAsia="ja-JP"/>
-        </w:rPr>
-      </w:pPr>
-    </w:p>
-    <w:p>
-      <w:pPr>
-        <w:pStyle w:val="a0"/>
-        <w:rPr>
-          <w:rFonts w:eastAsiaTheme="minorEastAsia"/>
-          <w:lang w:val="uk-UA" w:eastAsia="ja-JP"/>
-        </w:rPr>
-      </w:pPr>
-      <w:r>
-        <w:rPr>
-          <w:rFonts w:eastAsiaTheme="minorEastAsia"/>
-          <w:lang w:val="uk-UA" w:eastAsia="ja-JP"/>
-        </w:rPr>
-        <w:t>        if value in ("так", "т", "yes", "y"):</w:t>
-      </w:r>
-    </w:p>
-    <w:p>
-      <w:pPr>
-        <w:pStyle w:val="a0"/>
-        <w:rPr>
-          <w:rFonts w:eastAsiaTheme="minorEastAsia"/>
-          <w:lang w:val="uk-UA" w:eastAsia="ja-JP"/>
-        </w:rPr>
-      </w:pPr>
-      <w:r>
-        <w:rPr>
-          <w:rFonts w:eastAsiaTheme="minorEastAsia"/>
-          <w:lang w:val="uk-UA" w:eastAsia="ja-JP"/>
-        </w:rPr>
-        <w:t>            return True</w:t>
-      </w:r>
-    </w:p>
-    <w:p>
-      <w:pPr>
-        <w:pStyle w:val="a0"/>
-        <w:rPr>
-          <w:rFonts w:eastAsiaTheme="minorEastAsia"/>
-          <w:lang w:val="uk-UA" w:eastAsia="ja-JP"/>
-        </w:rPr>
-      </w:pPr>
-    </w:p>
-    <w:p>
-      <w:pPr>
-        <w:pStyle w:val="a0"/>
-        <w:rPr>
-          <w:rFonts w:eastAsiaTheme="minorEastAsia"/>
-          <w:lang w:val="uk-UA" w:eastAsia="ja-JP"/>
-        </w:rPr>
-      </w:pPr>
-      <w:r>
-        <w:rPr>
-          <w:rFonts w:eastAsiaTheme="minorEastAsia"/>
-          <w:lang w:val="uk-UA" w:eastAsia="ja-JP"/>
-        </w:rPr>
-        <w:t>        if value in ("ні", "н", "no", "n"):</w:t>
-      </w:r>
-    </w:p>
-    <w:p>
-      <w:pPr>
-        <w:pStyle w:val="a0"/>
-        <w:rPr>
-          <w:rFonts w:eastAsiaTheme="minorEastAsia"/>
-          <w:lang w:val="uk-UA" w:eastAsia="ja-JP"/>
-        </w:rPr>
-      </w:pPr>
-      <w:r>
-        <w:rPr>
-          <w:rFonts w:eastAsiaTheme="minorEastAsia"/>
-          <w:lang w:val="uk-UA" w:eastAsia="ja-JP"/>
-        </w:rPr>
-        <w:t>            return False</w:t>
-      </w:r>
-    </w:p>
-    <w:p>
-      <w:pPr>
-        <w:pStyle w:val="a0"/>
-        <w:rPr>
-          <w:rFonts w:eastAsiaTheme="minorEastAsia"/>
-          <w:lang w:val="uk-UA" w:eastAsia="ja-JP"/>
-        </w:rPr>
-      </w:pPr>
-    </w:p>
-    <w:p>
-      <w:pPr>
-        <w:pStyle w:val="a0"/>
-        <w:rPr>
-          <w:rFonts w:eastAsiaTheme="minorEastAsia"/>
-          <w:lang w:val="uk-UA" w:eastAsia="ja-JP"/>
-        </w:rPr>
-      </w:pPr>
-      <w:r>
-        <w:rPr>
-          <w:rFonts w:eastAsiaTheme="minorEastAsia"/>
-          <w:lang w:val="uk-UA" w:eastAsia="ja-JP"/>
-        </w:rPr>
-        <w:t>        print("Введіть 'так' або 'ні'.")</w:t>
-      </w:r>
-    </w:p>
-    <w:p>
-      <w:pPr>
-        <w:pStyle w:val="a0"/>
-        <w:rPr>
-          <w:rFonts w:eastAsiaTheme="minorEastAsia"/>
-          <w:lang w:val="uk-UA" w:eastAsia="ja-JP"/>
-        </w:rPr>
-      </w:pPr>
-    </w:p>
-    <w:p>
-      <w:pPr>
-        <w:pStyle w:val="a0"/>
-        <w:rPr>
-          <w:rFonts w:eastAsiaTheme="minorEastAsia"/>
-          <w:lang w:val="uk-UA" w:eastAsia="ja-JP"/>
-        </w:rPr>
-      </w:pPr>
-      <w:r>
-        <w:rPr>
-          <w:rFonts w:eastAsiaTheme="minorEastAsia"/>
-          <w:lang w:val="uk-UA" w:eastAsia="ja-JP"/>
-        </w:rPr>
-        <w:t>def main():</w:t>
-      </w:r>
-    </w:p>
-    <w:p>
-      <w:pPr>
-        <w:pStyle w:val="a0"/>
-        <w:rPr>
-          <w:rFonts w:eastAsiaTheme="minorEastAsia"/>
-          <w:lang w:val="uk-UA" w:eastAsia="ja-JP"/>
-        </w:rPr>
-      </w:pPr>
-    </w:p>
-    <w:p>
-      <w:pPr>
-        <w:pStyle w:val="a0"/>
-        <w:rPr>
-          <w:rFonts w:eastAsiaTheme="minorEastAsia"/>
-          <w:lang w:val="uk-UA" w:eastAsia="ja-JP"/>
-        </w:rPr>
-      </w:pPr>
-      <w:r>
-        <w:rPr>
-          <w:rFonts w:eastAsiaTheme="minorEastAsia"/>
-          <w:lang w:val="uk-UA" w:eastAsia="ja-JP"/>
-        </w:rPr>
-        <w:t>    initial = {</w:t>
-      </w:r>
-    </w:p>
-    <w:p>
-      <w:pPr>
-        <w:pStyle w:val="a0"/>
-        <w:rPr>
-          <w:rFonts w:eastAsiaTheme="minorEastAsia"/>
-          <w:lang w:val="uk-UA" w:eastAsia="ja-JP"/>
-        </w:rPr>
-      </w:pPr>
-      <w:r>
-        <w:rPr>
-          <w:rFonts w:eastAsiaTheme="minorEastAsia"/>
-          <w:lang w:val="uk-UA" w:eastAsia="ja-JP"/>
-        </w:rPr>
-        <w:t>        "power_on": ask_yes_no(</w:t>
-      </w:r>
-    </w:p>
-    <w:p>
-      <w:pPr>
-        <w:pStyle w:val="a0"/>
-        <w:rPr>
-          <w:rFonts w:eastAsiaTheme="minorEastAsia"/>
-          <w:lang w:val="uk-UA" w:eastAsia="ja-JP"/>
-        </w:rPr>
-      </w:pPr>
-      <w:r>
-        <w:rPr>
-          <w:rFonts w:eastAsiaTheme="minorEastAsia"/>
-          <w:lang w:val="uk-UA" w:eastAsia="ja-JP"/>
-        </w:rPr>
-        <w:t>            "Чи вмикається живлення?"</w:t>
-      </w:r>
-    </w:p>
-    <w:p>
-      <w:pPr>
-        <w:pStyle w:val="a0"/>
-        <w:rPr>
-          <w:rFonts w:eastAsiaTheme="minorEastAsia"/>
-          <w:lang w:val="uk-UA" w:eastAsia="ja-JP"/>
-        </w:rPr>
-      </w:pPr>
-      <w:r>
-        <w:rPr>
-          <w:rFonts w:eastAsiaTheme="minorEastAsia"/>
-          <w:lang w:val="uk-UA" w:eastAsia="ja-JP"/>
-        </w:rPr>
-        <w:t>        ),</w:t>
-      </w:r>
-    </w:p>
-    <w:p>
-      <w:pPr>
-        <w:pStyle w:val="a0"/>
-        <w:rPr>
-          <w:rFonts w:eastAsiaTheme="minorEastAsia"/>
-          <w:lang w:val="uk-UA" w:eastAsia="ja-JP"/>
-        </w:rPr>
-      </w:pPr>
-    </w:p>
-    <w:p>
-      <w:pPr>
-        <w:pStyle w:val="a0"/>
-        <w:rPr>
-          <w:rFonts w:eastAsiaTheme="minorEastAsia"/>
-          <w:lang w:val="uk-UA" w:eastAsia="ja-JP"/>
-        </w:rPr>
-      </w:pPr>
-      <w:r>
-        <w:rPr>
-          <w:rFonts w:eastAsiaTheme="minorEastAsia"/>
-          <w:lang w:val="uk-UA" w:eastAsia="ja-JP"/>
-        </w:rPr>
-        <w:t>        "fans_spin": ask_yes_no(</w:t>
-      </w:r>
-    </w:p>
-    <w:p>
-      <w:pPr>
-        <w:pStyle w:val="a0"/>
-        <w:rPr>
-          <w:rFonts w:eastAsiaTheme="minorEastAsia"/>
-          <w:lang w:val="uk-UA" w:eastAsia="ja-JP"/>
-        </w:rPr>
-      </w:pPr>
-      <w:r>
-        <w:rPr>
-          <w:rFonts w:eastAsiaTheme="minorEastAsia"/>
-          <w:lang w:val="uk-UA" w:eastAsia="ja-JP"/>
-        </w:rPr>
-        <w:t>            "Чи працюють вентилятори?"</w:t>
-      </w:r>
-    </w:p>
-    <w:p>
-      <w:pPr>
-        <w:pStyle w:val="a0"/>
-        <w:rPr>
-          <w:rFonts w:eastAsiaTheme="minorEastAsia"/>
-          <w:lang w:val="uk-UA" w:eastAsia="ja-JP"/>
-        </w:rPr>
-      </w:pPr>
-      <w:r>
-        <w:rPr>
-          <w:rFonts w:eastAsiaTheme="minorEastAsia"/>
-          <w:lang w:val="uk-UA" w:eastAsia="ja-JP"/>
-        </w:rPr>
-        <w:t>        ),</w:t>
-      </w:r>
-    </w:p>
-    <w:p>
-      <w:pPr>
-        <w:pStyle w:val="a0"/>
-        <w:rPr>
-          <w:rFonts w:eastAsiaTheme="minorEastAsia"/>
-          <w:lang w:val="uk-UA" w:eastAsia="ja-JP"/>
-        </w:rPr>
-      </w:pPr>
-    </w:p>
-    <w:p>
-      <w:pPr>
-        <w:pStyle w:val="a0"/>
-        <w:rPr>
-          <w:rFonts w:eastAsiaTheme="minorEastAsia"/>
-          <w:lang w:val="uk-UA" w:eastAsia="ja-JP"/>
-        </w:rPr>
-      </w:pPr>
-      <w:r>
-        <w:rPr>
-          <w:rFonts w:eastAsiaTheme="minorEastAsia"/>
-          <w:lang w:val="uk-UA" w:eastAsia="ja-JP"/>
-        </w:rPr>
-        <w:t>        "display_signal": ask_yes_no(</w:t>
-      </w:r>
-    </w:p>
-    <w:p>
-      <w:pPr>
-        <w:pStyle w:val="a0"/>
-        <w:rPr>
-          <w:rFonts w:eastAsiaTheme="minorEastAsia"/>
-          <w:lang w:val="uk-UA" w:eastAsia="ja-JP"/>
-        </w:rPr>
-      </w:pPr>
-      <w:r>
-        <w:rPr>
-          <w:rFonts w:eastAsiaTheme="minorEastAsia"/>
-          <w:lang w:val="uk-UA" w:eastAsia="ja-JP"/>
-        </w:rPr>
-        <w:t>            "Чи є сигнал на дисплеї?"</w:t>
-      </w:r>
-    </w:p>
-    <w:p>
-      <w:pPr>
-        <w:pStyle w:val="a0"/>
-        <w:rPr>
-          <w:rFonts w:eastAsiaTheme="minorEastAsia"/>
-          <w:lang w:val="uk-UA" w:eastAsia="ja-JP"/>
-        </w:rPr>
-      </w:pPr>
-      <w:r>
-        <w:rPr>
-          <w:rFonts w:eastAsiaTheme="minorEastAsia"/>
-          <w:lang w:val="uk-UA" w:eastAsia="ja-JP"/>
-        </w:rPr>
-        <w:t>        ),</w:t>
-      </w:r>
-    </w:p>
-    <w:p>
-      <w:pPr>
-        <w:pStyle w:val="a0"/>
-        <w:rPr>
-          <w:rFonts w:eastAsiaTheme="minorEastAsia"/>
-          <w:lang w:val="uk-UA" w:eastAsia="ja-JP"/>
-        </w:rPr>
-      </w:pPr>
-    </w:p>
-    <w:p>
-      <w:pPr>
-        <w:pStyle w:val="a0"/>
-        <w:rPr>
-          <w:rFonts w:eastAsiaTheme="minorEastAsia"/>
-          <w:lang w:val="uk-UA" w:eastAsia="ja-JP"/>
-        </w:rPr>
-      </w:pPr>
-      <w:r>
-        <w:rPr>
-          <w:rFonts w:eastAsiaTheme="minorEastAsia"/>
-          <w:lang w:val="uk-UA" w:eastAsia="ja-JP"/>
-        </w:rPr>
-        <w:t>        "os_booted": ask_yes_no(</w:t>
-      </w:r>
-    </w:p>
-    <w:p>
-      <w:pPr>
-        <w:pStyle w:val="a0"/>
-        <w:rPr>
-          <w:rFonts w:eastAsiaTheme="minorEastAsia"/>
-          <w:lang w:val="uk-UA" w:eastAsia="ja-JP"/>
-        </w:rPr>
-      </w:pPr>
-      <w:r>
-        <w:rPr>
-          <w:rFonts w:eastAsiaTheme="minorEastAsia"/>
-          <w:lang w:val="uk-UA" w:eastAsia="ja-JP"/>
-        </w:rPr>
-        <w:t>            "Чи завантажилась ОС?"</w:t>
-      </w:r>
-    </w:p>
-    <w:p>
-      <w:pPr>
-        <w:pStyle w:val="a0"/>
-        <w:rPr>
-          <w:rFonts w:eastAsiaTheme="minorEastAsia"/>
-          <w:lang w:val="uk-UA" w:eastAsia="ja-JP"/>
-        </w:rPr>
-      </w:pPr>
-      <w:r>
-        <w:rPr>
-          <w:rFonts w:eastAsiaTheme="minorEastAsia"/>
-          <w:lang w:val="uk-UA" w:eastAsia="ja-JP"/>
-        </w:rPr>
-        <w:t>        ),</w:t>
-      </w:r>
-    </w:p>
-    <w:p>
-      <w:pPr>
-        <w:pStyle w:val="a0"/>
-        <w:rPr>
-          <w:rFonts w:eastAsiaTheme="minorEastAsia"/>
-          <w:lang w:val="uk-UA" w:eastAsia="ja-JP"/>
-        </w:rPr>
-      </w:pPr>
-    </w:p>
-    <w:p>
-      <w:pPr>
-        <w:pStyle w:val="a0"/>
-        <w:rPr>
-          <w:rFonts w:eastAsiaTheme="minorEastAsia"/>
-          <w:lang w:val="uk-UA" w:eastAsia="ja-JP"/>
-        </w:rPr>
-      </w:pPr>
-      <w:r>
-        <w:rPr>
-          <w:rFonts w:eastAsiaTheme="minorEastAsia"/>
-          <w:lang w:val="uk-UA" w:eastAsia="ja-JP"/>
-        </w:rPr>
-        <w:t>        "disk_detected": ask_yes_no(</w:t>
-      </w:r>
-    </w:p>
-    <w:p>
-      <w:pPr>
-        <w:pStyle w:val="a0"/>
-        <w:rPr>
-          <w:rFonts w:eastAsiaTheme="minorEastAsia"/>
-          <w:lang w:val="uk-UA" w:eastAsia="ja-JP"/>
-        </w:rPr>
-      </w:pPr>
-      <w:r>
-        <w:rPr>
-          <w:rFonts w:eastAsiaTheme="minorEastAsia"/>
-          <w:lang w:val="uk-UA" w:eastAsia="ja-JP"/>
-        </w:rPr>
-        <w:t>            "Чи визначено накопичувач?"</w:t>
-      </w:r>
-    </w:p>
-    <w:p>
-      <w:pPr>
-        <w:pStyle w:val="a0"/>
-        <w:rPr>
-          <w:rFonts w:eastAsiaTheme="minorEastAsia"/>
-          <w:lang w:val="uk-UA" w:eastAsia="ja-JP"/>
-        </w:rPr>
-      </w:pPr>
-      <w:r>
-        <w:rPr>
-          <w:rFonts w:eastAsiaTheme="minorEastAsia"/>
-          <w:lang w:val="uk-UA" w:eastAsia="ja-JP"/>
-        </w:rPr>
-        <w:t>        ),</w:t>
-      </w:r>
-    </w:p>
-    <w:p>
-      <w:pPr>
-        <w:pStyle w:val="a0"/>
-        <w:rPr>
-          <w:rFonts w:eastAsiaTheme="minorEastAsia"/>
-          <w:lang w:val="uk-UA" w:eastAsia="ja-JP"/>
-        </w:rPr>
-      </w:pPr>
-    </w:p>
-    <w:p>
-      <w:pPr>
-        <w:pStyle w:val="a0"/>
-        <w:rPr>
-          <w:rFonts w:eastAsiaTheme="minorEastAsia"/>
-          <w:lang w:val="uk-UA" w:eastAsia="ja-JP"/>
-        </w:rPr>
-      </w:pPr>
-      <w:r>
-        <w:rPr>
-          <w:rFonts w:eastAsiaTheme="minorEastAsia"/>
-          <w:lang w:val="uk-UA" w:eastAsia="ja-JP"/>
-        </w:rPr>
-        <w:t>        "network_available": ask_yes_no(</w:t>
-      </w:r>
-    </w:p>
-    <w:p>
-      <w:pPr>
-        <w:pStyle w:val="a0"/>
-        <w:rPr>
-          <w:rFonts w:eastAsiaTheme="minorEastAsia"/>
-          <w:lang w:val="uk-UA" w:eastAsia="ja-JP"/>
-        </w:rPr>
-      </w:pPr>
-      <w:r>
-        <w:rPr>
-          <w:rFonts w:eastAsiaTheme="minorEastAsia"/>
-          <w:lang w:val="uk-UA" w:eastAsia="ja-JP"/>
-        </w:rPr>
-        <w:t>            "Чи доступна мережа?"</w:t>
-      </w:r>
-    </w:p>
-    <w:p>
-      <w:pPr>
-        <w:pStyle w:val="a0"/>
-        <w:rPr>
-          <w:rFonts w:eastAsiaTheme="minorEastAsia"/>
-          <w:lang w:val="uk-UA" w:eastAsia="ja-JP"/>
-        </w:rPr>
-      </w:pPr>
-      <w:r>
-        <w:rPr>
-          <w:rFonts w:eastAsiaTheme="minorEastAsia"/>
-          <w:lang w:val="uk-UA" w:eastAsia="ja-JP"/>
-        </w:rPr>
-        <w:t>        ),</w:t>
-      </w:r>
-    </w:p>
-    <w:p>
-      <w:pPr>
-        <w:pStyle w:val="a0"/>
-        <w:rPr>
-          <w:rFonts w:eastAsiaTheme="minorEastAsia"/>
-          <w:lang w:val="uk-UA" w:eastAsia="ja-JP"/>
-        </w:rPr>
-      </w:pPr>
-      <w:r>
-        <w:rPr>
-          <w:rFonts w:eastAsiaTheme="minorEastAsia"/>
-          <w:lang w:val="uk-UA" w:eastAsia="ja-JP"/>
-        </w:rPr>
-        <w:t>    }</w:t>
-      </w:r>
-    </w:p>
-    <w:p>
-      <w:pPr>
-        <w:pStyle w:val="a0"/>
-        <w:rPr>
-          <w:rFonts w:eastAsiaTheme="minorEastAsia"/>
-          <w:lang w:val="uk-UA" w:eastAsia="ja-JP"/>
-        </w:rPr>
-      </w:pPr>
-    </w:p>
-    <w:p>
-      <w:pPr>
-        <w:pStyle w:val="a0"/>
-        <w:rPr>
-          <w:rFonts w:eastAsiaTheme="minorEastAsia"/>
-          <w:lang w:val="uk-UA" w:eastAsia="ja-JP"/>
-        </w:rPr>
-      </w:pPr>
-      <w:r>
-        <w:rPr>
-          <w:rFonts w:eastAsiaTheme="minorEastAsia"/>
-          <w:lang w:val="uk-UA" w:eastAsia="ja-JP"/>
-        </w:rPr>
-        <w:t>    facts, explanation = infer(initial)</w:t>
-      </w:r>
-    </w:p>
-    <w:p>
-      <w:pPr>
-        <w:pStyle w:val="a0"/>
-        <w:rPr>
-          <w:rFonts w:eastAsiaTheme="minorEastAsia"/>
-          <w:lang w:val="uk-UA" w:eastAsia="ja-JP"/>
-        </w:rPr>
-      </w:pPr>
-    </w:p>
-    <w:p>
-      <w:pPr>
-        <w:pStyle w:val="a0"/>
-        <w:rPr>
-          <w:rFonts w:eastAsiaTheme="minorEastAsia"/>
-          <w:lang w:val="uk-UA" w:eastAsia="ja-JP"/>
-        </w:rPr>
-      </w:pPr>
-      <w:r>
-        <w:rPr>
-          <w:rFonts w:eastAsiaTheme="minorEastAsia"/>
-          <w:lang w:val="uk-UA" w:eastAsia="ja-JP"/>
-        </w:rPr>
-        <w:t>    diagnoses = {</w:t>
-      </w:r>
-    </w:p>
-    <w:p>
-      <w:pPr>
-        <w:pStyle w:val="a0"/>
-        <w:rPr>
-          <w:rFonts w:eastAsiaTheme="minorEastAsia"/>
-          <w:lang w:val="uk-UA" w:eastAsia="ja-JP"/>
-        </w:rPr>
-      </w:pPr>
-      <w:r>
-        <w:rPr>
-          <w:rFonts w:eastAsiaTheme="minorEastAsia"/>
-          <w:lang w:val="uk-UA" w:eastAsia="ja-JP"/>
-        </w:rPr>
-        <w:t>        "power_problem":</w:t>
-      </w:r>
-    </w:p>
-    <w:p>
-      <w:pPr>
-        <w:pStyle w:val="a0"/>
-        <w:rPr>
-          <w:rFonts w:eastAsiaTheme="minorEastAsia"/>
-          <w:lang w:val="uk-UA" w:eastAsia="ja-JP"/>
-        </w:rPr>
-      </w:pPr>
-      <w:r>
-        <w:rPr>
-          <w:rFonts w:eastAsiaTheme="minorEastAsia"/>
-          <w:lang w:val="uk-UA" w:eastAsia="ja-JP"/>
-        </w:rPr>
-        <w:t>            "Проблема живлення",</w:t>
-      </w:r>
-    </w:p>
-    <w:p>
-      <w:pPr>
-        <w:pStyle w:val="a0"/>
-        <w:rPr>
-          <w:rFonts w:eastAsiaTheme="minorEastAsia"/>
-          <w:lang w:val="uk-UA" w:eastAsia="ja-JP"/>
-        </w:rPr>
-      </w:pPr>
-    </w:p>
-    <w:p>
-      <w:pPr>
-        <w:pStyle w:val="a0"/>
-        <w:rPr>
-          <w:rFonts w:eastAsiaTheme="minorEastAsia"/>
-          <w:lang w:val="uk-UA" w:eastAsia="ja-JP"/>
-        </w:rPr>
-      </w:pPr>
-      <w:r>
-        <w:rPr>
-          <w:rFonts w:eastAsiaTheme="minorEastAsia"/>
-          <w:lang w:val="uk-UA" w:eastAsia="ja-JP"/>
-        </w:rPr>
         <w:t>        "board_or_cooling_problem":</w:t>
       </w:r>
     </w:p>
@@ -5725,7 +5765,6 @@
           <w:rFonts w:eastAsiaTheme="minorEastAsia"/>
           <w:lang w:val="uk-UA" w:eastAsia="ja-JP"/>
         </w:rPr>
-        <w:lastRenderedPageBreak/>
         <w:t>            "Проблема відеосистеми",</w:t>
       </w:r>
     </w:p>
@@ -6269,43 +6308,202 @@
     <w:p>
       <w:pPr>
         <w:rPr>
+          <w:lang w:val="uk-UA"/>
+        </w:rPr>
+      </w:pPr>
+    </w:p>
+    <w:p>
+      <w:pPr>
+        <w:rPr>
+          <w:lang w:val="uk-UA"/>
+        </w:rPr>
+      </w:pPr>
+      <w:r>
+        <w:rPr>
+          <w:lang w:val="uk-UA"/>
+        </w:rPr>
+        <w:t>Для перевірки реалізації використано три тестові набори вихідних фактів. У кожному випадку система повинна отримати діагноз за допомогою послідовного спрацювання продукційних правил.</w:t>
+      </w:r>
+    </w:p>
+    <w:p>
+      <w:pPr>
+        <w:rPr>
           <w:lang w:val="ru-RU"/>
         </w:rPr>
       </w:pPr>
+    </w:p>
+    <w:p>
+      <w:pPr>
+        <w:pStyle w:val="Caption"/>
+        <w:keepNext/>
+      </w:pPr>
       <w:r>
         <w:rPr>
           <w:lang w:val="uk-UA"/>
         </w:rPr>
-        <w:t>Для перевірки реалізації використано три тестові набори вихідних фактів. У кожному випадку система повинна отримати діагноз за допомогою послідовного спрацювання продукційних правил.</w:t>
-      </w:r>
-    </w:p>
-    <w:p>
-      <w:pPr>
-        <w:pStyle w:val="a4"/>
-        <w:spacing w:before="0"/>
-        <w:ind w:left="0"/>
-      </w:pPr>
-      <w:r>
         <w:t xml:space="preserve">Таблиця </w:t>
       </w:r>
       <w:r>
         <w:rPr>
-          <w:lang w:val="ru-RU"/>
-        </w:rPr>
-        <w:t>8</w:t>
-      </w:r>
-      <w:r>
-        <w:t>.1</w:t>
-      </w:r>
-      <w:r>
-        <w:t xml:space="preserve"> –</w:t>
-      </w:r>
-      <w:r>
-        <w:tab/>
-      </w:r>
-      <w:r>
-        <w:t>Результати тестування</w:t>
-      </w:r>
+          <w:lang w:eastAsia="ja-JP"/>
+        </w:rPr>
+        <w:fldChar w:fldCharType="begin"/>
+      </w:r>
+      <w:r>
+        <w:rPr>
+          <w:lang w:val="uk-UA" w:eastAsia="ja-JP"/>
+        </w:rPr>
+        <w:instrText xml:space="preserve"> </w:instrText>
+      </w:r>
+      <w:r>
+        <w:rPr>
+          <w:lang w:eastAsia="ja-JP"/>
+        </w:rPr>
+        <w:instrText>STYLEREF</w:instrText>
+      </w:r>
+      <w:r>
+        <w:rPr>
+          <w:lang w:val="uk-UA" w:eastAsia="ja-JP"/>
+        </w:rPr>
+        <w:instrText xml:space="preserve"> 1 \</w:instrText>
+      </w:r>
+      <w:r>
+        <w:rPr>
+          <w:lang w:eastAsia="ja-JP"/>
+        </w:rPr>
+        <w:instrText>s</w:instrText>
+      </w:r>
+      <w:r>
+        <w:rPr>
+          <w:lang w:val="uk-UA" w:eastAsia="ja-JP"/>
+        </w:rPr>
+        <w:instrText xml:space="preserve"> </w:instrText>
+      </w:r>
+      <w:r>
+        <w:rPr>
+          <w:lang w:eastAsia="ja-JP"/>
+        </w:rPr>
+        <w:fldChar w:fldCharType="separate"/>
+      </w:r>
+      <w:r>
+        <w:rPr>
+          <w:noProof/>
+          <w:lang w:eastAsia="ja-JP"/>
+        </w:rPr>
+        <w:t>6</w:t>
+      </w:r>
+      <w:r>
+        <w:rPr>
+          <w:lang w:eastAsia="ja-JP"/>
+        </w:rPr>
+        <w:fldChar w:fldCharType="end"/>
+      </w:r>
+      <w:r>
+        <w:rPr>
+          <w:lang w:val="uk-UA" w:eastAsia="ja-JP"/>
+        </w:rPr>
+        <w:t>.</w:t>
+      </w:r>
+      <w:r>
+        <w:fldChar w:fldCharType="begin"/>
+      </w:r>
+      <w:r>
+        <w:rPr>
+          <w:lang w:val="uk-UA"/>
+        </w:rPr>
+        <w:instrText xml:space="preserve"> </w:instrText>
+      </w:r>
+      <w:r>
+        <w:instrText>SEQ</w:instrText>
+      </w:r>
+      <w:r>
+        <w:rPr>
+          <w:lang w:val="uk-UA"/>
+        </w:rPr>
+        <w:instrText xml:space="preserve"> Таблиця </w:instrText>
+      </w:r>
+      <w:r>
+        <w:rPr>
+          <w:lang w:val="uk-UA" w:eastAsia="ja-JP"/>
+        </w:rPr>
+        <w:instrText>\</w:instrText>
+      </w:r>
+      <w:r>
+        <w:rPr>
+          <w:lang w:eastAsia="ja-JP"/>
+        </w:rPr>
+        <w:instrText>s</w:instrText>
+      </w:r>
+      <w:r>
+        <w:rPr>
+          <w:lang w:val="uk-UA" w:eastAsia="ja-JP"/>
+        </w:rPr>
+        <w:instrText xml:space="preserve"> </w:instrText>
+      </w:r>
+      <w:r>
+        <w:rPr>
+          <w:lang w:val="uk-UA" w:eastAsia="ja-JP"/>
+        </w:rPr>
+        <w:instrText xml:space="preserve">1 </w:instrText>
+      </w:r>
+      <w:r>
+        <w:rPr>
+          <w:lang w:val="uk-UA"/>
+        </w:rPr>
+        <w:instrText xml:space="preserve">\* </w:instrText>
+      </w:r>
+      <w:r>
+        <w:instrText>ARABIC</w:instrText>
+      </w:r>
+      <w:r>
+        <w:rPr>
+          <w:lang w:val="uk-UA"/>
+        </w:rPr>
+        <w:instrText xml:space="preserve"> </w:instrText>
+      </w:r>
+      <w:r>
+        <w:fldChar w:fldCharType="separate"/>
+      </w:r>
+      <w:r>
+        <w:rPr>
+          <w:noProof/>
+        </w:rPr>
+        <w:t>1</w:t>
+      </w:r>
+      <w:r>
+        <w:fldChar w:fldCharType="end"/>
+      </w:r>
+      <w:r>
+        <w:rPr>
+          <w:lang w:val="uk-UA"/>
+        </w:rPr>
+        <w:t xml:space="preserve"> </w:t>
+      </w:r>
+      <w:r>
+        <w:rPr>
+          <w:lang w:val="uk-UA"/>
+        </w:rPr>
+        <w:t>–</w:t>
+      </w:r>
+      <w:r>
+        <w:rPr>
+          <w:lang w:val="uk-UA"/>
+        </w:rPr>
+        <w:t xml:space="preserve"> </w:t>
+      </w:r>
+      <w:proofErr w:type="spellStart"/>
+      <w:r>
+        <w:t>Результати</w:t>
+      </w:r>
+      <w:proofErr w:type="spellEnd"/>
+      <w:r>
+        <w:t xml:space="preserve"> </w:t>
+      </w:r>
+      <w:proofErr w:type="spellStart"/>
+      <w:r>
+        <w:t>тестування</w:t>
+      </w:r>
+      <w:proofErr w:type="spellEnd"/>
     </w:p>
     <w:tbl>
       <w:tblPr>
@@ -6413,7 +6611,7 @@
       <w:tr>
         <w:trPr>
           <w:cantSplit/>
-          <w:trHeight w:val="3264"/>
+          <w:trHeight w:val="2283"/>
         </w:trPr>
         <w:tc>
           <w:tcPr>
@@ -6489,7 +6687,7 @@
       <w:tr>
         <w:trPr>
           <w:cantSplit/>
-          <w:trHeight w:val="4391"/>
+          <w:trHeight w:val="6200"/>
         </w:trPr>
         <w:tc>
           <w:tcPr>
@@ -6560,30 +6758,18 @@
     </w:p>
     <w:p>
       <w:pPr>
-        <w:pStyle w:val="a4"/>
-        <w:spacing w:before="0"/>
-        <w:ind w:left="0"/>
-      </w:pPr>
-      <w:r>
-        <w:t xml:space="preserve">Кінець таблиці </w:t>
-      </w:r>
-      <w:r>
+        <w:pStyle w:val="Caption"/>
+        <w:keepNext/>
         <w:rPr>
           <w:lang w:val="ru-RU"/>
         </w:rPr>
-        <w:t>8</w:t>
-      </w:r>
-      <w:r>
-        <w:t>.1</w:t>
-      </w:r>
-      <w:r>
-        <w:t xml:space="preserve"> –</w:t>
-      </w:r>
-      <w:r>
-        <w:tab/>
-      </w:r>
-      <w:r>
-        <w:t>Результати тестування</w:t>
+      </w:pPr>
+      <w:r>
+        <w:rPr>
+          <w:lang w:val="uk-UA"/>
+        </w:rPr>
+        <w:lastRenderedPageBreak/>
+        <w:t>Продовження таблиці 6.1</w:t>
       </w:r>
     </w:p>
     <w:tbl>
@@ -6703,7 +6889,6 @@
               <w:pStyle w:val="a6"/>
             </w:pPr>
             <w:r>
-              <w:lastRenderedPageBreak/>
               <w:t>3</w:t>
             </w:r>
           </w:p>
@@ -6773,290 +6958,541 @@
     </w:p>
     <w:p>
       <w:pPr>
-        <w:pStyle w:val="Code"/>
-        <w:rPr>
-          <w:sz w:val="32"/>
-          <w:szCs w:val="32"/>
-          <w:lang w:val="uk-UA"/>
-        </w:rPr>
-      </w:pPr>
-      <w:r>
-        <w:rPr>
-          <w:sz w:val="32"/>
-          <w:szCs w:val="32"/>
-          <w:lang w:val="uk-UA"/>
-        </w:rPr>
-        <w:t>Чи вмикається живлення? [так/ні]: так</w:t>
-      </w:r>
-    </w:p>
-    <w:p>
-      <w:pPr>
-        <w:pStyle w:val="Code"/>
-        <w:rPr>
-          <w:sz w:val="32"/>
-          <w:szCs w:val="32"/>
-          <w:lang w:val="uk-UA"/>
-        </w:rPr>
-      </w:pPr>
-      <w:r>
-        <w:rPr>
-          <w:sz w:val="32"/>
-          <w:szCs w:val="32"/>
-          <w:lang w:val="uk-UA"/>
-        </w:rPr>
-        <w:t>Чи працюють вентилятори? [так/ні]: так</w:t>
-      </w:r>
-    </w:p>
-    <w:p>
-      <w:pPr>
-        <w:pStyle w:val="Code"/>
-        <w:rPr>
-          <w:sz w:val="32"/>
-          <w:szCs w:val="32"/>
-          <w:lang w:val="uk-UA"/>
-        </w:rPr>
-      </w:pPr>
-      <w:r>
-        <w:rPr>
-          <w:sz w:val="32"/>
-          <w:szCs w:val="32"/>
-          <w:lang w:val="uk-UA"/>
-        </w:rPr>
-        <w:t>Чи є сигнал на дисплеї? [так/ні]: так</w:t>
-      </w:r>
-    </w:p>
-    <w:p>
-      <w:pPr>
-        <w:pStyle w:val="Code"/>
-        <w:rPr>
-          <w:sz w:val="32"/>
-          <w:szCs w:val="32"/>
-          <w:lang w:val="uk-UA"/>
-        </w:rPr>
-      </w:pPr>
-      <w:r>
-        <w:rPr>
-          <w:sz w:val="32"/>
-          <w:szCs w:val="32"/>
-          <w:lang w:val="uk-UA"/>
-        </w:rPr>
-        <w:t>Чи завантажилась ОС? [так/ні]: ні</w:t>
-      </w:r>
-    </w:p>
-    <w:p>
-      <w:pPr>
-        <w:pStyle w:val="Code"/>
-        <w:rPr>
-          <w:sz w:val="32"/>
-          <w:szCs w:val="32"/>
-          <w:lang w:val="uk-UA"/>
-        </w:rPr>
-      </w:pPr>
-      <w:r>
-        <w:rPr>
-          <w:sz w:val="32"/>
-          <w:szCs w:val="32"/>
-          <w:lang w:val="uk-UA"/>
-        </w:rPr>
-        <w:t>Чи визначено накопичувач? [так/ні]: ні</w:t>
-      </w:r>
-    </w:p>
-    <w:p>
-      <w:pPr>
-        <w:pStyle w:val="Code"/>
-        <w:rPr>
-          <w:sz w:val="32"/>
-          <w:szCs w:val="32"/>
-          <w:lang w:val="uk-UA"/>
-        </w:rPr>
-      </w:pPr>
-      <w:r>
-        <w:rPr>
-          <w:sz w:val="32"/>
-          <w:szCs w:val="32"/>
-          <w:lang w:val="uk-UA"/>
-        </w:rPr>
-        <w:t>Чи доступна мережа? [так/ні]: так</w:t>
-      </w:r>
-    </w:p>
-    <w:p>
-      <w:pPr>
-        <w:pStyle w:val="Code"/>
-        <w:rPr>
-          <w:sz w:val="32"/>
-          <w:szCs w:val="32"/>
-          <w:lang w:val="uk-UA"/>
-        </w:rPr>
-      </w:pPr>
-      <w:r>
-        <w:rPr>
-          <w:sz w:val="32"/>
-          <w:szCs w:val="32"/>
-          <w:lang w:val="uk-UA"/>
-        </w:rPr>
+        <w:pStyle w:val="a0"/>
+      </w:pPr>
+      <w:proofErr w:type="spellStart"/>
+      <w:r>
+        <w:t>Чи</w:t>
+      </w:r>
+      <w:proofErr w:type="spellEnd"/>
+      <w:r>
         <w:t xml:space="preserve"> </w:t>
       </w:r>
-    </w:p>
-    <w:p>
-      <w:pPr>
-        <w:pStyle w:val="Code"/>
-        <w:rPr>
-          <w:sz w:val="32"/>
-          <w:szCs w:val="32"/>
-          <w:lang w:val="uk-UA"/>
-        </w:rPr>
-      </w:pPr>
-      <w:r>
-        <w:rPr>
-          <w:sz w:val="32"/>
-          <w:szCs w:val="32"/>
-          <w:lang w:val="uk-UA"/>
-        </w:rPr>
-        <w:t>Результат експертизи:</w:t>
-      </w:r>
-    </w:p>
-    <w:p>
-      <w:pPr>
-        <w:pStyle w:val="Code"/>
-        <w:rPr>
-          <w:sz w:val="32"/>
-          <w:szCs w:val="32"/>
-          <w:lang w:val="uk-UA"/>
-        </w:rPr>
-      </w:pPr>
-      <w:r>
-        <w:rPr>
-          <w:sz w:val="32"/>
-          <w:szCs w:val="32"/>
-          <w:lang w:val="uk-UA"/>
-        </w:rPr>
-        <w:t>- Проблема завантаження ОС</w:t>
-      </w:r>
-    </w:p>
-    <w:p>
-      <w:pPr>
-        <w:pStyle w:val="Code"/>
-        <w:rPr>
-          <w:sz w:val="32"/>
-          <w:szCs w:val="32"/>
-          <w:lang w:val="uk-UA"/>
-        </w:rPr>
-      </w:pPr>
-      <w:r>
-        <w:rPr>
-          <w:sz w:val="32"/>
-          <w:szCs w:val="32"/>
-          <w:lang w:val="uk-UA"/>
-        </w:rPr>
-        <w:t>- Проблема накопичувача</w:t>
-      </w:r>
-    </w:p>
-    <w:p>
-      <w:pPr>
-        <w:pStyle w:val="Code"/>
-        <w:rPr>
-          <w:sz w:val="32"/>
-          <w:szCs w:val="32"/>
-          <w:lang w:val="uk-UA"/>
-        </w:rPr>
-      </w:pPr>
-      <w:r>
-        <w:rPr>
-          <w:sz w:val="32"/>
-          <w:szCs w:val="32"/>
-          <w:lang w:val="uk-UA"/>
-        </w:rPr>
+      <w:proofErr w:type="spellStart"/>
+      <w:r>
+        <w:t>вмикається</w:t>
+      </w:r>
+      <w:proofErr w:type="spellEnd"/>
+      <w:r>
         <w:t xml:space="preserve"> </w:t>
       </w:r>
-    </w:p>
-    <w:p>
-      <w:pPr>
-        <w:pStyle w:val="Code"/>
-        <w:rPr>
-          <w:sz w:val="32"/>
-          <w:szCs w:val="32"/>
-          <w:lang w:val="uk-UA"/>
-        </w:rPr>
-      </w:pPr>
-      <w:r>
-        <w:rPr>
-          <w:sz w:val="32"/>
-          <w:szCs w:val="32"/>
-          <w:lang w:val="uk-UA"/>
-        </w:rPr>
-        <w:t>Ланцюг логічних висновків:</w:t>
-      </w:r>
-    </w:p>
-    <w:p>
-      <w:pPr>
-        <w:pStyle w:val="Code"/>
-        <w:rPr>
-          <w:sz w:val="32"/>
-          <w:szCs w:val="32"/>
-          <w:lang w:val="uk-UA"/>
-        </w:rPr>
-      </w:pPr>
-      <w:r>
-        <w:rPr>
-          <w:sz w:val="32"/>
-          <w:szCs w:val="32"/>
-          <w:lang w:val="uk-UA"/>
-        </w:rPr>
-        <w:t>R3: power_on=True, fans_spin=True -&gt; system_started=True</w:t>
-      </w:r>
-    </w:p>
-    <w:p>
-      <w:pPr>
-        <w:pStyle w:val="Code"/>
-        <w:rPr>
-          <w:sz w:val="32"/>
-          <w:szCs w:val="32"/>
-          <w:lang w:val="uk-UA"/>
-        </w:rPr>
-      </w:pPr>
-      <w:r>
-        <w:rPr>
-          <w:sz w:val="32"/>
-          <w:szCs w:val="32"/>
-          <w:lang w:val="uk-UA"/>
-        </w:rPr>
-        <w:t>R5: system_started=True, display_signal=True -&gt; post_passed=True</w:t>
-      </w:r>
-    </w:p>
-    <w:p>
-      <w:pPr>
-        <w:pStyle w:val="Code"/>
-        <w:rPr>
-          <w:sz w:val="32"/>
-          <w:szCs w:val="32"/>
-          <w:lang w:val="uk-UA"/>
-        </w:rPr>
-      </w:pPr>
-      <w:r>
-        <w:rPr>
-          <w:sz w:val="32"/>
-          <w:szCs w:val="32"/>
-          <w:lang w:val="uk-UA"/>
-        </w:rPr>
-        <w:t>R6: post_passed=True, os_booted=False -&gt; boot_problem=True</w:t>
-      </w:r>
-    </w:p>
-    <w:p>
-      <w:pPr>
-        <w:pStyle w:val="Code"/>
-        <w:rPr>
-          <w:sz w:val="32"/>
-          <w:szCs w:val="32"/>
-          <w:lang w:val="uk-UA"/>
-        </w:rPr>
-      </w:pPr>
-      <w:r>
-        <w:rPr>
-          <w:sz w:val="32"/>
-          <w:szCs w:val="32"/>
-          <w:lang w:val="uk-UA"/>
-        </w:rPr>
-        <w:t>R7: boot_problem=True, disk_detected=False -&gt; storage_problem=True</w:t>
+      <w:proofErr w:type="spellStart"/>
+      <w:r>
+        <w:t>живлення</w:t>
+      </w:r>
+      <w:proofErr w:type="spellEnd"/>
+      <w:r>
+        <w:t>? [</w:t>
+      </w:r>
+      <w:proofErr w:type="spellStart"/>
+      <w:r>
+        <w:t>так</w:t>
+      </w:r>
+      <w:proofErr w:type="spellEnd"/>
+      <w:r>
+        <w:t>/</w:t>
+      </w:r>
+      <w:proofErr w:type="spellStart"/>
+      <w:r>
+        <w:t>ні</w:t>
+      </w:r>
+      <w:proofErr w:type="spellEnd"/>
+      <w:r>
+        <w:t xml:space="preserve">]: </w:t>
+      </w:r>
+      <w:proofErr w:type="spellStart"/>
+      <w:r>
+        <w:t>так</w:t>
+      </w:r>
+      <w:proofErr w:type="spellEnd"/>
+    </w:p>
+    <w:p>
+      <w:pPr>
+        <w:pStyle w:val="a0"/>
+      </w:pPr>
+      <w:proofErr w:type="spellStart"/>
+      <w:r>
+        <w:t>Чи</w:t>
+      </w:r>
+      <w:proofErr w:type="spellEnd"/>
+      <w:r>
+        <w:t xml:space="preserve"> </w:t>
+      </w:r>
+      <w:proofErr w:type="spellStart"/>
+      <w:r>
+        <w:t>працюють</w:t>
+      </w:r>
+      <w:proofErr w:type="spellEnd"/>
+      <w:r>
+        <w:t xml:space="preserve"> </w:t>
+      </w:r>
+      <w:proofErr w:type="spellStart"/>
+      <w:r>
+        <w:t>вентилятори</w:t>
+      </w:r>
+      <w:proofErr w:type="spellEnd"/>
+      <w:r>
+        <w:t>? [</w:t>
+      </w:r>
+      <w:proofErr w:type="spellStart"/>
+      <w:r>
+        <w:t>так</w:t>
+      </w:r>
+      <w:proofErr w:type="spellEnd"/>
+      <w:r>
+        <w:t>/</w:t>
+      </w:r>
+      <w:proofErr w:type="spellStart"/>
+      <w:r>
+        <w:t>ні</w:t>
+      </w:r>
+      <w:proofErr w:type="spellEnd"/>
+      <w:r>
+        <w:t xml:space="preserve">]: </w:t>
+      </w:r>
+      <w:proofErr w:type="spellStart"/>
+      <w:r>
+        <w:t>так</w:t>
+      </w:r>
+      <w:proofErr w:type="spellEnd"/>
+    </w:p>
+    <w:p>
+      <w:pPr>
+        <w:pStyle w:val="a0"/>
+      </w:pPr>
+      <w:proofErr w:type="spellStart"/>
+      <w:r>
+        <w:t>Чи</w:t>
+      </w:r>
+      <w:proofErr w:type="spellEnd"/>
+      <w:r>
+        <w:t xml:space="preserve"> є </w:t>
+      </w:r>
+      <w:proofErr w:type="spellStart"/>
+      <w:r>
+        <w:t>сигнал</w:t>
+      </w:r>
+      <w:proofErr w:type="spellEnd"/>
+      <w:r>
+        <w:t xml:space="preserve"> </w:t>
+      </w:r>
+      <w:proofErr w:type="spellStart"/>
+      <w:r>
+        <w:t>на</w:t>
+      </w:r>
+      <w:proofErr w:type="spellEnd"/>
+      <w:r>
+        <w:t xml:space="preserve"> </w:t>
+      </w:r>
+      <w:proofErr w:type="spellStart"/>
+      <w:r>
+        <w:t>дисплеї</w:t>
+      </w:r>
+      <w:proofErr w:type="spellEnd"/>
+      <w:r>
+        <w:t>? [</w:t>
+      </w:r>
+      <w:proofErr w:type="spellStart"/>
+      <w:r>
+        <w:t>так</w:t>
+      </w:r>
+      <w:proofErr w:type="spellEnd"/>
+      <w:r>
+        <w:t>/</w:t>
+      </w:r>
+      <w:proofErr w:type="spellStart"/>
+      <w:r>
+        <w:t>ні</w:t>
+      </w:r>
+      <w:proofErr w:type="spellEnd"/>
+      <w:r>
+        <w:t xml:space="preserve">]: </w:t>
+      </w:r>
+      <w:proofErr w:type="spellStart"/>
+      <w:r>
+        <w:t>так</w:t>
+      </w:r>
+      <w:proofErr w:type="spellEnd"/>
+    </w:p>
+    <w:p>
+      <w:pPr>
+        <w:pStyle w:val="a0"/>
+      </w:pPr>
+      <w:proofErr w:type="spellStart"/>
+      <w:r>
+        <w:t>Чи</w:t>
+      </w:r>
+      <w:proofErr w:type="spellEnd"/>
+      <w:r>
+        <w:t xml:space="preserve"> </w:t>
+      </w:r>
+      <w:proofErr w:type="spellStart"/>
+      <w:r>
+        <w:t>завантажилась</w:t>
+      </w:r>
+      <w:proofErr w:type="spellEnd"/>
+      <w:r>
+        <w:t xml:space="preserve"> ОС? [</w:t>
+      </w:r>
+      <w:proofErr w:type="spellStart"/>
+      <w:r>
+        <w:t>так</w:t>
+      </w:r>
+      <w:proofErr w:type="spellEnd"/>
+      <w:r>
+        <w:t>/</w:t>
+      </w:r>
+      <w:proofErr w:type="spellStart"/>
+      <w:r>
+        <w:t>ні</w:t>
+      </w:r>
+      <w:proofErr w:type="spellEnd"/>
+      <w:r>
+        <w:t xml:space="preserve">]: </w:t>
+      </w:r>
+      <w:proofErr w:type="spellStart"/>
+      <w:r>
+        <w:t>ні</w:t>
+      </w:r>
+      <w:proofErr w:type="spellEnd"/>
+    </w:p>
+    <w:p>
+      <w:pPr>
+        <w:pStyle w:val="a0"/>
+      </w:pPr>
+      <w:proofErr w:type="spellStart"/>
+      <w:r>
+        <w:t>Чи</w:t>
+      </w:r>
+      <w:proofErr w:type="spellEnd"/>
+      <w:r>
+        <w:t xml:space="preserve"> </w:t>
+      </w:r>
+      <w:proofErr w:type="spellStart"/>
+      <w:r>
+        <w:t>визначено</w:t>
+      </w:r>
+      <w:proofErr w:type="spellEnd"/>
+      <w:r>
+        <w:t xml:space="preserve"> </w:t>
+      </w:r>
+      <w:proofErr w:type="spellStart"/>
+      <w:r>
+        <w:t>накопичувач</w:t>
+      </w:r>
+      <w:proofErr w:type="spellEnd"/>
+      <w:r>
+        <w:t>? [</w:t>
+      </w:r>
+      <w:proofErr w:type="spellStart"/>
+      <w:r>
+        <w:t>так</w:t>
+      </w:r>
+      <w:proofErr w:type="spellEnd"/>
+      <w:r>
+        <w:t>/</w:t>
+      </w:r>
+      <w:proofErr w:type="spellStart"/>
+      <w:r>
+        <w:t>ні</w:t>
+      </w:r>
+      <w:proofErr w:type="spellEnd"/>
+      <w:r>
+        <w:t xml:space="preserve">]: </w:t>
+      </w:r>
+      <w:proofErr w:type="spellStart"/>
+      <w:r>
+        <w:t>ні</w:t>
+      </w:r>
+      <w:proofErr w:type="spellEnd"/>
+    </w:p>
+    <w:p>
+      <w:pPr>
+        <w:pStyle w:val="a0"/>
+      </w:pPr>
+      <w:proofErr w:type="spellStart"/>
+      <w:r>
+        <w:t>Чи</w:t>
+      </w:r>
+      <w:proofErr w:type="spellEnd"/>
+      <w:r>
+        <w:t xml:space="preserve"> </w:t>
+      </w:r>
+      <w:proofErr w:type="spellStart"/>
+      <w:r>
+        <w:t>доступна</w:t>
+      </w:r>
+      <w:proofErr w:type="spellEnd"/>
+      <w:r>
+        <w:t xml:space="preserve"> </w:t>
+      </w:r>
+      <w:proofErr w:type="spellStart"/>
+      <w:r>
+        <w:t>мережа</w:t>
+      </w:r>
+      <w:proofErr w:type="spellEnd"/>
+      <w:r>
+        <w:t>? [</w:t>
+      </w:r>
+      <w:proofErr w:type="spellStart"/>
+      <w:r>
+        <w:t>так</w:t>
+      </w:r>
+      <w:proofErr w:type="spellEnd"/>
+      <w:r>
+        <w:t>/</w:t>
+      </w:r>
+      <w:proofErr w:type="spellStart"/>
+      <w:r>
+        <w:t>ні</w:t>
+      </w:r>
+      <w:proofErr w:type="spellEnd"/>
+      <w:r>
+        <w:t xml:space="preserve">]: </w:t>
+      </w:r>
+      <w:proofErr w:type="spellStart"/>
+      <w:r>
+        <w:t>так</w:t>
+      </w:r>
+      <w:proofErr w:type="spellEnd"/>
+    </w:p>
+    <w:p>
+      <w:pPr>
+        <w:pStyle w:val="a0"/>
+      </w:pPr>
+      <w:r>
+        <w:t xml:space="preserve"> </w:t>
+      </w:r>
+    </w:p>
+    <w:p>
+      <w:pPr>
+        <w:pStyle w:val="a0"/>
+      </w:pPr>
+      <w:proofErr w:type="spellStart"/>
+      <w:r>
+        <w:t>Результат</w:t>
+      </w:r>
+      <w:proofErr w:type="spellEnd"/>
+      <w:r>
+        <w:t xml:space="preserve"> </w:t>
+      </w:r>
+      <w:proofErr w:type="spellStart"/>
+      <w:r>
+        <w:t>експертизи</w:t>
+      </w:r>
+      <w:proofErr w:type="spellEnd"/>
+      <w:r>
+        <w:t>:</w:t>
+      </w:r>
+    </w:p>
+    <w:p>
+      <w:pPr>
+        <w:pStyle w:val="a0"/>
+      </w:pPr>
+      <w:r>
+        <w:t xml:space="preserve">- </w:t>
+      </w:r>
+      <w:proofErr w:type="spellStart"/>
+      <w:r>
+        <w:t>Проблема</w:t>
+      </w:r>
+      <w:proofErr w:type="spellEnd"/>
+      <w:r>
+        <w:t xml:space="preserve"> </w:t>
+      </w:r>
+      <w:proofErr w:type="spellStart"/>
+      <w:r>
+        <w:t>завантаження</w:t>
+      </w:r>
+      <w:proofErr w:type="spellEnd"/>
+      <w:r>
+        <w:t xml:space="preserve"> ОС</w:t>
+      </w:r>
+    </w:p>
+    <w:p>
+      <w:pPr>
+        <w:pStyle w:val="a0"/>
+      </w:pPr>
+      <w:r>
+        <w:t xml:space="preserve">- </w:t>
+      </w:r>
+      <w:proofErr w:type="spellStart"/>
+      <w:r>
+        <w:t>Проблема</w:t>
+      </w:r>
+      <w:proofErr w:type="spellEnd"/>
+      <w:r>
+        <w:t xml:space="preserve"> </w:t>
+      </w:r>
+      <w:proofErr w:type="spellStart"/>
+      <w:r>
+        <w:t>накопичувача</w:t>
+      </w:r>
+      <w:proofErr w:type="spellEnd"/>
+    </w:p>
+    <w:p>
+      <w:pPr>
+        <w:pStyle w:val="a0"/>
+      </w:pPr>
+      <w:r>
+        <w:t xml:space="preserve"> </w:t>
+      </w:r>
+    </w:p>
+    <w:p>
+      <w:pPr>
+        <w:pStyle w:val="a0"/>
+      </w:pPr>
+      <w:proofErr w:type="spellStart"/>
+      <w:r>
+        <w:t>Ланцюг</w:t>
+      </w:r>
+      <w:proofErr w:type="spellEnd"/>
+      <w:r>
+        <w:t xml:space="preserve"> </w:t>
+      </w:r>
+      <w:proofErr w:type="spellStart"/>
+      <w:r>
+        <w:t>логічних</w:t>
+      </w:r>
+      <w:proofErr w:type="spellEnd"/>
+      <w:r>
+        <w:t xml:space="preserve"> </w:t>
+      </w:r>
+      <w:proofErr w:type="spellStart"/>
+      <w:r>
+        <w:t>висновків</w:t>
+      </w:r>
+      <w:proofErr w:type="spellEnd"/>
+      <w:r>
+        <w:t>:</w:t>
+      </w:r>
+    </w:p>
+    <w:p>
+      <w:pPr>
+        <w:pStyle w:val="a0"/>
+      </w:pPr>
+      <w:r>
+        <w:t xml:space="preserve">R3: </w:t>
+      </w:r>
+      <w:proofErr w:type="spellStart"/>
+      <w:r>
+        <w:t>power_on</w:t>
+      </w:r>
+      <w:proofErr w:type="spellEnd"/>
+      <w:r>
+        <w:t xml:space="preserve">=True, </w:t>
+      </w:r>
+      <w:proofErr w:type="spellStart"/>
+      <w:r>
+        <w:t>fans_spin</w:t>
+      </w:r>
+      <w:proofErr w:type="spellEnd"/>
+      <w:r>
+        <w:t xml:space="preserve">=True -&gt; </w:t>
+      </w:r>
+      <w:proofErr w:type="spellStart"/>
+      <w:r>
+        <w:t>system_started</w:t>
+      </w:r>
+      <w:proofErr w:type="spellEnd"/>
+      <w:r>
+        <w:t>=True</w:t>
+      </w:r>
+    </w:p>
+    <w:p>
+      <w:pPr>
+        <w:pStyle w:val="a0"/>
+      </w:pPr>
+      <w:r>
+        <w:t xml:space="preserve">R5: </w:t>
+      </w:r>
+      <w:proofErr w:type="spellStart"/>
+      <w:r>
+        <w:t>system_started</w:t>
+      </w:r>
+      <w:proofErr w:type="spellEnd"/>
+      <w:r>
+        <w:t xml:space="preserve">=True, </w:t>
+      </w:r>
+      <w:proofErr w:type="spellStart"/>
+      <w:r>
+        <w:t>display_signal</w:t>
+      </w:r>
+      <w:proofErr w:type="spellEnd"/>
+      <w:r>
+        <w:t xml:space="preserve">=True -&gt; </w:t>
+      </w:r>
+      <w:proofErr w:type="spellStart"/>
+      <w:r>
+        <w:t>post_passed</w:t>
+      </w:r>
+      <w:proofErr w:type="spellEnd"/>
+      <w:r>
+        <w:t>=True</w:t>
+      </w:r>
+    </w:p>
+    <w:p>
+      <w:pPr>
+        <w:pStyle w:val="a0"/>
+      </w:pPr>
+      <w:r>
+        <w:t xml:space="preserve">R6: </w:t>
+      </w:r>
+      <w:proofErr w:type="spellStart"/>
+      <w:r>
+        <w:t>post_passed</w:t>
+      </w:r>
+      <w:proofErr w:type="spellEnd"/>
+      <w:r>
+        <w:t xml:space="preserve">=True, </w:t>
+      </w:r>
+      <w:proofErr w:type="spellStart"/>
+      <w:r>
+        <w:t>os_booted</w:t>
+      </w:r>
+      <w:proofErr w:type="spellEnd"/>
+      <w:r>
+        <w:t xml:space="preserve">=False -&gt; </w:t>
+      </w:r>
+      <w:proofErr w:type="spellStart"/>
+      <w:r>
+        <w:t>boot_problem</w:t>
+      </w:r>
+      <w:proofErr w:type="spellEnd"/>
+      <w:r>
+        <w:t>=True</w:t>
+      </w:r>
+    </w:p>
+    <w:p>
+      <w:pPr>
+        <w:pStyle w:val="a0"/>
+      </w:pPr>
+      <w:r>
+        <w:t xml:space="preserve">R7: </w:t>
+      </w:r>
+      <w:proofErr w:type="spellStart"/>
+      <w:r>
+        <w:t>boot_problem</w:t>
+      </w:r>
+      <w:proofErr w:type="spellEnd"/>
+      <w:r>
+        <w:t xml:space="preserve">=True, </w:t>
+      </w:r>
+      <w:proofErr w:type="spellStart"/>
+      <w:r>
+        <w:t>disk_detected</w:t>
+      </w:r>
+      <w:proofErr w:type="spellEnd"/>
+      <w:r>
+        <w:t xml:space="preserve">=False -&gt; </w:t>
+      </w:r>
+      <w:proofErr w:type="spellStart"/>
+      <w:r>
+        <w:t>storage_problem</w:t>
+      </w:r>
+      <w:proofErr w:type="spellEnd"/>
+      <w:r>
+        <w:t>=True</w:t>
       </w:r>
     </w:p>
     <w:p>
@@ -7091,10 +7527,17 @@
           <w:lang w:val="uk-UA"/>
         </w:rPr>
       </w:pPr>
-      <w:r>
+    </w:p>
+    <w:p>
+      <w:pPr>
         <w:rPr>
           <w:lang w:val="uk-UA"/>
         </w:rPr>
+      </w:pPr>
+      <w:r>
+        <w:rPr>
+          <w:lang w:val="uk-UA"/>
+        </w:rPr>
         <w:t>У всіх тестах отримані результати відповідають сформованій базі знань. У тесті 2 висновок утворюється не одним правилом, а послідовністю R3, R5, R6 і R7, що підтверджує роботу прямого виведення. Нові факти system_started, post_passed і boot_problem послідовно додаються до робочої пам’яті та черги, після чого стають підставою для активації наступних правил.</w:t>
       </w:r>
     </w:p>
@@ -7110,6 +7553,13 @@
         </w:rPr>
         <w:t>Реалізація відокремлює знання від механізму виведення: для розширення предметної області достатньо додати нові об’єкти Rule без зміни функції infer(). Це забезпечує модульність продукційної моделі та спрощує подальше доповнення системи.</w:t>
       </w:r>
+    </w:p>
+    <w:p>
+      <w:pPr>
+        <w:rPr>
+          <w:lang w:val="uk-UA"/>
+        </w:rPr>
+      </w:pPr>
     </w:p>
     <w:p>
       <w:pPr>
@@ -7129,12 +7579,26 @@
           <w:lang w:val="uk-UA"/>
         </w:rPr>
       </w:pPr>
-      <w:r>
+    </w:p>
+    <w:p>
+      <w:pPr>
         <w:rPr>
           <w:lang w:val="uk-UA"/>
         </w:rPr>
+      </w:pPr>
+      <w:r>
+        <w:rPr>
+          <w:lang w:val="uk-UA"/>
+        </w:rPr>
         <w:t>У лабораторній роботі розроблено експертну систему продукційного типу для первинної діагностики несправностей персонального комп’ютера. Сформовано базу знань з дев’яти правил, реалізовано робочу пам’ять, чергу FIFO та механізм прямого логічного виведення мовою Python. Система приймає вихідні факти, формує діагностичний висновок і відображає ланцюг правил, які привели до результату. Тестування показало коректне послідовне спрацювання правил і можливість одержання багатокрокових висновків.</w:t>
       </w:r>
+    </w:p>
+    <w:p>
+      <w:pPr>
+        <w:rPr>
+          <w:lang w:val="uk-UA"/>
+        </w:rPr>
+      </w:pPr>
     </w:p>
     <w:p>
       <w:pPr>
@@ -7188,7 +7652,7 @@
       <w:r>
         <w:t xml:space="preserve">Rule-Based Inference (Forward and Backward Chaining). Living Books. URL: </w:t>
       </w:r>
-      <w:hyperlink r:id="rId12" w:history="1">
+      <w:hyperlink r:id="rId11" w:history="1">
         <w:r>
           <w:rPr>
             <w:rStyle w:val="Hyperlink"/>
@@ -7208,7 +7672,7 @@
       <w:r>
         <w:t xml:space="preserve">CLIPS. CLIPS Documentation. URL: </w:t>
       </w:r>
-      <w:hyperlink r:id="rId13" w:history="1">
+      <w:hyperlink r:id="rId12" w:history="1">
         <w:r>
           <w:rPr>
             <w:rStyle w:val="Hyperlink"/>
@@ -7228,7 +7692,7 @@
       <w:r>
         <w:t xml:space="preserve">Python Software Foundation. collections — Container datatypes. URL: </w:t>
       </w:r>
-      <w:hyperlink r:id="rId14" w:history="1">
+      <w:hyperlink r:id="rId13" w:history="1">
         <w:r>
           <w:rPr>
             <w:rStyle w:val="Hyperlink"/>
@@ -7248,12 +7712,18 @@
       <w:r>
         <w:t xml:space="preserve">Dell Technologies. Dell Support. URL: </w:t>
       </w:r>
-      <w:hyperlink r:id="rId15" w:history="1">
+      <w:hyperlink r:id="rId14" w:history="1">
         <w:r>
           <w:rPr>
             <w:rStyle w:val="Hyperlink"/>
           </w:rPr>
-          <w:t>https://www.dell.com/support/home/</w:t>
+          <w:t>https://www.de</w:t>
+        </w:r>
+        <w:r>
+          <w:rPr>
+            <w:rStyle w:val="Hyperlink"/>
+          </w:rPr>
+          <w:t>ll.com/support/home/</w:t>
         </w:r>
       </w:hyperlink>
       <w:r>
@@ -7267,7 +7737,7 @@
       <w:r>
         <w:t xml:space="preserve">HP. HP Support. URL: </w:t>
       </w:r>
-      <w:hyperlink r:id="rId16" w:history="1">
+      <w:hyperlink r:id="rId15" w:history="1">
         <w:r>
           <w:rPr>
             <w:rStyle w:val="Hyperlink"/>
@@ -7286,7 +7756,7 @@
       <w:r>
         <w:t xml:space="preserve">Lenovo. Lenovo Support. URL: </w:t>
       </w:r>
-      <w:hyperlink r:id="rId17" w:history="1">
+      <w:hyperlink r:id="rId16" w:history="1">
         <w:r>
           <w:rPr>
             <w:rStyle w:val="Hyperlink"/>
@@ -7300,7 +7770,7 @@
     </w:p>
     <w:p/>
     <w:sectPr>
-      <w:footerReference w:type="default" r:id="rId18"/>
+      <w:footerReference w:type="default" r:id="rId17"/>
       <w:pgSz w:w="12240" w:h="15840"/>
       <w:pgMar w:top="1134" w:right="850" w:bottom="1134" w:left="1417" w:header="720" w:footer="720" w:gutter="0"/>
       <w:cols w:space="720"/>
@@ -7583,6 +8053,181 @@
     </w:lvl>
   </w:abstractNum>
   <w:abstractNum w:abstractNumId="10" w15:restartNumberingAfterBreak="0">
+    <w:nsid w:val="07B3023C"/>
+    <w:multiLevelType w:val="hybridMultilevel"/>
+    <w:tmpl w:val="7EA612B4"/>
+    <w:lvl w:ilvl="0" w:tplc="FFFFFFFF">
+      <w:start w:val="1"/>
+      <w:numFmt w:val="decimal"/>
+      <w:lvlText w:val="%1."/>
+      <w:lvlJc w:val="left"/>
+      <w:pPr>
+        <w:ind w:left="720" w:hanging="360"/>
+      </w:pPr>
+    </w:lvl>
+    <w:lvl w:ilvl="1" w:tplc="FA24F0C6">
+      <w:start w:val="1"/>
+      <w:numFmt w:val="decimal"/>
+      <w:lvlText w:val="%2"/>
+      <w:lvlJc w:val="left"/>
+      <w:pPr>
+        <w:ind w:left="1440" w:hanging="360"/>
+      </w:pPr>
+      <w:rPr>
+        <w:rFonts w:hint="default"/>
+      </w:rPr>
+    </w:lvl>
+    <w:lvl w:ilvl="2" w:tplc="FFFFFFFF" w:tentative="1">
+      <w:start w:val="1"/>
+      <w:numFmt w:val="lowerRoman"/>
+      <w:lvlText w:val="%3."/>
+      <w:lvlJc w:val="right"/>
+      <w:pPr>
+        <w:ind w:left="2160" w:hanging="180"/>
+      </w:pPr>
+    </w:lvl>
+    <w:lvl w:ilvl="3" w:tplc="FFFFFFFF" w:tentative="1">
+      <w:start w:val="1"/>
+      <w:numFmt w:val="decimal"/>
+      <w:lvlText w:val="%4."/>
+      <w:lvlJc w:val="left"/>
+      <w:pPr>
+        <w:ind w:left="2880" w:hanging="360"/>
+      </w:pPr>
+    </w:lvl>
+    <w:lvl w:ilvl="4" w:tplc="FFFFFFFF" w:tentative="1">
+      <w:start w:val="1"/>
+      <w:numFmt w:val="lowerLetter"/>
+      <w:lvlText w:val="%5."/>
+      <w:lvlJc w:val="left"/>
+      <w:pPr>
+        <w:ind w:left="3600" w:hanging="360"/>
+      </w:pPr>
+    </w:lvl>
+    <w:lvl w:ilvl="5" w:tplc="FFFFFFFF" w:tentative="1">
+      <w:start w:val="1"/>
+      <w:numFmt w:val="lowerRoman"/>
+      <w:lvlText w:val="%6."/>
+      <w:lvlJc w:val="right"/>
+      <w:pPr>
+        <w:ind w:left="4320" w:hanging="180"/>
+      </w:pPr>
+    </w:lvl>
+    <w:lvl w:ilvl="6" w:tplc="FFFFFFFF" w:tentative="1">
+      <w:start w:val="1"/>
+      <w:numFmt w:val="decimal"/>
+      <w:lvlText w:val="%7."/>
+      <w:lvlJc w:val="left"/>
+      <w:pPr>
+        <w:ind w:left="5040" w:hanging="360"/>
+      </w:pPr>
+    </w:lvl>
+    <w:lvl w:ilvl="7" w:tplc="FFFFFFFF" w:tentative="1">
+      <w:start w:val="1"/>
+      <w:numFmt w:val="lowerLetter"/>
+      <w:lvlText w:val="%8."/>
+      <w:lvlJc w:val="left"/>
+      <w:pPr>
+        <w:ind w:left="5760" w:hanging="360"/>
+      </w:pPr>
+    </w:lvl>
+    <w:lvl w:ilvl="8" w:tplc="FFFFFFFF" w:tentative="1">
+      <w:start w:val="1"/>
+      <w:numFmt w:val="lowerRoman"/>
+      <w:lvlText w:val="%9."/>
+      <w:lvlJc w:val="right"/>
+      <w:pPr>
+        <w:ind w:left="6480" w:hanging="180"/>
+      </w:pPr>
+    </w:lvl>
+  </w:abstractNum>
+  <w:abstractNum w:abstractNumId="11" w15:restartNumberingAfterBreak="0">
+    <w:nsid w:val="168E75BA"/>
+    <w:multiLevelType w:val="hybridMultilevel"/>
+    <w:tmpl w:val="57B8AA6E"/>
+    <w:lvl w:ilvl="0" w:tplc="0409000F">
+      <w:start w:val="1"/>
+      <w:numFmt w:val="decimal"/>
+      <w:lvlText w:val="%1."/>
+      <w:lvlJc w:val="left"/>
+      <w:pPr>
+        <w:ind w:left="720" w:hanging="360"/>
+      </w:pPr>
+    </w:lvl>
+    <w:lvl w:ilvl="1" w:tplc="04090019">
+      <w:start w:val="1"/>
+      <w:numFmt w:val="lowerLetter"/>
+      <w:lvlText w:val="%2."/>
+      <w:lvlJc w:val="left"/>
+      <w:pPr>
+        <w:ind w:left="1440" w:hanging="360"/>
+      </w:pPr>
+    </w:lvl>
+    <w:lvl w:ilvl="2" w:tplc="0409001B" w:tentative="1">
+      <w:start w:val="1"/>
+      <w:numFmt w:val="lowerRoman"/>
+      <w:lvlText w:val="%3."/>
+      <w:lvlJc w:val="right"/>
+      <w:pPr>
+        <w:ind w:left="2160" w:hanging="180"/>
+      </w:pPr>
+    </w:lvl>
+    <w:lvl w:ilvl="3" w:tplc="0409000F" w:tentative="1">
+      <w:start w:val="1"/>
+      <w:numFmt w:val="decimal"/>
+      <w:lvlText w:val="%4."/>
+      <w:lvlJc w:val="left"/>
+      <w:pPr>
+        <w:ind w:left="2880" w:hanging="360"/>
+      </w:pPr>
+    </w:lvl>
+    <w:lvl w:ilvl="4" w:tplc="04090019" w:tentative="1">
+      <w:start w:val="1"/>
+      <w:numFmt w:val="lowerLetter"/>
+      <w:lvlText w:val="%5."/>
+      <w:lvlJc w:val="left"/>
+      <w:pPr>
+        <w:ind w:left="3600" w:hanging="360"/>
+      </w:pPr>
+    </w:lvl>
+    <w:lvl w:ilvl="5" w:tplc="0409001B" w:tentative="1">
+      <w:start w:val="1"/>
+      <w:numFmt w:val="lowerRoman"/>
+      <w:lvlText w:val="%6."/>
+      <w:lvlJc w:val="right"/>
+      <w:pPr>
+        <w:ind w:left="4320" w:hanging="180"/>
+      </w:pPr>
+    </w:lvl>
+    <w:lvl w:ilvl="6" w:tplc="0409000F" w:tentative="1">
+      <w:start w:val="1"/>
+      <w:numFmt w:val="decimal"/>
+      <w:lvlText w:val="%7."/>
+      <w:lvlJc w:val="left"/>
+      <w:pPr>
+        <w:ind w:left="5040" w:hanging="360"/>
+      </w:pPr>
+    </w:lvl>
+    <w:lvl w:ilvl="7" w:tplc="04090019" w:tentative="1">
+      <w:start w:val="1"/>
+      <w:numFmt w:val="lowerLetter"/>
+      <w:lvlText w:val="%8."/>
+      <w:lvlJc w:val="left"/>
+      <w:pPr>
+        <w:ind w:left="5760" w:hanging="360"/>
+      </w:pPr>
+    </w:lvl>
+    <w:lvl w:ilvl="8" w:tplc="0409001B" w:tentative="1">
+      <w:start w:val="1"/>
+      <w:numFmt w:val="lowerRoman"/>
+      <w:lvlText w:val="%9."/>
+      <w:lvlJc w:val="right"/>
+      <w:pPr>
+        <w:ind w:left="6480" w:hanging="180"/>
+      </w:pPr>
+    </w:lvl>
+  </w:abstractNum>
+  <w:abstractNum w:abstractNumId="12" w15:restartNumberingAfterBreak="0">
     <w:nsid w:val="192839F5"/>
     <w:multiLevelType w:val="hybridMultilevel"/>
     <w:tmpl w:val="92EA9BAC"/>
@@ -7672,7 +8317,7 @@
       </w:pPr>
     </w:lvl>
   </w:abstractNum>
-  <w:abstractNum w:abstractNumId="11" w15:restartNumberingAfterBreak="0">
+  <w:abstractNum w:abstractNumId="13" w15:restartNumberingAfterBreak="0">
     <w:nsid w:val="1A526EC1"/>
     <w:multiLevelType w:val="hybridMultilevel"/>
     <w:tmpl w:val="77683CAA"/>
@@ -7761,10 +8406,182 @@
       </w:pPr>
     </w:lvl>
   </w:abstractNum>
-  <w:abstractNum w:abstractNumId="12" w15:restartNumberingAfterBreak="0">
+  <w:abstractNum w:abstractNumId="14" w15:restartNumberingAfterBreak="0">
+    <w:nsid w:val="203B377F"/>
+    <w:multiLevelType w:val="hybridMultilevel"/>
+    <w:tmpl w:val="F1529FEC"/>
+    <w:lvl w:ilvl="0" w:tplc="FFFFFFFF">
+      <w:start w:val="1"/>
+      <w:numFmt w:val="decimal"/>
+      <w:lvlText w:val="%1."/>
+      <w:lvlJc w:val="left"/>
+      <w:pPr>
+        <w:ind w:left="720" w:hanging="360"/>
+      </w:pPr>
+    </w:lvl>
+    <w:lvl w:ilvl="1" w:tplc="0409000F">
+      <w:start w:val="1"/>
+      <w:numFmt w:val="decimal"/>
+      <w:lvlText w:val="%2."/>
+      <w:lvlJc w:val="left"/>
+      <w:pPr>
+        <w:ind w:left="1440" w:hanging="360"/>
+      </w:pPr>
+    </w:lvl>
+    <w:lvl w:ilvl="2" w:tplc="FFFFFFFF" w:tentative="1">
+      <w:start w:val="1"/>
+      <w:numFmt w:val="lowerRoman"/>
+      <w:lvlText w:val="%3."/>
+      <w:lvlJc w:val="right"/>
+      <w:pPr>
+        <w:ind w:left="2160" w:hanging="180"/>
+      </w:pPr>
+    </w:lvl>
+    <w:lvl w:ilvl="3" w:tplc="FFFFFFFF" w:tentative="1">
+      <w:start w:val="1"/>
+      <w:numFmt w:val="decimal"/>
+      <w:lvlText w:val="%4."/>
+      <w:lvlJc w:val="left"/>
+      <w:pPr>
+        <w:ind w:left="2880" w:hanging="360"/>
+      </w:pPr>
+    </w:lvl>
+    <w:lvl w:ilvl="4" w:tplc="FFFFFFFF" w:tentative="1">
+      <w:start w:val="1"/>
+      <w:numFmt w:val="lowerLetter"/>
+      <w:lvlText w:val="%5."/>
+      <w:lvlJc w:val="left"/>
+      <w:pPr>
+        <w:ind w:left="3600" w:hanging="360"/>
+      </w:pPr>
+    </w:lvl>
+    <w:lvl w:ilvl="5" w:tplc="FFFFFFFF" w:tentative="1">
+      <w:start w:val="1"/>
+      <w:numFmt w:val="lowerRoman"/>
+      <w:lvlText w:val="%6."/>
+      <w:lvlJc w:val="right"/>
+      <w:pPr>
+        <w:ind w:left="4320" w:hanging="180"/>
+      </w:pPr>
+    </w:lvl>
+    <w:lvl w:ilvl="6" w:tplc="FFFFFFFF" w:tentative="1">
+      <w:start w:val="1"/>
+      <w:numFmt w:val="decimal"/>
+      <w:lvlText w:val="%7."/>
+      <w:lvlJc w:val="left"/>
+      <w:pPr>
+        <w:ind w:left="5040" w:hanging="360"/>
+      </w:pPr>
+    </w:lvl>
+    <w:lvl w:ilvl="7" w:tplc="FFFFFFFF" w:tentative="1">
+      <w:start w:val="1"/>
+      <w:numFmt w:val="lowerLetter"/>
+      <w:lvlText w:val="%8."/>
+      <w:lvlJc w:val="left"/>
+      <w:pPr>
+        <w:ind w:left="5760" w:hanging="360"/>
+      </w:pPr>
+    </w:lvl>
+    <w:lvl w:ilvl="8" w:tplc="FFFFFFFF" w:tentative="1">
+      <w:start w:val="1"/>
+      <w:numFmt w:val="lowerRoman"/>
+      <w:lvlText w:val="%9."/>
+      <w:lvlJc w:val="right"/>
+      <w:pPr>
+        <w:ind w:left="6480" w:hanging="180"/>
+      </w:pPr>
+    </w:lvl>
+  </w:abstractNum>
+  <w:abstractNum w:abstractNumId="15" w15:restartNumberingAfterBreak="0">
+    <w:nsid w:val="26C22023"/>
+    <w:multiLevelType w:val="hybridMultilevel"/>
+    <w:tmpl w:val="3388632A"/>
+    <w:lvl w:ilvl="0" w:tplc="0409000F">
+      <w:start w:val="1"/>
+      <w:numFmt w:val="decimal"/>
+      <w:lvlText w:val="%1."/>
+      <w:lvlJc w:val="left"/>
+      <w:pPr>
+        <w:ind w:left="1429" w:hanging="360"/>
+      </w:pPr>
+    </w:lvl>
+    <w:lvl w:ilvl="1" w:tplc="04090019" w:tentative="1">
+      <w:start w:val="1"/>
+      <w:numFmt w:val="lowerLetter"/>
+      <w:lvlText w:val="%2."/>
+      <w:lvlJc w:val="left"/>
+      <w:pPr>
+        <w:ind w:left="2149" w:hanging="360"/>
+      </w:pPr>
+    </w:lvl>
+    <w:lvl w:ilvl="2" w:tplc="0409001B" w:tentative="1">
+      <w:start w:val="1"/>
+      <w:numFmt w:val="lowerRoman"/>
+      <w:lvlText w:val="%3."/>
+      <w:lvlJc w:val="right"/>
+      <w:pPr>
+        <w:ind w:left="2869" w:hanging="180"/>
+      </w:pPr>
+    </w:lvl>
+    <w:lvl w:ilvl="3" w:tplc="0409000F" w:tentative="1">
+      <w:start w:val="1"/>
+      <w:numFmt w:val="decimal"/>
+      <w:lvlText w:val="%4."/>
+      <w:lvlJc w:val="left"/>
+      <w:pPr>
+        <w:ind w:left="3589" w:hanging="360"/>
+      </w:pPr>
+    </w:lvl>
+    <w:lvl w:ilvl="4" w:tplc="04090019" w:tentative="1">
+      <w:start w:val="1"/>
+      <w:numFmt w:val="lowerLetter"/>
+      <w:lvlText w:val="%5."/>
+      <w:lvlJc w:val="left"/>
+      <w:pPr>
+        <w:ind w:left="4309" w:hanging="360"/>
+      </w:pPr>
+    </w:lvl>
+    <w:lvl w:ilvl="5" w:tplc="0409001B" w:tentative="1">
+      <w:start w:val="1"/>
+      <w:numFmt w:val="lowerRoman"/>
+      <w:lvlText w:val="%6."/>
+      <w:lvlJc w:val="right"/>
+      <w:pPr>
+        <w:ind w:left="5029" w:hanging="180"/>
+      </w:pPr>
+    </w:lvl>
+    <w:lvl w:ilvl="6" w:tplc="0409000F" w:tentative="1">
+      <w:start w:val="1"/>
+      <w:numFmt w:val="decimal"/>
+      <w:lvlText w:val="%7."/>
+      <w:lvlJc w:val="left"/>
+      <w:pPr>
+        <w:ind w:left="5749" w:hanging="360"/>
+      </w:pPr>
+    </w:lvl>
+    <w:lvl w:ilvl="7" w:tplc="04090019" w:tentative="1">
+      <w:start w:val="1"/>
+      <w:numFmt w:val="lowerLetter"/>
+      <w:lvlText w:val="%8."/>
+      <w:lvlJc w:val="left"/>
+      <w:pPr>
+        <w:ind w:left="6469" w:hanging="360"/>
+      </w:pPr>
+    </w:lvl>
+    <w:lvl w:ilvl="8" w:tplc="0409001B" w:tentative="1">
+      <w:start w:val="1"/>
+      <w:numFmt w:val="lowerRoman"/>
+      <w:lvlText w:val="%9."/>
+      <w:lvlJc w:val="right"/>
+      <w:pPr>
+        <w:ind w:left="7189" w:hanging="180"/>
+      </w:pPr>
+    </w:lvl>
+  </w:abstractNum>
+  <w:abstractNum w:abstractNumId="16" w15:restartNumberingAfterBreak="0">
     <w:nsid w:val="54092E85"/>
     <w:multiLevelType w:val="hybridMultilevel"/>
-    <w:tmpl w:val="D9B20E94"/>
+    <w:tmpl w:val="EAFC4EFC"/>
     <w:lvl w:ilvl="0" w:tplc="137862BC">
       <w:start w:val="1"/>
       <w:numFmt w:val="decimal"/>
@@ -7778,14 +8595,17 @@
         <w:rFonts w:hint="default"/>
       </w:rPr>
     </w:lvl>
-    <w:lvl w:ilvl="1" w:tplc="04090019" w:tentative="1">
+    <w:lvl w:ilvl="1" w:tplc="941C5CAE">
       <w:start w:val="1"/>
-      <w:numFmt w:val="lowerLetter"/>
+      <w:numFmt w:val="decimal"/>
       <w:lvlText w:val="%2."/>
       <w:lvlJc w:val="left"/>
       <w:pPr>
         <w:ind w:left="1440" w:hanging="360"/>
       </w:pPr>
+      <w:rPr>
+        <w:rFonts w:hint="default"/>
+      </w:rPr>
     </w:lvl>
     <w:lvl w:ilvl="2" w:tplc="0409001B" w:tentative="1">
       <w:start w:val="1"/>
@@ -7851,7 +8671,93 @@
       </w:pPr>
     </w:lvl>
   </w:abstractNum>
-  <w:abstractNum w:abstractNumId="13" w15:restartNumberingAfterBreak="0">
+  <w:abstractNum w:abstractNumId="17" w15:restartNumberingAfterBreak="0">
+    <w:nsid w:val="73F55897"/>
+    <w:multiLevelType w:val="hybridMultilevel"/>
+    <w:tmpl w:val="DA78A5DC"/>
+    <w:lvl w:ilvl="0" w:tplc="FFFFFFFF">
+      <w:start w:val="1"/>
+      <w:numFmt w:val="decimal"/>
+      <w:lvlText w:val="%1."/>
+      <w:lvlJc w:val="left"/>
+      <w:pPr>
+        <w:ind w:left="720" w:hanging="360"/>
+      </w:pPr>
+    </w:lvl>
+    <w:lvl w:ilvl="1" w:tplc="0409000F">
+      <w:start w:val="1"/>
+      <w:numFmt w:val="decimal"/>
+      <w:lvlText w:val="%2."/>
+      <w:lvlJc w:val="left"/>
+      <w:pPr>
+        <w:ind w:left="1440" w:hanging="360"/>
+      </w:pPr>
+    </w:lvl>
+    <w:lvl w:ilvl="2" w:tplc="FFFFFFFF" w:tentative="1">
+      <w:start w:val="1"/>
+      <w:numFmt w:val="lowerRoman"/>
+      <w:lvlText w:val="%3."/>
+      <w:lvlJc w:val="right"/>
+      <w:pPr>
+        <w:ind w:left="2160" w:hanging="180"/>
+      </w:pPr>
+    </w:lvl>
+    <w:lvl w:ilvl="3" w:tplc="FFFFFFFF" w:tentative="1">
+      <w:start w:val="1"/>
+      <w:numFmt w:val="decimal"/>
+      <w:lvlText w:val="%4."/>
+      <w:lvlJc w:val="left"/>
+      <w:pPr>
+        <w:ind w:left="2880" w:hanging="360"/>
+      </w:pPr>
+    </w:lvl>
+    <w:lvl w:ilvl="4" w:tplc="FFFFFFFF" w:tentative="1">
+      <w:start w:val="1"/>
+      <w:numFmt w:val="lowerLetter"/>
+      <w:lvlText w:val="%5."/>
+      <w:lvlJc w:val="left"/>
+      <w:pPr>
+        <w:ind w:left="3600" w:hanging="360"/>
+      </w:pPr>
+    </w:lvl>
+    <w:lvl w:ilvl="5" w:tplc="FFFFFFFF" w:tentative="1">
+      <w:start w:val="1"/>
+      <w:numFmt w:val="lowerRoman"/>
+      <w:lvlText w:val="%6."/>
+      <w:lvlJc w:val="right"/>
+      <w:pPr>
+        <w:ind w:left="4320" w:hanging="180"/>
+      </w:pPr>
+    </w:lvl>
+    <w:lvl w:ilvl="6" w:tplc="FFFFFFFF" w:tentative="1">
+      <w:start w:val="1"/>
+      <w:numFmt w:val="decimal"/>
+      <w:lvlText w:val="%7."/>
+      <w:lvlJc w:val="left"/>
+      <w:pPr>
+        <w:ind w:left="5040" w:hanging="360"/>
+      </w:pPr>
+    </w:lvl>
+    <w:lvl w:ilvl="7" w:tplc="FFFFFFFF" w:tentative="1">
+      <w:start w:val="1"/>
+      <w:numFmt w:val="lowerLetter"/>
+      <w:lvlText w:val="%8."/>
+      <w:lvlJc w:val="left"/>
+      <w:pPr>
+        <w:ind w:left="5760" w:hanging="360"/>
+      </w:pPr>
+    </w:lvl>
+    <w:lvl w:ilvl="8" w:tplc="FFFFFFFF" w:tentative="1">
+      <w:start w:val="1"/>
+      <w:numFmt w:val="lowerRoman"/>
+      <w:lvlText w:val="%9."/>
+      <w:lvlJc w:val="right"/>
+      <w:pPr>
+        <w:ind w:left="6480" w:hanging="180"/>
+      </w:pPr>
+    </w:lvl>
+  </w:abstractNum>
+  <w:abstractNum w:abstractNumId="18" w15:restartNumberingAfterBreak="0">
     <w:nsid w:val="779854AF"/>
     <w:multiLevelType w:val="multilevel"/>
     <w:tmpl w:val="016CDC6C"/>
@@ -8001,22 +8907,37 @@
     <w:abstractNumId w:val="0"/>
   </w:num>
   <w:num w:numId="13" w16cid:durableId="466968540">
-    <w:abstractNumId w:val="12"/>
+    <w:abstractNumId w:val="16"/>
   </w:num>
   <w:num w:numId="14" w16cid:durableId="639698407">
-    <w:abstractNumId w:val="12"/>
+    <w:abstractNumId w:val="16"/>
     <w:lvlOverride w:ilvl="0">
       <w:startOverride w:val="1"/>
     </w:lvlOverride>
   </w:num>
   <w:num w:numId="15" w16cid:durableId="32779054">
+    <w:abstractNumId w:val="13"/>
+  </w:num>
+  <w:num w:numId="16" w16cid:durableId="1851409412">
+    <w:abstractNumId w:val="12"/>
+  </w:num>
+  <w:num w:numId="17" w16cid:durableId="1237083480">
+    <w:abstractNumId w:val="18"/>
+  </w:num>
+  <w:num w:numId="18" w16cid:durableId="607852178">
+    <w:abstractNumId w:val="15"/>
+  </w:num>
+  <w:num w:numId="19" w16cid:durableId="506332130">
     <w:abstractNumId w:val="11"/>
   </w:num>
-  <w:num w:numId="16" w16cid:durableId="1851409412">
+  <w:num w:numId="20" w16cid:durableId="1423716734">
+    <w:abstractNumId w:val="17"/>
+  </w:num>
+  <w:num w:numId="21" w16cid:durableId="1435396684">
     <w:abstractNumId w:val="10"/>
   </w:num>
-  <w:num w:numId="17" w16cid:durableId="1237083480">
-    <w:abstractNumId w:val="13"/>
+  <w:num w:numId="22" w16cid:durableId="1057894942">
+    <w:abstractNumId w:val="14"/>
   </w:num>
 </w:numbering>
 </file>
@@ -8410,7 +9331,7 @@
   <w:style w:type="paragraph" w:default="1" w:styleId="Normal">
     <w:name w:val="Normal"/>
     <w:qFormat/>
-    <w:rsid w:val="00E1128D"/>
+    <w:rsid w:val="008617E0"/>
     <w:pPr>
       <w:spacing w:after="0" w:line="360" w:lineRule="auto"/>
       <w:ind w:firstLine="709"/>
@@ -8427,7 +9348,7 @@
     <w:next w:val="Normal"/>
     <w:link w:val="Heading1Char"/>
     <w:qFormat/>
-    <w:rsid w:val="002A026B"/>
+    <w:rsid w:val="00A205F7"/>
     <w:pPr>
       <w:keepNext/>
       <w:keepLines/>
@@ -8439,7 +9360,7 @@
       <w:outlineLvl w:val="0"/>
     </w:pPr>
     <w:rPr>
-      <w:rFonts w:asciiTheme="majorHAnsi" w:eastAsiaTheme="majorEastAsia" w:hAnsiTheme="majorHAnsi" w:cstheme="majorBidi"/>
+      <w:rFonts w:eastAsiaTheme="majorEastAsia" w:cstheme="majorBidi"/>
       <w:b/>
       <w:bCs/>
       <w:caps/>
@@ -8717,9 +9638,9 @@
     <w:name w:val="Heading 1 Char"/>
     <w:basedOn w:val="DefaultParagraphFont"/>
     <w:link w:val="Heading1"/>
-    <w:rsid w:val="002A026B"/>
+    <w:rsid w:val="00A205F7"/>
     <w:rPr>
-      <w:rFonts w:asciiTheme="majorHAnsi" w:eastAsiaTheme="majorEastAsia" w:hAnsiTheme="majorHAnsi" w:cstheme="majorBidi"/>
+      <w:rFonts w:ascii="Times New Roman" w:eastAsiaTheme="majorEastAsia" w:hAnsi="Times New Roman" w:cstheme="majorBidi"/>
       <w:b/>
       <w:bCs/>
       <w:caps/>
@@ -8840,9 +9761,9 @@
     <w:basedOn w:val="Normal"/>
     <w:uiPriority w:val="34"/>
     <w:qFormat/>
-    <w:rsid w:val="00FC693F"/>
+    <w:rsid w:val="00A205F7"/>
     <w:pPr>
-      <w:ind w:left="720"/>
+      <w:ind w:firstLine="706"/>
       <w:contextualSpacing/>
     </w:pPr>
   </w:style>
@@ -9206,18 +10127,16 @@
     <w:name w:val="caption"/>
     <w:basedOn w:val="Normal"/>
     <w:next w:val="Normal"/>
+    <w:autoRedefine/>
     <w:uiPriority w:val="35"/>
     <w:unhideWhenUsed/>
     <w:qFormat/>
-    <w:rsid w:val="00FC693F"/>
+    <w:rsid w:val="00D51804"/>
     <w:pPr>
-      <w:spacing w:line="240" w:lineRule="auto"/>
+      <w:ind w:firstLine="706"/>
     </w:pPr>
     <w:rPr>
-      <w:b/>
       <w:bCs/>
-      <w:color w:val="4F81BD" w:themeColor="accent1"/>
-      <w:sz w:val="18"/>
       <w:szCs w:val="18"/>
     </w:rPr>
   </w:style>
@@ -19584,7 +20503,7 @@
       <w:spacing w:before="0" w:after="420"/>
     </w:pPr>
     <w:rPr>
-      <w:rFonts w:ascii="Times New Roman" w:eastAsia="Times New Roman" w:hAnsi="Times New Roman" w:cs="Times New Roman"/>
+      <w:rFonts w:eastAsia="Times New Roman" w:cs="Times New Roman"/>
       <w:color w:val="auto"/>
       <w:szCs w:val="32"/>
       <w:lang w:val="uk-UA" w:eastAsia="ru-RU"/>
@@ -19659,6 +20578,46 @@
       <w:szCs w:val="24"/>
       <w:lang w:eastAsia="ja-JP"/>
     </w:rPr>
+  </w:style>
+  <w:style w:type="character" w:styleId="FollowedHyperlink">
+    <w:name w:val="FollowedHyperlink"/>
+    <w:basedOn w:val="DefaultParagraphFont"/>
+    <w:uiPriority w:val="99"/>
+    <w:semiHidden/>
+    <w:unhideWhenUsed/>
+    <w:rsid w:val="00272BBA"/>
+    <w:rPr>
+      <w:color w:val="800080" w:themeColor="followedHyperlink"/>
+      <w:u w:val="single"/>
+    </w:rPr>
+  </w:style>
+  <w:style w:type="paragraph" w:customStyle="1" w:styleId="ab">
+    <w:name w:val="Текст таблиці"/>
+    <w:basedOn w:val="Normal"/>
+    <w:qFormat/>
+    <w:rsid w:val="00E21FD8"/>
+    <w:pPr>
+      <w:ind w:firstLine="0"/>
+      <w:jc w:val="center"/>
+    </w:pPr>
+    <w:rPr>
+      <w:bCs/>
+      <w:szCs w:val="28"/>
+      <w:lang w:val="uk-UA"/>
+    </w:rPr>
+  </w:style>
+  <w:style w:type="paragraph" w:styleId="TOC2">
+    <w:name w:val="toc 2"/>
+    <w:basedOn w:val="Normal"/>
+    <w:next w:val="Normal"/>
+    <w:autoRedefine/>
+    <w:uiPriority w:val="39"/>
+    <w:unhideWhenUsed/>
+    <w:rsid w:val="007448B8"/>
+    <w:pPr>
+      <w:spacing w:after="100"/>
+      <w:ind w:left="280"/>
+    </w:pPr>
   </w:style>
 </w:styles>
 </file>

--- a/Лабораторна_робота_1_експертна_система.docx
+++ b/Лабораторна_робота_1_експертна_система.docx
@@ -4,24 +4,113 @@
   <w:body>
     <w:p>
       <w:pPr>
+        <w:pStyle w:val="ad"/>
+      </w:pPr>
+      <w:r>
+        <w:t xml:space="preserve">МІНІСТЕРСТВО НАУКИ ТА ОСВІТИ УКРАЇНИ </w:t>
+      </w:r>
+    </w:p>
+    <w:p>
+      <w:pPr>
+        <w:pStyle w:val="ad"/>
+      </w:pPr>
+    </w:p>
+    <w:p>
+      <w:pPr>
+        <w:pStyle w:val="ad"/>
+      </w:pPr>
+      <w:r>
+        <w:t xml:space="preserve">НАЦІОНАЛЬНИЙ ТЕХНІЧНИЙ УНІВЕРСИТЕТ </w:t>
+      </w:r>
+    </w:p>
+    <w:p>
+      <w:pPr>
+        <w:pStyle w:val="ad"/>
+      </w:pPr>
+      <w:r>
+        <w:t>«</w:t>
+      </w:r>
+      <w:r>
+        <w:t>ХАРКІВСЬКИЙ ПОЛІТЕХНІЧНИЙ ІНСТИТУТ</w:t>
+      </w:r>
+      <w:r>
+        <w:t>»</w:t>
+      </w:r>
+    </w:p>
+    <w:p>
+      <w:pPr>
         <w:ind w:firstLine="0"/>
         <w:jc w:val="center"/>
-        <w:rPr>
-          <w:lang w:val="uk-UA"/>
-        </w:rPr>
-      </w:pPr>
-      <w:r>
         <w:rPr>
           <w:b/>
           <w:sz w:val="32"/>
           <w:lang w:val="uk-UA"/>
         </w:rPr>
-        <w:t>ЗВІТ</w:t>
-      </w:r>
-      <w:r>
-        <w:rPr>
+      </w:pPr>
+    </w:p>
+    <w:p>
+      <w:pPr>
+        <w:ind w:firstLine="0"/>
+        <w:jc w:val="center"/>
+        <w:rPr>
+          <w:rFonts w:eastAsiaTheme="minorEastAsia"/>
+          <w:bCs/>
+          <w:sz w:val="32"/>
+          <w:lang w:val="uk-UA" w:eastAsia="ja-JP"/>
+        </w:rPr>
+      </w:pPr>
+      <w:r>
+        <w:rPr>
+          <w:bCs/>
+          <w:sz w:val="32"/>
+          <w:lang w:val="uk-UA"/>
+        </w:rPr>
+        <w:t xml:space="preserve">КАФЕДРА </w:t>
+      </w:r>
+      <w:r>
+        <w:rPr>
+          <w:bCs/>
+          <w:sz w:val="32"/>
+          <w:lang w:val="uk-UA"/>
+        </w:rPr>
+        <w:t>ІНФОРМАЦІЙНИХ СИСТЕМ ТА ТЕХНОЛОГІЙ</w:t>
+      </w:r>
+    </w:p>
+    <w:p>
+      <w:pPr>
+        <w:ind w:firstLine="0"/>
+        <w:jc w:val="center"/>
+        <w:rPr>
+          <w:rFonts w:eastAsiaTheme="minorEastAsia" w:hint="eastAsia"/>
           <w:b/>
           <w:sz w:val="32"/>
+          <w:lang w:val="uk-UA" w:eastAsia="ja-JP"/>
+        </w:rPr>
+      </w:pPr>
+    </w:p>
+    <w:p>
+      <w:pPr>
+        <w:ind w:firstLine="0"/>
+        <w:jc w:val="center"/>
+        <w:rPr>
+          <w:rFonts w:eastAsiaTheme="minorEastAsia"/>
+          <w:bCs/>
+          <w:sz w:val="32"/>
+          <w:lang w:val="uk-UA" w:eastAsia="ja-JP"/>
+        </w:rPr>
+      </w:pPr>
+      <w:r>
+        <w:rPr>
+          <w:bCs/>
+          <w:sz w:val="32"/>
+          <w:lang w:val="uk-UA"/>
+        </w:rPr>
+        <w:t>ЗВІТ</w:t>
+      </w:r>
+      <w:r>
+        <w:rPr>
+          <w:bCs/>
+          <w:sz w:val="32"/>
           <w:lang w:val="uk-UA"/>
         </w:rPr>
         <w:br/>
@@ -33,23 +122,35 @@
         <w:ind w:firstLine="0"/>
         <w:jc w:val="center"/>
         <w:rPr>
+          <w:rFonts w:hint="eastAsia"/>
+          <w:bCs/>
+          <w:sz w:val="32"/>
           <w:lang w:val="uk-UA"/>
         </w:rPr>
       </w:pPr>
       <w:r>
         <w:rPr>
-          <w:b/>
+          <w:bCs/>
+          <w:sz w:val="32"/>
           <w:lang w:val="uk-UA"/>
         </w:rPr>
-        <w:t>Розробка елементів експертної системи продукційного типу,</w:t>
-      </w:r>
-      <w:r>
-        <w:rPr>
-          <w:b/>
+        <w:t xml:space="preserve">з дисципліни «Основи </w:t>
+      </w:r>
+      <w:r>
+        <w:rPr>
+          <w:bCs/>
+          <w:sz w:val="32"/>
           <w:lang w:val="uk-UA"/>
         </w:rPr>
-        <w:br/>
-        <w:t>яка реалізує пряме виведення</w:t>
+        <w:t>інформаційних систем та технологій</w:t>
+      </w:r>
+      <w:r>
+        <w:rPr>
+          <w:bCs/>
+          <w:sz w:val="32"/>
+          <w:lang w:val="uk-UA"/>
+        </w:rPr>
+        <w:t>»</w:t>
       </w:r>
     </w:p>
     <w:p>
@@ -57,25 +158,234 @@
         <w:ind w:firstLine="0"/>
         <w:jc w:val="center"/>
         <w:rPr>
+          <w:rFonts w:eastAsiaTheme="minorEastAsia"/>
+          <w:bCs/>
+          <w:lang w:val="uk-UA" w:eastAsia="ja-JP"/>
+        </w:rPr>
+      </w:pPr>
+      <w:r>
+        <w:rPr>
+          <w:bCs/>
           <w:lang w:val="uk-UA"/>
         </w:rPr>
-      </w:pPr>
-      <w:r>
-        <w:rPr>
+        <w:t>Розробка елементів експертної системи продукційного типу,</w:t>
+      </w:r>
+    </w:p>
+    <w:p>
+      <w:pPr>
+        <w:ind w:firstLine="0"/>
+        <w:jc w:val="center"/>
+        <w:rPr>
+          <w:bCs/>
           <w:lang w:val="uk-UA"/>
         </w:rPr>
-        <w:t>Предметна область: діагностика типових несправностей персонального комп’ютера</w:t>
-      </w:r>
-    </w:p>
-    <w:p>
-      <w:pPr>
-        <w:spacing w:line="276" w:lineRule="auto"/>
+      </w:pPr>
+      <w:r>
+        <w:rPr>
+          <w:bCs/>
+          <w:lang w:val="uk-UA"/>
+        </w:rPr>
+        <w:t>яка реалізує пряме виведення</w:t>
+      </w:r>
+    </w:p>
+    <w:p>
+      <w:pPr>
         <w:ind w:firstLine="0"/>
-        <w:jc w:val="left"/>
-        <w:rPr>
+        <w:jc w:val="center"/>
+        <w:rPr>
+          <w:rFonts w:eastAsiaTheme="minorEastAsia"/>
+          <w:lang w:val="uk-UA" w:eastAsia="ja-JP"/>
+        </w:rPr>
+      </w:pPr>
+    </w:p>
+    <w:p>
+      <w:pPr>
+        <w:ind w:firstLine="0"/>
+        <w:jc w:val="center"/>
+        <w:rPr>
+          <w:rFonts w:eastAsiaTheme="minorEastAsia"/>
+          <w:lang w:val="uk-UA" w:eastAsia="ja-JP"/>
+        </w:rPr>
+      </w:pPr>
+    </w:p>
+    <w:p>
+      <w:pPr>
+        <w:ind w:firstLine="0"/>
+        <w:jc w:val="center"/>
+        <w:rPr>
+          <w:rFonts w:eastAsiaTheme="minorEastAsia"/>
+          <w:lang w:val="uk-UA" w:eastAsia="ja-JP"/>
+        </w:rPr>
+      </w:pPr>
+    </w:p>
+    <w:p>
+      <w:pPr>
+        <w:ind w:firstLine="0"/>
+        <w:jc w:val="center"/>
+        <w:rPr>
+          <w:rFonts w:eastAsiaTheme="minorEastAsia"/>
+          <w:lang w:val="uk-UA" w:eastAsia="ja-JP"/>
+        </w:rPr>
+      </w:pPr>
+    </w:p>
+    <w:p>
+      <w:pPr>
+        <w:pStyle w:val="ae"/>
+        <w:ind w:left="6300"/>
+        <w:rPr>
+          <w:rFonts w:eastAsiaTheme="minorEastAsia" w:hint="eastAsia"/>
+          <w:lang w:eastAsia="ja-JP"/>
+        </w:rPr>
+      </w:pPr>
+      <w:r>
+        <w:t>Виконав</w:t>
+      </w:r>
+      <w:r>
+        <w:t>(-ла)</w:t>
+      </w:r>
+      <w:r>
+        <w:t>:</w:t>
+      </w:r>
+    </w:p>
+    <w:p>
+      <w:pPr>
+        <w:pStyle w:val="Style1"/>
+        <w:ind w:left="6300"/>
+      </w:pPr>
+      <w:r>
+        <w:t>студент гр. КН</w:t>
+      </w:r>
+      <w:r>
+        <w:t>-</w:t>
+      </w:r>
+      <w:r>
+        <w:t>726</w:t>
+      </w:r>
+    </w:p>
+    <w:p>
+      <w:pPr>
+        <w:pStyle w:val="Style1"/>
+        <w:ind w:left="6300"/>
+        <w:rPr>
+          <w:rFonts w:eastAsia="Times New Roman"/>
+        </w:rPr>
+      </w:pPr>
+      <w:r>
+        <w:t xml:space="preserve">МИЩЕНКО </w:t>
+      </w:r>
+      <w:r>
+        <w:t>Олександр</w:t>
+      </w:r>
+    </w:p>
+    <w:p>
+      <w:pPr>
+        <w:pStyle w:val="ae"/>
+        <w:ind w:left="6300"/>
+      </w:pPr>
+      <w:r>
+        <w:t>Перевірив</w:t>
+      </w:r>
+      <w:r>
+        <w:t>(-ла)</w:t>
+      </w:r>
+      <w:r>
+        <w:t xml:space="preserve">: </w:t>
+      </w:r>
+    </w:p>
+    <w:p>
+      <w:pPr>
+        <w:pStyle w:val="Style1"/>
+        <w:ind w:left="6300"/>
+      </w:pPr>
+      <w:r>
+        <w:t>ст</w:t>
+      </w:r>
+      <w:r>
+        <w:t>.</w:t>
+      </w:r>
+      <w:r>
+        <w:t xml:space="preserve"> викл.</w:t>
+      </w:r>
+      <w:r>
+        <w:t xml:space="preserve"> каф. </w:t>
+      </w:r>
+      <w:r>
+        <w:t>ІСТ</w:t>
+      </w:r>
+      <w:r>
+        <w:t xml:space="preserve"> </w:t>
+      </w:r>
+    </w:p>
+    <w:p>
+      <w:pPr>
+        <w:pStyle w:val="Style1"/>
+        <w:ind w:left="6300"/>
+      </w:pPr>
+      <w:r>
+        <w:t xml:space="preserve">КОНДРАТОВ </w:t>
+      </w:r>
+      <w:r>
+        <w:t>О.М.</w:t>
+      </w:r>
+    </w:p>
+    <w:p>
+      <w:pPr>
+        <w:pStyle w:val="ae"/>
+        <w:rPr>
+          <w:lang w:eastAsia="ja-JP"/>
+        </w:rPr>
+      </w:pPr>
+    </w:p>
+    <w:p>
+      <w:pPr>
+        <w:pStyle w:val="ae"/>
+        <w:rPr>
+          <w:lang w:eastAsia="ja-JP"/>
+        </w:rPr>
+      </w:pPr>
+    </w:p>
+    <w:p>
+      <w:pPr>
+        <w:ind w:firstLine="0"/>
+        <w:jc w:val="center"/>
+        <w:rPr>
+          <w:szCs w:val="28"/>
+          <w:lang w:val="uk-UA" w:eastAsia="ja-JP"/>
+        </w:rPr>
+      </w:pPr>
+      <w:r>
+        <w:rPr>
+          <w:bCs/>
+          <w:szCs w:val="28"/>
           <w:lang w:val="uk-UA"/>
         </w:rPr>
-      </w:pPr>
+        <w:t>Харків</w:t>
+      </w:r>
+    </w:p>
+    <w:p>
+      <w:pPr>
+        <w:ind w:firstLine="0"/>
+        <w:jc w:val="center"/>
+        <w:rPr>
+          <w:lang w:val="uk-UA"/>
+        </w:rPr>
+      </w:pPr>
+      <w:r>
+        <w:rPr>
+          <w:bCs/>
+          <w:szCs w:val="28"/>
+          <w:lang w:val="uk-UA"/>
+        </w:rPr>
+        <w:t>202</w:t>
+      </w:r>
+      <w:r>
+        <w:rPr>
+          <w:bCs/>
+          <w:szCs w:val="28"/>
+          <w:lang w:val="uk-UA"/>
+        </w:rPr>
+        <w:t>6</w:t>
+      </w:r>
       <w:r>
         <w:rPr>
           <w:lang w:val="uk-UA"/>
@@ -109,9 +419,15 @@
           <w:pPr>
             <w:pStyle w:val="TOCHeading"/>
             <w:spacing w:before="0" w:after="0"/>
+            <w:rPr>
+              <w:lang w:val="uk-UA"/>
+            </w:rPr>
           </w:pPr>
           <w:r>
-            <w:t>Contents</w:t>
+            <w:rPr>
+              <w:lang w:val="uk-UA"/>
+            </w:rPr>
+            <w:t>Зміст</w:t>
           </w:r>
         </w:p>
         <w:p>
@@ -120,7 +436,6 @@
             <w:tabs>
               <w:tab w:val="right" w:leader="dot" w:pos="9963"/>
             </w:tabs>
-            <w:spacing w:after="0"/>
             <w:rPr>
               <w:rFonts w:asciiTheme="minorHAnsi" w:eastAsiaTheme="minorEastAsia" w:hAnsiTheme="minorHAnsi"/>
               <w:noProof/>
@@ -150,12 +465,13 @@
             </w:rPr>
             <w:fldChar w:fldCharType="separate"/>
           </w:r>
-          <w:hyperlink w:anchor="_Toc242178467" w:history="1">
+          <w:hyperlink w:anchor="_Toc243992965" w:history="1">
             <w:r>
               <w:rPr>
                 <w:rStyle w:val="Hyperlink"/>
                 <w:rFonts w:eastAsiaTheme="majorEastAsia"/>
                 <w:noProof/>
+                <w:lang w:eastAsia="ja-JP"/>
               </w:rPr>
               <w:t>Вступ</w:t>
             </w:r>
@@ -178,7 +494,7 @@
                 <w:noProof/>
                 <w:webHidden/>
               </w:rPr>
-              <w:instrText xml:space="preserve"> PAGEREF _Toc242178467 \h </w:instrText>
+              <w:instrText xml:space="preserve"> PAGEREF _Toc243992965 \h </w:instrText>
             </w:r>
             <w:r>
               <w:rPr>
@@ -215,7 +531,6 @@
             <w:tabs>
               <w:tab w:val="right" w:leader="dot" w:pos="9963"/>
             </w:tabs>
-            <w:spacing w:after="0"/>
             <w:rPr>
               <w:rFonts w:asciiTheme="minorHAnsi" w:eastAsiaTheme="minorEastAsia" w:hAnsiTheme="minorHAnsi"/>
               <w:noProof/>
@@ -226,14 +541,14 @@
               <w14:ligatures w14:val="standardContextual"/>
             </w:rPr>
           </w:pPr>
-          <w:hyperlink w:anchor="_Toc242178468" w:history="1">
+          <w:hyperlink w:anchor="_Toc243992966" w:history="1">
             <w:r>
               <w:rPr>
                 <w:rStyle w:val="Hyperlink"/>
                 <w:rFonts w:eastAsiaTheme="majorEastAsia"/>
                 <w:noProof/>
               </w:rPr>
-              <w:t>Мета роботи</w:t>
+              <w:t>Мета роботи та постановка завдання</w:t>
             </w:r>
             <w:r>
               <w:rPr>
@@ -254,83 +569,7 @@
                 <w:noProof/>
                 <w:webHidden/>
               </w:rPr>
-              <w:instrText xml:space="preserve"> PAGEREF _Toc242178468 \h </w:instrText>
-            </w:r>
-            <w:r>
-              <w:rPr>
-                <w:noProof/>
-                <w:webHidden/>
-              </w:rPr>
-            </w:r>
-            <w:r>
-              <w:rPr>
-                <w:noProof/>
-                <w:webHidden/>
-              </w:rPr>
-              <w:fldChar w:fldCharType="separate"/>
-            </w:r>
-            <w:r>
-              <w:rPr>
-                <w:noProof/>
-                <w:webHidden/>
-              </w:rPr>
-              <w:t>5</w:t>
-            </w:r>
-            <w:r>
-              <w:rPr>
-                <w:noProof/>
-                <w:webHidden/>
-              </w:rPr>
-              <w:fldChar w:fldCharType="end"/>
-            </w:r>
-          </w:hyperlink>
-        </w:p>
-        <w:p>
-          <w:pPr>
-            <w:pStyle w:val="TOC1"/>
-            <w:tabs>
-              <w:tab w:val="right" w:leader="dot" w:pos="9963"/>
-            </w:tabs>
-            <w:spacing w:after="0"/>
-            <w:rPr>
-              <w:rFonts w:asciiTheme="minorHAnsi" w:eastAsiaTheme="minorEastAsia" w:hAnsiTheme="minorHAnsi"/>
-              <w:noProof/>
-              <w:kern w:val="2"/>
-              <w:sz w:val="24"/>
-              <w:szCs w:val="24"/>
-              <w:lang w:eastAsia="ja-JP"/>
-              <w14:ligatures w14:val="standardContextual"/>
-            </w:rPr>
-          </w:pPr>
-          <w:hyperlink w:anchor="_Toc242178469" w:history="1">
-            <w:r>
-              <w:rPr>
-                <w:rStyle w:val="Hyperlink"/>
-                <w:rFonts w:eastAsiaTheme="majorEastAsia"/>
-                <w:noProof/>
-              </w:rPr>
-              <w:t>Постановка завдання</w:t>
-            </w:r>
-            <w:r>
-              <w:rPr>
-                <w:noProof/>
-                <w:webHidden/>
-              </w:rPr>
-              <w:tab/>
-            </w:r>
-            <w:r>
-              <w:rPr>
-                <w:noProof/>
-                <w:webHidden/>
-              </w:rPr>
-              <w:fldChar w:fldCharType="begin"/>
-            </w:r>
-            <w:r>
-              <w:rPr>
-                <w:noProof/>
-                <w:webHidden/>
-              </w:rPr>
-              <w:instrText xml:space="preserve"> PAGEREF _Toc242178469 \h </w:instrText>
+              <w:instrText xml:space="preserve"> PAGEREF _Toc243992966 \h </w:instrText>
             </w:r>
             <w:r>
               <w:rPr>
@@ -368,7 +607,6 @@
               <w:tab w:val="left" w:pos="1200"/>
               <w:tab w:val="right" w:leader="dot" w:pos="9963"/>
             </w:tabs>
-            <w:spacing w:after="0"/>
             <w:rPr>
               <w:rFonts w:asciiTheme="minorHAnsi" w:eastAsiaTheme="minorEastAsia" w:hAnsiTheme="minorHAnsi"/>
               <w:noProof/>
@@ -379,7 +617,7 @@
               <w14:ligatures w14:val="standardContextual"/>
             </w:rPr>
           </w:pPr>
-          <w:hyperlink w:anchor="_Toc242178470" w:history="1">
+          <w:hyperlink w:anchor="_Toc243992967" w:history="1">
             <w:r>
               <w:rPr>
                 <w:rStyle w:val="Hyperlink"/>
@@ -429,7 +667,7 @@
                 <w:noProof/>
                 <w:webHidden/>
               </w:rPr>
-              <w:instrText xml:space="preserve"> PAGEREF _Toc242178470 \h </w:instrText>
+              <w:instrText xml:space="preserve"> PAGEREF _Toc243992967 \h </w:instrText>
             </w:r>
             <w:r>
               <w:rPr>
@@ -467,7 +705,6 @@
               <w:tab w:val="left" w:pos="1200"/>
               <w:tab w:val="right" w:leader="dot" w:pos="9963"/>
             </w:tabs>
-            <w:spacing w:after="0"/>
             <w:rPr>
               <w:rFonts w:asciiTheme="minorHAnsi" w:eastAsiaTheme="minorEastAsia" w:hAnsiTheme="minorHAnsi"/>
               <w:noProof/>
@@ -478,7 +715,7 @@
               <w14:ligatures w14:val="standardContextual"/>
             </w:rPr>
           </w:pPr>
-          <w:hyperlink w:anchor="_Toc242178471" w:history="1">
+          <w:hyperlink w:anchor="_Toc243992968" w:history="1">
             <w:r>
               <w:rPr>
                 <w:rStyle w:val="Hyperlink"/>
@@ -528,7 +765,7 @@
                 <w:noProof/>
                 <w:webHidden/>
               </w:rPr>
-              <w:instrText xml:space="preserve"> PAGEREF _Toc242178471 \h </w:instrText>
+              <w:instrText xml:space="preserve"> PAGEREF _Toc243992968 \h </w:instrText>
             </w:r>
             <w:r>
               <w:rPr>
@@ -566,7 +803,6 @@
               <w:tab w:val="left" w:pos="1200"/>
               <w:tab w:val="right" w:leader="dot" w:pos="9963"/>
             </w:tabs>
-            <w:spacing w:after="0"/>
             <w:rPr>
               <w:rFonts w:asciiTheme="minorHAnsi" w:eastAsiaTheme="minorEastAsia" w:hAnsiTheme="minorHAnsi"/>
               <w:noProof/>
@@ -577,7 +813,7 @@
               <w14:ligatures w14:val="standardContextual"/>
             </w:rPr>
           </w:pPr>
-          <w:hyperlink w:anchor="_Toc242178472" w:history="1">
+          <w:hyperlink w:anchor="_Toc243992969" w:history="1">
             <w:r>
               <w:rPr>
                 <w:rStyle w:val="Hyperlink"/>
@@ -627,7 +863,7 @@
                 <w:noProof/>
                 <w:webHidden/>
               </w:rPr>
-              <w:instrText xml:space="preserve"> PAGEREF _Toc242178472 \h </w:instrText>
+              <w:instrText xml:space="preserve"> PAGEREF _Toc243992969 \h </w:instrText>
             </w:r>
             <w:r>
               <w:rPr>
@@ -647,7 +883,7 @@
                 <w:noProof/>
                 <w:webHidden/>
               </w:rPr>
-              <w:t>9</w:t>
+              <w:t>8</w:t>
             </w:r>
             <w:r>
               <w:rPr>
@@ -665,7 +901,6 @@
               <w:tab w:val="left" w:pos="1200"/>
               <w:tab w:val="right" w:leader="dot" w:pos="9963"/>
             </w:tabs>
-            <w:spacing w:after="0"/>
             <w:rPr>
               <w:rFonts w:asciiTheme="minorHAnsi" w:eastAsiaTheme="minorEastAsia" w:hAnsiTheme="minorHAnsi"/>
               <w:noProof/>
@@ -676,7 +911,7 @@
               <w14:ligatures w14:val="standardContextual"/>
             </w:rPr>
           </w:pPr>
-          <w:hyperlink w:anchor="_Toc242178473" w:history="1">
+          <w:hyperlink w:anchor="_Toc243992970" w:history="1">
             <w:r>
               <w:rPr>
                 <w:rStyle w:val="Hyperlink"/>
@@ -726,7 +961,7 @@
                 <w:noProof/>
                 <w:webHidden/>
               </w:rPr>
-              <w:instrText xml:space="preserve"> PAGEREF _Toc242178473 \h </w:instrText>
+              <w:instrText xml:space="preserve"> PAGEREF _Toc243992970 \h </w:instrText>
             </w:r>
             <w:r>
               <w:rPr>
@@ -746,7 +981,7 @@
                 <w:noProof/>
                 <w:webHidden/>
               </w:rPr>
-              <w:t>12</w:t>
+              <w:t>10</w:t>
             </w:r>
             <w:r>
               <w:rPr>
@@ -764,7 +999,6 @@
               <w:tab w:val="left" w:pos="1200"/>
               <w:tab w:val="right" w:leader="dot" w:pos="9963"/>
             </w:tabs>
-            <w:spacing w:after="0"/>
             <w:rPr>
               <w:rFonts w:asciiTheme="minorHAnsi" w:eastAsiaTheme="minorEastAsia" w:hAnsiTheme="minorHAnsi"/>
               <w:noProof/>
@@ -775,7 +1009,7 @@
               <w14:ligatures w14:val="standardContextual"/>
             </w:rPr>
           </w:pPr>
-          <w:hyperlink w:anchor="_Toc242178474" w:history="1">
+          <w:hyperlink w:anchor="_Toc243992971" w:history="1">
             <w:r>
               <w:rPr>
                 <w:rStyle w:val="Hyperlink"/>
@@ -825,7 +1059,7 @@
                 <w:noProof/>
                 <w:webHidden/>
               </w:rPr>
-              <w:instrText xml:space="preserve"> PAGEREF _Toc242178474 \h </w:instrText>
+              <w:instrText xml:space="preserve"> PAGEREF _Toc243992971 \h </w:instrText>
             </w:r>
             <w:r>
               <w:rPr>
@@ -845,7 +1079,7 @@
                 <w:noProof/>
                 <w:webHidden/>
               </w:rPr>
-              <w:t>13</w:t>
+              <w:t>11</w:t>
             </w:r>
             <w:r>
               <w:rPr>
@@ -863,7 +1097,6 @@
               <w:tab w:val="left" w:pos="1200"/>
               <w:tab w:val="right" w:leader="dot" w:pos="9963"/>
             </w:tabs>
-            <w:spacing w:after="0"/>
             <w:rPr>
               <w:rFonts w:asciiTheme="minorHAnsi" w:eastAsiaTheme="minorEastAsia" w:hAnsiTheme="minorHAnsi"/>
               <w:noProof/>
@@ -874,7 +1107,7 @@
               <w14:ligatures w14:val="standardContextual"/>
             </w:rPr>
           </w:pPr>
-          <w:hyperlink w:anchor="_Toc242178475" w:history="1">
+          <w:hyperlink w:anchor="_Toc243992972" w:history="1">
             <w:r>
               <w:rPr>
                 <w:rStyle w:val="Hyperlink"/>
@@ -924,7 +1157,7 @@
                 <w:noProof/>
                 <w:webHidden/>
               </w:rPr>
-              <w:instrText xml:space="preserve"> PAGEREF _Toc242178475 \h </w:instrText>
+              <w:instrText xml:space="preserve"> PAGEREF _Toc243992972 \h </w:instrText>
             </w:r>
             <w:r>
               <w:rPr>
@@ -944,7 +1177,7 @@
                 <w:noProof/>
                 <w:webHidden/>
               </w:rPr>
-              <w:t>17</w:t>
+              <w:t>15</w:t>
             </w:r>
             <w:r>
               <w:rPr>
@@ -962,7 +1195,6 @@
               <w:tab w:val="left" w:pos="1200"/>
               <w:tab w:val="right" w:leader="dot" w:pos="9963"/>
             </w:tabs>
-            <w:spacing w:after="0"/>
             <w:rPr>
               <w:rFonts w:asciiTheme="minorHAnsi" w:eastAsiaTheme="minorEastAsia" w:hAnsiTheme="minorHAnsi"/>
               <w:noProof/>
@@ -973,7 +1205,7 @@
               <w14:ligatures w14:val="standardContextual"/>
             </w:rPr>
           </w:pPr>
-          <w:hyperlink w:anchor="_Toc242178476" w:history="1">
+          <w:hyperlink w:anchor="_Toc243992973" w:history="1">
             <w:r>
               <w:rPr>
                 <w:rStyle w:val="Hyperlink"/>
@@ -1023,7 +1255,7 @@
                 <w:noProof/>
                 <w:webHidden/>
               </w:rPr>
-              <w:instrText xml:space="preserve"> PAGEREF _Toc242178476 \h </w:instrText>
+              <w:instrText xml:space="preserve"> PAGEREF _Toc243992973 \h </w:instrText>
             </w:r>
             <w:r>
               <w:rPr>
@@ -1043,7 +1275,7 @@
                 <w:noProof/>
                 <w:webHidden/>
               </w:rPr>
-              <w:t>20</w:t>
+              <w:t>17</w:t>
             </w:r>
             <w:r>
               <w:rPr>
@@ -1058,10 +1290,8 @@
           <w:pPr>
             <w:pStyle w:val="TOC1"/>
             <w:tabs>
-              <w:tab w:val="left" w:pos="1200"/>
               <w:tab w:val="right" w:leader="dot" w:pos="9963"/>
             </w:tabs>
-            <w:spacing w:after="0"/>
             <w:rPr>
               <w:rFonts w:asciiTheme="minorHAnsi" w:eastAsiaTheme="minorEastAsia" w:hAnsiTheme="minorHAnsi"/>
               <w:noProof/>
@@ -1072,34 +1302,12 @@
               <w14:ligatures w14:val="standardContextual"/>
             </w:rPr>
           </w:pPr>
-          <w:hyperlink w:anchor="_Toc242178477" w:history="1">
+          <w:hyperlink w:anchor="_Toc243992974" w:history="1">
             <w:r>
               <w:rPr>
                 <w:rStyle w:val="Hyperlink"/>
                 <w:rFonts w:eastAsiaTheme="majorEastAsia"/>
                 <w:noProof/>
-                <w:lang w:val="uk-UA"/>
-              </w:rPr>
-              <w:t>8</w:t>
-            </w:r>
-            <w:r>
-              <w:rPr>
-                <w:rFonts w:asciiTheme="minorHAnsi" w:eastAsiaTheme="minorEastAsia" w:hAnsiTheme="minorHAnsi"/>
-                <w:noProof/>
-                <w:kern w:val="2"/>
-                <w:sz w:val="24"/>
-                <w:szCs w:val="24"/>
-                <w:lang w:eastAsia="ja-JP"/>
-                <w14:ligatures w14:val="standardContextual"/>
-              </w:rPr>
-              <w:tab/>
-            </w:r>
-            <w:r>
-              <w:rPr>
-                <w:rStyle w:val="Hyperlink"/>
-                <w:rFonts w:eastAsiaTheme="majorEastAsia"/>
-                <w:noProof/>
-                <w:lang w:val="uk-UA"/>
               </w:rPr>
               <w:t>Висновки</w:t>
             </w:r>
@@ -1122,7 +1330,7 @@
                 <w:noProof/>
                 <w:webHidden/>
               </w:rPr>
-              <w:instrText xml:space="preserve"> PAGEREF _Toc242178477 \h </w:instrText>
+              <w:instrText xml:space="preserve"> PAGEREF _Toc243992974 \h </w:instrText>
             </w:r>
             <w:r>
               <w:rPr>
@@ -1142,7 +1350,82 @@
                 <w:noProof/>
                 <w:webHidden/>
               </w:rPr>
-              <w:t>21</w:t>
+              <w:t>18</w:t>
+            </w:r>
+            <w:r>
+              <w:rPr>
+                <w:noProof/>
+                <w:webHidden/>
+              </w:rPr>
+              <w:fldChar w:fldCharType="end"/>
+            </w:r>
+          </w:hyperlink>
+        </w:p>
+        <w:p>
+          <w:pPr>
+            <w:pStyle w:val="TOC1"/>
+            <w:tabs>
+              <w:tab w:val="right" w:leader="dot" w:pos="9963"/>
+            </w:tabs>
+            <w:rPr>
+              <w:rFonts w:asciiTheme="minorHAnsi" w:eastAsiaTheme="minorEastAsia" w:hAnsiTheme="minorHAnsi"/>
+              <w:noProof/>
+              <w:kern w:val="2"/>
+              <w:sz w:val="24"/>
+              <w:szCs w:val="24"/>
+              <w:lang w:eastAsia="ja-JP"/>
+              <w14:ligatures w14:val="standardContextual"/>
+            </w:rPr>
+          </w:pPr>
+          <w:hyperlink w:anchor="_Toc243992975" w:history="1">
+            <w:r>
+              <w:rPr>
+                <w:rStyle w:val="Hyperlink"/>
+                <w:rFonts w:eastAsiaTheme="majorEastAsia"/>
+                <w:noProof/>
+              </w:rPr>
+              <w:t>Список джерел інформації</w:t>
+            </w:r>
+            <w:r>
+              <w:rPr>
+                <w:noProof/>
+                <w:webHidden/>
+              </w:rPr>
+              <w:tab/>
+            </w:r>
+            <w:r>
+              <w:rPr>
+                <w:noProof/>
+                <w:webHidden/>
+              </w:rPr>
+              <w:fldChar w:fldCharType="begin"/>
+            </w:r>
+            <w:r>
+              <w:rPr>
+                <w:noProof/>
+                <w:webHidden/>
+              </w:rPr>
+              <w:instrText xml:space="preserve"> PAGEREF _Toc243992975 \h </w:instrText>
+            </w:r>
+            <w:r>
+              <w:rPr>
+                <w:noProof/>
+                <w:webHidden/>
+              </w:rPr>
+            </w:r>
+            <w:r>
+              <w:rPr>
+                <w:noProof/>
+                <w:webHidden/>
+              </w:rPr>
+              <w:fldChar w:fldCharType="separate"/>
+            </w:r>
+            <w:r>
+              <w:rPr>
+                <w:noProof/>
+                <w:webHidden/>
+              </w:rPr>
+              <w:t>19</w:t>
             </w:r>
             <w:r>
               <w:rPr>
@@ -1177,13 +1460,13 @@
     </w:p>
     <w:p>
       <w:pPr>
-        <w:pStyle w:val="a7"/>
+        <w:pStyle w:val="a8"/>
         <w:spacing w:after="0"/>
         <w:rPr>
           <w:lang w:eastAsia="ja-JP"/>
         </w:rPr>
       </w:pPr>
-      <w:bookmarkStart w:id="0" w:name="_Toc242178467"/>
+      <w:bookmarkStart w:id="0" w:name="_Toc243992965"/>
       <w:r>
         <w:rPr>
           <w:rFonts w:hint="eastAsia"/>
@@ -1201,16 +1484,16 @@
       </w:r>
       <w:r>
         <w:rPr>
+          <w:rFonts w:eastAsiaTheme="minorEastAsia"/>
+          <w:lang w:eastAsia="ja-JP"/>
+        </w:rPr>
+        <w:t>т</w:t>
+      </w:r>
+      <w:r>
+        <w:rPr>
           <w:rFonts w:hint="eastAsia"/>
           <w:lang w:eastAsia="ja-JP"/>
         </w:rPr>
-        <w:t>Т</w:t>
-      </w:r>
-      <w:r>
-        <w:rPr>
-          <w:rFonts w:hint="eastAsia"/>
-          <w:lang w:eastAsia="ja-JP"/>
-        </w:rPr>
         <w:t>уп</w:t>
       </w:r>
       <w:bookmarkEnd w:id="0"/>
@@ -1296,14 +1579,14 @@
         <w:rPr>
           <w:lang w:val="uk-UA"/>
         </w:rPr>
-        <w:t xml:space="preserve">Для реалізації експертної системи використовується мова програмування Python. Програмна реалізація передбачає створення структури для зберігання продукційних правил, організацію робочої пам’яті, використання черги для послідовного опрацювання фактів і формування протоколу логічних висновків. Це </w:t>
+        <w:t xml:space="preserve">Для реалізації експертної системи використовується мова програмування Python. Програмна реалізація передбачає створення структури для зберігання продукційних правил, організацію робочої пам’яті, використання черги для </w:t>
       </w:r>
       <w:r>
         <w:rPr>
           <w:lang w:val="uk-UA"/>
         </w:rPr>
         <w:lastRenderedPageBreak/>
-        <w:t>дає змогу не лише отримувати результат діагностики, а й простежувати послідовність застосування правил, що привели до відповідного висновку.</w:t>
+        <w:t>послідовного опрацювання фактів і формування протоколу логічних висновків. Це дає змогу не лише отримувати результат діагностики, а й простежувати послідовність застосування правил, що привели до відповідного висновку.</w:t>
       </w:r>
     </w:p>
     <w:p>
@@ -1432,10 +1715,10 @@
     </w:p>
     <w:p>
       <w:pPr>
-        <w:pStyle w:val="a7"/>
+        <w:pStyle w:val="a8"/>
         <w:spacing w:after="0"/>
       </w:pPr>
-      <w:bookmarkStart w:id="1" w:name="_Toc242178468"/>
+      <w:bookmarkStart w:id="1" w:name="_Toc243992966"/>
       <w:r>
         <w:lastRenderedPageBreak/>
         <w:t>М</w:t>
@@ -1450,15 +1733,18 @@
         <w:t xml:space="preserve">та </w:t>
       </w:r>
       <w:r>
-        <w:t>Постановка завдання</w:t>
-      </w:r>
+        <w:t>п</w:t>
+      </w:r>
+      <w:r>
+        <w:t>остановка завдання</w:t>
+      </w:r>
+      <w:bookmarkEnd w:id="1"/>
       <w:r>
         <w:rPr>
           <w:caps w:val="0"/>
         </w:rPr>
         <w:t xml:space="preserve"> </w:t>
       </w:r>
-      <w:bookmarkEnd w:id="1"/>
     </w:p>
     <w:p>
       <w:pPr>
@@ -1486,7 +1772,6 @@
           <w:lang w:val="uk-UA"/>
         </w:rPr>
       </w:pPr>
-      <w:bookmarkStart w:id="2" w:name="_Toc242178469"/>
       <w:r>
         <w:rPr>
           <w:lang w:val="uk-UA"/>
@@ -1499,7 +1784,6 @@
         </w:rPr>
         <w:t>завдання</w:t>
       </w:r>
-      <w:bookmarkEnd w:id="2"/>
       <w:r>
         <w:rPr>
           <w:lang w:val="uk-UA"/>
@@ -1523,7 +1807,7 @@
           <w:lang w:val="uk-UA"/>
         </w:rPr>
       </w:pPr>
-      <w:bookmarkStart w:id="3" w:name="_Toc242178470"/>
+      <w:bookmarkStart w:id="2" w:name="_Toc243992967"/>
       <w:r>
         <w:rPr>
           <w:lang w:val="uk-UA"/>
@@ -1531,7 +1815,7 @@
         <w:lastRenderedPageBreak/>
         <w:t>Короткі теоретичні відомості</w:t>
       </w:r>
-      <w:bookmarkEnd w:id="3"/>
+      <w:bookmarkEnd w:id="2"/>
     </w:p>
     <w:p>
       <w:pPr>
@@ -1657,7 +1941,7 @@
         <w:rPr>
           <w:lang w:val="uk-UA"/>
         </w:rPr>
-        <w:t>За прямого виведення процес починається з відомих фактів. Після спрацювання правила новий факт додається до робочої пам’яті, після чого система перевіряє наступні правила. Такий підхід називають виведенням, керованим даними. Для пошуку завширшки нові факти опрацьовуються в порядку їх надходження за принципом FIFO</w:t>
+        <w:t>За прямого виведення процес починається з відомих фактів. Після спрацювання правила новий факт додається до робочої пам’яті, після чого система перевіряє наступні правила. Для пошуку завширшки нові факти опрацьовуються в порядку їх надходження за принципом FIFO</w:t>
       </w:r>
       <w:r>
         <w:rPr>
@@ -1792,7 +2076,7 @@
     </w:p>
     <w:p>
       <w:pPr>
-        <w:pStyle w:val="a1"/>
+        <w:pStyle w:val="a2"/>
         <w:spacing w:before="0" w:after="0"/>
         <w:rPr>
           <w:rFonts w:eastAsiaTheme="minorEastAsia"/>
@@ -1803,7 +2087,7 @@
     </w:p>
     <w:p>
       <w:pPr>
-        <w:pStyle w:val="a1"/>
+        <w:pStyle w:val="a2"/>
         <w:spacing w:before="0" w:after="0"/>
       </w:pPr>
       <w:r>
@@ -1858,121 +2142,121 @@
     </w:p>
     <w:p>
       <w:pPr>
+        <w:pStyle w:val="a3"/>
+        <w:spacing w:after="0"/>
+      </w:pPr>
+      <w:r>
+        <w:t xml:space="preserve">Рисунок </w:t>
+      </w:r>
+      <w:r>
+        <w:rPr>
+          <w:noProof/>
+        </w:rPr>
+        <w:fldChar w:fldCharType="begin"/>
+      </w:r>
+      <w:r>
+        <w:rPr>
+          <w:noProof/>
+        </w:rPr>
+        <w:instrText xml:space="preserve"> STYLEREF 1 \s </w:instrText>
+      </w:r>
+      <w:r>
+        <w:rPr>
+          <w:noProof/>
+        </w:rPr>
+        <w:fldChar w:fldCharType="separate"/>
+      </w:r>
+      <w:r>
+        <w:rPr>
+          <w:noProof/>
+        </w:rPr>
+        <w:t>1</w:t>
+      </w:r>
+      <w:r>
+        <w:rPr>
+          <w:noProof/>
+        </w:rPr>
+        <w:fldChar w:fldCharType="end"/>
+      </w:r>
+      <w:r>
+        <w:t>.</w:t>
+      </w:r>
+      <w:r>
+        <w:fldChar w:fldCharType="begin"/>
+      </w:r>
+      <w:r>
+        <w:instrText xml:space="preserve"> SEQ Рисунок \* ARABIC </w:instrText>
+      </w:r>
+      <w:r>
+        <w:fldChar w:fldCharType="separate"/>
+      </w:r>
+      <w:r>
+        <w:rPr>
+          <w:noProof/>
+        </w:rPr>
+        <w:t>1</w:t>
+      </w:r>
+      <w:r>
+        <w:fldChar w:fldCharType="end"/>
+      </w:r>
+      <w:r>
+        <w:t xml:space="preserve"> –</w:t>
+      </w:r>
+      <w:r>
+        <w:t xml:space="preserve"> </w:t>
+      </w:r>
+      <w:r>
+        <w:t>Використання гі</w:t>
+      </w:r>
+      <w:r>
+        <w:t>т</w:t>
+      </w:r>
+      <w:r>
+        <w:t>а</w:t>
+      </w:r>
+    </w:p>
+    <w:p>
+      <w:pPr>
+        <w:rPr>
+          <w:lang w:val="uk-UA"/>
+        </w:rPr>
+      </w:pPr>
+    </w:p>
+    <w:p>
+      <w:pPr>
+        <w:rPr>
+          <w:lang w:val="uk-UA"/>
+        </w:rPr>
+      </w:pPr>
+      <w:r>
+        <w:rPr>
+          <w:lang w:val="uk-UA"/>
+        </w:rPr>
+        <w:t>На рис. 1.</w:t>
+      </w:r>
+      <w:r>
+        <w:rPr>
+          <w:lang w:val="uk-UA"/>
+        </w:rPr>
+        <w:t>2</w:t>
+      </w:r>
+      <w:r>
+        <w:rPr>
+          <w:lang w:val="uk-UA"/>
+        </w:rPr>
+        <w:t xml:space="preserve"> узагальнена структура експертної системи.</w:t>
+      </w:r>
+    </w:p>
+    <w:p>
+      <w:pPr>
+        <w:rPr>
+          <w:lang w:val="uk-UA"/>
+        </w:rPr>
+      </w:pPr>
+    </w:p>
+    <w:p>
+      <w:pPr>
         <w:pStyle w:val="a2"/>
-        <w:spacing w:after="0"/>
-      </w:pPr>
-      <w:r>
-        <w:t xml:space="preserve">Рисунок </w:t>
-      </w:r>
-      <w:r>
-        <w:rPr>
-          <w:noProof/>
-        </w:rPr>
-        <w:fldChar w:fldCharType="begin"/>
-      </w:r>
-      <w:r>
-        <w:rPr>
-          <w:noProof/>
-        </w:rPr>
-        <w:instrText xml:space="preserve"> STYLEREF 1 \s </w:instrText>
-      </w:r>
-      <w:r>
-        <w:rPr>
-          <w:noProof/>
-        </w:rPr>
-        <w:fldChar w:fldCharType="separate"/>
-      </w:r>
-      <w:r>
-        <w:rPr>
-          <w:noProof/>
-        </w:rPr>
-        <w:t>1</w:t>
-      </w:r>
-      <w:r>
-        <w:rPr>
-          <w:noProof/>
-        </w:rPr>
-        <w:fldChar w:fldCharType="end"/>
-      </w:r>
-      <w:r>
-        <w:t>.</w:t>
-      </w:r>
-      <w:r>
-        <w:fldChar w:fldCharType="begin"/>
-      </w:r>
-      <w:r>
-        <w:instrText xml:space="preserve"> SEQ Рисунок \* ARABIC </w:instrText>
-      </w:r>
-      <w:r>
-        <w:fldChar w:fldCharType="separate"/>
-      </w:r>
-      <w:r>
-        <w:rPr>
-          <w:noProof/>
-        </w:rPr>
-        <w:t>1</w:t>
-      </w:r>
-      <w:r>
-        <w:fldChar w:fldCharType="end"/>
-      </w:r>
-      <w:r>
-        <w:t xml:space="preserve"> –</w:t>
-      </w:r>
-      <w:r>
-        <w:t xml:space="preserve"> </w:t>
-      </w:r>
-      <w:r>
-        <w:t>Використання гі</w:t>
-      </w:r>
-      <w:r>
-        <w:t>т</w:t>
-      </w:r>
-      <w:r>
-        <w:t>а</w:t>
-      </w:r>
-    </w:p>
-    <w:p>
-      <w:pPr>
-        <w:rPr>
-          <w:lang w:val="uk-UA"/>
-        </w:rPr>
-      </w:pPr>
-    </w:p>
-    <w:p>
-      <w:pPr>
-        <w:rPr>
-          <w:lang w:val="uk-UA"/>
-        </w:rPr>
-      </w:pPr>
-      <w:r>
-        <w:rPr>
-          <w:lang w:val="uk-UA"/>
-        </w:rPr>
-        <w:t>На рис. 1.</w:t>
-      </w:r>
-      <w:r>
-        <w:rPr>
-          <w:lang w:val="uk-UA"/>
-        </w:rPr>
-        <w:t>2</w:t>
-      </w:r>
-      <w:r>
-        <w:rPr>
-          <w:lang w:val="uk-UA"/>
-        </w:rPr>
-        <w:t xml:space="preserve"> узагальнена структура експертної системи.</w:t>
-      </w:r>
-    </w:p>
-    <w:p>
-      <w:pPr>
-        <w:rPr>
-          <w:lang w:val="uk-UA"/>
-        </w:rPr>
-      </w:pPr>
-    </w:p>
-    <w:p>
-      <w:pPr>
-        <w:pStyle w:val="a1"/>
         <w:spacing w:before="0" w:after="0"/>
       </w:pPr>
       <w:r>
@@ -2018,7 +2302,7 @@
     </w:p>
     <w:p>
       <w:pPr>
-        <w:pStyle w:val="a2"/>
+        <w:pStyle w:val="a3"/>
         <w:spacing w:after="0"/>
         <w:rPr>
           <w:rFonts w:eastAsiaTheme="minorEastAsia"/>
@@ -2110,7 +2394,6 @@
           <w:rFonts w:eastAsiaTheme="minorEastAsia"/>
           <w:lang w:val="uk-UA" w:eastAsia="ja-JP"/>
         </w:rPr>
-        <w:lastRenderedPageBreak/>
         <w:br w:type="page"/>
       </w:r>
     </w:p>
@@ -2123,7 +2406,7 @@
           <w:lang w:val="uk-UA"/>
         </w:rPr>
       </w:pPr>
-      <w:bookmarkStart w:id="4" w:name="_Toc242178471"/>
+      <w:bookmarkStart w:id="3" w:name="_Toc243992968"/>
       <w:r>
         <w:rPr>
           <w:lang w:val="uk-UA"/>
@@ -2131,7 +2414,7 @@
         <w:lastRenderedPageBreak/>
         <w:t>Опис предметної області</w:t>
       </w:r>
-      <w:bookmarkEnd w:id="4"/>
+      <w:bookmarkEnd w:id="3"/>
     </w:p>
     <w:p>
       <w:pPr>
@@ -2171,9 +2454,9 @@
           <w:lang w:val="uk-UA"/>
         </w:rPr>
         <w:drawing>
-          <wp:inline distT="0" distB="0" distL="0" distR="0" wp14:anchorId="010BA3F7" wp14:editId="461DEEC2">
-            <wp:extent cx="3000187" cy="4501880"/>
-            <wp:effectExtent l="0" t="0" r="0" b="0"/>
+          <wp:inline distT="0" distB="0" distL="0" distR="0" wp14:anchorId="010BA3F7" wp14:editId="2405B6DA">
+            <wp:extent cx="3133725" cy="4702258"/>
+            <wp:effectExtent l="0" t="0" r="0" b="3175"/>
             <wp:docPr id="1" name="Picture 1"/>
             <wp:cNvGraphicFramePr>
               <a:graphicFrameLocks xmlns:a="http://schemas.openxmlformats.org/drawingml/2006/main" noChangeAspect="1"/>
@@ -2203,7 +2486,7 @@
                   <pic:spPr bwMode="auto">
                     <a:xfrm>
                       <a:off x="0" y="0"/>
-                      <a:ext cx="3012459" cy="4520294"/>
+                      <a:ext cx="3148799" cy="4724877"/>
                     </a:xfrm>
                     <a:prstGeom prst="rect">
                       <a:avLst/>
@@ -2219,7 +2502,7 @@
     </w:p>
     <w:p>
       <w:pPr>
-        <w:pStyle w:val="a2"/>
+        <w:pStyle w:val="a3"/>
         <w:spacing w:after="0"/>
         <w:rPr>
           <w:lang w:eastAsia="ja-JP"/>
@@ -2307,13 +2590,7 @@
         <w:rPr>
           <w:lang w:eastAsia="ja-JP"/>
         </w:rPr>
-        <w:t xml:space="preserve"> </w:t>
-      </w:r>
-      <w:r>
-        <w:rPr>
-          <w:lang w:eastAsia="ja-JP"/>
-        </w:rPr>
-        <w:t>Фрагмент дерева логічних висновків для діагностики ПК</w:t>
+        <w:t xml:space="preserve"> Фрагмент дерева логічних висновків для діагностики ПК</w:t>
       </w:r>
     </w:p>
     <w:p>
@@ -2339,7 +2616,7 @@
           <w:lang w:val="uk-UA"/>
         </w:rPr>
       </w:pPr>
-      <w:bookmarkStart w:id="5" w:name="_Toc242178472"/>
+      <w:bookmarkStart w:id="4" w:name="_Toc243992969"/>
       <w:r>
         <w:rPr>
           <w:lang w:val="uk-UA"/>
@@ -2347,7 +2624,7 @@
         <w:lastRenderedPageBreak/>
         <w:t>База знань продукційного типу</w:t>
       </w:r>
-      <w:bookmarkEnd w:id="5"/>
+      <w:bookmarkEnd w:id="4"/>
     </w:p>
     <w:p>
       <w:pPr>
@@ -2576,7 +2853,7 @@
           </w:tcPr>
           <w:p>
             <w:pPr>
-              <w:pStyle w:val="ab"/>
+              <w:pStyle w:val="ac"/>
             </w:pPr>
             <w:r>
               <w:t>№</w:t>
@@ -2589,7 +2866,7 @@
           </w:tcPr>
           <w:p>
             <w:pPr>
-              <w:pStyle w:val="ab"/>
+              <w:pStyle w:val="ac"/>
             </w:pPr>
             <w:r>
               <w:t>Умовна частина</w:t>
@@ -2602,7 +2879,7 @@
           </w:tcPr>
           <w:p>
             <w:pPr>
-              <w:pStyle w:val="ab"/>
+              <w:pStyle w:val="ac"/>
             </w:pPr>
             <w:r>
               <w:t>Висновок</w:t>
@@ -2620,7 +2897,7 @@
           </w:tcPr>
           <w:p>
             <w:pPr>
-              <w:pStyle w:val="ab"/>
+              <w:pStyle w:val="ac"/>
             </w:pPr>
             <w:r>
               <w:t>R1</w:t>
@@ -2633,7 +2910,7 @@
           </w:tcPr>
           <w:p>
             <w:pPr>
-              <w:pStyle w:val="ab"/>
+              <w:pStyle w:val="ac"/>
             </w:pPr>
             <w:r>
               <w:t>живлення = ні</w:t>
@@ -2646,7 +2923,7 @@
           </w:tcPr>
           <w:p>
             <w:pPr>
-              <w:pStyle w:val="ab"/>
+              <w:pStyle w:val="ac"/>
             </w:pPr>
             <w:r>
               <w:t>проблема_живлення = так.</w:t>
@@ -2664,7 +2941,7 @@
           </w:tcPr>
           <w:p>
             <w:pPr>
-              <w:pStyle w:val="ab"/>
+              <w:pStyle w:val="ac"/>
             </w:pPr>
             <w:r>
               <w:t>R2</w:t>
@@ -2677,7 +2954,7 @@
           </w:tcPr>
           <w:p>
             <w:pPr>
-              <w:pStyle w:val="ab"/>
+              <w:pStyle w:val="ac"/>
             </w:pPr>
             <w:r>
               <w:t>живлення = так І вентилятори = ні</w:t>
@@ -2690,7 +2967,7 @@
           </w:tcPr>
           <w:p>
             <w:pPr>
-              <w:pStyle w:val="ab"/>
+              <w:pStyle w:val="ac"/>
             </w:pPr>
             <w:r>
               <w:t>проблема_плати_або_охолодження = так.</w:t>
@@ -2708,7 +2985,7 @@
           </w:tcPr>
           <w:p>
             <w:pPr>
-              <w:pStyle w:val="ab"/>
+              <w:pStyle w:val="ac"/>
             </w:pPr>
             <w:r>
               <w:t>R3</w:t>
@@ -2721,7 +2998,7 @@
           </w:tcPr>
           <w:p>
             <w:pPr>
-              <w:pStyle w:val="ab"/>
+              <w:pStyle w:val="ac"/>
             </w:pPr>
             <w:r>
               <w:t>живлення = так І вентилятори = так</w:t>
@@ -2734,7 +3011,7 @@
           </w:tcPr>
           <w:p>
             <w:pPr>
-              <w:pStyle w:val="ab"/>
+              <w:pStyle w:val="ac"/>
             </w:pPr>
             <w:r>
               <w:t>система_стартує = так.</w:t>
@@ -2752,7 +3029,7 @@
           </w:tcPr>
           <w:p>
             <w:pPr>
-              <w:pStyle w:val="ab"/>
+              <w:pStyle w:val="ac"/>
             </w:pPr>
             <w:r>
               <w:t>R4</w:t>
@@ -2765,7 +3042,7 @@
           </w:tcPr>
           <w:p>
             <w:pPr>
-              <w:pStyle w:val="ab"/>
+              <w:pStyle w:val="ac"/>
             </w:pPr>
             <w:r>
               <w:t>система_стартує = так І сигнал_дисплея = ні</w:t>
@@ -2778,7 +3055,7 @@
           </w:tcPr>
           <w:p>
             <w:pPr>
-              <w:pStyle w:val="ab"/>
+              <w:pStyle w:val="ac"/>
             </w:pPr>
             <w:r>
               <w:t>проблема_відеосистеми = так.</w:t>
@@ -2822,7 +3099,7 @@
           </w:tcPr>
           <w:p>
             <w:pPr>
-              <w:pStyle w:val="ab"/>
+              <w:pStyle w:val="ac"/>
             </w:pPr>
             <w:r>
               <w:t>№</w:t>
@@ -2835,7 +3112,7 @@
           </w:tcPr>
           <w:p>
             <w:pPr>
-              <w:pStyle w:val="ab"/>
+              <w:pStyle w:val="ac"/>
             </w:pPr>
             <w:r>
               <w:t>Умовна частина</w:t>
@@ -2848,7 +3125,7 @@
           </w:tcPr>
           <w:p>
             <w:pPr>
-              <w:pStyle w:val="ab"/>
+              <w:pStyle w:val="ac"/>
             </w:pPr>
             <w:r>
               <w:t>Висновок</w:t>
@@ -2866,7 +3143,7 @@
           </w:tcPr>
           <w:p>
             <w:pPr>
-              <w:pStyle w:val="ab"/>
+              <w:pStyle w:val="ac"/>
             </w:pPr>
             <w:r>
               <w:t>R5</w:t>
@@ -2879,7 +3156,7 @@
           </w:tcPr>
           <w:p>
             <w:pPr>
-              <w:pStyle w:val="ab"/>
+              <w:pStyle w:val="ac"/>
             </w:pPr>
             <w:r>
               <w:t>система_стартує = так І сигнал_дисплея = так</w:t>
@@ -2892,7 +3169,7 @@
           </w:tcPr>
           <w:p>
             <w:pPr>
-              <w:pStyle w:val="ab"/>
+              <w:pStyle w:val="ac"/>
             </w:pPr>
             <w:r>
               <w:t>post_пройдено = так.</w:t>
@@ -2910,7 +3187,7 @@
           </w:tcPr>
           <w:p>
             <w:pPr>
-              <w:pStyle w:val="ab"/>
+              <w:pStyle w:val="ac"/>
             </w:pPr>
             <w:r>
               <w:t>R6</w:t>
@@ -2923,7 +3200,7 @@
           </w:tcPr>
           <w:p>
             <w:pPr>
-              <w:pStyle w:val="ab"/>
+              <w:pStyle w:val="ac"/>
             </w:pPr>
             <w:r>
               <w:t>post_пройдено = так І ос_завантажилась = ні</w:t>
@@ -2936,7 +3213,7 @@
           </w:tcPr>
           <w:p>
             <w:pPr>
-              <w:pStyle w:val="ab"/>
+              <w:pStyle w:val="ac"/>
             </w:pPr>
             <w:r>
               <w:t>проблема_завантаження = так.</w:t>
@@ -2954,7 +3231,7 @@
           </w:tcPr>
           <w:p>
             <w:pPr>
-              <w:pStyle w:val="ab"/>
+              <w:pStyle w:val="ac"/>
             </w:pPr>
             <w:r>
               <w:t>R7</w:t>
@@ -2967,7 +3244,7 @@
           </w:tcPr>
           <w:p>
             <w:pPr>
-              <w:pStyle w:val="ab"/>
+              <w:pStyle w:val="ac"/>
             </w:pPr>
             <w:r>
               <w:t>проблема_завантаження = так І диск_визначено = ні</w:t>
@@ -2980,7 +3257,7 @@
           </w:tcPr>
           <w:p>
             <w:pPr>
-              <w:pStyle w:val="ab"/>
+              <w:pStyle w:val="ac"/>
             </w:pPr>
             <w:r>
               <w:t>проблема_накопичувача = так.</w:t>
@@ -2998,7 +3275,7 @@
           </w:tcPr>
           <w:p>
             <w:pPr>
-              <w:pStyle w:val="ab"/>
+              <w:pStyle w:val="ac"/>
             </w:pPr>
             <w:r>
               <w:t>R8</w:t>
@@ -3011,7 +3288,7 @@
           </w:tcPr>
           <w:p>
             <w:pPr>
-              <w:pStyle w:val="ab"/>
+              <w:pStyle w:val="ac"/>
             </w:pPr>
             <w:r>
               <w:t>post_пройдено = так І ос_завантажилась = так</w:t>
@@ -3024,7 +3301,7 @@
           </w:tcPr>
           <w:p>
             <w:pPr>
-              <w:pStyle w:val="ab"/>
+              <w:pStyle w:val="ac"/>
             </w:pPr>
             <w:r>
               <w:t>ос_працює = так.</w:t>
@@ -3042,7 +3319,7 @@
           </w:tcPr>
           <w:p>
             <w:pPr>
-              <w:pStyle w:val="ab"/>
+              <w:pStyle w:val="ac"/>
             </w:pPr>
             <w:r>
               <w:t>R9</w:t>
@@ -3055,7 +3332,7 @@
           </w:tcPr>
           <w:p>
             <w:pPr>
-              <w:pStyle w:val="ab"/>
+              <w:pStyle w:val="ac"/>
             </w:pPr>
             <w:r>
               <w:t>ос_працює = так І мережа_доступна = ні</w:t>
@@ -3068,7 +3345,7 @@
           </w:tcPr>
           <w:p>
             <w:pPr>
-              <w:pStyle w:val="ab"/>
+              <w:pStyle w:val="ac"/>
             </w:pPr>
             <w:r>
               <w:t>мережева_проблема = так.</w:t>
@@ -3094,7 +3371,7 @@
           <w:lang w:val="uk-UA"/>
         </w:rPr>
       </w:pPr>
-      <w:bookmarkStart w:id="6" w:name="_Toc242178473"/>
+      <w:bookmarkStart w:id="5" w:name="_Toc243992970"/>
       <w:r>
         <w:rPr>
           <w:lang w:val="uk-UA"/>
@@ -3102,7 +3379,7 @@
         <w:lastRenderedPageBreak/>
         <w:t>Структури даних і алгоритм прямого виведення</w:t>
       </w:r>
-      <w:bookmarkEnd w:id="6"/>
+      <w:bookmarkEnd w:id="5"/>
     </w:p>
     <w:p>
       <w:pPr>
@@ -3121,7 +3398,7 @@
         <w:rPr>
           <w:lang w:val="uk-UA"/>
         </w:rPr>
-        <w:t>У програмі база знань подається списком об’єктів Rule. Кожне правило містить набір умов, висновок та ознаку fired, яка показує, чи було правило вже активовано. Робоча пам’ять реалізована словником facts, де ключем є ім’я змінної, а значенням – її поточне значення. Черга queue зберігає нові факти в порядку FIFO, а список explanation накопичує текстовий протокол спрацювання правил.</w:t>
+        <w:t>У програмі база знань подається списком об’єктів Rule. Кожне правило містить набір умов, висновок та ознаку fired, яка показує, чи було правило вже активовано. Робоча пам’ять реалізована словником facts, де ключем є ім’я змінної, а значенням її поточне значення. Черга queue зберігає нові факти в порядку FIFO, а список explanation накопичує текстовий протокол спрацювання правил.</w:t>
       </w:r>
     </w:p>
     <w:p>
@@ -3278,6 +3555,15 @@
     </w:p>
     <w:p>
       <w:pPr>
+        <w:pStyle w:val="ListParagraph"/>
+        <w:ind w:left="720" w:firstLine="0"/>
+        <w:rPr>
+          <w:lang w:val="uk-UA"/>
+        </w:rPr>
+      </w:pPr>
+    </w:p>
+    <w:p>
+      <w:pPr>
         <w:pStyle w:val="Heading1"/>
         <w:pageBreakBefore/>
         <w:spacing w:before="0" w:after="0"/>
@@ -3286,7 +3572,7 @@
           <w:lang w:val="uk-UA"/>
         </w:rPr>
       </w:pPr>
-      <w:bookmarkStart w:id="7" w:name="_Toc242178474"/>
+      <w:bookmarkStart w:id="6" w:name="_Toc243992971"/>
       <w:r>
         <w:rPr>
           <w:lang w:val="uk-UA"/>
@@ -3294,7 +3580,7 @@
         <w:lastRenderedPageBreak/>
         <w:t>Програмна реалізація мовою Python</w:t>
       </w:r>
-      <w:bookmarkEnd w:id="7"/>
+      <w:bookmarkEnd w:id="6"/>
     </w:p>
     <w:p>
       <w:pPr>
@@ -3327,7 +3613,7 @@
     </w:p>
     <w:p>
       <w:pPr>
-        <w:pStyle w:val="a0"/>
+        <w:pStyle w:val="a1"/>
         <w:rPr>
           <w:rFonts w:eastAsiaTheme="minorEastAsia"/>
           <w:lang w:eastAsia="ja-JP"/>
@@ -3336,7 +3622,7 @@
     </w:p>
     <w:p>
       <w:pPr>
-        <w:pStyle w:val="a0"/>
+        <w:pStyle w:val="a1"/>
         <w:rPr>
           <w:rFonts w:eastAsiaTheme="minorEastAsia"/>
           <w:lang w:val="uk-UA" w:eastAsia="ja-JP"/>
@@ -3352,7 +3638,7 @@
     </w:p>
     <w:p>
       <w:pPr>
-        <w:pStyle w:val="a0"/>
+        <w:pStyle w:val="a1"/>
         <w:rPr>
           <w:rFonts w:eastAsiaTheme="minorEastAsia"/>
           <w:lang w:val="uk-UA" w:eastAsia="ja-JP"/>
@@ -3368,16 +3654,16 @@
     </w:p>
     <w:p>
       <w:pPr>
-        <w:pStyle w:val="a0"/>
-        <w:rPr>
-          <w:rFonts w:eastAsiaTheme="minorEastAsia"/>
-          <w:lang w:val="uk-UA" w:eastAsia="ja-JP"/>
-        </w:rPr>
-      </w:pPr>
-    </w:p>
-    <w:p>
-      <w:pPr>
-        <w:pStyle w:val="a0"/>
+        <w:pStyle w:val="a1"/>
+        <w:rPr>
+          <w:rFonts w:eastAsiaTheme="minorEastAsia"/>
+          <w:lang w:val="uk-UA" w:eastAsia="ja-JP"/>
+        </w:rPr>
+      </w:pPr>
+    </w:p>
+    <w:p>
+      <w:pPr>
+        <w:pStyle w:val="a1"/>
         <w:rPr>
           <w:rFonts w:eastAsiaTheme="minorEastAsia"/>
           <w:lang w:val="uk-UA" w:eastAsia="ja-JP"/>
@@ -3393,7 +3679,7 @@
     </w:p>
     <w:p>
       <w:pPr>
-        <w:pStyle w:val="a0"/>
+        <w:pStyle w:val="a1"/>
         <w:rPr>
           <w:rFonts w:eastAsiaTheme="minorEastAsia"/>
           <w:lang w:val="uk-UA" w:eastAsia="ja-JP"/>
@@ -3409,7 +3695,7 @@
     </w:p>
     <w:p>
       <w:pPr>
-        <w:pStyle w:val="a0"/>
+        <w:pStyle w:val="a1"/>
         <w:rPr>
           <w:rFonts w:eastAsiaTheme="minorEastAsia"/>
           <w:lang w:val="uk-UA" w:eastAsia="ja-JP"/>
@@ -3425,7 +3711,7 @@
     </w:p>
     <w:p>
       <w:pPr>
-        <w:pStyle w:val="a0"/>
+        <w:pStyle w:val="a1"/>
         <w:rPr>
           <w:rFonts w:eastAsiaTheme="minorEastAsia"/>
           <w:lang w:val="uk-UA" w:eastAsia="ja-JP"/>
@@ -3441,7 +3727,7 @@
     </w:p>
     <w:p>
       <w:pPr>
-        <w:pStyle w:val="a0"/>
+        <w:pStyle w:val="a1"/>
         <w:rPr>
           <w:rFonts w:eastAsiaTheme="minorEastAsia"/>
           <w:lang w:val="uk-UA" w:eastAsia="ja-JP"/>
@@ -3457,7 +3743,7 @@
     </w:p>
     <w:p>
       <w:pPr>
-        <w:pStyle w:val="a0"/>
+        <w:pStyle w:val="a1"/>
         <w:rPr>
           <w:rFonts w:eastAsiaTheme="minorEastAsia"/>
           <w:lang w:val="uk-UA" w:eastAsia="ja-JP"/>
@@ -3473,16 +3759,16 @@
     </w:p>
     <w:p>
       <w:pPr>
-        <w:pStyle w:val="a0"/>
-        <w:rPr>
-          <w:rFonts w:eastAsiaTheme="minorEastAsia"/>
-          <w:lang w:val="uk-UA" w:eastAsia="ja-JP"/>
-        </w:rPr>
-      </w:pPr>
-    </w:p>
-    <w:p>
-      <w:pPr>
-        <w:pStyle w:val="a0"/>
+        <w:pStyle w:val="a1"/>
+        <w:rPr>
+          <w:rFonts w:eastAsiaTheme="minorEastAsia"/>
+          <w:lang w:val="uk-UA" w:eastAsia="ja-JP"/>
+        </w:rPr>
+      </w:pPr>
+    </w:p>
+    <w:p>
+      <w:pPr>
+        <w:pStyle w:val="a1"/>
         <w:rPr>
           <w:rFonts w:eastAsiaTheme="minorEastAsia"/>
           <w:lang w:val="uk-UA" w:eastAsia="ja-JP"/>
@@ -3498,7 +3784,7 @@
     </w:p>
     <w:p>
       <w:pPr>
-        <w:pStyle w:val="a0"/>
+        <w:pStyle w:val="a1"/>
         <w:rPr>
           <w:rFonts w:eastAsiaTheme="minorEastAsia"/>
           <w:lang w:val="uk-UA" w:eastAsia="ja-JP"/>
@@ -3514,7 +3800,7 @@
     </w:p>
     <w:p>
       <w:pPr>
-        <w:pStyle w:val="a0"/>
+        <w:pStyle w:val="a1"/>
         <w:rPr>
           <w:rFonts w:eastAsiaTheme="minorEastAsia"/>
           <w:lang w:val="uk-UA" w:eastAsia="ja-JP"/>
@@ -3530,7 +3816,7 @@
     </w:p>
     <w:p>
       <w:pPr>
-        <w:pStyle w:val="a0"/>
+        <w:pStyle w:val="a1"/>
         <w:rPr>
           <w:rFonts w:eastAsiaTheme="minorEastAsia"/>
           <w:lang w:val="uk-UA" w:eastAsia="ja-JP"/>
@@ -3546,7 +3832,7 @@
     </w:p>
     <w:p>
       <w:pPr>
-        <w:pStyle w:val="a0"/>
+        <w:pStyle w:val="a1"/>
         <w:rPr>
           <w:rFonts w:eastAsiaTheme="minorEastAsia"/>
           <w:lang w:val="uk-UA" w:eastAsia="ja-JP"/>
@@ -3562,7 +3848,7 @@
     </w:p>
     <w:p>
       <w:pPr>
-        <w:pStyle w:val="a0"/>
+        <w:pStyle w:val="a1"/>
         <w:rPr>
           <w:rFonts w:eastAsiaTheme="minorEastAsia"/>
           <w:lang w:val="uk-UA" w:eastAsia="ja-JP"/>
@@ -3578,16 +3864,16 @@
     </w:p>
     <w:p>
       <w:pPr>
-        <w:pStyle w:val="a0"/>
-        <w:rPr>
-          <w:rFonts w:eastAsiaTheme="minorEastAsia"/>
-          <w:lang w:val="uk-UA" w:eastAsia="ja-JP"/>
-        </w:rPr>
-      </w:pPr>
-    </w:p>
-    <w:p>
-      <w:pPr>
-        <w:pStyle w:val="a0"/>
+        <w:pStyle w:val="a1"/>
+        <w:rPr>
+          <w:rFonts w:eastAsiaTheme="minorEastAsia"/>
+          <w:lang w:val="uk-UA" w:eastAsia="ja-JP"/>
+        </w:rPr>
+      </w:pPr>
+    </w:p>
+    <w:p>
+      <w:pPr>
+        <w:pStyle w:val="a1"/>
         <w:rPr>
           <w:rFonts w:eastAsiaTheme="minorEastAsia"/>
           <w:lang w:val="uk-UA" w:eastAsia="ja-JP"/>
@@ -3603,7 +3889,7 @@
     </w:p>
     <w:p>
       <w:pPr>
-        <w:pStyle w:val="a0"/>
+        <w:pStyle w:val="a1"/>
         <w:rPr>
           <w:rFonts w:eastAsiaTheme="minorEastAsia"/>
           <w:lang w:val="uk-UA" w:eastAsia="ja-JP"/>
@@ -3619,7 +3905,7 @@
     </w:p>
     <w:p>
       <w:pPr>
-        <w:pStyle w:val="a0"/>
+        <w:pStyle w:val="a1"/>
         <w:rPr>
           <w:rFonts w:eastAsiaTheme="minorEastAsia"/>
           <w:lang w:val="uk-UA" w:eastAsia="ja-JP"/>
@@ -3635,7 +3921,7 @@
     </w:p>
     <w:p>
       <w:pPr>
-        <w:pStyle w:val="a0"/>
+        <w:pStyle w:val="a1"/>
         <w:rPr>
           <w:rFonts w:eastAsiaTheme="minorEastAsia"/>
           <w:lang w:val="uk-UA" w:eastAsia="ja-JP"/>
@@ -3651,7 +3937,7 @@
     </w:p>
     <w:p>
       <w:pPr>
-        <w:pStyle w:val="a0"/>
+        <w:pStyle w:val="a1"/>
         <w:rPr>
           <w:rFonts w:eastAsiaTheme="minorEastAsia"/>
           <w:lang w:val="uk-UA" w:eastAsia="ja-JP"/>
@@ -3667,16 +3953,16 @@
     </w:p>
     <w:p>
       <w:pPr>
-        <w:pStyle w:val="a0"/>
-        <w:rPr>
-          <w:rFonts w:eastAsiaTheme="minorEastAsia"/>
-          <w:lang w:val="uk-UA" w:eastAsia="ja-JP"/>
-        </w:rPr>
-      </w:pPr>
-    </w:p>
-    <w:p>
-      <w:pPr>
-        <w:pStyle w:val="a0"/>
+        <w:pStyle w:val="a1"/>
+        <w:rPr>
+          <w:rFonts w:eastAsiaTheme="minorEastAsia"/>
+          <w:lang w:val="uk-UA" w:eastAsia="ja-JP"/>
+        </w:rPr>
+      </w:pPr>
+    </w:p>
+    <w:p>
+      <w:pPr>
+        <w:pStyle w:val="a1"/>
         <w:rPr>
           <w:rFonts w:eastAsiaTheme="minorEastAsia"/>
           <w:lang w:val="uk-UA" w:eastAsia="ja-JP"/>
@@ -3692,7 +3978,7 @@
     </w:p>
     <w:p>
       <w:pPr>
-        <w:pStyle w:val="a0"/>
+        <w:pStyle w:val="a1"/>
         <w:rPr>
           <w:rFonts w:eastAsiaTheme="minorEastAsia"/>
           <w:lang w:val="uk-UA" w:eastAsia="ja-JP"/>
@@ -3708,7 +3994,7 @@
     </w:p>
     <w:p>
       <w:pPr>
-        <w:pStyle w:val="a0"/>
+        <w:pStyle w:val="a1"/>
         <w:rPr>
           <w:rFonts w:eastAsiaTheme="minorEastAsia"/>
           <w:lang w:val="uk-UA" w:eastAsia="ja-JP"/>
@@ -3724,7 +4010,7 @@
     </w:p>
     <w:p>
       <w:pPr>
-        <w:pStyle w:val="a0"/>
+        <w:pStyle w:val="a1"/>
         <w:rPr>
           <w:rFonts w:eastAsiaTheme="minorEastAsia"/>
           <w:lang w:val="uk-UA" w:eastAsia="ja-JP"/>
@@ -3740,7 +4026,7 @@
     </w:p>
     <w:p>
       <w:pPr>
-        <w:pStyle w:val="a0"/>
+        <w:pStyle w:val="a1"/>
         <w:rPr>
           <w:rFonts w:eastAsiaTheme="minorEastAsia"/>
           <w:lang w:val="uk-UA" w:eastAsia="ja-JP"/>
@@ -3756,16 +4042,16 @@
     </w:p>
     <w:p>
       <w:pPr>
-        <w:pStyle w:val="a0"/>
-        <w:rPr>
-          <w:rFonts w:eastAsiaTheme="minorEastAsia"/>
-          <w:lang w:val="uk-UA" w:eastAsia="ja-JP"/>
-        </w:rPr>
-      </w:pPr>
-    </w:p>
-    <w:p>
-      <w:pPr>
-        <w:pStyle w:val="a0"/>
+        <w:pStyle w:val="a1"/>
+        <w:rPr>
+          <w:rFonts w:eastAsiaTheme="minorEastAsia"/>
+          <w:lang w:val="uk-UA" w:eastAsia="ja-JP"/>
+        </w:rPr>
+      </w:pPr>
+    </w:p>
+    <w:p>
+      <w:pPr>
+        <w:pStyle w:val="a1"/>
         <w:rPr>
           <w:rFonts w:eastAsiaTheme="minorEastAsia"/>
           <w:lang w:val="uk-UA" w:eastAsia="ja-JP"/>
@@ -3781,7 +4067,7 @@
     </w:p>
     <w:p>
       <w:pPr>
-        <w:pStyle w:val="a0"/>
+        <w:pStyle w:val="a1"/>
         <w:rPr>
           <w:rFonts w:eastAsiaTheme="minorEastAsia"/>
           <w:lang w:val="uk-UA" w:eastAsia="ja-JP"/>
@@ -3797,7 +4083,7 @@
     </w:p>
     <w:p>
       <w:pPr>
-        <w:pStyle w:val="a0"/>
+        <w:pStyle w:val="a1"/>
         <w:rPr>
           <w:rFonts w:eastAsiaTheme="minorEastAsia"/>
           <w:lang w:val="uk-UA" w:eastAsia="ja-JP"/>
@@ -3813,7 +4099,7 @@
     </w:p>
     <w:p>
       <w:pPr>
-        <w:pStyle w:val="a0"/>
+        <w:pStyle w:val="a1"/>
         <w:rPr>
           <w:rFonts w:eastAsiaTheme="minorEastAsia"/>
           <w:lang w:val="uk-UA" w:eastAsia="ja-JP"/>
@@ -3829,7 +4115,7 @@
     </w:p>
     <w:p>
       <w:pPr>
-        <w:pStyle w:val="a0"/>
+        <w:pStyle w:val="a1"/>
         <w:rPr>
           <w:rFonts w:eastAsiaTheme="minorEastAsia"/>
           <w:lang w:val="uk-UA" w:eastAsia="ja-JP"/>
@@ -3845,16 +4131,16 @@
     </w:p>
     <w:p>
       <w:pPr>
-        <w:pStyle w:val="a0"/>
-        <w:rPr>
-          <w:rFonts w:eastAsiaTheme="minorEastAsia"/>
-          <w:lang w:val="uk-UA" w:eastAsia="ja-JP"/>
-        </w:rPr>
-      </w:pPr>
-    </w:p>
-    <w:p>
-      <w:pPr>
-        <w:pStyle w:val="a0"/>
+        <w:pStyle w:val="a1"/>
+        <w:rPr>
+          <w:rFonts w:eastAsiaTheme="minorEastAsia"/>
+          <w:lang w:val="uk-UA" w:eastAsia="ja-JP"/>
+        </w:rPr>
+      </w:pPr>
+    </w:p>
+    <w:p>
+      <w:pPr>
+        <w:pStyle w:val="a1"/>
         <w:rPr>
           <w:rFonts w:eastAsiaTheme="minorEastAsia"/>
           <w:lang w:val="uk-UA" w:eastAsia="ja-JP"/>
@@ -3870,7 +4156,7 @@
     </w:p>
     <w:p>
       <w:pPr>
-        <w:pStyle w:val="a0"/>
+        <w:pStyle w:val="a1"/>
         <w:rPr>
           <w:rFonts w:eastAsiaTheme="minorEastAsia"/>
           <w:lang w:val="uk-UA" w:eastAsia="ja-JP"/>
@@ -3886,7 +4172,7 @@
     </w:p>
     <w:p>
       <w:pPr>
-        <w:pStyle w:val="a0"/>
+        <w:pStyle w:val="a1"/>
         <w:rPr>
           <w:rFonts w:eastAsiaTheme="minorEastAsia"/>
           <w:lang w:val="uk-UA" w:eastAsia="ja-JP"/>
@@ -3902,7 +4188,7 @@
     </w:p>
     <w:p>
       <w:pPr>
-        <w:pStyle w:val="a0"/>
+        <w:pStyle w:val="a1"/>
         <w:rPr>
           <w:rFonts w:eastAsiaTheme="minorEastAsia"/>
           <w:lang w:val="uk-UA" w:eastAsia="ja-JP"/>
@@ -3918,7 +4204,7 @@
     </w:p>
     <w:p>
       <w:pPr>
-        <w:pStyle w:val="a0"/>
+        <w:pStyle w:val="a1"/>
         <w:rPr>
           <w:rFonts w:eastAsiaTheme="minorEastAsia"/>
           <w:lang w:val="uk-UA" w:eastAsia="ja-JP"/>
@@ -3934,16 +4220,16 @@
     </w:p>
     <w:p>
       <w:pPr>
-        <w:pStyle w:val="a0"/>
-        <w:rPr>
-          <w:rFonts w:eastAsiaTheme="minorEastAsia"/>
-          <w:lang w:val="uk-UA" w:eastAsia="ja-JP"/>
-        </w:rPr>
-      </w:pPr>
-    </w:p>
-    <w:p>
-      <w:pPr>
-        <w:pStyle w:val="a0"/>
+        <w:pStyle w:val="a1"/>
+        <w:rPr>
+          <w:rFonts w:eastAsiaTheme="minorEastAsia"/>
+          <w:lang w:val="uk-UA" w:eastAsia="ja-JP"/>
+        </w:rPr>
+      </w:pPr>
+    </w:p>
+    <w:p>
+      <w:pPr>
+        <w:pStyle w:val="a1"/>
         <w:rPr>
           <w:rFonts w:eastAsiaTheme="minorEastAsia"/>
           <w:lang w:val="uk-UA" w:eastAsia="ja-JP"/>
@@ -3959,7 +4245,7 @@
     </w:p>
     <w:p>
       <w:pPr>
-        <w:pStyle w:val="a0"/>
+        <w:pStyle w:val="a1"/>
         <w:rPr>
           <w:rFonts w:eastAsiaTheme="minorEastAsia"/>
           <w:lang w:val="uk-UA" w:eastAsia="ja-JP"/>
@@ -3975,7 +4261,7 @@
     </w:p>
     <w:p>
       <w:pPr>
-        <w:pStyle w:val="a0"/>
+        <w:pStyle w:val="a1"/>
         <w:rPr>
           <w:rFonts w:eastAsiaTheme="minorEastAsia"/>
           <w:lang w:val="uk-UA" w:eastAsia="ja-JP"/>
@@ -3991,7 +4277,7 @@
     </w:p>
     <w:p>
       <w:pPr>
-        <w:pStyle w:val="a0"/>
+        <w:pStyle w:val="a1"/>
         <w:rPr>
           <w:rFonts w:eastAsiaTheme="minorEastAsia"/>
           <w:lang w:val="uk-UA" w:eastAsia="ja-JP"/>
@@ -4007,7 +4293,7 @@
     </w:p>
     <w:p>
       <w:pPr>
-        <w:pStyle w:val="a0"/>
+        <w:pStyle w:val="a1"/>
         <w:rPr>
           <w:rFonts w:eastAsiaTheme="minorEastAsia"/>
           <w:lang w:val="uk-UA" w:eastAsia="ja-JP"/>
@@ -4023,16 +4309,16 @@
     </w:p>
     <w:p>
       <w:pPr>
-        <w:pStyle w:val="a0"/>
-        <w:rPr>
-          <w:rFonts w:eastAsiaTheme="minorEastAsia"/>
-          <w:lang w:val="uk-UA" w:eastAsia="ja-JP"/>
-        </w:rPr>
-      </w:pPr>
-    </w:p>
-    <w:p>
-      <w:pPr>
-        <w:pStyle w:val="a0"/>
+        <w:pStyle w:val="a1"/>
+        <w:rPr>
+          <w:rFonts w:eastAsiaTheme="minorEastAsia"/>
+          <w:lang w:val="uk-UA" w:eastAsia="ja-JP"/>
+        </w:rPr>
+      </w:pPr>
+    </w:p>
+    <w:p>
+      <w:pPr>
+        <w:pStyle w:val="a1"/>
         <w:rPr>
           <w:rFonts w:eastAsiaTheme="minorEastAsia"/>
           <w:lang w:val="uk-UA" w:eastAsia="ja-JP"/>
@@ -4048,7 +4334,7 @@
     </w:p>
     <w:p>
       <w:pPr>
-        <w:pStyle w:val="a0"/>
+        <w:pStyle w:val="a1"/>
         <w:rPr>
           <w:rFonts w:eastAsiaTheme="minorEastAsia"/>
           <w:lang w:val="uk-UA" w:eastAsia="ja-JP"/>
@@ -4064,23 +4350,806 @@
     </w:p>
     <w:p>
       <w:pPr>
-        <w:pStyle w:val="a0"/>
-        <w:rPr>
-          <w:rFonts w:eastAsiaTheme="minorEastAsia"/>
-          <w:lang w:val="uk-UA" w:eastAsia="ja-JP"/>
-        </w:rPr>
-      </w:pPr>
-      <w:r>
-        <w:rPr>
-          <w:rFonts w:eastAsiaTheme="minorEastAsia"/>
-          <w:lang w:val="uk-UA" w:eastAsia="ja-JP"/>
-        </w:rPr>
+        <w:pStyle w:val="a1"/>
+        <w:rPr>
+          <w:rFonts w:eastAsiaTheme="minorEastAsia"/>
+          <w:lang w:val="uk-UA" w:eastAsia="ja-JP"/>
+        </w:rPr>
+      </w:pPr>
+      <w:r>
+        <w:rPr>
+          <w:rFonts w:eastAsiaTheme="minorEastAsia"/>
+          <w:lang w:val="uk-UA" w:eastAsia="ja-JP"/>
+        </w:rPr>
+        <w:lastRenderedPageBreak/>
         <w:t>        {"boot_problem": True, "disk_detected": False},</w:t>
       </w:r>
     </w:p>
     <w:p>
       <w:pPr>
-        <w:pStyle w:val="a0"/>
+        <w:pStyle w:val="a1"/>
+        <w:rPr>
+          <w:rFonts w:eastAsiaTheme="minorEastAsia"/>
+          <w:lang w:val="uk-UA" w:eastAsia="ja-JP"/>
+        </w:rPr>
+      </w:pPr>
+      <w:r>
+        <w:rPr>
+          <w:rFonts w:eastAsiaTheme="minorEastAsia"/>
+          <w:lang w:val="uk-UA" w:eastAsia="ja-JP"/>
+        </w:rPr>
+        <w:t>        ("storage_problem", True)</w:t>
+      </w:r>
+    </w:p>
+    <w:p>
+      <w:pPr>
+        <w:pStyle w:val="a1"/>
+        <w:rPr>
+          <w:rFonts w:eastAsiaTheme="minorEastAsia"/>
+          <w:lang w:val="uk-UA" w:eastAsia="ja-JP"/>
+        </w:rPr>
+      </w:pPr>
+      <w:r>
+        <w:rPr>
+          <w:rFonts w:eastAsiaTheme="minorEastAsia"/>
+          <w:lang w:val="uk-UA" w:eastAsia="ja-JP"/>
+        </w:rPr>
+        <w:t>    ),</w:t>
+      </w:r>
+    </w:p>
+    <w:p>
+      <w:pPr>
+        <w:pStyle w:val="a1"/>
+        <w:rPr>
+          <w:rFonts w:eastAsiaTheme="minorEastAsia"/>
+          <w:lang w:val="uk-UA" w:eastAsia="ja-JP"/>
+        </w:rPr>
+      </w:pPr>
+    </w:p>
+    <w:p>
+      <w:pPr>
+        <w:pStyle w:val="a1"/>
+        <w:rPr>
+          <w:rFonts w:eastAsiaTheme="minorEastAsia"/>
+          <w:lang w:val="uk-UA" w:eastAsia="ja-JP"/>
+        </w:rPr>
+      </w:pPr>
+      <w:r>
+        <w:rPr>
+          <w:rFonts w:eastAsiaTheme="minorEastAsia"/>
+          <w:lang w:val="uk-UA" w:eastAsia="ja-JP"/>
+        </w:rPr>
+        <w:t>    Rule(</w:t>
+      </w:r>
+    </w:p>
+    <w:p>
+      <w:pPr>
+        <w:pStyle w:val="a1"/>
+        <w:rPr>
+          <w:rFonts w:eastAsiaTheme="minorEastAsia"/>
+          <w:lang w:val="uk-UA" w:eastAsia="ja-JP"/>
+        </w:rPr>
+      </w:pPr>
+      <w:r>
+        <w:rPr>
+          <w:rFonts w:eastAsiaTheme="minorEastAsia"/>
+          <w:lang w:val="uk-UA" w:eastAsia="ja-JP"/>
+        </w:rPr>
+        <w:t>        "R8",</w:t>
+      </w:r>
+    </w:p>
+    <w:p>
+      <w:pPr>
+        <w:pStyle w:val="a1"/>
+        <w:rPr>
+          <w:rFonts w:eastAsiaTheme="minorEastAsia"/>
+          <w:lang w:val="uk-UA" w:eastAsia="ja-JP"/>
+        </w:rPr>
+      </w:pPr>
+      <w:r>
+        <w:rPr>
+          <w:rFonts w:eastAsiaTheme="minorEastAsia"/>
+          <w:lang w:val="uk-UA" w:eastAsia="ja-JP"/>
+        </w:rPr>
+        <w:t>        {"post_passed": True, "os_booted": True},</w:t>
+      </w:r>
+    </w:p>
+    <w:p>
+      <w:pPr>
+        <w:pStyle w:val="a1"/>
+        <w:rPr>
+          <w:rFonts w:eastAsiaTheme="minorEastAsia"/>
+          <w:lang w:val="uk-UA" w:eastAsia="ja-JP"/>
+        </w:rPr>
+      </w:pPr>
+      <w:r>
+        <w:rPr>
+          <w:rFonts w:eastAsiaTheme="minorEastAsia"/>
+          <w:lang w:val="uk-UA" w:eastAsia="ja-JP"/>
+        </w:rPr>
+        <w:t>        ("os_working", True)</w:t>
+      </w:r>
+    </w:p>
+    <w:p>
+      <w:pPr>
+        <w:pStyle w:val="a1"/>
+        <w:rPr>
+          <w:rFonts w:eastAsiaTheme="minorEastAsia"/>
+          <w:lang w:val="uk-UA" w:eastAsia="ja-JP"/>
+        </w:rPr>
+      </w:pPr>
+      <w:r>
+        <w:rPr>
+          <w:rFonts w:eastAsiaTheme="minorEastAsia"/>
+          <w:lang w:val="uk-UA" w:eastAsia="ja-JP"/>
+        </w:rPr>
+        <w:t>    ),</w:t>
+      </w:r>
+    </w:p>
+    <w:p>
+      <w:pPr>
+        <w:pStyle w:val="a1"/>
+        <w:rPr>
+          <w:rFonts w:eastAsiaTheme="minorEastAsia"/>
+          <w:lang w:val="uk-UA" w:eastAsia="ja-JP"/>
+        </w:rPr>
+      </w:pPr>
+    </w:p>
+    <w:p>
+      <w:pPr>
+        <w:pStyle w:val="a1"/>
+        <w:rPr>
+          <w:rFonts w:eastAsiaTheme="minorEastAsia"/>
+          <w:lang w:val="uk-UA" w:eastAsia="ja-JP"/>
+        </w:rPr>
+      </w:pPr>
+      <w:r>
+        <w:rPr>
+          <w:rFonts w:eastAsiaTheme="minorEastAsia"/>
+          <w:lang w:val="uk-UA" w:eastAsia="ja-JP"/>
+        </w:rPr>
+        <w:t>    Rule(</w:t>
+      </w:r>
+    </w:p>
+    <w:p>
+      <w:pPr>
+        <w:pStyle w:val="a1"/>
+        <w:rPr>
+          <w:rFonts w:eastAsiaTheme="minorEastAsia"/>
+          <w:lang w:val="uk-UA" w:eastAsia="ja-JP"/>
+        </w:rPr>
+      </w:pPr>
+      <w:r>
+        <w:rPr>
+          <w:rFonts w:eastAsiaTheme="minorEastAsia"/>
+          <w:lang w:val="uk-UA" w:eastAsia="ja-JP"/>
+        </w:rPr>
+        <w:t>        "R9",</w:t>
+      </w:r>
+    </w:p>
+    <w:p>
+      <w:pPr>
+        <w:pStyle w:val="a1"/>
+        <w:rPr>
+          <w:rFonts w:eastAsiaTheme="minorEastAsia"/>
+          <w:lang w:val="uk-UA" w:eastAsia="ja-JP"/>
+        </w:rPr>
+      </w:pPr>
+      <w:r>
+        <w:rPr>
+          <w:rFonts w:eastAsiaTheme="minorEastAsia"/>
+          <w:lang w:val="uk-UA" w:eastAsia="ja-JP"/>
+        </w:rPr>
+        <w:t>        {"os_working": True, "network_available": False},</w:t>
+      </w:r>
+    </w:p>
+    <w:p>
+      <w:pPr>
+        <w:pStyle w:val="a1"/>
+        <w:rPr>
+          <w:rFonts w:eastAsiaTheme="minorEastAsia"/>
+          <w:lang w:val="uk-UA" w:eastAsia="ja-JP"/>
+        </w:rPr>
+      </w:pPr>
+      <w:r>
+        <w:rPr>
+          <w:rFonts w:eastAsiaTheme="minorEastAsia"/>
+          <w:lang w:val="uk-UA" w:eastAsia="ja-JP"/>
+        </w:rPr>
+        <w:t>        ("network_problem", True)</w:t>
+      </w:r>
+    </w:p>
+    <w:p>
+      <w:pPr>
+        <w:pStyle w:val="a1"/>
+        <w:rPr>
+          <w:rFonts w:eastAsiaTheme="minorEastAsia"/>
+          <w:lang w:val="uk-UA" w:eastAsia="ja-JP"/>
+        </w:rPr>
+      </w:pPr>
+      <w:r>
+        <w:rPr>
+          <w:rFonts w:eastAsiaTheme="minorEastAsia"/>
+          <w:lang w:val="uk-UA" w:eastAsia="ja-JP"/>
+        </w:rPr>
+        <w:t>    ),</w:t>
+      </w:r>
+    </w:p>
+    <w:p>
+      <w:pPr>
+        <w:pStyle w:val="a1"/>
+        <w:rPr>
+          <w:rFonts w:eastAsiaTheme="minorEastAsia"/>
+          <w:lang w:val="uk-UA" w:eastAsia="ja-JP"/>
+        </w:rPr>
+      </w:pPr>
+      <w:r>
+        <w:rPr>
+          <w:rFonts w:eastAsiaTheme="minorEastAsia"/>
+          <w:lang w:val="uk-UA" w:eastAsia="ja-JP"/>
+        </w:rPr>
+        <w:t>]</w:t>
+      </w:r>
+    </w:p>
+    <w:p>
+      <w:pPr>
+        <w:pStyle w:val="a1"/>
+        <w:rPr>
+          <w:rFonts w:eastAsiaTheme="minorEastAsia"/>
+          <w:lang w:val="uk-UA" w:eastAsia="ja-JP"/>
+        </w:rPr>
+      </w:pPr>
+    </w:p>
+    <w:p>
+      <w:pPr>
+        <w:pStyle w:val="a1"/>
+        <w:rPr>
+          <w:rFonts w:eastAsiaTheme="minorEastAsia"/>
+          <w:lang w:val="uk-UA" w:eastAsia="ja-JP"/>
+        </w:rPr>
+      </w:pPr>
+      <w:r>
+        <w:rPr>
+          <w:rFonts w:eastAsiaTheme="minorEastAsia"/>
+          <w:lang w:val="uk-UA" w:eastAsia="ja-JP"/>
+        </w:rPr>
+        <w:t>def infer(initial_facts):</w:t>
+      </w:r>
+    </w:p>
+    <w:p>
+      <w:pPr>
+        <w:pStyle w:val="a1"/>
+        <w:rPr>
+          <w:rFonts w:eastAsiaTheme="minorEastAsia"/>
+          <w:lang w:val="uk-UA" w:eastAsia="ja-JP"/>
+        </w:rPr>
+      </w:pPr>
+      <w:r>
+        <w:rPr>
+          <w:rFonts w:eastAsiaTheme="minorEastAsia"/>
+          <w:lang w:val="uk-UA" w:eastAsia="ja-JP"/>
+        </w:rPr>
+        <w:t>    facts = dict(initial_facts)</w:t>
+      </w:r>
+    </w:p>
+    <w:p>
+      <w:pPr>
+        <w:pStyle w:val="a1"/>
+        <w:rPr>
+          <w:rFonts w:eastAsiaTheme="minorEastAsia"/>
+          <w:lang w:val="uk-UA" w:eastAsia="ja-JP"/>
+        </w:rPr>
+      </w:pPr>
+    </w:p>
+    <w:p>
+      <w:pPr>
+        <w:pStyle w:val="a1"/>
+        <w:rPr>
+          <w:rFonts w:eastAsiaTheme="minorEastAsia"/>
+          <w:lang w:val="uk-UA" w:eastAsia="ja-JP"/>
+        </w:rPr>
+      </w:pPr>
+      <w:r>
+        <w:rPr>
+          <w:rFonts w:eastAsiaTheme="minorEastAsia"/>
+          <w:lang w:val="uk-UA" w:eastAsia="ja-JP"/>
+        </w:rPr>
+        <w:t>    # Черга фактів, які потрібно обробити</w:t>
+      </w:r>
+    </w:p>
+    <w:p>
+      <w:pPr>
+        <w:pStyle w:val="a1"/>
+        <w:rPr>
+          <w:rFonts w:eastAsiaTheme="minorEastAsia"/>
+          <w:lang w:val="uk-UA" w:eastAsia="ja-JP"/>
+        </w:rPr>
+      </w:pPr>
+      <w:r>
+        <w:rPr>
+          <w:rFonts w:eastAsiaTheme="minorEastAsia"/>
+          <w:lang w:val="uk-UA" w:eastAsia="ja-JP"/>
+        </w:rPr>
+        <w:t>    queue = deque(initial_facts.keys())</w:t>
+      </w:r>
+    </w:p>
+    <w:p>
+      <w:pPr>
+        <w:pStyle w:val="a1"/>
+        <w:rPr>
+          <w:rFonts w:eastAsiaTheme="minorEastAsia"/>
+          <w:lang w:val="uk-UA" w:eastAsia="ja-JP"/>
+        </w:rPr>
+      </w:pPr>
+    </w:p>
+    <w:p>
+      <w:pPr>
+        <w:pStyle w:val="a1"/>
+        <w:rPr>
+          <w:rFonts w:eastAsiaTheme="minorEastAsia"/>
+          <w:lang w:val="uk-UA" w:eastAsia="ja-JP"/>
+        </w:rPr>
+      </w:pPr>
+      <w:r>
+        <w:rPr>
+          <w:rFonts w:eastAsiaTheme="minorEastAsia"/>
+          <w:lang w:val="uk-UA" w:eastAsia="ja-JP"/>
+        </w:rPr>
+        <w:t>    explanation = []</w:t>
+      </w:r>
+    </w:p>
+    <w:p>
+      <w:pPr>
+        <w:pStyle w:val="a1"/>
+        <w:rPr>
+          <w:rFonts w:eastAsiaTheme="minorEastAsia"/>
+          <w:lang w:val="uk-UA" w:eastAsia="ja-JP"/>
+        </w:rPr>
+      </w:pPr>
+    </w:p>
+    <w:p>
+      <w:pPr>
+        <w:pStyle w:val="a1"/>
+        <w:rPr>
+          <w:rFonts w:eastAsiaTheme="minorEastAsia"/>
+          <w:lang w:val="uk-UA" w:eastAsia="ja-JP"/>
+        </w:rPr>
+      </w:pPr>
+      <w:r>
+        <w:rPr>
+          <w:rFonts w:eastAsiaTheme="minorEastAsia"/>
+          <w:lang w:val="uk-UA" w:eastAsia="ja-JP"/>
+        </w:rPr>
+        <w:t>    # Скидання стану правил</w:t>
+      </w:r>
+    </w:p>
+    <w:p>
+      <w:pPr>
+        <w:pStyle w:val="a1"/>
+        <w:rPr>
+          <w:rFonts w:eastAsiaTheme="minorEastAsia"/>
+          <w:lang w:val="uk-UA" w:eastAsia="ja-JP"/>
+        </w:rPr>
+      </w:pPr>
+      <w:r>
+        <w:rPr>
+          <w:rFonts w:eastAsiaTheme="minorEastAsia"/>
+          <w:lang w:val="uk-UA" w:eastAsia="ja-JP"/>
+        </w:rPr>
+        <w:t>    for rule in RULES:</w:t>
+      </w:r>
+    </w:p>
+    <w:p>
+      <w:pPr>
+        <w:pStyle w:val="a1"/>
+        <w:rPr>
+          <w:rFonts w:eastAsiaTheme="minorEastAsia"/>
+          <w:lang w:val="uk-UA" w:eastAsia="ja-JP"/>
+        </w:rPr>
+      </w:pPr>
+      <w:r>
+        <w:rPr>
+          <w:rFonts w:eastAsiaTheme="minorEastAsia"/>
+          <w:lang w:val="uk-UA" w:eastAsia="ja-JP"/>
+        </w:rPr>
+        <w:t>        rule.fired = False</w:t>
+      </w:r>
+    </w:p>
+    <w:p>
+      <w:pPr>
+        <w:pStyle w:val="a1"/>
+        <w:rPr>
+          <w:rFonts w:eastAsiaTheme="minorEastAsia"/>
+          <w:lang w:val="uk-UA" w:eastAsia="ja-JP"/>
+        </w:rPr>
+      </w:pPr>
+    </w:p>
+    <w:p>
+      <w:pPr>
+        <w:pStyle w:val="a1"/>
+        <w:rPr>
+          <w:rFonts w:eastAsiaTheme="minorEastAsia"/>
+          <w:lang w:val="uk-UA" w:eastAsia="ja-JP"/>
+        </w:rPr>
+      </w:pPr>
+      <w:r>
+        <w:rPr>
+          <w:rFonts w:eastAsiaTheme="minorEastAsia"/>
+          <w:lang w:val="uk-UA" w:eastAsia="ja-JP"/>
+        </w:rPr>
+        <w:t>    while queue:</w:t>
+      </w:r>
+    </w:p>
+    <w:p>
+      <w:pPr>
+        <w:pStyle w:val="a1"/>
+        <w:rPr>
+          <w:rFonts w:eastAsiaTheme="minorEastAsia"/>
+          <w:lang w:val="uk-UA" w:eastAsia="ja-JP"/>
+        </w:rPr>
+      </w:pPr>
+      <w:r>
+        <w:rPr>
+          <w:rFonts w:eastAsiaTheme="minorEastAsia"/>
+          <w:lang w:val="uk-UA" w:eastAsia="ja-JP"/>
+        </w:rPr>
+        <w:t>        variable = queue.popleft()</w:t>
+      </w:r>
+    </w:p>
+    <w:p>
+      <w:pPr>
+        <w:pStyle w:val="a1"/>
+        <w:rPr>
+          <w:rFonts w:eastAsiaTheme="minorEastAsia"/>
+          <w:lang w:val="uk-UA" w:eastAsia="ja-JP"/>
+        </w:rPr>
+      </w:pPr>
+    </w:p>
+    <w:p>
+      <w:pPr>
+        <w:pStyle w:val="a1"/>
+        <w:rPr>
+          <w:rFonts w:eastAsiaTheme="minorEastAsia"/>
+          <w:lang w:val="uk-UA" w:eastAsia="ja-JP"/>
+        </w:rPr>
+      </w:pPr>
+      <w:r>
+        <w:rPr>
+          <w:rFonts w:eastAsiaTheme="minorEastAsia"/>
+          <w:lang w:val="uk-UA" w:eastAsia="ja-JP"/>
+        </w:rPr>
+        <w:t>        for rule in RULES:</w:t>
+      </w:r>
+    </w:p>
+    <w:p>
+      <w:pPr>
+        <w:pStyle w:val="a1"/>
+        <w:rPr>
+          <w:rFonts w:eastAsiaTheme="minorEastAsia"/>
+          <w:lang w:val="uk-UA" w:eastAsia="ja-JP"/>
+        </w:rPr>
+      </w:pPr>
+    </w:p>
+    <w:p>
+      <w:pPr>
+        <w:pStyle w:val="a1"/>
+        <w:rPr>
+          <w:rFonts w:eastAsiaTheme="minorEastAsia"/>
+          <w:lang w:val="uk-UA" w:eastAsia="ja-JP"/>
+        </w:rPr>
+      </w:pPr>
+      <w:r>
+        <w:rPr>
+          <w:rFonts w:eastAsiaTheme="minorEastAsia"/>
+          <w:lang w:val="uk-UA" w:eastAsia="ja-JP"/>
+        </w:rPr>
+        <w:t>            # Якщо правило вже спрацювало</w:t>
+      </w:r>
+    </w:p>
+    <w:p>
+      <w:pPr>
+        <w:pStyle w:val="a1"/>
+        <w:rPr>
+          <w:rFonts w:eastAsiaTheme="minorEastAsia"/>
+          <w:lang w:val="uk-UA" w:eastAsia="ja-JP"/>
+        </w:rPr>
+      </w:pPr>
+      <w:r>
+        <w:rPr>
+          <w:rFonts w:eastAsiaTheme="minorEastAsia"/>
+          <w:lang w:val="uk-UA" w:eastAsia="ja-JP"/>
+        </w:rPr>
+        <w:t>            # або поточна змінна не бере участі в правилі</w:t>
+      </w:r>
+    </w:p>
+    <w:p>
+      <w:pPr>
+        <w:pStyle w:val="a1"/>
+        <w:rPr>
+          <w:rFonts w:eastAsiaTheme="minorEastAsia"/>
+          <w:lang w:val="uk-UA" w:eastAsia="ja-JP"/>
+        </w:rPr>
+      </w:pPr>
+      <w:r>
+        <w:rPr>
+          <w:rFonts w:eastAsiaTheme="minorEastAsia"/>
+          <w:lang w:val="uk-UA" w:eastAsia="ja-JP"/>
+        </w:rPr>
+        <w:t>            if rule.fired or variable not in rule.conditions:</w:t>
+      </w:r>
+    </w:p>
+    <w:p>
+      <w:pPr>
+        <w:pStyle w:val="a1"/>
+        <w:rPr>
+          <w:rFonts w:eastAsiaTheme="minorEastAsia"/>
+          <w:lang w:val="uk-UA" w:eastAsia="ja-JP"/>
+        </w:rPr>
+      </w:pPr>
+      <w:r>
+        <w:rPr>
+          <w:rFonts w:eastAsiaTheme="minorEastAsia"/>
+          <w:lang w:val="uk-UA" w:eastAsia="ja-JP"/>
+        </w:rPr>
+        <w:t>                continue</w:t>
+      </w:r>
+    </w:p>
+    <w:p>
+      <w:pPr>
+        <w:pStyle w:val="a1"/>
+        <w:rPr>
+          <w:rFonts w:eastAsiaTheme="minorEastAsia"/>
+          <w:lang w:val="uk-UA" w:eastAsia="ja-JP"/>
+        </w:rPr>
+      </w:pPr>
+    </w:p>
+    <w:p>
+      <w:pPr>
+        <w:pStyle w:val="a1"/>
+        <w:rPr>
+          <w:rFonts w:eastAsiaTheme="minorEastAsia"/>
+          <w:lang w:val="uk-UA" w:eastAsia="ja-JP"/>
+        </w:rPr>
+      </w:pPr>
+      <w:r>
+        <w:rPr>
+          <w:rFonts w:eastAsiaTheme="minorEastAsia"/>
+          <w:lang w:val="uk-UA" w:eastAsia="ja-JP"/>
+        </w:rPr>
+        <w:t>            # Перевіряємо, чи всі необхідні факти вже відомі</w:t>
+      </w:r>
+    </w:p>
+    <w:p>
+      <w:pPr>
+        <w:pStyle w:val="a1"/>
+        <w:rPr>
+          <w:rFonts w:eastAsiaTheme="minorEastAsia"/>
+          <w:lang w:val="uk-UA" w:eastAsia="ja-JP"/>
+        </w:rPr>
+      </w:pPr>
+      <w:r>
+        <w:rPr>
+          <w:rFonts w:eastAsiaTheme="minorEastAsia"/>
+          <w:lang w:val="uk-UA" w:eastAsia="ja-JP"/>
+        </w:rPr>
+        <w:t>            all_known = all(</w:t>
+      </w:r>
+    </w:p>
+    <w:p>
+      <w:pPr>
+        <w:pStyle w:val="a1"/>
+        <w:rPr>
+          <w:rFonts w:eastAsiaTheme="minorEastAsia"/>
+          <w:lang w:val="uk-UA" w:eastAsia="ja-JP"/>
+        </w:rPr>
+      </w:pPr>
+      <w:r>
+        <w:rPr>
+          <w:rFonts w:eastAsiaTheme="minorEastAsia"/>
+          <w:lang w:val="uk-UA" w:eastAsia="ja-JP"/>
+        </w:rPr>
+        <w:t>                k in facts</w:t>
+      </w:r>
+    </w:p>
+    <w:p>
+      <w:pPr>
+        <w:pStyle w:val="a1"/>
+        <w:rPr>
+          <w:rFonts w:eastAsiaTheme="minorEastAsia"/>
+          <w:lang w:val="uk-UA" w:eastAsia="ja-JP"/>
+        </w:rPr>
+      </w:pPr>
+      <w:r>
+        <w:rPr>
+          <w:rFonts w:eastAsiaTheme="minorEastAsia"/>
+          <w:lang w:val="uk-UA" w:eastAsia="ja-JP"/>
+        </w:rPr>
+        <w:t>                for k in rule.conditions</w:t>
+      </w:r>
+    </w:p>
+    <w:p>
+      <w:pPr>
+        <w:pStyle w:val="a1"/>
+        <w:rPr>
+          <w:rFonts w:eastAsiaTheme="minorEastAsia"/>
+          <w:lang w:val="uk-UA" w:eastAsia="ja-JP"/>
+        </w:rPr>
+      </w:pPr>
+      <w:r>
+        <w:rPr>
+          <w:rFonts w:eastAsiaTheme="minorEastAsia"/>
+          <w:lang w:val="uk-UA" w:eastAsia="ja-JP"/>
+        </w:rPr>
+        <w:t>            )</w:t>
+      </w:r>
+    </w:p>
+    <w:p>
+      <w:pPr>
+        <w:pStyle w:val="a1"/>
+        <w:rPr>
+          <w:rFonts w:eastAsiaTheme="minorEastAsia"/>
+          <w:lang w:val="uk-UA" w:eastAsia="ja-JP"/>
+        </w:rPr>
+      </w:pPr>
+    </w:p>
+    <w:p>
+      <w:pPr>
+        <w:pStyle w:val="a1"/>
+        <w:rPr>
+          <w:rFonts w:eastAsiaTheme="minorEastAsia"/>
+          <w:lang w:val="uk-UA" w:eastAsia="ja-JP"/>
+        </w:rPr>
+      </w:pPr>
+      <w:r>
+        <w:rPr>
+          <w:rFonts w:eastAsiaTheme="minorEastAsia"/>
+          <w:lang w:val="uk-UA" w:eastAsia="ja-JP"/>
+        </w:rPr>
+        <w:t>            # Головне виправлення:</w:t>
+      </w:r>
+    </w:p>
+    <w:p>
+      <w:pPr>
+        <w:pStyle w:val="a1"/>
+        <w:rPr>
+          <w:rFonts w:eastAsiaTheme="minorEastAsia"/>
+          <w:lang w:val="uk-UA" w:eastAsia="ja-JP"/>
+        </w:rPr>
+      </w:pPr>
+      <w:r>
+        <w:rPr>
+          <w:rFonts w:eastAsiaTheme="minorEastAsia"/>
+          <w:lang w:val="uk-UA" w:eastAsia="ja-JP"/>
+        </w:rPr>
+        <w:t>            # перевіряємо значення тільки якщо всі факти існують</w:t>
+      </w:r>
+    </w:p>
+    <w:p>
+      <w:pPr>
+        <w:pStyle w:val="a1"/>
+        <w:rPr>
+          <w:rFonts w:eastAsiaTheme="minorEastAsia"/>
+          <w:lang w:val="uk-UA" w:eastAsia="ja-JP"/>
+        </w:rPr>
+      </w:pPr>
+      <w:r>
+        <w:rPr>
+          <w:rFonts w:eastAsiaTheme="minorEastAsia"/>
+          <w:lang w:val="uk-UA" w:eastAsia="ja-JP"/>
+        </w:rPr>
+        <w:t>            if all_known and all(</w:t>
+      </w:r>
+    </w:p>
+    <w:p>
+      <w:pPr>
+        <w:pStyle w:val="a1"/>
+        <w:rPr>
+          <w:rFonts w:eastAsiaTheme="minorEastAsia"/>
+          <w:lang w:val="uk-UA" w:eastAsia="ja-JP"/>
+        </w:rPr>
+      </w:pPr>
+      <w:r>
+        <w:rPr>
+          <w:rFonts w:eastAsiaTheme="minorEastAsia"/>
+          <w:lang w:val="uk-UA" w:eastAsia="ja-JP"/>
+        </w:rPr>
+        <w:t>                facts[k] == v</w:t>
+      </w:r>
+    </w:p>
+    <w:p>
+      <w:pPr>
+        <w:pStyle w:val="a1"/>
+        <w:rPr>
+          <w:rFonts w:eastAsiaTheme="minorEastAsia"/>
+          <w:lang w:val="uk-UA" w:eastAsia="ja-JP"/>
+        </w:rPr>
+      </w:pPr>
+      <w:r>
+        <w:rPr>
+          <w:rFonts w:eastAsiaTheme="minorEastAsia"/>
+          <w:lang w:val="uk-UA" w:eastAsia="ja-JP"/>
+        </w:rPr>
+        <w:t>                for k, v in rule.conditions.items()</w:t>
+      </w:r>
+    </w:p>
+    <w:p>
+      <w:pPr>
+        <w:pStyle w:val="a1"/>
+        <w:rPr>
+          <w:rFonts w:eastAsiaTheme="minorEastAsia"/>
+          <w:lang w:val="uk-UA" w:eastAsia="ja-JP"/>
+        </w:rPr>
+      </w:pPr>
+      <w:r>
+        <w:rPr>
+          <w:rFonts w:eastAsiaTheme="minorEastAsia"/>
+          <w:lang w:val="uk-UA" w:eastAsia="ja-JP"/>
+        </w:rPr>
+        <w:t>            ):</w:t>
+      </w:r>
+    </w:p>
+    <w:p>
+      <w:pPr>
+        <w:pStyle w:val="a1"/>
+        <w:rPr>
+          <w:rFonts w:eastAsiaTheme="minorEastAsia"/>
+          <w:lang w:val="uk-UA" w:eastAsia="ja-JP"/>
+        </w:rPr>
+      </w:pPr>
+    </w:p>
+    <w:p>
+      <w:pPr>
+        <w:pStyle w:val="a1"/>
+        <w:rPr>
+          <w:rFonts w:eastAsiaTheme="minorEastAsia"/>
+          <w:lang w:val="uk-UA" w:eastAsia="ja-JP"/>
+        </w:rPr>
+      </w:pPr>
+      <w:r>
+        <w:rPr>
+          <w:rFonts w:eastAsiaTheme="minorEastAsia"/>
+          <w:lang w:val="uk-UA" w:eastAsia="ja-JP"/>
+        </w:rPr>
+        <w:t>                result_var, result_value = rule.conclusion</w:t>
+      </w:r>
+    </w:p>
+    <w:p>
+      <w:pPr>
+        <w:pStyle w:val="a1"/>
+        <w:rPr>
+          <w:rFonts w:eastAsiaTheme="minorEastAsia"/>
+          <w:lang w:val="uk-UA" w:eastAsia="ja-JP"/>
+        </w:rPr>
+      </w:pPr>
+    </w:p>
+    <w:p>
+      <w:pPr>
+        <w:pStyle w:val="a1"/>
+        <w:rPr>
+          <w:rFonts w:eastAsiaTheme="minorEastAsia"/>
+          <w:lang w:val="uk-UA" w:eastAsia="ja-JP"/>
+        </w:rPr>
+      </w:pPr>
+      <w:r>
+        <w:rPr>
+          <w:rFonts w:eastAsiaTheme="minorEastAsia"/>
+          <w:lang w:val="uk-UA" w:eastAsia="ja-JP"/>
+        </w:rPr>
+        <w:t>                rule.fired = True</w:t>
+      </w:r>
+    </w:p>
+    <w:p>
+      <w:pPr>
+        <w:pStyle w:val="a1"/>
+        <w:rPr>
+          <w:rFonts w:eastAsiaTheme="minorEastAsia"/>
+          <w:lang w:val="uk-UA" w:eastAsia="ja-JP"/>
+        </w:rPr>
+      </w:pPr>
+    </w:p>
+    <w:p>
+      <w:pPr>
+        <w:pStyle w:val="a1"/>
         <w:rPr>
           <w:rFonts w:eastAsiaTheme="minorEastAsia"/>
           <w:lang w:val="uk-UA" w:eastAsia="ja-JP"/>
@@ -4092,794 +5161,12 @@
           <w:lang w:val="uk-UA" w:eastAsia="ja-JP"/>
         </w:rPr>
         <w:lastRenderedPageBreak/>
-        <w:t>        ("storage_problem", True)</w:t>
-      </w:r>
-    </w:p>
-    <w:p>
-      <w:pPr>
-        <w:pStyle w:val="a0"/>
-        <w:rPr>
-          <w:rFonts w:eastAsiaTheme="minorEastAsia"/>
-          <w:lang w:val="uk-UA" w:eastAsia="ja-JP"/>
-        </w:rPr>
-      </w:pPr>
-      <w:r>
-        <w:rPr>
-          <w:rFonts w:eastAsiaTheme="minorEastAsia"/>
-          <w:lang w:val="uk-UA" w:eastAsia="ja-JP"/>
-        </w:rPr>
-        <w:t>    ),</w:t>
-      </w:r>
-    </w:p>
-    <w:p>
-      <w:pPr>
-        <w:pStyle w:val="a0"/>
-        <w:rPr>
-          <w:rFonts w:eastAsiaTheme="minorEastAsia"/>
-          <w:lang w:val="uk-UA" w:eastAsia="ja-JP"/>
-        </w:rPr>
-      </w:pPr>
-    </w:p>
-    <w:p>
-      <w:pPr>
-        <w:pStyle w:val="a0"/>
-        <w:rPr>
-          <w:rFonts w:eastAsiaTheme="minorEastAsia"/>
-          <w:lang w:val="uk-UA" w:eastAsia="ja-JP"/>
-        </w:rPr>
-      </w:pPr>
-      <w:r>
-        <w:rPr>
-          <w:rFonts w:eastAsiaTheme="minorEastAsia"/>
-          <w:lang w:val="uk-UA" w:eastAsia="ja-JP"/>
-        </w:rPr>
-        <w:t>    Rule(</w:t>
-      </w:r>
-    </w:p>
-    <w:p>
-      <w:pPr>
-        <w:pStyle w:val="a0"/>
-        <w:rPr>
-          <w:rFonts w:eastAsiaTheme="minorEastAsia"/>
-          <w:lang w:val="uk-UA" w:eastAsia="ja-JP"/>
-        </w:rPr>
-      </w:pPr>
-      <w:r>
-        <w:rPr>
-          <w:rFonts w:eastAsiaTheme="minorEastAsia"/>
-          <w:lang w:val="uk-UA" w:eastAsia="ja-JP"/>
-        </w:rPr>
-        <w:t>        "R8",</w:t>
-      </w:r>
-    </w:p>
-    <w:p>
-      <w:pPr>
-        <w:pStyle w:val="a0"/>
-        <w:rPr>
-          <w:rFonts w:eastAsiaTheme="minorEastAsia"/>
-          <w:lang w:val="uk-UA" w:eastAsia="ja-JP"/>
-        </w:rPr>
-      </w:pPr>
-      <w:r>
-        <w:rPr>
-          <w:rFonts w:eastAsiaTheme="minorEastAsia"/>
-          <w:lang w:val="uk-UA" w:eastAsia="ja-JP"/>
-        </w:rPr>
-        <w:t>        {"post_passed": True, "os_booted": True},</w:t>
-      </w:r>
-    </w:p>
-    <w:p>
-      <w:pPr>
-        <w:pStyle w:val="a0"/>
-        <w:rPr>
-          <w:rFonts w:eastAsiaTheme="minorEastAsia"/>
-          <w:lang w:val="uk-UA" w:eastAsia="ja-JP"/>
-        </w:rPr>
-      </w:pPr>
-      <w:r>
-        <w:rPr>
-          <w:rFonts w:eastAsiaTheme="minorEastAsia"/>
-          <w:lang w:val="uk-UA" w:eastAsia="ja-JP"/>
-        </w:rPr>
-        <w:t>        ("os_working", True)</w:t>
-      </w:r>
-    </w:p>
-    <w:p>
-      <w:pPr>
-        <w:pStyle w:val="a0"/>
-        <w:rPr>
-          <w:rFonts w:eastAsiaTheme="minorEastAsia"/>
-          <w:lang w:val="uk-UA" w:eastAsia="ja-JP"/>
-        </w:rPr>
-      </w:pPr>
-      <w:r>
-        <w:rPr>
-          <w:rFonts w:eastAsiaTheme="minorEastAsia"/>
-          <w:lang w:val="uk-UA" w:eastAsia="ja-JP"/>
-        </w:rPr>
-        <w:t>    ),</w:t>
-      </w:r>
-    </w:p>
-    <w:p>
-      <w:pPr>
-        <w:pStyle w:val="a0"/>
-        <w:rPr>
-          <w:rFonts w:eastAsiaTheme="minorEastAsia"/>
-          <w:lang w:val="uk-UA" w:eastAsia="ja-JP"/>
-        </w:rPr>
-      </w:pPr>
-    </w:p>
-    <w:p>
-      <w:pPr>
-        <w:pStyle w:val="a0"/>
-        <w:rPr>
-          <w:rFonts w:eastAsiaTheme="minorEastAsia"/>
-          <w:lang w:val="uk-UA" w:eastAsia="ja-JP"/>
-        </w:rPr>
-      </w:pPr>
-      <w:r>
-        <w:rPr>
-          <w:rFonts w:eastAsiaTheme="minorEastAsia"/>
-          <w:lang w:val="uk-UA" w:eastAsia="ja-JP"/>
-        </w:rPr>
-        <w:t>    Rule(</w:t>
-      </w:r>
-    </w:p>
-    <w:p>
-      <w:pPr>
-        <w:pStyle w:val="a0"/>
-        <w:rPr>
-          <w:rFonts w:eastAsiaTheme="minorEastAsia"/>
-          <w:lang w:val="uk-UA" w:eastAsia="ja-JP"/>
-        </w:rPr>
-      </w:pPr>
-      <w:r>
-        <w:rPr>
-          <w:rFonts w:eastAsiaTheme="minorEastAsia"/>
-          <w:lang w:val="uk-UA" w:eastAsia="ja-JP"/>
-        </w:rPr>
-        <w:t>        "R9",</w:t>
-      </w:r>
-    </w:p>
-    <w:p>
-      <w:pPr>
-        <w:pStyle w:val="a0"/>
-        <w:rPr>
-          <w:rFonts w:eastAsiaTheme="minorEastAsia"/>
-          <w:lang w:val="uk-UA" w:eastAsia="ja-JP"/>
-        </w:rPr>
-      </w:pPr>
-      <w:r>
-        <w:rPr>
-          <w:rFonts w:eastAsiaTheme="minorEastAsia"/>
-          <w:lang w:val="uk-UA" w:eastAsia="ja-JP"/>
-        </w:rPr>
-        <w:t>        {"os_working": True, "network_available": False},</w:t>
-      </w:r>
-    </w:p>
-    <w:p>
-      <w:pPr>
-        <w:pStyle w:val="a0"/>
-        <w:rPr>
-          <w:rFonts w:eastAsiaTheme="minorEastAsia"/>
-          <w:lang w:val="uk-UA" w:eastAsia="ja-JP"/>
-        </w:rPr>
-      </w:pPr>
-      <w:r>
-        <w:rPr>
-          <w:rFonts w:eastAsiaTheme="minorEastAsia"/>
-          <w:lang w:val="uk-UA" w:eastAsia="ja-JP"/>
-        </w:rPr>
-        <w:t>        ("network_problem", True)</w:t>
-      </w:r>
-    </w:p>
-    <w:p>
-      <w:pPr>
-        <w:pStyle w:val="a0"/>
-        <w:rPr>
-          <w:rFonts w:eastAsiaTheme="minorEastAsia"/>
-          <w:lang w:val="uk-UA" w:eastAsia="ja-JP"/>
-        </w:rPr>
-      </w:pPr>
-      <w:r>
-        <w:rPr>
-          <w:rFonts w:eastAsiaTheme="minorEastAsia"/>
-          <w:lang w:val="uk-UA" w:eastAsia="ja-JP"/>
-        </w:rPr>
-        <w:t>    ),</w:t>
-      </w:r>
-    </w:p>
-    <w:p>
-      <w:pPr>
-        <w:pStyle w:val="a0"/>
-        <w:rPr>
-          <w:rFonts w:eastAsiaTheme="minorEastAsia"/>
-          <w:lang w:val="uk-UA" w:eastAsia="ja-JP"/>
-        </w:rPr>
-      </w:pPr>
-      <w:r>
-        <w:rPr>
-          <w:rFonts w:eastAsiaTheme="minorEastAsia"/>
-          <w:lang w:val="uk-UA" w:eastAsia="ja-JP"/>
-        </w:rPr>
-        <w:t>]</w:t>
-      </w:r>
-    </w:p>
-    <w:p>
-      <w:pPr>
-        <w:pStyle w:val="a0"/>
-        <w:rPr>
-          <w:rFonts w:eastAsiaTheme="minorEastAsia"/>
-          <w:lang w:val="uk-UA" w:eastAsia="ja-JP"/>
-        </w:rPr>
-      </w:pPr>
-    </w:p>
-    <w:p>
-      <w:pPr>
-        <w:pStyle w:val="a0"/>
-        <w:rPr>
-          <w:rFonts w:eastAsiaTheme="minorEastAsia"/>
-          <w:lang w:val="uk-UA" w:eastAsia="ja-JP"/>
-        </w:rPr>
-      </w:pPr>
-      <w:r>
-        <w:rPr>
-          <w:rFonts w:eastAsiaTheme="minorEastAsia"/>
-          <w:lang w:val="uk-UA" w:eastAsia="ja-JP"/>
-        </w:rPr>
-        <w:t>def infer(initial_facts):</w:t>
-      </w:r>
-    </w:p>
-    <w:p>
-      <w:pPr>
-        <w:pStyle w:val="a0"/>
-        <w:rPr>
-          <w:rFonts w:eastAsiaTheme="minorEastAsia"/>
-          <w:lang w:val="uk-UA" w:eastAsia="ja-JP"/>
-        </w:rPr>
-      </w:pPr>
-      <w:r>
-        <w:rPr>
-          <w:rFonts w:eastAsiaTheme="minorEastAsia"/>
-          <w:lang w:val="uk-UA" w:eastAsia="ja-JP"/>
-        </w:rPr>
-        <w:t>    facts = dict(initial_facts)</w:t>
-      </w:r>
-    </w:p>
-    <w:p>
-      <w:pPr>
-        <w:pStyle w:val="a0"/>
-        <w:rPr>
-          <w:rFonts w:eastAsiaTheme="minorEastAsia"/>
-          <w:lang w:val="uk-UA" w:eastAsia="ja-JP"/>
-        </w:rPr>
-      </w:pPr>
-    </w:p>
-    <w:p>
-      <w:pPr>
-        <w:pStyle w:val="a0"/>
-        <w:rPr>
-          <w:rFonts w:eastAsiaTheme="minorEastAsia"/>
-          <w:lang w:val="uk-UA" w:eastAsia="ja-JP"/>
-        </w:rPr>
-      </w:pPr>
-      <w:r>
-        <w:rPr>
-          <w:rFonts w:eastAsiaTheme="minorEastAsia"/>
-          <w:lang w:val="uk-UA" w:eastAsia="ja-JP"/>
-        </w:rPr>
-        <w:t>    # Черга фактів, які потрібно обробити</w:t>
-      </w:r>
-    </w:p>
-    <w:p>
-      <w:pPr>
-        <w:pStyle w:val="a0"/>
-        <w:rPr>
-          <w:rFonts w:eastAsiaTheme="minorEastAsia"/>
-          <w:lang w:val="uk-UA" w:eastAsia="ja-JP"/>
-        </w:rPr>
-      </w:pPr>
-      <w:r>
-        <w:rPr>
-          <w:rFonts w:eastAsiaTheme="minorEastAsia"/>
-          <w:lang w:val="uk-UA" w:eastAsia="ja-JP"/>
-        </w:rPr>
-        <w:t>    queue = deque(initial_facts.keys())</w:t>
-      </w:r>
-    </w:p>
-    <w:p>
-      <w:pPr>
-        <w:pStyle w:val="a0"/>
-        <w:rPr>
-          <w:rFonts w:eastAsiaTheme="minorEastAsia"/>
-          <w:lang w:val="uk-UA" w:eastAsia="ja-JP"/>
-        </w:rPr>
-      </w:pPr>
-    </w:p>
-    <w:p>
-      <w:pPr>
-        <w:pStyle w:val="a0"/>
-        <w:rPr>
-          <w:rFonts w:eastAsiaTheme="minorEastAsia"/>
-          <w:lang w:val="uk-UA" w:eastAsia="ja-JP"/>
-        </w:rPr>
-      </w:pPr>
-      <w:r>
-        <w:rPr>
-          <w:rFonts w:eastAsiaTheme="minorEastAsia"/>
-          <w:lang w:val="uk-UA" w:eastAsia="ja-JP"/>
-        </w:rPr>
-        <w:t>    explanation = []</w:t>
-      </w:r>
-    </w:p>
-    <w:p>
-      <w:pPr>
-        <w:pStyle w:val="a0"/>
-        <w:rPr>
-          <w:rFonts w:eastAsiaTheme="minorEastAsia"/>
-          <w:lang w:val="uk-UA" w:eastAsia="ja-JP"/>
-        </w:rPr>
-      </w:pPr>
-    </w:p>
-    <w:p>
-      <w:pPr>
-        <w:pStyle w:val="a0"/>
-        <w:rPr>
-          <w:rFonts w:eastAsiaTheme="minorEastAsia"/>
-          <w:lang w:val="uk-UA" w:eastAsia="ja-JP"/>
-        </w:rPr>
-      </w:pPr>
-      <w:r>
-        <w:rPr>
-          <w:rFonts w:eastAsiaTheme="minorEastAsia"/>
-          <w:lang w:val="uk-UA" w:eastAsia="ja-JP"/>
-        </w:rPr>
-        <w:t>    # Скидання стану правил</w:t>
-      </w:r>
-    </w:p>
-    <w:p>
-      <w:pPr>
-        <w:pStyle w:val="a0"/>
-        <w:rPr>
-          <w:rFonts w:eastAsiaTheme="minorEastAsia"/>
-          <w:lang w:val="uk-UA" w:eastAsia="ja-JP"/>
-        </w:rPr>
-      </w:pPr>
-      <w:r>
-        <w:rPr>
-          <w:rFonts w:eastAsiaTheme="minorEastAsia"/>
-          <w:lang w:val="uk-UA" w:eastAsia="ja-JP"/>
-        </w:rPr>
-        <w:t>    for rule in RULES:</w:t>
-      </w:r>
-    </w:p>
-    <w:p>
-      <w:pPr>
-        <w:pStyle w:val="a0"/>
-        <w:rPr>
-          <w:rFonts w:eastAsiaTheme="minorEastAsia"/>
-          <w:lang w:val="uk-UA" w:eastAsia="ja-JP"/>
-        </w:rPr>
-      </w:pPr>
-      <w:r>
-        <w:rPr>
-          <w:rFonts w:eastAsiaTheme="minorEastAsia"/>
-          <w:lang w:val="uk-UA" w:eastAsia="ja-JP"/>
-        </w:rPr>
-        <w:t>        rule.fired = False</w:t>
-      </w:r>
-    </w:p>
-    <w:p>
-      <w:pPr>
-        <w:pStyle w:val="a0"/>
-        <w:rPr>
-          <w:rFonts w:eastAsiaTheme="minorEastAsia"/>
-          <w:lang w:val="uk-UA" w:eastAsia="ja-JP"/>
-        </w:rPr>
-      </w:pPr>
-    </w:p>
-    <w:p>
-      <w:pPr>
-        <w:pStyle w:val="a0"/>
-        <w:rPr>
-          <w:rFonts w:eastAsiaTheme="minorEastAsia"/>
-          <w:lang w:val="uk-UA" w:eastAsia="ja-JP"/>
-        </w:rPr>
-      </w:pPr>
-      <w:r>
-        <w:rPr>
-          <w:rFonts w:eastAsiaTheme="minorEastAsia"/>
-          <w:lang w:val="uk-UA" w:eastAsia="ja-JP"/>
-        </w:rPr>
-        <w:t>    while queue:</w:t>
-      </w:r>
-    </w:p>
-    <w:p>
-      <w:pPr>
-        <w:pStyle w:val="a0"/>
-        <w:rPr>
-          <w:rFonts w:eastAsiaTheme="minorEastAsia"/>
-          <w:lang w:val="uk-UA" w:eastAsia="ja-JP"/>
-        </w:rPr>
-      </w:pPr>
-      <w:r>
-        <w:rPr>
-          <w:rFonts w:eastAsiaTheme="minorEastAsia"/>
-          <w:lang w:val="uk-UA" w:eastAsia="ja-JP"/>
-        </w:rPr>
-        <w:t>        variable = queue.popleft()</w:t>
-      </w:r>
-    </w:p>
-    <w:p>
-      <w:pPr>
-        <w:pStyle w:val="a0"/>
-        <w:rPr>
-          <w:rFonts w:eastAsiaTheme="minorEastAsia"/>
-          <w:lang w:val="uk-UA" w:eastAsia="ja-JP"/>
-        </w:rPr>
-      </w:pPr>
-    </w:p>
-    <w:p>
-      <w:pPr>
-        <w:pStyle w:val="a0"/>
-        <w:rPr>
-          <w:rFonts w:eastAsiaTheme="minorEastAsia"/>
-          <w:lang w:val="uk-UA" w:eastAsia="ja-JP"/>
-        </w:rPr>
-      </w:pPr>
-      <w:r>
-        <w:rPr>
-          <w:rFonts w:eastAsiaTheme="minorEastAsia"/>
-          <w:lang w:val="uk-UA" w:eastAsia="ja-JP"/>
-        </w:rPr>
-        <w:t>        for rule in RULES:</w:t>
-      </w:r>
-    </w:p>
-    <w:p>
-      <w:pPr>
-        <w:pStyle w:val="a0"/>
-        <w:rPr>
-          <w:rFonts w:eastAsiaTheme="minorEastAsia"/>
-          <w:lang w:val="uk-UA" w:eastAsia="ja-JP"/>
-        </w:rPr>
-      </w:pPr>
-    </w:p>
-    <w:p>
-      <w:pPr>
-        <w:pStyle w:val="a0"/>
-        <w:rPr>
-          <w:rFonts w:eastAsiaTheme="minorEastAsia"/>
-          <w:lang w:val="uk-UA" w:eastAsia="ja-JP"/>
-        </w:rPr>
-      </w:pPr>
-      <w:r>
-        <w:rPr>
-          <w:rFonts w:eastAsiaTheme="minorEastAsia"/>
-          <w:lang w:val="uk-UA" w:eastAsia="ja-JP"/>
-        </w:rPr>
-        <w:t>            # Якщо правило вже спрацювало</w:t>
-      </w:r>
-    </w:p>
-    <w:p>
-      <w:pPr>
-        <w:pStyle w:val="a0"/>
-        <w:rPr>
-          <w:rFonts w:eastAsiaTheme="minorEastAsia"/>
-          <w:lang w:val="uk-UA" w:eastAsia="ja-JP"/>
-        </w:rPr>
-      </w:pPr>
-      <w:r>
-        <w:rPr>
-          <w:rFonts w:eastAsiaTheme="minorEastAsia"/>
-          <w:lang w:val="uk-UA" w:eastAsia="ja-JP"/>
-        </w:rPr>
-        <w:t>            # або поточна змінна не бере участі в правилі</w:t>
-      </w:r>
-    </w:p>
-    <w:p>
-      <w:pPr>
-        <w:pStyle w:val="a0"/>
-        <w:rPr>
-          <w:rFonts w:eastAsiaTheme="minorEastAsia"/>
-          <w:lang w:val="uk-UA" w:eastAsia="ja-JP"/>
-        </w:rPr>
-      </w:pPr>
-      <w:r>
-        <w:rPr>
-          <w:rFonts w:eastAsiaTheme="minorEastAsia"/>
-          <w:lang w:val="uk-UA" w:eastAsia="ja-JP"/>
-        </w:rPr>
-        <w:t>            if rule.fired or variable not in rule.conditions:</w:t>
-      </w:r>
-    </w:p>
-    <w:p>
-      <w:pPr>
-        <w:pStyle w:val="a0"/>
-        <w:rPr>
-          <w:rFonts w:eastAsiaTheme="minorEastAsia"/>
-          <w:lang w:val="uk-UA" w:eastAsia="ja-JP"/>
-        </w:rPr>
-      </w:pPr>
-      <w:r>
-        <w:rPr>
-          <w:rFonts w:eastAsiaTheme="minorEastAsia"/>
-          <w:lang w:val="uk-UA" w:eastAsia="ja-JP"/>
-        </w:rPr>
-        <w:t>                continue</w:t>
-      </w:r>
-    </w:p>
-    <w:p>
-      <w:pPr>
-        <w:pStyle w:val="a0"/>
-        <w:rPr>
-          <w:rFonts w:eastAsiaTheme="minorEastAsia"/>
-          <w:lang w:val="uk-UA" w:eastAsia="ja-JP"/>
-        </w:rPr>
-      </w:pPr>
-    </w:p>
-    <w:p>
-      <w:pPr>
-        <w:pStyle w:val="a0"/>
-        <w:rPr>
-          <w:rFonts w:eastAsiaTheme="minorEastAsia"/>
-          <w:lang w:val="uk-UA" w:eastAsia="ja-JP"/>
-        </w:rPr>
-      </w:pPr>
-      <w:r>
-        <w:rPr>
-          <w:rFonts w:eastAsiaTheme="minorEastAsia"/>
-          <w:lang w:val="uk-UA" w:eastAsia="ja-JP"/>
-        </w:rPr>
-        <w:t>            # Перевіряємо, чи всі необхідні факти вже відомі</w:t>
-      </w:r>
-    </w:p>
-    <w:p>
-      <w:pPr>
-        <w:pStyle w:val="a0"/>
-        <w:rPr>
-          <w:rFonts w:eastAsiaTheme="minorEastAsia"/>
-          <w:lang w:val="uk-UA" w:eastAsia="ja-JP"/>
-        </w:rPr>
-      </w:pPr>
-      <w:r>
-        <w:rPr>
-          <w:rFonts w:eastAsiaTheme="minorEastAsia"/>
-          <w:lang w:val="uk-UA" w:eastAsia="ja-JP"/>
-        </w:rPr>
-        <w:t>            all_known = all(</w:t>
-      </w:r>
-    </w:p>
-    <w:p>
-      <w:pPr>
-        <w:pStyle w:val="a0"/>
-        <w:rPr>
-          <w:rFonts w:eastAsiaTheme="minorEastAsia"/>
-          <w:lang w:val="uk-UA" w:eastAsia="ja-JP"/>
-        </w:rPr>
-      </w:pPr>
-      <w:r>
-        <w:rPr>
-          <w:rFonts w:eastAsiaTheme="minorEastAsia"/>
-          <w:lang w:val="uk-UA" w:eastAsia="ja-JP"/>
-        </w:rPr>
-        <w:t>                k in facts</w:t>
-      </w:r>
-    </w:p>
-    <w:p>
-      <w:pPr>
-        <w:pStyle w:val="a0"/>
-        <w:rPr>
-          <w:rFonts w:eastAsiaTheme="minorEastAsia"/>
-          <w:lang w:val="uk-UA" w:eastAsia="ja-JP"/>
-        </w:rPr>
-      </w:pPr>
-      <w:r>
-        <w:rPr>
-          <w:rFonts w:eastAsiaTheme="minorEastAsia"/>
-          <w:lang w:val="uk-UA" w:eastAsia="ja-JP"/>
-        </w:rPr>
-        <w:t>                for k in rule.conditions</w:t>
-      </w:r>
-    </w:p>
-    <w:p>
-      <w:pPr>
-        <w:pStyle w:val="a0"/>
-        <w:rPr>
-          <w:rFonts w:eastAsiaTheme="minorEastAsia"/>
-          <w:lang w:val="uk-UA" w:eastAsia="ja-JP"/>
-        </w:rPr>
-      </w:pPr>
-      <w:r>
-        <w:rPr>
-          <w:rFonts w:eastAsiaTheme="minorEastAsia"/>
-          <w:lang w:val="uk-UA" w:eastAsia="ja-JP"/>
-        </w:rPr>
-        <w:t>            )</w:t>
-      </w:r>
-    </w:p>
-    <w:p>
-      <w:pPr>
-        <w:pStyle w:val="a0"/>
-        <w:rPr>
-          <w:rFonts w:eastAsiaTheme="minorEastAsia"/>
-          <w:lang w:val="uk-UA" w:eastAsia="ja-JP"/>
-        </w:rPr>
-      </w:pPr>
-    </w:p>
-    <w:p>
-      <w:pPr>
-        <w:pStyle w:val="a0"/>
-        <w:rPr>
-          <w:rFonts w:eastAsiaTheme="minorEastAsia"/>
-          <w:lang w:val="uk-UA" w:eastAsia="ja-JP"/>
-        </w:rPr>
-      </w:pPr>
-      <w:r>
-        <w:rPr>
-          <w:rFonts w:eastAsiaTheme="minorEastAsia"/>
-          <w:lang w:val="uk-UA" w:eastAsia="ja-JP"/>
-        </w:rPr>
-        <w:t>            # Головне виправлення:</w:t>
-      </w:r>
-    </w:p>
-    <w:p>
-      <w:pPr>
-        <w:pStyle w:val="a0"/>
-        <w:rPr>
-          <w:rFonts w:eastAsiaTheme="minorEastAsia"/>
-          <w:lang w:val="uk-UA" w:eastAsia="ja-JP"/>
-        </w:rPr>
-      </w:pPr>
-      <w:r>
-        <w:rPr>
-          <w:rFonts w:eastAsiaTheme="minorEastAsia"/>
-          <w:lang w:val="uk-UA" w:eastAsia="ja-JP"/>
-        </w:rPr>
-        <w:t>            # перевіряємо значення тільки якщо всі факти існують</w:t>
-      </w:r>
-    </w:p>
-    <w:p>
-      <w:pPr>
-        <w:pStyle w:val="a0"/>
-        <w:rPr>
-          <w:rFonts w:eastAsiaTheme="minorEastAsia"/>
-          <w:lang w:val="uk-UA" w:eastAsia="ja-JP"/>
-        </w:rPr>
-      </w:pPr>
-      <w:r>
-        <w:rPr>
-          <w:rFonts w:eastAsiaTheme="minorEastAsia"/>
-          <w:lang w:val="uk-UA" w:eastAsia="ja-JP"/>
-        </w:rPr>
-        <w:t>            if all_known and all(</w:t>
-      </w:r>
-    </w:p>
-    <w:p>
-      <w:pPr>
-        <w:pStyle w:val="a0"/>
-        <w:rPr>
-          <w:rFonts w:eastAsiaTheme="minorEastAsia"/>
-          <w:lang w:val="uk-UA" w:eastAsia="ja-JP"/>
-        </w:rPr>
-      </w:pPr>
-      <w:r>
-        <w:rPr>
-          <w:rFonts w:eastAsiaTheme="minorEastAsia"/>
-          <w:lang w:val="uk-UA" w:eastAsia="ja-JP"/>
-        </w:rPr>
-        <w:t>                facts[k] == v</w:t>
-      </w:r>
-    </w:p>
-    <w:p>
-      <w:pPr>
-        <w:pStyle w:val="a0"/>
-        <w:rPr>
-          <w:rFonts w:eastAsiaTheme="minorEastAsia"/>
-          <w:lang w:val="uk-UA" w:eastAsia="ja-JP"/>
-        </w:rPr>
-      </w:pPr>
-      <w:r>
-        <w:rPr>
-          <w:rFonts w:eastAsiaTheme="minorEastAsia"/>
-          <w:lang w:val="uk-UA" w:eastAsia="ja-JP"/>
-        </w:rPr>
-        <w:t>                for k, v in rule.conditions.items()</w:t>
-      </w:r>
-    </w:p>
-    <w:p>
-      <w:pPr>
-        <w:pStyle w:val="a0"/>
-        <w:rPr>
-          <w:rFonts w:eastAsiaTheme="minorEastAsia"/>
-          <w:lang w:val="uk-UA" w:eastAsia="ja-JP"/>
-        </w:rPr>
-      </w:pPr>
-      <w:r>
-        <w:rPr>
-          <w:rFonts w:eastAsiaTheme="minorEastAsia"/>
-          <w:lang w:val="uk-UA" w:eastAsia="ja-JP"/>
-        </w:rPr>
-        <w:t>            ):</w:t>
-      </w:r>
-    </w:p>
-    <w:p>
-      <w:pPr>
-        <w:pStyle w:val="a0"/>
-        <w:rPr>
-          <w:rFonts w:eastAsiaTheme="minorEastAsia"/>
-          <w:lang w:val="uk-UA" w:eastAsia="ja-JP"/>
-        </w:rPr>
-      </w:pPr>
-    </w:p>
-    <w:p>
-      <w:pPr>
-        <w:pStyle w:val="a0"/>
-        <w:rPr>
-          <w:rFonts w:eastAsiaTheme="minorEastAsia"/>
-          <w:lang w:val="uk-UA" w:eastAsia="ja-JP"/>
-        </w:rPr>
-      </w:pPr>
-      <w:r>
-        <w:rPr>
-          <w:rFonts w:eastAsiaTheme="minorEastAsia"/>
-          <w:lang w:val="uk-UA" w:eastAsia="ja-JP"/>
-        </w:rPr>
-        <w:t>                result_var, result_value = rule.conclusion</w:t>
-      </w:r>
-    </w:p>
-    <w:p>
-      <w:pPr>
-        <w:pStyle w:val="a0"/>
-        <w:rPr>
-          <w:rFonts w:eastAsiaTheme="minorEastAsia"/>
-          <w:lang w:val="uk-UA" w:eastAsia="ja-JP"/>
-        </w:rPr>
-      </w:pPr>
-    </w:p>
-    <w:p>
-      <w:pPr>
-        <w:pStyle w:val="a0"/>
-        <w:rPr>
-          <w:rFonts w:eastAsiaTheme="minorEastAsia"/>
-          <w:lang w:val="uk-UA" w:eastAsia="ja-JP"/>
-        </w:rPr>
-      </w:pPr>
-      <w:r>
-        <w:rPr>
-          <w:rFonts w:eastAsiaTheme="minorEastAsia"/>
-          <w:lang w:val="uk-UA" w:eastAsia="ja-JP"/>
-        </w:rPr>
-        <w:t>                rule.fired = True</w:t>
-      </w:r>
-    </w:p>
-    <w:p>
-      <w:pPr>
-        <w:pStyle w:val="a0"/>
-        <w:rPr>
-          <w:rFonts w:eastAsiaTheme="minorEastAsia"/>
-          <w:lang w:val="uk-UA" w:eastAsia="ja-JP"/>
-        </w:rPr>
-      </w:pPr>
-    </w:p>
-    <w:p>
-      <w:pPr>
-        <w:pStyle w:val="a0"/>
-        <w:rPr>
-          <w:rFonts w:eastAsiaTheme="minorEastAsia"/>
-          <w:lang w:val="uk-UA" w:eastAsia="ja-JP"/>
-        </w:rPr>
-      </w:pPr>
-      <w:r>
-        <w:rPr>
-          <w:rFonts w:eastAsiaTheme="minorEastAsia"/>
-          <w:lang w:val="uk-UA" w:eastAsia="ja-JP"/>
-        </w:rPr>
         <w:t>                if result_var not in facts:</w:t>
       </w:r>
     </w:p>
     <w:p>
       <w:pPr>
-        <w:pStyle w:val="a0"/>
+        <w:pStyle w:val="a1"/>
         <w:rPr>
           <w:rFonts w:eastAsiaTheme="minorEastAsia"/>
           <w:lang w:val="uk-UA" w:eastAsia="ja-JP"/>
@@ -4895,7 +5182,766 @@
     </w:p>
     <w:p>
       <w:pPr>
-        <w:pStyle w:val="a0"/>
+        <w:pStyle w:val="a1"/>
+        <w:rPr>
+          <w:rFonts w:eastAsiaTheme="minorEastAsia"/>
+          <w:lang w:val="uk-UA" w:eastAsia="ja-JP"/>
+        </w:rPr>
+      </w:pPr>
+      <w:r>
+        <w:rPr>
+          <w:rFonts w:eastAsiaTheme="minorEastAsia"/>
+          <w:lang w:val="uk-UA" w:eastAsia="ja-JP"/>
+        </w:rPr>
+        <w:t>                    queue.append(result_var)</w:t>
+      </w:r>
+    </w:p>
+    <w:p>
+      <w:pPr>
+        <w:pStyle w:val="a1"/>
+        <w:rPr>
+          <w:rFonts w:eastAsiaTheme="minorEastAsia"/>
+          <w:lang w:val="uk-UA" w:eastAsia="ja-JP"/>
+        </w:rPr>
+      </w:pPr>
+    </w:p>
+    <w:p>
+      <w:pPr>
+        <w:pStyle w:val="a1"/>
+        <w:rPr>
+          <w:rFonts w:eastAsiaTheme="minorEastAsia"/>
+          <w:lang w:val="uk-UA" w:eastAsia="ja-JP"/>
+        </w:rPr>
+      </w:pPr>
+      <w:r>
+        <w:rPr>
+          <w:rFonts w:eastAsiaTheme="minorEastAsia"/>
+          <w:lang w:val="uk-UA" w:eastAsia="ja-JP"/>
+        </w:rPr>
+        <w:t>                explanation.append(</w:t>
+      </w:r>
+    </w:p>
+    <w:p>
+      <w:pPr>
+        <w:pStyle w:val="a1"/>
+        <w:rPr>
+          <w:rFonts w:eastAsiaTheme="minorEastAsia"/>
+          <w:lang w:val="uk-UA" w:eastAsia="ja-JP"/>
+        </w:rPr>
+      </w:pPr>
+      <w:r>
+        <w:rPr>
+          <w:rFonts w:eastAsiaTheme="minorEastAsia"/>
+          <w:lang w:val="uk-UA" w:eastAsia="ja-JP"/>
+        </w:rPr>
+        <w:t>                    f"{rule.name}: {rule.conditions} -&gt; "</w:t>
+      </w:r>
+    </w:p>
+    <w:p>
+      <w:pPr>
+        <w:pStyle w:val="a1"/>
+        <w:rPr>
+          <w:rFonts w:eastAsiaTheme="minorEastAsia"/>
+          <w:lang w:val="uk-UA" w:eastAsia="ja-JP"/>
+        </w:rPr>
+      </w:pPr>
+      <w:r>
+        <w:rPr>
+          <w:rFonts w:eastAsiaTheme="minorEastAsia"/>
+          <w:lang w:val="uk-UA" w:eastAsia="ja-JP"/>
+        </w:rPr>
+        <w:t>                    f"{result_var}={result_value}"</w:t>
+      </w:r>
+    </w:p>
+    <w:p>
+      <w:pPr>
+        <w:pStyle w:val="a1"/>
+        <w:rPr>
+          <w:rFonts w:eastAsiaTheme="minorEastAsia"/>
+          <w:lang w:val="uk-UA" w:eastAsia="ja-JP"/>
+        </w:rPr>
+      </w:pPr>
+      <w:r>
+        <w:rPr>
+          <w:rFonts w:eastAsiaTheme="minorEastAsia"/>
+          <w:lang w:val="uk-UA" w:eastAsia="ja-JP"/>
+        </w:rPr>
+        <w:t>                )</w:t>
+      </w:r>
+    </w:p>
+    <w:p>
+      <w:pPr>
+        <w:pStyle w:val="a1"/>
+        <w:rPr>
+          <w:rFonts w:eastAsiaTheme="minorEastAsia"/>
+          <w:lang w:val="uk-UA" w:eastAsia="ja-JP"/>
+        </w:rPr>
+      </w:pPr>
+    </w:p>
+    <w:p>
+      <w:pPr>
+        <w:pStyle w:val="a1"/>
+        <w:rPr>
+          <w:rFonts w:eastAsiaTheme="minorEastAsia"/>
+          <w:lang w:val="uk-UA" w:eastAsia="ja-JP"/>
+        </w:rPr>
+      </w:pPr>
+      <w:r>
+        <w:rPr>
+          <w:rFonts w:eastAsiaTheme="minorEastAsia"/>
+          <w:lang w:val="uk-UA" w:eastAsia="ja-JP"/>
+        </w:rPr>
+        <w:t>    return facts, explanation</w:t>
+      </w:r>
+    </w:p>
+    <w:p>
+      <w:pPr>
+        <w:pStyle w:val="a1"/>
+        <w:rPr>
+          <w:rFonts w:eastAsiaTheme="minorEastAsia"/>
+          <w:lang w:val="uk-UA" w:eastAsia="ja-JP"/>
+        </w:rPr>
+      </w:pPr>
+    </w:p>
+    <w:p>
+      <w:pPr>
+        <w:pStyle w:val="a1"/>
+        <w:rPr>
+          <w:rFonts w:eastAsiaTheme="minorEastAsia"/>
+          <w:lang w:val="uk-UA" w:eastAsia="ja-JP"/>
+        </w:rPr>
+      </w:pPr>
+      <w:r>
+        <w:rPr>
+          <w:rFonts w:eastAsiaTheme="minorEastAsia"/>
+          <w:lang w:val="uk-UA" w:eastAsia="ja-JP"/>
+        </w:rPr>
+        <w:t>def ask_yes_no(question):</w:t>
+      </w:r>
+    </w:p>
+    <w:p>
+      <w:pPr>
+        <w:pStyle w:val="a1"/>
+        <w:rPr>
+          <w:rFonts w:eastAsiaTheme="minorEastAsia"/>
+          <w:lang w:val="uk-UA" w:eastAsia="ja-JP"/>
+        </w:rPr>
+      </w:pPr>
+      <w:r>
+        <w:rPr>
+          <w:rFonts w:eastAsiaTheme="minorEastAsia"/>
+          <w:lang w:val="uk-UA" w:eastAsia="ja-JP"/>
+        </w:rPr>
+        <w:t>    while True:</w:t>
+      </w:r>
+    </w:p>
+    <w:p>
+      <w:pPr>
+        <w:pStyle w:val="a1"/>
+        <w:rPr>
+          <w:rFonts w:eastAsiaTheme="minorEastAsia"/>
+          <w:lang w:val="uk-UA" w:eastAsia="ja-JP"/>
+        </w:rPr>
+      </w:pPr>
+      <w:r>
+        <w:rPr>
+          <w:rFonts w:eastAsiaTheme="minorEastAsia"/>
+          <w:lang w:val="uk-UA" w:eastAsia="ja-JP"/>
+        </w:rPr>
+        <w:t>        value = input(</w:t>
+      </w:r>
+    </w:p>
+    <w:p>
+      <w:pPr>
+        <w:pStyle w:val="a1"/>
+        <w:rPr>
+          <w:rFonts w:eastAsiaTheme="minorEastAsia"/>
+          <w:lang w:val="uk-UA" w:eastAsia="ja-JP"/>
+        </w:rPr>
+      </w:pPr>
+      <w:r>
+        <w:rPr>
+          <w:rFonts w:eastAsiaTheme="minorEastAsia"/>
+          <w:lang w:val="uk-UA" w:eastAsia="ja-JP"/>
+        </w:rPr>
+        <w:t>            question + " [так/ні]: "</w:t>
+      </w:r>
+    </w:p>
+    <w:p>
+      <w:pPr>
+        <w:pStyle w:val="a1"/>
+        <w:rPr>
+          <w:rFonts w:eastAsiaTheme="minorEastAsia"/>
+          <w:lang w:val="uk-UA" w:eastAsia="ja-JP"/>
+        </w:rPr>
+      </w:pPr>
+      <w:r>
+        <w:rPr>
+          <w:rFonts w:eastAsiaTheme="minorEastAsia"/>
+          <w:lang w:val="uk-UA" w:eastAsia="ja-JP"/>
+        </w:rPr>
+        <w:t>        ).strip().lower()</w:t>
+      </w:r>
+    </w:p>
+    <w:p>
+      <w:pPr>
+        <w:pStyle w:val="a1"/>
+        <w:rPr>
+          <w:rFonts w:eastAsiaTheme="minorEastAsia"/>
+          <w:lang w:val="uk-UA" w:eastAsia="ja-JP"/>
+        </w:rPr>
+      </w:pPr>
+    </w:p>
+    <w:p>
+      <w:pPr>
+        <w:pStyle w:val="a1"/>
+        <w:rPr>
+          <w:rFonts w:eastAsiaTheme="minorEastAsia"/>
+          <w:lang w:val="uk-UA" w:eastAsia="ja-JP"/>
+        </w:rPr>
+      </w:pPr>
+      <w:r>
+        <w:rPr>
+          <w:rFonts w:eastAsiaTheme="minorEastAsia"/>
+          <w:lang w:val="uk-UA" w:eastAsia="ja-JP"/>
+        </w:rPr>
+        <w:t>        if value in ("так", "т", "yes", "y"):</w:t>
+      </w:r>
+    </w:p>
+    <w:p>
+      <w:pPr>
+        <w:pStyle w:val="a1"/>
+        <w:rPr>
+          <w:rFonts w:eastAsiaTheme="minorEastAsia"/>
+          <w:lang w:val="uk-UA" w:eastAsia="ja-JP"/>
+        </w:rPr>
+      </w:pPr>
+      <w:r>
+        <w:rPr>
+          <w:rFonts w:eastAsiaTheme="minorEastAsia"/>
+          <w:lang w:val="uk-UA" w:eastAsia="ja-JP"/>
+        </w:rPr>
+        <w:t>            return True</w:t>
+      </w:r>
+    </w:p>
+    <w:p>
+      <w:pPr>
+        <w:pStyle w:val="a1"/>
+        <w:rPr>
+          <w:rFonts w:eastAsiaTheme="minorEastAsia"/>
+          <w:lang w:val="uk-UA" w:eastAsia="ja-JP"/>
+        </w:rPr>
+      </w:pPr>
+    </w:p>
+    <w:p>
+      <w:pPr>
+        <w:pStyle w:val="a1"/>
+        <w:rPr>
+          <w:rFonts w:eastAsiaTheme="minorEastAsia"/>
+          <w:lang w:val="uk-UA" w:eastAsia="ja-JP"/>
+        </w:rPr>
+      </w:pPr>
+      <w:r>
+        <w:rPr>
+          <w:rFonts w:eastAsiaTheme="minorEastAsia"/>
+          <w:lang w:val="uk-UA" w:eastAsia="ja-JP"/>
+        </w:rPr>
+        <w:t>        if value in ("ні", "н", "no", "n"):</w:t>
+      </w:r>
+    </w:p>
+    <w:p>
+      <w:pPr>
+        <w:pStyle w:val="a1"/>
+        <w:rPr>
+          <w:rFonts w:eastAsiaTheme="minorEastAsia"/>
+          <w:lang w:val="uk-UA" w:eastAsia="ja-JP"/>
+        </w:rPr>
+      </w:pPr>
+      <w:r>
+        <w:rPr>
+          <w:rFonts w:eastAsiaTheme="minorEastAsia"/>
+          <w:lang w:val="uk-UA" w:eastAsia="ja-JP"/>
+        </w:rPr>
+        <w:t>            return False</w:t>
+      </w:r>
+    </w:p>
+    <w:p>
+      <w:pPr>
+        <w:pStyle w:val="a1"/>
+        <w:rPr>
+          <w:rFonts w:eastAsiaTheme="minorEastAsia"/>
+          <w:lang w:val="uk-UA" w:eastAsia="ja-JP"/>
+        </w:rPr>
+      </w:pPr>
+    </w:p>
+    <w:p>
+      <w:pPr>
+        <w:pStyle w:val="a1"/>
+        <w:rPr>
+          <w:rFonts w:eastAsiaTheme="minorEastAsia"/>
+          <w:lang w:val="uk-UA" w:eastAsia="ja-JP"/>
+        </w:rPr>
+      </w:pPr>
+      <w:r>
+        <w:rPr>
+          <w:rFonts w:eastAsiaTheme="minorEastAsia"/>
+          <w:lang w:val="uk-UA" w:eastAsia="ja-JP"/>
+        </w:rPr>
+        <w:t>        print("Введіть 'так' або 'ні'.")</w:t>
+      </w:r>
+    </w:p>
+    <w:p>
+      <w:pPr>
+        <w:pStyle w:val="a1"/>
+        <w:rPr>
+          <w:rFonts w:eastAsiaTheme="minorEastAsia"/>
+          <w:lang w:val="uk-UA" w:eastAsia="ja-JP"/>
+        </w:rPr>
+      </w:pPr>
+    </w:p>
+    <w:p>
+      <w:pPr>
+        <w:pStyle w:val="a1"/>
+        <w:rPr>
+          <w:rFonts w:eastAsiaTheme="minorEastAsia"/>
+          <w:lang w:val="uk-UA" w:eastAsia="ja-JP"/>
+        </w:rPr>
+      </w:pPr>
+      <w:r>
+        <w:rPr>
+          <w:rFonts w:eastAsiaTheme="minorEastAsia"/>
+          <w:lang w:val="uk-UA" w:eastAsia="ja-JP"/>
+        </w:rPr>
+        <w:t>def main():</w:t>
+      </w:r>
+    </w:p>
+    <w:p>
+      <w:pPr>
+        <w:pStyle w:val="a1"/>
+        <w:rPr>
+          <w:rFonts w:eastAsiaTheme="minorEastAsia"/>
+          <w:lang w:val="uk-UA" w:eastAsia="ja-JP"/>
+        </w:rPr>
+      </w:pPr>
+    </w:p>
+    <w:p>
+      <w:pPr>
+        <w:pStyle w:val="a1"/>
+        <w:rPr>
+          <w:rFonts w:eastAsiaTheme="minorEastAsia"/>
+          <w:lang w:val="uk-UA" w:eastAsia="ja-JP"/>
+        </w:rPr>
+      </w:pPr>
+      <w:r>
+        <w:rPr>
+          <w:rFonts w:eastAsiaTheme="minorEastAsia"/>
+          <w:lang w:val="uk-UA" w:eastAsia="ja-JP"/>
+        </w:rPr>
+        <w:t>    initial = {</w:t>
+      </w:r>
+    </w:p>
+    <w:p>
+      <w:pPr>
+        <w:pStyle w:val="a1"/>
+        <w:rPr>
+          <w:rFonts w:eastAsiaTheme="minorEastAsia"/>
+          <w:lang w:val="uk-UA" w:eastAsia="ja-JP"/>
+        </w:rPr>
+      </w:pPr>
+      <w:r>
+        <w:rPr>
+          <w:rFonts w:eastAsiaTheme="minorEastAsia"/>
+          <w:lang w:val="uk-UA" w:eastAsia="ja-JP"/>
+        </w:rPr>
+        <w:t>        "power_on": ask_yes_no(</w:t>
+      </w:r>
+    </w:p>
+    <w:p>
+      <w:pPr>
+        <w:pStyle w:val="a1"/>
+        <w:rPr>
+          <w:rFonts w:eastAsiaTheme="minorEastAsia"/>
+          <w:lang w:val="uk-UA" w:eastAsia="ja-JP"/>
+        </w:rPr>
+      </w:pPr>
+      <w:r>
+        <w:rPr>
+          <w:rFonts w:eastAsiaTheme="minorEastAsia"/>
+          <w:lang w:val="uk-UA" w:eastAsia="ja-JP"/>
+        </w:rPr>
+        <w:t>            "Чи вмикається живлення?"</w:t>
+      </w:r>
+    </w:p>
+    <w:p>
+      <w:pPr>
+        <w:pStyle w:val="a1"/>
+        <w:rPr>
+          <w:rFonts w:eastAsiaTheme="minorEastAsia"/>
+          <w:lang w:val="uk-UA" w:eastAsia="ja-JP"/>
+        </w:rPr>
+      </w:pPr>
+      <w:r>
+        <w:rPr>
+          <w:rFonts w:eastAsiaTheme="minorEastAsia"/>
+          <w:lang w:val="uk-UA" w:eastAsia="ja-JP"/>
+        </w:rPr>
+        <w:t>        ),</w:t>
+      </w:r>
+    </w:p>
+    <w:p>
+      <w:pPr>
+        <w:pStyle w:val="a1"/>
+        <w:rPr>
+          <w:rFonts w:eastAsiaTheme="minorEastAsia"/>
+          <w:lang w:val="uk-UA" w:eastAsia="ja-JP"/>
+        </w:rPr>
+      </w:pPr>
+    </w:p>
+    <w:p>
+      <w:pPr>
+        <w:pStyle w:val="a1"/>
+        <w:rPr>
+          <w:rFonts w:eastAsiaTheme="minorEastAsia"/>
+          <w:lang w:val="uk-UA" w:eastAsia="ja-JP"/>
+        </w:rPr>
+      </w:pPr>
+      <w:r>
+        <w:rPr>
+          <w:rFonts w:eastAsiaTheme="minorEastAsia"/>
+          <w:lang w:val="uk-UA" w:eastAsia="ja-JP"/>
+        </w:rPr>
+        <w:t>        "fans_spin": ask_yes_no(</w:t>
+      </w:r>
+    </w:p>
+    <w:p>
+      <w:pPr>
+        <w:pStyle w:val="a1"/>
+        <w:rPr>
+          <w:rFonts w:eastAsiaTheme="minorEastAsia"/>
+          <w:lang w:val="uk-UA" w:eastAsia="ja-JP"/>
+        </w:rPr>
+      </w:pPr>
+      <w:r>
+        <w:rPr>
+          <w:rFonts w:eastAsiaTheme="minorEastAsia"/>
+          <w:lang w:val="uk-UA" w:eastAsia="ja-JP"/>
+        </w:rPr>
+        <w:t>            "Чи працюють вентилятори?"</w:t>
+      </w:r>
+    </w:p>
+    <w:p>
+      <w:pPr>
+        <w:pStyle w:val="a1"/>
+        <w:rPr>
+          <w:rFonts w:eastAsiaTheme="minorEastAsia"/>
+          <w:lang w:val="uk-UA" w:eastAsia="ja-JP"/>
+        </w:rPr>
+      </w:pPr>
+      <w:r>
+        <w:rPr>
+          <w:rFonts w:eastAsiaTheme="minorEastAsia"/>
+          <w:lang w:val="uk-UA" w:eastAsia="ja-JP"/>
+        </w:rPr>
+        <w:t>        ),</w:t>
+      </w:r>
+    </w:p>
+    <w:p>
+      <w:pPr>
+        <w:pStyle w:val="a1"/>
+        <w:rPr>
+          <w:rFonts w:eastAsiaTheme="minorEastAsia"/>
+          <w:lang w:val="uk-UA" w:eastAsia="ja-JP"/>
+        </w:rPr>
+      </w:pPr>
+    </w:p>
+    <w:p>
+      <w:pPr>
+        <w:pStyle w:val="a1"/>
+        <w:rPr>
+          <w:rFonts w:eastAsiaTheme="minorEastAsia"/>
+          <w:lang w:val="uk-UA" w:eastAsia="ja-JP"/>
+        </w:rPr>
+      </w:pPr>
+      <w:r>
+        <w:rPr>
+          <w:rFonts w:eastAsiaTheme="minorEastAsia"/>
+          <w:lang w:val="uk-UA" w:eastAsia="ja-JP"/>
+        </w:rPr>
+        <w:t>        "display_signal": ask_yes_no(</w:t>
+      </w:r>
+    </w:p>
+    <w:p>
+      <w:pPr>
+        <w:pStyle w:val="a1"/>
+        <w:rPr>
+          <w:rFonts w:eastAsiaTheme="minorEastAsia"/>
+          <w:lang w:val="uk-UA" w:eastAsia="ja-JP"/>
+        </w:rPr>
+      </w:pPr>
+      <w:r>
+        <w:rPr>
+          <w:rFonts w:eastAsiaTheme="minorEastAsia"/>
+          <w:lang w:val="uk-UA" w:eastAsia="ja-JP"/>
+        </w:rPr>
+        <w:t>            "Чи є сигнал на дисплеї?"</w:t>
+      </w:r>
+    </w:p>
+    <w:p>
+      <w:pPr>
+        <w:pStyle w:val="a1"/>
+        <w:rPr>
+          <w:rFonts w:eastAsiaTheme="minorEastAsia"/>
+          <w:lang w:val="uk-UA" w:eastAsia="ja-JP"/>
+        </w:rPr>
+      </w:pPr>
+      <w:r>
+        <w:rPr>
+          <w:rFonts w:eastAsiaTheme="minorEastAsia"/>
+          <w:lang w:val="uk-UA" w:eastAsia="ja-JP"/>
+        </w:rPr>
+        <w:t>        ),</w:t>
+      </w:r>
+    </w:p>
+    <w:p>
+      <w:pPr>
+        <w:pStyle w:val="a1"/>
+        <w:rPr>
+          <w:rFonts w:eastAsiaTheme="minorEastAsia"/>
+          <w:lang w:val="uk-UA" w:eastAsia="ja-JP"/>
+        </w:rPr>
+      </w:pPr>
+    </w:p>
+    <w:p>
+      <w:pPr>
+        <w:pStyle w:val="a1"/>
+        <w:rPr>
+          <w:rFonts w:eastAsiaTheme="minorEastAsia"/>
+          <w:lang w:val="uk-UA" w:eastAsia="ja-JP"/>
+        </w:rPr>
+      </w:pPr>
+      <w:r>
+        <w:rPr>
+          <w:rFonts w:eastAsiaTheme="minorEastAsia"/>
+          <w:lang w:val="uk-UA" w:eastAsia="ja-JP"/>
+        </w:rPr>
+        <w:t>        "os_booted": ask_yes_no(</w:t>
+      </w:r>
+    </w:p>
+    <w:p>
+      <w:pPr>
+        <w:pStyle w:val="a1"/>
+        <w:rPr>
+          <w:rFonts w:eastAsiaTheme="minorEastAsia"/>
+          <w:lang w:val="uk-UA" w:eastAsia="ja-JP"/>
+        </w:rPr>
+      </w:pPr>
+      <w:r>
+        <w:rPr>
+          <w:rFonts w:eastAsiaTheme="minorEastAsia"/>
+          <w:lang w:val="uk-UA" w:eastAsia="ja-JP"/>
+        </w:rPr>
+        <w:t>            "Чи завантажилась ОС?"</w:t>
+      </w:r>
+    </w:p>
+    <w:p>
+      <w:pPr>
+        <w:pStyle w:val="a1"/>
+        <w:rPr>
+          <w:rFonts w:eastAsiaTheme="minorEastAsia"/>
+          <w:lang w:val="uk-UA" w:eastAsia="ja-JP"/>
+        </w:rPr>
+      </w:pPr>
+      <w:r>
+        <w:rPr>
+          <w:rFonts w:eastAsiaTheme="minorEastAsia"/>
+          <w:lang w:val="uk-UA" w:eastAsia="ja-JP"/>
+        </w:rPr>
+        <w:t>        ),</w:t>
+      </w:r>
+    </w:p>
+    <w:p>
+      <w:pPr>
+        <w:pStyle w:val="a1"/>
+        <w:rPr>
+          <w:rFonts w:eastAsiaTheme="minorEastAsia"/>
+          <w:lang w:val="uk-UA" w:eastAsia="ja-JP"/>
+        </w:rPr>
+      </w:pPr>
+    </w:p>
+    <w:p>
+      <w:pPr>
+        <w:pStyle w:val="a1"/>
+        <w:rPr>
+          <w:rFonts w:eastAsiaTheme="minorEastAsia"/>
+          <w:lang w:val="uk-UA" w:eastAsia="ja-JP"/>
+        </w:rPr>
+      </w:pPr>
+      <w:r>
+        <w:rPr>
+          <w:rFonts w:eastAsiaTheme="minorEastAsia"/>
+          <w:lang w:val="uk-UA" w:eastAsia="ja-JP"/>
+        </w:rPr>
+        <w:t>        "disk_detected": ask_yes_no(</w:t>
+      </w:r>
+    </w:p>
+    <w:p>
+      <w:pPr>
+        <w:pStyle w:val="a1"/>
+        <w:rPr>
+          <w:rFonts w:eastAsiaTheme="minorEastAsia"/>
+          <w:lang w:val="uk-UA" w:eastAsia="ja-JP"/>
+        </w:rPr>
+      </w:pPr>
+      <w:r>
+        <w:rPr>
+          <w:rFonts w:eastAsiaTheme="minorEastAsia"/>
+          <w:lang w:val="uk-UA" w:eastAsia="ja-JP"/>
+        </w:rPr>
+        <w:t>            "Чи визначено накопичувач?"</w:t>
+      </w:r>
+    </w:p>
+    <w:p>
+      <w:pPr>
+        <w:pStyle w:val="a1"/>
+        <w:rPr>
+          <w:rFonts w:eastAsiaTheme="minorEastAsia"/>
+          <w:lang w:val="uk-UA" w:eastAsia="ja-JP"/>
+        </w:rPr>
+      </w:pPr>
+      <w:r>
+        <w:rPr>
+          <w:rFonts w:eastAsiaTheme="minorEastAsia"/>
+          <w:lang w:val="uk-UA" w:eastAsia="ja-JP"/>
+        </w:rPr>
+        <w:t>        ),</w:t>
+      </w:r>
+    </w:p>
+    <w:p>
+      <w:pPr>
+        <w:pStyle w:val="a1"/>
+        <w:rPr>
+          <w:rFonts w:eastAsiaTheme="minorEastAsia"/>
+          <w:lang w:val="uk-UA" w:eastAsia="ja-JP"/>
+        </w:rPr>
+      </w:pPr>
+    </w:p>
+    <w:p>
+      <w:pPr>
+        <w:pStyle w:val="a1"/>
+        <w:rPr>
+          <w:rFonts w:eastAsiaTheme="minorEastAsia"/>
+          <w:lang w:val="uk-UA" w:eastAsia="ja-JP"/>
+        </w:rPr>
+      </w:pPr>
+      <w:r>
+        <w:rPr>
+          <w:rFonts w:eastAsiaTheme="minorEastAsia"/>
+          <w:lang w:val="uk-UA" w:eastAsia="ja-JP"/>
+        </w:rPr>
+        <w:t>        "network_available": ask_yes_no(</w:t>
+      </w:r>
+    </w:p>
+    <w:p>
+      <w:pPr>
+        <w:pStyle w:val="a1"/>
+        <w:rPr>
+          <w:rFonts w:eastAsiaTheme="minorEastAsia"/>
+          <w:lang w:val="uk-UA" w:eastAsia="ja-JP"/>
+        </w:rPr>
+      </w:pPr>
+      <w:r>
+        <w:rPr>
+          <w:rFonts w:eastAsiaTheme="minorEastAsia"/>
+          <w:lang w:val="uk-UA" w:eastAsia="ja-JP"/>
+        </w:rPr>
+        <w:t>            "Чи доступна мережа?"</w:t>
+      </w:r>
+    </w:p>
+    <w:p>
+      <w:pPr>
+        <w:pStyle w:val="a1"/>
+        <w:rPr>
+          <w:rFonts w:eastAsiaTheme="minorEastAsia"/>
+          <w:lang w:val="uk-UA" w:eastAsia="ja-JP"/>
+        </w:rPr>
+      </w:pPr>
+      <w:r>
+        <w:rPr>
+          <w:rFonts w:eastAsiaTheme="minorEastAsia"/>
+          <w:lang w:val="uk-UA" w:eastAsia="ja-JP"/>
+        </w:rPr>
+        <w:t>        ),</w:t>
+      </w:r>
+    </w:p>
+    <w:p>
+      <w:pPr>
+        <w:pStyle w:val="a1"/>
+        <w:rPr>
+          <w:rFonts w:eastAsiaTheme="minorEastAsia"/>
+          <w:lang w:val="uk-UA" w:eastAsia="ja-JP"/>
+        </w:rPr>
+      </w:pPr>
+      <w:r>
+        <w:rPr>
+          <w:rFonts w:eastAsiaTheme="minorEastAsia"/>
+          <w:lang w:val="uk-UA" w:eastAsia="ja-JP"/>
+        </w:rPr>
+        <w:t>    }</w:t>
+      </w:r>
+    </w:p>
+    <w:p>
+      <w:pPr>
+        <w:pStyle w:val="a1"/>
+        <w:rPr>
+          <w:rFonts w:eastAsiaTheme="minorEastAsia"/>
+          <w:lang w:val="uk-UA" w:eastAsia="ja-JP"/>
+        </w:rPr>
+      </w:pPr>
+    </w:p>
+    <w:p>
+      <w:pPr>
+        <w:pStyle w:val="a1"/>
+        <w:rPr>
+          <w:rFonts w:eastAsiaTheme="minorEastAsia"/>
+          <w:lang w:val="uk-UA" w:eastAsia="ja-JP"/>
+        </w:rPr>
+      </w:pPr>
+      <w:r>
+        <w:rPr>
+          <w:rFonts w:eastAsiaTheme="minorEastAsia"/>
+          <w:lang w:val="uk-UA" w:eastAsia="ja-JP"/>
+        </w:rPr>
+        <w:t>    facts, explanation = infer(initial)</w:t>
+      </w:r>
+    </w:p>
+    <w:p>
+      <w:pPr>
+        <w:pStyle w:val="a1"/>
+        <w:rPr>
+          <w:rFonts w:eastAsiaTheme="minorEastAsia"/>
+          <w:lang w:val="uk-UA" w:eastAsia="ja-JP"/>
+        </w:rPr>
+      </w:pPr>
+    </w:p>
+    <w:p>
+      <w:pPr>
+        <w:pStyle w:val="a1"/>
+        <w:rPr>
+          <w:rFonts w:eastAsiaTheme="minorEastAsia"/>
+          <w:lang w:val="uk-UA" w:eastAsia="ja-JP"/>
+        </w:rPr>
+      </w:pPr>
+      <w:r>
+        <w:rPr>
+          <w:rFonts w:eastAsiaTheme="minorEastAsia"/>
+          <w:lang w:val="uk-UA" w:eastAsia="ja-JP"/>
+        </w:rPr>
+        <w:t>    diagnoses = {</w:t>
+      </w:r>
+    </w:p>
+    <w:p>
+      <w:pPr>
+        <w:pStyle w:val="a1"/>
         <w:rPr>
           <w:rFonts w:eastAsiaTheme="minorEastAsia"/>
           <w:lang w:val="uk-UA" w:eastAsia="ja-JP"/>
@@ -4907,689 +5953,233 @@
           <w:lang w:val="uk-UA" w:eastAsia="ja-JP"/>
         </w:rPr>
         <w:lastRenderedPageBreak/>
-        <w:t>                    queue.append(result_var)</w:t>
-      </w:r>
-    </w:p>
-    <w:p>
-      <w:pPr>
-        <w:pStyle w:val="a0"/>
-        <w:rPr>
-          <w:rFonts w:eastAsiaTheme="minorEastAsia"/>
-          <w:lang w:val="uk-UA" w:eastAsia="ja-JP"/>
-        </w:rPr>
-      </w:pPr>
-    </w:p>
-    <w:p>
-      <w:pPr>
-        <w:pStyle w:val="a0"/>
-        <w:rPr>
-          <w:rFonts w:eastAsiaTheme="minorEastAsia"/>
-          <w:lang w:val="uk-UA" w:eastAsia="ja-JP"/>
-        </w:rPr>
-      </w:pPr>
-      <w:r>
-        <w:rPr>
-          <w:rFonts w:eastAsiaTheme="minorEastAsia"/>
-          <w:lang w:val="uk-UA" w:eastAsia="ja-JP"/>
-        </w:rPr>
-        <w:t>                explanation.append(</w:t>
-      </w:r>
-    </w:p>
-    <w:p>
-      <w:pPr>
-        <w:pStyle w:val="a0"/>
-        <w:rPr>
-          <w:rFonts w:eastAsiaTheme="minorEastAsia"/>
-          <w:lang w:val="uk-UA" w:eastAsia="ja-JP"/>
-        </w:rPr>
-      </w:pPr>
-      <w:r>
-        <w:rPr>
-          <w:rFonts w:eastAsiaTheme="minorEastAsia"/>
-          <w:lang w:val="uk-UA" w:eastAsia="ja-JP"/>
-        </w:rPr>
-        <w:t>                    f"{rule.name}: {rule.conditions} -&gt; "</w:t>
-      </w:r>
-    </w:p>
-    <w:p>
-      <w:pPr>
-        <w:pStyle w:val="a0"/>
-        <w:rPr>
-          <w:rFonts w:eastAsiaTheme="minorEastAsia"/>
-          <w:lang w:val="uk-UA" w:eastAsia="ja-JP"/>
-        </w:rPr>
-      </w:pPr>
-      <w:r>
-        <w:rPr>
-          <w:rFonts w:eastAsiaTheme="minorEastAsia"/>
-          <w:lang w:val="uk-UA" w:eastAsia="ja-JP"/>
-        </w:rPr>
-        <w:t>                    f"{result_var}={result_value}"</w:t>
-      </w:r>
-    </w:p>
-    <w:p>
-      <w:pPr>
-        <w:pStyle w:val="a0"/>
-        <w:rPr>
-          <w:rFonts w:eastAsiaTheme="minorEastAsia"/>
-          <w:lang w:val="uk-UA" w:eastAsia="ja-JP"/>
-        </w:rPr>
-      </w:pPr>
-      <w:r>
-        <w:rPr>
-          <w:rFonts w:eastAsiaTheme="minorEastAsia"/>
-          <w:lang w:val="uk-UA" w:eastAsia="ja-JP"/>
-        </w:rPr>
-        <w:t>                )</w:t>
-      </w:r>
-    </w:p>
-    <w:p>
-      <w:pPr>
-        <w:pStyle w:val="a0"/>
-        <w:rPr>
-          <w:rFonts w:eastAsiaTheme="minorEastAsia"/>
-          <w:lang w:val="uk-UA" w:eastAsia="ja-JP"/>
-        </w:rPr>
-      </w:pPr>
-    </w:p>
-    <w:p>
-      <w:pPr>
-        <w:pStyle w:val="a0"/>
-        <w:rPr>
-          <w:rFonts w:eastAsiaTheme="minorEastAsia"/>
-          <w:lang w:val="uk-UA" w:eastAsia="ja-JP"/>
-        </w:rPr>
-      </w:pPr>
-      <w:r>
-        <w:rPr>
-          <w:rFonts w:eastAsiaTheme="minorEastAsia"/>
-          <w:lang w:val="uk-UA" w:eastAsia="ja-JP"/>
-        </w:rPr>
-        <w:t>    return facts, explanation</w:t>
-      </w:r>
-    </w:p>
-    <w:p>
-      <w:pPr>
-        <w:pStyle w:val="a0"/>
-        <w:rPr>
-          <w:rFonts w:eastAsiaTheme="minorEastAsia"/>
-          <w:lang w:val="uk-UA" w:eastAsia="ja-JP"/>
-        </w:rPr>
-      </w:pPr>
-    </w:p>
-    <w:p>
-      <w:pPr>
-        <w:pStyle w:val="a0"/>
-        <w:rPr>
-          <w:rFonts w:eastAsiaTheme="minorEastAsia"/>
-          <w:lang w:val="uk-UA" w:eastAsia="ja-JP"/>
-        </w:rPr>
-      </w:pPr>
-      <w:r>
-        <w:rPr>
-          <w:rFonts w:eastAsiaTheme="minorEastAsia"/>
-          <w:lang w:val="uk-UA" w:eastAsia="ja-JP"/>
-        </w:rPr>
-        <w:t>def ask_yes_no(question):</w:t>
-      </w:r>
-    </w:p>
-    <w:p>
-      <w:pPr>
-        <w:pStyle w:val="a0"/>
-        <w:rPr>
-          <w:rFonts w:eastAsiaTheme="minorEastAsia"/>
-          <w:lang w:val="uk-UA" w:eastAsia="ja-JP"/>
-        </w:rPr>
-      </w:pPr>
-      <w:r>
-        <w:rPr>
-          <w:rFonts w:eastAsiaTheme="minorEastAsia"/>
-          <w:lang w:val="uk-UA" w:eastAsia="ja-JP"/>
-        </w:rPr>
-        <w:t>    while True:</w:t>
-      </w:r>
-    </w:p>
-    <w:p>
-      <w:pPr>
-        <w:pStyle w:val="a0"/>
-        <w:rPr>
-          <w:rFonts w:eastAsiaTheme="minorEastAsia"/>
-          <w:lang w:val="uk-UA" w:eastAsia="ja-JP"/>
-        </w:rPr>
-      </w:pPr>
-      <w:r>
-        <w:rPr>
-          <w:rFonts w:eastAsiaTheme="minorEastAsia"/>
-          <w:lang w:val="uk-UA" w:eastAsia="ja-JP"/>
-        </w:rPr>
-        <w:t>        value = input(</w:t>
-      </w:r>
-    </w:p>
-    <w:p>
-      <w:pPr>
-        <w:pStyle w:val="a0"/>
-        <w:rPr>
-          <w:rFonts w:eastAsiaTheme="minorEastAsia"/>
-          <w:lang w:val="uk-UA" w:eastAsia="ja-JP"/>
-        </w:rPr>
-      </w:pPr>
-      <w:r>
-        <w:rPr>
-          <w:rFonts w:eastAsiaTheme="minorEastAsia"/>
-          <w:lang w:val="uk-UA" w:eastAsia="ja-JP"/>
-        </w:rPr>
-        <w:t>            question + " [так/ні]: "</w:t>
-      </w:r>
-    </w:p>
-    <w:p>
-      <w:pPr>
-        <w:pStyle w:val="a0"/>
-        <w:rPr>
-          <w:rFonts w:eastAsiaTheme="minorEastAsia"/>
-          <w:lang w:val="uk-UA" w:eastAsia="ja-JP"/>
-        </w:rPr>
-      </w:pPr>
-      <w:r>
-        <w:rPr>
-          <w:rFonts w:eastAsiaTheme="minorEastAsia"/>
-          <w:lang w:val="uk-UA" w:eastAsia="ja-JP"/>
-        </w:rPr>
-        <w:t>        ).strip().lower()</w:t>
-      </w:r>
-    </w:p>
-    <w:p>
-      <w:pPr>
-        <w:pStyle w:val="a0"/>
-        <w:rPr>
-          <w:rFonts w:eastAsiaTheme="minorEastAsia"/>
-          <w:lang w:val="uk-UA" w:eastAsia="ja-JP"/>
-        </w:rPr>
-      </w:pPr>
-    </w:p>
-    <w:p>
-      <w:pPr>
-        <w:pStyle w:val="a0"/>
-        <w:rPr>
-          <w:rFonts w:eastAsiaTheme="minorEastAsia"/>
-          <w:lang w:val="uk-UA" w:eastAsia="ja-JP"/>
-        </w:rPr>
-      </w:pPr>
-      <w:r>
-        <w:rPr>
-          <w:rFonts w:eastAsiaTheme="minorEastAsia"/>
-          <w:lang w:val="uk-UA" w:eastAsia="ja-JP"/>
-        </w:rPr>
-        <w:t>        if value in ("так", "т", "yes", "y"):</w:t>
-      </w:r>
-    </w:p>
-    <w:p>
-      <w:pPr>
-        <w:pStyle w:val="a0"/>
-        <w:rPr>
-          <w:rFonts w:eastAsiaTheme="minorEastAsia"/>
-          <w:lang w:val="uk-UA" w:eastAsia="ja-JP"/>
-        </w:rPr>
-      </w:pPr>
-      <w:r>
-        <w:rPr>
-          <w:rFonts w:eastAsiaTheme="minorEastAsia"/>
-          <w:lang w:val="uk-UA" w:eastAsia="ja-JP"/>
-        </w:rPr>
-        <w:t>            return True</w:t>
-      </w:r>
-    </w:p>
-    <w:p>
-      <w:pPr>
-        <w:pStyle w:val="a0"/>
-        <w:rPr>
-          <w:rFonts w:eastAsiaTheme="minorEastAsia"/>
-          <w:lang w:val="uk-UA" w:eastAsia="ja-JP"/>
-        </w:rPr>
-      </w:pPr>
-    </w:p>
-    <w:p>
-      <w:pPr>
-        <w:pStyle w:val="a0"/>
-        <w:rPr>
-          <w:rFonts w:eastAsiaTheme="minorEastAsia"/>
-          <w:lang w:val="uk-UA" w:eastAsia="ja-JP"/>
-        </w:rPr>
-      </w:pPr>
-      <w:r>
-        <w:rPr>
-          <w:rFonts w:eastAsiaTheme="minorEastAsia"/>
-          <w:lang w:val="uk-UA" w:eastAsia="ja-JP"/>
-        </w:rPr>
-        <w:t>        if value in ("ні", "н", "no", "n"):</w:t>
-      </w:r>
-    </w:p>
-    <w:p>
-      <w:pPr>
-        <w:pStyle w:val="a0"/>
-        <w:rPr>
-          <w:rFonts w:eastAsiaTheme="minorEastAsia"/>
-          <w:lang w:val="uk-UA" w:eastAsia="ja-JP"/>
-        </w:rPr>
-      </w:pPr>
-      <w:r>
-        <w:rPr>
-          <w:rFonts w:eastAsiaTheme="minorEastAsia"/>
-          <w:lang w:val="uk-UA" w:eastAsia="ja-JP"/>
-        </w:rPr>
-        <w:t>            return False</w:t>
-      </w:r>
-    </w:p>
-    <w:p>
-      <w:pPr>
-        <w:pStyle w:val="a0"/>
-        <w:rPr>
-          <w:rFonts w:eastAsiaTheme="minorEastAsia"/>
-          <w:lang w:val="uk-UA" w:eastAsia="ja-JP"/>
-        </w:rPr>
-      </w:pPr>
-    </w:p>
-    <w:p>
-      <w:pPr>
-        <w:pStyle w:val="a0"/>
-        <w:rPr>
-          <w:rFonts w:eastAsiaTheme="minorEastAsia"/>
-          <w:lang w:val="uk-UA" w:eastAsia="ja-JP"/>
-        </w:rPr>
-      </w:pPr>
-      <w:r>
-        <w:rPr>
-          <w:rFonts w:eastAsiaTheme="minorEastAsia"/>
-          <w:lang w:val="uk-UA" w:eastAsia="ja-JP"/>
-        </w:rPr>
-        <w:t>        print("Введіть 'так' або 'ні'.")</w:t>
-      </w:r>
-    </w:p>
-    <w:p>
-      <w:pPr>
-        <w:pStyle w:val="a0"/>
-        <w:rPr>
-          <w:rFonts w:eastAsiaTheme="minorEastAsia"/>
-          <w:lang w:val="uk-UA" w:eastAsia="ja-JP"/>
-        </w:rPr>
-      </w:pPr>
-    </w:p>
-    <w:p>
-      <w:pPr>
-        <w:pStyle w:val="a0"/>
-        <w:rPr>
-          <w:rFonts w:eastAsiaTheme="minorEastAsia"/>
-          <w:lang w:val="uk-UA" w:eastAsia="ja-JP"/>
-        </w:rPr>
-      </w:pPr>
-      <w:r>
-        <w:rPr>
-          <w:rFonts w:eastAsiaTheme="minorEastAsia"/>
-          <w:lang w:val="uk-UA" w:eastAsia="ja-JP"/>
-        </w:rPr>
-        <w:t>def main():</w:t>
-      </w:r>
-    </w:p>
-    <w:p>
-      <w:pPr>
-        <w:pStyle w:val="a0"/>
-        <w:rPr>
-          <w:rFonts w:eastAsiaTheme="minorEastAsia"/>
-          <w:lang w:val="uk-UA" w:eastAsia="ja-JP"/>
-        </w:rPr>
-      </w:pPr>
-    </w:p>
-    <w:p>
-      <w:pPr>
-        <w:pStyle w:val="a0"/>
-        <w:rPr>
-          <w:rFonts w:eastAsiaTheme="minorEastAsia"/>
-          <w:lang w:val="uk-UA" w:eastAsia="ja-JP"/>
-        </w:rPr>
-      </w:pPr>
-      <w:r>
-        <w:rPr>
-          <w:rFonts w:eastAsiaTheme="minorEastAsia"/>
-          <w:lang w:val="uk-UA" w:eastAsia="ja-JP"/>
-        </w:rPr>
-        <w:t>    initial = {</w:t>
-      </w:r>
-    </w:p>
-    <w:p>
-      <w:pPr>
-        <w:pStyle w:val="a0"/>
-        <w:rPr>
-          <w:rFonts w:eastAsiaTheme="minorEastAsia"/>
-          <w:lang w:val="uk-UA" w:eastAsia="ja-JP"/>
-        </w:rPr>
-      </w:pPr>
-      <w:r>
-        <w:rPr>
-          <w:rFonts w:eastAsiaTheme="minorEastAsia"/>
-          <w:lang w:val="uk-UA" w:eastAsia="ja-JP"/>
-        </w:rPr>
-        <w:t>        "power_on": ask_yes_no(</w:t>
-      </w:r>
-    </w:p>
-    <w:p>
-      <w:pPr>
-        <w:pStyle w:val="a0"/>
-        <w:rPr>
-          <w:rFonts w:eastAsiaTheme="minorEastAsia"/>
-          <w:lang w:val="uk-UA" w:eastAsia="ja-JP"/>
-        </w:rPr>
-      </w:pPr>
-      <w:r>
-        <w:rPr>
-          <w:rFonts w:eastAsiaTheme="minorEastAsia"/>
-          <w:lang w:val="uk-UA" w:eastAsia="ja-JP"/>
-        </w:rPr>
-        <w:t>            "Чи вмикається живлення?"</w:t>
-      </w:r>
-    </w:p>
-    <w:p>
-      <w:pPr>
-        <w:pStyle w:val="a0"/>
-        <w:rPr>
-          <w:rFonts w:eastAsiaTheme="minorEastAsia"/>
-          <w:lang w:val="uk-UA" w:eastAsia="ja-JP"/>
-        </w:rPr>
-      </w:pPr>
-      <w:r>
-        <w:rPr>
-          <w:rFonts w:eastAsiaTheme="minorEastAsia"/>
-          <w:lang w:val="uk-UA" w:eastAsia="ja-JP"/>
-        </w:rPr>
-        <w:t>        ),</w:t>
-      </w:r>
-    </w:p>
-    <w:p>
-      <w:pPr>
-        <w:pStyle w:val="a0"/>
-        <w:rPr>
-          <w:rFonts w:eastAsiaTheme="minorEastAsia"/>
-          <w:lang w:val="uk-UA" w:eastAsia="ja-JP"/>
-        </w:rPr>
-      </w:pPr>
-    </w:p>
-    <w:p>
-      <w:pPr>
-        <w:pStyle w:val="a0"/>
-        <w:rPr>
-          <w:rFonts w:eastAsiaTheme="minorEastAsia"/>
-          <w:lang w:val="uk-UA" w:eastAsia="ja-JP"/>
-        </w:rPr>
-      </w:pPr>
-      <w:r>
-        <w:rPr>
-          <w:rFonts w:eastAsiaTheme="minorEastAsia"/>
-          <w:lang w:val="uk-UA" w:eastAsia="ja-JP"/>
-        </w:rPr>
-        <w:t>        "fans_spin": ask_yes_no(</w:t>
-      </w:r>
-    </w:p>
-    <w:p>
-      <w:pPr>
-        <w:pStyle w:val="a0"/>
-        <w:rPr>
-          <w:rFonts w:eastAsiaTheme="minorEastAsia"/>
-          <w:lang w:val="uk-UA" w:eastAsia="ja-JP"/>
-        </w:rPr>
-      </w:pPr>
-      <w:r>
-        <w:rPr>
-          <w:rFonts w:eastAsiaTheme="minorEastAsia"/>
-          <w:lang w:val="uk-UA" w:eastAsia="ja-JP"/>
-        </w:rPr>
-        <w:t>            "Чи працюють вентилятори?"</w:t>
-      </w:r>
-    </w:p>
-    <w:p>
-      <w:pPr>
-        <w:pStyle w:val="a0"/>
-        <w:rPr>
-          <w:rFonts w:eastAsiaTheme="minorEastAsia"/>
-          <w:lang w:val="uk-UA" w:eastAsia="ja-JP"/>
-        </w:rPr>
-      </w:pPr>
-      <w:r>
-        <w:rPr>
-          <w:rFonts w:eastAsiaTheme="minorEastAsia"/>
-          <w:lang w:val="uk-UA" w:eastAsia="ja-JP"/>
-        </w:rPr>
-        <w:t>        ),</w:t>
-      </w:r>
-    </w:p>
-    <w:p>
-      <w:pPr>
-        <w:pStyle w:val="a0"/>
-        <w:rPr>
-          <w:rFonts w:eastAsiaTheme="minorEastAsia"/>
-          <w:lang w:val="uk-UA" w:eastAsia="ja-JP"/>
-        </w:rPr>
-      </w:pPr>
-    </w:p>
-    <w:p>
-      <w:pPr>
-        <w:pStyle w:val="a0"/>
-        <w:rPr>
-          <w:rFonts w:eastAsiaTheme="minorEastAsia"/>
-          <w:lang w:val="uk-UA" w:eastAsia="ja-JP"/>
-        </w:rPr>
-      </w:pPr>
-      <w:r>
-        <w:rPr>
-          <w:rFonts w:eastAsiaTheme="minorEastAsia"/>
-          <w:lang w:val="uk-UA" w:eastAsia="ja-JP"/>
-        </w:rPr>
-        <w:t>        "display_signal": ask_yes_no(</w:t>
-      </w:r>
-    </w:p>
-    <w:p>
-      <w:pPr>
-        <w:pStyle w:val="a0"/>
-        <w:rPr>
-          <w:rFonts w:eastAsiaTheme="minorEastAsia"/>
-          <w:lang w:val="uk-UA" w:eastAsia="ja-JP"/>
-        </w:rPr>
-      </w:pPr>
-      <w:r>
-        <w:rPr>
-          <w:rFonts w:eastAsiaTheme="minorEastAsia"/>
-          <w:lang w:val="uk-UA" w:eastAsia="ja-JP"/>
-        </w:rPr>
-        <w:t>            "Чи є сигнал на дисплеї?"</w:t>
-      </w:r>
-    </w:p>
-    <w:p>
-      <w:pPr>
-        <w:pStyle w:val="a0"/>
-        <w:rPr>
-          <w:rFonts w:eastAsiaTheme="minorEastAsia"/>
-          <w:lang w:val="uk-UA" w:eastAsia="ja-JP"/>
-        </w:rPr>
-      </w:pPr>
-      <w:r>
-        <w:rPr>
-          <w:rFonts w:eastAsiaTheme="minorEastAsia"/>
-          <w:lang w:val="uk-UA" w:eastAsia="ja-JP"/>
-        </w:rPr>
-        <w:t>        ),</w:t>
-      </w:r>
-    </w:p>
-    <w:p>
-      <w:pPr>
-        <w:pStyle w:val="a0"/>
-        <w:rPr>
-          <w:rFonts w:eastAsiaTheme="minorEastAsia"/>
-          <w:lang w:val="uk-UA" w:eastAsia="ja-JP"/>
-        </w:rPr>
-      </w:pPr>
-    </w:p>
-    <w:p>
-      <w:pPr>
-        <w:pStyle w:val="a0"/>
-        <w:rPr>
-          <w:rFonts w:eastAsiaTheme="minorEastAsia"/>
-          <w:lang w:val="uk-UA" w:eastAsia="ja-JP"/>
-        </w:rPr>
-      </w:pPr>
-      <w:r>
-        <w:rPr>
-          <w:rFonts w:eastAsiaTheme="minorEastAsia"/>
-          <w:lang w:val="uk-UA" w:eastAsia="ja-JP"/>
-        </w:rPr>
-        <w:t>        "os_booted": ask_yes_no(</w:t>
-      </w:r>
-    </w:p>
-    <w:p>
-      <w:pPr>
-        <w:pStyle w:val="a0"/>
-        <w:rPr>
-          <w:rFonts w:eastAsiaTheme="minorEastAsia"/>
-          <w:lang w:val="uk-UA" w:eastAsia="ja-JP"/>
-        </w:rPr>
-      </w:pPr>
-      <w:r>
-        <w:rPr>
-          <w:rFonts w:eastAsiaTheme="minorEastAsia"/>
-          <w:lang w:val="uk-UA" w:eastAsia="ja-JP"/>
-        </w:rPr>
-        <w:t>            "Чи завантажилась ОС?"</w:t>
-      </w:r>
-    </w:p>
-    <w:p>
-      <w:pPr>
-        <w:pStyle w:val="a0"/>
-        <w:rPr>
-          <w:rFonts w:eastAsiaTheme="minorEastAsia"/>
-          <w:lang w:val="uk-UA" w:eastAsia="ja-JP"/>
-        </w:rPr>
-      </w:pPr>
-      <w:r>
-        <w:rPr>
-          <w:rFonts w:eastAsiaTheme="minorEastAsia"/>
-          <w:lang w:val="uk-UA" w:eastAsia="ja-JP"/>
-        </w:rPr>
-        <w:t>        ),</w:t>
-      </w:r>
-    </w:p>
-    <w:p>
-      <w:pPr>
-        <w:pStyle w:val="a0"/>
-        <w:rPr>
-          <w:rFonts w:eastAsiaTheme="minorEastAsia"/>
-          <w:lang w:val="uk-UA" w:eastAsia="ja-JP"/>
-        </w:rPr>
-      </w:pPr>
-    </w:p>
-    <w:p>
-      <w:pPr>
-        <w:pStyle w:val="a0"/>
-        <w:rPr>
-          <w:rFonts w:eastAsiaTheme="minorEastAsia"/>
-          <w:lang w:val="uk-UA" w:eastAsia="ja-JP"/>
-        </w:rPr>
-      </w:pPr>
-      <w:r>
-        <w:rPr>
-          <w:rFonts w:eastAsiaTheme="minorEastAsia"/>
-          <w:lang w:val="uk-UA" w:eastAsia="ja-JP"/>
-        </w:rPr>
-        <w:t>        "disk_detected": ask_yes_no(</w:t>
-      </w:r>
-    </w:p>
-    <w:p>
-      <w:pPr>
-        <w:pStyle w:val="a0"/>
-        <w:rPr>
-          <w:rFonts w:eastAsiaTheme="minorEastAsia"/>
-          <w:lang w:val="uk-UA" w:eastAsia="ja-JP"/>
-        </w:rPr>
-      </w:pPr>
-      <w:r>
-        <w:rPr>
-          <w:rFonts w:eastAsiaTheme="minorEastAsia"/>
-          <w:lang w:val="uk-UA" w:eastAsia="ja-JP"/>
-        </w:rPr>
-        <w:t>            "Чи визначено накопичувач?"</w:t>
-      </w:r>
-    </w:p>
-    <w:p>
-      <w:pPr>
-        <w:pStyle w:val="a0"/>
-        <w:rPr>
-          <w:rFonts w:eastAsiaTheme="minorEastAsia"/>
-          <w:lang w:val="uk-UA" w:eastAsia="ja-JP"/>
-        </w:rPr>
-      </w:pPr>
-      <w:r>
-        <w:rPr>
-          <w:rFonts w:eastAsiaTheme="minorEastAsia"/>
-          <w:lang w:val="uk-UA" w:eastAsia="ja-JP"/>
-        </w:rPr>
-        <w:t>        ),</w:t>
-      </w:r>
-    </w:p>
-    <w:p>
-      <w:pPr>
-        <w:pStyle w:val="a0"/>
-        <w:rPr>
-          <w:rFonts w:eastAsiaTheme="minorEastAsia"/>
-          <w:lang w:val="uk-UA" w:eastAsia="ja-JP"/>
-        </w:rPr>
-      </w:pPr>
-    </w:p>
-    <w:p>
-      <w:pPr>
-        <w:pStyle w:val="a0"/>
-        <w:rPr>
-          <w:rFonts w:eastAsiaTheme="minorEastAsia"/>
-          <w:lang w:val="uk-UA" w:eastAsia="ja-JP"/>
-        </w:rPr>
-      </w:pPr>
-      <w:r>
-        <w:rPr>
-          <w:rFonts w:eastAsiaTheme="minorEastAsia"/>
-          <w:lang w:val="uk-UA" w:eastAsia="ja-JP"/>
-        </w:rPr>
-        <w:t>        "network_available": ask_yes_no(</w:t>
-      </w:r>
-    </w:p>
-    <w:p>
-      <w:pPr>
-        <w:pStyle w:val="a0"/>
-        <w:rPr>
-          <w:rFonts w:eastAsiaTheme="minorEastAsia"/>
-          <w:lang w:val="uk-UA" w:eastAsia="ja-JP"/>
-        </w:rPr>
-      </w:pPr>
-      <w:r>
-        <w:rPr>
-          <w:rFonts w:eastAsiaTheme="minorEastAsia"/>
-          <w:lang w:val="uk-UA" w:eastAsia="ja-JP"/>
-        </w:rPr>
-        <w:t>            "Чи доступна мережа?"</w:t>
-      </w:r>
-    </w:p>
-    <w:p>
-      <w:pPr>
-        <w:pStyle w:val="a0"/>
-        <w:rPr>
-          <w:rFonts w:eastAsiaTheme="minorEastAsia"/>
-          <w:lang w:val="uk-UA" w:eastAsia="ja-JP"/>
-        </w:rPr>
-      </w:pPr>
-      <w:r>
-        <w:rPr>
-          <w:rFonts w:eastAsiaTheme="minorEastAsia"/>
-          <w:lang w:val="uk-UA" w:eastAsia="ja-JP"/>
-        </w:rPr>
-        <w:t>        ),</w:t>
-      </w:r>
-    </w:p>
-    <w:p>
-      <w:pPr>
-        <w:pStyle w:val="a0"/>
+        <w:t>        "power_problem":</w:t>
+      </w:r>
+    </w:p>
+    <w:p>
+      <w:pPr>
+        <w:pStyle w:val="a1"/>
+        <w:rPr>
+          <w:rFonts w:eastAsiaTheme="minorEastAsia"/>
+          <w:lang w:val="uk-UA" w:eastAsia="ja-JP"/>
+        </w:rPr>
+      </w:pPr>
+      <w:r>
+        <w:rPr>
+          <w:rFonts w:eastAsiaTheme="minorEastAsia"/>
+          <w:lang w:val="uk-UA" w:eastAsia="ja-JP"/>
+        </w:rPr>
+        <w:t>            "Проблема живлення",</w:t>
+      </w:r>
+    </w:p>
+    <w:p>
+      <w:pPr>
+        <w:pStyle w:val="a1"/>
+        <w:rPr>
+          <w:rFonts w:eastAsiaTheme="minorEastAsia"/>
+          <w:lang w:val="uk-UA" w:eastAsia="ja-JP"/>
+        </w:rPr>
+      </w:pPr>
+    </w:p>
+    <w:p>
+      <w:pPr>
+        <w:pStyle w:val="a1"/>
+        <w:rPr>
+          <w:rFonts w:eastAsiaTheme="minorEastAsia"/>
+          <w:lang w:val="uk-UA" w:eastAsia="ja-JP"/>
+        </w:rPr>
+      </w:pPr>
+      <w:r>
+        <w:rPr>
+          <w:rFonts w:eastAsiaTheme="minorEastAsia"/>
+          <w:lang w:val="uk-UA" w:eastAsia="ja-JP"/>
+        </w:rPr>
+        <w:t>        "board_or_cooling_problem":</w:t>
+      </w:r>
+    </w:p>
+    <w:p>
+      <w:pPr>
+        <w:pStyle w:val="a1"/>
+        <w:rPr>
+          <w:rFonts w:eastAsiaTheme="minorEastAsia"/>
+          <w:lang w:val="uk-UA" w:eastAsia="ja-JP"/>
+        </w:rPr>
+      </w:pPr>
+      <w:r>
+        <w:rPr>
+          <w:rFonts w:eastAsiaTheme="minorEastAsia"/>
+          <w:lang w:val="uk-UA" w:eastAsia="ja-JP"/>
+        </w:rPr>
+        <w:t>            "Проблема системної плати або охолодження",</w:t>
+      </w:r>
+    </w:p>
+    <w:p>
+      <w:pPr>
+        <w:pStyle w:val="a1"/>
+        <w:rPr>
+          <w:rFonts w:eastAsiaTheme="minorEastAsia"/>
+          <w:lang w:val="uk-UA" w:eastAsia="ja-JP"/>
+        </w:rPr>
+      </w:pPr>
+    </w:p>
+    <w:p>
+      <w:pPr>
+        <w:pStyle w:val="a1"/>
+        <w:rPr>
+          <w:rFonts w:eastAsiaTheme="minorEastAsia"/>
+          <w:lang w:val="uk-UA" w:eastAsia="ja-JP"/>
+        </w:rPr>
+      </w:pPr>
+      <w:r>
+        <w:rPr>
+          <w:rFonts w:eastAsiaTheme="minorEastAsia"/>
+          <w:lang w:val="uk-UA" w:eastAsia="ja-JP"/>
+        </w:rPr>
+        <w:t>        "video_problem":</w:t>
+      </w:r>
+    </w:p>
+    <w:p>
+      <w:pPr>
+        <w:pStyle w:val="a1"/>
+        <w:rPr>
+          <w:rFonts w:eastAsiaTheme="minorEastAsia"/>
+          <w:lang w:val="uk-UA" w:eastAsia="ja-JP"/>
+        </w:rPr>
+      </w:pPr>
+      <w:r>
+        <w:rPr>
+          <w:rFonts w:eastAsiaTheme="minorEastAsia"/>
+          <w:lang w:val="uk-UA" w:eastAsia="ja-JP"/>
+        </w:rPr>
+        <w:t>            "Проблема відеосистеми",</w:t>
+      </w:r>
+    </w:p>
+    <w:p>
+      <w:pPr>
+        <w:pStyle w:val="a1"/>
+        <w:rPr>
+          <w:rFonts w:eastAsiaTheme="minorEastAsia"/>
+          <w:lang w:val="uk-UA" w:eastAsia="ja-JP"/>
+        </w:rPr>
+      </w:pPr>
+    </w:p>
+    <w:p>
+      <w:pPr>
+        <w:pStyle w:val="a1"/>
+        <w:rPr>
+          <w:rFonts w:eastAsiaTheme="minorEastAsia"/>
+          <w:lang w:val="uk-UA" w:eastAsia="ja-JP"/>
+        </w:rPr>
+      </w:pPr>
+      <w:r>
+        <w:rPr>
+          <w:rFonts w:eastAsiaTheme="minorEastAsia"/>
+          <w:lang w:val="uk-UA" w:eastAsia="ja-JP"/>
+        </w:rPr>
+        <w:t>        "boot_problem":</w:t>
+      </w:r>
+    </w:p>
+    <w:p>
+      <w:pPr>
+        <w:pStyle w:val="a1"/>
+        <w:rPr>
+          <w:rFonts w:eastAsiaTheme="minorEastAsia"/>
+          <w:lang w:val="uk-UA" w:eastAsia="ja-JP"/>
+        </w:rPr>
+      </w:pPr>
+      <w:r>
+        <w:rPr>
+          <w:rFonts w:eastAsiaTheme="minorEastAsia"/>
+          <w:lang w:val="uk-UA" w:eastAsia="ja-JP"/>
+        </w:rPr>
+        <w:t>            "Проблема завантаження ОС",</w:t>
+      </w:r>
+    </w:p>
+    <w:p>
+      <w:pPr>
+        <w:pStyle w:val="a1"/>
+        <w:rPr>
+          <w:rFonts w:eastAsiaTheme="minorEastAsia"/>
+          <w:lang w:val="uk-UA" w:eastAsia="ja-JP"/>
+        </w:rPr>
+      </w:pPr>
+    </w:p>
+    <w:p>
+      <w:pPr>
+        <w:pStyle w:val="a1"/>
+        <w:rPr>
+          <w:rFonts w:eastAsiaTheme="minorEastAsia"/>
+          <w:lang w:val="uk-UA" w:eastAsia="ja-JP"/>
+        </w:rPr>
+      </w:pPr>
+      <w:r>
+        <w:rPr>
+          <w:rFonts w:eastAsiaTheme="minorEastAsia"/>
+          <w:lang w:val="uk-UA" w:eastAsia="ja-JP"/>
+        </w:rPr>
+        <w:t>        "storage_problem":</w:t>
+      </w:r>
+    </w:p>
+    <w:p>
+      <w:pPr>
+        <w:pStyle w:val="a1"/>
+        <w:rPr>
+          <w:rFonts w:eastAsiaTheme="minorEastAsia"/>
+          <w:lang w:val="uk-UA" w:eastAsia="ja-JP"/>
+        </w:rPr>
+      </w:pPr>
+      <w:r>
+        <w:rPr>
+          <w:rFonts w:eastAsiaTheme="minorEastAsia"/>
+          <w:lang w:val="uk-UA" w:eastAsia="ja-JP"/>
+        </w:rPr>
+        <w:t>            "Проблема накопичувача",</w:t>
+      </w:r>
+    </w:p>
+    <w:p>
+      <w:pPr>
+        <w:pStyle w:val="a1"/>
+        <w:rPr>
+          <w:rFonts w:eastAsiaTheme="minorEastAsia"/>
+          <w:lang w:val="uk-UA" w:eastAsia="ja-JP"/>
+        </w:rPr>
+      </w:pPr>
+    </w:p>
+    <w:p>
+      <w:pPr>
+        <w:pStyle w:val="a1"/>
+        <w:rPr>
+          <w:rFonts w:eastAsiaTheme="minorEastAsia"/>
+          <w:lang w:val="uk-UA" w:eastAsia="ja-JP"/>
+        </w:rPr>
+      </w:pPr>
+      <w:r>
+        <w:rPr>
+          <w:rFonts w:eastAsiaTheme="minorEastAsia"/>
+          <w:lang w:val="uk-UA" w:eastAsia="ja-JP"/>
+        </w:rPr>
+        <w:t>        "network_problem":</w:t>
+      </w:r>
+    </w:p>
+    <w:p>
+      <w:pPr>
+        <w:pStyle w:val="a1"/>
+        <w:rPr>
+          <w:rFonts w:eastAsiaTheme="minorEastAsia"/>
+          <w:lang w:val="uk-UA" w:eastAsia="ja-JP"/>
+        </w:rPr>
+      </w:pPr>
+      <w:r>
+        <w:rPr>
+          <w:rFonts w:eastAsiaTheme="minorEastAsia"/>
+          <w:lang w:val="uk-UA" w:eastAsia="ja-JP"/>
+        </w:rPr>
+        <w:t>            "Проблема мережевого підключення",</w:t>
+      </w:r>
+    </w:p>
+    <w:p>
+      <w:pPr>
+        <w:pStyle w:val="a1"/>
         <w:rPr>
           <w:rFonts w:eastAsiaTheme="minorEastAsia"/>
           <w:lang w:val="uk-UA" w:eastAsia="ja-JP"/>
@@ -5605,320 +6195,16 @@
     </w:p>
     <w:p>
       <w:pPr>
-        <w:pStyle w:val="a0"/>
-        <w:rPr>
-          <w:rFonts w:eastAsiaTheme="minorEastAsia"/>
-          <w:lang w:val="uk-UA" w:eastAsia="ja-JP"/>
-        </w:rPr>
-      </w:pPr>
-    </w:p>
-    <w:p>
-      <w:pPr>
-        <w:pStyle w:val="a0"/>
-        <w:rPr>
-          <w:rFonts w:eastAsiaTheme="minorEastAsia"/>
-          <w:lang w:val="uk-UA" w:eastAsia="ja-JP"/>
-        </w:rPr>
-      </w:pPr>
-      <w:r>
-        <w:rPr>
-          <w:rFonts w:eastAsiaTheme="minorEastAsia"/>
-          <w:lang w:val="uk-UA" w:eastAsia="ja-JP"/>
-        </w:rPr>
-        <w:t>    facts, explanation = infer(initial)</w:t>
-      </w:r>
-    </w:p>
-    <w:p>
-      <w:pPr>
-        <w:pStyle w:val="a0"/>
-        <w:rPr>
-          <w:rFonts w:eastAsiaTheme="minorEastAsia"/>
-          <w:lang w:val="uk-UA" w:eastAsia="ja-JP"/>
-        </w:rPr>
-      </w:pPr>
-    </w:p>
-    <w:p>
-      <w:pPr>
-        <w:pStyle w:val="a0"/>
-        <w:rPr>
-          <w:rFonts w:eastAsiaTheme="minorEastAsia"/>
-          <w:lang w:val="uk-UA" w:eastAsia="ja-JP"/>
-        </w:rPr>
-      </w:pPr>
-      <w:r>
-        <w:rPr>
-          <w:rFonts w:eastAsiaTheme="minorEastAsia"/>
-          <w:lang w:val="uk-UA" w:eastAsia="ja-JP"/>
-        </w:rPr>
-        <w:t>    diagnoses = {</w:t>
-      </w:r>
-    </w:p>
-    <w:p>
-      <w:pPr>
-        <w:pStyle w:val="a0"/>
-        <w:rPr>
-          <w:rFonts w:eastAsiaTheme="minorEastAsia"/>
-          <w:lang w:val="uk-UA" w:eastAsia="ja-JP"/>
-        </w:rPr>
-      </w:pPr>
-      <w:r>
-        <w:rPr>
-          <w:rFonts w:eastAsiaTheme="minorEastAsia"/>
-          <w:lang w:val="uk-UA" w:eastAsia="ja-JP"/>
-        </w:rPr>
-        <w:t>        "power_problem":</w:t>
-      </w:r>
-    </w:p>
-    <w:p>
-      <w:pPr>
-        <w:pStyle w:val="a0"/>
-        <w:rPr>
-          <w:rFonts w:eastAsiaTheme="minorEastAsia"/>
-          <w:lang w:val="uk-UA" w:eastAsia="ja-JP"/>
-        </w:rPr>
-      </w:pPr>
-      <w:r>
-        <w:rPr>
-          <w:rFonts w:eastAsiaTheme="minorEastAsia"/>
-          <w:lang w:val="uk-UA" w:eastAsia="ja-JP"/>
-        </w:rPr>
-        <w:t>            "Проблема живлення",</w:t>
-      </w:r>
-    </w:p>
-    <w:p>
-      <w:pPr>
-        <w:pStyle w:val="a0"/>
-        <w:rPr>
-          <w:rFonts w:eastAsiaTheme="minorEastAsia"/>
-          <w:lang w:val="uk-UA" w:eastAsia="ja-JP"/>
-        </w:rPr>
-      </w:pPr>
-    </w:p>
-    <w:p>
-      <w:pPr>
-        <w:pStyle w:val="a0"/>
-        <w:rPr>
-          <w:rFonts w:eastAsiaTheme="minorEastAsia"/>
-          <w:lang w:val="uk-UA" w:eastAsia="ja-JP"/>
-        </w:rPr>
-      </w:pPr>
-      <w:r>
-        <w:rPr>
-          <w:rFonts w:eastAsiaTheme="minorEastAsia"/>
-          <w:lang w:val="uk-UA" w:eastAsia="ja-JP"/>
-        </w:rPr>
-        <w:lastRenderedPageBreak/>
-        <w:t>        "board_or_cooling_problem":</w:t>
-      </w:r>
-    </w:p>
-    <w:p>
-      <w:pPr>
-        <w:pStyle w:val="a0"/>
-        <w:rPr>
-          <w:rFonts w:eastAsiaTheme="minorEastAsia"/>
-          <w:lang w:val="uk-UA" w:eastAsia="ja-JP"/>
-        </w:rPr>
-      </w:pPr>
-      <w:r>
-        <w:rPr>
-          <w:rFonts w:eastAsiaTheme="minorEastAsia"/>
-          <w:lang w:val="uk-UA" w:eastAsia="ja-JP"/>
-        </w:rPr>
-        <w:t>            "Проблема системної плати або охолодження",</w:t>
-      </w:r>
-    </w:p>
-    <w:p>
-      <w:pPr>
-        <w:pStyle w:val="a0"/>
-        <w:rPr>
-          <w:rFonts w:eastAsiaTheme="minorEastAsia"/>
-          <w:lang w:val="uk-UA" w:eastAsia="ja-JP"/>
-        </w:rPr>
-      </w:pPr>
-    </w:p>
-    <w:p>
-      <w:pPr>
-        <w:pStyle w:val="a0"/>
-        <w:rPr>
-          <w:rFonts w:eastAsiaTheme="minorEastAsia"/>
-          <w:lang w:val="uk-UA" w:eastAsia="ja-JP"/>
-        </w:rPr>
-      </w:pPr>
-      <w:r>
-        <w:rPr>
-          <w:rFonts w:eastAsiaTheme="minorEastAsia"/>
-          <w:lang w:val="uk-UA" w:eastAsia="ja-JP"/>
-        </w:rPr>
-        <w:t>        "video_problem":</w:t>
-      </w:r>
-    </w:p>
-    <w:p>
-      <w:pPr>
-        <w:pStyle w:val="a0"/>
-        <w:rPr>
-          <w:rFonts w:eastAsiaTheme="minorEastAsia"/>
-          <w:lang w:val="uk-UA" w:eastAsia="ja-JP"/>
-        </w:rPr>
-      </w:pPr>
-      <w:r>
-        <w:rPr>
-          <w:rFonts w:eastAsiaTheme="minorEastAsia"/>
-          <w:lang w:val="uk-UA" w:eastAsia="ja-JP"/>
-        </w:rPr>
-        <w:t>            "Проблема відеосистеми",</w:t>
-      </w:r>
-    </w:p>
-    <w:p>
-      <w:pPr>
-        <w:pStyle w:val="a0"/>
-        <w:rPr>
-          <w:rFonts w:eastAsiaTheme="minorEastAsia"/>
-          <w:lang w:val="uk-UA" w:eastAsia="ja-JP"/>
-        </w:rPr>
-      </w:pPr>
-    </w:p>
-    <w:p>
-      <w:pPr>
-        <w:pStyle w:val="a0"/>
-        <w:rPr>
-          <w:rFonts w:eastAsiaTheme="minorEastAsia"/>
-          <w:lang w:val="uk-UA" w:eastAsia="ja-JP"/>
-        </w:rPr>
-      </w:pPr>
-      <w:r>
-        <w:rPr>
-          <w:rFonts w:eastAsiaTheme="minorEastAsia"/>
-          <w:lang w:val="uk-UA" w:eastAsia="ja-JP"/>
-        </w:rPr>
-        <w:t>        "boot_problem":</w:t>
-      </w:r>
-    </w:p>
-    <w:p>
-      <w:pPr>
-        <w:pStyle w:val="a0"/>
-        <w:rPr>
-          <w:rFonts w:eastAsiaTheme="minorEastAsia"/>
-          <w:lang w:val="uk-UA" w:eastAsia="ja-JP"/>
-        </w:rPr>
-      </w:pPr>
-      <w:r>
-        <w:rPr>
-          <w:rFonts w:eastAsiaTheme="minorEastAsia"/>
-          <w:lang w:val="uk-UA" w:eastAsia="ja-JP"/>
-        </w:rPr>
-        <w:t>            "Проблема завантаження ОС",</w:t>
-      </w:r>
-    </w:p>
-    <w:p>
-      <w:pPr>
-        <w:pStyle w:val="a0"/>
-        <w:rPr>
-          <w:rFonts w:eastAsiaTheme="minorEastAsia"/>
-          <w:lang w:val="uk-UA" w:eastAsia="ja-JP"/>
-        </w:rPr>
-      </w:pPr>
-    </w:p>
-    <w:p>
-      <w:pPr>
-        <w:pStyle w:val="a0"/>
-        <w:rPr>
-          <w:rFonts w:eastAsiaTheme="minorEastAsia"/>
-          <w:lang w:val="uk-UA" w:eastAsia="ja-JP"/>
-        </w:rPr>
-      </w:pPr>
-      <w:r>
-        <w:rPr>
-          <w:rFonts w:eastAsiaTheme="minorEastAsia"/>
-          <w:lang w:val="uk-UA" w:eastAsia="ja-JP"/>
-        </w:rPr>
-        <w:t>        "storage_problem":</w:t>
-      </w:r>
-    </w:p>
-    <w:p>
-      <w:pPr>
-        <w:pStyle w:val="a0"/>
-        <w:rPr>
-          <w:rFonts w:eastAsiaTheme="minorEastAsia"/>
-          <w:lang w:val="uk-UA" w:eastAsia="ja-JP"/>
-        </w:rPr>
-      </w:pPr>
-      <w:r>
-        <w:rPr>
-          <w:rFonts w:eastAsiaTheme="minorEastAsia"/>
-          <w:lang w:val="uk-UA" w:eastAsia="ja-JP"/>
-        </w:rPr>
-        <w:t>            "Проблема накопичувача",</w:t>
-      </w:r>
-    </w:p>
-    <w:p>
-      <w:pPr>
-        <w:pStyle w:val="a0"/>
-        <w:rPr>
-          <w:rFonts w:eastAsiaTheme="minorEastAsia"/>
-          <w:lang w:val="uk-UA" w:eastAsia="ja-JP"/>
-        </w:rPr>
-      </w:pPr>
-    </w:p>
-    <w:p>
-      <w:pPr>
-        <w:pStyle w:val="a0"/>
-        <w:rPr>
-          <w:rFonts w:eastAsiaTheme="minorEastAsia"/>
-          <w:lang w:val="uk-UA" w:eastAsia="ja-JP"/>
-        </w:rPr>
-      </w:pPr>
-      <w:r>
-        <w:rPr>
-          <w:rFonts w:eastAsiaTheme="minorEastAsia"/>
-          <w:lang w:val="uk-UA" w:eastAsia="ja-JP"/>
-        </w:rPr>
-        <w:t>        "network_problem":</w:t>
-      </w:r>
-    </w:p>
-    <w:p>
-      <w:pPr>
-        <w:pStyle w:val="a0"/>
-        <w:rPr>
-          <w:rFonts w:eastAsiaTheme="minorEastAsia"/>
-          <w:lang w:val="uk-UA" w:eastAsia="ja-JP"/>
-        </w:rPr>
-      </w:pPr>
-      <w:r>
-        <w:rPr>
-          <w:rFonts w:eastAsiaTheme="minorEastAsia"/>
-          <w:lang w:val="uk-UA" w:eastAsia="ja-JP"/>
-        </w:rPr>
-        <w:t>            "Проблема мережевого підключення",</w:t>
-      </w:r>
-    </w:p>
-    <w:p>
-      <w:pPr>
-        <w:pStyle w:val="a0"/>
-        <w:rPr>
-          <w:rFonts w:eastAsiaTheme="minorEastAsia"/>
-          <w:lang w:val="uk-UA" w:eastAsia="ja-JP"/>
-        </w:rPr>
-      </w:pPr>
-      <w:r>
-        <w:rPr>
-          <w:rFonts w:eastAsiaTheme="minorEastAsia"/>
-          <w:lang w:val="uk-UA" w:eastAsia="ja-JP"/>
-        </w:rPr>
-        <w:t>    }</w:t>
-      </w:r>
-    </w:p>
-    <w:p>
-      <w:pPr>
-        <w:pStyle w:val="a0"/>
-        <w:rPr>
-          <w:rFonts w:eastAsiaTheme="minorEastAsia"/>
-          <w:lang w:val="uk-UA" w:eastAsia="ja-JP"/>
-        </w:rPr>
-      </w:pPr>
-    </w:p>
-    <w:p>
-      <w:pPr>
-        <w:pStyle w:val="a0"/>
+        <w:pStyle w:val="a1"/>
+        <w:rPr>
+          <w:rFonts w:eastAsiaTheme="minorEastAsia"/>
+          <w:lang w:val="uk-UA" w:eastAsia="ja-JP"/>
+        </w:rPr>
+      </w:pPr>
+    </w:p>
+    <w:p>
+      <w:pPr>
+        <w:pStyle w:val="a1"/>
         <w:rPr>
           <w:rFonts w:eastAsiaTheme="minorEastAsia"/>
           <w:lang w:val="uk-UA" w:eastAsia="ja-JP"/>
@@ -5934,16 +6220,16 @@
     </w:p>
     <w:p>
       <w:pPr>
-        <w:pStyle w:val="a0"/>
-        <w:rPr>
-          <w:rFonts w:eastAsiaTheme="minorEastAsia"/>
-          <w:lang w:val="uk-UA" w:eastAsia="ja-JP"/>
-        </w:rPr>
-      </w:pPr>
-    </w:p>
-    <w:p>
-      <w:pPr>
-        <w:pStyle w:val="a0"/>
+        <w:pStyle w:val="a1"/>
+        <w:rPr>
+          <w:rFonts w:eastAsiaTheme="minorEastAsia"/>
+          <w:lang w:val="uk-UA" w:eastAsia="ja-JP"/>
+        </w:rPr>
+      </w:pPr>
+    </w:p>
+    <w:p>
+      <w:pPr>
+        <w:pStyle w:val="a1"/>
         <w:rPr>
           <w:rFonts w:eastAsiaTheme="minorEastAsia"/>
           <w:lang w:val="uk-UA" w:eastAsia="ja-JP"/>
@@ -5959,16 +6245,16 @@
     </w:p>
     <w:p>
       <w:pPr>
-        <w:pStyle w:val="a0"/>
-        <w:rPr>
-          <w:rFonts w:eastAsiaTheme="minorEastAsia"/>
-          <w:lang w:val="uk-UA" w:eastAsia="ja-JP"/>
-        </w:rPr>
-      </w:pPr>
-    </w:p>
-    <w:p>
-      <w:pPr>
-        <w:pStyle w:val="a0"/>
+        <w:pStyle w:val="a1"/>
+        <w:rPr>
+          <w:rFonts w:eastAsiaTheme="minorEastAsia"/>
+          <w:lang w:val="uk-UA" w:eastAsia="ja-JP"/>
+        </w:rPr>
+      </w:pPr>
+    </w:p>
+    <w:p>
+      <w:pPr>
+        <w:pStyle w:val="a1"/>
         <w:rPr>
           <w:rFonts w:eastAsiaTheme="minorEastAsia"/>
           <w:lang w:val="uk-UA" w:eastAsia="ja-JP"/>
@@ -5984,16 +6270,16 @@
     </w:p>
     <w:p>
       <w:pPr>
-        <w:pStyle w:val="a0"/>
-        <w:rPr>
-          <w:rFonts w:eastAsiaTheme="minorEastAsia"/>
-          <w:lang w:val="uk-UA" w:eastAsia="ja-JP"/>
-        </w:rPr>
-      </w:pPr>
-    </w:p>
-    <w:p>
-      <w:pPr>
-        <w:pStyle w:val="a0"/>
+        <w:pStyle w:val="a1"/>
+        <w:rPr>
+          <w:rFonts w:eastAsiaTheme="minorEastAsia"/>
+          <w:lang w:val="uk-UA" w:eastAsia="ja-JP"/>
+        </w:rPr>
+      </w:pPr>
+    </w:p>
+    <w:p>
+      <w:pPr>
+        <w:pStyle w:val="a1"/>
         <w:rPr>
           <w:rFonts w:eastAsiaTheme="minorEastAsia"/>
           <w:lang w:val="uk-UA" w:eastAsia="ja-JP"/>
@@ -6009,7 +6295,7 @@
     </w:p>
     <w:p>
       <w:pPr>
-        <w:pStyle w:val="a0"/>
+        <w:pStyle w:val="a1"/>
         <w:rPr>
           <w:rFonts w:eastAsiaTheme="minorEastAsia"/>
           <w:lang w:val="uk-UA" w:eastAsia="ja-JP"/>
@@ -6025,7 +6311,7 @@
     </w:p>
     <w:p>
       <w:pPr>
-        <w:pStyle w:val="a0"/>
+        <w:pStyle w:val="a1"/>
         <w:rPr>
           <w:rFonts w:eastAsiaTheme="minorEastAsia"/>
           <w:lang w:val="uk-UA" w:eastAsia="ja-JP"/>
@@ -6041,16 +6327,16 @@
     </w:p>
     <w:p>
       <w:pPr>
-        <w:pStyle w:val="a0"/>
-        <w:rPr>
-          <w:rFonts w:eastAsiaTheme="minorEastAsia"/>
-          <w:lang w:val="uk-UA" w:eastAsia="ja-JP"/>
-        </w:rPr>
-      </w:pPr>
-    </w:p>
-    <w:p>
-      <w:pPr>
-        <w:pStyle w:val="a0"/>
+        <w:pStyle w:val="a1"/>
+        <w:rPr>
+          <w:rFonts w:eastAsiaTheme="minorEastAsia"/>
+          <w:lang w:val="uk-UA" w:eastAsia="ja-JP"/>
+        </w:rPr>
+      </w:pPr>
+    </w:p>
+    <w:p>
+      <w:pPr>
+        <w:pStyle w:val="a1"/>
         <w:rPr>
           <w:rFonts w:eastAsiaTheme="minorEastAsia"/>
           <w:lang w:val="uk-UA" w:eastAsia="ja-JP"/>
@@ -6066,7 +6352,7 @@
     </w:p>
     <w:p>
       <w:pPr>
-        <w:pStyle w:val="a0"/>
+        <w:pStyle w:val="a1"/>
         <w:rPr>
           <w:rFonts w:eastAsiaTheme="minorEastAsia"/>
           <w:lang w:val="uk-UA" w:eastAsia="ja-JP"/>
@@ -6082,7 +6368,7 @@
     </w:p>
     <w:p>
       <w:pPr>
-        <w:pStyle w:val="a0"/>
+        <w:pStyle w:val="a1"/>
         <w:rPr>
           <w:rFonts w:eastAsiaTheme="minorEastAsia"/>
           <w:lang w:val="uk-UA" w:eastAsia="ja-JP"/>
@@ -6098,7 +6384,7 @@
     </w:p>
     <w:p>
       <w:pPr>
-        <w:pStyle w:val="a0"/>
+        <w:pStyle w:val="a1"/>
         <w:rPr>
           <w:rFonts w:eastAsiaTheme="minorEastAsia"/>
           <w:lang w:val="uk-UA" w:eastAsia="ja-JP"/>
@@ -6114,7 +6400,7 @@
     </w:p>
     <w:p>
       <w:pPr>
-        <w:pStyle w:val="a0"/>
+        <w:pStyle w:val="a1"/>
         <w:rPr>
           <w:rFonts w:eastAsiaTheme="minorEastAsia"/>
           <w:lang w:val="uk-UA" w:eastAsia="ja-JP"/>
@@ -6130,16 +6416,16 @@
     </w:p>
     <w:p>
       <w:pPr>
-        <w:pStyle w:val="a0"/>
-        <w:rPr>
-          <w:rFonts w:eastAsiaTheme="minorEastAsia"/>
-          <w:lang w:val="uk-UA" w:eastAsia="ja-JP"/>
-        </w:rPr>
-      </w:pPr>
-    </w:p>
-    <w:p>
-      <w:pPr>
-        <w:pStyle w:val="a0"/>
+        <w:pStyle w:val="a1"/>
+        <w:rPr>
+          <w:rFonts w:eastAsiaTheme="minorEastAsia"/>
+          <w:lang w:val="uk-UA" w:eastAsia="ja-JP"/>
+        </w:rPr>
+      </w:pPr>
+    </w:p>
+    <w:p>
+      <w:pPr>
+        <w:pStyle w:val="a1"/>
         <w:rPr>
           <w:rFonts w:eastAsiaTheme="minorEastAsia"/>
           <w:lang w:val="uk-UA" w:eastAsia="ja-JP"/>
@@ -6196,16 +6482,16 @@
     </w:p>
     <w:p>
       <w:pPr>
-        <w:pStyle w:val="a0"/>
-        <w:rPr>
-          <w:rFonts w:eastAsiaTheme="minorEastAsia"/>
-          <w:lang w:val="uk-UA" w:eastAsia="ja-JP"/>
-        </w:rPr>
-      </w:pPr>
-    </w:p>
-    <w:p>
-      <w:pPr>
-        <w:pStyle w:val="a0"/>
+        <w:pStyle w:val="a1"/>
+        <w:rPr>
+          <w:rFonts w:eastAsiaTheme="minorEastAsia"/>
+          <w:lang w:val="uk-UA" w:eastAsia="ja-JP"/>
+        </w:rPr>
+      </w:pPr>
+    </w:p>
+    <w:p>
+      <w:pPr>
+        <w:pStyle w:val="a1"/>
         <w:rPr>
           <w:rFonts w:eastAsiaTheme="minorEastAsia"/>
           <w:lang w:val="uk-UA" w:eastAsia="ja-JP"/>
@@ -6221,7 +6507,7 @@
     </w:p>
     <w:p>
       <w:pPr>
-        <w:pStyle w:val="a0"/>
+        <w:pStyle w:val="a1"/>
         <w:rPr>
           <w:rFonts w:eastAsiaTheme="minorEastAsia"/>
           <w:lang w:val="uk-UA" w:eastAsia="ja-JP"/>
@@ -6237,16 +6523,16 @@
     </w:p>
     <w:p>
       <w:pPr>
-        <w:pStyle w:val="a0"/>
-        <w:rPr>
-          <w:rFonts w:eastAsiaTheme="minorEastAsia"/>
-          <w:lang w:val="uk-UA" w:eastAsia="ja-JP"/>
-        </w:rPr>
-      </w:pPr>
-    </w:p>
-    <w:p>
-      <w:pPr>
-        <w:pStyle w:val="a0"/>
+        <w:pStyle w:val="a1"/>
+        <w:rPr>
+          <w:rFonts w:eastAsiaTheme="minorEastAsia"/>
+          <w:lang w:val="uk-UA" w:eastAsia="ja-JP"/>
+        </w:rPr>
+      </w:pPr>
+    </w:p>
+    <w:p>
+      <w:pPr>
+        <w:pStyle w:val="a1"/>
         <w:rPr>
           <w:rFonts w:eastAsiaTheme="minorEastAsia"/>
           <w:lang w:val="uk-UA" w:eastAsia="ja-JP"/>
@@ -6262,7 +6548,7 @@
     </w:p>
     <w:p>
       <w:pPr>
-        <w:pStyle w:val="a0"/>
+        <w:pStyle w:val="a1"/>
         <w:rPr>
           <w:rFonts w:eastAsiaTheme="minorEastAsia"/>
           <w:lang w:val="uk-UA" w:eastAsia="ja-JP"/>
@@ -6278,7 +6564,7 @@
     </w:p>
     <w:p>
       <w:pPr>
-        <w:pStyle w:val="a0"/>
+        <w:pStyle w:val="a1"/>
         <w:rPr>
           <w:rFonts w:eastAsiaTheme="minorEastAsia"/>
           <w:lang w:val="uk-UA" w:eastAsia="ja-JP"/>
@@ -6295,7 +6581,7 @@
           <w:lang w:val="uk-UA"/>
         </w:rPr>
       </w:pPr>
-      <w:bookmarkStart w:id="8" w:name="_Toc242178475"/>
+      <w:bookmarkStart w:id="7" w:name="_Toc243992972"/>
       <w:r>
         <w:rPr>
           <w:lang w:val="uk-UA"/>
@@ -6303,7 +6589,7 @@
         <w:lastRenderedPageBreak/>
         <w:t>Перевірка роботи експертної системи</w:t>
       </w:r>
-      <w:bookmarkEnd w:id="8"/>
+      <w:bookmarkEnd w:id="7"/>
     </w:p>
     <w:p>
       <w:pPr>
@@ -6543,7 +6829,7 @@
           </w:tcPr>
           <w:p>
             <w:pPr>
-              <w:pStyle w:val="a3"/>
+              <w:pStyle w:val="a4"/>
             </w:pPr>
             <w:r>
               <w:t>Тест</w:t>
@@ -6562,7 +6848,7 @@
           </w:tcPr>
           <w:p>
             <w:pPr>
-              <w:pStyle w:val="a3"/>
+              <w:pStyle w:val="a4"/>
             </w:pPr>
             <w:r>
               <w:t>Вихідні факти</w:t>
@@ -6581,7 +6867,7 @@
           </w:tcPr>
           <w:p>
             <w:pPr>
-              <w:pStyle w:val="a3"/>
+              <w:pStyle w:val="a4"/>
             </w:pPr>
             <w:r>
               <w:t>Ланцюг правил</w:t>
@@ -6600,7 +6886,7 @@
           </w:tcPr>
           <w:p>
             <w:pPr>
-              <w:pStyle w:val="a3"/>
+              <w:pStyle w:val="a4"/>
             </w:pPr>
             <w:r>
               <w:t>Отриманий висновок</w:t>
@@ -6622,7 +6908,7 @@
           </w:tcPr>
           <w:p>
             <w:pPr>
-              <w:pStyle w:val="a6"/>
+              <w:pStyle w:val="a7"/>
             </w:pPr>
             <w:r>
               <w:t>1</w:t>
@@ -6641,7 +6927,7 @@
           </w:tcPr>
           <w:p>
             <w:pPr>
-              <w:pStyle w:val="a3"/>
+              <w:pStyle w:val="a4"/>
             </w:pPr>
             <w:r>
               <w:t>Живлення = ні</w:t>
@@ -6660,7 +6946,7 @@
           </w:tcPr>
           <w:p>
             <w:pPr>
-              <w:pStyle w:val="a3"/>
+              <w:pStyle w:val="a4"/>
             </w:pPr>
             <w:r>
               <w:t>R1</w:t>
@@ -6676,7 +6962,7 @@
           </w:tcPr>
           <w:p>
             <w:pPr>
-              <w:pStyle w:val="a3"/>
+              <w:pStyle w:val="a4"/>
             </w:pPr>
             <w:r>
               <w:t>Проблема живлення</w:t>
@@ -6695,7 +6981,7 @@
           </w:tcPr>
           <w:p>
             <w:pPr>
-              <w:pStyle w:val="a6"/>
+              <w:pStyle w:val="a7"/>
             </w:pPr>
             <w:r>
               <w:t>2</w:t>
@@ -6711,7 +6997,7 @@
           </w:tcPr>
           <w:p>
             <w:pPr>
-              <w:pStyle w:val="a3"/>
+              <w:pStyle w:val="a4"/>
             </w:pPr>
             <w:r>
               <w:t>Живлення = так; вентилятори = так; сигнал дисплея = так; ОС = ні; диск = ні</w:t>
@@ -6727,7 +7013,7 @@
           </w:tcPr>
           <w:p>
             <w:pPr>
-              <w:pStyle w:val="a3"/>
+              <w:pStyle w:val="a4"/>
             </w:pPr>
             <w:r>
               <w:t>R3 → R5 → R6 → R7</w:t>
@@ -6740,7 +7026,7 @@
           </w:tcPr>
           <w:p>
             <w:pPr>
-              <w:pStyle w:val="a3"/>
+              <w:pStyle w:val="a4"/>
             </w:pPr>
             <w:r>
               <w:t>Проблема завантаження ОС; проблема накопичувача</w:t>
@@ -6810,7 +7096,7 @@
           </w:tcPr>
           <w:p>
             <w:pPr>
-              <w:pStyle w:val="a3"/>
+              <w:pStyle w:val="a4"/>
             </w:pPr>
             <w:r>
               <w:t>Тест</w:t>
@@ -6829,7 +7115,7 @@
           </w:tcPr>
           <w:p>
             <w:pPr>
-              <w:pStyle w:val="a3"/>
+              <w:pStyle w:val="a4"/>
             </w:pPr>
             <w:r>
               <w:t>Вихідні факти</w:t>
@@ -6848,7 +7134,7 @@
           </w:tcPr>
           <w:p>
             <w:pPr>
-              <w:pStyle w:val="a3"/>
+              <w:pStyle w:val="a4"/>
             </w:pPr>
             <w:r>
               <w:t>Ланцюг правил</w:t>
@@ -6867,7 +7153,7 @@
           </w:tcPr>
           <w:p>
             <w:pPr>
-              <w:pStyle w:val="a3"/>
+              <w:pStyle w:val="a4"/>
             </w:pPr>
             <w:r>
               <w:t>Отриманий висновок</w:t>
@@ -6886,7 +7172,7 @@
           </w:tcPr>
           <w:p>
             <w:pPr>
-              <w:pStyle w:val="a6"/>
+              <w:pStyle w:val="a7"/>
             </w:pPr>
             <w:r>
               <w:t>3</w:t>
@@ -6902,7 +7188,7 @@
           </w:tcPr>
           <w:p>
             <w:pPr>
-              <w:pStyle w:val="a3"/>
+              <w:pStyle w:val="a4"/>
             </w:pPr>
             <w:r>
               <w:t>Живлення = так; вентилятори = так; сигнал дисплея = так; ОС = так; мережа = ні</w:t>
@@ -6918,7 +7204,7 @@
           </w:tcPr>
           <w:p>
             <w:pPr>
-              <w:pStyle w:val="a3"/>
+              <w:pStyle w:val="a4"/>
             </w:pPr>
             <w:r>
               <w:t>R3 → R5 → R8 → R9</w:t>
@@ -6931,7 +7217,7 @@
           </w:tcPr>
           <w:p>
             <w:pPr>
-              <w:pStyle w:val="a3"/>
+              <w:pStyle w:val="a4"/>
             </w:pPr>
             <w:r>
               <w:t>Проблема мережевого підключення</w:t>
@@ -6958,541 +7244,202 @@
     </w:p>
     <w:p>
       <w:pPr>
-        <w:pStyle w:val="a0"/>
-      </w:pPr>
-      <w:proofErr w:type="spellStart"/>
-      <w:r>
-        <w:t>Чи</w:t>
-      </w:r>
-      <w:proofErr w:type="spellEnd"/>
-      <w:r>
+        <w:pStyle w:val="a1"/>
+        <w:rPr>
+          <w:lang w:val="uk-UA"/>
+        </w:rPr>
+      </w:pPr>
+      <w:r>
+        <w:rPr>
+          <w:lang w:val="uk-UA"/>
+        </w:rPr>
+        <w:t>Чи вмикається живлення? [так/ні]: так</w:t>
+      </w:r>
+    </w:p>
+    <w:p>
+      <w:pPr>
+        <w:pStyle w:val="a1"/>
+        <w:rPr>
+          <w:lang w:val="uk-UA"/>
+        </w:rPr>
+      </w:pPr>
+      <w:r>
+        <w:rPr>
+          <w:lang w:val="uk-UA"/>
+        </w:rPr>
+        <w:t>Чи працюють вентилятори? [так/ні]: так</w:t>
+      </w:r>
+    </w:p>
+    <w:p>
+      <w:pPr>
+        <w:pStyle w:val="a1"/>
+        <w:rPr>
+          <w:lang w:val="uk-UA"/>
+        </w:rPr>
+      </w:pPr>
+      <w:r>
+        <w:rPr>
+          <w:lang w:val="uk-UA"/>
+        </w:rPr>
+        <w:t>Чи є сигнал на дисплеї? [так/ні]: так</w:t>
+      </w:r>
+    </w:p>
+    <w:p>
+      <w:pPr>
+        <w:pStyle w:val="a1"/>
+        <w:rPr>
+          <w:lang w:val="uk-UA"/>
+        </w:rPr>
+      </w:pPr>
+      <w:r>
+        <w:rPr>
+          <w:lang w:val="uk-UA"/>
+        </w:rPr>
+        <w:t>Чи завантажилась ОС? [так/ні]: ні</w:t>
+      </w:r>
+    </w:p>
+    <w:p>
+      <w:pPr>
+        <w:pStyle w:val="a1"/>
+        <w:rPr>
+          <w:lang w:val="uk-UA"/>
+        </w:rPr>
+      </w:pPr>
+      <w:r>
+        <w:rPr>
+          <w:lang w:val="uk-UA"/>
+        </w:rPr>
+        <w:t>Чи визначено накопичувач? [так/ні]: ні</w:t>
+      </w:r>
+    </w:p>
+    <w:p>
+      <w:pPr>
+        <w:pStyle w:val="a1"/>
+        <w:rPr>
+          <w:lang w:val="uk-UA"/>
+        </w:rPr>
+      </w:pPr>
+      <w:r>
+        <w:rPr>
+          <w:lang w:val="uk-UA"/>
+        </w:rPr>
+        <w:t>Чи доступна мережа? [так/ні]: так</w:t>
+      </w:r>
+    </w:p>
+    <w:p>
+      <w:pPr>
+        <w:pStyle w:val="a1"/>
+        <w:rPr>
+          <w:lang w:val="uk-UA"/>
+        </w:rPr>
+      </w:pPr>
+      <w:r>
+        <w:rPr>
+          <w:lang w:val="uk-UA"/>
+        </w:rPr>
         <w:t xml:space="preserve"> </w:t>
       </w:r>
-      <w:proofErr w:type="spellStart"/>
-      <w:r>
-        <w:t>вмикається</w:t>
-      </w:r>
-      <w:proofErr w:type="spellEnd"/>
-      <w:r>
+    </w:p>
+    <w:p>
+      <w:pPr>
+        <w:pStyle w:val="a1"/>
+        <w:rPr>
+          <w:lang w:val="uk-UA"/>
+        </w:rPr>
+      </w:pPr>
+      <w:r>
+        <w:rPr>
+          <w:lang w:val="uk-UA"/>
+        </w:rPr>
+        <w:t>Результат експертизи:</w:t>
+      </w:r>
+    </w:p>
+    <w:p>
+      <w:pPr>
+        <w:pStyle w:val="a1"/>
+        <w:rPr>
+          <w:lang w:val="uk-UA"/>
+        </w:rPr>
+      </w:pPr>
+      <w:r>
+        <w:rPr>
+          <w:lang w:val="uk-UA"/>
+        </w:rPr>
+        <w:t>- Проблема завантаження ОС</w:t>
+      </w:r>
+    </w:p>
+    <w:p>
+      <w:pPr>
+        <w:pStyle w:val="a1"/>
+        <w:rPr>
+          <w:lang w:val="uk-UA"/>
+        </w:rPr>
+      </w:pPr>
+      <w:r>
+        <w:rPr>
+          <w:lang w:val="uk-UA"/>
+        </w:rPr>
+        <w:t>- Проблема накопичувача</w:t>
+      </w:r>
+    </w:p>
+    <w:p>
+      <w:pPr>
+        <w:pStyle w:val="a1"/>
+        <w:rPr>
+          <w:lang w:val="uk-UA"/>
+        </w:rPr>
+      </w:pPr>
+      <w:r>
+        <w:rPr>
+          <w:lang w:val="uk-UA"/>
+        </w:rPr>
         <w:t xml:space="preserve"> </w:t>
       </w:r>
-      <w:proofErr w:type="spellStart"/>
-      <w:r>
-        <w:t>живлення</w:t>
-      </w:r>
-      <w:proofErr w:type="spellEnd"/>
-      <w:r>
-        <w:t>? [</w:t>
-      </w:r>
-      <w:proofErr w:type="spellStart"/>
-      <w:r>
-        <w:t>так</w:t>
-      </w:r>
-      <w:proofErr w:type="spellEnd"/>
-      <w:r>
-        <w:t>/</w:t>
-      </w:r>
-      <w:proofErr w:type="spellStart"/>
-      <w:r>
-        <w:t>ні</w:t>
-      </w:r>
-      <w:proofErr w:type="spellEnd"/>
-      <w:r>
-        <w:t xml:space="preserve">]: </w:t>
-      </w:r>
-      <w:proofErr w:type="spellStart"/>
-      <w:r>
-        <w:t>так</w:t>
-      </w:r>
-      <w:proofErr w:type="spellEnd"/>
-    </w:p>
-    <w:p>
-      <w:pPr>
-        <w:pStyle w:val="a0"/>
-      </w:pPr>
-      <w:proofErr w:type="spellStart"/>
-      <w:r>
-        <w:t>Чи</w:t>
-      </w:r>
-      <w:proofErr w:type="spellEnd"/>
-      <w:r>
-        <w:t xml:space="preserve"> </w:t>
-      </w:r>
-      <w:proofErr w:type="spellStart"/>
-      <w:r>
-        <w:t>працюють</w:t>
-      </w:r>
-      <w:proofErr w:type="spellEnd"/>
-      <w:r>
-        <w:t xml:space="preserve"> </w:t>
-      </w:r>
-      <w:proofErr w:type="spellStart"/>
-      <w:r>
-        <w:t>вентилятори</w:t>
-      </w:r>
-      <w:proofErr w:type="spellEnd"/>
-      <w:r>
-        <w:t>? [</w:t>
-      </w:r>
-      <w:proofErr w:type="spellStart"/>
-      <w:r>
-        <w:t>так</w:t>
-      </w:r>
-      <w:proofErr w:type="spellEnd"/>
-      <w:r>
-        <w:t>/</w:t>
-      </w:r>
-      <w:proofErr w:type="spellStart"/>
-      <w:r>
-        <w:t>ні</w:t>
-      </w:r>
-      <w:proofErr w:type="spellEnd"/>
-      <w:r>
-        <w:t xml:space="preserve">]: </w:t>
-      </w:r>
-      <w:proofErr w:type="spellStart"/>
-      <w:r>
-        <w:t>так</w:t>
-      </w:r>
-      <w:proofErr w:type="spellEnd"/>
-    </w:p>
-    <w:p>
-      <w:pPr>
-        <w:pStyle w:val="a0"/>
-      </w:pPr>
-      <w:proofErr w:type="spellStart"/>
-      <w:r>
-        <w:t>Чи</w:t>
-      </w:r>
-      <w:proofErr w:type="spellEnd"/>
-      <w:r>
-        <w:t xml:space="preserve"> є </w:t>
-      </w:r>
-      <w:proofErr w:type="spellStart"/>
-      <w:r>
-        <w:t>сигнал</w:t>
-      </w:r>
-      <w:proofErr w:type="spellEnd"/>
-      <w:r>
-        <w:t xml:space="preserve"> </w:t>
-      </w:r>
-      <w:proofErr w:type="spellStart"/>
-      <w:r>
-        <w:t>на</w:t>
-      </w:r>
-      <w:proofErr w:type="spellEnd"/>
-      <w:r>
-        <w:t xml:space="preserve"> </w:t>
-      </w:r>
-      <w:proofErr w:type="spellStart"/>
-      <w:r>
-        <w:t>дисплеї</w:t>
-      </w:r>
-      <w:proofErr w:type="spellEnd"/>
-      <w:r>
-        <w:t>? [</w:t>
-      </w:r>
-      <w:proofErr w:type="spellStart"/>
-      <w:r>
-        <w:t>так</w:t>
-      </w:r>
-      <w:proofErr w:type="spellEnd"/>
-      <w:r>
-        <w:t>/</w:t>
-      </w:r>
-      <w:proofErr w:type="spellStart"/>
-      <w:r>
-        <w:t>ні</w:t>
-      </w:r>
-      <w:proofErr w:type="spellEnd"/>
-      <w:r>
-        <w:t xml:space="preserve">]: </w:t>
-      </w:r>
-      <w:proofErr w:type="spellStart"/>
-      <w:r>
-        <w:t>так</w:t>
-      </w:r>
-      <w:proofErr w:type="spellEnd"/>
-    </w:p>
-    <w:p>
-      <w:pPr>
-        <w:pStyle w:val="a0"/>
-      </w:pPr>
-      <w:proofErr w:type="spellStart"/>
-      <w:r>
-        <w:t>Чи</w:t>
-      </w:r>
-      <w:proofErr w:type="spellEnd"/>
-      <w:r>
-        <w:t xml:space="preserve"> </w:t>
-      </w:r>
-      <w:proofErr w:type="spellStart"/>
-      <w:r>
-        <w:t>завантажилась</w:t>
-      </w:r>
-      <w:proofErr w:type="spellEnd"/>
-      <w:r>
-        <w:t xml:space="preserve"> ОС? [</w:t>
-      </w:r>
-      <w:proofErr w:type="spellStart"/>
-      <w:r>
-        <w:t>так</w:t>
-      </w:r>
-      <w:proofErr w:type="spellEnd"/>
-      <w:r>
-        <w:t>/</w:t>
-      </w:r>
-      <w:proofErr w:type="spellStart"/>
-      <w:r>
-        <w:t>ні</w:t>
-      </w:r>
-      <w:proofErr w:type="spellEnd"/>
-      <w:r>
-        <w:t xml:space="preserve">]: </w:t>
-      </w:r>
-      <w:proofErr w:type="spellStart"/>
-      <w:r>
-        <w:t>ні</w:t>
-      </w:r>
-      <w:proofErr w:type="spellEnd"/>
-    </w:p>
-    <w:p>
-      <w:pPr>
-        <w:pStyle w:val="a0"/>
-      </w:pPr>
-      <w:proofErr w:type="spellStart"/>
-      <w:r>
-        <w:t>Чи</w:t>
-      </w:r>
-      <w:proofErr w:type="spellEnd"/>
-      <w:r>
-        <w:t xml:space="preserve"> </w:t>
-      </w:r>
-      <w:proofErr w:type="spellStart"/>
-      <w:r>
-        <w:t>визначено</w:t>
-      </w:r>
-      <w:proofErr w:type="spellEnd"/>
-      <w:r>
-        <w:t xml:space="preserve"> </w:t>
-      </w:r>
-      <w:proofErr w:type="spellStart"/>
-      <w:r>
-        <w:t>накопичувач</w:t>
-      </w:r>
-      <w:proofErr w:type="spellEnd"/>
-      <w:r>
-        <w:t>? [</w:t>
-      </w:r>
-      <w:proofErr w:type="spellStart"/>
-      <w:r>
-        <w:t>так</w:t>
-      </w:r>
-      <w:proofErr w:type="spellEnd"/>
-      <w:r>
-        <w:t>/</w:t>
-      </w:r>
-      <w:proofErr w:type="spellStart"/>
-      <w:r>
-        <w:t>ні</w:t>
-      </w:r>
-      <w:proofErr w:type="spellEnd"/>
-      <w:r>
-        <w:t xml:space="preserve">]: </w:t>
-      </w:r>
-      <w:proofErr w:type="spellStart"/>
-      <w:r>
-        <w:t>ні</w:t>
-      </w:r>
-      <w:proofErr w:type="spellEnd"/>
-    </w:p>
-    <w:p>
-      <w:pPr>
-        <w:pStyle w:val="a0"/>
-      </w:pPr>
-      <w:proofErr w:type="spellStart"/>
-      <w:r>
-        <w:t>Чи</w:t>
-      </w:r>
-      <w:proofErr w:type="spellEnd"/>
-      <w:r>
-        <w:t xml:space="preserve"> </w:t>
-      </w:r>
-      <w:proofErr w:type="spellStart"/>
-      <w:r>
-        <w:t>доступна</w:t>
-      </w:r>
-      <w:proofErr w:type="spellEnd"/>
-      <w:r>
-        <w:t xml:space="preserve"> </w:t>
-      </w:r>
-      <w:proofErr w:type="spellStart"/>
-      <w:r>
-        <w:t>мережа</w:t>
-      </w:r>
-      <w:proofErr w:type="spellEnd"/>
-      <w:r>
-        <w:t>? [</w:t>
-      </w:r>
-      <w:proofErr w:type="spellStart"/>
-      <w:r>
-        <w:t>так</w:t>
-      </w:r>
-      <w:proofErr w:type="spellEnd"/>
-      <w:r>
-        <w:t>/</w:t>
-      </w:r>
-      <w:proofErr w:type="spellStart"/>
-      <w:r>
-        <w:t>ні</w:t>
-      </w:r>
-      <w:proofErr w:type="spellEnd"/>
-      <w:r>
-        <w:t xml:space="preserve">]: </w:t>
-      </w:r>
-      <w:proofErr w:type="spellStart"/>
-      <w:r>
-        <w:t>так</w:t>
-      </w:r>
-      <w:proofErr w:type="spellEnd"/>
-    </w:p>
-    <w:p>
-      <w:pPr>
-        <w:pStyle w:val="a0"/>
-      </w:pPr>
-      <w:r>
-        <w:t xml:space="preserve"> </w:t>
-      </w:r>
-    </w:p>
-    <w:p>
-      <w:pPr>
-        <w:pStyle w:val="a0"/>
-      </w:pPr>
-      <w:proofErr w:type="spellStart"/>
-      <w:r>
-        <w:t>Результат</w:t>
-      </w:r>
-      <w:proofErr w:type="spellEnd"/>
-      <w:r>
-        <w:t xml:space="preserve"> </w:t>
-      </w:r>
-      <w:proofErr w:type="spellStart"/>
-      <w:r>
-        <w:t>експертизи</w:t>
-      </w:r>
-      <w:proofErr w:type="spellEnd"/>
-      <w:r>
-        <w:t>:</w:t>
-      </w:r>
-    </w:p>
-    <w:p>
-      <w:pPr>
-        <w:pStyle w:val="a0"/>
-      </w:pPr>
-      <w:r>
-        <w:t xml:space="preserve">- </w:t>
-      </w:r>
-      <w:proofErr w:type="spellStart"/>
-      <w:r>
-        <w:t>Проблема</w:t>
-      </w:r>
-      <w:proofErr w:type="spellEnd"/>
-      <w:r>
-        <w:t xml:space="preserve"> </w:t>
-      </w:r>
-      <w:proofErr w:type="spellStart"/>
-      <w:r>
-        <w:t>завантаження</w:t>
-      </w:r>
-      <w:proofErr w:type="spellEnd"/>
-      <w:r>
-        <w:t xml:space="preserve"> ОС</w:t>
-      </w:r>
-    </w:p>
-    <w:p>
-      <w:pPr>
-        <w:pStyle w:val="a0"/>
-      </w:pPr>
-      <w:r>
-        <w:t xml:space="preserve">- </w:t>
-      </w:r>
-      <w:proofErr w:type="spellStart"/>
-      <w:r>
-        <w:t>Проблема</w:t>
-      </w:r>
-      <w:proofErr w:type="spellEnd"/>
-      <w:r>
-        <w:t xml:space="preserve"> </w:t>
-      </w:r>
-      <w:proofErr w:type="spellStart"/>
-      <w:r>
-        <w:t>накопичувача</w:t>
-      </w:r>
-      <w:proofErr w:type="spellEnd"/>
-    </w:p>
-    <w:p>
-      <w:pPr>
-        <w:pStyle w:val="a0"/>
-      </w:pPr>
-      <w:r>
-        <w:t xml:space="preserve"> </w:t>
-      </w:r>
-    </w:p>
-    <w:p>
-      <w:pPr>
-        <w:pStyle w:val="a0"/>
-      </w:pPr>
-      <w:proofErr w:type="spellStart"/>
-      <w:r>
-        <w:t>Ланцюг</w:t>
-      </w:r>
-      <w:proofErr w:type="spellEnd"/>
-      <w:r>
-        <w:t xml:space="preserve"> </w:t>
-      </w:r>
-      <w:proofErr w:type="spellStart"/>
-      <w:r>
-        <w:t>логічних</w:t>
-      </w:r>
-      <w:proofErr w:type="spellEnd"/>
-      <w:r>
-        <w:t xml:space="preserve"> </w:t>
-      </w:r>
-      <w:proofErr w:type="spellStart"/>
-      <w:r>
-        <w:t>висновків</w:t>
-      </w:r>
-      <w:proofErr w:type="spellEnd"/>
-      <w:r>
-        <w:t>:</w:t>
-      </w:r>
-    </w:p>
-    <w:p>
-      <w:pPr>
-        <w:pStyle w:val="a0"/>
-      </w:pPr>
-      <w:r>
-        <w:t xml:space="preserve">R3: </w:t>
-      </w:r>
-      <w:proofErr w:type="spellStart"/>
-      <w:r>
-        <w:t>power_on</w:t>
-      </w:r>
-      <w:proofErr w:type="spellEnd"/>
-      <w:r>
-        <w:t xml:space="preserve">=True, </w:t>
-      </w:r>
-      <w:proofErr w:type="spellStart"/>
-      <w:r>
-        <w:t>fans_spin</w:t>
-      </w:r>
-      <w:proofErr w:type="spellEnd"/>
-      <w:r>
-        <w:t xml:space="preserve">=True -&gt; </w:t>
-      </w:r>
-      <w:proofErr w:type="spellStart"/>
-      <w:r>
-        <w:t>system_started</w:t>
-      </w:r>
-      <w:proofErr w:type="spellEnd"/>
-      <w:r>
-        <w:t>=True</w:t>
-      </w:r>
-    </w:p>
-    <w:p>
-      <w:pPr>
-        <w:pStyle w:val="a0"/>
-      </w:pPr>
-      <w:r>
-        <w:t xml:space="preserve">R5: </w:t>
-      </w:r>
-      <w:proofErr w:type="spellStart"/>
-      <w:r>
-        <w:t>system_started</w:t>
-      </w:r>
-      <w:proofErr w:type="spellEnd"/>
-      <w:r>
-        <w:t xml:space="preserve">=True, </w:t>
-      </w:r>
-      <w:proofErr w:type="spellStart"/>
-      <w:r>
-        <w:t>display_signal</w:t>
-      </w:r>
-      <w:proofErr w:type="spellEnd"/>
-      <w:r>
-        <w:t xml:space="preserve">=True -&gt; </w:t>
-      </w:r>
-      <w:proofErr w:type="spellStart"/>
-      <w:r>
-        <w:t>post_passed</w:t>
-      </w:r>
-      <w:proofErr w:type="spellEnd"/>
-      <w:r>
-        <w:t>=True</w:t>
-      </w:r>
-    </w:p>
-    <w:p>
-      <w:pPr>
-        <w:pStyle w:val="a0"/>
-      </w:pPr>
-      <w:r>
-        <w:t xml:space="preserve">R6: </w:t>
-      </w:r>
-      <w:proofErr w:type="spellStart"/>
-      <w:r>
-        <w:t>post_passed</w:t>
-      </w:r>
-      <w:proofErr w:type="spellEnd"/>
-      <w:r>
-        <w:t xml:space="preserve">=True, </w:t>
-      </w:r>
-      <w:proofErr w:type="spellStart"/>
-      <w:r>
-        <w:t>os_booted</w:t>
-      </w:r>
-      <w:proofErr w:type="spellEnd"/>
-      <w:r>
-        <w:t xml:space="preserve">=False -&gt; </w:t>
-      </w:r>
-      <w:proofErr w:type="spellStart"/>
-      <w:r>
-        <w:t>boot_problem</w:t>
-      </w:r>
-      <w:proofErr w:type="spellEnd"/>
-      <w:r>
-        <w:t>=True</w:t>
-      </w:r>
-    </w:p>
-    <w:p>
-      <w:pPr>
-        <w:pStyle w:val="a0"/>
-      </w:pPr>
-      <w:r>
-        <w:t xml:space="preserve">R7: </w:t>
-      </w:r>
-      <w:proofErr w:type="spellStart"/>
-      <w:r>
-        <w:t>boot_problem</w:t>
-      </w:r>
-      <w:proofErr w:type="spellEnd"/>
-      <w:r>
-        <w:t xml:space="preserve">=True, </w:t>
-      </w:r>
-      <w:proofErr w:type="spellStart"/>
-      <w:r>
-        <w:t>disk_detected</w:t>
-      </w:r>
-      <w:proofErr w:type="spellEnd"/>
-      <w:r>
-        <w:t xml:space="preserve">=False -&gt; </w:t>
-      </w:r>
-      <w:proofErr w:type="spellStart"/>
-      <w:r>
-        <w:t>storage_problem</w:t>
-      </w:r>
-      <w:proofErr w:type="spellEnd"/>
-      <w:r>
-        <w:t>=True</w:t>
+    </w:p>
+    <w:p>
+      <w:pPr>
+        <w:pStyle w:val="a1"/>
+        <w:rPr>
+          <w:lang w:val="uk-UA"/>
+        </w:rPr>
+      </w:pPr>
+      <w:r>
+        <w:rPr>
+          <w:lang w:val="uk-UA"/>
+        </w:rPr>
+        <w:t>Ланцюг логічних висновків:</w:t>
+      </w:r>
+    </w:p>
+    <w:p>
+      <w:pPr>
+        <w:pStyle w:val="a1"/>
+      </w:pPr>
+      <w:r>
+        <w:t>R3: power_on=True, fans_spin=True -&gt; system_started=True</w:t>
+      </w:r>
+    </w:p>
+    <w:p>
+      <w:pPr>
+        <w:pStyle w:val="a1"/>
+      </w:pPr>
+      <w:r>
+        <w:t>R5: system_started=True, display_signal=True -&gt; post_passed=True</w:t>
+      </w:r>
+    </w:p>
+    <w:p>
+      <w:pPr>
+        <w:pStyle w:val="a1"/>
+      </w:pPr>
+      <w:r>
+        <w:t>R6: post_passed=True, os_booted=False -&gt; boot_problem=True</w:t>
+      </w:r>
+    </w:p>
+    <w:p>
+      <w:pPr>
+        <w:pStyle w:val="a1"/>
+      </w:pPr>
+      <w:r>
+        <w:t>R7: boot_problem=True, disk_detected=False -&gt; storage_problem=True</w:t>
       </w:r>
     </w:p>
     <w:p>
@@ -7505,7 +7452,7 @@
           <w:lang w:val="uk-UA"/>
         </w:rPr>
       </w:pPr>
-      <w:bookmarkStart w:id="9" w:name="_Toc242178476"/>
+      <w:bookmarkStart w:id="8" w:name="_Toc243992973"/>
       <w:r>
         <w:rPr>
           <w:lang w:val="uk-UA"/>
@@ -7519,7 +7466,7 @@
         </w:rPr>
         <w:t>результатів</w:t>
       </w:r>
-      <w:bookmarkEnd w:id="9"/>
+      <w:bookmarkEnd w:id="8"/>
     </w:p>
     <w:p>
       <w:pPr>
@@ -7563,15 +7510,15 @@
     </w:p>
     <w:p>
       <w:pPr>
-        <w:pStyle w:val="a7"/>
+        <w:pStyle w:val="a8"/>
         <w:spacing w:after="0"/>
       </w:pPr>
-      <w:bookmarkStart w:id="10" w:name="_Toc242178477"/>
+      <w:bookmarkStart w:id="9" w:name="_Toc243992974"/>
       <w:r>
         <w:lastRenderedPageBreak/>
         <w:t>Висновки</w:t>
       </w:r>
-      <w:bookmarkEnd w:id="10"/>
+      <w:bookmarkEnd w:id="9"/>
     </w:p>
     <w:p>
       <w:pPr>
@@ -7602,25 +7549,27 @@
     </w:p>
     <w:p>
       <w:pPr>
-        <w:pStyle w:val="a7"/>
-      </w:pPr>
-      <w:bookmarkStart w:id="11" w:name="_Toc246321708"/>
-      <w:bookmarkStart w:id="12" w:name="_Toc246321758"/>
-      <w:bookmarkStart w:id="13" w:name="_Toc246322853"/>
-      <w:bookmarkStart w:id="14" w:name="_Toc333773914"/>
-      <w:bookmarkStart w:id="15" w:name="_Toc195981303"/>
-      <w:bookmarkStart w:id="16" w:name="_Toc196031174"/>
+        <w:pStyle w:val="a8"/>
+      </w:pPr>
+      <w:bookmarkStart w:id="10" w:name="_Toc246321708"/>
+      <w:bookmarkStart w:id="11" w:name="_Toc246321758"/>
+      <w:bookmarkStart w:id="12" w:name="_Toc246322853"/>
+      <w:bookmarkStart w:id="13" w:name="_Toc333773914"/>
+      <w:bookmarkStart w:id="14" w:name="_Toc195981303"/>
+      <w:bookmarkStart w:id="15" w:name="_Toc196031174"/>
+      <w:bookmarkStart w:id="16" w:name="_Toc243992975"/>
       <w:r>
         <w:lastRenderedPageBreak/>
         <w:t xml:space="preserve">Список </w:t>
       </w:r>
+      <w:bookmarkEnd w:id="10"/>
       <w:bookmarkEnd w:id="11"/>
       <w:bookmarkEnd w:id="12"/>
       <w:bookmarkEnd w:id="13"/>
+      <w:r>
+        <w:t>джерел інформації</w:t>
+      </w:r>
       <w:bookmarkEnd w:id="14"/>
-      <w:r>
-        <w:t>джерел інформації</w:t>
-      </w:r>
       <w:bookmarkEnd w:id="15"/>
       <w:bookmarkEnd w:id="16"/>
     </w:p>
@@ -7707,74 +7656,705 @@
     </w:p>
     <w:p>
       <w:pPr>
-        <w:pStyle w:val="a"/>
-      </w:pPr>
-      <w:r>
-        <w:t xml:space="preserve">Dell Technologies. Dell Support. URL: </w:t>
-      </w:r>
-      <w:hyperlink r:id="rId14" w:history="1">
-        <w:r>
-          <w:rPr>
-            <w:rStyle w:val="Hyperlink"/>
-          </w:rPr>
-          <w:t>https://www.de</w:t>
-        </w:r>
-        <w:r>
-          <w:rPr>
-            <w:rStyle w:val="Hyperlink"/>
-          </w:rPr>
-          <w:t>ll.com/support/home/</w:t>
-        </w:r>
-      </w:hyperlink>
-      <w:r>
-        <w:t xml:space="preserve"> (дата звернення: 13.10.2026).</w:t>
-      </w:r>
-    </w:p>
-    <w:p>
-      <w:pPr>
-        <w:pStyle w:val="a"/>
-      </w:pPr>
-      <w:r>
-        <w:t xml:space="preserve">HP. HP Support. URL: </w:t>
-      </w:r>
-      <w:hyperlink r:id="rId15" w:history="1">
-        <w:r>
-          <w:rPr>
-            <w:rStyle w:val="Hyperlink"/>
-          </w:rPr>
-          <w:t>https://support.hp.com/</w:t>
-        </w:r>
-      </w:hyperlink>
-      <w:r>
-        <w:t xml:space="preserve"> (дата звернення: 13.10.2026).</w:t>
-      </w:r>
-    </w:p>
-    <w:p>
-      <w:pPr>
-        <w:pStyle w:val="a"/>
-      </w:pPr>
-      <w:r>
-        <w:t xml:space="preserve">Lenovo. Lenovo Support. URL: </w:t>
-      </w:r>
-      <w:hyperlink r:id="rId16" w:history="1">
-        <w:r>
-          <w:rPr>
-            <w:rStyle w:val="Hyperlink"/>
-          </w:rPr>
-          <w:t>https://support.lenovo.com/</w:t>
-        </w:r>
-      </w:hyperlink>
-      <w:r>
-        <w:t xml:space="preserve"> (дата звернення: 13.10.2026).</w:t>
-      </w:r>
-    </w:p>
-    <w:p/>
+        <w:spacing w:after="200" w:line="276" w:lineRule="auto"/>
+        <w:ind w:firstLine="0"/>
+        <w:jc w:val="left"/>
+      </w:pPr>
+      <w:r>
+        <w:br w:type="page"/>
+      </w:r>
+    </w:p>
+    <w:p>
+      <w:pPr>
+        <w:pStyle w:val="a0"/>
+      </w:pPr>
+      <w:r>
+        <w:lastRenderedPageBreak/>
+        <w:br/>
+      </w:r>
+      <w:bookmarkStart w:id="21" w:name="_Toc195981304"/>
+      <w:bookmarkStart w:id="22" w:name="_Toc196031175"/>
+      <w:r>
+        <w:rPr>
+          <w:highlight w:val="magenta"/>
+        </w:rPr>
+        <w:t>Альтернативний Титульний аркуш</w:t>
+      </w:r>
+      <w:bookmarkEnd w:id="21"/>
+      <w:bookmarkEnd w:id="22"/>
+    </w:p>
+    <w:p>
+      <w:pPr>
+        <w:rPr>
+          <w:lang w:val="uk-UA"/>
+        </w:rPr>
+      </w:pPr>
+      <w:r>
+        <w:rPr>
+          <w:lang w:val="uk-UA"/>
+        </w:rPr>
+        <w:t>Титульна сторінка це «обличчя» роботи, яке насамперед бачить викладач або екзаменаційна комісія. Неправильне оформлення може знизити враження навіть від якісного змісту. У цьому матеріалі розглянуто, як правильно оформити титульний аркуш дипломної роботи, яких помилок уникати та як використовувати практичний зразок. Ця інформація допоможе уникнути формальних помилок, заощадити час і вчасно підготувати дипломну роботу до захисту. Титульний аркуш дипломної роботи — перша сторінка академічної праці, що містить основну інформацію про студента, тему роботи, навчальний заклад, наукового керівника та інші необхідні відомості. Він підтверджує авторство та забезпечує оформлення документа відповідно до вимог закладу вищої освіти. Титульна сторінка є важливим елементом роботи, оскільки формує перше враження про студента як автора роботи. Правильно оформлений титульний аркуш свідчить про впорядкованість, відповідальність і серйозний підхід до виконання роботи. Основні вимоги до оформлення титульного аркуша зазвичай визначаються методичними рекомендаціями закладу вищої освіти. Водночас більшість українських університетів використовують подібний перелік обов’язкових елементів. На титульній сторінці зазначають повну офіційну назву закладу вищої освіти, назву факультету або інституту та кафедри, тему дипломної роботи, вид роботи й освітній рівень, ім’я та прізвище здобувача освіти, ім’я та прізвище наукового керівника із зазначенням його наукового ступеня та вченого звання за потреби, місто виконання роботи та рік її захисту. Для забезпечення належного вигляду титульного аркуша необхідно дотримуватися встановлених вимог до шрифту, розміру літер, вирівнювання тексту, міжрядкових інтервалів і розташування інформаційних блоків.</w:t>
+      </w:r>
+    </w:p>
+    <w:p>
+      <w:pPr>
+        <w:spacing w:after="200" w:line="276" w:lineRule="auto"/>
+        <w:ind w:firstLine="0"/>
+        <w:jc w:val="left"/>
+        <w:rPr>
+          <w:lang w:val="uk-UA"/>
+        </w:rPr>
+      </w:pPr>
+      <w:r>
+        <w:rPr>
+          <w:lang w:val="uk-UA"/>
+        </w:rPr>
+        <w:br w:type="page"/>
+      </w:r>
+    </w:p>
+    <w:tbl>
+      <w:tblPr>
+        <w:tblW w:w="10488" w:type="dxa"/>
+        <w:jc w:val="center"/>
+        <w:tblLayout w:type="fixed"/>
+        <w:tblLook w:val="01E0" w:firstRow="1" w:lastRow="1" w:firstColumn="1" w:lastColumn="1" w:noHBand="0" w:noVBand="0"/>
+      </w:tblPr>
+      <w:tblGrid>
+        <w:gridCol w:w="2464"/>
+        <w:gridCol w:w="3381"/>
+        <w:gridCol w:w="540"/>
+        <w:gridCol w:w="164"/>
+        <w:gridCol w:w="1526"/>
+        <w:gridCol w:w="2413"/>
+      </w:tblGrid>
+      <w:tr>
+        <w:trPr>
+          <w:trHeight w:val="701"/>
+          <w:jc w:val="center"/>
+        </w:trPr>
+        <w:tc>
+          <w:tcPr>
+            <w:tcW w:w="10488" w:type="dxa"/>
+            <w:gridSpan w:val="6"/>
+          </w:tcPr>
+          <w:p>
+            <w:pPr>
+              <w:pStyle w:val="af2"/>
+            </w:pPr>
+            <w:r>
+              <w:lastRenderedPageBreak/>
+              <w:br w:type="page"/>
+            </w:r>
+            <w:r>
+              <w:t>МІНІСТЕРСТВО ОСВІТИ І НАУКИ УКРАЇНИ</w:t>
+            </w:r>
+          </w:p>
+        </w:tc>
+      </w:tr>
+      <w:tr>
+        <w:trPr>
+          <w:trHeight w:hRule="exact" w:val="1134"/>
+          <w:jc w:val="center"/>
+        </w:trPr>
+        <w:tc>
+          <w:tcPr>
+            <w:tcW w:w="10488" w:type="dxa"/>
+            <w:gridSpan w:val="6"/>
+            <w:vAlign w:val="center"/>
+          </w:tcPr>
+          <w:p>
+            <w:pPr>
+              <w:pStyle w:val="af2"/>
+            </w:pPr>
+            <w:r>
+              <w:t>НАЦІОНАЛЬНИЙ ТЕХНІЧНИЙ УНІВЕРСИТЕТ</w:t>
+            </w:r>
+            <w:r>
+              <w:br/>
+              <w:t>«</w:t>
+            </w:r>
+            <w:r>
+              <w:t>ХАРКІВСЬКИЙ ПОЛІТЕХНІЧНИЙ ІНСТИТУТ</w:t>
+            </w:r>
+            <w:r>
+              <w:t>»</w:t>
+            </w:r>
+          </w:p>
+        </w:tc>
+      </w:tr>
+      <w:tr>
+        <w:trPr>
+          <w:trHeight w:hRule="exact" w:val="567"/>
+          <w:jc w:val="center"/>
+        </w:trPr>
+        <w:tc>
+          <w:tcPr>
+            <w:tcW w:w="10488" w:type="dxa"/>
+            <w:gridSpan w:val="6"/>
+            <w:vAlign w:val="bottom"/>
+          </w:tcPr>
+          <w:p>
+            <w:pPr>
+              <w:pStyle w:val="af2"/>
+            </w:pPr>
+            <w:r>
+              <w:t>КАФЕДРА</w:t>
+            </w:r>
+            <w:r>
+              <w:t xml:space="preserve"> </w:t>
+            </w:r>
+            <w:r>
+              <w:t>ІНФОРМАЦІЙНИХ СИСТЕМ ТА ТЕХНОЛОГІЙ</w:t>
+            </w:r>
+            <w:r>
+              <w:t xml:space="preserve"> </w:t>
+            </w:r>
+          </w:p>
+        </w:tc>
+      </w:tr>
+      <w:tr>
+        <w:tblPrEx>
+          <w:tblLook w:val="0000" w:firstRow="0" w:lastRow="0" w:firstColumn="0" w:lastColumn="0" w:noHBand="0" w:noVBand="0"/>
+        </w:tblPrEx>
+        <w:trPr>
+          <w:trHeight w:hRule="exact" w:val="510"/>
+          <w:jc w:val="center"/>
+        </w:trPr>
+        <w:tc>
+          <w:tcPr>
+            <w:tcW w:w="6549" w:type="dxa"/>
+            <w:gridSpan w:val="4"/>
+          </w:tcPr>
+          <w:p>
+            <w:pPr>
+              <w:pStyle w:val="af"/>
+            </w:pPr>
+          </w:p>
+        </w:tc>
+        <w:tc>
+          <w:tcPr>
+            <w:tcW w:w="3939" w:type="dxa"/>
+            <w:gridSpan w:val="2"/>
+            <w:vAlign w:val="bottom"/>
+          </w:tcPr>
+          <w:p>
+            <w:pPr>
+              <w:pStyle w:val="af0"/>
+            </w:pPr>
+          </w:p>
+        </w:tc>
+      </w:tr>
+      <w:tr>
+        <w:tblPrEx>
+          <w:tblLook w:val="0000" w:firstRow="0" w:lastRow="0" w:firstColumn="0" w:lastColumn="0" w:noHBand="0" w:noVBand="0"/>
+        </w:tblPrEx>
+        <w:trPr>
+          <w:trHeight w:hRule="exact" w:val="510"/>
+          <w:jc w:val="center"/>
+        </w:trPr>
+        <w:tc>
+          <w:tcPr>
+            <w:tcW w:w="6549" w:type="dxa"/>
+            <w:gridSpan w:val="4"/>
+          </w:tcPr>
+          <w:p>
+            <w:pPr>
+              <w:pStyle w:val="af"/>
+            </w:pPr>
+          </w:p>
+        </w:tc>
+        <w:tc>
+          <w:tcPr>
+            <w:tcW w:w="3939" w:type="dxa"/>
+            <w:gridSpan w:val="2"/>
+            <w:vAlign w:val="bottom"/>
+          </w:tcPr>
+          <w:p>
+            <w:pPr>
+              <w:pStyle w:val="af3"/>
+            </w:pPr>
+          </w:p>
+        </w:tc>
+      </w:tr>
+      <w:tr>
+        <w:trPr>
+          <w:trHeight w:hRule="exact" w:val="1280"/>
+          <w:jc w:val="center"/>
+        </w:trPr>
+        <w:tc>
+          <w:tcPr>
+            <w:tcW w:w="10488" w:type="dxa"/>
+            <w:gridSpan w:val="6"/>
+            <w:vAlign w:val="bottom"/>
+          </w:tcPr>
+          <w:p>
+            <w:pPr>
+              <w:pStyle w:val="af1"/>
+              <w:rPr>
+                <w:b w:val="0"/>
+                <w:bCs/>
+              </w:rPr>
+            </w:pPr>
+            <w:r>
+              <w:rPr>
+                <w:b w:val="0"/>
+                <w:bCs/>
+              </w:rPr>
+              <w:t>ЗВІТ</w:t>
+            </w:r>
+          </w:p>
+        </w:tc>
+      </w:tr>
+      <w:tr>
+        <w:trPr>
+          <w:trHeight w:hRule="exact" w:val="419"/>
+          <w:jc w:val="center"/>
+        </w:trPr>
+        <w:tc>
+          <w:tcPr>
+            <w:tcW w:w="10488" w:type="dxa"/>
+            <w:gridSpan w:val="6"/>
+            <w:vAlign w:val="center"/>
+          </w:tcPr>
+          <w:p>
+            <w:pPr>
+              <w:pStyle w:val="13"/>
+            </w:pPr>
+            <w:r>
+              <w:t>до лабораторної роботи № 1</w:t>
+            </w:r>
+          </w:p>
+        </w:tc>
+      </w:tr>
+      <w:tr>
+        <w:trPr>
+          <w:trHeight w:hRule="exact" w:val="851"/>
+          <w:jc w:val="center"/>
+        </w:trPr>
+        <w:tc>
+          <w:tcPr>
+            <w:tcW w:w="10488" w:type="dxa"/>
+            <w:gridSpan w:val="6"/>
+            <w:vAlign w:val="bottom"/>
+          </w:tcPr>
+          <w:p>
+            <w:pPr>
+              <w:pStyle w:val="af2"/>
+            </w:pPr>
+            <w:r>
+              <w:t>з дисципліни «Основи інформаційних систем та технологій»</w:t>
+            </w:r>
+          </w:p>
+        </w:tc>
+      </w:tr>
+      <w:tr>
+        <w:trPr>
+          <w:trHeight w:hRule="exact" w:val="454"/>
+          <w:jc w:val="center"/>
+        </w:trPr>
+        <w:tc>
+          <w:tcPr>
+            <w:tcW w:w="10488" w:type="dxa"/>
+            <w:gridSpan w:val="6"/>
+            <w:vAlign w:val="bottom"/>
+          </w:tcPr>
+          <w:p>
+            <w:pPr>
+              <w:pStyle w:val="af2"/>
+            </w:pPr>
+            <w:r>
+              <w:t>Розробка елементів експертної системи продукційного типу,</w:t>
+            </w:r>
+          </w:p>
+          <w:p>
+            <w:pPr>
+              <w:pStyle w:val="af2"/>
+            </w:pPr>
+            <w:r>
+              <w:t>яка реалізує пряме виведення</w:t>
+            </w:r>
+          </w:p>
+        </w:tc>
+      </w:tr>
+      <w:tr>
+        <w:trPr>
+          <w:trHeight w:hRule="exact" w:val="454"/>
+          <w:jc w:val="center"/>
+        </w:trPr>
+        <w:tc>
+          <w:tcPr>
+            <w:tcW w:w="10488" w:type="dxa"/>
+            <w:gridSpan w:val="6"/>
+            <w:vAlign w:val="bottom"/>
+          </w:tcPr>
+          <w:p>
+            <w:pPr>
+              <w:pStyle w:val="af2"/>
+            </w:pPr>
+            <w:r>
+              <w:t>яка реалізує пряме виведення</w:t>
+            </w:r>
+          </w:p>
+        </w:tc>
+      </w:tr>
+      <w:tr>
+        <w:trPr>
+          <w:trHeight w:hRule="exact" w:val="1134"/>
+          <w:jc w:val="center"/>
+        </w:trPr>
+        <w:tc>
+          <w:tcPr>
+            <w:tcW w:w="2464" w:type="dxa"/>
+            <w:vAlign w:val="bottom"/>
+          </w:tcPr>
+          <w:p>
+            <w:pPr>
+              <w:pStyle w:val="af0"/>
+            </w:pPr>
+          </w:p>
+        </w:tc>
+        <w:tc>
+          <w:tcPr>
+            <w:tcW w:w="5611" w:type="dxa"/>
+            <w:gridSpan w:val="4"/>
+            <w:vAlign w:val="bottom"/>
+          </w:tcPr>
+          <w:p>
+            <w:pPr>
+              <w:pStyle w:val="13"/>
+            </w:pPr>
+          </w:p>
+        </w:tc>
+        <w:tc>
+          <w:tcPr>
+            <w:tcW w:w="2413" w:type="dxa"/>
+            <w:vAlign w:val="bottom"/>
+          </w:tcPr>
+          <w:p>
+            <w:pPr>
+              <w:pStyle w:val="af0"/>
+            </w:pPr>
+          </w:p>
+        </w:tc>
+      </w:tr>
+      <w:tr>
+        <w:trPr>
+          <w:trHeight w:hRule="exact" w:val="964"/>
+          <w:jc w:val="center"/>
+        </w:trPr>
+        <w:tc>
+          <w:tcPr>
+            <w:tcW w:w="2464" w:type="dxa"/>
+            <w:tcMar>
+              <w:right w:w="28" w:type="dxa"/>
+            </w:tcMar>
+            <w:vAlign w:val="bottom"/>
+          </w:tcPr>
+          <w:p>
+            <w:pPr>
+              <w:pStyle w:val="af0"/>
+            </w:pPr>
+          </w:p>
+        </w:tc>
+        <w:tc>
+          <w:tcPr>
+            <w:tcW w:w="3381" w:type="dxa"/>
+            <w:vAlign w:val="bottom"/>
+          </w:tcPr>
+          <w:p>
+            <w:pPr>
+              <w:pStyle w:val="13"/>
+              <w:rPr>
+                <w:lang w:val="ru-RU"/>
+              </w:rPr>
+            </w:pPr>
+          </w:p>
+        </w:tc>
+        <w:tc>
+          <w:tcPr>
+            <w:tcW w:w="4643" w:type="dxa"/>
+            <w:gridSpan w:val="4"/>
+            <w:vAlign w:val="bottom"/>
+          </w:tcPr>
+          <w:p>
+            <w:pPr>
+              <w:pStyle w:val="af0"/>
+              <w:rPr>
+                <w:lang w:val="ru-RU"/>
+              </w:rPr>
+            </w:pPr>
+            <w:r>
+              <w:t>Виконав</w:t>
+            </w:r>
+            <w:r>
+              <w:rPr>
+                <w:highlight w:val="magenta"/>
+              </w:rPr>
+              <w:t>(</w:t>
+            </w:r>
+            <w:r>
+              <w:rPr>
+                <w:highlight w:val="magenta"/>
+              </w:rPr>
+              <w:t>ла</w:t>
+            </w:r>
+            <w:r>
+              <w:rPr>
+                <w:highlight w:val="magenta"/>
+              </w:rPr>
+              <w:t>)</w:t>
+            </w:r>
+          </w:p>
+        </w:tc>
+      </w:tr>
+      <w:tr>
+        <w:trPr>
+          <w:trHeight w:hRule="exact" w:val="964"/>
+          <w:jc w:val="center"/>
+        </w:trPr>
+        <w:tc>
+          <w:tcPr>
+            <w:tcW w:w="2464" w:type="dxa"/>
+            <w:tcMar>
+              <w:right w:w="28" w:type="dxa"/>
+            </w:tcMar>
+            <w:vAlign w:val="bottom"/>
+          </w:tcPr>
+          <w:p>
+            <w:pPr>
+              <w:pStyle w:val="af0"/>
+            </w:pPr>
+          </w:p>
+        </w:tc>
+        <w:tc>
+          <w:tcPr>
+            <w:tcW w:w="3381" w:type="dxa"/>
+            <w:vAlign w:val="bottom"/>
+          </w:tcPr>
+          <w:p>
+            <w:pPr>
+              <w:pStyle w:val="13"/>
+            </w:pPr>
+          </w:p>
+        </w:tc>
+        <w:tc>
+          <w:tcPr>
+            <w:tcW w:w="540" w:type="dxa"/>
+            <w:vAlign w:val="bottom"/>
+          </w:tcPr>
+          <w:p>
+            <w:pPr>
+              <w:pStyle w:val="af0"/>
+              <w:rPr>
+                <w:highlight w:val="magenta"/>
+              </w:rPr>
+            </w:pPr>
+          </w:p>
+        </w:tc>
+        <w:tc>
+          <w:tcPr>
+            <w:tcW w:w="4103" w:type="dxa"/>
+            <w:gridSpan w:val="3"/>
+            <w:vAlign w:val="bottom"/>
+          </w:tcPr>
+          <w:p>
+            <w:pPr>
+              <w:pStyle w:val="af0"/>
+              <w:rPr>
+                <w:highlight w:val="magenta"/>
+              </w:rPr>
+            </w:pPr>
+            <w:r>
+              <w:rPr>
+                <w:highlight w:val="magenta"/>
+              </w:rPr>
+              <w:t>Прізвище Ім’я По-батькові</w:t>
+            </w:r>
+          </w:p>
+        </w:tc>
+      </w:tr>
+      <w:tr>
+        <w:trPr>
+          <w:trHeight w:hRule="exact" w:val="964"/>
+          <w:jc w:val="center"/>
+        </w:trPr>
+        <w:tc>
+          <w:tcPr>
+            <w:tcW w:w="2464" w:type="dxa"/>
+            <w:vAlign w:val="bottom"/>
+          </w:tcPr>
+          <w:p>
+            <w:pPr>
+              <w:pStyle w:val="af0"/>
+            </w:pPr>
+          </w:p>
+        </w:tc>
+        <w:tc>
+          <w:tcPr>
+            <w:tcW w:w="3381" w:type="dxa"/>
+            <w:vAlign w:val="bottom"/>
+          </w:tcPr>
+          <w:p>
+            <w:pPr>
+              <w:pStyle w:val="13"/>
+              <w:rPr>
+                <w:lang w:val="ru-RU"/>
+              </w:rPr>
+            </w:pPr>
+          </w:p>
+        </w:tc>
+        <w:tc>
+          <w:tcPr>
+            <w:tcW w:w="4643" w:type="dxa"/>
+            <w:gridSpan w:val="4"/>
+            <w:vAlign w:val="bottom"/>
+          </w:tcPr>
+          <w:p>
+            <w:pPr>
+              <w:pStyle w:val="af0"/>
+              <w:rPr>
+                <w:lang w:val="ru-RU"/>
+              </w:rPr>
+            </w:pPr>
+            <w:r>
+              <w:t>Перевірив</w:t>
+            </w:r>
+            <w:r>
+              <w:rPr>
+                <w:highlight w:val="magenta"/>
+              </w:rPr>
+              <w:t>(</w:t>
+            </w:r>
+            <w:r>
+              <w:rPr>
+                <w:highlight w:val="magenta"/>
+              </w:rPr>
+              <w:t>-ла</w:t>
+            </w:r>
+            <w:r>
+              <w:rPr>
+                <w:highlight w:val="magenta"/>
+              </w:rPr>
+              <w:t>)</w:t>
+            </w:r>
+          </w:p>
+        </w:tc>
+      </w:tr>
+      <w:tr>
+        <w:trPr>
+          <w:trHeight w:hRule="exact" w:val="964"/>
+          <w:jc w:val="center"/>
+        </w:trPr>
+        <w:tc>
+          <w:tcPr>
+            <w:tcW w:w="2464" w:type="dxa"/>
+            <w:vAlign w:val="bottom"/>
+          </w:tcPr>
+          <w:p>
+            <w:pPr>
+              <w:pStyle w:val="af0"/>
+            </w:pPr>
+          </w:p>
+        </w:tc>
+        <w:tc>
+          <w:tcPr>
+            <w:tcW w:w="3381" w:type="dxa"/>
+            <w:vAlign w:val="bottom"/>
+          </w:tcPr>
+          <w:p>
+            <w:pPr>
+              <w:pStyle w:val="13"/>
+            </w:pPr>
+          </w:p>
+        </w:tc>
+        <w:tc>
+          <w:tcPr>
+            <w:tcW w:w="540" w:type="dxa"/>
+            <w:vAlign w:val="bottom"/>
+          </w:tcPr>
+          <w:p>
+            <w:pPr>
+              <w:pStyle w:val="af0"/>
+              <w:rPr>
+                <w:highlight w:val="magenta"/>
+              </w:rPr>
+            </w:pPr>
+          </w:p>
+        </w:tc>
+        <w:tc>
+          <w:tcPr>
+            <w:tcW w:w="4103" w:type="dxa"/>
+            <w:gridSpan w:val="3"/>
+            <w:vAlign w:val="bottom"/>
+          </w:tcPr>
+          <w:p>
+            <w:pPr>
+              <w:pStyle w:val="af0"/>
+              <w:rPr>
+                <w:highlight w:val="magenta"/>
+              </w:rPr>
+            </w:pPr>
+            <w:r>
+              <w:rPr>
+                <w:highlight w:val="magenta"/>
+              </w:rPr>
+              <w:t xml:space="preserve">посада </w:t>
+            </w:r>
+            <w:r>
+              <w:rPr>
+                <w:highlight w:val="yellow"/>
+              </w:rPr>
+              <w:t>Прізвище Ім’я По-батькові</w:t>
+            </w:r>
+          </w:p>
+        </w:tc>
+      </w:tr>
+      <w:tr>
+        <w:trPr>
+          <w:trHeight w:hRule="exact" w:val="964"/>
+          <w:jc w:val="center"/>
+        </w:trPr>
+        <w:tc>
+          <w:tcPr>
+            <w:tcW w:w="10488" w:type="dxa"/>
+            <w:gridSpan w:val="6"/>
+            <w:vAlign w:val="bottom"/>
+          </w:tcPr>
+          <w:p>
+            <w:pPr>
+              <w:pStyle w:val="af2"/>
+              <w:rPr>
+                <w:lang w:val="ru-RU"/>
+              </w:rPr>
+            </w:pPr>
+            <w:r>
+              <w:t>Харків 20</w:t>
+            </w:r>
+            <w:r>
+              <w:t>2</w:t>
+            </w:r>
+            <w:r>
+              <w:t>6</w:t>
+            </w:r>
+          </w:p>
+        </w:tc>
+      </w:tr>
+    </w:tbl>
+    <w:p>
+      <w:pPr>
+        <w:rPr>
+          <w:lang w:val="uk-UA"/>
+        </w:rPr>
+      </w:pPr>
+    </w:p>
     <w:sectPr>
-      <w:footerReference w:type="default" r:id="rId17"/>
+      <w:headerReference w:type="default" r:id="rId14"/>
+      <w:footerReference w:type="default" r:id="rId15"/>
       <w:pgSz w:w="12240" w:h="15840"/>
       <w:pgMar w:top="1134" w:right="850" w:bottom="1134" w:left="1417" w:header="720" w:footer="720" w:gutter="0"/>
       <w:cols w:space="720"/>
-      <w:docGrid w:linePitch="360"/>
+      <w:titlePg/>
+      <w:docGrid w:linePitch="381"/>
     </w:sectPr>
   </w:body>
 </w:document>
@@ -7812,24 +8392,6 @@
       <w:pStyle w:val="Footer"/>
       <w:jc w:val="center"/>
     </w:pPr>
-    <w:r>
-      <w:fldChar w:fldCharType="begin"/>
-    </w:r>
-    <w:r>
-      <w:instrText xml:space="preserve"> PAGE </w:instrText>
-    </w:r>
-    <w:r>
-      <w:fldChar w:fldCharType="separate"/>
-    </w:r>
-    <w:r>
-      <w:rPr>
-        <w:noProof/>
-      </w:rPr>
-      <w:t>1</w:t>
-    </w:r>
-    <w:r>
-      <w:fldChar w:fldCharType="end"/>
-    </w:r>
   </w:p>
 </w:ftr>
 </file>
@@ -7857,6 +8419,59 @@
     </w:p>
   </w:footnote>
 </w:footnotes>
+</file>
+
+<file path=word/header1.xml><?xml version="1.0" encoding="utf-8"?>
+<w:hdr xmlns:wpc="http://schemas.microsoft.com/office/word/2010/wordprocessingCanvas" xmlns:cx="http://schemas.microsoft.com/office/drawing/2014/chartex" xmlns:cx1="http://schemas.microsoft.com/office/drawing/2015/9/8/chartex" xmlns:cx2="http://schemas.microsoft.com/office/drawing/2015/10/21/chartex" xmlns:cx3="http://schemas.microsoft.com/office/drawing/2016/5/9/chartex" xmlns:cx4="http://schemas.microsoft.com/office/drawing/2016/5/10/chartex" xmlns:cx5="http://schemas.microsoft.com/office/drawing/2016/5/11/chartex" xmlns:cx6="http://schemas.microsoft.com/office/drawing/2016/5/12/chartex" xmlns:cx7="http://schemas.microsoft.com/office/drawing/2016/5/13/chartex" xmlns:cx8="http://schemas.microsoft.com/office/drawing/2016/5/14/chartex" xmlns:mc="http://schemas.openxmlformats.org/markup-compatibility/2006" xmlns:aink="http://schemas.microsoft.com/office/drawing/2016/ink" xmlns:am3d="http://schemas.microsoft.com/office/drawing/2017/model3d" xmlns:o="urn:schemas-microsoft-com:office:office" xmlns:oel="http://schemas.microsoft.com/office/2019/extlst" xmlns:r="http://schemas.openxmlformats.org/officeDocument/2006/relationships" xmlns:m="http://schemas.openxmlformats.org/officeDocument/2006/math" xmlns:v="urn:schemas-microsoft-com:vml" xmlns:wp14="http://schemas.microsoft.com/office/word/2010/wordprocessingDrawing" xmlns:wp="http://schemas.openxmlformats.org/drawingml/2006/wordprocessingDrawing" xmlns:w10="urn:schemas-microsoft-com:office:word" xmlns:w="http://schemas.openxmlformats.org/wordprocessingml/2006/main" xmlns:w14="http://schemas.microsoft.com/office/word/2010/wordml" xmlns:w15="http://schemas.microsoft.com/office/word/2012/wordml" xmlns:w16cex="http://schemas.microsoft.com/office/word/2018/wordml/cex" xmlns:w16cid="http://schemas.microsoft.com/office/word/2016/wordml/cid" xmlns:w16="http://schemas.microsoft.com/office/word/2018/wordml" xmlns:w16sdtdh="http://schemas.microsoft.com/office/word/2020/wordml/sdtdatahash" xmlns:w16se="http://schemas.microsoft.com/office/word/2015/wordml/symex" xmlns:wpg="http://schemas.microsoft.com/office/word/2010/wordprocessingGroup" xmlns:wpi="http://schemas.microsoft.com/office/word/2010/wordprocessingInk" xmlns:wne="http://schemas.microsoft.com/office/word/2006/wordml" xmlns:wps="http://schemas.microsoft.com/office/word/2010/wordprocessingShape" mc:Ignorable="w14 w15 w16se w16cid w16 w16cex w16sdtdh wp14">
+  <w:sdt>
+    <w:sdtPr>
+      <w:id w:val="-494811299"/>
+      <w:docPartObj>
+        <w:docPartGallery w:val="Page Numbers (Top of Page)"/>
+        <w:docPartUnique/>
+      </w:docPartObj>
+    </w:sdtPr>
+    <w:sdtEndPr>
+      <w:rPr>
+        <w:noProof/>
+      </w:rPr>
+    </w:sdtEndPr>
+    <w:sdtContent>
+      <w:p>
+        <w:pPr>
+          <w:pStyle w:val="Header"/>
+          <w:jc w:val="right"/>
+        </w:pPr>
+        <w:r>
+          <w:fldChar w:fldCharType="begin"/>
+        </w:r>
+        <w:r>
+          <w:instrText xml:space="preserve"> PAGE   \* MERGEFORMAT </w:instrText>
+        </w:r>
+        <w:r>
+          <w:fldChar w:fldCharType="separate"/>
+        </w:r>
+        <w:r>
+          <w:rPr>
+            <w:noProof/>
+          </w:rPr>
+          <w:t>2</w:t>
+        </w:r>
+        <w:r>
+          <w:rPr>
+            <w:noProof/>
+          </w:rPr>
+          <w:fldChar w:fldCharType="end"/>
+        </w:r>
+      </w:p>
+    </w:sdtContent>
+  </w:sdt>
+  <w:p>
+    <w:pPr>
+      <w:pStyle w:val="Header"/>
+    </w:pPr>
+  </w:p>
+</w:hdr>
 </file>
 
 <file path=word/numbering.xml><?xml version="1.0" encoding="utf-8"?>
@@ -8409,7 +9024,7 @@
   <w:abstractNum w:abstractNumId="14" w15:restartNumberingAfterBreak="0">
     <w:nsid w:val="203B377F"/>
     <w:multiLevelType w:val="hybridMultilevel"/>
-    <w:tmpl w:val="F1529FEC"/>
+    <w:tmpl w:val="DC044374"/>
     <w:lvl w:ilvl="0" w:tplc="FFFFFFFF">
       <w:start w:val="1"/>
       <w:numFmt w:val="decimal"/>
@@ -8672,6 +9287,210 @@
     </w:lvl>
   </w:abstractNum>
   <w:abstractNum w:abstractNumId="17" w15:restartNumberingAfterBreak="0">
+    <w:nsid w:val="5A0A0630"/>
+    <w:multiLevelType w:val="hybridMultilevel"/>
+    <w:tmpl w:val="11BEE2EC"/>
+    <w:lvl w:ilvl="0" w:tplc="0409000F">
+      <w:start w:val="1"/>
+      <w:numFmt w:val="decimal"/>
+      <w:lvlText w:val="%1."/>
+      <w:lvlJc w:val="left"/>
+      <w:pPr>
+        <w:ind w:left="1440" w:hanging="360"/>
+      </w:pPr>
+    </w:lvl>
+    <w:lvl w:ilvl="1" w:tplc="04090019" w:tentative="1">
+      <w:start w:val="1"/>
+      <w:numFmt w:val="lowerLetter"/>
+      <w:lvlText w:val="%2."/>
+      <w:lvlJc w:val="left"/>
+      <w:pPr>
+        <w:ind w:left="2160" w:hanging="360"/>
+      </w:pPr>
+    </w:lvl>
+    <w:lvl w:ilvl="2" w:tplc="0409001B" w:tentative="1">
+      <w:start w:val="1"/>
+      <w:numFmt w:val="lowerRoman"/>
+      <w:lvlText w:val="%3."/>
+      <w:lvlJc w:val="right"/>
+      <w:pPr>
+        <w:ind w:left="2880" w:hanging="180"/>
+      </w:pPr>
+    </w:lvl>
+    <w:lvl w:ilvl="3" w:tplc="0409000F" w:tentative="1">
+      <w:start w:val="1"/>
+      <w:numFmt w:val="decimal"/>
+      <w:lvlText w:val="%4."/>
+      <w:lvlJc w:val="left"/>
+      <w:pPr>
+        <w:ind w:left="3600" w:hanging="360"/>
+      </w:pPr>
+    </w:lvl>
+    <w:lvl w:ilvl="4" w:tplc="04090019" w:tentative="1">
+      <w:start w:val="1"/>
+      <w:numFmt w:val="lowerLetter"/>
+      <w:lvlText w:val="%5."/>
+      <w:lvlJc w:val="left"/>
+      <w:pPr>
+        <w:ind w:left="4320" w:hanging="360"/>
+      </w:pPr>
+    </w:lvl>
+    <w:lvl w:ilvl="5" w:tplc="0409001B" w:tentative="1">
+      <w:start w:val="1"/>
+      <w:numFmt w:val="lowerRoman"/>
+      <w:lvlText w:val="%6."/>
+      <w:lvlJc w:val="right"/>
+      <w:pPr>
+        <w:ind w:left="5040" w:hanging="180"/>
+      </w:pPr>
+    </w:lvl>
+    <w:lvl w:ilvl="6" w:tplc="0409000F" w:tentative="1">
+      <w:start w:val="1"/>
+      <w:numFmt w:val="decimal"/>
+      <w:lvlText w:val="%7."/>
+      <w:lvlJc w:val="left"/>
+      <w:pPr>
+        <w:ind w:left="5760" w:hanging="360"/>
+      </w:pPr>
+    </w:lvl>
+    <w:lvl w:ilvl="7" w:tplc="04090019" w:tentative="1">
+      <w:start w:val="1"/>
+      <w:numFmt w:val="lowerLetter"/>
+      <w:lvlText w:val="%8."/>
+      <w:lvlJc w:val="left"/>
+      <w:pPr>
+        <w:ind w:left="6480" w:hanging="360"/>
+      </w:pPr>
+    </w:lvl>
+    <w:lvl w:ilvl="8" w:tplc="0409001B" w:tentative="1">
+      <w:start w:val="1"/>
+      <w:numFmt w:val="lowerRoman"/>
+      <w:lvlText w:val="%9."/>
+      <w:lvlJc w:val="right"/>
+      <w:pPr>
+        <w:ind w:left="7200" w:hanging="180"/>
+      </w:pPr>
+    </w:lvl>
+  </w:abstractNum>
+  <w:abstractNum w:abstractNumId="18" w15:restartNumberingAfterBreak="0">
+    <w:nsid w:val="5A8A2A8F"/>
+    <w:multiLevelType w:val="multilevel"/>
+    <w:tmpl w:val="F4D2D8D8"/>
+    <w:lvl w:ilvl="0">
+      <w:start w:val="1"/>
+      <w:numFmt w:val="russianUpper"/>
+      <w:pStyle w:val="a0"/>
+      <w:suff w:val="nothing"/>
+      <w:lvlText w:val="Додаток %1"/>
+      <w:lvlJc w:val="left"/>
+      <w:pPr>
+        <w:ind w:left="720" w:hanging="363"/>
+      </w:pPr>
+      <w:rPr>
+        <w:rFonts w:ascii="Times New Roman" w:hAnsi="Times New Roman" w:hint="default"/>
+        <w:b/>
+        <w:i w:val="0"/>
+        <w:caps/>
+      </w:rPr>
+    </w:lvl>
+    <w:lvl w:ilvl="1">
+      <w:start w:val="1"/>
+      <w:numFmt w:val="lowerLetter"/>
+      <w:lvlText w:val="%2."/>
+      <w:lvlJc w:val="left"/>
+      <w:pPr>
+        <w:ind w:left="1440" w:hanging="360"/>
+      </w:pPr>
+      <w:rPr>
+        <w:rFonts w:hint="default"/>
+      </w:rPr>
+    </w:lvl>
+    <w:lvl w:ilvl="2">
+      <w:start w:val="1"/>
+      <w:numFmt w:val="lowerRoman"/>
+      <w:lvlText w:val="%3."/>
+      <w:lvlJc w:val="right"/>
+      <w:pPr>
+        <w:ind w:left="2160" w:hanging="180"/>
+      </w:pPr>
+      <w:rPr>
+        <w:rFonts w:hint="default"/>
+      </w:rPr>
+    </w:lvl>
+    <w:lvl w:ilvl="3">
+      <w:start w:val="1"/>
+      <w:numFmt w:val="decimal"/>
+      <w:lvlText w:val="%4."/>
+      <w:lvlJc w:val="left"/>
+      <w:pPr>
+        <w:ind w:left="2880" w:hanging="360"/>
+      </w:pPr>
+      <w:rPr>
+        <w:rFonts w:hint="default"/>
+      </w:rPr>
+    </w:lvl>
+    <w:lvl w:ilvl="4">
+      <w:start w:val="1"/>
+      <w:numFmt w:val="lowerLetter"/>
+      <w:lvlText w:val="%5."/>
+      <w:lvlJc w:val="left"/>
+      <w:pPr>
+        <w:ind w:left="3600" w:hanging="360"/>
+      </w:pPr>
+      <w:rPr>
+        <w:rFonts w:hint="default"/>
+      </w:rPr>
+    </w:lvl>
+    <w:lvl w:ilvl="5">
+      <w:start w:val="1"/>
+      <w:numFmt w:val="lowerRoman"/>
+      <w:lvlText w:val="%6."/>
+      <w:lvlJc w:val="right"/>
+      <w:pPr>
+        <w:ind w:left="4320" w:hanging="180"/>
+      </w:pPr>
+      <w:rPr>
+        <w:rFonts w:hint="default"/>
+      </w:rPr>
+    </w:lvl>
+    <w:lvl w:ilvl="6">
+      <w:start w:val="1"/>
+      <w:numFmt w:val="decimal"/>
+      <w:lvlText w:val="%7."/>
+      <w:lvlJc w:val="left"/>
+      <w:pPr>
+        <w:ind w:left="5040" w:hanging="360"/>
+      </w:pPr>
+      <w:rPr>
+        <w:rFonts w:hint="default"/>
+      </w:rPr>
+    </w:lvl>
+    <w:lvl w:ilvl="7">
+      <w:start w:val="1"/>
+      <w:numFmt w:val="lowerLetter"/>
+      <w:lvlText w:val="%8."/>
+      <w:lvlJc w:val="left"/>
+      <w:pPr>
+        <w:ind w:left="5760" w:hanging="360"/>
+      </w:pPr>
+      <w:rPr>
+        <w:rFonts w:hint="default"/>
+      </w:rPr>
+    </w:lvl>
+    <w:lvl w:ilvl="8">
+      <w:start w:val="1"/>
+      <w:numFmt w:val="lowerRoman"/>
+      <w:lvlText w:val="%9."/>
+      <w:lvlJc w:val="right"/>
+      <w:pPr>
+        <w:ind w:left="6480" w:hanging="180"/>
+      </w:pPr>
+      <w:rPr>
+        <w:rFonts w:hint="default"/>
+      </w:rPr>
+    </w:lvl>
+  </w:abstractNum>
+  <w:abstractNum w:abstractNumId="19" w15:restartNumberingAfterBreak="0">
     <w:nsid w:val="73F55897"/>
     <w:multiLevelType w:val="hybridMultilevel"/>
     <w:tmpl w:val="DA78A5DC"/>
@@ -8757,7 +9576,7 @@
       </w:pPr>
     </w:lvl>
   </w:abstractNum>
-  <w:abstractNum w:abstractNumId="18" w15:restartNumberingAfterBreak="0">
+  <w:abstractNum w:abstractNumId="20" w15:restartNumberingAfterBreak="0">
     <w:nsid w:val="779854AF"/>
     <w:multiLevelType w:val="multilevel"/>
     <w:tmpl w:val="016CDC6C"/>
@@ -8922,7 +9741,7 @@
     <w:abstractNumId w:val="12"/>
   </w:num>
   <w:num w:numId="17" w16cid:durableId="1237083480">
-    <w:abstractNumId w:val="18"/>
+    <w:abstractNumId w:val="20"/>
   </w:num>
   <w:num w:numId="18" w16cid:durableId="607852178">
     <w:abstractNumId w:val="15"/>
@@ -8931,13 +9750,19 @@
     <w:abstractNumId w:val="11"/>
   </w:num>
   <w:num w:numId="20" w16cid:durableId="1423716734">
-    <w:abstractNumId w:val="17"/>
+    <w:abstractNumId w:val="19"/>
   </w:num>
   <w:num w:numId="21" w16cid:durableId="1435396684">
     <w:abstractNumId w:val="10"/>
   </w:num>
   <w:num w:numId="22" w16cid:durableId="1057894942">
     <w:abstractNumId w:val="14"/>
+  </w:num>
+  <w:num w:numId="23" w16cid:durableId="1428304120">
+    <w:abstractNumId w:val="17"/>
+  </w:num>
+  <w:num w:numId="24" w16cid:durableId="1188637892">
+    <w:abstractNumId w:val="18"/>
   </w:num>
 </w:numbering>
 </file>
@@ -9557,7 +10382,6 @@
   <w:style w:type="character" w:default="1" w:styleId="DefaultParagraphFont">
     <w:name w:val="Default Paragraph Font"/>
     <w:uiPriority w:val="1"/>
-    <w:semiHidden/>
     <w:unhideWhenUsed/>
   </w:style>
   <w:style w:type="table" w:default="1" w:styleId="TableNormal">
@@ -20344,7 +21168,7 @@
       <w:sz w:val="16"/>
     </w:rPr>
   </w:style>
-  <w:style w:type="paragraph" w:customStyle="1" w:styleId="a0">
+  <w:style w:type="paragraph" w:customStyle="1" w:styleId="a1">
     <w:name w:val="Текст програми"/>
     <w:autoRedefine/>
     <w:rsid w:val="004D0A0D"/>
@@ -20363,7 +21187,7 @@
       <w:lang w:eastAsia="ru-RU"/>
     </w:rPr>
   </w:style>
-  <w:style w:type="paragraph" w:customStyle="1" w:styleId="a1">
+  <w:style w:type="paragraph" w:customStyle="1" w:styleId="a2">
     <w:name w:val="Рисунок"/>
     <w:next w:val="Normal"/>
     <w:autoRedefine/>
@@ -20382,7 +21206,7 @@
       <w:lang w:val="uk-UA" w:eastAsia="ru-RU"/>
     </w:rPr>
   </w:style>
-  <w:style w:type="paragraph" w:customStyle="1" w:styleId="a2">
+  <w:style w:type="paragraph" w:customStyle="1" w:styleId="a3">
     <w:name w:val="Назва рисунку"/>
     <w:next w:val="Normal"/>
     <w:autoRedefine/>
@@ -20423,7 +21247,7 @@
       <w:u w:val="single"/>
     </w:rPr>
   </w:style>
-  <w:style w:type="paragraph" w:customStyle="1" w:styleId="a3">
+  <w:style w:type="paragraph" w:customStyle="1" w:styleId="a4">
     <w:name w:val="Текст таблиці (за центром)"/>
     <w:basedOn w:val="Normal"/>
     <w:rsid w:val="002A026B"/>
@@ -20438,7 +21262,7 @@
       <w:lang w:val="uk-UA" w:eastAsia="ru-RU"/>
     </w:rPr>
   </w:style>
-  <w:style w:type="paragraph" w:customStyle="1" w:styleId="a4">
+  <w:style w:type="paragraph" w:customStyle="1" w:styleId="a5">
     <w:name w:val="Назва таблиці"/>
     <w:basedOn w:val="Normal"/>
     <w:autoRedefine/>
@@ -20459,7 +21283,7 @@
       <w:lang w:val="uk-UA" w:eastAsia="ru-RU"/>
     </w:rPr>
   </w:style>
-  <w:style w:type="paragraph" w:customStyle="1" w:styleId="a5">
+  <w:style w:type="paragraph" w:customStyle="1" w:styleId="a6">
     <w:name w:val="Текст таблиці (за правим краєм)"/>
     <w:basedOn w:val="Normal"/>
     <w:autoRedefine/>
@@ -20474,7 +21298,7 @@
       <w:lang w:val="uk-UA" w:eastAsia="ru-RU"/>
     </w:rPr>
   </w:style>
-  <w:style w:type="paragraph" w:customStyle="1" w:styleId="a6">
+  <w:style w:type="paragraph" w:customStyle="1" w:styleId="a7">
     <w:name w:val="Текст таблиці (за лівим краєм)"/>
     <w:basedOn w:val="Normal"/>
     <w:autoRedefine/>
@@ -20491,7 +21315,7 @@
       <w:lang w:val="uk-UA" w:eastAsia="ru-RU"/>
     </w:rPr>
   </w:style>
-  <w:style w:type="paragraph" w:customStyle="1" w:styleId="a7">
+  <w:style w:type="paragraph" w:customStyle="1" w:styleId="a8">
     <w:name w:val="Заголовок без номера"/>
     <w:basedOn w:val="Heading1"/>
     <w:rsid w:val="00887D0B"/>
@@ -20518,7 +21342,7 @@
       <w:vertAlign w:val="baseline"/>
     </w:rPr>
   </w:style>
-  <w:style w:type="character" w:customStyle="1" w:styleId="a8">
+  <w:style w:type="character" w:customStyle="1" w:styleId="a9">
     <w:name w:val="Мова англійська"/>
     <w:uiPriority w:val="1"/>
     <w:rsid w:val="00372090"/>
@@ -20545,14 +21369,14 @@
       <w:lang w:val="uk-UA" w:eastAsia="ru-RU"/>
     </w:rPr>
   </w:style>
-  <w:style w:type="character" w:customStyle="1" w:styleId="a9">
+  <w:style w:type="character" w:customStyle="1" w:styleId="aa">
     <w:name w:val="Курсив"/>
     <w:rsid w:val="00372090"/>
     <w:rPr>
       <w:i/>
     </w:rPr>
   </w:style>
-  <w:style w:type="character" w:customStyle="1" w:styleId="aa">
+  <w:style w:type="character" w:customStyle="1" w:styleId="ab">
     <w:name w:val="Курсив (англ)"/>
     <w:rsid w:val="00372090"/>
     <w:rPr>
@@ -20591,7 +21415,7 @@
       <w:u w:val="single"/>
     </w:rPr>
   </w:style>
-  <w:style w:type="paragraph" w:customStyle="1" w:styleId="ab">
+  <w:style w:type="paragraph" w:customStyle="1" w:styleId="ac">
     <w:name w:val="Текст таблиці"/>
     <w:basedOn w:val="Normal"/>
     <w:qFormat/>
@@ -20618,6 +21442,171 @@
       <w:spacing w:after="100"/>
       <w:ind w:left="280"/>
     </w:pPr>
+  </w:style>
+  <w:style w:type="paragraph" w:customStyle="1" w:styleId="ad">
+    <w:name w:val="ТИТУЛ вгорі"/>
+    <w:autoRedefine/>
+    <w:qFormat/>
+    <w:rsid w:val="002A2C1F"/>
+    <w:pPr>
+      <w:jc w:val="center"/>
+    </w:pPr>
+    <w:rPr>
+      <w:rFonts w:ascii="Times New Roman" w:eastAsia="Times New Roman" w:hAnsi="Times New Roman"/>
+      <w:bCs/>
+      <w:sz w:val="32"/>
+      <w:lang w:val="uk-UA"/>
+    </w:rPr>
+  </w:style>
+  <w:style w:type="paragraph" w:customStyle="1" w:styleId="Style1">
+    <w:name w:val="Style1"/>
+    <w:next w:val="ae"/>
+    <w:link w:val="Style1Char"/>
+    <w:qFormat/>
+    <w:rsid w:val="00664D4A"/>
+    <w:pPr>
+      <w:spacing w:after="0" w:line="360" w:lineRule="auto"/>
+      <w:ind w:left="4867" w:firstLine="720"/>
+    </w:pPr>
+    <w:rPr>
+      <w:rFonts w:ascii="Times New Roman" w:hAnsi="Times New Roman"/>
+      <w:sz w:val="28"/>
+      <w:lang w:val="uk-UA" w:eastAsia="ja-JP"/>
+    </w:rPr>
+  </w:style>
+  <w:style w:type="character" w:customStyle="1" w:styleId="Style1Char">
+    <w:name w:val="Style1 Char"/>
+    <w:basedOn w:val="DefaultParagraphFont"/>
+    <w:link w:val="Style1"/>
+    <w:rsid w:val="00664D4A"/>
+    <w:rPr>
+      <w:rFonts w:ascii="Times New Roman" w:hAnsi="Times New Roman"/>
+      <w:sz w:val="28"/>
+      <w:lang w:val="uk-UA" w:eastAsia="ja-JP"/>
+    </w:rPr>
+  </w:style>
+  <w:style w:type="paragraph" w:customStyle="1" w:styleId="ae">
+    <w:name w:val="Стиль для виконвців"/>
+    <w:basedOn w:val="Normal"/>
+    <w:qFormat/>
+    <w:rsid w:val="00664D4A"/>
+    <w:pPr>
+      <w:ind w:left="4860" w:firstLine="0"/>
+      <w:jc w:val="left"/>
+    </w:pPr>
+    <w:rPr>
+      <w:lang w:val="uk-UA"/>
+    </w:rPr>
+  </w:style>
+  <w:style w:type="paragraph" w:customStyle="1" w:styleId="a0">
+    <w:name w:val="Назва додатка"/>
+    <w:basedOn w:val="Normal"/>
+    <w:autoRedefine/>
+    <w:rsid w:val="009C2C29"/>
+    <w:pPr>
+      <w:keepNext/>
+      <w:keepLines/>
+      <w:pageBreakBefore/>
+      <w:numPr>
+        <w:numId w:val="24"/>
+      </w:numPr>
+      <w:spacing w:after="420"/>
+      <w:ind w:left="0" w:firstLine="0"/>
+      <w:jc w:val="center"/>
+      <w:outlineLvl w:val="0"/>
+    </w:pPr>
+    <w:rPr>
+      <w:rFonts w:cs="Times New Roman"/>
+      <w:b/>
+      <w:bCs/>
+      <w:szCs w:val="32"/>
+      <w:lang w:val="uk-UA" w:eastAsia="ru-RU"/>
+    </w:rPr>
+  </w:style>
+  <w:style w:type="paragraph" w:customStyle="1" w:styleId="af">
+    <w:name w:val="Т (за центром великі)"/>
+    <w:rsid w:val="00950C3A"/>
+    <w:pPr>
+      <w:spacing w:after="0" w:line="240" w:lineRule="auto"/>
+      <w:jc w:val="center"/>
+    </w:pPr>
+    <w:rPr>
+      <w:rFonts w:ascii="Times New Roman" w:eastAsia="Times New Roman" w:hAnsi="Times New Roman" w:cs="Times New Roman"/>
+      <w:caps/>
+      <w:sz w:val="28"/>
+      <w:szCs w:val="28"/>
+      <w:lang w:val="uk-UA" w:eastAsia="ru-RU"/>
+    </w:rPr>
+  </w:style>
+  <w:style w:type="paragraph" w:customStyle="1" w:styleId="af0">
+    <w:name w:val="Т (за лівим)"/>
+    <w:rsid w:val="00950C3A"/>
+    <w:pPr>
+      <w:spacing w:after="0" w:line="240" w:lineRule="auto"/>
+    </w:pPr>
+    <w:rPr>
+      <w:rFonts w:ascii="Times New Roman" w:eastAsia="Times New Roman" w:hAnsi="Times New Roman" w:cs="Times New Roman"/>
+      <w:sz w:val="28"/>
+      <w:szCs w:val="28"/>
+      <w:lang w:val="uk-UA" w:eastAsia="ru-RU"/>
+    </w:rPr>
+  </w:style>
+  <w:style w:type="paragraph" w:customStyle="1" w:styleId="af1">
+    <w:name w:val="Т (за центром пж великі)"/>
+    <w:basedOn w:val="af"/>
+    <w:rsid w:val="00950C3A"/>
+    <w:pPr>
+      <w:spacing w:line="360" w:lineRule="auto"/>
+    </w:pPr>
+    <w:rPr>
+      <w:b/>
+    </w:rPr>
+  </w:style>
+  <w:style w:type="paragraph" w:customStyle="1" w:styleId="13">
+    <w:name w:val="Т (за центром 13 пт)"/>
+    <w:basedOn w:val="af0"/>
+    <w:autoRedefine/>
+    <w:rsid w:val="00950C3A"/>
+    <w:pPr>
+      <w:jc w:val="center"/>
+    </w:pPr>
+  </w:style>
+  <w:style w:type="paragraph" w:customStyle="1" w:styleId="af2">
+    <w:name w:val="Т (за центром)"/>
+    <w:basedOn w:val="Normal"/>
+    <w:autoRedefine/>
+    <w:rsid w:val="00950C3A"/>
+    <w:pPr>
+      <w:ind w:firstLine="0"/>
+      <w:jc w:val="center"/>
+    </w:pPr>
+    <w:rPr>
+      <w:rFonts w:cs="Times New Roman"/>
+      <w:szCs w:val="28"/>
+      <w:lang w:val="uk-UA" w:eastAsia="ru-RU"/>
+    </w:rPr>
+  </w:style>
+  <w:style w:type="paragraph" w:customStyle="1" w:styleId="af3">
+    <w:name w:val="Т (за правим)"/>
+    <w:basedOn w:val="af0"/>
+    <w:autoRedefine/>
+    <w:rsid w:val="00950C3A"/>
+    <w:pPr>
+      <w:jc w:val="right"/>
+    </w:pPr>
+  </w:style>
+  <w:style w:type="paragraph" w:customStyle="1" w:styleId="130">
+    <w:name w:val="Т (за лівим 13 пт)"/>
+    <w:rsid w:val="00950C3A"/>
+    <w:pPr>
+      <w:spacing w:after="0" w:line="240" w:lineRule="auto"/>
+    </w:pPr>
+    <w:rPr>
+      <w:rFonts w:ascii="Times New Roman" w:eastAsia="Times New Roman" w:hAnsi="Times New Roman" w:cs="Times New Roman"/>
+      <w:sz w:val="26"/>
+      <w:szCs w:val="28"/>
+      <w:lang w:val="uk-UA" w:eastAsia="ru-RU"/>
+    </w:rPr>
   </w:style>
 </w:styles>
 </file>
